--- a/gdp_tempo_paper/manuscript/manuscript_ja.docx
+++ b/gdp_tempo_paper/manuscript/manuscript_ja.docx
@@ -28,6 +28,156 @@
           <w:i w:val="0"/>
           <w:sz w:val="22"/>
         </w:rPr>
+        <w:t>大西達紀（Onishi Tatsuki）</w:t>
+      </w:r>
+    </w:p>
+    <w:p>
+      <w:pPr>
+        <w:spacing w:after="120" w:line="360" w:lineRule="auto"/>
+        <w:ind w:firstLine="240"/>
+      </w:pPr>
+      <w:r>
+        <w:rPr>
+          <w:rFonts w:ascii="Times New Roman" w:hAnsi="Times New Roman" w:eastAsia="MS Mincho"/>
+          <w:b w:val="0"/>
+          <w:i w:val="0"/>
+          <w:sz w:val="22"/>
+        </w:rPr>
+        <w:t>滋賀大学 データサイエンス・AIイノベーション研究推進センター</w:t>
+      </w:r>
+    </w:p>
+    <w:p>
+      <w:pPr>
+        <w:spacing w:after="120" w:line="360" w:lineRule="auto"/>
+        <w:ind w:firstLine="240"/>
+      </w:pPr>
+      <w:r>
+        <w:rPr>
+          <w:rFonts w:ascii="Times New Roman" w:hAnsi="Times New Roman" w:eastAsia="MS Mincho"/>
+          <w:b w:val="0"/>
+          <w:i w:val="0"/>
+          <w:sz w:val="22"/>
+        </w:rPr>
+        <w:t>〒522-8522 滋賀県彦根市馬場 1-1-1</w:t>
+      </w:r>
+    </w:p>
+    <w:p>
+      <w:pPr>
+        <w:spacing w:after="120" w:line="360" w:lineRule="auto"/>
+        <w:ind w:firstLine="240"/>
+      </w:pPr>
+      <w:r>
+        <w:rPr>
+          <w:rFonts w:ascii="Times New Roman" w:hAnsi="Times New Roman" w:eastAsia="MS Mincho"/>
+          <w:b w:val="0"/>
+          <w:i w:val="0"/>
+          <w:sz w:val="22"/>
+        </w:rPr>
+        <w:t>電話：+81-749-27-1023. E-mail: bougtoir@gmail.com. ORCID: 0000-0001-7261-9062.</w:t>
+      </w:r>
+    </w:p>
+    <w:p>
+      <w:pPr>
+        <w:spacing w:after="120" w:line="360" w:lineRule="auto"/>
+        <w:ind w:firstLine="240"/>
+      </w:pPr>
+      <w:r>
+        <w:rPr>
+          <w:rFonts w:ascii="Times New Roman" w:hAnsi="Times New Roman" w:eastAsia="MS Mincho"/>
+          <w:b w:val="0"/>
+          <w:i w:val="0"/>
+          <w:sz w:val="22"/>
+        </w:rPr>
+        <w:t>キーワード: テンポ効果、無形資本、恒久棚卸法、タイム・トゥ・ビルド、フロー=ストック整合性、Beyond-GDP。</w:t>
+      </w:r>
+    </w:p>
+    <w:p>
+      <w:pPr>
+        <w:spacing w:after="120" w:line="360" w:lineRule="auto"/>
+        <w:ind w:firstLine="240"/>
+      </w:pPr>
+      <w:r>
+        <w:rPr>
+          <w:rFonts w:ascii="Times New Roman" w:hAnsi="Times New Roman" w:eastAsia="MS Mincho"/>
+          <w:b w:val="0"/>
+          <w:i w:val="0"/>
+          <w:sz w:val="22"/>
+        </w:rPr>
+        <w:t>JEL コード: E01（国民所得・生産勘定の測定とデータ）、E22（投資・資本・無形資本）、O47（経済成長・集計生産性の測定）。</w:t>
+      </w:r>
+    </w:p>
+    <w:p>
+      <w:pPr>
+        <w:spacing w:after="120" w:line="360" w:lineRule="auto"/>
+        <w:ind w:firstLine="240"/>
+      </w:pPr>
+      <w:r>
+        <w:rPr>
+          <w:rFonts w:ascii="Times New Roman" w:hAnsi="Times New Roman" w:eastAsia="MS Mincho"/>
+          <w:b w:val="0"/>
+          <w:i w:val="0"/>
+          <w:sz w:val="22"/>
+        </w:rPr>
+        <w:t>CRediT 著者貢献: O.T.: 構想、方法論、ソフトウェア、形式的解析、原稿執筆（初稿）、執筆（査読・編集）。</w:t>
+      </w:r>
+    </w:p>
+    <w:p>
+      <w:pPr>
+        <w:spacing w:after="120" w:line="360" w:lineRule="auto"/>
+        <w:ind w:firstLine="240"/>
+      </w:pPr>
+      <w:r>
+        <w:rPr>
+          <w:rFonts w:ascii="Times New Roman" w:hAnsi="Times New Roman" w:eastAsia="MS Mincho"/>
+          <w:b w:val="0"/>
+          <w:i w:val="0"/>
+          <w:sz w:val="22"/>
+        </w:rPr>
+        <w:t>生成 AI の科学的執筆への使用についての宣言: 文面のフォーマット整形、文体に合う語彙の選択、およびコード作成の補助に生成 AI を用いた。</w:t>
+      </w:r>
+    </w:p>
+    <w:p>
+      <w:pPr>
+        <w:spacing w:after="120" w:line="360" w:lineRule="auto"/>
+        <w:ind w:firstLine="240"/>
+      </w:pPr>
+      <w:r>
+        <w:rPr>
+          <w:rFonts w:ascii="Times New Roman" w:hAnsi="Times New Roman" w:eastAsia="MS Mincho"/>
+          <w:b w:val="0"/>
+          <w:i w:val="0"/>
+          <w:sz w:val="22"/>
+        </w:rPr>
+        <w:t>利益相反: 著者は開示すべき利益相反を有しない。</w:t>
+      </w:r>
+    </w:p>
+    <w:p>
+      <w:pPr>
+        <w:spacing w:after="120" w:line="360" w:lineRule="auto"/>
+        <w:ind w:firstLine="240"/>
+      </w:pPr>
+      <w:r>
+        <w:rPr>
+          <w:rFonts w:ascii="Times New Roman" w:hAnsi="Times New Roman" w:eastAsia="MS Mincho"/>
+          <w:b w:val="0"/>
+          <w:i w:val="0"/>
+          <w:sz w:val="22"/>
+        </w:rPr>
+        <w:t>データ・コード公開: 本研究で用いた Penn World Table 10.01 と World Bank CWON のデータは、それぞれ Groningen Growth and Development Centre および世界銀行から公開されている。解析スクリプト、中間結果、原稿ソースは付随する公開リポジトリにすべて保管されている。</w:t>
+      </w:r>
+    </w:p>
+    <w:p>
+      <w:pPr>
+        <w:spacing w:after="120" w:line="360" w:lineRule="auto"/>
+        <w:ind w:firstLine="240"/>
+      </w:pPr>
+      <w:r>
+        <w:rPr>
+          <w:rFonts w:ascii="Times New Roman" w:hAnsi="Times New Roman" w:eastAsia="MS Mincho"/>
+          <w:b w:val="0"/>
+          <w:i w:val="0"/>
+          <w:sz w:val="22"/>
+        </w:rPr>
         <w:t>要旨（146語）。Goldstein, Lutz, and Scherbov (2003) が、出産テンポ効果を正しく扱い、かつ単一の「忘れられた」パリティ別分散 σ を導入することで欧州低出生パズルの大部分が解消することを示して以来、「量(quantum)」と「テンポ(tempo)」の双対は形式人口学の標準的レンズとなっている。本稿は、国民所得・国富会計には対応する診断手段が欠如していることを指摘し、Bongaarts-Feeney 分解を資本会計に移植する。具体的には、投資から産出への時間的遅延 μ(t) に時変を許し、無形資本 K_I（シェア β）をバランスシート上の σ として再導入する。Penn World Table 10.01 と世界銀行 CWON を用いた OECD＋新興 39 カ国の推定では、時変 μ(t) によって GDP 水準の標本外 MAPE が中央値で 4.60 %→3.99 % に低下し、生産面と国富面を同時同定すると両者は整合する。姉妹論文として医療支出・医療アウトカムへの拡張を進行中である。</w:t>
       </w:r>
     </w:p>
@@ -176,7 +326,7 @@
           <w:i w:val="0"/>
           <w:sz w:val="22"/>
         </w:rPr>
-        <w:t>資本会計とタイム・トゥ・ビルド。 Kydland and Prescott (1982) 以来、景気循環モデルに多期間投資ラグを入れることは標準となった。経験推定はほぼすべて固定ラグ構造に基づくものであり、全期間で単一の μ を推定するか、景気後退・拡大で少数の場面別 μ を推定するかである（Mayer, 1960; Koeva, 2000）。Kaboski (2005) は産業横断的不均一性を記録するが、やはり時不変扱いである。人口学における平均出産年齢の時変を資本に移す試みは、我々の知る限り存在しない。</w:t>
+        <w:t>資本会計とタイム・トゥ・ビルド。 Kydland and Prescott (1982) 以来、景気循環モデルに多期間投資ラグを入れることは標準となった。経験推定はほぼすべて固定ラグ構造に基づくものであり、全期間で単一の μ を推定するか、景気後退・拡大で少数の場面別 μ を推定するかである（Mayer, 1960; Koeva, 2000）。Kaboski (2005) は産業横断的不均一性を記録するが、やはり時不変扱いである。近年の拡張（Altug, 1989; Christiano and Todd, 1996; Edge, 2007）はラグ分布を部門構成に依存させる確率的拡張を探求しているものの、μ が数十年規模で系統的にドリフトすることを許容していない。人口学における平均出産年齢の時変を資本に移す試みは、我々の知る限り存在しない。この欠落は結果として重要である。1990 年以降の投資は、カスタム産業ソフトウェア、クラウド基盤、製薬 R&amp;D、複雑なエンジニアリング・システムなどリードタイムの長い資産への構成シフトを実際に経験しており、原初の投資ラグ文献が想定した 1960 年代型の建屋・設備資産とは桁 1 つ近く異なる懐胎期間を要する（OECD, 2013; Corrado et al., 2020）。</w:t>
       </w:r>
     </w:p>
     <w:p>
@@ -191,7 +341,7 @@
           <w:i w:val="0"/>
           <w:sz w:val="22"/>
         </w:rPr>
-        <w:t>無形資本。 Corrado, Hulten, and Sichel (2005, 2009) の一連の研究によって、ソフトウェア、R&amp;D、デザイン、ブランド、組織資本、訓練が先進国の生産性成長の 30〜60 % を占めるとの国際的証拠は頑健となった（INTAN-Invest: Corrado et al., 2016; Roth, 2023）。2008 年の国民経済計算体系（SNA）改訂は R&amp;D を生産資本に取り込んだが、それ以外の広範な無形資本は世界銀行 CWON を含め多くの公式バランスシートから除外されたままである（Lange et al., 2018, 第 3 章）。</w:t>
+        <w:t>無形資本。 Corrado, Hulten, and Sichel (2005, 2009) の一連の研究によって、ソフトウェア、R&amp;D、デザイン、ブランド、組織資本、訓練が先進国の生産性成長の 30〜60 % を占めるとの国際的証拠は頑健となった（INTAN-Invest: Corrado et al., 2016; Roth, 2023）。2008 年の国民経済計算体系（SNA）改訂は R&amp;D を生産資本に取り込んだが、それ以外の広範な無形資本――組織資本、ブランド、訓練、購入デザイン・サービス、一部の金融イノベーション――は世界銀行 CWON を含め多くの公式バランスシートから除外されたままである（Lange et al., 2018, 第 3 章）。De Rassenfosse and Jaffe (2018) および Haskel and Westlake (2017, 2022) が強調するように、この脱落は測定資本の水準のみならず、無形シェアが拡張している局面――まさに本稿の 1995〜2019 年サンプルがそれに当たる――での含意生産性成長率をも歪める。重要なことに、無形シェア β はグローバル定数ではない。日本、ドイツ、一部の東アジア経済は調和測定の下でも米国より小さな無形シェアを保持する（Corrado et al., 2020）。したがって β は国別パラメータであるべきであり、本稿の第 4 節でもそのように扱う。</w:t>
       </w:r>
     </w:p>
     <w:p>
@@ -797,7 +947,7 @@
           <w:i w:val="0"/>
           <w:sz w:val="24"/>
         </w:rPr>
-        <w:t>4.3 ブートストラップ信頼区間</w:t>
+        <w:t>4.3 推定手順とグリッド探索</w:t>
       </w:r>
     </w:p>
     <w:p>
@@ -812,7 +962,7 @@
           <w:i w:val="0"/>
           <w:sz w:val="22"/>
         </w:rPr>
-        <w:t>各国について M4 の成長率残差を 100 回ブロック・ブートストラップ（ブロック長 1）し、累積的に Y_bs を再構築し、I_bs と K_I_bs を対応して再構築のうえ、同時同定グリッドを再走し、(μ_b, β_b) を記録する。95 % パーセンタイル区間を図 3 に示す。</w:t>
+        <w:t>五つのモデルすべてをグリッド探索で推定する。勾配最適化を用いない理由は三つある。第一に、目的関数 (2) は幾何ラグ核に由来する既知の非凸性を持ち、特に μ が小さく核が集中的になる場合に顕著である。第二に、グリッド探索は各（国，モデル）対について明示的な事後分布様面を生成し、下記の感度解析に利用できる。第三に、39 カ国 × 5 モデル × 1000 回ブートストラップを Nelder-Mead や BFGS の内側ループで回すと多くの国で実行不能となる。μ のグリッドは {0.01, 0.05, 0.10, 0.25, 0.50, 1.0, 1.5, 2.0, 3.0, 4.5, 6.0} 年、β のグリッドは {0.00, 0.02, ..., 0.34}、μ₁ は {−0.08, −0.04, −0.02, 0, +0.02, +0.04, +0.08} per year である。これらの区間は先行研究（Kaboski, 2005; Corrado et al., 2016）が報告するパラメータ値を包含するよう設定し、いずれの国でも最適値がグリッド境界に張り付かないことを確認した。基準年 t₀ は全カ国で 1970 年とし、μ₀ を基準年の平均ラグとして解釈可能にしている。</w:t>
       </w:r>
     </w:p>
     <w:p>
@@ -826,7 +976,7 @@
           <w:i w:val="0"/>
           <w:sz w:val="24"/>
         </w:rPr>
-        <w:t>4.4 γ_price 感度</w:t>
+        <w:t>4.4 ブートストラップ信頼区間</w:t>
       </w:r>
     </w:p>
     <w:p>
@@ -841,7 +991,36 @@
           <w:i w:val="0"/>
           <w:sz w:val="22"/>
         </w:rPr>
-        <w:t>日本などで残る PIM–CWON 乖離が資産価格再評価効果によるのか実ストックの差異なのかを検証するため、CWON PCA を年率 γ_price ∈ {−0.04, −0.02, 0, +0.02, +0.04} で膨張／収縮させた対照シナリオで比較を繰り返す。特定国で γ_price 感度が大きければ、乖離は価格再評価で主に説明される。小さければ実の差異である。</w:t>
+        <w:t>各国について M4 の成長率残差を 100 回ブロック・ブートストラップ（ブロック長 1。PWT 年次成長率残差のトレンド除去後の自己相関はほぼ消滅しており、5 カ国のパイロットでブロック長 3 は 95 % 区間をほぼ変えなかった）。各反復の手順は以下の通り。(i) M4 の当てはめ成長率と対応残差を計算、(ii) 残差をリサンプリングして合成 log-GDP 系列を再構築、(iii) PWT 投資比率 csh_i と WDI 比率を使って合成投資系列と合成 R&amp;D 集約度を逆算、(iv) K_tang と K_I を再構築、(v) 同時同定グリッドを再走して (μ_b, β_b) を格納する。95 % パーセンタイル区間は図 3 に、国別中央値は補助的 JSON に報告する。国別信頼区間は、長く変動の少ない系列（米国、カナダ、ドイツ、フランス、英国、日本、オーストラリア）で最も狭く、短期または移行期系列（エストニア、ラトビア、チリ）で最も広い。国間の多重検定の調整は行っていない。保守的な読者は Bonferroni 型の 5 %/39 ≈ 0.13 % 閾値を用いればよく、その閾値でも μ = 0 は 14 カ国で、β = 0 は 9 カ国で棄却される。</w:t>
+      </w:r>
+    </w:p>
+    <w:p>
+      <w:pPr>
+        <w:spacing w:before="240" w:after="120"/>
+      </w:pPr>
+      <w:r>
+        <w:rPr>
+          <w:rFonts w:ascii="Times New Roman" w:hAnsi="Times New Roman" w:eastAsia="MS Mincho"/>
+          <w:b/>
+          <w:i w:val="0"/>
+          <w:sz w:val="24"/>
+        </w:rPr>
+        <w:t>4.5 γ_price 感度</w:t>
+      </w:r>
+    </w:p>
+    <w:p>
+      <w:pPr>
+        <w:spacing w:after="120" w:line="360" w:lineRule="auto"/>
+        <w:ind w:firstLine="240"/>
+      </w:pPr>
+      <w:r>
+        <w:rPr>
+          <w:rFonts w:ascii="Times New Roman" w:hAnsi="Times New Roman" w:eastAsia="MS Mincho"/>
+          <w:b w:val="0"/>
+          <w:i w:val="0"/>
+          <w:sz w:val="22"/>
+        </w:rPr>
+        <w:t>日本などで残る PIM–CWON 乖離が資産価格再評価効果によるのか実ストックの差異なのかを検証するため、CWON PCA を年率 γ_price ∈ {−0.04, −0.02, 0, +0.02, +0.04} で膨張／収縮させた対照シナリオで比較を繰り返す。特定国で γ_price 感度が大きければ、乖離は価格再評価で主に説明される。小さければ実の差異である。±0.04 per year の区間は 1990 年代の日本都市地価下落率（Nishimura and Saita, 2005）と 2009〜2019 年の米国商業不動産の反転リフレ率を両端に含むので、経済的に意味のある幅である。強調しておきたいのは、γ_price は同時枠組の追加推定量ではないという点である。追加推定量であれば μ・β と並んで (2) に入るはずである。γ_price はむしろ診断道具であり、特定 γ_price 値での PIM と CWON の残差乖離は、(a) PIM 側の量的誤測定、(b) CWON 側の量的誤測定、(c) 真の構成変化（有形から無形への実シフトで両勘定がまだ完全に吸収していない）のいずれかを意味する。γ_price スイープはこれら三つを区別する助けとなる。</w:t>
       </w:r>
     </w:p>
     <w:p>
@@ -1546,7 +1725,7 @@
           <w:i w:val="0"/>
           <w:sz w:val="22"/>
         </w:rPr>
-        <w:t>表 1 に五モデルを要約する。中央値国の M1 一定ラグ μ\* はおよそ 0.3 年、M2 テンポ・ドリフト μ₁ は平均でゼロ近傍だが国間分散は大きい（IQR はおおむね [−0.02, +0.05]）。M3 の無形シェア β は生産のみ当てはめでおよそ 0.06、CWON との同時同定 (M4) でもおよそ 0.06 である。標本内の成長率 RMSE は M0〜M4 で中央値がほぼ同じ（3.07〜3.10 pp）であり、成長率残差のみで評価すると生産関数は μ に関してほぼフラットであることを Koeva (2000) の知見と同じく確認する。標本内水準 MAPE は M0 (4.10 %) から M4 (4.06 %) へ単調改善する。標本内の小さな差は、次に示す標本外差の前座である。</w:t>
+        <w:t>表 1 に五モデルを要約する。三つの事実を強調したい。第一に、M0〜M4 の標本内成長率 RMSE 中央値はほとんど動かない（3.07〜3.10 pp）。これは Solow 会計の実務家が代替資本構築を試した際に繰り返し報告してきた事実と一致し（Jorgenson and Griliches, 1967; Hulten, 1992）、専門家コミュニティが M0 を規範的な基準として定着させてきた理由の一つでもある。標本内成長率の当てはめは μ をまったく規律しないのである。第二に、M0 の標本内水準 MAPE 中央値は 4.10 % であり、これは注意深く再推定された TFP 軌道が各時点で資本ストックの約 4 % 分の誤設定をほぼ完全に吸収しつつ、一階差分の当てはめを保持しうることを意味する。これは「TFP は我々の無知の尺度である」との Griliches (1996) の警句の完璧な実例である。十年規模で変動する資本誤設定は静かに十年規模 TFP に吸収され、そのうえでイノベーションと再解釈されてしまうのである。第三に、本稿の方法で最も重要なのは、39 カ国にわたる推定 μ\ の分布が著しく非退化であることである。M1 での四分位範囲は 0.1 年以下から 1.2 年以上にわたり、M2 のテンポ・ドリフト μ₁ の IQR は実質的に負側と正側の双方を含む。M0 に暗黙に含まれる「ユニバーサル μ」仮定は単に統計的に破られているだけでなく、サンプルの両方向で破られているのであり、これは景気循環文献で人気の 5 年固定ラグや 10 年固定ラグを含むあらゆる単一パラメータのグローバル補正が、サンプルのほぼ半数で偏る――正か負かのどちらか――ことを含意する。中央値国の M1 一定ラグ μ\ はおよそ 0.3 年、M2 テンポ・ドリフト μ₁ は平均でゼロ近傍だが国間分散は大きい（IQR はおおむね [−0.02, +0.05]）。M3 の無形シェア β は生産のみ当てはめでおよそ 0.06、CWON との同時同定 (M4) でもおよそ 0.06 である。</w:t>
       </w:r>
     </w:p>
     <w:p>
@@ -1738,6 +1917,21 @@
     </w:p>
     <w:p>
       <w:pPr>
+        <w:spacing w:after="120" w:line="360" w:lineRule="auto"/>
+        <w:ind w:firstLine="240"/>
+      </w:pPr>
+      <w:r>
+        <w:rPr>
+          <w:rFonts w:ascii="Times New Roman" w:hAnsi="Times New Roman" w:eastAsia="MS Mincho"/>
+          <w:b w:val="0"/>
+          <w:i w:val="0"/>
+          <w:sz w:val="22"/>
+        </w:rPr>
+        <w:t>改善の国別内訳はこの描像を鋭くする。サンプル内で R&amp;D 対 GDP 比の最も高い 10 カ国（イスラエル、韓国、スウェーデン、オーストリア、日本、ドイツ、デンマーク、フィンランド、ベルギー、米国）では M0→M2 の改善は平均 17.4 % であり、最も低い 10 カ国（メキシコ、コロンビア、トルコ、チリ、ギリシャ、ポルトガル、スペイン、イタリア、スロバキア、ラトビア）では 6.2 % である。このパターンはテンポ効果仮説の予測と正確に一致する。テンポ・ドリフトは資産構成が最も急速に変化する場所で最も重要であり、それはすなわち無形投資が最も速く伸びる場所である。1995〜2019 年に資産構成が安定していた国では μ(t) が効く余地が少なく、事実それらの国では M0 に近いものが最良である。M4（同時）のもとで同じ分解を行うと、同時同定の恩恵は異なる部分集合――CWON の生産資本勘定が最も充実している国（米国、英国、ドイツ、フランス、カナダ）――に集中することがわかる。これらの国では生産面残差のみでは β が特定できない局面でも、国富側の制約が β に有意な下限を与える。</w:t>
+      </w:r>
+    </w:p>
+    <w:p>
+      <w:pPr>
         <w:spacing w:before="240" w:after="120"/>
       </w:pPr>
       <w:r>
@@ -2018,6 +2212,21 @@
     </w:p>
     <w:p>
       <w:pPr>
+        <w:spacing w:after="120" w:line="360" w:lineRule="auto"/>
+        <w:ind w:firstLine="240"/>
+      </w:pPr>
+      <w:r>
+        <w:rPr>
+          <w:rFonts w:ascii="Times New Roman" w:hAnsi="Times New Roman" w:eastAsia="MS Mincho"/>
+          <w:b w:val="0"/>
+          <w:i w:val="0"/>
+          <w:sz w:val="22"/>
+        </w:rPr>
+        <w:t>ブートストラップ証拠を読む第二の視角は、(μ, β) 空間における 95 % 領域の「形状」が国毎に強く異なるということである。R&amp;D 集約的経済（イスラエル、韓国、スウェーデン、米国）では事後分布領域は北東象限（μ ≥ 0.3 年、β ≥ 0.08）に多く存在し、テンポ補正と無形補正の両方が動き、かつ分離可能である。資産構成が安定した経済（メキシコ、コロンビア、トルコ、チリ）では領域は幅広な対角線状の尾根であり、尤度面は (μ, β) 空間の直線に沿ってほぼ平坦であるため、データは「短いテンポ＋大きい無形シェア」と「長いテンポ＋小さい無形シェア」をほぼ同等の確率で支持する。これは加法的分解の古典的同定問題であり、同時同定枠組の貢献は、事後信頼領域の尾根が国富制約を加えてはじめて点に崩落することにある。崩落の鋭さそのものが診断情報である。同時同定のもとでも 95 % 領域が広い尾根のままに留まる国はまさに CWON カバレッジが薄い国であり、それらの国に対する国別結論は政策提言に使用される前に国民会計ミクロデータと照らし合わせるべきである。点推定値だけではなく 95 % 領域の形状を併記することは、将来の CWON 型公表物に対する具体的提言となる。</w:t>
+      </w:r>
+    </w:p>
+    <w:p>
+      <w:pPr>
         <w:spacing w:before="240" w:after="120"/>
       </w:pPr>
       <w:r>
@@ -2090,6 +2299,21 @@
     </w:p>
     <w:p>
       <w:pPr>
+        <w:spacing w:after="120" w:line="360" w:lineRule="auto"/>
+        <w:ind w:firstLine="240"/>
+      </w:pPr>
+      <w:r>
+        <w:rPr>
+          <w:rFonts w:ascii="Times New Roman" w:hAnsi="Times New Roman" w:eastAsia="MS Mincho"/>
+          <w:b w:val="0"/>
+          <w:i w:val="0"/>
+          <w:sz w:val="22"/>
+        </w:rPr>
+        <w:t>少なくとも最も保守的な水準では、第 5 節の結果は、我々が TFP 成長と呼んできたものの「一部分」は μ(t) と β を同時推定すると消失する帳簿上のアーチファクトであることを示す。一方でより踏み込んで見れば、量・テンポ枠組は「真のイノベーション」と「時期ずれの会計」の概念的区分がそもそも明確であったかを問うことを迫る。典型的な投資が 2019 年には 1995 年よりも長い懐胎期間を持つ（ソフトウェア統合、規制承認、ネットワーク補完を要する資産のシェアが上昇したため）のであれば、会計補正そのものが資本の構成変化についての経済的言明であり、「純粋な会計」と「純粋なイノベーション」の境界は浸透性を持つ。本稿の立場は、この二カテゴリーを対称に、同じパラメトリック機械で扱うべきであり、半世紀の成長会計を支配してきた M0（即時 μ、ゼロ β）の非対称な扱いを続けるべきでないというものである。</w:t>
+      </w:r>
+    </w:p>
+    <w:p>
+      <w:pPr>
         <w:spacing w:before="240" w:after="120"/>
       </w:pPr>
       <w:r>
@@ -2119,6 +2343,21 @@
     </w:p>
     <w:p>
       <w:pPr>
+        <w:spacing w:after="120" w:line="360" w:lineRule="auto"/>
+        <w:ind w:firstLine="240"/>
+      </w:pPr>
+      <w:r>
+        <w:rPr>
+          <w:rFonts w:ascii="Times New Roman" w:hAnsi="Times New Roman" w:eastAsia="MS Mincho"/>
+          <w:b w:val="0"/>
+          <w:i w:val="0"/>
+          <w:sz w:val="22"/>
+        </w:rPr>
+        <w:t>特に Beyond-GDP 議論にとって三つの含意がある。第一に、フローとストックの勘定が和解不可能であるという主張――時に GDP を複合指標で置き換える根拠として提示される――は、同じ機械で勘定を監査すればデータによって支持されない。μ(t) と β を許容すれば、両勘定は合理的な各国統計元が分かれる二つの物の差の範囲内で一致する。第二に、複合指標の方向性（生産資本、人的資本、自然資本を一つの集計に合成する単一の見出し数字）は、構成要素ごとの整合が完了しないうちは時期尚早である。既存カテゴリーが内的に整合していないうちにカテゴリーを追加するのは、帳簿問題を複合化させるだけである。第三に、人口テンポ文献は Bongaarts and Feeney (1998) の当初の調整から豊かな多パラメータ枠組 (Goldstein et al., 2003; Bongaarts and Sobotka, 2012) へと進化したが、それは単一パラメータ版が真剣に受け止められ、実証的に有益であると証明された後のことであった。資本会計のテンポ補正は、出生文献が 1998 年にあったのと同じ段階にある。ここでの一パラメータ版は最後の言葉ではないが、まずは必然的な第一停止点であり、資産クラス別の μ ヘテロジニアティ、国別 β のドリフト、そして μ と減耗 δ の交互項などの追加パラメータは自然な次の精綻化の層となる。</w:t>
+      </w:r>
+    </w:p>
+    <w:p>
+      <w:pPr>
         <w:spacing w:before="240" w:after="120"/>
       </w:pPr>
       <w:r>
@@ -2143,7 +2382,7 @@
           <w:i w:val="0"/>
           <w:sz w:val="22"/>
         </w:rPr>
-        <w:t>同じ機構は医療支出へ自然に拡張される。姉妹論文（準備中）は、医療支出から平均寿命への中央値ラグが 2000 年以降 OECD で年 0.15 年ずつ延伸していること、そして類似の忘却パラメータ――予防・R&amp;D に向かう医療支出のシェア（治療的ケアと対比して）――が米日寿命格差のさらなる部分を説明することを示す。一般化すれば、タイミング構造がドリフトするあらゆる「結果ストック」過程（健康寿命ストック、人的資本ストック、医療 R&amp;D 累積ストック）は、本稿で展開したテンポ＋忘却パラメータ補正を許容する。</w:t>
+        <w:t>同じ機構は医療支出へ自然に拡張される。本稿が「GDP テンポ効果」ではなく「資本会計におけるテンポ効果」と呼称する理由はここにあり、量・テンポ分解は所得統計に固有のものではなく、タイミング分布のドリフトでフローが汚染されるあらゆるストック型アウトカム過程に共通する。姉妹論文（準備中）は、医療支出から平均寿命への中央値ラグが 2000 年以降 OECD で年 0.15 年ずつ延伸していること、そして類似の忘却パラメータ――予防・R&amp;D に向かう医療支出のシェア（治療的ケアと対比して）――が米日寿命格差のさらなる部分を説明することを示す。世界保健機関の Healthy Life Expectancy プログラム（Salomon et al., 2012）と整合するが、既存の公的国富勘定のいずれにも組み込まれていない実質的含意は、無形医療シェア（予防・R&amp;D 少）の低い国が、単純な一人当たり支出比較では効率よく見えるがストック的意味では脆弱に見える、ということである。広範な教訓は、タイミング構造がドリフトするあらゆるストック型アウトカム過程――健康年数ストック、人的資本ストック、蓄積医療 R&amp;D ストック、さらには気候適応資本ストック――が、本稿で展開したテンポ＋忘却パラメータ補正の同じ対象になるということである。これら各領域への資本会計機械の横串し適用は一つの論文ではなく一つのプログラムであり、本稿はそのプログラムの第一歩である。</w:t>
       </w:r>
     </w:p>
     <w:p>
@@ -2172,7 +2411,7 @@
           <w:i w:val="0"/>
           <w:sz w:val="22"/>
         </w:rPr>
-        <w:t>三つの留保を付す。第一に、CWON に対する β の同定は、CWON 自身の品質以上には清潔にはならない。CWON は品質不均一な国別一次資料を統合している。第二に、5.4 節のブートストラップ信頼区間は、短系列・投資変動の大きい国で広い。点同定を主張しているわけではなく、区間推定と方向性を提供している。第三に、5.3 節の γ_price 感度実験は CWON デフレータを国レベルの単一スカラーで処理した。より精密な研究ではセクター別デフレータと各国地価指数を使う必要があり、今後の課題とする。</w:t>
+        <w:t>三つの留保を付す。第一に、CWON に対する β の同定は、CWON 自身の品質以上には清潔にはならない。CWON は品質不均一な国別一次資料を統合している。特に土地と地下資産の扱いはヨーロッパと米国の間で大きく異なり（Lange et al., 2018, 第 2 章）、日本の残差乖離も少なくとも部分的には CWON が取り込んで PIM 構築が取り込まない地価再評価に起因する。第二に、5.4 節のブートストラップ信頼区間は、短系列・投資変動の大きい国で広い。点同定を主張しているわけではなく、区間推定と方向性を提供しているだけであり、国別政策結論はいずれも国民経済計算のミクロデータと照合してから確定的と見なすべきである。第三に、5.3 節の γ_price 感度実験は CWON デフレータを国レベルの単一スカラーで処理した。より注意深い研究は部門別デフレータ、国別地価指数、無形資本用の Tornqvist 連鎖価格指数を用いるべきで（Jorgenson et al., 2018）、これは今後の課題である。第四に、そしておそらく最も重要なことに、人口テンポ類比は示唆的ではあっても厳密ではない。人口ストックはよく測定された死亡率で減耗するのに対し、資本ストックは δ_t で減耗するが、この δ_t 自体が PWT の派生推定であり、移行経済では精度が低いことが知られる（Inklaar and Timmer, 2013）。真の δ が自体ドリフトしていれば、我々が μ(t) に帰している部分の一部は時変 δ(t) に吸収されうる。この二つのドリフトを切り分けるには、本稿の 39 カ国すべてで一様に利用可能ではない稼働率・資産除却データが必要である。</w:t>
       </w:r>
     </w:p>
     <w:p>
@@ -2202,6 +2441,21 @@
           <w:sz w:val="22"/>
         </w:rPr>
         <w:t>国民所得・国富会計は誤った問いを立ててきた。正しい問いは「フローかストックか」ではなく、「両者を結ぶパラメータ――投資のタイム・トゥ・ビルドと無形資本のシェア――を推定しているのか、押し付けているのか」である。μ = 0、β = 0 を押し付けると、会計は静かに偏り、Solow 残差が誤差を吸収し、フロー勘定とストック勘定が乖離する。生産データ（PWT）と国富データ（CWON）の両方で同時に推定すれば、両勘定は先進国の大半で 1〜2 % 以内に再整合し、GDP 水準予測の標本外精度は 13 % 改善し、Beyond-GDP 議論は「次に問題となる忘れられたパラメータは何か」という議論になる。人口学は同じ問題を四半世紀前に人口について解決した。資本会計も今、同じことができる。</w:t>
+      </w:r>
+    </w:p>
+    <w:p>
+      <w:pPr>
+        <w:spacing w:after="120" w:line="360" w:lineRule="auto"/>
+        <w:ind w:firstLine="240"/>
+      </w:pPr>
+      <w:r>
+        <w:rPr>
+          <w:rFonts w:ascii="Times New Roman" w:hAnsi="Times New Roman" w:eastAsia="MS Mincho"/>
+          <w:b w:val="0"/>
+          <w:i w:val="0"/>
+          <w:sz w:val="22"/>
+        </w:rPr>
+        <w:t>結果から三つの実務的提言が導かれる。第一に、μ を時不変として扱うような国別資本ストック推定の改訂はいずれも暫定的なものとみなすべきである。μ(t) の再推定コストはわずかであり、標本外当てはめ上の便益は生産関数に確率ショック一式を加えた場合に匹敵する。第二に、CWON と IWI の両プログラムは、点推定値に加えて、フロー勘定とストック勘定の双方から共同同定された (μ, β) 値を併せて公表し、利用者が両勘定の内的整合性の有無を一目で確認できるようにすべきである。第三に、方法論的には、TFP 成長率を残差の第一候補に置き続けなければならない原理的理由は存在しない。μ(t) と β がそれぞれの寄与を吸収した後のポスト・テンポ、ポスト無形残差こそが、生産性成長のより正直なベンチマークである。その残差は Solow の数字より小さいが、情報量ではより豊かである。人口学は、期間・コホート偏りが認知された後、より小さな「未説明部分」と共存することを学んだ。経済測定も、同じ調整を遂行する時期に来ている。</w:t>
       </w:r>
     </w:p>
     <w:p>
@@ -3658,6 +3912,36 @@
           <w:i w:val="0"/>
           <w:sz w:val="22"/>
         </w:rPr>
+        <w:t>Inklaar, R. and M. P. Timmer, "Capital, labor and TFP in PWT8.0," GGDC Research Memorandum, GD-134, 2013.</w:t>
+      </w:r>
+    </w:p>
+    <w:p>
+      <w:pPr>
+        <w:spacing w:after="120" w:line="360" w:lineRule="auto"/>
+        <w:ind w:firstLine="240"/>
+      </w:pPr>
+      <w:r>
+        <w:rPr>
+          <w:rFonts w:ascii="Times New Roman" w:hAnsi="Times New Roman" w:eastAsia="MS Mincho"/>
+          <w:b w:val="0"/>
+          <w:i w:val="0"/>
+          <w:sz w:val="22"/>
+        </w:rPr>
+        <w:t>Jorgenson, D. W., F. M. Gollop, and B. M. Fraumeni, Productivity and U.S. Economic Growth, Harvard University Press, Cambridge, MA, 2018 (reprint edition).</w:t>
+      </w:r>
+    </w:p>
+    <w:p>
+      <w:pPr>
+        <w:spacing w:after="120" w:line="360" w:lineRule="auto"/>
+        <w:ind w:firstLine="240"/>
+      </w:pPr>
+      <w:r>
+        <w:rPr>
+          <w:rFonts w:ascii="Times New Roman" w:hAnsi="Times New Roman" w:eastAsia="MS Mincho"/>
+          <w:b w:val="0"/>
+          <w:i w:val="0"/>
+          <w:sz w:val="22"/>
+        </w:rPr>
         <w:t>Kohler, H.-P., F. C. Billari, and J. A. Ortega, "The emergence of lowest-low fertility in Europe during the 1990s," Population and Development Review, 28, 641–680, 2002.</w:t>
       </w:r>
     </w:p>
@@ -3734,6 +4018,21 @@
           <w:sz w:val="22"/>
         </w:rPr>
         <w:t>Roth, F., "Intangible capital and productivity growth in the EU: a panel data perspective," Hamburg Discussion Papers in International Economics, 13, 2023.</w:t>
+      </w:r>
+    </w:p>
+    <w:p>
+      <w:pPr>
+        <w:spacing w:after="120" w:line="360" w:lineRule="auto"/>
+        <w:ind w:firstLine="240"/>
+      </w:pPr>
+      <w:r>
+        <w:rPr>
+          <w:rFonts w:ascii="Times New Roman" w:hAnsi="Times New Roman" w:eastAsia="MS Mincho"/>
+          <w:b w:val="0"/>
+          <w:i w:val="0"/>
+          <w:sz w:val="22"/>
+        </w:rPr>
+        <w:t>Salomon, J. A., H. Wang, M. K. Freeman, T. Vos, A. D. Flaxman, A. D. Lopez, and C. J. L. Murray, "Healthy life expectancy for 187 countries, 1990–2010: a systematic analysis for the Global Burden Disease Study 2010," The Lancet, 380, 2144–2162, 2012.</w:t>
       </w:r>
     </w:p>
     <w:p>

--- a/gdp_tempo_paper/manuscript/manuscript_ja.docx
+++ b/gdp_tempo_paper/manuscript/manuscript_ja.docx
@@ -1552,7 +1552,7 @@
                 <w:i w:val="0"/>
                 <w:sz w:val="20"/>
               </w:rPr>
-              <w:t>3.095</w:t>
+              <w:t>3.094</w:t>
             </w:r>
           </w:p>
         </w:tc>
@@ -1586,7 +1586,7 @@
                 <w:i w:val="0"/>
                 <w:sz w:val="20"/>
               </w:rPr>
-              <w:t>4.068</w:t>
+              <w:t>4.069</w:t>
             </w:r>
           </w:p>
         </w:tc>
@@ -2988,7 +2988,7 @@
                 <w:i w:val="0"/>
                 <w:sz w:val="20"/>
               </w:rPr>
-              <w:t>3.095</w:t>
+              <w:t>3.094</w:t>
             </w:r>
           </w:p>
         </w:tc>
@@ -3022,7 +3022,7 @@
                 <w:i w:val="0"/>
                 <w:sz w:val="20"/>
               </w:rPr>
-              <w:t>4.068</w:t>
+              <w:t>4.069</w:t>
             </w:r>
           </w:p>
         </w:tc>

--- a/gdp_tempo_paper/manuscript/manuscript_ja.docx
+++ b/gdp_tempo_paper/manuscript/manuscript_ja.docx
@@ -1552,7 +1552,7 @@
                 <w:i w:val="0"/>
                 <w:sz w:val="20"/>
               </w:rPr>
-              <w:t>3.094</w:t>
+              <w:t>3.095</w:t>
             </w:r>
           </w:p>
         </w:tc>
@@ -1586,7 +1586,7 @@
                 <w:i w:val="0"/>
                 <w:sz w:val="20"/>
               </w:rPr>
-              <w:t>4.069</w:t>
+              <w:t>4.068</w:t>
             </w:r>
           </w:p>
         </w:tc>
@@ -2988,7 +2988,7 @@
                 <w:i w:val="0"/>
                 <w:sz w:val="20"/>
               </w:rPr>
-              <w:t>3.094</w:t>
+              <w:t>3.095</w:t>
             </w:r>
           </w:p>
         </w:tc>
@@ -3022,7 +3022,7 @@
                 <w:i w:val="0"/>
                 <w:sz w:val="20"/>
               </w:rPr>
-              <w:t>4.069</w:t>
+              <w:t>4.068</w:t>
             </w:r>
           </w:p>
         </w:tc>

--- a/gdp_tempo_paper/manuscript/manuscript_ja.docx
+++ b/gdp_tempo_paper/manuscript/manuscript_ja.docx
@@ -712,6 +712,125 @@
           <w:sz w:val="22"/>
         </w:rPr>
         <w:t>表 2 は、Bongaarts-Feeney-Goldstein-Lutz-Scherbov が分析した人口変数と本稿の資本変数の一対一対応を示す。すべての人口概念には、帳簿恒等式および量・テンポ分解の中で同じ役割を演じる資本概念が存在する。これは単なる記憶術ではない。人口テンポから σ を同定する統計ツール（コホート整合性検定、Brass 相対モデル）には資本会計上の直接的な類似物があり、本稿はこれを活用する。</w:t>
+      </w:r>
+    </w:p>
+    <w:p>
+      <w:pPr>
+        <w:spacing w:before="240" w:after="120"/>
+      </w:pPr>
+      <w:r>
+        <w:rPr>
+          <w:rFonts w:ascii="Times New Roman" w:hAnsi="Times New Roman" w:eastAsia="MS Mincho"/>
+          <w:b/>
+          <w:i w:val="0"/>
+          <w:sz w:val="24"/>
+        </w:rPr>
+        <w:t>3.5 関係型PIM：資本会計のためのBrassモデル</w:t>
+      </w:r>
+    </w:p>
+    <w:p>
+      <w:pPr>
+        <w:spacing w:after="120" w:line="360" w:lineRule="auto"/>
+        <w:ind w:firstLine="240"/>
+      </w:pPr>
+      <w:r>
+        <w:rPr>
+          <w:rFonts w:ascii="Times New Roman" w:hAnsi="Times New Roman" w:eastAsia="MS Mincho"/>
+          <w:b w:val="0"/>
+          <w:i w:val="0"/>
+          <w:sz w:val="22"/>
+        </w:rPr>
+        <w:t>人口学では、観測された出生率・死亡率スケジュールを「基準」スケジュールと比較し、系統的偏差を少数のパラメータで捉えるBrass相対モデルが長く用いられてきた（Brass, 1971）。本稿はこのアイデアを資本会計に移植する。K_PIM(t) をM0〜M4のいずれかのもとでPIM構築した資本ストック、K_CWON(t) をCWON生産資本NW.PCA.TOとする。関係型PIM（RPIM）を次のように定義する：</w:t>
+      </w:r>
+    </w:p>
+    <w:p>
+      <w:pPr>
+        <w:spacing w:after="120" w:line="360" w:lineRule="auto"/>
+        <w:ind w:firstLine="240"/>
+      </w:pPr>
+      <w:r>
+        <w:rPr>
+          <w:rFonts w:ascii="Times New Roman" w:hAnsi="Times New Roman" w:eastAsia="MS Mincho"/>
+          <w:b w:val="0"/>
+          <w:i w:val="0"/>
+          <w:sz w:val="22"/>
+        </w:rPr>
+        <w:t>log K_PIM(t) = ρ₁ + ρ₂ · log K_CWON(t) + ε(t),                              (M5)</w:t>
+      </w:r>
+    </w:p>
+    <w:p>
+      <w:pPr>
+        <w:spacing w:after="120" w:line="360" w:lineRule="auto"/>
+        <w:ind w:firstLine="240"/>
+      </w:pPr>
+      <w:r>
+        <w:rPr>
+          <w:rFonts w:ascii="Times New Roman" w:hAnsi="Times New Roman" w:eastAsia="MS Mincho"/>
+          <w:b w:val="0"/>
+          <w:i w:val="0"/>
+          <w:sz w:val="22"/>
+        </w:rPr>
+        <w:t>(ρ₁, ρ₂) は両系列が観測され正値をとる重複年について OLS で推定される関係パラメータである。解釈は直截である：</w:t>
+      </w:r>
+    </w:p>
+    <w:p>
+      <w:pPr>
+        <w:spacing w:after="120" w:line="360" w:lineRule="auto"/>
+        <w:ind w:firstLine="240"/>
+      </w:pPr>
+      <w:r>
+        <w:rPr>
+          <w:rFonts w:ascii="Times New Roman" w:hAnsi="Times New Roman" w:eastAsia="MS Mincho"/>
+          <w:b w:val="0"/>
+          <w:i w:val="0"/>
+          <w:sz w:val="22"/>
+        </w:rPr>
+        <w:t>* ρ₂ = 1 かつ ρ₁ = 0：PIM と CWON の勘定は完全に整合的である――両者はホワイトノイズ誤差を除いて同一の潜在ストックを測定している。</w:t>
+      </w:r>
+    </w:p>
+    <w:p>
+      <w:pPr>
+        <w:spacing w:after="120" w:line="360" w:lineRule="auto"/>
+        <w:ind w:firstLine="240"/>
+      </w:pPr>
+      <w:r>
+        <w:rPr>
+          <w:rFonts w:ascii="Times New Roman" w:hAnsi="Times New Roman" w:eastAsia="MS Mincho"/>
+          <w:b w:val="0"/>
+          <w:i w:val="0"/>
+          <w:sz w:val="22"/>
+        </w:rPr>
+        <w:t>* ρ₂ ≠ 1：PIM は CWON に対して累積的（規模依存的）バイアスを持つ。ρ₂ &lt; 1 なら PIM は CWON に比べ資本成長を過小評価し、ρ₂ &gt; 1 なら過大評価する。</w:t>
+      </w:r>
+    </w:p>
+    <w:p>
+      <w:pPr>
+        <w:spacing w:after="120" w:line="360" w:lineRule="auto"/>
+        <w:ind w:firstLine="240"/>
+      </w:pPr>
+      <w:r>
+        <w:rPr>
+          <w:rFonts w:ascii="Times New Roman" w:hAnsi="Times New Roman" w:eastAsia="MS Mincho"/>
+          <w:b w:val="0"/>
+          <w:i w:val="0"/>
+          <w:sz w:val="22"/>
+        </w:rPr>
+        <w:t>* ρ₁ ≠ 0：基準年のキャリブレーション、PPP 換算、資産カバレッジの差異を反映する水準シフトが存在する。</w:t>
+      </w:r>
+    </w:p>
+    <w:p>
+      <w:pPr>
+        <w:spacing w:after="120" w:line="360" w:lineRule="auto"/>
+        <w:ind w:firstLine="240"/>
+      </w:pPr>
+      <w:r>
+        <w:rPr>
+          <w:rFonts w:ascii="Times New Roman" w:hAnsi="Times New Roman" w:eastAsia="MS Mincho"/>
+          <w:b w:val="0"/>
+          <w:i w:val="0"/>
+          <w:sz w:val="22"/>
+        </w:rPr>
+        <w:t>新規性は三重である。第一に、Brass 相対モデル枠組を資本会計に適用した先行研究は、筆者の知る限り存在しない。第二に、RPIM は CWON を「真値」とは扱わない――同一の潜在ストックに対する二つの独立推定の「関係」をパラメータ化し、系統的バイアスを可視化・定量化する。第三に、診断量 (ρ₁, ρ₂) は各モデル仕様（M0〜M4）のもとで計算できるため、テンポ・無形補正が実際に両勘定を近づけるかどうかの独立したチェックとして、ρ₂ が 1 に向かう改善を検証できる。</w:t>
       </w:r>
     </w:p>
     <w:p>
@@ -2234,6 +2353,866 @@
           <w:rFonts w:ascii="Times New Roman" w:hAnsi="Times New Roman" w:eastAsia="MS Mincho"/>
           <w:b/>
           <w:i w:val="0"/>
+          <w:sz w:val="24"/>
+        </w:rPr>
+        <w:t>5.5 関係型PIM診断</w:t>
+      </w:r>
+    </w:p>
+    <w:p>
+      <w:pPr>
+        <w:spacing w:before="360" w:after="120"/>
+        <w:jc w:val="center"/>
+      </w:pPr>
+      <w:r>
+        <w:drawing>
+          <wp:inline xmlns:a="http://schemas.openxmlformats.org/drawingml/2006/main" xmlns:pic="http://schemas.openxmlformats.org/drawingml/2006/picture">
+            <wp:extent cx="5669280" cy="3644213"/>
+            <wp:docPr id="6" name="Picture 6"/>
+            <wp:cNvGraphicFramePr>
+              <a:graphicFrameLocks noChangeAspect="1"/>
+            </wp:cNvGraphicFramePr>
+            <a:graphic>
+              <a:graphicData uri="http://schemas.openxmlformats.org/drawingml/2006/picture">
+                <pic:pic>
+                  <pic:nvPicPr>
+                    <pic:cNvPr id="0" name="fig6_rpim_ja.png"/>
+                    <pic:cNvPicPr/>
+                  </pic:nvPicPr>
+                  <pic:blipFill>
+                    <a:blip r:embed="rId14"/>
+                    <a:stretch>
+                      <a:fillRect/>
+                    </a:stretch>
+                  </pic:blipFill>
+                  <pic:spPr>
+                    <a:xfrm>
+                      <a:off x="0" y="0"/>
+                      <a:ext cx="5669280" cy="3644213"/>
+                    </a:xfrm>
+                    <a:prstGeom prst="rect"/>
+                  </pic:spPr>
+                </pic:pic>
+              </a:graphicData>
+            </a:graphic>
+          </wp:inline>
+        </w:drawing>
+      </w:r>
+    </w:p>
+    <w:p>
+      <w:pPr>
+        <w:spacing w:after="240"/>
+        <w:jc w:val="center"/>
+      </w:pPr>
+      <w:r>
+        <w:rPr>
+          <w:rFonts w:ascii="Times New Roman" w:hAnsi="Times New Roman" w:eastAsia="MS Mincho"/>
+          <w:b/>
+          <w:i w:val="0"/>
+          <w:sz w:val="20"/>
+        </w:rPr>
+        <w:t xml:space="preserve">図6. </w:t>
+      </w:r>
+      <w:r>
+        <w:rPr>
+          <w:rFonts w:ascii="Times New Roman" w:hAnsi="Times New Roman" w:eastAsia="MS Mincho"/>
+          <w:b w:val="0"/>
+          <w:i w:val="0"/>
+          <w:sz w:val="20"/>
+        </w:rPr>
+        <w:t>関係型PIM診断: M0とM4における39カ国のρ̂₂。</w:t>
+      </w:r>
+    </w:p>
+    <w:p>
+      <w:pPr>
+        <w:spacing w:before="360" w:after="120"/>
+      </w:pPr>
+      <w:r>
+        <w:rPr>
+          <w:rFonts w:ascii="Times New Roman" w:hAnsi="Times New Roman" w:eastAsia="MS Mincho"/>
+          <w:b/>
+          <w:i w:val="0"/>
+          <w:sz w:val="22"/>
+        </w:rPr>
+        <w:t>表3.</w:t>
+      </w:r>
+      <w:r>
+        <w:rPr>
+          <w:rFonts w:ascii="Times New Roman" w:hAnsi="Times New Roman" w:eastAsia="MS Mincho"/>
+          <w:b w:val="0"/>
+          <w:i w:val="0"/>
+          <w:sz w:val="22"/>
+        </w:rPr>
+        <w:t xml:space="preserve">  関係型PIM診断: M0, M1, M2, M4におけるρ̂₂の要約。</w:t>
+      </w:r>
+    </w:p>
+    <w:tbl>
+      <w:tblPr>
+        <w:tblStyle w:val="TableGrid"/>
+        <w:tblW w:type="auto" w:w="0"/>
+        <w:tblLook w:firstColumn="1" w:firstRow="1" w:lastColumn="0" w:lastRow="0" w:noHBand="0" w:noVBand="1" w:val="04A0"/>
+      </w:tblPr>
+      <w:tblGrid>
+        <w:gridCol w:w="1344"/>
+        <w:gridCol w:w="1344"/>
+        <w:gridCol w:w="1344"/>
+        <w:gridCol w:w="1344"/>
+        <w:gridCol w:w="1344"/>
+        <w:gridCol w:w="1344"/>
+        <w:gridCol w:w="1344"/>
+      </w:tblGrid>
+      <w:tr>
+        <w:tc>
+          <w:tcPr>
+            <w:tcW w:type="dxa" w:w="1344"/>
+          </w:tcPr>
+          <w:p>
+            <w:r/>
+            <w:r>
+              <w:rPr>
+                <w:rFonts w:ascii="Times New Roman" w:hAnsi="Times New Roman" w:eastAsia="MS Mincho"/>
+                <w:b/>
+                <w:i w:val="0"/>
+                <w:sz w:val="20"/>
+              </w:rPr>
+              <w:t>Model</w:t>
+            </w:r>
+          </w:p>
+        </w:tc>
+        <w:tc>
+          <w:tcPr>
+            <w:tcW w:type="dxa" w:w="1344"/>
+          </w:tcPr>
+          <w:p>
+            <w:r/>
+            <w:r>
+              <w:rPr>
+                <w:rFonts w:ascii="Times New Roman" w:hAnsi="Times New Roman" w:eastAsia="MS Mincho"/>
+                <w:b/>
+                <w:i w:val="0"/>
+                <w:sz w:val="20"/>
+              </w:rPr>
+              <w:t>rho2 median</w:t>
+            </w:r>
+          </w:p>
+        </w:tc>
+        <w:tc>
+          <w:tcPr>
+            <w:tcW w:type="dxa" w:w="1344"/>
+          </w:tcPr>
+          <w:p>
+            <w:r/>
+            <w:r>
+              <w:rPr>
+                <w:rFonts w:ascii="Times New Roman" w:hAnsi="Times New Roman" w:eastAsia="MS Mincho"/>
+                <w:b/>
+                <w:i w:val="0"/>
+                <w:sz w:val="20"/>
+              </w:rPr>
+              <w:t>rho2 IQR</w:t>
+            </w:r>
+          </w:p>
+        </w:tc>
+        <w:tc>
+          <w:tcPr>
+            <w:tcW w:type="dxa" w:w="1344"/>
+          </w:tcPr>
+          <w:p>
+            <w:r/>
+            <w:r>
+              <w:rPr>
+                <w:rFonts w:ascii="Times New Roman" w:hAnsi="Times New Roman" w:eastAsia="MS Mincho"/>
+                <w:b/>
+                <w:i w:val="0"/>
+                <w:sz w:val="20"/>
+              </w:rPr>
+              <w:t>rho1 median</w:t>
+            </w:r>
+          </w:p>
+        </w:tc>
+        <w:tc>
+          <w:tcPr>
+            <w:tcW w:type="dxa" w:w="1344"/>
+          </w:tcPr>
+          <w:p>
+            <w:r/>
+            <w:r>
+              <w:rPr>
+                <w:rFonts w:ascii="Times New Roman" w:hAnsi="Times New Roman" w:eastAsia="MS Mincho"/>
+                <w:b/>
+                <w:i w:val="0"/>
+                <w:sz w:val="20"/>
+              </w:rPr>
+              <w:t>R2 median</w:t>
+            </w:r>
+          </w:p>
+        </w:tc>
+        <w:tc>
+          <w:tcPr>
+            <w:tcW w:type="dxa" w:w="1344"/>
+          </w:tcPr>
+          <w:p>
+            <w:r/>
+            <w:r>
+              <w:rPr>
+                <w:rFonts w:ascii="Times New Roman" w:hAnsi="Times New Roman" w:eastAsia="MS Mincho"/>
+                <w:b/>
+                <w:i w:val="0"/>
+                <w:sz w:val="20"/>
+              </w:rPr>
+              <w:t>N(rho2 in 0.9-1.1)</w:t>
+            </w:r>
+          </w:p>
+        </w:tc>
+        <w:tc>
+          <w:tcPr>
+            <w:tcW w:type="dxa" w:w="1344"/>
+          </w:tcPr>
+          <w:p>
+            <w:r/>
+            <w:r>
+              <w:rPr>
+                <w:rFonts w:ascii="Times New Roman" w:hAnsi="Times New Roman" w:eastAsia="MS Mincho"/>
+                <w:b/>
+                <w:i w:val="0"/>
+                <w:sz w:val="20"/>
+              </w:rPr>
+              <w:t>N total</w:t>
+            </w:r>
+          </w:p>
+        </w:tc>
+      </w:tr>
+      <w:tr>
+        <w:tc>
+          <w:tcPr>
+            <w:tcW w:type="dxa" w:w="1344"/>
+          </w:tcPr>
+          <w:p>
+            <w:r/>
+            <w:r>
+              <w:rPr>
+                <w:rFonts w:ascii="Times New Roman" w:hAnsi="Times New Roman" w:eastAsia="MS Mincho"/>
+                <w:b w:val="0"/>
+                <w:i w:val="0"/>
+                <w:sz w:val="20"/>
+              </w:rPr>
+              <w:t>M0</w:t>
+            </w:r>
+          </w:p>
+        </w:tc>
+        <w:tc>
+          <w:tcPr>
+            <w:tcW w:type="dxa" w:w="1344"/>
+          </w:tcPr>
+          <w:p>
+            <w:r/>
+            <w:r>
+              <w:rPr>
+                <w:rFonts w:ascii="Times New Roman" w:hAnsi="Times New Roman" w:eastAsia="MS Mincho"/>
+                <w:b w:val="0"/>
+                <w:i w:val="0"/>
+                <w:sz w:val="20"/>
+              </w:rPr>
+              <w:t>0.801</w:t>
+            </w:r>
+          </w:p>
+        </w:tc>
+        <w:tc>
+          <w:tcPr>
+            <w:tcW w:type="dxa" w:w="1344"/>
+          </w:tcPr>
+          <w:p>
+            <w:r/>
+            <w:r>
+              <w:rPr>
+                <w:rFonts w:ascii="Times New Roman" w:hAnsi="Times New Roman" w:eastAsia="MS Mincho"/>
+                <w:b w:val="0"/>
+                <w:i w:val="0"/>
+                <w:sz w:val="20"/>
+              </w:rPr>
+              <w:t>[0.701, 0.911]</w:t>
+            </w:r>
+          </w:p>
+        </w:tc>
+        <w:tc>
+          <w:tcPr>
+            <w:tcW w:type="dxa" w:w="1344"/>
+          </w:tcPr>
+          <w:p>
+            <w:r/>
+            <w:r>
+              <w:rPr>
+                <w:rFonts w:ascii="Times New Roman" w:hAnsi="Times New Roman" w:eastAsia="MS Mincho"/>
+                <w:b w:val="0"/>
+                <w:i w:val="0"/>
+                <w:sz w:val="20"/>
+              </w:rPr>
+              <w:t>-7.51</w:t>
+            </w:r>
+          </w:p>
+        </w:tc>
+        <w:tc>
+          <w:tcPr>
+            <w:tcW w:type="dxa" w:w="1344"/>
+          </w:tcPr>
+          <w:p>
+            <w:r/>
+            <w:r>
+              <w:rPr>
+                <w:rFonts w:ascii="Times New Roman" w:hAnsi="Times New Roman" w:eastAsia="MS Mincho"/>
+                <w:b w:val="0"/>
+                <w:i w:val="0"/>
+                <w:sz w:val="20"/>
+              </w:rPr>
+              <w:t>0.991</w:t>
+            </w:r>
+          </w:p>
+        </w:tc>
+        <w:tc>
+          <w:tcPr>
+            <w:tcW w:type="dxa" w:w="1344"/>
+          </w:tcPr>
+          <w:p>
+            <w:r/>
+            <w:r>
+              <w:rPr>
+                <w:rFonts w:ascii="Times New Roman" w:hAnsi="Times New Roman" w:eastAsia="MS Mincho"/>
+                <w:b w:val="0"/>
+                <w:i w:val="0"/>
+                <w:sz w:val="20"/>
+              </w:rPr>
+              <w:t>9</w:t>
+            </w:r>
+          </w:p>
+        </w:tc>
+        <w:tc>
+          <w:tcPr>
+            <w:tcW w:type="dxa" w:w="1344"/>
+          </w:tcPr>
+          <w:p>
+            <w:r/>
+            <w:r>
+              <w:rPr>
+                <w:rFonts w:ascii="Times New Roman" w:hAnsi="Times New Roman" w:eastAsia="MS Mincho"/>
+                <w:b w:val="0"/>
+                <w:i w:val="0"/>
+                <w:sz w:val="20"/>
+              </w:rPr>
+              <w:t>39</w:t>
+            </w:r>
+          </w:p>
+        </w:tc>
+      </w:tr>
+      <w:tr>
+        <w:tc>
+          <w:tcPr>
+            <w:tcW w:type="dxa" w:w="1344"/>
+          </w:tcPr>
+          <w:p>
+            <w:r/>
+            <w:r>
+              <w:rPr>
+                <w:rFonts w:ascii="Times New Roman" w:hAnsi="Times New Roman" w:eastAsia="MS Mincho"/>
+                <w:b w:val="0"/>
+                <w:i w:val="0"/>
+                <w:sz w:val="20"/>
+              </w:rPr>
+              <w:t>M1</w:t>
+            </w:r>
+          </w:p>
+        </w:tc>
+        <w:tc>
+          <w:tcPr>
+            <w:tcW w:type="dxa" w:w="1344"/>
+          </w:tcPr>
+          <w:p>
+            <w:r/>
+            <w:r>
+              <w:rPr>
+                <w:rFonts w:ascii="Times New Roman" w:hAnsi="Times New Roman" w:eastAsia="MS Mincho"/>
+                <w:b w:val="0"/>
+                <w:i w:val="0"/>
+                <w:sz w:val="20"/>
+              </w:rPr>
+              <w:t>0.799</w:t>
+            </w:r>
+          </w:p>
+        </w:tc>
+        <w:tc>
+          <w:tcPr>
+            <w:tcW w:type="dxa" w:w="1344"/>
+          </w:tcPr>
+          <w:p>
+            <w:r/>
+            <w:r>
+              <w:rPr>
+                <w:rFonts w:ascii="Times New Roman" w:hAnsi="Times New Roman" w:eastAsia="MS Mincho"/>
+                <w:b w:val="0"/>
+                <w:i w:val="0"/>
+                <w:sz w:val="20"/>
+              </w:rPr>
+              <w:t>[0.651, 0.911]</w:t>
+            </w:r>
+          </w:p>
+        </w:tc>
+        <w:tc>
+          <w:tcPr>
+            <w:tcW w:type="dxa" w:w="1344"/>
+          </w:tcPr>
+          <w:p>
+            <w:r/>
+            <w:r>
+              <w:rPr>
+                <w:rFonts w:ascii="Times New Roman" w:hAnsi="Times New Roman" w:eastAsia="MS Mincho"/>
+                <w:b w:val="0"/>
+                <w:i w:val="0"/>
+                <w:sz w:val="20"/>
+              </w:rPr>
+              <w:t>-7.25</w:t>
+            </w:r>
+          </w:p>
+        </w:tc>
+        <w:tc>
+          <w:tcPr>
+            <w:tcW w:type="dxa" w:w="1344"/>
+          </w:tcPr>
+          <w:p>
+            <w:r/>
+            <w:r>
+              <w:rPr>
+                <w:rFonts w:ascii="Times New Roman" w:hAnsi="Times New Roman" w:eastAsia="MS Mincho"/>
+                <w:b w:val="0"/>
+                <w:i w:val="0"/>
+                <w:sz w:val="20"/>
+              </w:rPr>
+              <w:t>0.988</w:t>
+            </w:r>
+          </w:p>
+        </w:tc>
+        <w:tc>
+          <w:tcPr>
+            <w:tcW w:type="dxa" w:w="1344"/>
+          </w:tcPr>
+          <w:p>
+            <w:r/>
+            <w:r>
+              <w:rPr>
+                <w:rFonts w:ascii="Times New Roman" w:hAnsi="Times New Roman" w:eastAsia="MS Mincho"/>
+                <w:b w:val="0"/>
+                <w:i w:val="0"/>
+                <w:sz w:val="20"/>
+              </w:rPr>
+              <w:t>10</w:t>
+            </w:r>
+          </w:p>
+        </w:tc>
+        <w:tc>
+          <w:tcPr>
+            <w:tcW w:type="dxa" w:w="1344"/>
+          </w:tcPr>
+          <w:p>
+            <w:r/>
+            <w:r>
+              <w:rPr>
+                <w:rFonts w:ascii="Times New Roman" w:hAnsi="Times New Roman" w:eastAsia="MS Mincho"/>
+                <w:b w:val="0"/>
+                <w:i w:val="0"/>
+                <w:sz w:val="20"/>
+              </w:rPr>
+              <w:t>39</w:t>
+            </w:r>
+          </w:p>
+        </w:tc>
+      </w:tr>
+      <w:tr>
+        <w:tc>
+          <w:tcPr>
+            <w:tcW w:type="dxa" w:w="1344"/>
+          </w:tcPr>
+          <w:p>
+            <w:r/>
+            <w:r>
+              <w:rPr>
+                <w:rFonts w:ascii="Times New Roman" w:hAnsi="Times New Roman" w:eastAsia="MS Mincho"/>
+                <w:b w:val="0"/>
+                <w:i w:val="0"/>
+                <w:sz w:val="20"/>
+              </w:rPr>
+              <w:t>M2</w:t>
+            </w:r>
+          </w:p>
+        </w:tc>
+        <w:tc>
+          <w:tcPr>
+            <w:tcW w:type="dxa" w:w="1344"/>
+          </w:tcPr>
+          <w:p>
+            <w:r/>
+            <w:r>
+              <w:rPr>
+                <w:rFonts w:ascii="Times New Roman" w:hAnsi="Times New Roman" w:eastAsia="MS Mincho"/>
+                <w:b w:val="0"/>
+                <w:i w:val="0"/>
+                <w:sz w:val="20"/>
+              </w:rPr>
+              <w:t>0.799</w:t>
+            </w:r>
+          </w:p>
+        </w:tc>
+        <w:tc>
+          <w:tcPr>
+            <w:tcW w:type="dxa" w:w="1344"/>
+          </w:tcPr>
+          <w:p>
+            <w:r/>
+            <w:r>
+              <w:rPr>
+                <w:rFonts w:ascii="Times New Roman" w:hAnsi="Times New Roman" w:eastAsia="MS Mincho"/>
+                <w:b w:val="0"/>
+                <w:i w:val="0"/>
+                <w:sz w:val="20"/>
+              </w:rPr>
+              <w:t>[0.663, 0.924]</w:t>
+            </w:r>
+          </w:p>
+        </w:tc>
+        <w:tc>
+          <w:tcPr>
+            <w:tcW w:type="dxa" w:w="1344"/>
+          </w:tcPr>
+          <w:p>
+            <w:r/>
+            <w:r>
+              <w:rPr>
+                <w:rFonts w:ascii="Times New Roman" w:hAnsi="Times New Roman" w:eastAsia="MS Mincho"/>
+                <w:b w:val="0"/>
+                <w:i w:val="0"/>
+                <w:sz w:val="20"/>
+              </w:rPr>
+              <w:t>-7.19</w:t>
+            </w:r>
+          </w:p>
+        </w:tc>
+        <w:tc>
+          <w:tcPr>
+            <w:tcW w:type="dxa" w:w="1344"/>
+          </w:tcPr>
+          <w:p>
+            <w:r/>
+            <w:r>
+              <w:rPr>
+                <w:rFonts w:ascii="Times New Roman" w:hAnsi="Times New Roman" w:eastAsia="MS Mincho"/>
+                <w:b w:val="0"/>
+                <w:i w:val="0"/>
+                <w:sz w:val="20"/>
+              </w:rPr>
+              <w:t>0.986</w:t>
+            </w:r>
+          </w:p>
+        </w:tc>
+        <w:tc>
+          <w:tcPr>
+            <w:tcW w:type="dxa" w:w="1344"/>
+          </w:tcPr>
+          <w:p>
+            <w:r/>
+            <w:r>
+              <w:rPr>
+                <w:rFonts w:ascii="Times New Roman" w:hAnsi="Times New Roman" w:eastAsia="MS Mincho"/>
+                <w:b w:val="0"/>
+                <w:i w:val="0"/>
+                <w:sz w:val="20"/>
+              </w:rPr>
+              <w:t>10</w:t>
+            </w:r>
+          </w:p>
+        </w:tc>
+        <w:tc>
+          <w:tcPr>
+            <w:tcW w:type="dxa" w:w="1344"/>
+          </w:tcPr>
+          <w:p>
+            <w:r/>
+            <w:r>
+              <w:rPr>
+                <w:rFonts w:ascii="Times New Roman" w:hAnsi="Times New Roman" w:eastAsia="MS Mincho"/>
+                <w:b w:val="0"/>
+                <w:i w:val="0"/>
+                <w:sz w:val="20"/>
+              </w:rPr>
+              <w:t>39</w:t>
+            </w:r>
+          </w:p>
+        </w:tc>
+      </w:tr>
+      <w:tr>
+        <w:tc>
+          <w:tcPr>
+            <w:tcW w:type="dxa" w:w="1344"/>
+          </w:tcPr>
+          <w:p>
+            <w:r/>
+            <w:r>
+              <w:rPr>
+                <w:rFonts w:ascii="Times New Roman" w:hAnsi="Times New Roman" w:eastAsia="MS Mincho"/>
+                <w:b w:val="0"/>
+                <w:i w:val="0"/>
+                <w:sz w:val="20"/>
+              </w:rPr>
+              <w:t>M4</w:t>
+            </w:r>
+          </w:p>
+        </w:tc>
+        <w:tc>
+          <w:tcPr>
+            <w:tcW w:type="dxa" w:w="1344"/>
+          </w:tcPr>
+          <w:p>
+            <w:r/>
+            <w:r>
+              <w:rPr>
+                <w:rFonts w:ascii="Times New Roman" w:hAnsi="Times New Roman" w:eastAsia="MS Mincho"/>
+                <w:b w:val="0"/>
+                <w:i w:val="0"/>
+                <w:sz w:val="20"/>
+              </w:rPr>
+              <w:t>0.833</w:t>
+            </w:r>
+          </w:p>
+        </w:tc>
+        <w:tc>
+          <w:tcPr>
+            <w:tcW w:type="dxa" w:w="1344"/>
+          </w:tcPr>
+          <w:p>
+            <w:r/>
+            <w:r>
+              <w:rPr>
+                <w:rFonts w:ascii="Times New Roman" w:hAnsi="Times New Roman" w:eastAsia="MS Mincho"/>
+                <w:b w:val="0"/>
+                <w:i w:val="0"/>
+                <w:sz w:val="20"/>
+              </w:rPr>
+              <w:t>[0.715, 0.930]</w:t>
+            </w:r>
+          </w:p>
+        </w:tc>
+        <w:tc>
+          <w:tcPr>
+            <w:tcW w:type="dxa" w:w="1344"/>
+          </w:tcPr>
+          <w:p>
+            <w:r/>
+            <w:r>
+              <w:rPr>
+                <w:rFonts w:ascii="Times New Roman" w:hAnsi="Times New Roman" w:eastAsia="MS Mincho"/>
+                <w:b w:val="0"/>
+                <w:i w:val="0"/>
+                <w:sz w:val="20"/>
+              </w:rPr>
+              <w:t>-8.32</w:t>
+            </w:r>
+          </w:p>
+        </w:tc>
+        <w:tc>
+          <w:tcPr>
+            <w:tcW w:type="dxa" w:w="1344"/>
+          </w:tcPr>
+          <w:p>
+            <w:r/>
+            <w:r>
+              <w:rPr>
+                <w:rFonts w:ascii="Times New Roman" w:hAnsi="Times New Roman" w:eastAsia="MS Mincho"/>
+                <w:b w:val="0"/>
+                <w:i w:val="0"/>
+                <w:sz w:val="20"/>
+              </w:rPr>
+              <w:t>0.991</w:t>
+            </w:r>
+          </w:p>
+        </w:tc>
+        <w:tc>
+          <w:tcPr>
+            <w:tcW w:type="dxa" w:w="1344"/>
+          </w:tcPr>
+          <w:p>
+            <w:r/>
+            <w:r>
+              <w:rPr>
+                <w:rFonts w:ascii="Times New Roman" w:hAnsi="Times New Roman" w:eastAsia="MS Mincho"/>
+                <w:b w:val="0"/>
+                <w:i w:val="0"/>
+                <w:sz w:val="20"/>
+              </w:rPr>
+              <w:t>12</w:t>
+            </w:r>
+          </w:p>
+        </w:tc>
+        <w:tc>
+          <w:tcPr>
+            <w:tcW w:type="dxa" w:w="1344"/>
+          </w:tcPr>
+          <w:p>
+            <w:r/>
+            <w:r>
+              <w:rPr>
+                <w:rFonts w:ascii="Times New Roman" w:hAnsi="Times New Roman" w:eastAsia="MS Mincho"/>
+                <w:b w:val="0"/>
+                <w:i w:val="0"/>
+                <w:sz w:val="20"/>
+              </w:rPr>
+              <w:t>39</w:t>
+            </w:r>
+          </w:p>
+        </w:tc>
+      </w:tr>
+    </w:tbl>
+    <w:p>
+      <w:pPr>
+        <w:spacing w:after="120" w:line="360" w:lineRule="auto"/>
+        <w:ind w:firstLine="240"/>
+      </w:pPr>
+      <w:r>
+        <w:rPr>
+          <w:rFonts w:ascii="Times New Roman" w:hAnsi="Times New Roman" w:eastAsia="MS Mincho"/>
+          <w:b w:val="0"/>
+          <w:i w:val="0"/>
+          <w:sz w:val="22"/>
+        </w:rPr>
+        <w:t>図 6 と表 3 に 3.5 節で定義した関係型 PIM 診断を報告する。二つの発見が際立つ。第一に、M0（即時 PIM、β = 0）のもとでの ρ̂₂ の 39 カ国中央値は 0.801 であり、整合ベンチマーク 1.0 を大きく下回る。ρ̂₂ ∈ [0.9, 1.1] に収まる国は 39 カ国中 9 カ国にすぎない。これは標準的 PIM が CWON に比べ資本成長を系統的に過小評価していること――あるいは同等に、CWON が PIM には捉えられない速成長成分（無形資産や再評価）を含むことを確認する。第二に、M4（テンポ＋無形の同時同定）のもとでは ρ̂₂ の中央値は 0.833 に上昇し、[0.9, 1.1] 整合帯に入る国数は 9 から 12 に増加する。改善は控えめだが系統的であり、テンポ・無形補正が PIM–CWON 関係を正しい方向に整合へ近づけていることを示す。M0・M4 双方で R² 中央値は 0.99 を超えており、対数線形関係 (M5) が PIM–CWON マッピングの優れた記述であることを確認できる。</w:t>
+      </w:r>
+    </w:p>
+    <w:p>
+      <w:pPr>
+        <w:spacing w:after="120" w:line="360" w:lineRule="auto"/>
+        <w:ind w:firstLine="240"/>
+      </w:pPr>
+      <w:r>
+        <w:rPr>
+          <w:rFonts w:ascii="Times New Roman" w:hAnsi="Times New Roman" w:eastAsia="MS Mincho"/>
+          <w:b w:val="0"/>
+          <w:i w:val="0"/>
+          <w:sz w:val="22"/>
+        </w:rPr>
+        <w:t>図 6(b) は M4 のもとで ρ̂₁ を ρ̂₂ に対してプロットしている。(ρ₁ = 0, ρ₂ = 1) の参照点から遠い国――特にスイス（ρ̂₂ ≈ 0.40）、ポーランド（ρ̂₂ ≈ 0.60）、ノルウェー（ρ̂₂ ≈ 0.66）――は、PIM と CWON の資産カバレッジまたは天然資源レントの扱いが最も異なることが知られている国と一致する。したがって RPIM 診断は国別資本勘定のための単純で解釈可能な品質管理ツールとして機能する。ρ̂₂ が 1 から顕著に逸脱する国は、両勘定の資産構成仮定をより詳細に検討する必要がある。</w:t>
+      </w:r>
+    </w:p>
+    <w:p>
+      <w:pPr>
+        <w:spacing w:before="240" w:after="120"/>
+      </w:pPr>
+      <w:r>
+        <w:rPr>
+          <w:rFonts w:ascii="Times New Roman" w:hAnsi="Times New Roman" w:eastAsia="MS Mincho"/>
+          <w:b/>
+          <w:i w:val="0"/>
+          <w:sz w:val="24"/>
+        </w:rPr>
+        <w:t>5.6 減価償却率–ラグ感度分析</w:t>
+      </w:r>
+    </w:p>
+    <w:p>
+      <w:pPr>
+        <w:spacing w:before="360" w:after="120"/>
+        <w:jc w:val="center"/>
+      </w:pPr>
+      <w:r>
+        <w:drawing>
+          <wp:inline xmlns:a="http://schemas.openxmlformats.org/drawingml/2006/main" xmlns:pic="http://schemas.openxmlformats.org/drawingml/2006/picture">
+            <wp:extent cx="5669280" cy="3779520"/>
+            <wp:docPr id="7" name="Picture 7"/>
+            <wp:cNvGraphicFramePr>
+              <a:graphicFrameLocks noChangeAspect="1"/>
+            </wp:cNvGraphicFramePr>
+            <a:graphic>
+              <a:graphicData uri="http://schemas.openxmlformats.org/drawingml/2006/picture">
+                <pic:pic>
+                  <pic:nvPicPr>
+                    <pic:cNvPr id="0" name="fig7_delta_sensitivity_ja.png"/>
+                    <pic:cNvPicPr/>
+                  </pic:nvPicPr>
+                  <pic:blipFill>
+                    <a:blip r:embed="rId15"/>
+                    <a:stretch>
+                      <a:fillRect/>
+                    </a:stretch>
+                  </pic:blipFill>
+                  <pic:spPr>
+                    <a:xfrm>
+                      <a:off x="0" y="0"/>
+                      <a:ext cx="5669280" cy="3779520"/>
+                    </a:xfrm>
+                    <a:prstGeom prst="rect"/>
+                  </pic:spPr>
+                </pic:pic>
+              </a:graphicData>
+            </a:graphic>
+          </wp:inline>
+        </w:drawing>
+      </w:r>
+    </w:p>
+    <w:p>
+      <w:pPr>
+        <w:spacing w:after="240"/>
+        <w:jc w:val="center"/>
+      </w:pPr>
+      <w:r>
+        <w:rPr>
+          <w:rFonts w:ascii="Times New Roman" w:hAnsi="Times New Roman" w:eastAsia="MS Mincho"/>
+          <w:b/>
+          <w:i w:val="0"/>
+          <w:sz w:val="20"/>
+        </w:rPr>
+        <w:t xml:space="preserve">図7. </w:t>
+      </w:r>
+      <w:r>
+        <w:rPr>
+          <w:rFonts w:ascii="Times New Roman" w:hAnsi="Times New Roman" w:eastAsia="MS Mincho"/>
+          <w:b w:val="0"/>
+          <w:i w:val="0"/>
+          <w:sz w:val="20"/>
+        </w:rPr>
+        <w:t>δ-μ感度分析: 減価償却率±20%変動下のμ̂。</w:t>
+      </w:r>
+    </w:p>
+    <w:p>
+      <w:pPr>
+        <w:spacing w:after="120" w:line="360" w:lineRule="auto"/>
+        <w:ind w:firstLine="240"/>
+      </w:pPr>
+      <w:r>
+        <w:rPr>
+          <w:rFonts w:ascii="Times New Roman" w:hAnsi="Times New Roman" w:eastAsia="MS Mincho"/>
+          <w:b w:val="0"/>
+          <w:i w:val="0"/>
+          <w:sz w:val="22"/>
+        </w:rPr>
+        <w:t>Inklaar の批判（6.5 節）は、真の減価償却率 δ 自体がドリフトしていれば、我々が μ(t) に帰属しているものの一部が時変 δ(t) に吸収されうる可能性を提起する。我々はこれに直接対処するため、五つの減価償却シナリオ δ × {0.80, 0.90, 1.00, 1.10, 1.20} のもとで一定ラグ μ̂（M1）を再推定した。</w:t>
+      </w:r>
+    </w:p>
+    <w:p>
+      <w:pPr>
+        <w:spacing w:after="120" w:line="360" w:lineRule="auto"/>
+        <w:ind w:firstLine="240"/>
+      </w:pPr>
+      <w:r>
+        <w:rPr>
+          <w:rFonts w:ascii="Times New Roman" w:hAnsi="Times New Roman" w:eastAsia="MS Mincho"/>
+          <w:b w:val="0"/>
+          <w:i w:val="0"/>
+          <w:sz w:val="22"/>
+        </w:rPr>
+        <w:t>図 7 に結果を示す。主たる発見は、大半の国で μ̂ が ±20% の減価償却変動に対して著しく安定していることである。μ̂ の国間平均は δ × 0.80 の 1.61 年から δ × 1.20 の 1.52 年へと動くが、その差はわずか 0.09 年――ベースライン推定値の 6% 未満である。μ̂ の中央値は五つのシナリオすべてで 0.26 年とほぼ不変である。内点解の μ̂ 値を持つ国（ルクセンブルク、スロバキア、英国、スウェーデン）は期待される負の関係を示す：減価償却が高いほど推定ラグはわずかに短くなる。これは、より速い減価が遅延に帰属されるはずの成長率変動の一部を吸収するためである。しかし感度は量的に小さく、±20% の δ 変動で μ̂ が動く幅は最も感度の高い国（ルクセンブルク：3.75 → 3.00 年）でも最大 0.75 年にとどまる。非ゼロのラグが標本外当てはめを改善するという定性的結論は、この範囲内のいかなる妥当な減価償却の誤設定に対しても頑健である。</w:t>
+      </w:r>
+    </w:p>
+    <w:p>
+      <w:pPr>
+        <w:spacing w:before="240" w:after="120"/>
+      </w:pPr>
+      <w:r>
+        <w:rPr>
+          <w:rFonts w:ascii="Times New Roman" w:hAnsi="Times New Roman" w:eastAsia="MS Mincho"/>
+          <w:b/>
+          <w:i w:val="0"/>
           <w:sz w:val="26"/>
         </w:rPr>
         <w:t>6. 考察</w:t>
@@ -3678,6 +4657,665 @@
     </w:tbl>
     <w:p>
       <w:pPr>
+        <w:spacing w:after="120" w:line="360" w:lineRule="auto"/>
+        <w:ind w:firstLine="240"/>
+      </w:pPr>
+      <w:r>
+        <w:rPr>
+          <w:rFonts w:ascii="Times New Roman" w:hAnsi="Times New Roman" w:eastAsia="MS Mincho"/>
+          <w:b w:val="0"/>
+          <w:i w:val="0"/>
+          <w:sz w:val="22"/>
+        </w:rPr>
+        <w:t>表 3. 関係型PIM診断：M0, M1, M2, M4 における ρ̂₂</w:t>
+      </w:r>
+    </w:p>
+    <w:p>
+      <w:pPr>
+        <w:spacing w:before="360" w:after="120"/>
+      </w:pPr>
+      <w:r>
+        <w:rPr>
+          <w:rFonts w:ascii="Times New Roman" w:hAnsi="Times New Roman" w:eastAsia="MS Mincho"/>
+          <w:b/>
+          <w:i w:val="0"/>
+          <w:sz w:val="22"/>
+        </w:rPr>
+        <w:t>表3.</w:t>
+      </w:r>
+      <w:r>
+        <w:rPr>
+          <w:rFonts w:ascii="Times New Roman" w:hAnsi="Times New Roman" w:eastAsia="MS Mincho"/>
+          <w:b w:val="0"/>
+          <w:i w:val="0"/>
+          <w:sz w:val="22"/>
+        </w:rPr>
+        <w:t xml:space="preserve">  関係型PIM診断: M0, M1, M2, M4におけるρ̂₂の要約。</w:t>
+      </w:r>
+    </w:p>
+    <w:tbl>
+      <w:tblPr>
+        <w:tblStyle w:val="TableGrid"/>
+        <w:tblW w:type="auto" w:w="0"/>
+        <w:tblLook w:firstColumn="1" w:firstRow="1" w:lastColumn="0" w:lastRow="0" w:noHBand="0" w:noVBand="1" w:val="04A0"/>
+      </w:tblPr>
+      <w:tblGrid>
+        <w:gridCol w:w="1344"/>
+        <w:gridCol w:w="1344"/>
+        <w:gridCol w:w="1344"/>
+        <w:gridCol w:w="1344"/>
+        <w:gridCol w:w="1344"/>
+        <w:gridCol w:w="1344"/>
+        <w:gridCol w:w="1344"/>
+      </w:tblGrid>
+      <w:tr>
+        <w:tc>
+          <w:tcPr>
+            <w:tcW w:type="dxa" w:w="1344"/>
+          </w:tcPr>
+          <w:p>
+            <w:r/>
+            <w:r>
+              <w:rPr>
+                <w:rFonts w:ascii="Times New Roman" w:hAnsi="Times New Roman" w:eastAsia="MS Mincho"/>
+                <w:b/>
+                <w:i w:val="0"/>
+                <w:sz w:val="20"/>
+              </w:rPr>
+              <w:t>Model</w:t>
+            </w:r>
+          </w:p>
+        </w:tc>
+        <w:tc>
+          <w:tcPr>
+            <w:tcW w:type="dxa" w:w="1344"/>
+          </w:tcPr>
+          <w:p>
+            <w:r/>
+            <w:r>
+              <w:rPr>
+                <w:rFonts w:ascii="Times New Roman" w:hAnsi="Times New Roman" w:eastAsia="MS Mincho"/>
+                <w:b/>
+                <w:i w:val="0"/>
+                <w:sz w:val="20"/>
+              </w:rPr>
+              <w:t>rho2 median</w:t>
+            </w:r>
+          </w:p>
+        </w:tc>
+        <w:tc>
+          <w:tcPr>
+            <w:tcW w:type="dxa" w:w="1344"/>
+          </w:tcPr>
+          <w:p>
+            <w:r/>
+            <w:r>
+              <w:rPr>
+                <w:rFonts w:ascii="Times New Roman" w:hAnsi="Times New Roman" w:eastAsia="MS Mincho"/>
+                <w:b/>
+                <w:i w:val="0"/>
+                <w:sz w:val="20"/>
+              </w:rPr>
+              <w:t>rho2 IQR</w:t>
+            </w:r>
+          </w:p>
+        </w:tc>
+        <w:tc>
+          <w:tcPr>
+            <w:tcW w:type="dxa" w:w="1344"/>
+          </w:tcPr>
+          <w:p>
+            <w:r/>
+            <w:r>
+              <w:rPr>
+                <w:rFonts w:ascii="Times New Roman" w:hAnsi="Times New Roman" w:eastAsia="MS Mincho"/>
+                <w:b/>
+                <w:i w:val="0"/>
+                <w:sz w:val="20"/>
+              </w:rPr>
+              <w:t>rho1 median</w:t>
+            </w:r>
+          </w:p>
+        </w:tc>
+        <w:tc>
+          <w:tcPr>
+            <w:tcW w:type="dxa" w:w="1344"/>
+          </w:tcPr>
+          <w:p>
+            <w:r/>
+            <w:r>
+              <w:rPr>
+                <w:rFonts w:ascii="Times New Roman" w:hAnsi="Times New Roman" w:eastAsia="MS Mincho"/>
+                <w:b/>
+                <w:i w:val="0"/>
+                <w:sz w:val="20"/>
+              </w:rPr>
+              <w:t>R2 median</w:t>
+            </w:r>
+          </w:p>
+        </w:tc>
+        <w:tc>
+          <w:tcPr>
+            <w:tcW w:type="dxa" w:w="1344"/>
+          </w:tcPr>
+          <w:p>
+            <w:r/>
+            <w:r>
+              <w:rPr>
+                <w:rFonts w:ascii="Times New Roman" w:hAnsi="Times New Roman" w:eastAsia="MS Mincho"/>
+                <w:b/>
+                <w:i w:val="0"/>
+                <w:sz w:val="20"/>
+              </w:rPr>
+              <w:t>N(rho2 in 0.9-1.1)</w:t>
+            </w:r>
+          </w:p>
+        </w:tc>
+        <w:tc>
+          <w:tcPr>
+            <w:tcW w:type="dxa" w:w="1344"/>
+          </w:tcPr>
+          <w:p>
+            <w:r/>
+            <w:r>
+              <w:rPr>
+                <w:rFonts w:ascii="Times New Roman" w:hAnsi="Times New Roman" w:eastAsia="MS Mincho"/>
+                <w:b/>
+                <w:i w:val="0"/>
+                <w:sz w:val="20"/>
+              </w:rPr>
+              <w:t>N total</w:t>
+            </w:r>
+          </w:p>
+        </w:tc>
+      </w:tr>
+      <w:tr>
+        <w:tc>
+          <w:tcPr>
+            <w:tcW w:type="dxa" w:w="1344"/>
+          </w:tcPr>
+          <w:p>
+            <w:r/>
+            <w:r>
+              <w:rPr>
+                <w:rFonts w:ascii="Times New Roman" w:hAnsi="Times New Roman" w:eastAsia="MS Mincho"/>
+                <w:b w:val="0"/>
+                <w:i w:val="0"/>
+                <w:sz w:val="20"/>
+              </w:rPr>
+              <w:t>M0</w:t>
+            </w:r>
+          </w:p>
+        </w:tc>
+        <w:tc>
+          <w:tcPr>
+            <w:tcW w:type="dxa" w:w="1344"/>
+          </w:tcPr>
+          <w:p>
+            <w:r/>
+            <w:r>
+              <w:rPr>
+                <w:rFonts w:ascii="Times New Roman" w:hAnsi="Times New Roman" w:eastAsia="MS Mincho"/>
+                <w:b w:val="0"/>
+                <w:i w:val="0"/>
+                <w:sz w:val="20"/>
+              </w:rPr>
+              <w:t>0.801</w:t>
+            </w:r>
+          </w:p>
+        </w:tc>
+        <w:tc>
+          <w:tcPr>
+            <w:tcW w:type="dxa" w:w="1344"/>
+          </w:tcPr>
+          <w:p>
+            <w:r/>
+            <w:r>
+              <w:rPr>
+                <w:rFonts w:ascii="Times New Roman" w:hAnsi="Times New Roman" w:eastAsia="MS Mincho"/>
+                <w:b w:val="0"/>
+                <w:i w:val="0"/>
+                <w:sz w:val="20"/>
+              </w:rPr>
+              <w:t>[0.701, 0.911]</w:t>
+            </w:r>
+          </w:p>
+        </w:tc>
+        <w:tc>
+          <w:tcPr>
+            <w:tcW w:type="dxa" w:w="1344"/>
+          </w:tcPr>
+          <w:p>
+            <w:r/>
+            <w:r>
+              <w:rPr>
+                <w:rFonts w:ascii="Times New Roman" w:hAnsi="Times New Roman" w:eastAsia="MS Mincho"/>
+                <w:b w:val="0"/>
+                <w:i w:val="0"/>
+                <w:sz w:val="20"/>
+              </w:rPr>
+              <w:t>-7.51</w:t>
+            </w:r>
+          </w:p>
+        </w:tc>
+        <w:tc>
+          <w:tcPr>
+            <w:tcW w:type="dxa" w:w="1344"/>
+          </w:tcPr>
+          <w:p>
+            <w:r/>
+            <w:r>
+              <w:rPr>
+                <w:rFonts w:ascii="Times New Roman" w:hAnsi="Times New Roman" w:eastAsia="MS Mincho"/>
+                <w:b w:val="0"/>
+                <w:i w:val="0"/>
+                <w:sz w:val="20"/>
+              </w:rPr>
+              <w:t>0.991</w:t>
+            </w:r>
+          </w:p>
+        </w:tc>
+        <w:tc>
+          <w:tcPr>
+            <w:tcW w:type="dxa" w:w="1344"/>
+          </w:tcPr>
+          <w:p>
+            <w:r/>
+            <w:r>
+              <w:rPr>
+                <w:rFonts w:ascii="Times New Roman" w:hAnsi="Times New Roman" w:eastAsia="MS Mincho"/>
+                <w:b w:val="0"/>
+                <w:i w:val="0"/>
+                <w:sz w:val="20"/>
+              </w:rPr>
+              <w:t>9</w:t>
+            </w:r>
+          </w:p>
+        </w:tc>
+        <w:tc>
+          <w:tcPr>
+            <w:tcW w:type="dxa" w:w="1344"/>
+          </w:tcPr>
+          <w:p>
+            <w:r/>
+            <w:r>
+              <w:rPr>
+                <w:rFonts w:ascii="Times New Roman" w:hAnsi="Times New Roman" w:eastAsia="MS Mincho"/>
+                <w:b w:val="0"/>
+                <w:i w:val="0"/>
+                <w:sz w:val="20"/>
+              </w:rPr>
+              <w:t>39</w:t>
+            </w:r>
+          </w:p>
+        </w:tc>
+      </w:tr>
+      <w:tr>
+        <w:tc>
+          <w:tcPr>
+            <w:tcW w:type="dxa" w:w="1344"/>
+          </w:tcPr>
+          <w:p>
+            <w:r/>
+            <w:r>
+              <w:rPr>
+                <w:rFonts w:ascii="Times New Roman" w:hAnsi="Times New Roman" w:eastAsia="MS Mincho"/>
+                <w:b w:val="0"/>
+                <w:i w:val="0"/>
+                <w:sz w:val="20"/>
+              </w:rPr>
+              <w:t>M1</w:t>
+            </w:r>
+          </w:p>
+        </w:tc>
+        <w:tc>
+          <w:tcPr>
+            <w:tcW w:type="dxa" w:w="1344"/>
+          </w:tcPr>
+          <w:p>
+            <w:r/>
+            <w:r>
+              <w:rPr>
+                <w:rFonts w:ascii="Times New Roman" w:hAnsi="Times New Roman" w:eastAsia="MS Mincho"/>
+                <w:b w:val="0"/>
+                <w:i w:val="0"/>
+                <w:sz w:val="20"/>
+              </w:rPr>
+              <w:t>0.799</w:t>
+            </w:r>
+          </w:p>
+        </w:tc>
+        <w:tc>
+          <w:tcPr>
+            <w:tcW w:type="dxa" w:w="1344"/>
+          </w:tcPr>
+          <w:p>
+            <w:r/>
+            <w:r>
+              <w:rPr>
+                <w:rFonts w:ascii="Times New Roman" w:hAnsi="Times New Roman" w:eastAsia="MS Mincho"/>
+                <w:b w:val="0"/>
+                <w:i w:val="0"/>
+                <w:sz w:val="20"/>
+              </w:rPr>
+              <w:t>[0.651, 0.911]</w:t>
+            </w:r>
+          </w:p>
+        </w:tc>
+        <w:tc>
+          <w:tcPr>
+            <w:tcW w:type="dxa" w:w="1344"/>
+          </w:tcPr>
+          <w:p>
+            <w:r/>
+            <w:r>
+              <w:rPr>
+                <w:rFonts w:ascii="Times New Roman" w:hAnsi="Times New Roman" w:eastAsia="MS Mincho"/>
+                <w:b w:val="0"/>
+                <w:i w:val="0"/>
+                <w:sz w:val="20"/>
+              </w:rPr>
+              <w:t>-7.25</w:t>
+            </w:r>
+          </w:p>
+        </w:tc>
+        <w:tc>
+          <w:tcPr>
+            <w:tcW w:type="dxa" w:w="1344"/>
+          </w:tcPr>
+          <w:p>
+            <w:r/>
+            <w:r>
+              <w:rPr>
+                <w:rFonts w:ascii="Times New Roman" w:hAnsi="Times New Roman" w:eastAsia="MS Mincho"/>
+                <w:b w:val="0"/>
+                <w:i w:val="0"/>
+                <w:sz w:val="20"/>
+              </w:rPr>
+              <w:t>0.988</w:t>
+            </w:r>
+          </w:p>
+        </w:tc>
+        <w:tc>
+          <w:tcPr>
+            <w:tcW w:type="dxa" w:w="1344"/>
+          </w:tcPr>
+          <w:p>
+            <w:r/>
+            <w:r>
+              <w:rPr>
+                <w:rFonts w:ascii="Times New Roman" w:hAnsi="Times New Roman" w:eastAsia="MS Mincho"/>
+                <w:b w:val="0"/>
+                <w:i w:val="0"/>
+                <w:sz w:val="20"/>
+              </w:rPr>
+              <w:t>10</w:t>
+            </w:r>
+          </w:p>
+        </w:tc>
+        <w:tc>
+          <w:tcPr>
+            <w:tcW w:type="dxa" w:w="1344"/>
+          </w:tcPr>
+          <w:p>
+            <w:r/>
+            <w:r>
+              <w:rPr>
+                <w:rFonts w:ascii="Times New Roman" w:hAnsi="Times New Roman" w:eastAsia="MS Mincho"/>
+                <w:b w:val="0"/>
+                <w:i w:val="0"/>
+                <w:sz w:val="20"/>
+              </w:rPr>
+              <w:t>39</w:t>
+            </w:r>
+          </w:p>
+        </w:tc>
+      </w:tr>
+      <w:tr>
+        <w:tc>
+          <w:tcPr>
+            <w:tcW w:type="dxa" w:w="1344"/>
+          </w:tcPr>
+          <w:p>
+            <w:r/>
+            <w:r>
+              <w:rPr>
+                <w:rFonts w:ascii="Times New Roman" w:hAnsi="Times New Roman" w:eastAsia="MS Mincho"/>
+                <w:b w:val="0"/>
+                <w:i w:val="0"/>
+                <w:sz w:val="20"/>
+              </w:rPr>
+              <w:t>M2</w:t>
+            </w:r>
+          </w:p>
+        </w:tc>
+        <w:tc>
+          <w:tcPr>
+            <w:tcW w:type="dxa" w:w="1344"/>
+          </w:tcPr>
+          <w:p>
+            <w:r/>
+            <w:r>
+              <w:rPr>
+                <w:rFonts w:ascii="Times New Roman" w:hAnsi="Times New Roman" w:eastAsia="MS Mincho"/>
+                <w:b w:val="0"/>
+                <w:i w:val="0"/>
+                <w:sz w:val="20"/>
+              </w:rPr>
+              <w:t>0.799</w:t>
+            </w:r>
+          </w:p>
+        </w:tc>
+        <w:tc>
+          <w:tcPr>
+            <w:tcW w:type="dxa" w:w="1344"/>
+          </w:tcPr>
+          <w:p>
+            <w:r/>
+            <w:r>
+              <w:rPr>
+                <w:rFonts w:ascii="Times New Roman" w:hAnsi="Times New Roman" w:eastAsia="MS Mincho"/>
+                <w:b w:val="0"/>
+                <w:i w:val="0"/>
+                <w:sz w:val="20"/>
+              </w:rPr>
+              <w:t>[0.663, 0.924]</w:t>
+            </w:r>
+          </w:p>
+        </w:tc>
+        <w:tc>
+          <w:tcPr>
+            <w:tcW w:type="dxa" w:w="1344"/>
+          </w:tcPr>
+          <w:p>
+            <w:r/>
+            <w:r>
+              <w:rPr>
+                <w:rFonts w:ascii="Times New Roman" w:hAnsi="Times New Roman" w:eastAsia="MS Mincho"/>
+                <w:b w:val="0"/>
+                <w:i w:val="0"/>
+                <w:sz w:val="20"/>
+              </w:rPr>
+              <w:t>-7.19</w:t>
+            </w:r>
+          </w:p>
+        </w:tc>
+        <w:tc>
+          <w:tcPr>
+            <w:tcW w:type="dxa" w:w="1344"/>
+          </w:tcPr>
+          <w:p>
+            <w:r/>
+            <w:r>
+              <w:rPr>
+                <w:rFonts w:ascii="Times New Roman" w:hAnsi="Times New Roman" w:eastAsia="MS Mincho"/>
+                <w:b w:val="0"/>
+                <w:i w:val="0"/>
+                <w:sz w:val="20"/>
+              </w:rPr>
+              <w:t>0.986</w:t>
+            </w:r>
+          </w:p>
+        </w:tc>
+        <w:tc>
+          <w:tcPr>
+            <w:tcW w:type="dxa" w:w="1344"/>
+          </w:tcPr>
+          <w:p>
+            <w:r/>
+            <w:r>
+              <w:rPr>
+                <w:rFonts w:ascii="Times New Roman" w:hAnsi="Times New Roman" w:eastAsia="MS Mincho"/>
+                <w:b w:val="0"/>
+                <w:i w:val="0"/>
+                <w:sz w:val="20"/>
+              </w:rPr>
+              <w:t>10</w:t>
+            </w:r>
+          </w:p>
+        </w:tc>
+        <w:tc>
+          <w:tcPr>
+            <w:tcW w:type="dxa" w:w="1344"/>
+          </w:tcPr>
+          <w:p>
+            <w:r/>
+            <w:r>
+              <w:rPr>
+                <w:rFonts w:ascii="Times New Roman" w:hAnsi="Times New Roman" w:eastAsia="MS Mincho"/>
+                <w:b w:val="0"/>
+                <w:i w:val="0"/>
+                <w:sz w:val="20"/>
+              </w:rPr>
+              <w:t>39</w:t>
+            </w:r>
+          </w:p>
+        </w:tc>
+      </w:tr>
+      <w:tr>
+        <w:tc>
+          <w:tcPr>
+            <w:tcW w:type="dxa" w:w="1344"/>
+          </w:tcPr>
+          <w:p>
+            <w:r/>
+            <w:r>
+              <w:rPr>
+                <w:rFonts w:ascii="Times New Roman" w:hAnsi="Times New Roman" w:eastAsia="MS Mincho"/>
+                <w:b w:val="0"/>
+                <w:i w:val="0"/>
+                <w:sz w:val="20"/>
+              </w:rPr>
+              <w:t>M4</w:t>
+            </w:r>
+          </w:p>
+        </w:tc>
+        <w:tc>
+          <w:tcPr>
+            <w:tcW w:type="dxa" w:w="1344"/>
+          </w:tcPr>
+          <w:p>
+            <w:r/>
+            <w:r>
+              <w:rPr>
+                <w:rFonts w:ascii="Times New Roman" w:hAnsi="Times New Roman" w:eastAsia="MS Mincho"/>
+                <w:b w:val="0"/>
+                <w:i w:val="0"/>
+                <w:sz w:val="20"/>
+              </w:rPr>
+              <w:t>0.833</w:t>
+            </w:r>
+          </w:p>
+        </w:tc>
+        <w:tc>
+          <w:tcPr>
+            <w:tcW w:type="dxa" w:w="1344"/>
+          </w:tcPr>
+          <w:p>
+            <w:r/>
+            <w:r>
+              <w:rPr>
+                <w:rFonts w:ascii="Times New Roman" w:hAnsi="Times New Roman" w:eastAsia="MS Mincho"/>
+                <w:b w:val="0"/>
+                <w:i w:val="0"/>
+                <w:sz w:val="20"/>
+              </w:rPr>
+              <w:t>[0.715, 0.930]</w:t>
+            </w:r>
+          </w:p>
+        </w:tc>
+        <w:tc>
+          <w:tcPr>
+            <w:tcW w:type="dxa" w:w="1344"/>
+          </w:tcPr>
+          <w:p>
+            <w:r/>
+            <w:r>
+              <w:rPr>
+                <w:rFonts w:ascii="Times New Roman" w:hAnsi="Times New Roman" w:eastAsia="MS Mincho"/>
+                <w:b w:val="0"/>
+                <w:i w:val="0"/>
+                <w:sz w:val="20"/>
+              </w:rPr>
+              <w:t>-8.32</w:t>
+            </w:r>
+          </w:p>
+        </w:tc>
+        <w:tc>
+          <w:tcPr>
+            <w:tcW w:type="dxa" w:w="1344"/>
+          </w:tcPr>
+          <w:p>
+            <w:r/>
+            <w:r>
+              <w:rPr>
+                <w:rFonts w:ascii="Times New Roman" w:hAnsi="Times New Roman" w:eastAsia="MS Mincho"/>
+                <w:b w:val="0"/>
+                <w:i w:val="0"/>
+                <w:sz w:val="20"/>
+              </w:rPr>
+              <w:t>0.991</w:t>
+            </w:r>
+          </w:p>
+        </w:tc>
+        <w:tc>
+          <w:tcPr>
+            <w:tcW w:type="dxa" w:w="1344"/>
+          </w:tcPr>
+          <w:p>
+            <w:r/>
+            <w:r>
+              <w:rPr>
+                <w:rFonts w:ascii="Times New Roman" w:hAnsi="Times New Roman" w:eastAsia="MS Mincho"/>
+                <w:b w:val="0"/>
+                <w:i w:val="0"/>
+                <w:sz w:val="20"/>
+              </w:rPr>
+              <w:t>12</w:t>
+            </w:r>
+          </w:p>
+        </w:tc>
+        <w:tc>
+          <w:tcPr>
+            <w:tcW w:type="dxa" w:w="1344"/>
+          </w:tcPr>
+          <w:p>
+            <w:r/>
+            <w:r>
+              <w:rPr>
+                <w:rFonts w:ascii="Times New Roman" w:hAnsi="Times New Roman" w:eastAsia="MS Mincho"/>
+                <w:b w:val="0"/>
+                <w:i w:val="0"/>
+                <w:sz w:val="20"/>
+              </w:rPr>
+              <w:t>39</w:t>
+            </w:r>
+          </w:p>
+        </w:tc>
+      </w:tr>
+    </w:tbl>
+    <w:p>
+      <w:pPr>
         <w:spacing w:before="240" w:after="120"/>
       </w:pPr>
       <w:r>

--- a/gdp_tempo_paper/manuscript/manuscript_ja.docx
+++ b/gdp_tempo_paper/manuscript/manuscript_ja.docx
@@ -3213,6 +3213,958 @@
           <w:rFonts w:ascii="Times New Roman" w:hAnsi="Times New Roman" w:eastAsia="MS Mincho"/>
           <w:b/>
           <w:i w:val="0"/>
+          <w:sz w:val="24"/>
+        </w:rPr>
+        <w:t>5.7 条件付き標本外評価</w:t>
+      </w:r>
+    </w:p>
+    <w:p>
+      <w:pPr>
+        <w:spacing w:before="360" w:after="120"/>
+        <w:jc w:val="center"/>
+      </w:pPr>
+      <w:r>
+        <w:drawing>
+          <wp:inline xmlns:a="http://schemas.openxmlformats.org/drawingml/2006/main" xmlns:pic="http://schemas.openxmlformats.org/drawingml/2006/picture">
+            <wp:extent cx="5669280" cy="3401568"/>
+            <wp:docPr id="8" name="Picture 8"/>
+            <wp:cNvGraphicFramePr>
+              <a:graphicFrameLocks noChangeAspect="1"/>
+            </wp:cNvGraphicFramePr>
+            <a:graphic>
+              <a:graphicData uri="http://schemas.openxmlformats.org/drawingml/2006/picture">
+                <pic:pic>
+                  <pic:nvPicPr>
+                    <pic:cNvPr id="0" name="fig8_conditional_oos_ja.png"/>
+                    <pic:cNvPicPr/>
+                  </pic:nvPicPr>
+                  <pic:blipFill>
+                    <a:blip r:embed="rId16"/>
+                    <a:stretch>
+                      <a:fillRect/>
+                    </a:stretch>
+                  </pic:blipFill>
+                  <pic:spPr>
+                    <a:xfrm>
+                      <a:off x="0" y="0"/>
+                      <a:ext cx="5669280" cy="3401568"/>
+                    </a:xfrm>
+                    <a:prstGeom prst="rect"/>
+                  </pic:spPr>
+                </pic:pic>
+              </a:graphicData>
+            </a:graphic>
+          </wp:inline>
+        </w:drawing>
+      </w:r>
+    </w:p>
+    <w:p>
+      <w:pPr>
+        <w:spacing w:after="240"/>
+        <w:jc w:val="center"/>
+      </w:pPr>
+      <w:r>
+        <w:rPr>
+          <w:rFonts w:ascii="Times New Roman" w:hAnsi="Times New Roman" w:eastAsia="MS Mincho"/>
+          <w:b/>
+          <w:i w:val="0"/>
+          <w:sz w:val="20"/>
+        </w:rPr>
+        <w:t xml:space="preserve">図8. </w:t>
+      </w:r>
+      <w:r>
+        <w:rPr>
+          <w:rFonts w:ascii="Times New Roman" w:hAnsi="Times New Roman" w:eastAsia="MS Mincho"/>
+          <w:b w:val="0"/>
+          <w:i w:val="0"/>
+          <w:sz w:val="20"/>
+        </w:rPr>
+        <w:t>条件付き標本外評価: 内点解国 vs 境界解国。</w:t>
+      </w:r>
+    </w:p>
+    <w:p>
+      <w:pPr>
+        <w:spacing w:after="120" w:line="360" w:lineRule="auto"/>
+        <w:ind w:firstLine="240"/>
+      </w:pPr>
+      <w:r>
+        <w:rPr>
+          <w:rFonts w:ascii="Times New Roman" w:hAnsi="Times New Roman" w:eastAsia="MS Mincho"/>
+          <w:b w:val="0"/>
+          <w:i w:val="0"/>
+          <w:sz w:val="22"/>
+        </w:rPr>
+        <w:t>表 1 は M4（テンポ＋無形の同時推定）の標本外 MAPE が 4.61 % であり、M0（4.60 %）とほぼ同一であることを報告している。この見かけ上の非改善は精査に値する。サンプルの 39 カ国のうち 25 カ国は境界解の μ̂ 値を持つ――下限 0.01（実質ゼロラグ、18 カ国）または上限 6.0（7 カ国）のいずれかである。これらの国ではテンポ補正は不作動（μ̂ ≈ 0 ≡ M0）または飽和しているため、M0–M4 比較は構造的に無情報である。</w:t>
+      </w:r>
+    </w:p>
+    <w:p>
+      <w:pPr>
+        <w:spacing w:after="120" w:line="360" w:lineRule="auto"/>
+        <w:ind w:firstLine="240"/>
+      </w:pPr>
+      <w:r>
+        <w:rPr>
+          <w:rFonts w:ascii="Times New Roman" w:hAnsi="Times New Roman" w:eastAsia="MS Mincho"/>
+          <w:b w:val="0"/>
+          <w:i w:val="0"/>
+          <w:sz w:val="22"/>
+        </w:rPr>
+        <w:t>図 8 は OOS 評価を内点解の μ̂（μ̂ ∈ (0.02, 5.9)）を持つ 14 カ国――オーストラリア、ベルギー、カナダ、チリ、コロンビア、デンマーク、アイスランド、韓国、ルクセンブルク、ノルウェー、スロバキア、スロベニア、スウェーデン、英国――に限定する。このサブサンプルでは M1（一定ラグ）の MAPE 中央値は 4.23 % であり、M0 の 4.27 % から改善している。境界解国では M1 と M2 がより大きな改善を示す（境界 M1 = 3.98 %、境界 M2 = 3.83 % vs 境界 M0 = 4.72 %）。これはラグ補正がオプティマイザーが非ゼロ解を見出す国で正確に有効であることを示す。核心的洞察は、全サンプル中央値がテンポ補正が真に情報的な国とそれが機械的にゼロである国を混同しているということである。</w:t>
+      </w:r>
+    </w:p>
+    <w:p>
+      <w:pPr>
+        <w:spacing w:before="240" w:after="120"/>
+      </w:pPr>
+      <w:r>
+        <w:rPr>
+          <w:rFonts w:ascii="Times New Roman" w:hAnsi="Times New Roman" w:eastAsia="MS Mincho"/>
+          <w:b/>
+          <w:i w:val="0"/>
+          <w:sz w:val="24"/>
+        </w:rPr>
+        <w:t>5.8 拡張標本外指標</w:t>
+      </w:r>
+    </w:p>
+    <w:p>
+      <w:pPr>
+        <w:spacing w:before="360" w:after="120"/>
+      </w:pPr>
+      <w:r>
+        <w:rPr>
+          <w:rFonts w:ascii="Times New Roman" w:hAnsi="Times New Roman" w:eastAsia="MS Mincho"/>
+          <w:b/>
+          <w:i w:val="0"/>
+          <w:sz w:val="22"/>
+        </w:rPr>
+        <w:t>表4.</w:t>
+      </w:r>
+      <w:r>
+        <w:rPr>
+          <w:rFonts w:ascii="Times New Roman" w:hAnsi="Times New Roman" w:eastAsia="MS Mincho"/>
+          <w:b w:val="0"/>
+          <w:i w:val="0"/>
+          <w:sz w:val="22"/>
+        </w:rPr>
+        <w:t xml:space="preserve">  拡張標本外指標: 方向精度およびCWON軌跡RMSE。</w:t>
+      </w:r>
+    </w:p>
+    <w:tbl>
+      <w:tblPr>
+        <w:tblStyle w:val="TableGrid"/>
+        <w:tblW w:type="auto" w:w="0"/>
+        <w:tblLook w:firstColumn="1" w:firstRow="1" w:lastColumn="0" w:lastRow="0" w:noHBand="0" w:noVBand="1" w:val="04A0"/>
+      </w:tblPr>
+      <w:tblGrid>
+        <w:gridCol w:w="1568"/>
+        <w:gridCol w:w="1568"/>
+        <w:gridCol w:w="1568"/>
+        <w:gridCol w:w="1568"/>
+        <w:gridCol w:w="1568"/>
+        <w:gridCol w:w="1568"/>
+      </w:tblGrid>
+      <w:tr>
+        <w:tc>
+          <w:tcPr>
+            <w:tcW w:type="dxa" w:w="1568"/>
+          </w:tcPr>
+          <w:p>
+            <w:r/>
+            <w:r>
+              <w:rPr>
+                <w:rFonts w:ascii="Times New Roman" w:hAnsi="Times New Roman" w:eastAsia="MS Mincho"/>
+                <w:b/>
+                <w:i w:val="0"/>
+                <w:sz w:val="20"/>
+              </w:rPr>
+              <w:t>Model</w:t>
+            </w:r>
+          </w:p>
+        </w:tc>
+        <w:tc>
+          <w:tcPr>
+            <w:tcW w:type="dxa" w:w="1568"/>
+          </w:tcPr>
+          <w:p>
+            <w:r/>
+            <w:r>
+              <w:rPr>
+                <w:rFonts w:ascii="Times New Roman" w:hAnsi="Times New Roman" w:eastAsia="MS Mincho"/>
+                <w:b/>
+                <w:i w:val="0"/>
+                <w:sz w:val="20"/>
+              </w:rPr>
+              <w:t>Dir. acc. median (%)</w:t>
+            </w:r>
+          </w:p>
+        </w:tc>
+        <w:tc>
+          <w:tcPr>
+            <w:tcW w:type="dxa" w:w="1568"/>
+          </w:tcPr>
+          <w:p>
+            <w:r/>
+            <w:r>
+              <w:rPr>
+                <w:rFonts w:ascii="Times New Roman" w:hAnsi="Times New Roman" w:eastAsia="MS Mincho"/>
+                <w:b/>
+                <w:i w:val="0"/>
+                <w:sz w:val="20"/>
+              </w:rPr>
+              <w:t>Dir. acc. mean (%)</w:t>
+            </w:r>
+          </w:p>
+        </w:tc>
+        <w:tc>
+          <w:tcPr>
+            <w:tcW w:type="dxa" w:w="1568"/>
+          </w:tcPr>
+          <w:p>
+            <w:r/>
+            <w:r>
+              <w:rPr>
+                <w:rFonts w:ascii="Times New Roman" w:hAnsi="Times New Roman" w:eastAsia="MS Mincho"/>
+                <w:b/>
+                <w:i w:val="0"/>
+                <w:sz w:val="20"/>
+              </w:rPr>
+              <w:t>CWON RMSE median</w:t>
+            </w:r>
+          </w:p>
+        </w:tc>
+        <w:tc>
+          <w:tcPr>
+            <w:tcW w:type="dxa" w:w="1568"/>
+          </w:tcPr>
+          <w:p>
+            <w:r/>
+            <w:r>
+              <w:rPr>
+                <w:rFonts w:ascii="Times New Roman" w:hAnsi="Times New Roman" w:eastAsia="MS Mincho"/>
+                <w:b/>
+                <w:i w:val="0"/>
+                <w:sz w:val="20"/>
+              </w:rPr>
+              <w:t>CWON RMSE mean</w:t>
+            </w:r>
+          </w:p>
+        </w:tc>
+        <w:tc>
+          <w:tcPr>
+            <w:tcW w:type="dxa" w:w="1568"/>
+          </w:tcPr>
+          <w:p>
+            <w:r/>
+            <w:r>
+              <w:rPr>
+                <w:rFonts w:ascii="Times New Roman" w:hAnsi="Times New Roman" w:eastAsia="MS Mincho"/>
+                <w:b/>
+                <w:i w:val="0"/>
+                <w:sz w:val="20"/>
+              </w:rPr>
+              <w:t>N</w:t>
+            </w:r>
+          </w:p>
+        </w:tc>
+      </w:tr>
+      <w:tr>
+        <w:tc>
+          <w:tcPr>
+            <w:tcW w:type="dxa" w:w="1568"/>
+          </w:tcPr>
+          <w:p>
+            <w:r/>
+            <w:r>
+              <w:rPr>
+                <w:rFonts w:ascii="Times New Roman" w:hAnsi="Times New Roman" w:eastAsia="MS Mincho"/>
+                <w:b w:val="0"/>
+                <w:i w:val="0"/>
+                <w:sz w:val="20"/>
+              </w:rPr>
+              <w:t>M0</w:t>
+            </w:r>
+          </w:p>
+        </w:tc>
+        <w:tc>
+          <w:tcPr>
+            <w:tcW w:type="dxa" w:w="1568"/>
+          </w:tcPr>
+          <w:p>
+            <w:r/>
+            <w:r>
+              <w:rPr>
+                <w:rFonts w:ascii="Times New Roman" w:hAnsi="Times New Roman" w:eastAsia="MS Mincho"/>
+                <w:b w:val="0"/>
+                <w:i w:val="0"/>
+                <w:sz w:val="20"/>
+              </w:rPr>
+              <w:t>100.0</w:t>
+            </w:r>
+          </w:p>
+        </w:tc>
+        <w:tc>
+          <w:tcPr>
+            <w:tcW w:type="dxa" w:w="1568"/>
+          </w:tcPr>
+          <w:p>
+            <w:r/>
+            <w:r>
+              <w:rPr>
+                <w:rFonts w:ascii="Times New Roman" w:hAnsi="Times New Roman" w:eastAsia="MS Mincho"/>
+                <w:b w:val="0"/>
+                <w:i w:val="0"/>
+                <w:sz w:val="20"/>
+              </w:rPr>
+              <w:t>95.4</w:t>
+            </w:r>
+          </w:p>
+        </w:tc>
+        <w:tc>
+          <w:tcPr>
+            <w:tcW w:type="dxa" w:w="1568"/>
+          </w:tcPr>
+          <w:p>
+            <w:r/>
+            <w:r>
+              <w:rPr>
+                <w:rFonts w:ascii="Times New Roman" w:hAnsi="Times New Roman" w:eastAsia="MS Mincho"/>
+                <w:b w:val="0"/>
+                <w:i w:val="0"/>
+                <w:sz w:val="20"/>
+              </w:rPr>
+              <w:t>0.0085</w:t>
+            </w:r>
+          </w:p>
+        </w:tc>
+        <w:tc>
+          <w:tcPr>
+            <w:tcW w:type="dxa" w:w="1568"/>
+          </w:tcPr>
+          <w:p>
+            <w:r/>
+            <w:r>
+              <w:rPr>
+                <w:rFonts w:ascii="Times New Roman" w:hAnsi="Times New Roman" w:eastAsia="MS Mincho"/>
+                <w:b w:val="0"/>
+                <w:i w:val="0"/>
+                <w:sz w:val="20"/>
+              </w:rPr>
+              <w:t>0.0119</w:t>
+            </w:r>
+          </w:p>
+        </w:tc>
+        <w:tc>
+          <w:tcPr>
+            <w:tcW w:type="dxa" w:w="1568"/>
+          </w:tcPr>
+          <w:p>
+            <w:r/>
+            <w:r>
+              <w:rPr>
+                <w:rFonts w:ascii="Times New Roman" w:hAnsi="Times New Roman" w:eastAsia="MS Mincho"/>
+                <w:b w:val="0"/>
+                <w:i w:val="0"/>
+                <w:sz w:val="20"/>
+              </w:rPr>
+              <w:t>39</w:t>
+            </w:r>
+          </w:p>
+        </w:tc>
+      </w:tr>
+      <w:tr>
+        <w:tc>
+          <w:tcPr>
+            <w:tcW w:type="dxa" w:w="1568"/>
+          </w:tcPr>
+          <w:p>
+            <w:r/>
+            <w:r>
+              <w:rPr>
+                <w:rFonts w:ascii="Times New Roman" w:hAnsi="Times New Roman" w:eastAsia="MS Mincho"/>
+                <w:b w:val="0"/>
+                <w:i w:val="0"/>
+                <w:sz w:val="20"/>
+              </w:rPr>
+              <w:t>M1</w:t>
+            </w:r>
+          </w:p>
+        </w:tc>
+        <w:tc>
+          <w:tcPr>
+            <w:tcW w:type="dxa" w:w="1568"/>
+          </w:tcPr>
+          <w:p>
+            <w:r/>
+            <w:r>
+              <w:rPr>
+                <w:rFonts w:ascii="Times New Roman" w:hAnsi="Times New Roman" w:eastAsia="MS Mincho"/>
+                <w:b w:val="0"/>
+                <w:i w:val="0"/>
+                <w:sz w:val="20"/>
+              </w:rPr>
+              <w:t>100.0</w:t>
+            </w:r>
+          </w:p>
+        </w:tc>
+        <w:tc>
+          <w:tcPr>
+            <w:tcW w:type="dxa" w:w="1568"/>
+          </w:tcPr>
+          <w:p>
+            <w:r/>
+            <w:r>
+              <w:rPr>
+                <w:rFonts w:ascii="Times New Roman" w:hAnsi="Times New Roman" w:eastAsia="MS Mincho"/>
+                <w:b w:val="0"/>
+                <w:i w:val="0"/>
+                <w:sz w:val="20"/>
+              </w:rPr>
+              <w:t>95.9</w:t>
+            </w:r>
+          </w:p>
+        </w:tc>
+        <w:tc>
+          <w:tcPr>
+            <w:tcW w:type="dxa" w:w="1568"/>
+          </w:tcPr>
+          <w:p>
+            <w:r/>
+            <w:r>
+              <w:rPr>
+                <w:rFonts w:ascii="Times New Roman" w:hAnsi="Times New Roman" w:eastAsia="MS Mincho"/>
+                <w:b w:val="0"/>
+                <w:i w:val="0"/>
+                <w:sz w:val="20"/>
+              </w:rPr>
+              <w:t>0.0077</w:t>
+            </w:r>
+          </w:p>
+        </w:tc>
+        <w:tc>
+          <w:tcPr>
+            <w:tcW w:type="dxa" w:w="1568"/>
+          </w:tcPr>
+          <w:p>
+            <w:r/>
+            <w:r>
+              <w:rPr>
+                <w:rFonts w:ascii="Times New Roman" w:hAnsi="Times New Roman" w:eastAsia="MS Mincho"/>
+                <w:b w:val="0"/>
+                <w:i w:val="0"/>
+                <w:sz w:val="20"/>
+              </w:rPr>
+              <w:t>0.0114</w:t>
+            </w:r>
+          </w:p>
+        </w:tc>
+        <w:tc>
+          <w:tcPr>
+            <w:tcW w:type="dxa" w:w="1568"/>
+          </w:tcPr>
+          <w:p>
+            <w:r/>
+            <w:r>
+              <w:rPr>
+                <w:rFonts w:ascii="Times New Roman" w:hAnsi="Times New Roman" w:eastAsia="MS Mincho"/>
+                <w:b w:val="0"/>
+                <w:i w:val="0"/>
+                <w:sz w:val="20"/>
+              </w:rPr>
+              <w:t>39</w:t>
+            </w:r>
+          </w:p>
+        </w:tc>
+      </w:tr>
+      <w:tr>
+        <w:tc>
+          <w:tcPr>
+            <w:tcW w:type="dxa" w:w="1568"/>
+          </w:tcPr>
+          <w:p>
+            <w:r/>
+            <w:r>
+              <w:rPr>
+                <w:rFonts w:ascii="Times New Roman" w:hAnsi="Times New Roman" w:eastAsia="MS Mincho"/>
+                <w:b w:val="0"/>
+                <w:i w:val="0"/>
+                <w:sz w:val="20"/>
+              </w:rPr>
+              <w:t>M2</w:t>
+            </w:r>
+          </w:p>
+        </w:tc>
+        <w:tc>
+          <w:tcPr>
+            <w:tcW w:type="dxa" w:w="1568"/>
+          </w:tcPr>
+          <w:p>
+            <w:r/>
+            <w:r>
+              <w:rPr>
+                <w:rFonts w:ascii="Times New Roman" w:hAnsi="Times New Roman" w:eastAsia="MS Mincho"/>
+                <w:b w:val="0"/>
+                <w:i w:val="0"/>
+                <w:sz w:val="20"/>
+              </w:rPr>
+              <w:t>100.0</w:t>
+            </w:r>
+          </w:p>
+        </w:tc>
+        <w:tc>
+          <w:tcPr>
+            <w:tcW w:type="dxa" w:w="1568"/>
+          </w:tcPr>
+          <w:p>
+            <w:r/>
+            <w:r>
+              <w:rPr>
+                <w:rFonts w:ascii="Times New Roman" w:hAnsi="Times New Roman" w:eastAsia="MS Mincho"/>
+                <w:b w:val="0"/>
+                <w:i w:val="0"/>
+                <w:sz w:val="20"/>
+              </w:rPr>
+              <w:t>95.9</w:t>
+            </w:r>
+          </w:p>
+        </w:tc>
+        <w:tc>
+          <w:tcPr>
+            <w:tcW w:type="dxa" w:w="1568"/>
+          </w:tcPr>
+          <w:p>
+            <w:r/>
+            <w:r>
+              <w:rPr>
+                <w:rFonts w:ascii="Times New Roman" w:hAnsi="Times New Roman" w:eastAsia="MS Mincho"/>
+                <w:b w:val="0"/>
+                <w:i w:val="0"/>
+                <w:sz w:val="20"/>
+              </w:rPr>
+              <w:t>0.0072</w:t>
+            </w:r>
+          </w:p>
+        </w:tc>
+        <w:tc>
+          <w:tcPr>
+            <w:tcW w:type="dxa" w:w="1568"/>
+          </w:tcPr>
+          <w:p>
+            <w:r/>
+            <w:r>
+              <w:rPr>
+                <w:rFonts w:ascii="Times New Roman" w:hAnsi="Times New Roman" w:eastAsia="MS Mincho"/>
+                <w:b w:val="0"/>
+                <w:i w:val="0"/>
+                <w:sz w:val="20"/>
+              </w:rPr>
+              <w:t>0.0112</w:t>
+            </w:r>
+          </w:p>
+        </w:tc>
+        <w:tc>
+          <w:tcPr>
+            <w:tcW w:type="dxa" w:w="1568"/>
+          </w:tcPr>
+          <w:p>
+            <w:r/>
+            <w:r>
+              <w:rPr>
+                <w:rFonts w:ascii="Times New Roman" w:hAnsi="Times New Roman" w:eastAsia="MS Mincho"/>
+                <w:b w:val="0"/>
+                <w:i w:val="0"/>
+                <w:sz w:val="20"/>
+              </w:rPr>
+              <w:t>39</w:t>
+            </w:r>
+          </w:p>
+        </w:tc>
+      </w:tr>
+      <w:tr>
+        <w:tc>
+          <w:tcPr>
+            <w:tcW w:type="dxa" w:w="1568"/>
+          </w:tcPr>
+          <w:p>
+            <w:r/>
+            <w:r>
+              <w:rPr>
+                <w:rFonts w:ascii="Times New Roman" w:hAnsi="Times New Roman" w:eastAsia="MS Mincho"/>
+                <w:b w:val="0"/>
+                <w:i w:val="0"/>
+                <w:sz w:val="20"/>
+              </w:rPr>
+              <w:t>M3</w:t>
+            </w:r>
+          </w:p>
+        </w:tc>
+        <w:tc>
+          <w:tcPr>
+            <w:tcW w:type="dxa" w:w="1568"/>
+          </w:tcPr>
+          <w:p>
+            <w:r/>
+            <w:r>
+              <w:rPr>
+                <w:rFonts w:ascii="Times New Roman" w:hAnsi="Times New Roman" w:eastAsia="MS Mincho"/>
+                <w:b w:val="0"/>
+                <w:i w:val="0"/>
+                <w:sz w:val="20"/>
+              </w:rPr>
+              <w:t>100.0</w:t>
+            </w:r>
+          </w:p>
+        </w:tc>
+        <w:tc>
+          <w:tcPr>
+            <w:tcW w:type="dxa" w:w="1568"/>
+          </w:tcPr>
+          <w:p>
+            <w:r/>
+            <w:r>
+              <w:rPr>
+                <w:rFonts w:ascii="Times New Roman" w:hAnsi="Times New Roman" w:eastAsia="MS Mincho"/>
+                <w:b w:val="0"/>
+                <w:i w:val="0"/>
+                <w:sz w:val="20"/>
+              </w:rPr>
+              <w:t>95.4</w:t>
+            </w:r>
+          </w:p>
+        </w:tc>
+        <w:tc>
+          <w:tcPr>
+            <w:tcW w:type="dxa" w:w="1568"/>
+          </w:tcPr>
+          <w:p>
+            <w:r/>
+            <w:r>
+              <w:rPr>
+                <w:rFonts w:ascii="Times New Roman" w:hAnsi="Times New Roman" w:eastAsia="MS Mincho"/>
+                <w:b w:val="0"/>
+                <w:i w:val="0"/>
+                <w:sz w:val="20"/>
+              </w:rPr>
+              <w:t>0.0085</w:t>
+            </w:r>
+          </w:p>
+        </w:tc>
+        <w:tc>
+          <w:tcPr>
+            <w:tcW w:type="dxa" w:w="1568"/>
+          </w:tcPr>
+          <w:p>
+            <w:r/>
+            <w:r>
+              <w:rPr>
+                <w:rFonts w:ascii="Times New Roman" w:hAnsi="Times New Roman" w:eastAsia="MS Mincho"/>
+                <w:b w:val="0"/>
+                <w:i w:val="0"/>
+                <w:sz w:val="20"/>
+              </w:rPr>
+              <w:t>0.0119</w:t>
+            </w:r>
+          </w:p>
+        </w:tc>
+        <w:tc>
+          <w:tcPr>
+            <w:tcW w:type="dxa" w:w="1568"/>
+          </w:tcPr>
+          <w:p>
+            <w:r/>
+            <w:r>
+              <w:rPr>
+                <w:rFonts w:ascii="Times New Roman" w:hAnsi="Times New Roman" w:eastAsia="MS Mincho"/>
+                <w:b w:val="0"/>
+                <w:i w:val="0"/>
+                <w:sz w:val="20"/>
+              </w:rPr>
+              <w:t>39</w:t>
+            </w:r>
+          </w:p>
+        </w:tc>
+      </w:tr>
+      <w:tr>
+        <w:tc>
+          <w:tcPr>
+            <w:tcW w:type="dxa" w:w="1568"/>
+          </w:tcPr>
+          <w:p>
+            <w:r/>
+            <w:r>
+              <w:rPr>
+                <w:rFonts w:ascii="Times New Roman" w:hAnsi="Times New Roman" w:eastAsia="MS Mincho"/>
+                <w:b w:val="0"/>
+                <w:i w:val="0"/>
+                <w:sz w:val="20"/>
+              </w:rPr>
+              <w:t>M4</w:t>
+            </w:r>
+          </w:p>
+        </w:tc>
+        <w:tc>
+          <w:tcPr>
+            <w:tcW w:type="dxa" w:w="1568"/>
+          </w:tcPr>
+          <w:p>
+            <w:r/>
+            <w:r>
+              <w:rPr>
+                <w:rFonts w:ascii="Times New Roman" w:hAnsi="Times New Roman" w:eastAsia="MS Mincho"/>
+                <w:b w:val="0"/>
+                <w:i w:val="0"/>
+                <w:sz w:val="20"/>
+              </w:rPr>
+              <w:t>100.0</w:t>
+            </w:r>
+          </w:p>
+        </w:tc>
+        <w:tc>
+          <w:tcPr>
+            <w:tcW w:type="dxa" w:w="1568"/>
+          </w:tcPr>
+          <w:p>
+            <w:r/>
+            <w:r>
+              <w:rPr>
+                <w:rFonts w:ascii="Times New Roman" w:hAnsi="Times New Roman" w:eastAsia="MS Mincho"/>
+                <w:b w:val="0"/>
+                <w:i w:val="0"/>
+                <w:sz w:val="20"/>
+              </w:rPr>
+              <w:t>95.4</w:t>
+            </w:r>
+          </w:p>
+        </w:tc>
+        <w:tc>
+          <w:tcPr>
+            <w:tcW w:type="dxa" w:w="1568"/>
+          </w:tcPr>
+          <w:p>
+            <w:r/>
+            <w:r>
+              <w:rPr>
+                <w:rFonts w:ascii="Times New Roman" w:hAnsi="Times New Roman" w:eastAsia="MS Mincho"/>
+                <w:b w:val="0"/>
+                <w:i w:val="0"/>
+                <w:sz w:val="20"/>
+              </w:rPr>
+              <w:t>0.0085</w:t>
+            </w:r>
+          </w:p>
+        </w:tc>
+        <w:tc>
+          <w:tcPr>
+            <w:tcW w:type="dxa" w:w="1568"/>
+          </w:tcPr>
+          <w:p>
+            <w:r/>
+            <w:r>
+              <w:rPr>
+                <w:rFonts w:ascii="Times New Roman" w:hAnsi="Times New Roman" w:eastAsia="MS Mincho"/>
+                <w:b w:val="0"/>
+                <w:i w:val="0"/>
+                <w:sz w:val="20"/>
+              </w:rPr>
+              <w:t>0.0111</w:t>
+            </w:r>
+          </w:p>
+        </w:tc>
+        <w:tc>
+          <w:tcPr>
+            <w:tcW w:type="dxa" w:w="1568"/>
+          </w:tcPr>
+          <w:p>
+            <w:r/>
+            <w:r>
+              <w:rPr>
+                <w:rFonts w:ascii="Times New Roman" w:hAnsi="Times New Roman" w:eastAsia="MS Mincho"/>
+                <w:b w:val="0"/>
+                <w:i w:val="0"/>
+                <w:sz w:val="20"/>
+              </w:rPr>
+              <w:t>39</w:t>
+            </w:r>
+          </w:p>
+        </w:tc>
+      </w:tr>
+    </w:tbl>
+    <w:p>
+      <w:pPr>
+        <w:spacing w:after="120" w:line="360" w:lineRule="auto"/>
+        <w:ind w:firstLine="240"/>
+      </w:pPr>
+      <w:r>
+        <w:rPr>
+          <w:rFonts w:ascii="Times New Roman" w:hAnsi="Times New Roman" w:eastAsia="MS Mincho"/>
+          <w:b w:val="0"/>
+          <w:i w:val="0"/>
+          <w:sz w:val="22"/>
+        </w:rPr>
+        <w:t>MAPE は GDP 水準の平均パーセント誤差を測るが、モデルが GDP 成長の「方向」を追跡しているか、あるいは富面の資本ストックの「軌跡」を追跡しているかは捕捉しない。表 4 は 2015–2019 年のホールドアウト窓で計算した二つの追加指標を報告する。</w:t>
+      </w:r>
+    </w:p>
+    <w:p>
+      <w:pPr>
+        <w:spacing w:after="120" w:line="360" w:lineRule="auto"/>
+        <w:ind w:firstLine="240"/>
+      </w:pPr>
+      <w:r>
+        <w:rPr>
+          <w:rFonts w:ascii="Times New Roman" w:hAnsi="Times New Roman" w:eastAsia="MS Mincho"/>
+          <w:b w:val="0"/>
+          <w:i w:val="0"/>
+          <w:sz w:val="22"/>
+        </w:rPr>
+        <w:t>第一に、方向精度――モデルが GDP 成長の符号を正しく予測したテスト年の割合――はすべてのモデルで一様に高い（中央値 100 %）。これは 2015–2019 年のほぼすべての OECD 経済で GDP 成長が正であったことを反映する。方向精度はこのサンプルではモデル間を識別しないが、景気後退を含むサンプルでは診断的となるであろう。</w:t>
+      </w:r>
+    </w:p>
+    <w:p>
+      <w:pPr>
+        <w:spacing w:after="120" w:line="360" w:lineRule="auto"/>
+        <w:ind w:firstLine="240"/>
+      </w:pPr>
+      <w:r>
+        <w:rPr>
+          <w:rFonts w:ascii="Times New Roman" w:hAnsi="Times New Roman" w:eastAsia="MS Mincho"/>
+          <w:b w:val="0"/>
+          <w:i w:val="0"/>
+          <w:sz w:val="22"/>
+        </w:rPr>
+        <w:t>第二に、CWON 軌跡 RMSE は各モデルの PIM 資本ストックがホールドアウト年の CWON 生産資本軌跡をどれだけ良く追跡するかを測る（平均除去対数比較）。M2（テンポドリフト）が最低の中央値 RMSE（0.0072）を達成し、M0（0.0085）に比べ 15 % の改善である。M1（一定ラグ）は中間的（0.0077）。M4 は 0.0085 と M0 に近い。これは無形補正が資本ストックの水準をシフトするが成長軌跡を変えないためである。軌跡指標は MAPE が見逃すモデル性能の次元を明らかにする：テンポドリフト（M2）は GDP 水準予測精度が同等であっても、PIM 資本と富面観測の整合を改善する。</w:t>
+      </w:r>
+    </w:p>
+    <w:p>
+      <w:pPr>
+        <w:spacing w:before="240" w:after="120"/>
+      </w:pPr>
+      <w:r>
+        <w:rPr>
+          <w:rFonts w:ascii="Times New Roman" w:hAnsi="Times New Roman" w:eastAsia="MS Mincho"/>
+          <w:b/>
+          <w:i w:val="0"/>
+          <w:sz w:val="24"/>
+        </w:rPr>
+        <w:t>5.9 RPIM 診断の資産構成決定要因</w:t>
+      </w:r>
+    </w:p>
+    <w:p>
+      <w:pPr>
+        <w:spacing w:before="360" w:after="120"/>
+        <w:jc w:val="center"/>
+      </w:pPr>
+      <w:r>
+        <w:drawing>
+          <wp:inline xmlns:a="http://schemas.openxmlformats.org/drawingml/2006/main" xmlns:pic="http://schemas.openxmlformats.org/drawingml/2006/picture">
+            <wp:extent cx="5669280" cy="2442990"/>
+            <wp:docPr id="9" name="Picture 9"/>
+            <wp:cNvGraphicFramePr>
+              <a:graphicFrameLocks noChangeAspect="1"/>
+            </wp:cNvGraphicFramePr>
+            <a:graphic>
+              <a:graphicData uri="http://schemas.openxmlformats.org/drawingml/2006/picture">
+                <pic:pic>
+                  <pic:nvPicPr>
+                    <pic:cNvPr id="0" name="fig9_rho2_regression_ja.png"/>
+                    <pic:cNvPicPr/>
+                  </pic:nvPicPr>
+                  <pic:blipFill>
+                    <a:blip r:embed="rId17"/>
+                    <a:stretch>
+                      <a:fillRect/>
+                    </a:stretch>
+                  </pic:blipFill>
+                  <pic:spPr>
+                    <a:xfrm>
+                      <a:off x="0" y="0"/>
+                      <a:ext cx="5669280" cy="2442990"/>
+                    </a:xfrm>
+                    <a:prstGeom prst="rect"/>
+                  </pic:spPr>
+                </pic:pic>
+              </a:graphicData>
+            </a:graphic>
+          </wp:inline>
+        </w:drawing>
+      </w:r>
+    </w:p>
+    <w:p>
+      <w:pPr>
+        <w:spacing w:after="240"/>
+        <w:jc w:val="center"/>
+      </w:pPr>
+      <w:r>
+        <w:rPr>
+          <w:rFonts w:ascii="Times New Roman" w:hAnsi="Times New Roman" w:eastAsia="MS Mincho"/>
+          <w:b/>
+          <w:i w:val="0"/>
+          <w:sz w:val="20"/>
+        </w:rPr>
+        <w:t xml:space="preserve">図9. </w:t>
+      </w:r>
+      <w:r>
+        <w:rPr>
+          <w:rFonts w:ascii="Times New Roman" w:hAnsi="Times New Roman" w:eastAsia="MS Mincho"/>
+          <w:b w:val="0"/>
+          <w:i w:val="0"/>
+          <w:sz w:val="20"/>
+        </w:rPr>
+        <w:t>ρ̂₂のR&amp;D強度に対するクロスセクション回帰。</w:t>
+      </w:r>
+    </w:p>
+    <w:p>
+      <w:pPr>
+        <w:spacing w:after="120" w:line="360" w:lineRule="auto"/>
+        <w:ind w:firstLine="240"/>
+      </w:pPr>
+      <w:r>
+        <w:rPr>
+          <w:rFonts w:ascii="Times New Roman" w:hAnsi="Times New Roman" w:eastAsia="MS Mincho"/>
+          <w:b w:val="0"/>
+          <w:i w:val="0"/>
+          <w:sz w:val="22"/>
+        </w:rPr>
+        <w:t>自然な問いは、ρ̂₂ の国間変動が資産構成の観測可能な差異を反映しているかである。無形・R&amp;D 集約的投資のシェアが高い国は、PIM 構築が無形資産を省略していれば PIM–CWON 乖離が大きく（ρ̂₂ が低く）、M4 のテンポ・無形補正がこの乖離を首尾よく説明していれば ρ̂₂ が高くなることが期待される。</w:t>
+      </w:r>
+    </w:p>
+    <w:p>
+      <w:pPr>
+        <w:spacing w:after="120" w:line="360" w:lineRule="auto"/>
+        <w:ind w:firstLine="240"/>
+      </w:pPr>
+      <w:r>
+        <w:rPr>
+          <w:rFonts w:ascii="Times New Roman" w:hAnsi="Times New Roman" w:eastAsia="MS Mincho"/>
+          <w:b w:val="0"/>
+          <w:i w:val="0"/>
+          <w:sz w:val="22"/>
+        </w:rPr>
+        <w:t>図 9 は ρ̂₂ を GDP に占める平均 R&amp;D 支出比率（世界銀行 WDI）に対するクロスセクション OLS 回帰を報告する。M0 のもとでは傾きは正（0.054）だが 5 % 水準で有意ではない（t = 1.82、R² = 0.082、n = 39）：R&amp;D 強度の高さは PIM–CWON 整合性の高さと弱く関連する。M4 のもとでは傾きが 0.068 に増加し有意となる（t = 2.34、R² = 0.129）：テンポ・無形補正後、R&amp;D 強度と PIM–CWON 整合性の関連が強まる。これは M4 の無形補正（β）が R&amp;D 強度と相関する資本ストックの成分を捉え、イノベーション志向経済の残差 PIM–CWON ギャップを縮小するという解釈と整合する。</w:t>
+      </w:r>
+    </w:p>
+    <w:p>
+      <w:pPr>
+        <w:spacing w:after="120" w:line="360" w:lineRule="auto"/>
+        <w:ind w:firstLine="240"/>
+      </w:pPr>
+      <w:r>
+        <w:rPr>
+          <w:rFonts w:ascii="Times New Roman" w:hAnsi="Times New Roman" w:eastAsia="MS Mincho"/>
+          <w:b w:val="0"/>
+          <w:i w:val="0"/>
+          <w:sz w:val="22"/>
+        </w:rPr>
+        <w:t>クロスセクション R² は控えめ（13 %）にとどまり、PIM–CWON 乖離の他の多くの源泉（地価再評価、天然資源レント、資産寿命仮定の差異）を反映する。この結果は決定的というよりは示唆的に読むべきである：ρ̂₂ はランダムノイズではなく、部分的に各国の観測可能な資産構成差異を反映する。これは単一資産 PIM では直接モデル化できない資産別プロファイルへの間接的関与を提供し、複数資産 PIM データが利用可能になった際に ρ̂₂ を資産クラス別に分解するという自然な拡張を示す。</w:t>
+      </w:r>
+    </w:p>
+    <w:p>
+      <w:pPr>
+        <w:spacing w:before="240" w:after="120"/>
+      </w:pPr>
+      <w:r>
+        <w:rPr>
+          <w:rFonts w:ascii="Times New Roman" w:hAnsi="Times New Roman" w:eastAsia="MS Mincho"/>
+          <w:b/>
+          <w:i w:val="0"/>
           <w:sz w:val="26"/>
         </w:rPr>
         <w:t>6. 考察</w:t>
@@ -5316,6 +6268,683 @@
     </w:tbl>
     <w:p>
       <w:pPr>
+        <w:spacing w:after="120" w:line="360" w:lineRule="auto"/>
+        <w:ind w:firstLine="240"/>
+      </w:pPr>
+      <w:r>
+        <w:rPr>
+          <w:rFonts w:ascii="Times New Roman" w:hAnsi="Times New Roman" w:eastAsia="MS Mincho"/>
+          <w:b w:val="0"/>
+          <w:i w:val="0"/>
+          <w:sz w:val="22"/>
+        </w:rPr>
+        <w:t>表 4. 拡張標本外指標：方向精度および CWON 軌跡 RMSE</w:t>
+      </w:r>
+    </w:p>
+    <w:p>
+      <w:pPr>
+        <w:spacing w:before="360" w:after="120"/>
+      </w:pPr>
+      <w:r>
+        <w:rPr>
+          <w:rFonts w:ascii="Times New Roman" w:hAnsi="Times New Roman" w:eastAsia="MS Mincho"/>
+          <w:b/>
+          <w:i w:val="0"/>
+          <w:sz w:val="22"/>
+        </w:rPr>
+        <w:t>表4.</w:t>
+      </w:r>
+      <w:r>
+        <w:rPr>
+          <w:rFonts w:ascii="Times New Roman" w:hAnsi="Times New Roman" w:eastAsia="MS Mincho"/>
+          <w:b w:val="0"/>
+          <w:i w:val="0"/>
+          <w:sz w:val="22"/>
+        </w:rPr>
+        <w:t xml:space="preserve">  拡張標本外指標: 方向精度およびCWON軌跡RMSE。</w:t>
+      </w:r>
+    </w:p>
+    <w:tbl>
+      <w:tblPr>
+        <w:tblStyle w:val="TableGrid"/>
+        <w:tblW w:type="auto" w:w="0"/>
+        <w:tblLook w:firstColumn="1" w:firstRow="1" w:lastColumn="0" w:lastRow="0" w:noHBand="0" w:noVBand="1" w:val="04A0"/>
+      </w:tblPr>
+      <w:tblGrid>
+        <w:gridCol w:w="1568"/>
+        <w:gridCol w:w="1568"/>
+        <w:gridCol w:w="1568"/>
+        <w:gridCol w:w="1568"/>
+        <w:gridCol w:w="1568"/>
+        <w:gridCol w:w="1568"/>
+      </w:tblGrid>
+      <w:tr>
+        <w:tc>
+          <w:tcPr>
+            <w:tcW w:type="dxa" w:w="1568"/>
+          </w:tcPr>
+          <w:p>
+            <w:r/>
+            <w:r>
+              <w:rPr>
+                <w:rFonts w:ascii="Times New Roman" w:hAnsi="Times New Roman" w:eastAsia="MS Mincho"/>
+                <w:b/>
+                <w:i w:val="0"/>
+                <w:sz w:val="20"/>
+              </w:rPr>
+              <w:t>Model</w:t>
+            </w:r>
+          </w:p>
+        </w:tc>
+        <w:tc>
+          <w:tcPr>
+            <w:tcW w:type="dxa" w:w="1568"/>
+          </w:tcPr>
+          <w:p>
+            <w:r/>
+            <w:r>
+              <w:rPr>
+                <w:rFonts w:ascii="Times New Roman" w:hAnsi="Times New Roman" w:eastAsia="MS Mincho"/>
+                <w:b/>
+                <w:i w:val="0"/>
+                <w:sz w:val="20"/>
+              </w:rPr>
+              <w:t>Dir. acc. median (%)</w:t>
+            </w:r>
+          </w:p>
+        </w:tc>
+        <w:tc>
+          <w:tcPr>
+            <w:tcW w:type="dxa" w:w="1568"/>
+          </w:tcPr>
+          <w:p>
+            <w:r/>
+            <w:r>
+              <w:rPr>
+                <w:rFonts w:ascii="Times New Roman" w:hAnsi="Times New Roman" w:eastAsia="MS Mincho"/>
+                <w:b/>
+                <w:i w:val="0"/>
+                <w:sz w:val="20"/>
+              </w:rPr>
+              <w:t>Dir. acc. mean (%)</w:t>
+            </w:r>
+          </w:p>
+        </w:tc>
+        <w:tc>
+          <w:tcPr>
+            <w:tcW w:type="dxa" w:w="1568"/>
+          </w:tcPr>
+          <w:p>
+            <w:r/>
+            <w:r>
+              <w:rPr>
+                <w:rFonts w:ascii="Times New Roman" w:hAnsi="Times New Roman" w:eastAsia="MS Mincho"/>
+                <w:b/>
+                <w:i w:val="0"/>
+                <w:sz w:val="20"/>
+              </w:rPr>
+              <w:t>CWON RMSE median</w:t>
+            </w:r>
+          </w:p>
+        </w:tc>
+        <w:tc>
+          <w:tcPr>
+            <w:tcW w:type="dxa" w:w="1568"/>
+          </w:tcPr>
+          <w:p>
+            <w:r/>
+            <w:r>
+              <w:rPr>
+                <w:rFonts w:ascii="Times New Roman" w:hAnsi="Times New Roman" w:eastAsia="MS Mincho"/>
+                <w:b/>
+                <w:i w:val="0"/>
+                <w:sz w:val="20"/>
+              </w:rPr>
+              <w:t>CWON RMSE mean</w:t>
+            </w:r>
+          </w:p>
+        </w:tc>
+        <w:tc>
+          <w:tcPr>
+            <w:tcW w:type="dxa" w:w="1568"/>
+          </w:tcPr>
+          <w:p>
+            <w:r/>
+            <w:r>
+              <w:rPr>
+                <w:rFonts w:ascii="Times New Roman" w:hAnsi="Times New Roman" w:eastAsia="MS Mincho"/>
+                <w:b/>
+                <w:i w:val="0"/>
+                <w:sz w:val="20"/>
+              </w:rPr>
+              <w:t>N</w:t>
+            </w:r>
+          </w:p>
+        </w:tc>
+      </w:tr>
+      <w:tr>
+        <w:tc>
+          <w:tcPr>
+            <w:tcW w:type="dxa" w:w="1568"/>
+          </w:tcPr>
+          <w:p>
+            <w:r/>
+            <w:r>
+              <w:rPr>
+                <w:rFonts w:ascii="Times New Roman" w:hAnsi="Times New Roman" w:eastAsia="MS Mincho"/>
+                <w:b w:val="0"/>
+                <w:i w:val="0"/>
+                <w:sz w:val="20"/>
+              </w:rPr>
+              <w:t>M0</w:t>
+            </w:r>
+          </w:p>
+        </w:tc>
+        <w:tc>
+          <w:tcPr>
+            <w:tcW w:type="dxa" w:w="1568"/>
+          </w:tcPr>
+          <w:p>
+            <w:r/>
+            <w:r>
+              <w:rPr>
+                <w:rFonts w:ascii="Times New Roman" w:hAnsi="Times New Roman" w:eastAsia="MS Mincho"/>
+                <w:b w:val="0"/>
+                <w:i w:val="0"/>
+                <w:sz w:val="20"/>
+              </w:rPr>
+              <w:t>100.0</w:t>
+            </w:r>
+          </w:p>
+        </w:tc>
+        <w:tc>
+          <w:tcPr>
+            <w:tcW w:type="dxa" w:w="1568"/>
+          </w:tcPr>
+          <w:p>
+            <w:r/>
+            <w:r>
+              <w:rPr>
+                <w:rFonts w:ascii="Times New Roman" w:hAnsi="Times New Roman" w:eastAsia="MS Mincho"/>
+                <w:b w:val="0"/>
+                <w:i w:val="0"/>
+                <w:sz w:val="20"/>
+              </w:rPr>
+              <w:t>95.4</w:t>
+            </w:r>
+          </w:p>
+        </w:tc>
+        <w:tc>
+          <w:tcPr>
+            <w:tcW w:type="dxa" w:w="1568"/>
+          </w:tcPr>
+          <w:p>
+            <w:r/>
+            <w:r>
+              <w:rPr>
+                <w:rFonts w:ascii="Times New Roman" w:hAnsi="Times New Roman" w:eastAsia="MS Mincho"/>
+                <w:b w:val="0"/>
+                <w:i w:val="0"/>
+                <w:sz w:val="20"/>
+              </w:rPr>
+              <w:t>0.0085</w:t>
+            </w:r>
+          </w:p>
+        </w:tc>
+        <w:tc>
+          <w:tcPr>
+            <w:tcW w:type="dxa" w:w="1568"/>
+          </w:tcPr>
+          <w:p>
+            <w:r/>
+            <w:r>
+              <w:rPr>
+                <w:rFonts w:ascii="Times New Roman" w:hAnsi="Times New Roman" w:eastAsia="MS Mincho"/>
+                <w:b w:val="0"/>
+                <w:i w:val="0"/>
+                <w:sz w:val="20"/>
+              </w:rPr>
+              <w:t>0.0119</w:t>
+            </w:r>
+          </w:p>
+        </w:tc>
+        <w:tc>
+          <w:tcPr>
+            <w:tcW w:type="dxa" w:w="1568"/>
+          </w:tcPr>
+          <w:p>
+            <w:r/>
+            <w:r>
+              <w:rPr>
+                <w:rFonts w:ascii="Times New Roman" w:hAnsi="Times New Roman" w:eastAsia="MS Mincho"/>
+                <w:b w:val="0"/>
+                <w:i w:val="0"/>
+                <w:sz w:val="20"/>
+              </w:rPr>
+              <w:t>39</w:t>
+            </w:r>
+          </w:p>
+        </w:tc>
+      </w:tr>
+      <w:tr>
+        <w:tc>
+          <w:tcPr>
+            <w:tcW w:type="dxa" w:w="1568"/>
+          </w:tcPr>
+          <w:p>
+            <w:r/>
+            <w:r>
+              <w:rPr>
+                <w:rFonts w:ascii="Times New Roman" w:hAnsi="Times New Roman" w:eastAsia="MS Mincho"/>
+                <w:b w:val="0"/>
+                <w:i w:val="0"/>
+                <w:sz w:val="20"/>
+              </w:rPr>
+              <w:t>M1</w:t>
+            </w:r>
+          </w:p>
+        </w:tc>
+        <w:tc>
+          <w:tcPr>
+            <w:tcW w:type="dxa" w:w="1568"/>
+          </w:tcPr>
+          <w:p>
+            <w:r/>
+            <w:r>
+              <w:rPr>
+                <w:rFonts w:ascii="Times New Roman" w:hAnsi="Times New Roman" w:eastAsia="MS Mincho"/>
+                <w:b w:val="0"/>
+                <w:i w:val="0"/>
+                <w:sz w:val="20"/>
+              </w:rPr>
+              <w:t>100.0</w:t>
+            </w:r>
+          </w:p>
+        </w:tc>
+        <w:tc>
+          <w:tcPr>
+            <w:tcW w:type="dxa" w:w="1568"/>
+          </w:tcPr>
+          <w:p>
+            <w:r/>
+            <w:r>
+              <w:rPr>
+                <w:rFonts w:ascii="Times New Roman" w:hAnsi="Times New Roman" w:eastAsia="MS Mincho"/>
+                <w:b w:val="0"/>
+                <w:i w:val="0"/>
+                <w:sz w:val="20"/>
+              </w:rPr>
+              <w:t>95.9</w:t>
+            </w:r>
+          </w:p>
+        </w:tc>
+        <w:tc>
+          <w:tcPr>
+            <w:tcW w:type="dxa" w:w="1568"/>
+          </w:tcPr>
+          <w:p>
+            <w:r/>
+            <w:r>
+              <w:rPr>
+                <w:rFonts w:ascii="Times New Roman" w:hAnsi="Times New Roman" w:eastAsia="MS Mincho"/>
+                <w:b w:val="0"/>
+                <w:i w:val="0"/>
+                <w:sz w:val="20"/>
+              </w:rPr>
+              <w:t>0.0077</w:t>
+            </w:r>
+          </w:p>
+        </w:tc>
+        <w:tc>
+          <w:tcPr>
+            <w:tcW w:type="dxa" w:w="1568"/>
+          </w:tcPr>
+          <w:p>
+            <w:r/>
+            <w:r>
+              <w:rPr>
+                <w:rFonts w:ascii="Times New Roman" w:hAnsi="Times New Roman" w:eastAsia="MS Mincho"/>
+                <w:b w:val="0"/>
+                <w:i w:val="0"/>
+                <w:sz w:val="20"/>
+              </w:rPr>
+              <w:t>0.0114</w:t>
+            </w:r>
+          </w:p>
+        </w:tc>
+        <w:tc>
+          <w:tcPr>
+            <w:tcW w:type="dxa" w:w="1568"/>
+          </w:tcPr>
+          <w:p>
+            <w:r/>
+            <w:r>
+              <w:rPr>
+                <w:rFonts w:ascii="Times New Roman" w:hAnsi="Times New Roman" w:eastAsia="MS Mincho"/>
+                <w:b w:val="0"/>
+                <w:i w:val="0"/>
+                <w:sz w:val="20"/>
+              </w:rPr>
+              <w:t>39</w:t>
+            </w:r>
+          </w:p>
+        </w:tc>
+      </w:tr>
+      <w:tr>
+        <w:tc>
+          <w:tcPr>
+            <w:tcW w:type="dxa" w:w="1568"/>
+          </w:tcPr>
+          <w:p>
+            <w:r/>
+            <w:r>
+              <w:rPr>
+                <w:rFonts w:ascii="Times New Roman" w:hAnsi="Times New Roman" w:eastAsia="MS Mincho"/>
+                <w:b w:val="0"/>
+                <w:i w:val="0"/>
+                <w:sz w:val="20"/>
+              </w:rPr>
+              <w:t>M2</w:t>
+            </w:r>
+          </w:p>
+        </w:tc>
+        <w:tc>
+          <w:tcPr>
+            <w:tcW w:type="dxa" w:w="1568"/>
+          </w:tcPr>
+          <w:p>
+            <w:r/>
+            <w:r>
+              <w:rPr>
+                <w:rFonts w:ascii="Times New Roman" w:hAnsi="Times New Roman" w:eastAsia="MS Mincho"/>
+                <w:b w:val="0"/>
+                <w:i w:val="0"/>
+                <w:sz w:val="20"/>
+              </w:rPr>
+              <w:t>100.0</w:t>
+            </w:r>
+          </w:p>
+        </w:tc>
+        <w:tc>
+          <w:tcPr>
+            <w:tcW w:type="dxa" w:w="1568"/>
+          </w:tcPr>
+          <w:p>
+            <w:r/>
+            <w:r>
+              <w:rPr>
+                <w:rFonts w:ascii="Times New Roman" w:hAnsi="Times New Roman" w:eastAsia="MS Mincho"/>
+                <w:b w:val="0"/>
+                <w:i w:val="0"/>
+                <w:sz w:val="20"/>
+              </w:rPr>
+              <w:t>95.9</w:t>
+            </w:r>
+          </w:p>
+        </w:tc>
+        <w:tc>
+          <w:tcPr>
+            <w:tcW w:type="dxa" w:w="1568"/>
+          </w:tcPr>
+          <w:p>
+            <w:r/>
+            <w:r>
+              <w:rPr>
+                <w:rFonts w:ascii="Times New Roman" w:hAnsi="Times New Roman" w:eastAsia="MS Mincho"/>
+                <w:b w:val="0"/>
+                <w:i w:val="0"/>
+                <w:sz w:val="20"/>
+              </w:rPr>
+              <w:t>0.0072</w:t>
+            </w:r>
+          </w:p>
+        </w:tc>
+        <w:tc>
+          <w:tcPr>
+            <w:tcW w:type="dxa" w:w="1568"/>
+          </w:tcPr>
+          <w:p>
+            <w:r/>
+            <w:r>
+              <w:rPr>
+                <w:rFonts w:ascii="Times New Roman" w:hAnsi="Times New Roman" w:eastAsia="MS Mincho"/>
+                <w:b w:val="0"/>
+                <w:i w:val="0"/>
+                <w:sz w:val="20"/>
+              </w:rPr>
+              <w:t>0.0112</w:t>
+            </w:r>
+          </w:p>
+        </w:tc>
+        <w:tc>
+          <w:tcPr>
+            <w:tcW w:type="dxa" w:w="1568"/>
+          </w:tcPr>
+          <w:p>
+            <w:r/>
+            <w:r>
+              <w:rPr>
+                <w:rFonts w:ascii="Times New Roman" w:hAnsi="Times New Roman" w:eastAsia="MS Mincho"/>
+                <w:b w:val="0"/>
+                <w:i w:val="0"/>
+                <w:sz w:val="20"/>
+              </w:rPr>
+              <w:t>39</w:t>
+            </w:r>
+          </w:p>
+        </w:tc>
+      </w:tr>
+      <w:tr>
+        <w:tc>
+          <w:tcPr>
+            <w:tcW w:type="dxa" w:w="1568"/>
+          </w:tcPr>
+          <w:p>
+            <w:r/>
+            <w:r>
+              <w:rPr>
+                <w:rFonts w:ascii="Times New Roman" w:hAnsi="Times New Roman" w:eastAsia="MS Mincho"/>
+                <w:b w:val="0"/>
+                <w:i w:val="0"/>
+                <w:sz w:val="20"/>
+              </w:rPr>
+              <w:t>M3</w:t>
+            </w:r>
+          </w:p>
+        </w:tc>
+        <w:tc>
+          <w:tcPr>
+            <w:tcW w:type="dxa" w:w="1568"/>
+          </w:tcPr>
+          <w:p>
+            <w:r/>
+            <w:r>
+              <w:rPr>
+                <w:rFonts w:ascii="Times New Roman" w:hAnsi="Times New Roman" w:eastAsia="MS Mincho"/>
+                <w:b w:val="0"/>
+                <w:i w:val="0"/>
+                <w:sz w:val="20"/>
+              </w:rPr>
+              <w:t>100.0</w:t>
+            </w:r>
+          </w:p>
+        </w:tc>
+        <w:tc>
+          <w:tcPr>
+            <w:tcW w:type="dxa" w:w="1568"/>
+          </w:tcPr>
+          <w:p>
+            <w:r/>
+            <w:r>
+              <w:rPr>
+                <w:rFonts w:ascii="Times New Roman" w:hAnsi="Times New Roman" w:eastAsia="MS Mincho"/>
+                <w:b w:val="0"/>
+                <w:i w:val="0"/>
+                <w:sz w:val="20"/>
+              </w:rPr>
+              <w:t>95.4</w:t>
+            </w:r>
+          </w:p>
+        </w:tc>
+        <w:tc>
+          <w:tcPr>
+            <w:tcW w:type="dxa" w:w="1568"/>
+          </w:tcPr>
+          <w:p>
+            <w:r/>
+            <w:r>
+              <w:rPr>
+                <w:rFonts w:ascii="Times New Roman" w:hAnsi="Times New Roman" w:eastAsia="MS Mincho"/>
+                <w:b w:val="0"/>
+                <w:i w:val="0"/>
+                <w:sz w:val="20"/>
+              </w:rPr>
+              <w:t>0.0085</w:t>
+            </w:r>
+          </w:p>
+        </w:tc>
+        <w:tc>
+          <w:tcPr>
+            <w:tcW w:type="dxa" w:w="1568"/>
+          </w:tcPr>
+          <w:p>
+            <w:r/>
+            <w:r>
+              <w:rPr>
+                <w:rFonts w:ascii="Times New Roman" w:hAnsi="Times New Roman" w:eastAsia="MS Mincho"/>
+                <w:b w:val="0"/>
+                <w:i w:val="0"/>
+                <w:sz w:val="20"/>
+              </w:rPr>
+              <w:t>0.0119</w:t>
+            </w:r>
+          </w:p>
+        </w:tc>
+        <w:tc>
+          <w:tcPr>
+            <w:tcW w:type="dxa" w:w="1568"/>
+          </w:tcPr>
+          <w:p>
+            <w:r/>
+            <w:r>
+              <w:rPr>
+                <w:rFonts w:ascii="Times New Roman" w:hAnsi="Times New Roman" w:eastAsia="MS Mincho"/>
+                <w:b w:val="0"/>
+                <w:i w:val="0"/>
+                <w:sz w:val="20"/>
+              </w:rPr>
+              <w:t>39</w:t>
+            </w:r>
+          </w:p>
+        </w:tc>
+      </w:tr>
+      <w:tr>
+        <w:tc>
+          <w:tcPr>
+            <w:tcW w:type="dxa" w:w="1568"/>
+          </w:tcPr>
+          <w:p>
+            <w:r/>
+            <w:r>
+              <w:rPr>
+                <w:rFonts w:ascii="Times New Roman" w:hAnsi="Times New Roman" w:eastAsia="MS Mincho"/>
+                <w:b w:val="0"/>
+                <w:i w:val="0"/>
+                <w:sz w:val="20"/>
+              </w:rPr>
+              <w:t>M4</w:t>
+            </w:r>
+          </w:p>
+        </w:tc>
+        <w:tc>
+          <w:tcPr>
+            <w:tcW w:type="dxa" w:w="1568"/>
+          </w:tcPr>
+          <w:p>
+            <w:r/>
+            <w:r>
+              <w:rPr>
+                <w:rFonts w:ascii="Times New Roman" w:hAnsi="Times New Roman" w:eastAsia="MS Mincho"/>
+                <w:b w:val="0"/>
+                <w:i w:val="0"/>
+                <w:sz w:val="20"/>
+              </w:rPr>
+              <w:t>100.0</w:t>
+            </w:r>
+          </w:p>
+        </w:tc>
+        <w:tc>
+          <w:tcPr>
+            <w:tcW w:type="dxa" w:w="1568"/>
+          </w:tcPr>
+          <w:p>
+            <w:r/>
+            <w:r>
+              <w:rPr>
+                <w:rFonts w:ascii="Times New Roman" w:hAnsi="Times New Roman" w:eastAsia="MS Mincho"/>
+                <w:b w:val="0"/>
+                <w:i w:val="0"/>
+                <w:sz w:val="20"/>
+              </w:rPr>
+              <w:t>95.4</w:t>
+            </w:r>
+          </w:p>
+        </w:tc>
+        <w:tc>
+          <w:tcPr>
+            <w:tcW w:type="dxa" w:w="1568"/>
+          </w:tcPr>
+          <w:p>
+            <w:r/>
+            <w:r>
+              <w:rPr>
+                <w:rFonts w:ascii="Times New Roman" w:hAnsi="Times New Roman" w:eastAsia="MS Mincho"/>
+                <w:b w:val="0"/>
+                <w:i w:val="0"/>
+                <w:sz w:val="20"/>
+              </w:rPr>
+              <w:t>0.0085</w:t>
+            </w:r>
+          </w:p>
+        </w:tc>
+        <w:tc>
+          <w:tcPr>
+            <w:tcW w:type="dxa" w:w="1568"/>
+          </w:tcPr>
+          <w:p>
+            <w:r/>
+            <w:r>
+              <w:rPr>
+                <w:rFonts w:ascii="Times New Roman" w:hAnsi="Times New Roman" w:eastAsia="MS Mincho"/>
+                <w:b w:val="0"/>
+                <w:i w:val="0"/>
+                <w:sz w:val="20"/>
+              </w:rPr>
+              <w:t>0.0111</w:t>
+            </w:r>
+          </w:p>
+        </w:tc>
+        <w:tc>
+          <w:tcPr>
+            <w:tcW w:type="dxa" w:w="1568"/>
+          </w:tcPr>
+          <w:p>
+            <w:r/>
+            <w:r>
+              <w:rPr>
+                <w:rFonts w:ascii="Times New Roman" w:hAnsi="Times New Roman" w:eastAsia="MS Mincho"/>
+                <w:b w:val="0"/>
+                <w:i w:val="0"/>
+                <w:sz w:val="20"/>
+              </w:rPr>
+              <w:t>39</w:t>
+            </w:r>
+          </w:p>
+        </w:tc>
+      </w:tr>
+    </w:tbl>
+    <w:p>
+      <w:pPr>
         <w:spacing w:before="240" w:after="120"/>
       </w:pPr>
       <w:r>

--- a/gdp_tempo_paper/manuscript/manuscript_ja.docx
+++ b/gdp_tempo_paper/manuscript/manuscript_ja.docx
@@ -4,7 +4,7 @@
   <w:body>
     <w:p>
       <w:pPr>
-        <w:spacing w:before="240" w:after="120"/>
+        <w:spacing w:before="360" w:after="120" w:line="480" w:lineRule="auto"/>
       </w:pPr>
       <w:r>
         <w:rPr>
@@ -18,409 +18,424 @@
     </w:p>
     <w:p>
       <w:pPr>
-        <w:spacing w:after="120" w:line="360" w:lineRule="auto"/>
-        <w:ind w:firstLine="240"/>
+        <w:spacing w:after="120" w:line="480" w:lineRule="auto"/>
+        <w:ind w:firstLine="480"/>
       </w:pPr>
       <w:r>
         <w:rPr>
           <w:rFonts w:ascii="Times New Roman" w:hAnsi="Times New Roman" w:eastAsia="MS Mincho"/>
           <w:b w:val="0"/>
           <w:i w:val="0"/>
-          <w:sz w:val="22"/>
+          <w:sz w:val="24"/>
         </w:rPr>
         <w:t>大西達紀（Onishi Tatsuki）</w:t>
       </w:r>
     </w:p>
     <w:p>
       <w:pPr>
-        <w:spacing w:after="120" w:line="360" w:lineRule="auto"/>
-        <w:ind w:firstLine="240"/>
+        <w:spacing w:after="120" w:line="480" w:lineRule="auto"/>
+        <w:ind w:firstLine="480"/>
       </w:pPr>
       <w:r>
         <w:rPr>
           <w:rFonts w:ascii="Times New Roman" w:hAnsi="Times New Roman" w:eastAsia="MS Mincho"/>
           <w:b w:val="0"/>
           <w:i w:val="0"/>
-          <w:sz w:val="22"/>
+          <w:sz w:val="24"/>
         </w:rPr>
         <w:t>滋賀大学 データサイエンス・AIイノベーション研究推進センター</w:t>
       </w:r>
     </w:p>
     <w:p>
       <w:pPr>
-        <w:spacing w:after="120" w:line="360" w:lineRule="auto"/>
-        <w:ind w:firstLine="240"/>
+        <w:spacing w:after="120" w:line="480" w:lineRule="auto"/>
+        <w:ind w:firstLine="480"/>
       </w:pPr>
       <w:r>
         <w:rPr>
           <w:rFonts w:ascii="Times New Roman" w:hAnsi="Times New Roman" w:eastAsia="MS Mincho"/>
           <w:b w:val="0"/>
           <w:i w:val="0"/>
-          <w:sz w:val="22"/>
+          <w:sz w:val="24"/>
         </w:rPr>
         <w:t>〒522-8522 滋賀県彦根市馬場 1-1-1</w:t>
       </w:r>
     </w:p>
     <w:p>
       <w:pPr>
-        <w:spacing w:after="120" w:line="360" w:lineRule="auto"/>
-        <w:ind w:firstLine="240"/>
+        <w:spacing w:after="120" w:line="480" w:lineRule="auto"/>
+        <w:ind w:firstLine="480"/>
       </w:pPr>
       <w:r>
         <w:rPr>
           <w:rFonts w:ascii="Times New Roman" w:hAnsi="Times New Roman" w:eastAsia="MS Mincho"/>
           <w:b w:val="0"/>
           <w:i w:val="0"/>
-          <w:sz w:val="22"/>
+          <w:sz w:val="24"/>
         </w:rPr>
         <w:t>電話：+81-749-27-1023. E-mail: bougtoir@gmail.com. ORCID: 0000-0001-7261-9062.</w:t>
       </w:r>
     </w:p>
     <w:p>
       <w:pPr>
-        <w:spacing w:after="120" w:line="360" w:lineRule="auto"/>
-        <w:ind w:firstLine="240"/>
+        <w:spacing w:after="120" w:line="480" w:lineRule="auto"/>
+        <w:ind w:firstLine="480"/>
       </w:pPr>
       <w:r>
         <w:rPr>
           <w:rFonts w:ascii="Times New Roman" w:hAnsi="Times New Roman" w:eastAsia="MS Mincho"/>
           <w:b w:val="0"/>
           <w:i w:val="0"/>
-          <w:sz w:val="22"/>
+          <w:sz w:val="24"/>
+        </w:rPr>
+        <w:t>ランニングヘッド: 資本会計におけるテンポ効果</w:t>
+      </w:r>
+    </w:p>
+    <w:p>
+      <w:pPr>
+        <w:spacing w:after="120" w:line="480" w:lineRule="auto"/>
+        <w:ind w:firstLine="480"/>
+      </w:pPr>
+      <w:r>
+        <w:rPr>
+          <w:rFonts w:ascii="Times New Roman" w:hAnsi="Times New Roman" w:eastAsia="MS Mincho"/>
+          <w:b w:val="0"/>
+          <w:i w:val="0"/>
+          <w:sz w:val="24"/>
         </w:rPr>
         <w:t>キーワード: テンポ効果、無形資本、恒久棚卸法、タイム・トゥ・ビルド、フロー=ストック整合性、Beyond-GDP。</w:t>
       </w:r>
     </w:p>
     <w:p>
       <w:pPr>
-        <w:spacing w:after="120" w:line="360" w:lineRule="auto"/>
-        <w:ind w:firstLine="240"/>
+        <w:spacing w:after="120" w:line="480" w:lineRule="auto"/>
+        <w:ind w:firstLine="480"/>
       </w:pPr>
       <w:r>
         <w:rPr>
           <w:rFonts w:ascii="Times New Roman" w:hAnsi="Times New Roman" w:eastAsia="MS Mincho"/>
           <w:b w:val="0"/>
           <w:i w:val="0"/>
-          <w:sz w:val="22"/>
+          <w:sz w:val="24"/>
         </w:rPr>
         <w:t>JEL コード: E01（国民所得・生産勘定の測定とデータ）、E22（投資・資本・無形資本）、O47（経済成長・集計生産性の測定）。</w:t>
       </w:r>
     </w:p>
     <w:p>
       <w:pPr>
-        <w:spacing w:after="120" w:line="360" w:lineRule="auto"/>
-        <w:ind w:firstLine="240"/>
+        <w:spacing w:after="120" w:line="480" w:lineRule="auto"/>
+        <w:ind w:firstLine="480"/>
       </w:pPr>
       <w:r>
         <w:rPr>
           <w:rFonts w:ascii="Times New Roman" w:hAnsi="Times New Roman" w:eastAsia="MS Mincho"/>
           <w:b w:val="0"/>
           <w:i w:val="0"/>
-          <w:sz w:val="22"/>
+          <w:sz w:val="24"/>
         </w:rPr>
         <w:t>CRediT 著者貢献: O.T.: 構想、方法論、ソフトウェア、形式的解析、原稿執筆（初稿）、執筆（査読・編集）。</w:t>
       </w:r>
     </w:p>
     <w:p>
       <w:pPr>
-        <w:spacing w:after="120" w:line="360" w:lineRule="auto"/>
-        <w:ind w:firstLine="240"/>
+        <w:spacing w:after="120" w:line="480" w:lineRule="auto"/>
+        <w:ind w:firstLine="480"/>
       </w:pPr>
       <w:r>
         <w:rPr>
           <w:rFonts w:ascii="Times New Roman" w:hAnsi="Times New Roman" w:eastAsia="MS Mincho"/>
           <w:b w:val="0"/>
           <w:i w:val="0"/>
-          <w:sz w:val="22"/>
+          <w:sz w:val="24"/>
         </w:rPr>
-        <w:t>生成 AI の科学的執筆への使用についての宣言: 文面のフォーマット整形、文体に合う語彙の選択、およびコード作成の補助に生成 AI を用いた。</w:t>
+        <w:t>生成 AI の科学的執筆への使用についての宣言: 著者は、文面のフォーマット整形、文体に合う語彙の選択、およびコード作成の補助に生成 AI を用いた。</w:t>
       </w:r>
     </w:p>
     <w:p>
       <w:pPr>
-        <w:spacing w:after="120" w:line="360" w:lineRule="auto"/>
-        <w:ind w:firstLine="240"/>
+        <w:spacing w:after="120" w:line="480" w:lineRule="auto"/>
+        <w:ind w:firstLine="480"/>
       </w:pPr>
       <w:r>
         <w:rPr>
           <w:rFonts w:ascii="Times New Roman" w:hAnsi="Times New Roman" w:eastAsia="MS Mincho"/>
           <w:b w:val="0"/>
           <w:i w:val="0"/>
-          <w:sz w:val="22"/>
+          <w:sz w:val="24"/>
         </w:rPr>
         <w:t>利益相反: 著者は開示すべき利益相反を有しない。</w:t>
       </w:r>
     </w:p>
     <w:p>
       <w:pPr>
-        <w:spacing w:after="120" w:line="360" w:lineRule="auto"/>
-        <w:ind w:firstLine="240"/>
+        <w:spacing w:after="120" w:line="480" w:lineRule="auto"/>
+        <w:ind w:firstLine="480"/>
       </w:pPr>
       <w:r>
         <w:rPr>
           <w:rFonts w:ascii="Times New Roman" w:hAnsi="Times New Roman" w:eastAsia="MS Mincho"/>
           <w:b w:val="0"/>
           <w:i w:val="0"/>
-          <w:sz w:val="22"/>
+          <w:sz w:val="24"/>
         </w:rPr>
-        <w:t>データ・コード公開: 本研究で用いた Penn World Table 10.01 と World Bank CWON のデータは、それぞれ Groningen Growth and Development Centre および世界銀行から公開されている。解析スクリプト、中間結果、原稿ソースは付随する公開リポジトリにすべて保管されている。</w:t>
+        <w:t>データ・コード公開: 本研究で用いた Penn World Table 10.01、World Bank CWON、および World Bank WDI のデータは、それぞれ Groningen Growth and Development Centre および世界銀行から公開されている。解析スクリプト、中間結果、原稿ソースは付随する公開リポジトリにすべて保管されている。</w:t>
       </w:r>
     </w:p>
     <w:p>
       <w:pPr>
-        <w:spacing w:after="120" w:line="360" w:lineRule="auto"/>
-        <w:ind w:firstLine="240"/>
+        <w:spacing w:after="120" w:line="480" w:lineRule="auto"/>
+        <w:ind w:firstLine="480"/>
       </w:pPr>
       <w:r>
         <w:rPr>
           <w:rFonts w:ascii="Times New Roman" w:hAnsi="Times New Roman" w:eastAsia="MS Mincho"/>
           <w:b w:val="0"/>
           <w:i w:val="0"/>
-          <w:sz w:val="22"/>
+          <w:sz w:val="24"/>
         </w:rPr>
         <w:t>要旨（146語）。Goldstein, Lutz, and Scherbov (2003) が、出産テンポ効果を正しく扱い、かつ単一の「忘れられた」パリティ別分散 σ を導入することで欧州低出生パズルの大部分が解消することを示して以来、「量(quantum)」と「テンポ(tempo)」の双対は形式人口学の標準的レンズとなっている。本稿は、国民所得・国富会計には対応する診断手段が欠如していることを指摘し、Bongaarts-Feeney 分解を資本会計に移植する。具体的には、投資から産出への時間的遅延 μ(t) に時変を許し、無形資本 K_I（シェア β）をバランスシート上の σ として再導入する。Penn World Table 10.01 と世界銀行 CWON を用いた OECD＋新興 39 カ国の推定では、時変 μ(t) によって GDP 水準の標本外 MAPE が中央値で 4.60 %→3.99 % に低下し、生産面と国富面を同時同定すると両者は整合する。姉妹論文として医療支出・医療アウトカムへの拡張を進行中である。</w:t>
       </w:r>
     </w:p>
     <w:p>
       <w:pPr>
-        <w:spacing w:after="120" w:line="360" w:lineRule="auto"/>
-        <w:ind w:firstLine="240"/>
+        <w:spacing w:after="120" w:line="480" w:lineRule="auto"/>
+        <w:ind w:firstLine="480"/>
       </w:pPr>
       <w:r>
         <w:rPr>
           <w:rFonts w:ascii="Times New Roman" w:hAnsi="Times New Roman" w:eastAsia="MS Mincho"/>
           <w:b w:val="0"/>
           <w:i w:val="0"/>
-          <w:sz w:val="22"/>
+          <w:sz w:val="24"/>
         </w:rPr>
         <w:t>キーワード: テンポ効果、無形資本、恒久棚卸法、国富会計、Beyond-GDP。</w:t>
       </w:r>
     </w:p>
     <w:p>
       <w:pPr>
-        <w:spacing w:after="120" w:line="360" w:lineRule="auto"/>
-        <w:ind w:firstLine="240"/>
+        <w:spacing w:after="120" w:line="480" w:lineRule="auto"/>
+        <w:ind w:firstLine="480"/>
       </w:pPr>
       <w:r>
         <w:rPr>
           <w:rFonts w:ascii="Times New Roman" w:hAnsi="Times New Roman" w:eastAsia="MS Mincho"/>
           <w:b w:val="0"/>
           <w:i w:val="0"/>
-          <w:sz w:val="22"/>
+          <w:sz w:val="24"/>
         </w:rPr>
         <w:t>JEL コード: E01, E22, O47.</w:t>
       </w:r>
     </w:p>
     <w:p>
       <w:pPr>
-        <w:spacing w:before="240" w:after="120"/>
+        <w:spacing w:before="360" w:after="120" w:line="480" w:lineRule="auto"/>
       </w:pPr>
       <w:r>
         <w:rPr>
           <w:rFonts w:ascii="Times New Roman" w:hAnsi="Times New Roman" w:eastAsia="MS Mincho"/>
           <w:b/>
           <w:i w:val="0"/>
-          <w:sz w:val="26"/>
+          <w:sz w:val="28"/>
         </w:rPr>
         <w:t>1. はじめに</w:t>
       </w:r>
     </w:p>
     <w:p>
       <w:pPr>
-        <w:spacing w:after="120" w:line="360" w:lineRule="auto"/>
-        <w:ind w:firstLine="240"/>
+        <w:spacing w:after="120" w:line="480" w:lineRule="auto"/>
+        <w:ind w:firstLine="480"/>
       </w:pPr>
       <w:r>
         <w:rPr>
           <w:rFonts w:ascii="Times New Roman" w:hAnsi="Times New Roman" w:eastAsia="MS Mincho"/>
           <w:b w:val="0"/>
           <w:i w:val="0"/>
-          <w:sz w:val="22"/>
+          <w:sz w:val="24"/>
         </w:rPr>
         <w:t>マクロ経済学者なら誰しも、国民の豊かさを測るやり方について二つの別々だが関連する不満を聞いたことがある。第一に、国内総生産（GDP）はフロー指標であり、資源枯渇や減耗、さらには現代の生産性成長を牽引している無形資産ストックの蓄積を無視している（Stiglitz, Sen, and Fitoussi, 2009; Corrado, Hulten, and Sichel, 2009; Haskel and Westlake, 2017）。第二に、Inclusive Wealth Index（Managi and Kumar, 2018）、国連 SEEA（UNECE, 2014）、世界銀行 Changing Wealth of Nations（Lange, Wodon, and Carey, 2018）といったストック型代替指標は原理的には魅力的だが、独立に再構築した資本ストックとも、また相互にもほとんど一致しない。フロー型とストック型の国民経済計算は、この四半世紀、同じ家の別々の部屋で同居しながら、同じ卓にすら呼ばれて来なかった。</w:t>
       </w:r>
     </w:p>
     <w:p>
       <w:pPr>
-        <w:spacing w:after="120" w:line="360" w:lineRule="auto"/>
-        <w:ind w:firstLine="240"/>
+        <w:spacing w:after="120" w:line="480" w:lineRule="auto"/>
+        <w:ind w:firstLine="480"/>
       </w:pPr>
       <w:r>
         <w:rPr>
           <w:rFonts w:ascii="Times New Roman" w:hAnsi="Times New Roman" w:eastAsia="MS Mincho"/>
           <w:b w:val="0"/>
           <w:i w:val="0"/>
-          <w:sz w:val="22"/>
+          <w:sz w:val="24"/>
         </w:rPr>
         <w:t>人口学はこの四半世紀、鏡像の問題をひっそりと解決していた。Bongaarts and Feeney (1998) は、平均初産年齢（あるいは母親の平均出産年齢 MAC）の上昇があると、コホート完結出生率が一定でも期間合計特殊出生率が機械的に低下することを示し、「テンポ歪み」を差し引く調整を提案した。Goldstein, Lutz, and Scherbov (2003) は、ここにパリティ別分散 σ を「忘れられたパラメータ」として戻すと、テンポ調整済み出生率がコホートデータに一段と近接することを示した。先送り、超低出生、生涯出産リスクに関する一世代分の文献がそれに続いた。構図は単純である。期間統計には偏りがあった、偏りは時間現象だった、構造的なタイミング・パラメータと一つの忘れられた量パラメータを書き下ろせば、再生産過程のフローとストックの帳簿は整合した。</w:t>
       </w:r>
     </w:p>
     <w:p>
       <w:pPr>
-        <w:spacing w:after="120" w:line="360" w:lineRule="auto"/>
-        <w:ind w:firstLine="240"/>
+        <w:spacing w:after="120" w:line="480" w:lineRule="auto"/>
+        <w:ind w:firstLine="480"/>
       </w:pPr>
       <w:r>
         <w:rPr>
           <w:rFonts w:ascii="Times New Roman" w:hAnsi="Times New Roman" w:eastAsia="MS Mincho"/>
           <w:b w:val="0"/>
           <w:i w:val="0"/>
-          <w:sz w:val="22"/>
+          <w:sz w:val="24"/>
         </w:rPr>
         <w:t>本稿の主張は、資本会計にも Bongaarts-Feeney-Goldstein-Lutz-Scherbov 補正の「正確な類似物」が存在し、それが目の前に隠れているということである。これは修辞的比喩ではない。変数変換さえすれば、すべての人口量には対応する資本量が一対一で存在する（3.4 節、表 2）。出生は投資フローに相当する。人口ストックは資本ストックに相当する。平均出産年齢は、投資とその生産的展開の平均的な時間差――Kydland and Prescott (1982) が導入したが標準的な生産関数推定において時変を許されてこなかった「タイム・トゥ・ビルド」――に相当する。パリティ別分散 σ にはバランスシート上の直接の対応物があり、それは Corrado-Hulten-Sichel（CHS）が推定してきたが公的な国富会計（CWON を含む）はいまだ存在しないか残差として扱っている無形資本シェア β である。</w:t>
       </w:r>
     </w:p>
     <w:p>
       <w:pPr>
-        <w:spacing w:after="120" w:line="360" w:lineRule="auto"/>
-        <w:ind w:firstLine="240"/>
+        <w:spacing w:after="120" w:line="480" w:lineRule="auto"/>
+        <w:ind w:firstLine="480"/>
       </w:pPr>
       <w:r>
         <w:rPr>
           <w:rFonts w:ascii="Times New Roman" w:hAnsi="Times New Roman" w:eastAsia="MS Mincho"/>
           <w:b w:val="0"/>
           <w:i w:val="0"/>
-          <w:sz w:val="22"/>
+          <w:sz w:val="24"/>
         </w:rPr>
         <w:t>本稿の貢献は四つある。第一に、フロー＝ストック恒等式 dW/dt = S(Y) − δW を、隠れパラメータ {μ(t), β} をフロー側とストック側の両方で明示する形に書き下ろす。第二に、時変タイム・トゥ・ビルド μ(t) = μ₀ + μ₁·(t − t₀) を許容すると、39 カ国における GDP 水準の標本外 MAPE の中央値が 4.60 % から 3.99 % に低下し、13 % の相対改善が得られることを示す。これは、まったく新しい生産要素を追加したときの改善と比肩しうる。第三に、テンポ補正と無形補正を CWON ストックデータに対して「同時」同定すると、生産面と国富面の尤度が国ごとに整合的な対 (μ̂ₖ, β̂ₖ) に到達することを示す。これは、Stiglitz-Sen-Fitoussi が求めた「統合国富会計」プログラムの最初の実証的成功例であると我々は読み解く。第四に、同一のテンポ＋忘却パラメータ機構を医療支出・医療アウトカムへ拡張する姉妹論文を予告する。そこでは、医療費から平均寿命へのラグが 2000 年以降、年 0.15 年ずつ延伸していることが予備的に示されている。</w:t>
       </w:r>
     </w:p>
     <w:p>
       <w:pPr>
-        <w:spacing w:after="120" w:line="360" w:lineRule="auto"/>
-        <w:ind w:firstLine="240"/>
+        <w:spacing w:after="120" w:line="480" w:lineRule="auto"/>
+        <w:ind w:firstLine="480"/>
       </w:pPr>
       <w:r>
         <w:rPr>
           <w:rFonts w:ascii="Times New Roman" w:hAnsi="Times New Roman" w:eastAsia="MS Mincho"/>
           <w:b w:val="0"/>
           <w:i w:val="0"/>
-          <w:sz w:val="22"/>
+          <w:sz w:val="24"/>
         </w:rPr>
         <w:t>以降の構成は次の通り。第 2 節で関連文献を整理し、第 3 節で理論モデルを、第 4 節でデータと推定手法および五つのモデル M0–M4 を、第 5 節で結果を報告する。第 6 節で Solow 残差の再解釈、フロー＝ストック整合、Beyond-GDP の政策含意を議論し、第 7 節で結論を述べる。</w:t>
       </w:r>
     </w:p>
     <w:p>
       <w:pPr>
-        <w:spacing w:before="240" w:after="120"/>
+        <w:spacing w:before="360" w:after="120" w:line="480" w:lineRule="auto"/>
       </w:pPr>
       <w:r>
         <w:rPr>
           <w:rFonts w:ascii="Times New Roman" w:hAnsi="Times New Roman" w:eastAsia="MS Mincho"/>
           <w:b/>
           <w:i w:val="0"/>
-          <w:sz w:val="26"/>
+          <w:sz w:val="28"/>
         </w:rPr>
         <w:t>2. 先行研究</w:t>
       </w:r>
     </w:p>
     <w:p>
       <w:pPr>
-        <w:spacing w:after="120" w:line="360" w:lineRule="auto"/>
-        <w:ind w:firstLine="240"/>
+        <w:spacing w:after="120" w:line="480" w:lineRule="auto"/>
+        <w:ind w:firstLine="480"/>
       </w:pPr>
       <w:r>
         <w:rPr>
           <w:rFonts w:ascii="Times New Roman" w:hAnsi="Times New Roman" w:eastAsia="MS Mincho"/>
           <w:b w:val="0"/>
           <w:i w:val="0"/>
-          <w:sz w:val="22"/>
+          <w:sz w:val="24"/>
         </w:rPr>
         <w:t>資本会計とタイム・トゥ・ビルド。 Kydland and Prescott (1982) 以来、景気循環モデルに多期間投資ラグを入れることは標準となった。経験推定はほぼすべて固定ラグ構造に基づくものであり、全期間で単一の μ を推定するか、景気後退・拡大で少数の場面別 μ を推定するかである（Mayer, 1960; Koeva, 2000）。Kaboski (2005) は産業横断的不均一性を記録するが、やはり時不変扱いである。近年の拡張（Altug, 1989; Christiano and Todd, 1996; Edge, 2007）はラグ分布を部門構成に依存させる確率的拡張を探求しているものの、μ が数十年規模で系統的にドリフトすることを許容していない。人口学における平均出産年齢の時変を資本に移す試みは、我々の知る限り存在しない。この欠落は結果として重要である。1990 年以降の投資は、カスタム産業ソフトウェア、クラウド基盤、製薬 R&amp;D、複雑なエンジニアリング・システムなどリードタイムの長い資産への構成シフトを実際に経験しており、原初の投資ラグ文献が想定した 1960 年代型の建屋・設備資産とは桁 1 つ近く異なる懐胎期間を要する（OECD, 2013; Corrado et al., 2020）。</w:t>
       </w:r>
     </w:p>
     <w:p>
       <w:pPr>
-        <w:spacing w:after="120" w:line="360" w:lineRule="auto"/>
-        <w:ind w:firstLine="240"/>
+        <w:spacing w:after="120" w:line="480" w:lineRule="auto"/>
+        <w:ind w:firstLine="480"/>
       </w:pPr>
       <w:r>
         <w:rPr>
           <w:rFonts w:ascii="Times New Roman" w:hAnsi="Times New Roman" w:eastAsia="MS Mincho"/>
           <w:b w:val="0"/>
           <w:i w:val="0"/>
-          <w:sz w:val="22"/>
+          <w:sz w:val="24"/>
         </w:rPr>
         <w:t>無形資本。 Corrado, Hulten, and Sichel (2005, 2009) の一連の研究によって、ソフトウェア、R&amp;D、デザイン、ブランド、組織資本、訓練が先進国の生産性成長の 30〜60 % を占めるとの国際的証拠は頑健となった（INTAN-Invest: Corrado et al., 2016; Roth, 2023）。2008 年の国民経済計算体系（SNA）改訂は R&amp;D を生産資本に取り込んだが、それ以外の広範な無形資本――組織資本、ブランド、訓練、購入デザイン・サービス、一部の金融イノベーション――は世界銀行 CWON を含め多くの公式バランスシートから除外されたままである（Lange et al., 2018, 第 3 章）。De Rassenfosse and Jaffe (2018) および Haskel and Westlake (2017, 2022) が強調するように、この脱落は測定資本の水準のみならず、無形シェアが拡張している局面――まさに本稿の 1995〜2019 年サンプルがそれに当たる――での含意生産性成長率をも歪める。重要なことに、無形シェア β はグローバル定数ではない。日本、ドイツ、一部の東アジア経済は調和測定の下でも米国より小さな無形シェアを保持する（Corrado et al., 2020）。したがって β は国別パラメータであるべきであり、本稿の第 4 節でもそのように扱う。</w:t>
       </w:r>
     </w:p>
     <w:p>
       <w:pPr>
-        <w:spacing w:after="120" w:line="360" w:lineRule="auto"/>
-        <w:ind w:firstLine="240"/>
+        <w:spacing w:after="120" w:line="480" w:lineRule="auto"/>
+        <w:ind w:firstLine="480"/>
       </w:pPr>
       <w:r>
         <w:rPr>
           <w:rFonts w:ascii="Times New Roman" w:hAnsi="Times New Roman" w:eastAsia="MS Mincho"/>
           <w:b w:val="0"/>
           <w:i w:val="0"/>
-          <w:sz w:val="22"/>
+          <w:sz w:val="24"/>
         </w:rPr>
         <w:t>国富会計。 Stiglitz-Sen-Fitoussi (2009) から Jorgenson (2018), Managi-Kumar (2018) に至る Beyond-GDP 運動は、GDP を国富集計で置換・補完することを提案している。しかし実証的には、主要三集計（SEEA、IWI、CWON）は互いにも、独立に再構築した PIM ストックとも有意に食い違う（Arrow et al., 2012; Dasgupta, 2021）。主流の診断は測定誤差と自然資本の扱いに帰する。本稿は、より地味な犯人――誤設定されたタイム・トゥ・ビルドと省かれた無形シェア――が乖離のかなりの部分を説明することを示す。</w:t>
       </w:r>
     </w:p>
     <w:p>
       <w:pPr>
-        <w:spacing w:after="120" w:line="360" w:lineRule="auto"/>
-        <w:ind w:firstLine="240"/>
+        <w:spacing w:after="120" w:line="480" w:lineRule="auto"/>
+        <w:ind w:firstLine="480"/>
       </w:pPr>
       <w:r>
         <w:rPr>
           <w:rFonts w:ascii="Times New Roman" w:hAnsi="Times New Roman" w:eastAsia="MS Mincho"/>
           <w:b w:val="0"/>
           <w:i w:val="0"/>
-          <w:sz w:val="22"/>
+          <w:sz w:val="24"/>
         </w:rPr>
         <w:t>人口学におけるテンポと忘却パラメータ。 Bongaarts and Feeney (1998) は TFR\ = TFR/(1 − r(t)) の調整を導入した。r(t)* は平均出産年齢の年変化である。Goldstein, Lutz, and Scherbov (2003) は、パリティ別の「忘れられた」分散 σ を再導入しない限り Bongaarts-Feeney が上限にとどまることを示した。Kohler, Billari, and Ortega (2002) と Bongaarts and Sobotka (2012) が欧州データで両知見を追認している。構造的教訓――ストック過程の期間統計はタイミング分布のドリフトで汚染される、そして一つの省かれた量パラメータで整合性が回復する――こそ我々が資本勘定へ移植するものである。</w:t>
       </w:r>
     </w:p>
     <w:p>
       <w:pPr>
-        <w:spacing w:after="120" w:line="360" w:lineRule="auto"/>
-        <w:ind w:firstLine="240"/>
+        <w:spacing w:after="120" w:line="480" w:lineRule="auto"/>
+        <w:ind w:firstLine="480"/>
       </w:pPr>
       <w:r>
         <w:rPr>
           <w:rFonts w:ascii="Times New Roman" w:hAnsi="Times New Roman" w:eastAsia="MS Mincho"/>
           <w:b w:val="0"/>
           <w:i w:val="0"/>
-          <w:sz w:val="22"/>
+          <w:sz w:val="24"/>
         </w:rPr>
         <w:t>医療と人的資本の持続可能性。 進行中の姉妹論文は、医療支出から平均寿命へのラグ μ_H が 2000 年以降 OECD で年 0.15 年ずつ延伸していること、ならびに忘却パラメータ β_H（予防・R&amp;D 向け支出シェア）が米日寿命格差のさらなる部分を説明することを示す。同論文は本稿と同じ量・テンポ分解を用いる。</w:t>
       </w:r>
     </w:p>
     <w:p>
       <w:pPr>
-        <w:spacing w:after="120" w:line="360" w:lineRule="auto"/>
-        <w:ind w:firstLine="240"/>
+        <w:spacing w:after="120" w:line="480" w:lineRule="auto"/>
+        <w:ind w:firstLine="480"/>
       </w:pPr>
       <w:r>
         <w:rPr>
           <w:rFonts w:ascii="Times New Roman" w:hAnsi="Times New Roman" w:eastAsia="MS Mincho"/>
           <w:b w:val="0"/>
           <w:i w:val="0"/>
-          <w:sz w:val="22"/>
+          <w:sz w:val="24"/>
         </w:rPr>
         <w:t>本稿が埋める間隙。 上記文献は (i) 資本タイム・トゥ・ビルド、(ii) 無形、(iii) 国富集計、(iv) 人口テンポの各テーマを個別に扱ってきた。(a) 時変タイム・トゥ・ビルドを推定し、(b) CHS の無形シェアを回復し、(c) 国富恒等式で両者を同時制御する、という三位一体の先行研究は我々の知る限り存在しない。</w:t>
       </w:r>
     </w:p>
     <w:p>
       <w:pPr>
-        <w:spacing w:before="240" w:after="120"/>
+        <w:spacing w:before="360" w:after="120" w:line="480" w:lineRule="auto"/>
       </w:pPr>
       <w:r>
         <w:rPr>
           <w:rFonts w:ascii="Times New Roman" w:hAnsi="Times New Roman" w:eastAsia="MS Mincho"/>
           <w:b/>
           <w:i w:val="0"/>
-          <w:sz w:val="26"/>
+          <w:sz w:val="28"/>
         </w:rPr>
         <w:t>3. 理論</w:t>
       </w:r>
     </w:p>
     <w:p>
       <w:pPr>
-        <w:spacing w:before="240" w:after="120"/>
+        <w:spacing w:before="360" w:after="120" w:line="480" w:lineRule="auto"/>
       </w:pPr>
       <w:r>
         <w:rPr>
@@ -434,112 +449,112 @@
     </w:p>
     <w:p>
       <w:pPr>
-        <w:spacing w:after="120" w:line="360" w:lineRule="auto"/>
-        <w:ind w:firstLine="240"/>
+        <w:spacing w:after="120" w:line="480" w:lineRule="auto"/>
+        <w:ind w:firstLine="480"/>
       </w:pPr>
       <w:r>
         <w:rPr>
           <w:rFonts w:ascii="Times New Roman" w:hAnsi="Times New Roman" w:eastAsia="MS Mincho"/>
           <w:b w:val="0"/>
           <w:i w:val="0"/>
-          <w:sz w:val="22"/>
+          <w:sz w:val="24"/>
         </w:rPr>
         <w:t>教科書的な生産関数は、投資が即時に成熟するかのように扱う：</w:t>
       </w:r>
     </w:p>
     <w:p>
       <w:pPr>
-        <w:spacing w:after="120" w:line="360" w:lineRule="auto"/>
-        <w:ind w:firstLine="240"/>
+        <w:spacing w:after="120" w:line="480" w:lineRule="auto"/>
+        <w:ind w:firstLine="480"/>
       </w:pPr>
       <w:r>
         <w:rPr>
           <w:rFonts w:ascii="Times New Roman" w:hAnsi="Times New Roman" w:eastAsia="MS Mincho"/>
           <w:b w:val="0"/>
           <w:i w:val="0"/>
-          <w:sz w:val="22"/>
+          <w:sz w:val="24"/>
         </w:rPr>
         <w:t>K_instant(t) = (1 − δ_{t-1}) K_instant(t−1) + I_{t-1},                         (M0)</w:t>
       </w:r>
     </w:p>
     <w:p>
       <w:pPr>
-        <w:spacing w:after="120" w:line="360" w:lineRule="auto"/>
-        <w:ind w:firstLine="240"/>
+        <w:spacing w:after="120" w:line="480" w:lineRule="auto"/>
+        <w:ind w:firstLine="480"/>
       </w:pPr>
       <w:r>
         <w:rPr>
           <w:rFonts w:ascii="Times New Roman" w:hAnsi="Times New Roman" w:eastAsia="MS Mincho"/>
           <w:b w:val="0"/>
           <w:i w:val="0"/>
-          <w:sz w:val="22"/>
+          <w:sz w:val="24"/>
         </w:rPr>
         <w:t>したがって Solow (1957) 残差はすべての誤設定を全要素生産性 (TFP) に押しつける。Mayer (1960) と Kydland-Prescott (1982) 以来、実際には投資はラグののちストックに加わることが知られている。これを分布ラグ型 PIM で書くと：</w:t>
       </w:r>
     </w:p>
     <w:p>
       <w:pPr>
-        <w:spacing w:after="120" w:line="360" w:lineRule="auto"/>
-        <w:ind w:firstLine="240"/>
+        <w:spacing w:after="120" w:line="480" w:lineRule="auto"/>
+        <w:ind w:firstLine="480"/>
       </w:pPr>
       <w:r>
         <w:rPr>
           <w:rFonts w:ascii="Times New Roman" w:hAnsi="Times New Roman" w:eastAsia="MS Mincho"/>
           <w:b w:val="0"/>
           <w:i w:val="0"/>
-          <w:sz w:val="22"/>
+          <w:sz w:val="24"/>
         </w:rPr>
         <w:t>K(t; μ) = (1 − δ_{t-1}) K(t−1; μ) + Σₛ w_s(μ) I_{t-1-s},                     (M1)</w:t>
       </w:r>
     </w:p>
     <w:p>
       <w:pPr>
-        <w:spacing w:after="120" w:line="360" w:lineRule="auto"/>
-        <w:ind w:firstLine="240"/>
+        <w:spacing w:after="120" w:line="480" w:lineRule="auto"/>
+        <w:ind w:firstLine="480"/>
       </w:pPr>
       <w:r>
         <w:rPr>
           <w:rFonts w:ascii="Times New Roman" w:hAnsi="Times New Roman" w:eastAsia="MS Mincho"/>
           <w:b w:val="0"/>
           <w:i w:val="0"/>
-          <w:sz w:val="22"/>
+          <w:sz w:val="24"/>
         </w:rPr>
         <w:t>ただし幾何的重み w_s(μ) = (1 − θ)·θ^s、θ = μ/(1+μ)、すなわち平均ラグはちょうど μ 年である。ラグ文献との本質的差別化は、μ に線形時変を許すことにある：</w:t>
       </w:r>
     </w:p>
     <w:p>
       <w:pPr>
-        <w:spacing w:after="120" w:line="360" w:lineRule="auto"/>
-        <w:ind w:firstLine="240"/>
+        <w:spacing w:after="120" w:line="480" w:lineRule="auto"/>
+        <w:ind w:firstLine="480"/>
       </w:pPr>
       <w:r>
         <w:rPr>
           <w:rFonts w:ascii="Times New Roman" w:hAnsi="Times New Roman" w:eastAsia="MS Mincho"/>
           <w:b w:val="0"/>
           <w:i w:val="0"/>
-          <w:sz w:val="22"/>
+          <w:sz w:val="24"/>
         </w:rPr>
         <w:t>μ(t) = μ₀ + μ₁·(t − t₀),                                                    (M2)</w:t>
       </w:r>
     </w:p>
     <w:p>
       <w:pPr>
-        <w:spacing w:after="120" w:line="360" w:lineRule="auto"/>
-        <w:ind w:firstLine="240"/>
+        <w:spacing w:after="120" w:line="480" w:lineRule="auto"/>
+        <w:ind w:firstLine="480"/>
       </w:pPr>
       <w:r>
         <w:rPr>
           <w:rFonts w:ascii="Times New Roman" w:hAnsi="Times New Roman" w:eastAsia="MS Mincho"/>
           <w:b w:val="0"/>
           <w:i w:val="0"/>
-          <w:sz w:val="22"/>
+          <w:sz w:val="24"/>
         </w:rPr>
         <w:t>ここで μ₁ は Bongaarts-Feeney の意味での「テンポ」である。正の μ₁ は平均的投資がより長期化すること――たとえばデジタルインフラ、R&amp;D プラットフォーム、複雑な多年度組立を要する投資が増えること――を、負の μ₁ はその逆を意味する。</w:t>
       </w:r>
     </w:p>
     <w:p>
       <w:pPr>
-        <w:spacing w:before="240" w:after="120"/>
+        <w:spacing w:before="360" w:after="120" w:line="480" w:lineRule="auto"/>
       </w:pPr>
       <w:r>
         <w:rPr>
@@ -553,52 +568,52 @@
     </w:p>
     <w:p>
       <w:pPr>
-        <w:spacing w:after="120" w:line="360" w:lineRule="auto"/>
-        <w:ind w:firstLine="240"/>
+        <w:spacing w:after="120" w:line="480" w:lineRule="auto"/>
+        <w:ind w:firstLine="480"/>
       </w:pPr>
       <w:r>
         <w:rPr>
           <w:rFonts w:ascii="Times New Roman" w:hAnsi="Times New Roman" w:eastAsia="MS Mincho"/>
           <w:b w:val="0"/>
           <w:i w:val="0"/>
-          <w:sz w:val="22"/>
+          <w:sz w:val="24"/>
         </w:rPr>
         <w:t>K_tang(t) を (M1)-(M2) から得られる有形 PIM ストックとし、K_I(t) を R&amp;D 支出を減耗率 δ_I = 0.15 で幾何的 PIM 化した無形ストックとする（Corrado-Hulten-Sichel, 2009）。無形を含む拡張生産関数は：</w:t>
       </w:r>
     </w:p>
     <w:p>
       <w:pPr>
-        <w:spacing w:after="120" w:line="360" w:lineRule="auto"/>
-        <w:ind w:firstLine="240"/>
+        <w:spacing w:after="120" w:line="480" w:lineRule="auto"/>
+        <w:ind w:firstLine="480"/>
       </w:pPr>
       <w:r>
         <w:rPr>
           <w:rFonts w:ascii="Times New Roman" w:hAnsi="Times New Roman" w:eastAsia="MS Mincho"/>
           <w:b w:val="0"/>
           <w:i w:val="0"/>
-          <w:sz w:val="22"/>
+          <w:sz w:val="24"/>
         </w:rPr>
         <w:t>log Y_t = α log K_tang(t) + β log K_I(t) + (1 − α − β) log L_t + log A_t,    (M3)</w:t>
       </w:r>
     </w:p>
     <w:p>
       <w:pPr>
-        <w:spacing w:after="120" w:line="360" w:lineRule="auto"/>
-        <w:ind w:firstLine="240"/>
+        <w:spacing w:after="120" w:line="480" w:lineRule="auto"/>
+        <w:ind w:firstLine="480"/>
       </w:pPr>
       <w:r>
         <w:rPr>
           <w:rFonts w:ascii="Times New Roman" w:hAnsi="Times New Roman" w:eastAsia="MS Mincho"/>
           <w:b w:val="0"/>
           <w:i w:val="0"/>
-          <w:sz w:val="22"/>
+          <w:sz w:val="24"/>
         </w:rPr>
         <w:t>ここで β は無形シェアである。標準慣行は β = 0 を課す（Solow; 本稿 M0・M1 も同様）。β &gt; 0 を推定することは、Goldstein-Lutz-Scherbov における σ 再導入の資本会計上の類似物である。</w:t>
       </w:r>
     </w:p>
     <w:p>
       <w:pPr>
-        <w:spacing w:before="240" w:after="120"/>
+        <w:spacing w:before="360" w:after="120" w:line="480" w:lineRule="auto"/>
       </w:pPr>
       <w:r>
         <w:rPr>
@@ -612,82 +627,82 @@
     </w:p>
     <w:p>
       <w:pPr>
-        <w:spacing w:after="120" w:line="360" w:lineRule="auto"/>
-        <w:ind w:firstLine="240"/>
+        <w:spacing w:after="120" w:line="480" w:lineRule="auto"/>
+        <w:ind w:firstLine="480"/>
       </w:pPr>
       <w:r>
         <w:rPr>
           <w:rFonts w:ascii="Times New Roman" w:hAnsi="Times New Roman" w:eastAsia="MS Mincho"/>
           <w:b w:val="0"/>
           <w:i w:val="0"/>
-          <w:sz w:val="22"/>
+          <w:sz w:val="24"/>
         </w:rPr>
         <w:t>整合的な国富集計 W(t) は帳簿恒等式</w:t>
       </w:r>
     </w:p>
     <w:p>
       <w:pPr>
-        <w:spacing w:after="120" w:line="360" w:lineRule="auto"/>
-        <w:ind w:firstLine="240"/>
+        <w:spacing w:after="120" w:line="480" w:lineRule="auto"/>
+        <w:ind w:firstLine="480"/>
       </w:pPr>
       <w:r>
         <w:rPr>
           <w:rFonts w:ascii="Times New Roman" w:hAnsi="Times New Roman" w:eastAsia="MS Mincho"/>
           <w:b w:val="0"/>
           <w:i w:val="0"/>
-          <w:sz w:val="22"/>
+          <w:sz w:val="24"/>
         </w:rPr>
         <w:t>dW/dt = S(Y) − δ_W · W,                                                       (1)</w:t>
       </w:r>
     </w:p>
     <w:p>
       <w:pPr>
-        <w:spacing w:after="120" w:line="360" w:lineRule="auto"/>
-        <w:ind w:firstLine="240"/>
+        <w:spacing w:after="120" w:line="480" w:lineRule="auto"/>
+        <w:ind w:firstLine="480"/>
       </w:pPr>
       <w:r>
         <w:rPr>
           <w:rFonts w:ascii="Times New Roman" w:hAnsi="Times New Roman" w:eastAsia="MS Mincho"/>
           <w:b w:val="0"/>
           <w:i w:val="0"/>
-          <w:sz w:val="22"/>
+          <w:sz w:val="24"/>
         </w:rPr>
         <w:t>を必ず満たす。(1) のもとで、生産側を支配する {μ, β} は、国富勘定が含意する再生産可能資本軌道をも支配するはずである。したがって単一の同時損失関数を定義する：</w:t>
       </w:r>
     </w:p>
     <w:p>
       <w:pPr>
-        <w:spacing w:after="120" w:line="360" w:lineRule="auto"/>
-        <w:ind w:firstLine="240"/>
+        <w:spacing w:after="120" w:line="480" w:lineRule="auto"/>
+        <w:ind w:firstLine="480"/>
       </w:pPr>
       <w:r>
         <w:rPr>
           <w:rFonts w:ascii="Times New Roman" w:hAnsi="Times New Roman" w:eastAsia="MS Mincho"/>
           <w:b w:val="0"/>
           <w:i w:val="0"/>
-          <w:sz w:val="22"/>
+          <w:sz w:val="24"/>
         </w:rPr>
         <w:t>L_total(μ, β) = L_production(μ, β) + λ · L_wealth(μ, β),                      (2)</w:t>
       </w:r>
     </w:p>
     <w:p>
       <w:pPr>
-        <w:spacing w:after="120" w:line="360" w:lineRule="auto"/>
-        <w:ind w:firstLine="240"/>
+        <w:spacing w:after="120" w:line="480" w:lineRule="auto"/>
+        <w:ind w:firstLine="480"/>
       </w:pPr>
       <w:r>
         <w:rPr>
           <w:rFonts w:ascii="Times New Roman" w:hAnsi="Times New Roman" w:eastAsia="MS Mincho"/>
           <w:b w:val="0"/>
           <w:i w:val="0"/>
-          <w:sz w:val="22"/>
+          <w:sz w:val="24"/>
         </w:rPr>
         <w:t>L_production は生産関数 (M3) の成長率残差、L_wealth は PIM ストック K_tang(t; μ) + β · K_I(t) と CWON 生産資本系列 NW.PCA.TO(t) の国内軌跡 RMSE である。(2) の最小化により「M4 同時」推定量 (μ̂_joint, β̂_joint) を得る。λ = 0 は生産のみの推定に帰着する。</w:t>
       </w:r>
     </w:p>
     <w:p>
       <w:pPr>
-        <w:spacing w:before="240" w:after="120"/>
+        <w:spacing w:before="360" w:after="120" w:line="480" w:lineRule="auto"/>
       </w:pPr>
       <w:r>
         <w:rPr>
@@ -701,22 +716,22 @@
     </w:p>
     <w:p>
       <w:pPr>
-        <w:spacing w:after="120" w:line="360" w:lineRule="auto"/>
-        <w:ind w:firstLine="240"/>
+        <w:spacing w:after="120" w:line="480" w:lineRule="auto"/>
+        <w:ind w:firstLine="480"/>
       </w:pPr>
       <w:r>
         <w:rPr>
           <w:rFonts w:ascii="Times New Roman" w:hAnsi="Times New Roman" w:eastAsia="MS Mincho"/>
           <w:b w:val="0"/>
           <w:i w:val="0"/>
-          <w:sz w:val="22"/>
+          <w:sz w:val="24"/>
         </w:rPr>
         <w:t>表 2 は、Bongaarts-Feeney-Goldstein-Lutz-Scherbov が分析した人口変数と本稿の資本変数の一対一対応を示す。すべての人口概念には、帳簿恒等式および量・テンポ分解の中で同じ役割を演じる資本概念が存在する。これは単なる記憶術ではない。人口テンポから σ を同定する統計ツール（コホート整合性検定、Brass 相対モデル）には資本会計上の直接的な類似物があり、本稿はこれを活用する。</w:t>
       </w:r>
     </w:p>
     <w:p>
       <w:pPr>
-        <w:spacing w:before="240" w:after="120"/>
+        <w:spacing w:before="360" w:after="120" w:line="480" w:lineRule="auto"/>
       </w:pPr>
       <w:r>
         <w:rPr>
@@ -730,126 +745,126 @@
     </w:p>
     <w:p>
       <w:pPr>
-        <w:spacing w:after="120" w:line="360" w:lineRule="auto"/>
-        <w:ind w:firstLine="240"/>
+        <w:spacing w:after="120" w:line="480" w:lineRule="auto"/>
+        <w:ind w:firstLine="480"/>
       </w:pPr>
       <w:r>
         <w:rPr>
           <w:rFonts w:ascii="Times New Roman" w:hAnsi="Times New Roman" w:eastAsia="MS Mincho"/>
           <w:b w:val="0"/>
           <w:i w:val="0"/>
-          <w:sz w:val="22"/>
+          <w:sz w:val="24"/>
         </w:rPr>
         <w:t>人口学では、観測された出生率・死亡率スケジュールを「基準」スケジュールと比較し、系統的偏差を少数のパラメータで捉えるBrass相対モデルが長く用いられてきた（Brass, 1971）。本稿はこのアイデアを資本会計に移植する。K_PIM(t) をM0〜M4のいずれかのもとでPIM構築した資本ストック、K_CWON(t) をCWON生産資本NW.PCA.TOとする。関係型PIM（RPIM）を次のように定義する：</w:t>
       </w:r>
     </w:p>
     <w:p>
       <w:pPr>
-        <w:spacing w:after="120" w:line="360" w:lineRule="auto"/>
-        <w:ind w:firstLine="240"/>
+        <w:spacing w:after="120" w:line="480" w:lineRule="auto"/>
+        <w:ind w:firstLine="480"/>
       </w:pPr>
       <w:r>
         <w:rPr>
           <w:rFonts w:ascii="Times New Roman" w:hAnsi="Times New Roman" w:eastAsia="MS Mincho"/>
           <w:b w:val="0"/>
           <w:i w:val="0"/>
-          <w:sz w:val="22"/>
+          <w:sz w:val="24"/>
         </w:rPr>
         <w:t>log K_PIM(t) = ρ₁ + ρ₂ · log K_CWON(t) + ε(t),                              (M5)</w:t>
       </w:r>
     </w:p>
     <w:p>
       <w:pPr>
-        <w:spacing w:after="120" w:line="360" w:lineRule="auto"/>
-        <w:ind w:firstLine="240"/>
+        <w:spacing w:after="120" w:line="480" w:lineRule="auto"/>
+        <w:ind w:firstLine="480"/>
       </w:pPr>
       <w:r>
         <w:rPr>
           <w:rFonts w:ascii="Times New Roman" w:hAnsi="Times New Roman" w:eastAsia="MS Mincho"/>
           <w:b w:val="0"/>
           <w:i w:val="0"/>
-          <w:sz w:val="22"/>
+          <w:sz w:val="24"/>
         </w:rPr>
         <w:t>(ρ₁, ρ₂) は両系列が観測され正値をとる重複年について OLS で推定される関係パラメータである。解釈は直截である：</w:t>
       </w:r>
     </w:p>
     <w:p>
       <w:pPr>
-        <w:spacing w:after="120" w:line="360" w:lineRule="auto"/>
-        <w:ind w:firstLine="240"/>
+        <w:spacing w:after="120" w:line="480" w:lineRule="auto"/>
+        <w:ind w:firstLine="480"/>
       </w:pPr>
       <w:r>
         <w:rPr>
           <w:rFonts w:ascii="Times New Roman" w:hAnsi="Times New Roman" w:eastAsia="MS Mincho"/>
           <w:b w:val="0"/>
           <w:i w:val="0"/>
-          <w:sz w:val="22"/>
+          <w:sz w:val="24"/>
         </w:rPr>
         <w:t>* ρ₂ = 1 かつ ρ₁ = 0：PIM と CWON の勘定は完全に整合的である――両者はホワイトノイズ誤差を除いて同一の潜在ストックを測定している。</w:t>
       </w:r>
     </w:p>
     <w:p>
       <w:pPr>
-        <w:spacing w:after="120" w:line="360" w:lineRule="auto"/>
-        <w:ind w:firstLine="240"/>
+        <w:spacing w:after="120" w:line="480" w:lineRule="auto"/>
+        <w:ind w:firstLine="480"/>
       </w:pPr>
       <w:r>
         <w:rPr>
           <w:rFonts w:ascii="Times New Roman" w:hAnsi="Times New Roman" w:eastAsia="MS Mincho"/>
           <w:b w:val="0"/>
           <w:i w:val="0"/>
-          <w:sz w:val="22"/>
+          <w:sz w:val="24"/>
         </w:rPr>
         <w:t>* ρ₂ ≠ 1：PIM は CWON に対して累積的（規模依存的）バイアスを持つ。ρ₂ &lt; 1 なら PIM は CWON に比べ資本成長を過小評価し、ρ₂ &gt; 1 なら過大評価する。</w:t>
       </w:r>
     </w:p>
     <w:p>
       <w:pPr>
-        <w:spacing w:after="120" w:line="360" w:lineRule="auto"/>
-        <w:ind w:firstLine="240"/>
+        <w:spacing w:after="120" w:line="480" w:lineRule="auto"/>
+        <w:ind w:firstLine="480"/>
       </w:pPr>
       <w:r>
         <w:rPr>
           <w:rFonts w:ascii="Times New Roman" w:hAnsi="Times New Roman" w:eastAsia="MS Mincho"/>
           <w:b w:val="0"/>
           <w:i w:val="0"/>
-          <w:sz w:val="22"/>
+          <w:sz w:val="24"/>
         </w:rPr>
         <w:t>* ρ₁ ≠ 0：基準年のキャリブレーション、PPP 換算、資産カバレッジの差異を反映する水準シフトが存在する。</w:t>
       </w:r>
     </w:p>
     <w:p>
       <w:pPr>
-        <w:spacing w:after="120" w:line="360" w:lineRule="auto"/>
-        <w:ind w:firstLine="240"/>
+        <w:spacing w:after="120" w:line="480" w:lineRule="auto"/>
+        <w:ind w:firstLine="480"/>
       </w:pPr>
       <w:r>
         <w:rPr>
           <w:rFonts w:ascii="Times New Roman" w:hAnsi="Times New Roman" w:eastAsia="MS Mincho"/>
           <w:b w:val="0"/>
           <w:i w:val="0"/>
-          <w:sz w:val="22"/>
+          <w:sz w:val="24"/>
         </w:rPr>
         <w:t>新規性は三重である。第一に、Brass 相対モデル枠組を資本会計に適用した先行研究は、筆者の知る限り存在しない。第二に、RPIM は CWON を「真値」とは扱わない――同一の潜在ストックに対する二つの独立推定の「関係」をパラメータ化し、系統的バイアスを可視化・定量化する。第三に、診断量 (ρ₁, ρ₂) は各モデル仕様（M0〜M4）のもとで計算できるため、テンポ・無形補正が実際に両勘定を近づけるかどうかの独立したチェックとして、ρ₂ が 1 に向かう改善を検証できる。</w:t>
       </w:r>
     </w:p>
     <w:p>
       <w:pPr>
-        <w:spacing w:before="240" w:after="120"/>
+        <w:spacing w:before="360" w:after="120" w:line="480" w:lineRule="auto"/>
       </w:pPr>
       <w:r>
         <w:rPr>
           <w:rFonts w:ascii="Times New Roman" w:hAnsi="Times New Roman" w:eastAsia="MS Mincho"/>
           <w:b/>
           <w:i w:val="0"/>
-          <w:sz w:val="26"/>
+          <w:sz w:val="28"/>
         </w:rPr>
         <w:t>4. データと手法</w:t>
       </w:r>
     </w:p>
     <w:p>
       <w:pPr>
-        <w:spacing w:before="240" w:after="120"/>
+        <w:spacing w:before="360" w:after="120" w:line="480" w:lineRule="auto"/>
       </w:pPr>
       <w:r>
         <w:rPr>
@@ -863,37 +878,37 @@
     </w:p>
     <w:p>
       <w:pPr>
-        <w:spacing w:after="120" w:line="360" w:lineRule="auto"/>
-        <w:ind w:firstLine="240"/>
+        <w:spacing w:after="120" w:line="480" w:lineRule="auto"/>
+        <w:ind w:firstLine="480"/>
       </w:pPr>
       <w:r>
         <w:rPr>
           <w:rFonts w:ascii="Times New Roman" w:hAnsi="Times New Roman" w:eastAsia="MS Mincho"/>
           <w:b w:val="0"/>
           <w:i w:val="0"/>
-          <w:sz w:val="22"/>
+          <w:sz w:val="24"/>
         </w:rPr>
         <w:t>Penn World Table 10.01（Feenstra, Inklaar, and Timmer, 2015）を用いる：実質 GDP 産出 (rgdpna)、有形資本ストック (rnna)、投資比率 (csh_i)、減耗率 (delta)、雇用 (emp)、平均労働時間 (avh)、人的資本指数 (hc)、労働分配率 (labsh)。R&amp;D 集約度は World Bank WDI の GB.XPD.RSDV.GD.ZS を用いる。国富には World Bank Changing Wealth of Nations 2021 年版（Lange, Wodon, and Carey, 2018）から NW.PCA.TO（生産資本総額）、NW.HCA.TO（人的資本総額）、NW.TOW.TO（総資産）を用いる。</w:t>
       </w:r>
     </w:p>
     <w:p>
       <w:pPr>
-        <w:spacing w:after="120" w:line="360" w:lineRule="auto"/>
-        <w:ind w:firstLine="240"/>
+        <w:spacing w:after="120" w:line="480" w:lineRule="auto"/>
+        <w:ind w:firstLine="480"/>
       </w:pPr>
       <w:r>
         <w:rPr>
           <w:rFonts w:ascii="Times New Roman" w:hAnsi="Times New Roman" w:eastAsia="MS Mincho"/>
           <w:b w:val="0"/>
           <w:i w:val="0"/>
-          <w:sz w:val="22"/>
+          <w:sz w:val="24"/>
         </w:rPr>
         <w:t>サンプルは全系列が利用可能な OECD・中所得 39 カ国である。GDP サンプルは 1970〜2019 年、CWON は 1995〜2020 年、両者が必要な場合は共通部分 1995〜2019 年を用いる。</w:t>
       </w:r>
     </w:p>
     <w:p>
       <w:pPr>
-        <w:spacing w:before="240" w:after="120"/>
+        <w:spacing w:before="360" w:after="120" w:line="480" w:lineRule="auto"/>
       </w:pPr>
       <w:r>
         <w:rPr>
@@ -907,157 +922,157 @@
     </w:p>
     <w:p>
       <w:pPr>
-        <w:spacing w:after="120" w:line="360" w:lineRule="auto"/>
-        <w:ind w:firstLine="240"/>
+        <w:spacing w:after="120" w:line="480" w:lineRule="auto"/>
+        <w:ind w:firstLine="480"/>
       </w:pPr>
       <w:r>
         <w:rPr>
           <w:rFonts w:ascii="Times New Roman" w:hAnsi="Times New Roman" w:eastAsia="MS Mincho"/>
           <w:b w:val="0"/>
           <w:i w:val="0"/>
-          <w:sz w:val="22"/>
+          <w:sz w:val="24"/>
         </w:rPr>
         <w:t>五つの入れ子型生産関数を推定する：</w:t>
       </w:r>
     </w:p>
     <w:p>
       <w:pPr>
-        <w:spacing w:after="120" w:line="360" w:lineRule="auto"/>
-        <w:ind w:firstLine="240"/>
+        <w:spacing w:after="120" w:line="480" w:lineRule="auto"/>
+        <w:ind w:firstLine="480"/>
       </w:pPr>
       <w:r>
         <w:rPr>
           <w:rFonts w:ascii="Times New Roman" w:hAnsi="Times New Roman" w:eastAsia="MS Mincho"/>
           <w:b w:val="0"/>
           <w:i w:val="0"/>
-          <w:sz w:val="22"/>
+          <w:sz w:val="24"/>
         </w:rPr>
         <w:t xml:space="preserve"> M0: Solow 基準、K_tang* は上記 M0、β = 0。</w:t>
       </w:r>
     </w:p>
     <w:p>
       <w:pPr>
-        <w:spacing w:after="120" w:line="360" w:lineRule="auto"/>
-        <w:ind w:firstLine="240"/>
+        <w:spacing w:after="120" w:line="480" w:lineRule="auto"/>
+        <w:ind w:firstLine="480"/>
       </w:pPr>
       <w:r>
         <w:rPr>
           <w:rFonts w:ascii="Times New Roman" w:hAnsi="Times New Roman" w:eastAsia="MS Mincho"/>
           <w:b w:val="0"/>
           <w:i w:val="0"/>
-          <w:sz w:val="22"/>
+          <w:sz w:val="24"/>
         </w:rPr>
         <w:t xml:space="preserve"> M1: 一定ラグ PIM (M1)、検定 B（成長率 RMSE）最小化で国別 μ = μ\** を推定。</w:t>
       </w:r>
     </w:p>
     <w:p>
       <w:pPr>
-        <w:spacing w:after="120" w:line="360" w:lineRule="auto"/>
-        <w:ind w:firstLine="240"/>
+        <w:spacing w:after="120" w:line="480" w:lineRule="auto"/>
+        <w:ind w:firstLine="480"/>
       </w:pPr>
       <w:r>
         <w:rPr>
           <w:rFonts w:ascii="Times New Roman" w:hAnsi="Times New Roman" w:eastAsia="MS Mincho"/>
           <w:b w:val="0"/>
           <w:i w:val="0"/>
-          <w:sz w:val="22"/>
+          <w:sz w:val="24"/>
         </w:rPr>
         <w:t>* M2: 時変ラグ μ(t) = μ₀ + μ₁·(t − t₀)（上記 (M2)）。</w:t>
       </w:r>
     </w:p>
     <w:p>
       <w:pPr>
-        <w:spacing w:after="120" w:line="360" w:lineRule="auto"/>
-        <w:ind w:firstLine="240"/>
+        <w:spacing w:after="120" w:line="480" w:lineRule="auto"/>
+        <w:ind w:firstLine="480"/>
       </w:pPr>
       <w:r>
         <w:rPr>
           <w:rFonts w:ascii="Times New Roman" w:hAnsi="Times New Roman" w:eastAsia="MS Mincho"/>
           <w:b w:val="0"/>
           <w:i w:val="0"/>
-          <w:sz w:val="22"/>
+          <w:sz w:val="24"/>
         </w:rPr>
         <w:t>* M3: M0 有形ストックに無形ストック K_I を追加し、成長率当てはめで β を推定。</w:t>
       </w:r>
     </w:p>
     <w:p>
       <w:pPr>
-        <w:spacing w:after="120" w:line="360" w:lineRule="auto"/>
-        <w:ind w:firstLine="240"/>
+        <w:spacing w:after="120" w:line="480" w:lineRule="auto"/>
+        <w:ind w:firstLine="480"/>
       </w:pPr>
       <w:r>
         <w:rPr>
           <w:rFonts w:ascii="Times New Roman" w:hAnsi="Times New Roman" w:eastAsia="MS Mincho"/>
           <w:b w:val="0"/>
           <w:i w:val="0"/>
-          <w:sz w:val="22"/>
+          <w:sz w:val="24"/>
         </w:rPr>
         <w:t>* M4: 同時同定（3.3 節）。(2) を (μ, β) 上で CWON に対して同時最小化。</w:t>
       </w:r>
     </w:p>
     <w:p>
       <w:pPr>
-        <w:spacing w:after="120" w:line="360" w:lineRule="auto"/>
-        <w:ind w:firstLine="240"/>
+        <w:spacing w:after="120" w:line="480" w:lineRule="auto"/>
+        <w:ind w:firstLine="480"/>
       </w:pPr>
       <w:r>
         <w:rPr>
           <w:rFonts w:ascii="Times New Roman" w:hAnsi="Times New Roman" w:eastAsia="MS Mincho"/>
           <w:b w:val="0"/>
           <w:i w:val="0"/>
-          <w:sz w:val="22"/>
+          <w:sz w:val="24"/>
         </w:rPr>
         <w:t>各モデルで標本内の二指標と標本外の一指標を報告する：</w:t>
       </w:r>
     </w:p>
     <w:p>
       <w:pPr>
-        <w:spacing w:after="120" w:line="360" w:lineRule="auto"/>
-        <w:ind w:firstLine="240"/>
+        <w:spacing w:after="120" w:line="480" w:lineRule="auto"/>
+        <w:ind w:firstLine="480"/>
       </w:pPr>
       <w:r>
         <w:rPr>
           <w:rFonts w:ascii="Times New Roman" w:hAnsi="Times New Roman" w:eastAsia="MS Mincho"/>
           <w:b w:val="0"/>
           <w:i w:val="0"/>
-          <w:sz w:val="22"/>
+          <w:sz w:val="24"/>
         </w:rPr>
         <w:t>* 検定 A（水準 MAPE）: 観測 log-GDP に対する当てはめ log-GDP の MAPE。10 年窓 TFP を除去した水準について評価。低いほど良い。</w:t>
       </w:r>
     </w:p>
     <w:p>
       <w:pPr>
-        <w:spacing w:after="120" w:line="360" w:lineRule="auto"/>
-        <w:ind w:firstLine="240"/>
+        <w:spacing w:after="120" w:line="480" w:lineRule="auto"/>
+        <w:ind w:firstLine="480"/>
       </w:pPr>
       <w:r>
         <w:rPr>
           <w:rFonts w:ascii="Times New Roman" w:hAnsi="Times New Roman" w:eastAsia="MS Mincho"/>
           <w:b w:val="0"/>
           <w:i w:val="0"/>
-          <w:sz w:val="22"/>
+          <w:sz w:val="24"/>
         </w:rPr>
         <w:t>* 検定 B（成長 RMSE）: 1 年 log-GDP 差分の RMSE、パーセンテージ・ポイント。低いほど良い。</w:t>
       </w:r>
     </w:p>
     <w:p>
       <w:pPr>
-        <w:spacing w:after="120" w:line="360" w:lineRule="auto"/>
-        <w:ind w:firstLine="240"/>
+        <w:spacing w:after="120" w:line="480" w:lineRule="auto"/>
+        <w:ind w:firstLine="480"/>
       </w:pPr>
       <w:r>
         <w:rPr>
           <w:rFonts w:ascii="Times New Roman" w:hAnsi="Times New Roman" w:eastAsia="MS Mincho"/>
           <w:b w:val="0"/>
           <w:i w:val="0"/>
-          <w:sz w:val="22"/>
+          <w:sz w:val="24"/>
         </w:rPr>
         <w:t>* 標本外 MAPE: 1970〜2014 年でパラメータ推定、訓練窓 TFP を延長して 2015〜2019 年の水準予測を生成。低いほど良い。</w:t>
       </w:r>
     </w:p>
     <w:p>
       <w:pPr>
-        <w:spacing w:before="240" w:after="120"/>
+        <w:spacing w:before="360" w:after="120" w:line="480" w:lineRule="auto"/>
       </w:pPr>
       <w:r>
         <w:rPr>
@@ -1071,22 +1086,22 @@
     </w:p>
     <w:p>
       <w:pPr>
-        <w:spacing w:after="120" w:line="360" w:lineRule="auto"/>
-        <w:ind w:firstLine="240"/>
+        <w:spacing w:after="120" w:line="480" w:lineRule="auto"/>
+        <w:ind w:firstLine="480"/>
       </w:pPr>
       <w:r>
         <w:rPr>
           <w:rFonts w:ascii="Times New Roman" w:hAnsi="Times New Roman" w:eastAsia="MS Mincho"/>
           <w:b w:val="0"/>
           <w:i w:val="0"/>
-          <w:sz w:val="22"/>
+          <w:sz w:val="24"/>
         </w:rPr>
         <w:t>五つのモデルすべてをグリッド探索で推定する。勾配最適化を用いない理由は三つある。第一に、目的関数 (2) は幾何ラグ核に由来する既知の非凸性を持ち、特に μ が小さく核が集中的になる場合に顕著である。第二に、グリッド探索は各（国，モデル）対について明示的な事後分布様面を生成し、下記の感度解析に利用できる。第三に、39 カ国 × 5 モデル × 1000 回ブートストラップを Nelder-Mead や BFGS の内側ループで回すと多くの国で実行不能となる。μ のグリッドは {0.01, 0.05, 0.10, 0.25, 0.50, 1.0, 1.5, 2.0, 3.0, 4.5, 6.0} 年、β のグリッドは {0.00, 0.02, ..., 0.34}、μ₁ は {−0.08, −0.04, −0.02, 0, +0.02, +0.04, +0.08} per year である。これらの区間は先行研究（Kaboski, 2005; Corrado et al., 2016）が報告するパラメータ値を包含するよう設定し、いずれの国でも最適値がグリッド境界に張り付かないことを確認した。基準年 t₀ は全カ国で 1970 年とし、μ₀ を基準年の平均ラグとして解釈可能にしている。</w:t>
       </w:r>
     </w:p>
     <w:p>
       <w:pPr>
-        <w:spacing w:before="240" w:after="120"/>
+        <w:spacing w:before="360" w:after="120" w:line="480" w:lineRule="auto"/>
       </w:pPr>
       <w:r>
         <w:rPr>
@@ -1100,22 +1115,22 @@
     </w:p>
     <w:p>
       <w:pPr>
-        <w:spacing w:after="120" w:line="360" w:lineRule="auto"/>
-        <w:ind w:firstLine="240"/>
+        <w:spacing w:after="120" w:line="480" w:lineRule="auto"/>
+        <w:ind w:firstLine="480"/>
       </w:pPr>
       <w:r>
         <w:rPr>
           <w:rFonts w:ascii="Times New Roman" w:hAnsi="Times New Roman" w:eastAsia="MS Mincho"/>
           <w:b w:val="0"/>
           <w:i w:val="0"/>
-          <w:sz w:val="22"/>
+          <w:sz w:val="24"/>
         </w:rPr>
         <w:t>各国について M4 の成長率残差を 100 回ブロック・ブートストラップ（ブロック長 1。PWT 年次成長率残差のトレンド除去後の自己相関はほぼ消滅しており、5 カ国のパイロットでブロック長 3 は 95 % 区間をほぼ変えなかった）。各反復の手順は以下の通り。(i) M4 の当てはめ成長率と対応残差を計算、(ii) 残差をリサンプリングして合成 log-GDP 系列を再構築、(iii) PWT 投資比率 csh_i と WDI 比率を使って合成投資系列と合成 R&amp;D 集約度を逆算、(iv) K_tang と K_I を再構築、(v) 同時同定グリッドを再走して (μ_b, β_b) を格納する。95 % パーセンタイル区間は図 3 に、国別中央値は補助的 JSON に報告する。国別信頼区間は、長く変動の少ない系列（米国、カナダ、ドイツ、フランス、英国、日本、オーストラリア）で最も狭く、短期または移行期系列（エストニア、ラトビア、チリ）で最も広い。国間の多重検定の調整は行っていない。保守的な読者は Bonferroni 型の 5 %/39 ≈ 0.13 % 閾値を用いればよく、その閾値でも μ = 0 は 14 カ国で、β = 0 は 9 カ国で棄却される。</w:t>
       </w:r>
     </w:p>
     <w:p>
       <w:pPr>
-        <w:spacing w:before="240" w:after="120"/>
+        <w:spacing w:before="360" w:after="120" w:line="480" w:lineRule="auto"/>
       </w:pPr>
       <w:r>
         <w:rPr>
@@ -1129,36 +1144,36 @@
     </w:p>
     <w:p>
       <w:pPr>
-        <w:spacing w:after="120" w:line="360" w:lineRule="auto"/>
-        <w:ind w:firstLine="240"/>
+        <w:spacing w:after="120" w:line="480" w:lineRule="auto"/>
+        <w:ind w:firstLine="480"/>
       </w:pPr>
       <w:r>
         <w:rPr>
           <w:rFonts w:ascii="Times New Roman" w:hAnsi="Times New Roman" w:eastAsia="MS Mincho"/>
           <w:b w:val="0"/>
           <w:i w:val="0"/>
-          <w:sz w:val="22"/>
+          <w:sz w:val="24"/>
         </w:rPr>
         <w:t>日本などで残る PIM–CWON 乖離が資産価格再評価効果によるのか実ストックの差異なのかを検証するため、CWON PCA を年率 γ_price ∈ {−0.04, −0.02, 0, +0.02, +0.04} で膨張／収縮させた対照シナリオで比較を繰り返す。特定国で γ_price 感度が大きければ、乖離は価格再評価で主に説明される。小さければ実の差異である。±0.04 per year の区間は 1990 年代の日本都市地価下落率（Nishimura and Saita, 2005）と 2009〜2019 年の米国商業不動産の反転リフレ率を両端に含むので、経済的に意味のある幅である。強調しておきたいのは、γ_price は同時枠組の追加推定量ではないという点である。追加推定量であれば μ・β と並んで (2) に入るはずである。γ_price はむしろ診断道具であり、特定 γ_price 値での PIM と CWON の残差乖離は、(a) PIM 側の量的誤測定、(b) CWON 側の量的誤測定、(c) 真の構成変化（有形から無形への実シフトで両勘定がまだ完全に吸収していない）のいずれかを意味する。γ_price スイープはこれら三つを区別する助けとなる。</w:t>
       </w:r>
     </w:p>
     <w:p>
       <w:pPr>
-        <w:spacing w:before="240" w:after="120"/>
+        <w:spacing w:before="360" w:after="120" w:line="480" w:lineRule="auto"/>
       </w:pPr>
       <w:r>
         <w:rPr>
           <w:rFonts w:ascii="Times New Roman" w:hAnsi="Times New Roman" w:eastAsia="MS Mincho"/>
           <w:b/>
           <w:i w:val="0"/>
-          <w:sz w:val="26"/>
+          <w:sz w:val="28"/>
         </w:rPr>
         <w:t>5. 結果</w:t>
       </w:r>
     </w:p>
     <w:p>
       <w:pPr>
-        <w:spacing w:before="240" w:after="120"/>
+        <w:spacing w:before="360" w:after="120" w:line="480" w:lineRule="auto"/>
       </w:pPr>
       <w:r>
         <w:rPr>
@@ -1834,22 +1849,22 @@
     </w:tbl>
     <w:p>
       <w:pPr>
-        <w:spacing w:after="120" w:line="360" w:lineRule="auto"/>
-        <w:ind w:firstLine="240"/>
+        <w:spacing w:after="120" w:line="480" w:lineRule="auto"/>
+        <w:ind w:firstLine="480"/>
       </w:pPr>
       <w:r>
         <w:rPr>
           <w:rFonts w:ascii="Times New Roman" w:hAnsi="Times New Roman" w:eastAsia="MS Mincho"/>
           <w:b w:val="0"/>
           <w:i w:val="0"/>
-          <w:sz w:val="22"/>
+          <w:sz w:val="24"/>
         </w:rPr>
         <w:t>表 1 に五モデルを要約する。三つの事実を強調したい。第一に、M0〜M4 の標本内成長率 RMSE 中央値はほとんど動かない（3.07〜3.10 pp）。これは Solow 会計の実務家が代替資本構築を試した際に繰り返し報告してきた事実と一致し（Jorgenson and Griliches, 1967; Hulten, 1992）、専門家コミュニティが M0 を規範的な基準として定着させてきた理由の一つでもある。標本内成長率の当てはめは μ をまったく規律しないのである。第二に、M0 の標本内水準 MAPE 中央値は 4.10 % であり、これは注意深く再推定された TFP 軌道が各時点で資本ストックの約 4 % 分の誤設定をほぼ完全に吸収しつつ、一階差分の当てはめを保持しうることを意味する。これは「TFP は我々の無知の尺度である」との Griliches (1996) の警句の完璧な実例である。十年規模で変動する資本誤設定は静かに十年規模 TFP に吸収され、そのうえでイノベーションと再解釈されてしまうのである。第三に、本稿の方法で最も重要なのは、39 カ国にわたる推定 μ\ の分布が著しく非退化であることである。M1 での四分位範囲は 0.1 年以下から 1.2 年以上にわたり、M2 のテンポ・ドリフト μ₁ の IQR は実質的に負側と正側の双方を含む。M0 に暗黙に含まれる「ユニバーサル μ」仮定は単に統計的に破られているだけでなく、サンプルの両方向で破られているのであり、これは景気循環文献で人気の 5 年固定ラグや 10 年固定ラグを含むあらゆる単一パラメータのグローバル補正が、サンプルのほぼ半数で偏る――正か負かのどちらか――ことを含意する。中央値国の M1 一定ラグ μ\ はおよそ 0.3 年、M2 テンポ・ドリフト μ₁ は平均でゼロ近傍だが国間分散は大きい（IQR はおおむね [−0.02, +0.05]）。M3 の無形シェア β は生産のみ当てはめでおよそ 0.06、CWON との同時同定 (M4) でもおよそ 0.06 である。</w:t>
       </w:r>
     </w:p>
     <w:p>
       <w:pPr>
-        <w:spacing w:before="240" w:after="120"/>
+        <w:spacing w:before="360" w:after="120" w:line="480" w:lineRule="auto"/>
       </w:pPr>
       <w:r>
         <w:rPr>
@@ -1927,15 +1942,15 @@
     </w:p>
     <w:p>
       <w:pPr>
-        <w:spacing w:after="120" w:line="360" w:lineRule="auto"/>
-        <w:ind w:firstLine="240"/>
+        <w:spacing w:after="120" w:line="480" w:lineRule="auto"/>
+        <w:ind w:firstLine="480"/>
       </w:pPr>
       <w:r>
         <w:rPr>
           <w:rFonts w:ascii="Times New Roman" w:hAnsi="Times New Roman" w:eastAsia="MS Mincho"/>
           <w:b w:val="0"/>
           <w:i w:val="0"/>
-          <w:sz w:val="22"/>
+          <w:sz w:val="24"/>
         </w:rPr>
         <w:t>図 1 は 39 カ国を標本内成長 RMSE（M0）で順序付け、他の四モデルを重ねている。M0 から M2・M4 への改善は小さいが系統的で、表 1 と整合する。</w:t>
       </w:r>
@@ -2006,52 +2021,52 @@
     </w:p>
     <w:p>
       <w:pPr>
-        <w:spacing w:after="120" w:line="360" w:lineRule="auto"/>
-        <w:ind w:firstLine="240"/>
+        <w:spacing w:after="120" w:line="480" w:lineRule="auto"/>
+        <w:ind w:firstLine="480"/>
       </w:pPr>
       <w:r>
         <w:rPr>
           <w:rFonts w:ascii="Times New Roman" w:hAnsi="Times New Roman" w:eastAsia="MS Mincho"/>
           <w:b w:val="0"/>
           <w:i w:val="0"/>
-          <w:sz w:val="22"/>
+          <w:sz w:val="24"/>
         </w:rPr>
         <w:t>図 2 がテンポ補正の本当の見返りを示す。1970〜2014 年でパラメータを推定し、2015〜2019 年の水準予測を生成した結果、標本外 MAPE 中央値は Solow 基準 M0 の 4.60 % から時変ラグ M2 の 3.99 % に低下した（13 % の相対改善）。M1（一定ラグ）で既に 4.06 % に達しており、改善の大半は「投資にラグが存在する」ことを認識するだけで得られ、「そのラグが時変する」ことを加えるのは残り部分である。M3（無形）は標本外 MAPE をわずかに 4.72 % に悪化させる。これは時変生産性予測に共動因子を加えると予測不確実性が広がること、特に R&amp;D 集約国に不均等に影響した 2015〜2019 年の世界減速の影響と解釈できる。M4（同時）は 4.61 % と M0 に近い。</w:t>
       </w:r>
     </w:p>
     <w:p>
       <w:pPr>
-        <w:spacing w:after="120" w:line="360" w:lineRule="auto"/>
-        <w:ind w:firstLine="240"/>
+        <w:spacing w:after="120" w:line="480" w:lineRule="auto"/>
+        <w:ind w:firstLine="480"/>
       </w:pPr>
       <w:r>
         <w:rPr>
           <w:rFonts w:ascii="Times New Roman" w:hAnsi="Times New Roman" w:eastAsia="MS Mincho"/>
           <w:b w:val="0"/>
           <w:i w:val="0"/>
-          <w:sz w:val="22"/>
+          <w:sz w:val="24"/>
         </w:rPr>
         <w:t>実務的含意は明快である。タイム・トゥ・ビルドを認識することが単一の最も有効な仕様変更であり、完全確率的 TFP モデル（Smets and Wouters, 2007）が達成するのに比肩する水準予測精度の改善を、新たな確率モデル装置を導入することなく得られる。</w:t>
       </w:r>
     </w:p>
     <w:p>
       <w:pPr>
-        <w:spacing w:after="120" w:line="360" w:lineRule="auto"/>
-        <w:ind w:firstLine="240"/>
+        <w:spacing w:after="120" w:line="480" w:lineRule="auto"/>
+        <w:ind w:firstLine="480"/>
       </w:pPr>
       <w:r>
         <w:rPr>
           <w:rFonts w:ascii="Times New Roman" w:hAnsi="Times New Roman" w:eastAsia="MS Mincho"/>
           <w:b w:val="0"/>
           <w:i w:val="0"/>
-          <w:sz w:val="22"/>
+          <w:sz w:val="24"/>
         </w:rPr>
         <w:t>改善の国別内訳はこの描像を鋭くする。サンプル内で R&amp;D 対 GDP 比の最も高い 10 カ国（イスラエル、韓国、スウェーデン、オーストリア、日本、ドイツ、デンマーク、フィンランド、ベルギー、米国）では M0→M2 の改善は平均 17.4 % であり、最も低い 10 カ国（メキシコ、コロンビア、トルコ、チリ、ギリシャ、ポルトガル、スペイン、イタリア、スロバキア、ラトビア）では 6.2 % である。このパターンはテンポ効果仮説の予測と正確に一致する。テンポ・ドリフトは資産構成が最も急速に変化する場所で最も重要であり、それはすなわち無形投資が最も速く伸びる場所である。1995〜2019 年に資産構成が安定していた国では μ(t) が効く余地が少なく、事実それらの国では M0 に近いものが最良である。M4（同時）のもとで同じ分解を行うと、同時同定の恩恵は異なる部分集合――CWON の生産資本勘定が最も充実している国（米国、英国、ドイツ、フランス、カナダ）――に集中することがわかる。これらの国では生産面残差のみでは β が特定できない局面でも、国富側の制約が β に有意な下限を与える。</w:t>
       </w:r>
     </w:p>
     <w:p>
       <w:pPr>
-        <w:spacing w:before="240" w:after="120"/>
+        <w:spacing w:before="360" w:after="120" w:line="480" w:lineRule="auto"/>
       </w:pPr>
       <w:r>
         <w:rPr>
@@ -2129,15 +2144,15 @@
     </w:p>
     <w:p>
       <w:pPr>
-        <w:spacing w:after="120" w:line="360" w:lineRule="auto"/>
-        <w:ind w:firstLine="240"/>
+        <w:spacing w:after="120" w:line="480" w:lineRule="auto"/>
+        <w:ind w:firstLine="480"/>
       </w:pPr>
       <w:r>
         <w:rPr>
           <w:rFonts w:ascii="Times New Roman" w:hAnsi="Times New Roman" w:eastAsia="MS Mincho"/>
           <w:b w:val="0"/>
           <w:i w:val="0"/>
-          <w:sz w:val="22"/>
+          <w:sz w:val="24"/>
         </w:rPr>
         <w:t>図 3 は PIM 再構築資本 K_tang(t; μ̂) + β̂ · K_I(t) と CWON 生産資本 NW.PCA.TO を、代表 6 カ国について log 空間で国内平均除去した形で並置する。米国、韓国、イスラエル――三つの R&amp;D 集約経済――はほぼ恒等に一致し、PIM 系列は 1995〜2019 年の窓全域で CWON と log 換算で 1〜2 % 以内に収まる。ドイツ、オランダは 2010 年以降に小さいが可視的な乖離を示し、これは CWON 側で SNA 2008 の R&amp;D 取り込みが遅れたことと整合する。日本は外れ値である。2010 年以降、PIM 系列は上昇を続けるのに対し、CWON PCA は平坦化または下落に転じ、2019 年にはおよそ 0.05〜0.08 log 単位（約 5〜8 %）の乖離に達する。</w:t>
       </w:r>
@@ -2208,22 +2223,22 @@
     </w:p>
     <w:p>
       <w:pPr>
-        <w:spacing w:after="120" w:line="360" w:lineRule="auto"/>
-        <w:ind w:firstLine="240"/>
+        <w:spacing w:after="120" w:line="480" w:lineRule="auto"/>
+        <w:ind w:firstLine="480"/>
       </w:pPr>
       <w:r>
         <w:rPr>
           <w:rFonts w:ascii="Times New Roman" w:hAnsi="Times New Roman" w:eastAsia="MS Mincho"/>
           <w:b w:val="0"/>
           <w:i w:val="0"/>
-          <w:sz w:val="22"/>
+          <w:sz w:val="24"/>
         </w:rPr>
         <w:t>図 4 は日本のずれが実ストック差ではなく資産価格再評価効果 γ_price によるかを検証する。γ_price ∈ [−0.04, +0.04] は日本の log 比率を合計で約 0.25 log 単位動かすので、観測された約 0.06 log 単位の乖離は γ_price ≈ 年 0.02 に相当する。これはまさに 1995〜2005 年の日本地価下落のオーダーである。したがって乖離は再評価アーチファクトであり、実資本量の乖離ではない。これは Hamano and Zhao (2017) ならびに日本の「失われた 10 年」国富会計は価格効果が量効果を圧倒するとの通説的見解を支持する。</w:t>
       </w:r>
     </w:p>
     <w:p>
       <w:pPr>
-        <w:spacing w:before="240" w:after="120"/>
+        <w:spacing w:before="360" w:after="120" w:line="480" w:lineRule="auto"/>
       </w:pPr>
       <w:r>
         <w:rPr>
@@ -2301,52 +2316,52 @@
     </w:p>
     <w:p>
       <w:pPr>
-        <w:spacing w:after="120" w:line="360" w:lineRule="auto"/>
-        <w:ind w:firstLine="240"/>
+        <w:spacing w:after="120" w:line="480" w:lineRule="auto"/>
+        <w:ind w:firstLine="480"/>
       </w:pPr>
       <w:r>
         <w:rPr>
           <w:rFonts w:ascii="Times New Roman" w:hAnsi="Times New Roman" w:eastAsia="MS Mincho"/>
           <w:b w:val="0"/>
           <w:i w:val="0"/>
-          <w:sz w:val="22"/>
+          <w:sz w:val="24"/>
         </w:rPr>
         <w:t>（概念図 5 は読者に人口・資本対応を再確認してもらうため、ここに挿入している。これが同時同定の動機である。）</w:t>
       </w:r>
     </w:p>
     <w:p>
       <w:pPr>
-        <w:spacing w:after="120" w:line="360" w:lineRule="auto"/>
-        <w:ind w:firstLine="240"/>
+        <w:spacing w:after="120" w:line="480" w:lineRule="auto"/>
+        <w:ind w:firstLine="480"/>
       </w:pPr>
       <w:r>
         <w:rPr>
           <w:rFonts w:ascii="Times New Roman" w:hAnsi="Times New Roman" w:eastAsia="MS Mincho"/>
           <w:b w:val="0"/>
           <w:i w:val="0"/>
-          <w:sz w:val="22"/>
+          <w:sz w:val="24"/>
         </w:rPr>
         <w:t>同時推定量に対するブートストラップ信頼区間（図 3）は、国ごとに見れば μ と β は生産面残差のみからは弱い同定しか得られないことを示す。μ の 95 % 区間の中央値はグリッド [0.01, 6.0] のほぼ全域にまたがり、β の中央値もグリッド [0.0, 0.34] の約 70 % にまたがる。国富制約を加えると両者とも大幅に縮小する。同時同定は 39 カ国中 35 カ国で μ = 0 を 5 % 水準で棄却し、39 カ国中 28 カ国で β = 0 を棄却する。これが統合枠組の主たる方法論的収穫である。生産・国富のいずれか一方では構造パラメータを特定できないが、両方を使えば可能となる。</w:t>
       </w:r>
     </w:p>
     <w:p>
       <w:pPr>
-        <w:spacing w:after="120" w:line="360" w:lineRule="auto"/>
-        <w:ind w:firstLine="240"/>
+        <w:spacing w:after="120" w:line="480" w:lineRule="auto"/>
+        <w:ind w:firstLine="480"/>
       </w:pPr>
       <w:r>
         <w:rPr>
           <w:rFonts w:ascii="Times New Roman" w:hAnsi="Times New Roman" w:eastAsia="MS Mincho"/>
           <w:b w:val="0"/>
           <w:i w:val="0"/>
-          <w:sz w:val="22"/>
+          <w:sz w:val="24"/>
         </w:rPr>
         <w:t>ブートストラップ証拠を読む第二の視角は、(μ, β) 空間における 95 % 領域の「形状」が国毎に強く異なるということである。R&amp;D 集約的経済（イスラエル、韓国、スウェーデン、米国）では事後分布領域は北東象限（μ ≥ 0.3 年、β ≥ 0.08）に多く存在し、テンポ補正と無形補正の両方が動き、かつ分離可能である。資産構成が安定した経済（メキシコ、コロンビア、トルコ、チリ）では領域は幅広な対角線状の尾根であり、尤度面は (μ, β) 空間の直線に沿ってほぼ平坦であるため、データは「短いテンポ＋大きい無形シェア」と「長いテンポ＋小さい無形シェア」をほぼ同等の確率で支持する。これは加法的分解の古典的同定問題であり、同時同定枠組の貢献は、事後信頼領域の尾根が国富制約を加えてはじめて点に崩落することにある。崩落の鋭さそのものが診断情報である。同時同定のもとでも 95 % 領域が広い尾根のままに留まる国はまさに CWON カバレッジが薄い国であり、それらの国に対する国別結論は政策提言に使用される前に国民会計ミクロデータと照らし合わせるべきである。点推定値だけではなく 95 % 領域の形状を併記することは、将来の CWON 型公表物に対する具体的提言となる。</w:t>
       </w:r>
     </w:p>
     <w:p>
       <w:pPr>
-        <w:spacing w:before="240" w:after="120"/>
+        <w:spacing w:before="360" w:after="120" w:line="480" w:lineRule="auto"/>
       </w:pPr>
       <w:r>
         <w:rPr>
@@ -3068,37 +3083,37 @@
     </w:tbl>
     <w:p>
       <w:pPr>
-        <w:spacing w:after="120" w:line="360" w:lineRule="auto"/>
-        <w:ind w:firstLine="240"/>
+        <w:spacing w:after="120" w:line="480" w:lineRule="auto"/>
+        <w:ind w:firstLine="480"/>
       </w:pPr>
       <w:r>
         <w:rPr>
           <w:rFonts w:ascii="Times New Roman" w:hAnsi="Times New Roman" w:eastAsia="MS Mincho"/>
           <w:b w:val="0"/>
           <w:i w:val="0"/>
-          <w:sz w:val="22"/>
+          <w:sz w:val="24"/>
         </w:rPr>
         <w:t>図 6 と表 3 に 3.5 節で定義した関係型 PIM 診断を報告する。二つの発見が際立つ。第一に、M0（即時 PIM、β = 0）のもとでの ρ̂₂ の 39 カ国中央値は 0.801 であり、整合ベンチマーク 1.0 を大きく下回る。ρ̂₂ ∈ [0.9, 1.1] に収まる国は 39 カ国中 9 カ国にすぎない。これは標準的 PIM が CWON に比べ資本成長を系統的に過小評価していること――あるいは同等に、CWON が PIM には捉えられない速成長成分（無形資産や再評価）を含むことを確認する。第二に、M4（テンポ＋無形の同時同定）のもとでは ρ̂₂ の中央値は 0.833 に上昇し、[0.9, 1.1] 整合帯に入る国数は 9 から 12 に増加する。改善は控えめだが系統的であり、テンポ・無形補正が PIM–CWON 関係を正しい方向に整合へ近づけていることを示す。M0・M4 双方で R² 中央値は 0.99 を超えており、対数線形関係 (M5) が PIM–CWON マッピングの優れた記述であることを確認できる。</w:t>
       </w:r>
     </w:p>
     <w:p>
       <w:pPr>
-        <w:spacing w:after="120" w:line="360" w:lineRule="auto"/>
-        <w:ind w:firstLine="240"/>
+        <w:spacing w:after="120" w:line="480" w:lineRule="auto"/>
+        <w:ind w:firstLine="480"/>
       </w:pPr>
       <w:r>
         <w:rPr>
           <w:rFonts w:ascii="Times New Roman" w:hAnsi="Times New Roman" w:eastAsia="MS Mincho"/>
           <w:b w:val="0"/>
           <w:i w:val="0"/>
-          <w:sz w:val="22"/>
+          <w:sz w:val="24"/>
         </w:rPr>
         <w:t>図 6(b) は M4 のもとで ρ̂₁ を ρ̂₂ に対してプロットしている。(ρ₁ = 0, ρ₂ = 1) の参照点から遠い国――特にスイス（ρ̂₂ ≈ 0.40）、ポーランド（ρ̂₂ ≈ 0.60）、ノルウェー（ρ̂₂ ≈ 0.66）――は、PIM と CWON の資産カバレッジまたは天然資源レントの扱いが最も異なることが知られている国と一致する。したがって RPIM 診断は国別資本勘定のための単純で解釈可能な品質管理ツールとして機能する。ρ̂₂ が 1 から顕著に逸脱する国は、両勘定の資産構成仮定をより詳細に検討する必要がある。</w:t>
       </w:r>
     </w:p>
     <w:p>
       <w:pPr>
-        <w:spacing w:before="240" w:after="120"/>
+        <w:spacing w:before="360" w:after="120" w:line="480" w:lineRule="auto"/>
       </w:pPr>
       <w:r>
         <w:rPr>
@@ -3176,37 +3191,37 @@
     </w:p>
     <w:p>
       <w:pPr>
-        <w:spacing w:after="120" w:line="360" w:lineRule="auto"/>
-        <w:ind w:firstLine="240"/>
+        <w:spacing w:after="120" w:line="480" w:lineRule="auto"/>
+        <w:ind w:firstLine="480"/>
       </w:pPr>
       <w:r>
         <w:rPr>
           <w:rFonts w:ascii="Times New Roman" w:hAnsi="Times New Roman" w:eastAsia="MS Mincho"/>
           <w:b w:val="0"/>
           <w:i w:val="0"/>
-          <w:sz w:val="22"/>
+          <w:sz w:val="24"/>
         </w:rPr>
         <w:t>Inklaar の批判（6.5 節）は、真の減価償却率 δ 自体がドリフトしていれば、我々が μ(t) に帰属しているものの一部が時変 δ(t) に吸収されうる可能性を提起する。我々はこれに直接対処するため、五つの減価償却シナリオ δ × {0.80, 0.90, 1.00, 1.10, 1.20} のもとで一定ラグ μ̂（M1）を再推定した。</w:t>
       </w:r>
     </w:p>
     <w:p>
       <w:pPr>
-        <w:spacing w:after="120" w:line="360" w:lineRule="auto"/>
-        <w:ind w:firstLine="240"/>
+        <w:spacing w:after="120" w:line="480" w:lineRule="auto"/>
+        <w:ind w:firstLine="480"/>
       </w:pPr>
       <w:r>
         <w:rPr>
           <w:rFonts w:ascii="Times New Roman" w:hAnsi="Times New Roman" w:eastAsia="MS Mincho"/>
           <w:b w:val="0"/>
           <w:i w:val="0"/>
-          <w:sz w:val="22"/>
+          <w:sz w:val="24"/>
         </w:rPr>
         <w:t>図 7 に結果を示す。主たる発見は、大半の国で μ̂ が ±20% の減価償却変動に対して著しく安定していることである。μ̂ の国間平均は δ × 0.80 の 1.61 年から δ × 1.20 の 1.52 年へと動くが、その差はわずか 0.09 年――ベースライン推定値の 6% 未満である。μ̂ の中央値は五つのシナリオすべてで 0.26 年とほぼ不変である。内点解の μ̂ 値を持つ国（ルクセンブルク、スロバキア、英国、スウェーデン）は期待される負の関係を示す：減価償却が高いほど推定ラグはわずかに短くなる。これは、より速い減価が遅延に帰属されるはずの成長率変動の一部を吸収するためである。しかし感度は量的に小さく、±20% の δ 変動で μ̂ が動く幅は最も感度の高い国（ルクセンブルク：3.75 → 3.00 年）でも最大 0.75 年にとどまる。非ゼロのラグが標本外当てはめを改善するという定性的結論は、この範囲内のいかなる妥当な減価償却の誤設定に対しても頑健である。</w:t>
       </w:r>
     </w:p>
     <w:p>
       <w:pPr>
-        <w:spacing w:before="240" w:after="120"/>
+        <w:spacing w:before="360" w:after="120" w:line="480" w:lineRule="auto"/>
       </w:pPr>
       <w:r>
         <w:rPr>
@@ -3284,37 +3299,37 @@
     </w:p>
     <w:p>
       <w:pPr>
-        <w:spacing w:after="120" w:line="360" w:lineRule="auto"/>
-        <w:ind w:firstLine="240"/>
+        <w:spacing w:after="120" w:line="480" w:lineRule="auto"/>
+        <w:ind w:firstLine="480"/>
       </w:pPr>
       <w:r>
         <w:rPr>
           <w:rFonts w:ascii="Times New Roman" w:hAnsi="Times New Roman" w:eastAsia="MS Mincho"/>
           <w:b w:val="0"/>
           <w:i w:val="0"/>
-          <w:sz w:val="22"/>
+          <w:sz w:val="24"/>
         </w:rPr>
         <w:t>表 1 は M4（テンポ＋無形の同時推定）の標本外 MAPE が 4.61 % であり、M0（4.60 %）とほぼ同一であることを報告している。この見かけ上の非改善は精査に値する。サンプルの 39 カ国のうち 25 カ国は境界解の μ̂ 値を持つ――下限 0.01（実質ゼロラグ、18 カ国）または上限 6.0（7 カ国）のいずれかである。これらの国ではテンポ補正は不作動（μ̂ ≈ 0 ≡ M0）または飽和しているため、M0–M4 比較は構造的に無情報である。</w:t>
       </w:r>
     </w:p>
     <w:p>
       <w:pPr>
-        <w:spacing w:after="120" w:line="360" w:lineRule="auto"/>
-        <w:ind w:firstLine="240"/>
+        <w:spacing w:after="120" w:line="480" w:lineRule="auto"/>
+        <w:ind w:firstLine="480"/>
       </w:pPr>
       <w:r>
         <w:rPr>
           <w:rFonts w:ascii="Times New Roman" w:hAnsi="Times New Roman" w:eastAsia="MS Mincho"/>
           <w:b w:val="0"/>
           <w:i w:val="0"/>
-          <w:sz w:val="22"/>
+          <w:sz w:val="24"/>
         </w:rPr>
         <w:t>図 8 は OOS 評価を内点解の μ̂（μ̂ ∈ (0.02, 5.9)）を持つ 14 カ国――オーストラリア、ベルギー、カナダ、チリ、コロンビア、デンマーク、アイスランド、韓国、ルクセンブルク、ノルウェー、スロバキア、スロベニア、スウェーデン、英国――に限定する。このサブサンプルでは M1（一定ラグ）の MAPE 中央値は 4.23 % であり、M0 の 4.27 % から改善している。境界解国では M1 と M2 がより大きな改善を示す（境界 M1 = 3.98 %、境界 M2 = 3.83 % vs 境界 M0 = 4.72 %）。これはラグ補正がオプティマイザーが非ゼロ解を見出す国で正確に有効であることを示す。核心的洞察は、全サンプル中央値がテンポ補正が真に情報的な国とそれが機械的にゼロである国を混同しているということである。</w:t>
       </w:r>
     </w:p>
     <w:p>
       <w:pPr>
-        <w:spacing w:before="240" w:after="120"/>
+        <w:spacing w:before="360" w:after="120" w:line="480" w:lineRule="auto"/>
       </w:pPr>
       <w:r>
         <w:rPr>
@@ -3990,52 +4005,52 @@
     </w:tbl>
     <w:p>
       <w:pPr>
-        <w:spacing w:after="120" w:line="360" w:lineRule="auto"/>
-        <w:ind w:firstLine="240"/>
+        <w:spacing w:after="120" w:line="480" w:lineRule="auto"/>
+        <w:ind w:firstLine="480"/>
       </w:pPr>
       <w:r>
         <w:rPr>
           <w:rFonts w:ascii="Times New Roman" w:hAnsi="Times New Roman" w:eastAsia="MS Mincho"/>
           <w:b w:val="0"/>
           <w:i w:val="0"/>
-          <w:sz w:val="22"/>
+          <w:sz w:val="24"/>
         </w:rPr>
         <w:t>MAPE は GDP 水準の平均パーセント誤差を測るが、モデルが GDP 成長の「方向」を追跡しているか、あるいは富面の資本ストックの「軌跡」を追跡しているかは捕捉しない。表 4 は 2015–2019 年のホールドアウト窓で計算した二つの追加指標を報告する。</w:t>
       </w:r>
     </w:p>
     <w:p>
       <w:pPr>
-        <w:spacing w:after="120" w:line="360" w:lineRule="auto"/>
-        <w:ind w:firstLine="240"/>
+        <w:spacing w:after="120" w:line="480" w:lineRule="auto"/>
+        <w:ind w:firstLine="480"/>
       </w:pPr>
       <w:r>
         <w:rPr>
           <w:rFonts w:ascii="Times New Roman" w:hAnsi="Times New Roman" w:eastAsia="MS Mincho"/>
           <w:b w:val="0"/>
           <w:i w:val="0"/>
-          <w:sz w:val="22"/>
+          <w:sz w:val="24"/>
         </w:rPr>
         <w:t>第一に、方向精度――モデルが GDP 成長の符号を正しく予測したテスト年の割合――はすべてのモデルで一様に高い（中央値 100 %）。これは 2015–2019 年のほぼすべての OECD 経済で GDP 成長が正であったことを反映する。方向精度はこのサンプルではモデル間を識別しないが、景気後退を含むサンプルでは診断的となるであろう。</w:t>
       </w:r>
     </w:p>
     <w:p>
       <w:pPr>
-        <w:spacing w:after="120" w:line="360" w:lineRule="auto"/>
-        <w:ind w:firstLine="240"/>
+        <w:spacing w:after="120" w:line="480" w:lineRule="auto"/>
+        <w:ind w:firstLine="480"/>
       </w:pPr>
       <w:r>
         <w:rPr>
           <w:rFonts w:ascii="Times New Roman" w:hAnsi="Times New Roman" w:eastAsia="MS Mincho"/>
           <w:b w:val="0"/>
           <w:i w:val="0"/>
-          <w:sz w:val="22"/>
+          <w:sz w:val="24"/>
         </w:rPr>
         <w:t>第二に、CWON 軌跡 RMSE は各モデルの PIM 資本ストックがホールドアウト年の CWON 生産資本軌跡をどれだけ良く追跡するかを測る（平均除去対数比較）。M2（テンポドリフト）が最低の中央値 RMSE（0.0072）を達成し、M0（0.0085）に比べ 15 % の改善である。M1（一定ラグ）は中間的（0.0077）。M4 は 0.0085 と M0 に近い。これは無形補正が資本ストックの水準をシフトするが成長軌跡を変えないためである。軌跡指標は MAPE が見逃すモデル性能の次元を明らかにする：テンポドリフト（M2）は GDP 水準予測精度が同等であっても、PIM 資本と富面観測の整合を改善する。</w:t>
       </w:r>
     </w:p>
     <w:p>
       <w:pPr>
-        <w:spacing w:before="240" w:after="120"/>
+        <w:spacing w:before="360" w:after="120" w:line="480" w:lineRule="auto"/>
       </w:pPr>
       <w:r>
         <w:rPr>
@@ -4113,66 +4128,66 @@
     </w:p>
     <w:p>
       <w:pPr>
-        <w:spacing w:after="120" w:line="360" w:lineRule="auto"/>
-        <w:ind w:firstLine="240"/>
+        <w:spacing w:after="120" w:line="480" w:lineRule="auto"/>
+        <w:ind w:firstLine="480"/>
       </w:pPr>
       <w:r>
         <w:rPr>
           <w:rFonts w:ascii="Times New Roman" w:hAnsi="Times New Roman" w:eastAsia="MS Mincho"/>
           <w:b w:val="0"/>
           <w:i w:val="0"/>
-          <w:sz w:val="22"/>
+          <w:sz w:val="24"/>
         </w:rPr>
         <w:t>自然な問いは、ρ̂₂ の国間変動が資産構成の観測可能な差異を反映しているかである。無形・R&amp;D 集約的投資のシェアが高い国は、PIM 構築が無形資産を省略していれば PIM–CWON 乖離が大きく（ρ̂₂ が低く）、M4 のテンポ・無形補正がこの乖離を首尾よく説明していれば ρ̂₂ が高くなることが期待される。</w:t>
       </w:r>
     </w:p>
     <w:p>
       <w:pPr>
-        <w:spacing w:after="120" w:line="360" w:lineRule="auto"/>
-        <w:ind w:firstLine="240"/>
+        <w:spacing w:after="120" w:line="480" w:lineRule="auto"/>
+        <w:ind w:firstLine="480"/>
       </w:pPr>
       <w:r>
         <w:rPr>
           <w:rFonts w:ascii="Times New Roman" w:hAnsi="Times New Roman" w:eastAsia="MS Mincho"/>
           <w:b w:val="0"/>
           <w:i w:val="0"/>
-          <w:sz w:val="22"/>
+          <w:sz w:val="24"/>
         </w:rPr>
         <w:t>図 9 は ρ̂₂ を GDP に占める平均 R&amp;D 支出比率（世界銀行 WDI）に対するクロスセクション OLS 回帰を報告する。M0 のもとでは傾きは正（0.054）だが 5 % 水準で有意ではない（t = 1.82、R² = 0.082、n = 39）：R&amp;D 強度の高さは PIM–CWON 整合性の高さと弱く関連する。M4 のもとでは傾きが 0.068 に増加し有意となる（t = 2.34、R² = 0.129）：テンポ・無形補正後、R&amp;D 強度と PIM–CWON 整合性の関連が強まる。これは M4 の無形補正（β）が R&amp;D 強度と相関する資本ストックの成分を捉え、イノベーション志向経済の残差 PIM–CWON ギャップを縮小するという解釈と整合する。</w:t>
       </w:r>
     </w:p>
     <w:p>
       <w:pPr>
-        <w:spacing w:after="120" w:line="360" w:lineRule="auto"/>
-        <w:ind w:firstLine="240"/>
+        <w:spacing w:after="120" w:line="480" w:lineRule="auto"/>
+        <w:ind w:firstLine="480"/>
       </w:pPr>
       <w:r>
         <w:rPr>
           <w:rFonts w:ascii="Times New Roman" w:hAnsi="Times New Roman" w:eastAsia="MS Mincho"/>
           <w:b w:val="0"/>
           <w:i w:val="0"/>
-          <w:sz w:val="22"/>
+          <w:sz w:val="24"/>
         </w:rPr>
         <w:t>クロスセクション R² は控えめ（13 %）にとどまり、PIM–CWON 乖離の他の多くの源泉（地価再評価、天然資源レント、資産寿命仮定の差異）を反映する。この結果は決定的というよりは示唆的に読むべきである：ρ̂₂ はランダムノイズではなく、部分的に各国の観測可能な資産構成差異を反映する。これは単一資産 PIM では直接モデル化できない資産別プロファイルへの間接的関与を提供し、複数資産 PIM データが利用可能になった際に ρ̂₂ を資産クラス別に分解するという自然な拡張を示す。</w:t>
       </w:r>
     </w:p>
     <w:p>
       <w:pPr>
-        <w:spacing w:before="240" w:after="120"/>
+        <w:spacing w:before="360" w:after="120" w:line="480" w:lineRule="auto"/>
       </w:pPr>
       <w:r>
         <w:rPr>
           <w:rFonts w:ascii="Times New Roman" w:hAnsi="Times New Roman" w:eastAsia="MS Mincho"/>
           <w:b/>
           <w:i w:val="0"/>
-          <w:sz w:val="26"/>
+          <w:sz w:val="28"/>
         </w:rPr>
         <w:t>6. 考察</w:t>
       </w:r>
     </w:p>
     <w:p>
       <w:pPr>
-        <w:spacing w:before="240" w:after="120"/>
+        <w:spacing w:before="360" w:after="120" w:line="480" w:lineRule="auto"/>
       </w:pPr>
       <w:r>
         <w:rPr>
@@ -4186,22 +4201,22 @@
     </w:p>
     <w:p>
       <w:pPr>
-        <w:spacing w:after="120" w:line="360" w:lineRule="auto"/>
-        <w:ind w:firstLine="240"/>
+        <w:spacing w:after="120" w:line="480" w:lineRule="auto"/>
+        <w:ind w:firstLine="480"/>
       </w:pPr>
       <w:r>
         <w:rPr>
           <w:rFonts w:ascii="Times New Roman" w:hAnsi="Times New Roman" w:eastAsia="MS Mincho"/>
           <w:b w:val="0"/>
           <w:i w:val="0"/>
-          <w:sz w:val="22"/>
+          <w:sz w:val="24"/>
         </w:rPr>
         <w:t>標準的 Solow 分解は残差を TFP に帰する。M0（即時 PIM、β = 0）のもとでは、資本フローのタイミングや構成に関するあらゆる誤設定がそのまま TFP に流れ込み、それがイノベーションと解釈される。我々は、39 カ国の Solow 残差の成長分散の可観測な部分が、イノベーションとは無関係な二つの会計補正――タイム・トゥ・ビルド μ(t) と無形シェア β――に再帰着することを示した。これはイノベーションが重要でないという主張ではない。残差解釈の前に、まず会計を済ませるべきだという主張である。</w:t>
       </w:r>
     </w:p>
     <w:p>
       <w:pPr>
-        <w:spacing w:before="240" w:after="120"/>
+        <w:spacing w:before="360" w:after="120" w:line="480" w:lineRule="auto"/>
       </w:pPr>
       <w:r>
         <w:rPr>
@@ -4215,37 +4230,37 @@
     </w:p>
     <w:p>
       <w:pPr>
-        <w:spacing w:after="120" w:line="360" w:lineRule="auto"/>
-        <w:ind w:firstLine="240"/>
+        <w:spacing w:after="120" w:line="480" w:lineRule="auto"/>
+        <w:ind w:firstLine="480"/>
       </w:pPr>
       <w:r>
         <w:rPr>
           <w:rFonts w:ascii="Times New Roman" w:hAnsi="Times New Roman" w:eastAsia="MS Mincho"/>
           <w:b w:val="0"/>
           <w:i w:val="0"/>
-          <w:sz w:val="22"/>
+          <w:sz w:val="24"/>
         </w:rPr>
         <w:t>表 2 で示したように、期間出生率分析家は「タイミング分布のドリフトでフローが汚染されているとき、ストック過程をフローから測定する」問題を既に解決していた。本稿の貢献は、彼らの解――構造的タイミング・パラメータ＋単一の忘れられた量パラメータ――がそのまま国富会計に転用できることを示すことにある。これは比喩ではない。いずれの問題も「量率とタイミング・カーネルの畳み込み（ただし後者のパラメータがドリフトする）」という同一の統計対象の事例であり、単位変換を除けば同じ Bongaarts-Feeney 調整が効く。</w:t>
       </w:r>
     </w:p>
     <w:p>
       <w:pPr>
-        <w:spacing w:after="120" w:line="360" w:lineRule="auto"/>
-        <w:ind w:firstLine="240"/>
+        <w:spacing w:after="120" w:line="480" w:lineRule="auto"/>
+        <w:ind w:firstLine="480"/>
       </w:pPr>
       <w:r>
         <w:rPr>
           <w:rFonts w:ascii="Times New Roman" w:hAnsi="Times New Roman" w:eastAsia="MS Mincho"/>
           <w:b w:val="0"/>
           <w:i w:val="0"/>
-          <w:sz w:val="22"/>
+          <w:sz w:val="24"/>
         </w:rPr>
         <w:t>少なくとも最も保守的な水準では、第 5 節の結果は、我々が TFP 成長と呼んできたものの「一部分」は μ(t) と β を同時推定すると消失する帳簿上のアーチファクトであることを示す。一方でより踏み込んで見れば、量・テンポ枠組は「真のイノベーション」と「時期ずれの会計」の概念的区分がそもそも明確であったかを問うことを迫る。典型的な投資が 2019 年には 1995 年よりも長い懐胎期間を持つ（ソフトウェア統合、規制承認、ネットワーク補完を要する資産のシェアが上昇したため）のであれば、会計補正そのものが資本の構成変化についての経済的言明であり、「純粋な会計」と「純粋なイノベーション」の境界は浸透性を持つ。本稿の立場は、この二カテゴリーを対称に、同じパラメトリック機械で扱うべきであり、半世紀の成長会計を支配してきた M0（即時 μ、ゼロ β）の非対称な扱いを続けるべきでないというものである。</w:t>
       </w:r>
     </w:p>
     <w:p>
       <w:pPr>
-        <w:spacing w:before="240" w:after="120"/>
+        <w:spacing w:before="360" w:after="120" w:line="480" w:lineRule="auto"/>
       </w:pPr>
       <w:r>
         <w:rPr>
@@ -4259,37 +4274,37 @@
     </w:p>
     <w:p>
       <w:pPr>
-        <w:spacing w:after="120" w:line="360" w:lineRule="auto"/>
-        <w:ind w:firstLine="240"/>
+        <w:spacing w:after="120" w:line="480" w:lineRule="auto"/>
+        <w:ind w:firstLine="480"/>
       </w:pPr>
       <w:r>
         <w:rPr>
           <w:rFonts w:ascii="Times New Roman" w:hAnsi="Times New Roman" w:eastAsia="MS Mincho"/>
           <w:b w:val="0"/>
           <w:i w:val="0"/>
-          <w:sz w:val="22"/>
+          <w:sz w:val="24"/>
         </w:rPr>
         <w:t>Beyond-GDP プログラムは、フロー指標（GDP）をストック指標（IWI、CWON、SEEA）で置換・補完すべきだと 20 年主張してきた。本稿の結果は、より建設的な統合を示唆する。フローもストックも同じ隠れパラメータを無視することで「同じ方向に」歪むのであり、パラメータを明示化すれば整合するのである。CWON 生産資本を国富会計のゴールド・スタンダードとして信頼する読者は、時変 μ(t) と非ゼロ β で構築した PIM ストックもまた信頼すべきである。両者は今や大半の国で 1〜2 % 以内で一致する（図 3）。Beyond-GDP への実用的な道筋は、フロー勘定を放棄することではなく、1990 年代末に期間合計特殊出生率を監査したのと同じ要領で、フロー勘定をテンポ・ドリフトと隠れ β について監査することである。</w:t>
       </w:r>
     </w:p>
     <w:p>
       <w:pPr>
-        <w:spacing w:after="120" w:line="360" w:lineRule="auto"/>
-        <w:ind w:firstLine="240"/>
+        <w:spacing w:after="120" w:line="480" w:lineRule="auto"/>
+        <w:ind w:firstLine="480"/>
       </w:pPr>
       <w:r>
         <w:rPr>
           <w:rFonts w:ascii="Times New Roman" w:hAnsi="Times New Roman" w:eastAsia="MS Mincho"/>
           <w:b w:val="0"/>
           <w:i w:val="0"/>
-          <w:sz w:val="22"/>
+          <w:sz w:val="24"/>
         </w:rPr>
         <w:t>特に Beyond-GDP 議論にとって三つの含意がある。第一に、フローとストックの勘定が和解不可能であるという主張――時に GDP を複合指標で置き換える根拠として提示される――は、同じ機械で勘定を監査すればデータによって支持されない。μ(t) と β を許容すれば、両勘定は合理的な各国統計元が分かれる二つの物の差の範囲内で一致する。第二に、複合指標の方向性（生産資本、人的資本、自然資本を一つの集計に合成する単一の見出し数字）は、構成要素ごとの整合が完了しないうちは時期尚早である。既存カテゴリーが内的に整合していないうちにカテゴリーを追加するのは、帳簿問題を複合化させるだけである。第三に、人口テンポ文献は Bongaarts and Feeney (1998) の当初の調整から豊かな多パラメータ枠組 (Goldstein et al., 2003; Bongaarts and Sobotka, 2012) へと進化したが、それは単一パラメータ版が真剣に受け止められ、実証的に有益であると証明された後のことであった。資本会計のテンポ補正は、出生文献が 1998 年にあったのと同じ段階にある。ここでの一パラメータ版は最後の言葉ではないが、まずは必然的な第一停止点であり、資産クラス別の μ ヘテロジニアティ、国別 β のドリフト、そして μ と減耗 δ の交互項などの追加パラメータは自然な次の精綻化の層となる。</w:t>
       </w:r>
     </w:p>
     <w:p>
       <w:pPr>
-        <w:spacing w:before="240" w:after="120"/>
+        <w:spacing w:before="360" w:after="120" w:line="480" w:lineRule="auto"/>
       </w:pPr>
       <w:r>
         <w:rPr>
@@ -4303,22 +4318,22 @@
     </w:p>
     <w:p>
       <w:pPr>
-        <w:spacing w:after="120" w:line="360" w:lineRule="auto"/>
-        <w:ind w:firstLine="240"/>
+        <w:spacing w:after="120" w:line="480" w:lineRule="auto"/>
+        <w:ind w:firstLine="480"/>
       </w:pPr>
       <w:r>
         <w:rPr>
           <w:rFonts w:ascii="Times New Roman" w:hAnsi="Times New Roman" w:eastAsia="MS Mincho"/>
           <w:b w:val="0"/>
           <w:i w:val="0"/>
-          <w:sz w:val="22"/>
+          <w:sz w:val="24"/>
         </w:rPr>
         <w:t>同じ機構は医療支出へ自然に拡張される。本稿が「GDP テンポ効果」ではなく「資本会計におけるテンポ効果」と呼称する理由はここにあり、量・テンポ分解は所得統計に固有のものではなく、タイミング分布のドリフトでフローが汚染されるあらゆるストック型アウトカム過程に共通する。姉妹論文（準備中）は、医療支出から平均寿命への中央値ラグが 2000 年以降 OECD で年 0.15 年ずつ延伸していること、そして類似の忘却パラメータ――予防・R&amp;D に向かう医療支出のシェア（治療的ケアと対比して）――が米日寿命格差のさらなる部分を説明することを示す。世界保健機関の Healthy Life Expectancy プログラム（Salomon et al., 2012）と整合するが、既存の公的国富勘定のいずれにも組み込まれていない実質的含意は、無形医療シェア（予防・R&amp;D 少）の低い国が、単純な一人当たり支出比較では効率よく見えるがストック的意味では脆弱に見える、ということである。広範な教訓は、タイミング構造がドリフトするあらゆるストック型アウトカム過程――健康年数ストック、人的資本ストック、蓄積医療 R&amp;D ストック、さらには気候適応資本ストック――が、本稿で展開したテンポ＋忘却パラメータ補正の同じ対象になるということである。これら各領域への資本会計機械の横串し適用は一つの論文ではなく一つのプログラムであり、本稿はそのプログラムの第一歩である。</w:t>
       </w:r>
     </w:p>
     <w:p>
       <w:pPr>
-        <w:spacing w:before="240" w:after="120"/>
+        <w:spacing w:before="360" w:after="120" w:line="480" w:lineRule="auto"/>
       </w:pPr>
       <w:r>
         <w:rPr>
@@ -4332,88 +4347,88 @@
     </w:p>
     <w:p>
       <w:pPr>
-        <w:spacing w:after="120" w:line="360" w:lineRule="auto"/>
-        <w:ind w:firstLine="240"/>
+        <w:spacing w:after="120" w:line="480" w:lineRule="auto"/>
+        <w:ind w:firstLine="480"/>
       </w:pPr>
       <w:r>
         <w:rPr>
           <w:rFonts w:ascii="Times New Roman" w:hAnsi="Times New Roman" w:eastAsia="MS Mincho"/>
           <w:b w:val="0"/>
           <w:i w:val="0"/>
-          <w:sz w:val="22"/>
+          <w:sz w:val="24"/>
         </w:rPr>
         <w:t>三つの留保を付す。第一に、CWON に対する β の同定は、CWON 自身の品質以上には清潔にはならない。CWON は品質不均一な国別一次資料を統合している。特に土地と地下資産の扱いはヨーロッパと米国の間で大きく異なり（Lange et al., 2018, 第 2 章）、日本の残差乖離も少なくとも部分的には CWON が取り込んで PIM 構築が取り込まない地価再評価に起因する。第二に、5.4 節のブートストラップ信頼区間は、短系列・投資変動の大きい国で広い。点同定を主張しているわけではなく、区間推定と方向性を提供しているだけであり、国別政策結論はいずれも国民経済計算のミクロデータと照合してから確定的と見なすべきである。第三に、5.3 節の γ_price 感度実験は CWON デフレータを国レベルの単一スカラーで処理した。より注意深い研究は部門別デフレータ、国別地価指数、無形資本用の Tornqvist 連鎖価格指数を用いるべきで（Jorgenson et al., 2018）、これは今後の課題である。第四に、そしておそらく最も重要なことに、人口テンポ類比は示唆的ではあっても厳密ではない。人口ストックはよく測定された死亡率で減耗するのに対し、資本ストックは δ_t で減耗するが、この δ_t 自体が PWT の派生推定であり、移行経済では精度が低いことが知られる（Inklaar and Timmer, 2013）。真の δ が自体ドリフトしていれば、我々が μ(t) に帰している部分の一部は時変 δ(t) に吸収されうる。この二つのドリフトを切り分けるには、本稿の 39 カ国すべてで一様に利用可能ではない稼働率・資産除却データが必要である。</w:t>
       </w:r>
     </w:p>
     <w:p>
       <w:pPr>
-        <w:spacing w:before="240" w:after="120"/>
+        <w:spacing w:before="360" w:after="120" w:line="480" w:lineRule="auto"/>
       </w:pPr>
       <w:r>
         <w:rPr>
           <w:rFonts w:ascii="Times New Roman" w:hAnsi="Times New Roman" w:eastAsia="MS Mincho"/>
           <w:b/>
           <w:i w:val="0"/>
-          <w:sz w:val="26"/>
+          <w:sz w:val="28"/>
         </w:rPr>
         <w:t>7. 結論</w:t>
       </w:r>
     </w:p>
     <w:p>
       <w:pPr>
-        <w:spacing w:after="120" w:line="360" w:lineRule="auto"/>
-        <w:ind w:firstLine="240"/>
+        <w:spacing w:after="120" w:line="480" w:lineRule="auto"/>
+        <w:ind w:firstLine="480"/>
       </w:pPr>
       <w:r>
         <w:rPr>
           <w:rFonts w:ascii="Times New Roman" w:hAnsi="Times New Roman" w:eastAsia="MS Mincho"/>
           <w:b w:val="0"/>
           <w:i w:val="0"/>
-          <w:sz w:val="22"/>
+          <w:sz w:val="24"/>
         </w:rPr>
         <w:t>国民所得・国富会計は誤った問いを立ててきた。正しい問いは「フローかストックか」ではなく、「両者を結ぶパラメータ――投資のタイム・トゥ・ビルドと無形資本のシェア――を推定しているのか、押し付けているのか」である。μ = 0、β = 0 を押し付けると、会計は静かに偏り、Solow 残差が誤差を吸収し、フロー勘定とストック勘定が乖離する。生産データ（PWT）と国富データ（CWON）の両方で同時に推定すれば、両勘定は先進国の大半で 1〜2 % 以内に再整合し、GDP 水準予測の標本外精度は 13 % 改善し、Beyond-GDP 議論は「次に問題となる忘れられたパラメータは何か」という議論になる。人口学は同じ問題を四半世紀前に人口について解決した。資本会計も今、同じことができる。</w:t>
       </w:r>
     </w:p>
     <w:p>
       <w:pPr>
-        <w:spacing w:after="120" w:line="360" w:lineRule="auto"/>
-        <w:ind w:firstLine="240"/>
+        <w:spacing w:after="120" w:line="480" w:lineRule="auto"/>
+        <w:ind w:firstLine="480"/>
       </w:pPr>
       <w:r>
         <w:rPr>
           <w:rFonts w:ascii="Times New Roman" w:hAnsi="Times New Roman" w:eastAsia="MS Mincho"/>
           <w:b w:val="0"/>
           <w:i w:val="0"/>
-          <w:sz w:val="22"/>
+          <w:sz w:val="24"/>
         </w:rPr>
         <w:t>結果から三つの実務的提言が導かれる。第一に、μ を時不変として扱うような国別資本ストック推定の改訂はいずれも暫定的なものとみなすべきである。μ(t) の再推定コストはわずかであり、標本外当てはめ上の便益は生産関数に確率ショック一式を加えた場合に匹敵する。第二に、CWON と IWI の両プログラムは、点推定値に加えて、フロー勘定とストック勘定の双方から共同同定された (μ, β) 値を併せて公表し、利用者が両勘定の内的整合性の有無を一目で確認できるようにすべきである。第三に、方法論的には、TFP 成長率を残差の第一候補に置き続けなければならない原理的理由は存在しない。μ(t) と β がそれぞれの寄与を吸収した後のポスト・テンポ、ポスト無形残差こそが、生産性成長のより正直なベンチマークである。その残差は Solow の数字より小さいが、情報量ではより豊かである。人口学は、期間・コホート偏りが認知された後、より小さな「未説明部分」と共存することを学んだ。経済測定も、同じ調整を遂行する時期に来ている。</w:t>
       </w:r>
     </w:p>
     <w:p>
       <w:pPr>
-        <w:spacing w:before="240" w:after="120"/>
+        <w:spacing w:before="360" w:after="120" w:line="480" w:lineRule="auto"/>
       </w:pPr>
       <w:r>
         <w:rPr>
           <w:rFonts w:ascii="Times New Roman" w:hAnsi="Times New Roman" w:eastAsia="MS Mincho"/>
           <w:b/>
           <w:i w:val="0"/>
-          <w:sz w:val="26"/>
+          <w:sz w:val="28"/>
         </w:rPr>
         <w:t>表</w:t>
       </w:r>
     </w:p>
     <w:p>
       <w:pPr>
-        <w:spacing w:after="120" w:line="360" w:lineRule="auto"/>
-        <w:ind w:firstLine="240"/>
+        <w:spacing w:after="120" w:line="480" w:lineRule="auto"/>
+        <w:ind w:firstLine="480"/>
       </w:pPr>
       <w:r>
         <w:rPr>
           <w:rFonts w:ascii="Times New Roman" w:hAnsi="Times New Roman" w:eastAsia="MS Mincho"/>
           <w:b w:val="0"/>
           <w:i w:val="0"/>
-          <w:sz w:val="22"/>
+          <w:sz w:val="24"/>
         </w:rPr>
         <w:t>表 1. M0–M4: 39 カ国における標本内・標本外パフォーマンス</w:t>
       </w:r>
@@ -5082,15 +5097,15 @@
     </w:tbl>
     <w:p>
       <w:pPr>
-        <w:spacing w:after="120" w:line="360" w:lineRule="auto"/>
-        <w:ind w:firstLine="240"/>
+        <w:spacing w:after="120" w:line="480" w:lineRule="auto"/>
+        <w:ind w:firstLine="480"/>
       </w:pPr>
       <w:r>
         <w:rPr>
           <w:rFonts w:ascii="Times New Roman" w:hAnsi="Times New Roman" w:eastAsia="MS Mincho"/>
           <w:b w:val="0"/>
           <w:i w:val="0"/>
-          <w:sz w:val="22"/>
+          <w:sz w:val="24"/>
         </w:rPr>
         <w:t>表 2. 人口・資本対応</w:t>
       </w:r>
@@ -5609,15 +5624,15 @@
     </w:tbl>
     <w:p>
       <w:pPr>
-        <w:spacing w:after="120" w:line="360" w:lineRule="auto"/>
-        <w:ind w:firstLine="240"/>
+        <w:spacing w:after="120" w:line="480" w:lineRule="auto"/>
+        <w:ind w:firstLine="480"/>
       </w:pPr>
       <w:r>
         <w:rPr>
           <w:rFonts w:ascii="Times New Roman" w:hAnsi="Times New Roman" w:eastAsia="MS Mincho"/>
           <w:b w:val="0"/>
           <w:i w:val="0"/>
-          <w:sz w:val="22"/>
+          <w:sz w:val="24"/>
         </w:rPr>
         <w:t>表 3. 関係型PIM診断：M0, M1, M2, M4 における ρ̂₂</w:t>
       </w:r>
@@ -6268,15 +6283,15 @@
     </w:tbl>
     <w:p>
       <w:pPr>
-        <w:spacing w:after="120" w:line="360" w:lineRule="auto"/>
-        <w:ind w:firstLine="240"/>
+        <w:spacing w:after="120" w:line="480" w:lineRule="auto"/>
+        <w:ind w:firstLine="480"/>
       </w:pPr>
       <w:r>
         <w:rPr>
           <w:rFonts w:ascii="Times New Roman" w:hAnsi="Times New Roman" w:eastAsia="MS Mincho"/>
           <w:b w:val="0"/>
           <w:i w:val="0"/>
-          <w:sz w:val="22"/>
+          <w:sz w:val="24"/>
         </w:rPr>
         <w:t>表 4. 拡張標本外指標：方向精度および CWON 軌跡 RMSE</w:t>
       </w:r>
@@ -6945,421 +6960,496 @@
     </w:tbl>
     <w:p>
       <w:pPr>
-        <w:spacing w:before="240" w:after="120"/>
+        <w:spacing w:before="360" w:after="120" w:line="480" w:lineRule="auto"/>
       </w:pPr>
       <w:r>
         <w:rPr>
           <w:rFonts w:ascii="Times New Roman" w:hAnsi="Times New Roman" w:eastAsia="MS Mincho"/>
           <w:b/>
           <w:i w:val="0"/>
-          <w:sz w:val="26"/>
+          <w:sz w:val="28"/>
         </w:rPr>
         <w:t>参考文献</w:t>
       </w:r>
     </w:p>
     <w:p>
       <w:pPr>
-        <w:spacing w:after="120" w:line="360" w:lineRule="auto"/>
-        <w:ind w:firstLine="240"/>
+        <w:spacing w:after="120" w:line="480" w:lineRule="auto"/>
+        <w:ind w:firstLine="480"/>
       </w:pPr>
       <w:r>
         <w:rPr>
           <w:rFonts w:ascii="Times New Roman" w:hAnsi="Times New Roman" w:eastAsia="MS Mincho"/>
           <w:b w:val="0"/>
           <w:i w:val="0"/>
-          <w:sz w:val="22"/>
+          <w:sz w:val="24"/>
         </w:rPr>
-        <w:t>Arrow, K. J., P. Dasgupta, L. H. Goulder, K. J. Mumford, and K. Oleson, "Sustainability and the measurement of wealth," Environment and Development Economics, 17, 317–353, 2012.</w:t>
+        <w:t>Arrow, Kenneth J., Partha Dasgupta, Lawrence H. Goulder, Kevin J. Mumford, and Kirsten Oleson (2012) Sustainability and the measurement of wealth. Environment and Development Economics 17, 317–353.</w:t>
       </w:r>
     </w:p>
     <w:p>
       <w:pPr>
-        <w:spacing w:after="120" w:line="360" w:lineRule="auto"/>
-        <w:ind w:firstLine="240"/>
+        <w:spacing w:after="120" w:line="480" w:lineRule="auto"/>
+        <w:ind w:firstLine="480"/>
       </w:pPr>
       <w:r>
         <w:rPr>
           <w:rFonts w:ascii="Times New Roman" w:hAnsi="Times New Roman" w:eastAsia="MS Mincho"/>
           <w:b w:val="0"/>
           <w:i w:val="0"/>
-          <w:sz w:val="22"/>
+          <w:sz w:val="24"/>
         </w:rPr>
-        <w:t>Bongaarts, J. and G. Feeney, "On the quantum and tempo of fertility," Population and Development Review, 24, 271–291, 1998.</w:t>
+        <w:t>Bongaarts, John and Griffith Feeney (1998) On the quantum and tempo of fertility. Population and Development Review 24, 271–291.</w:t>
       </w:r>
     </w:p>
     <w:p>
       <w:pPr>
-        <w:spacing w:after="120" w:line="360" w:lineRule="auto"/>
-        <w:ind w:firstLine="240"/>
+        <w:spacing w:after="120" w:line="480" w:lineRule="auto"/>
+        <w:ind w:firstLine="480"/>
       </w:pPr>
       <w:r>
         <w:rPr>
           <w:rFonts w:ascii="Times New Roman" w:hAnsi="Times New Roman" w:eastAsia="MS Mincho"/>
           <w:b w:val="0"/>
           <w:i w:val="0"/>
-          <w:sz w:val="22"/>
+          <w:sz w:val="24"/>
         </w:rPr>
-        <w:t>Bongaarts, J. and T. Sobotka, "A demographic explanation for the recent rise in European fertility," Population and Development Review, 38, 83–120, 2012.</w:t>
+        <w:t>Bongaarts, John and Tomáš Sobotka (2012) A demographic explanation for the recent rise in European fertility. Population and Development Review 38, 83–120.</w:t>
       </w:r>
     </w:p>
     <w:p>
       <w:pPr>
-        <w:spacing w:after="120" w:line="360" w:lineRule="auto"/>
-        <w:ind w:firstLine="240"/>
+        <w:spacing w:after="120" w:line="480" w:lineRule="auto"/>
+        <w:ind w:firstLine="480"/>
       </w:pPr>
       <w:r>
         <w:rPr>
           <w:rFonts w:ascii="Times New Roman" w:hAnsi="Times New Roman" w:eastAsia="MS Mincho"/>
           <w:b w:val="0"/>
           <w:i w:val="0"/>
-          <w:sz w:val="22"/>
+          <w:sz w:val="24"/>
         </w:rPr>
-        <w:t>Corrado, C., C. Hulten, and D. Sichel, "Measuring capital and technology: an expanded framework," in C. Corrado, J. Haltiwanger, and D. Sichel, eds., Measuring Capital in the New Economy, 11–46, University of Chicago Press, Chicago, 2005.</w:t>
+        <w:t>Brass, William (1971) On the scale of mortality. In William Brass (ed.), Biological Aspects of Demography, pp. 69–110. London: Taylor and Francis.</w:t>
       </w:r>
     </w:p>
     <w:p>
       <w:pPr>
-        <w:spacing w:after="120" w:line="360" w:lineRule="auto"/>
-        <w:ind w:firstLine="240"/>
+        <w:spacing w:after="120" w:line="480" w:lineRule="auto"/>
+        <w:ind w:firstLine="480"/>
       </w:pPr>
       <w:r>
         <w:rPr>
           <w:rFonts w:ascii="Times New Roman" w:hAnsi="Times New Roman" w:eastAsia="MS Mincho"/>
           <w:b w:val="0"/>
           <w:i w:val="0"/>
-          <w:sz w:val="22"/>
+          <w:sz w:val="24"/>
         </w:rPr>
-        <w:t>Corrado, C., C. Hulten, and D. Sichel, "Intangible capital and US economic growth," Review of Income and Wealth, 55, 661–685, 2009.</w:t>
+        <w:t>Corrado, Carol, Charles Hulten, and Daniel Sichel (2005) Measuring capital and technology: an expanded framework. In Carol Corrado, John Haltiwanger, and Daniel Sichel (eds.), Measuring Capital in the New Economy, pp. 11–46. Chicago: University of Chicago Press.</w:t>
       </w:r>
     </w:p>
     <w:p>
       <w:pPr>
-        <w:spacing w:after="120" w:line="360" w:lineRule="auto"/>
-        <w:ind w:firstLine="240"/>
+        <w:spacing w:after="120" w:line="480" w:lineRule="auto"/>
+        <w:ind w:firstLine="480"/>
       </w:pPr>
       <w:r>
         <w:rPr>
           <w:rFonts w:ascii="Times New Roman" w:hAnsi="Times New Roman" w:eastAsia="MS Mincho"/>
           <w:b w:val="0"/>
           <w:i w:val="0"/>
-          <w:sz w:val="22"/>
+          <w:sz w:val="24"/>
         </w:rPr>
-        <w:t>Corrado, C., J. Haskel, C. Jona-Lasinio, and M. Iommi, "Intangible investment in the EU and US before and since the Great Recession and its contribution to productivity growth," EIB Working Papers 2016/08, 2016.</w:t>
+        <w:t>Corrado, Carol, Charles Hulten, and Daniel Sichel (2009) Intangible capital and US economic growth. Review of Income and Wealth 55, 661–685.</w:t>
       </w:r>
     </w:p>
     <w:p>
       <w:pPr>
-        <w:spacing w:after="120" w:line="360" w:lineRule="auto"/>
-        <w:ind w:firstLine="240"/>
+        <w:spacing w:after="120" w:line="480" w:lineRule="auto"/>
+        <w:ind w:firstLine="480"/>
       </w:pPr>
       <w:r>
         <w:rPr>
           <w:rFonts w:ascii="Times New Roman" w:hAnsi="Times New Roman" w:eastAsia="MS Mincho"/>
           <w:b w:val="0"/>
           <w:i w:val="0"/>
-          <w:sz w:val="22"/>
+          <w:sz w:val="24"/>
         </w:rPr>
-        <w:t>Dasgupta, P., The Economics of Biodiversity: The Dasgupta Review, HM Treasury, London, 2021.</w:t>
+        <w:t>Corrado, Carol, Jonathan Haskel, Cecilia Jona-Lasinio, and Massimiliano Iommi (2016) Intangible investment in the EU and US before and since the Great Recession and its contribution to productivity growth. EIB Working Papers 2016/08.</w:t>
       </w:r>
     </w:p>
     <w:p>
       <w:pPr>
-        <w:spacing w:after="120" w:line="360" w:lineRule="auto"/>
-        <w:ind w:firstLine="240"/>
+        <w:spacing w:after="120" w:line="480" w:lineRule="auto"/>
+        <w:ind w:firstLine="480"/>
       </w:pPr>
       <w:r>
         <w:rPr>
           <w:rFonts w:ascii="Times New Roman" w:hAnsi="Times New Roman" w:eastAsia="MS Mincho"/>
           <w:b w:val="0"/>
           <w:i w:val="0"/>
-          <w:sz w:val="22"/>
+          <w:sz w:val="24"/>
         </w:rPr>
-        <w:t>Feenstra, R. C., R. Inklaar, and M. P. Timmer, "The next generation of the Penn World Table," American Economic Review, 105, 3150–3182, 2015.</w:t>
+        <w:t>Corrado, Carol, Jonathan Haskel, Massimiliano Iommi, and Cecilia Jona-Lasinio (2020) Intangible capital, innovation and productivity à la Jorgenson: evidence from Europe and the US. In Barbara M. Fraumeni (ed.), Measuring Economic Growth and Productivity, pp. 363–385. Academic Press.</w:t>
       </w:r>
     </w:p>
     <w:p>
       <w:pPr>
-        <w:spacing w:after="120" w:line="360" w:lineRule="auto"/>
-        <w:ind w:firstLine="240"/>
+        <w:spacing w:after="120" w:line="480" w:lineRule="auto"/>
+        <w:ind w:firstLine="480"/>
       </w:pPr>
       <w:r>
         <w:rPr>
           <w:rFonts w:ascii="Times New Roman" w:hAnsi="Times New Roman" w:eastAsia="MS Mincho"/>
           <w:b w:val="0"/>
           <w:i w:val="0"/>
-          <w:sz w:val="22"/>
+          <w:sz w:val="24"/>
         </w:rPr>
-        <w:t>Goldstein, J. R., W. Lutz, and S. Scherbov, "Long-term population decline in Europe: the relative importance of tempo effects and generational length," Population and Development Review, 29, 699–707, 2003.</w:t>
+        <w:t>Dasgupta, Partha (2021) The Economics of Biodiversity: The Dasgupta Review. London: HM Treasury.</w:t>
       </w:r>
     </w:p>
     <w:p>
       <w:pPr>
-        <w:spacing w:after="120" w:line="360" w:lineRule="auto"/>
-        <w:ind w:firstLine="240"/>
+        <w:spacing w:after="120" w:line="480" w:lineRule="auto"/>
+        <w:ind w:firstLine="480"/>
       </w:pPr>
       <w:r>
         <w:rPr>
           <w:rFonts w:ascii="Times New Roman" w:hAnsi="Times New Roman" w:eastAsia="MS Mincho"/>
           <w:b w:val="0"/>
           <w:i w:val="0"/>
-          <w:sz w:val="22"/>
+          <w:sz w:val="24"/>
         </w:rPr>
-        <w:t>Hamano, M. and Y. Zhao, "Fiscal sustainability and land prices in Japan," Journal of the Japanese and International Economies, 46, 17–29, 2017.</w:t>
+        <w:t>De Rassenfosse, Gaétan and Adam B. Jaffe (2018) Intellectual property and public-science spillovers: an overview and research directions. Review of Economic Research on Copyright Issues 15, 1–22.</w:t>
       </w:r>
     </w:p>
     <w:p>
       <w:pPr>
-        <w:spacing w:after="120" w:line="360" w:lineRule="auto"/>
-        <w:ind w:firstLine="240"/>
+        <w:spacing w:after="120" w:line="480" w:lineRule="auto"/>
+        <w:ind w:firstLine="480"/>
       </w:pPr>
       <w:r>
         <w:rPr>
           <w:rFonts w:ascii="Times New Roman" w:hAnsi="Times New Roman" w:eastAsia="MS Mincho"/>
           <w:b w:val="0"/>
           <w:i w:val="0"/>
-          <w:sz w:val="22"/>
+          <w:sz w:val="24"/>
         </w:rPr>
-        <w:t>Haskel, J. and S. Westlake, Capitalism without Capital: The Rise of the Intangible Economy, Princeton University Press, Princeton, 2017.</w:t>
+        <w:t>Feenstra, Robert C., Robert Inklaar, and Marcel P. Timmer (2015) The next generation of the Penn World Table. American Economic Review 105, 3150–3182.</w:t>
       </w:r>
     </w:p>
     <w:p>
       <w:pPr>
-        <w:spacing w:after="120" w:line="360" w:lineRule="auto"/>
-        <w:ind w:firstLine="240"/>
+        <w:spacing w:after="120" w:line="480" w:lineRule="auto"/>
+        <w:ind w:firstLine="480"/>
       </w:pPr>
       <w:r>
         <w:rPr>
           <w:rFonts w:ascii="Times New Roman" w:hAnsi="Times New Roman" w:eastAsia="MS Mincho"/>
           <w:b w:val="0"/>
           <w:i w:val="0"/>
-          <w:sz w:val="22"/>
+          <w:sz w:val="24"/>
         </w:rPr>
-        <w:t>Jorgenson, D. W., "Production and welfare: progress in economic measurement," Journal of Economic Literature, 56, 867–919, 2018.</w:t>
+        <w:t>Goldstein, Joshua R., Wolfgang Lutz, and Sergei Scherbov (2003) Long-term population decline in Europe: the relative importance of tempo effects and generational length. Population and Development Review 29, 699–707.</w:t>
       </w:r>
     </w:p>
     <w:p>
       <w:pPr>
-        <w:spacing w:after="120" w:line="360" w:lineRule="auto"/>
-        <w:ind w:firstLine="240"/>
+        <w:spacing w:after="120" w:line="480" w:lineRule="auto"/>
+        <w:ind w:firstLine="480"/>
       </w:pPr>
       <w:r>
         <w:rPr>
           <w:rFonts w:ascii="Times New Roman" w:hAnsi="Times New Roman" w:eastAsia="MS Mincho"/>
           <w:b w:val="0"/>
           <w:i w:val="0"/>
-          <w:sz w:val="22"/>
+          <w:sz w:val="24"/>
         </w:rPr>
-        <w:t>Kaboski, J. P., "Factor price uncertainty, technology choice and investment delay," Journal of Economic Dynamics and Control, 29, 509–527, 2005.</w:t>
+        <w:t>Hamano, Masashige and Yongchao Zhao (2017) Fiscal sustainability and land prices in Japan. Journal of the Japanese and International Economies 46, 17–29.</w:t>
       </w:r>
     </w:p>
     <w:p>
       <w:pPr>
-        <w:spacing w:after="120" w:line="360" w:lineRule="auto"/>
-        <w:ind w:firstLine="240"/>
+        <w:spacing w:after="120" w:line="480" w:lineRule="auto"/>
+        <w:ind w:firstLine="480"/>
       </w:pPr>
       <w:r>
         <w:rPr>
           <w:rFonts w:ascii="Times New Roman" w:hAnsi="Times New Roman" w:eastAsia="MS Mincho"/>
           <w:b w:val="0"/>
           <w:i w:val="0"/>
-          <w:sz w:val="22"/>
+          <w:sz w:val="24"/>
         </w:rPr>
-        <w:t>Koeva, P., "The facts about time-to-build," IMF Working Paper 00/138, 2000.</w:t>
+        <w:t>Haskel, Jonathan and Stian Westlake (2017) Capitalism without Capital: The Rise of the Intangible Economy. Princeton: Princeton University Press.</w:t>
       </w:r>
     </w:p>
     <w:p>
       <w:pPr>
-        <w:spacing w:after="120" w:line="360" w:lineRule="auto"/>
-        <w:ind w:firstLine="240"/>
+        <w:spacing w:after="120" w:line="480" w:lineRule="auto"/>
+        <w:ind w:firstLine="480"/>
       </w:pPr>
       <w:r>
         <w:rPr>
           <w:rFonts w:ascii="Times New Roman" w:hAnsi="Times New Roman" w:eastAsia="MS Mincho"/>
           <w:b w:val="0"/>
           <w:i w:val="0"/>
-          <w:sz w:val="22"/>
+          <w:sz w:val="24"/>
         </w:rPr>
-        <w:t>Inklaar, R. and M. P. Timmer, "Capital, labor and TFP in PWT8.0," GGDC Research Memorandum, GD-134, 2013.</w:t>
+        <w:t>Haskel, Jonathan and Stian Westlake (2022) Restarting the Future: How to Fix the Intangible Economy. Princeton: Princeton University Press.</w:t>
       </w:r>
     </w:p>
     <w:p>
       <w:pPr>
-        <w:spacing w:after="120" w:line="360" w:lineRule="auto"/>
-        <w:ind w:firstLine="240"/>
+        <w:spacing w:after="120" w:line="480" w:lineRule="auto"/>
+        <w:ind w:firstLine="480"/>
       </w:pPr>
       <w:r>
         <w:rPr>
           <w:rFonts w:ascii="Times New Roman" w:hAnsi="Times New Roman" w:eastAsia="MS Mincho"/>
           <w:b w:val="0"/>
           <w:i w:val="0"/>
-          <w:sz w:val="22"/>
+          <w:sz w:val="24"/>
         </w:rPr>
-        <w:t>Jorgenson, D. W., F. M. Gollop, and B. M. Fraumeni, Productivity and U.S. Economic Growth, Harvard University Press, Cambridge, MA, 2018 (reprint edition).</w:t>
+        <w:t>Inklaar, Robert and Marcel P. Timmer (2013) Capital, labor and TFP in PWT 8.0. Groningen Growth and Development Centre Research Memorandum GD-144.</w:t>
       </w:r>
     </w:p>
     <w:p>
       <w:pPr>
-        <w:spacing w:after="120" w:line="360" w:lineRule="auto"/>
-        <w:ind w:firstLine="240"/>
+        <w:spacing w:after="120" w:line="480" w:lineRule="auto"/>
+        <w:ind w:firstLine="480"/>
       </w:pPr>
       <w:r>
         <w:rPr>
           <w:rFonts w:ascii="Times New Roman" w:hAnsi="Times New Roman" w:eastAsia="MS Mincho"/>
           <w:b w:val="0"/>
           <w:i w:val="0"/>
-          <w:sz w:val="22"/>
+          <w:sz w:val="24"/>
         </w:rPr>
-        <w:t>Kohler, H.-P., F. C. Billari, and J. A. Ortega, "The emergence of lowest-low fertility in Europe during the 1990s," Population and Development Review, 28, 641–680, 2002.</w:t>
+        <w:t>Jorgenson, Dale W. (2018) Production and welfare: progress in economic measurement. Journal of Economic Literature 56, 867–919.</w:t>
       </w:r>
     </w:p>
     <w:p>
       <w:pPr>
-        <w:spacing w:after="120" w:line="360" w:lineRule="auto"/>
-        <w:ind w:firstLine="240"/>
+        <w:spacing w:after="120" w:line="480" w:lineRule="auto"/>
+        <w:ind w:firstLine="480"/>
       </w:pPr>
       <w:r>
         <w:rPr>
           <w:rFonts w:ascii="Times New Roman" w:hAnsi="Times New Roman" w:eastAsia="MS Mincho"/>
           <w:b w:val="0"/>
           <w:i w:val="0"/>
-          <w:sz w:val="22"/>
+          <w:sz w:val="24"/>
         </w:rPr>
-        <w:t>Kydland, F. E. and E. C. Prescott, "Time to build and aggregate fluctuations," Econometrica, 50, 1345–1370, 1982.</w:t>
+        <w:t>Jorgenson, Dale W., Mun S. Ho, and Kevin J. Stiroh (2018) Productivity, Vol. 3: Information Technology and the American Growth Resurgence. Cambridge, MA: MIT Press.</w:t>
       </w:r>
     </w:p>
     <w:p>
       <w:pPr>
-        <w:spacing w:after="120" w:line="360" w:lineRule="auto"/>
-        <w:ind w:firstLine="240"/>
+        <w:spacing w:after="120" w:line="480" w:lineRule="auto"/>
+        <w:ind w:firstLine="480"/>
       </w:pPr>
       <w:r>
         <w:rPr>
           <w:rFonts w:ascii="Times New Roman" w:hAnsi="Times New Roman" w:eastAsia="MS Mincho"/>
           <w:b w:val="0"/>
           <w:i w:val="0"/>
-          <w:sz w:val="22"/>
+          <w:sz w:val="24"/>
         </w:rPr>
-        <w:t>Lange, G.-M., Q. Wodon, and K. Carey, eds., The Changing Wealth of Nations 2018: Building a Sustainable Future, World Bank, Washington, DC, 2018.</w:t>
+        <w:t>Kaboski, Joseph P. (2005) Factor price uncertainty, technology choice and investment delay. Journal of Economic Dynamics and Control 29, 509–527.</w:t>
       </w:r>
     </w:p>
     <w:p>
       <w:pPr>
-        <w:spacing w:after="120" w:line="360" w:lineRule="auto"/>
-        <w:ind w:firstLine="240"/>
+        <w:spacing w:after="120" w:line="480" w:lineRule="auto"/>
+        <w:ind w:firstLine="480"/>
       </w:pPr>
       <w:r>
         <w:rPr>
           <w:rFonts w:ascii="Times New Roman" w:hAnsi="Times New Roman" w:eastAsia="MS Mincho"/>
           <w:b w:val="0"/>
           <w:i w:val="0"/>
-          <w:sz w:val="22"/>
+          <w:sz w:val="24"/>
         </w:rPr>
-        <w:t>Managi, S. and P. Kumar, eds., Inclusive Wealth Report 2018, Routledge, London, 2018.</w:t>
+        <w:t>Koeva, Petya (2000) The facts about time-to-build. IMF Working Paper 00/138.</w:t>
       </w:r>
     </w:p>
     <w:p>
       <w:pPr>
-        <w:spacing w:after="120" w:line="360" w:lineRule="auto"/>
-        <w:ind w:firstLine="240"/>
+        <w:spacing w:after="120" w:line="480" w:lineRule="auto"/>
+        <w:ind w:firstLine="480"/>
       </w:pPr>
       <w:r>
         <w:rPr>
           <w:rFonts w:ascii="Times New Roman" w:hAnsi="Times New Roman" w:eastAsia="MS Mincho"/>
           <w:b w:val="0"/>
           <w:i w:val="0"/>
-          <w:sz w:val="22"/>
+          <w:sz w:val="24"/>
         </w:rPr>
-        <w:t>Mayer, T., "Plant and equipment lead times," Journal of Business, 33, 127–132, 1960.</w:t>
+        <w:t>Kohler, Hans-Peter, Francesco C. Billari, and José Antonio Ortega (2002) The emergence of lowest-low fertility in Europe during the 1990s. Population and Development Review 28, 641–680.</w:t>
       </w:r>
     </w:p>
     <w:p>
       <w:pPr>
-        <w:spacing w:after="120" w:line="360" w:lineRule="auto"/>
-        <w:ind w:firstLine="240"/>
+        <w:spacing w:after="120" w:line="480" w:lineRule="auto"/>
+        <w:ind w:firstLine="480"/>
       </w:pPr>
       <w:r>
         <w:rPr>
           <w:rFonts w:ascii="Times New Roman" w:hAnsi="Times New Roman" w:eastAsia="MS Mincho"/>
           <w:b w:val="0"/>
           <w:i w:val="0"/>
-          <w:sz w:val="22"/>
+          <w:sz w:val="24"/>
         </w:rPr>
-        <w:t>Roth, F., "Intangible capital and productivity growth in the EU: a panel data perspective," Hamburg Discussion Papers in International Economics, 13, 2023.</w:t>
+        <w:t>Kydland, Finn E. and Edward C. Prescott (1982) Time to build and aggregate fluctuations. Econometrica 50, 1345–1370.</w:t>
       </w:r>
     </w:p>
     <w:p>
       <w:pPr>
-        <w:spacing w:after="120" w:line="360" w:lineRule="auto"/>
-        <w:ind w:firstLine="240"/>
+        <w:spacing w:after="120" w:line="480" w:lineRule="auto"/>
+        <w:ind w:firstLine="480"/>
       </w:pPr>
       <w:r>
         <w:rPr>
           <w:rFonts w:ascii="Times New Roman" w:hAnsi="Times New Roman" w:eastAsia="MS Mincho"/>
           <w:b w:val="0"/>
           <w:i w:val="0"/>
-          <w:sz w:val="22"/>
+          <w:sz w:val="24"/>
         </w:rPr>
-        <w:t>Salomon, J. A., H. Wang, M. K. Freeman, T. Vos, A. D. Flaxman, A. D. Lopez, and C. J. L. Murray, "Healthy life expectancy for 187 countries, 1990–2010: a systematic analysis for the Global Burden Disease Study 2010," The Lancet, 380, 2144–2162, 2012.</w:t>
+        <w:t>Lange, Glenn-Marie, Quentin Wodon, and Kevin Carey (eds.) (2018) The Changing Wealth of Nations 2018: Building a Sustainable Future. Washington, DC: World Bank.</w:t>
       </w:r>
     </w:p>
     <w:p>
       <w:pPr>
-        <w:spacing w:after="120" w:line="360" w:lineRule="auto"/>
-        <w:ind w:firstLine="240"/>
+        <w:spacing w:after="120" w:line="480" w:lineRule="auto"/>
+        <w:ind w:firstLine="480"/>
       </w:pPr>
       <w:r>
         <w:rPr>
           <w:rFonts w:ascii="Times New Roman" w:hAnsi="Times New Roman" w:eastAsia="MS Mincho"/>
           <w:b w:val="0"/>
           <w:i w:val="0"/>
-          <w:sz w:val="22"/>
+          <w:sz w:val="24"/>
         </w:rPr>
-        <w:t>Smets, F. and R. Wouters, "Shocks and frictions in US business cycles: a Bayesian DSGE approach," American Economic Review, 97, 586–606, 2007.</w:t>
+        <w:t>Managi, Shunsuke and Pushpam Kumar (eds.) (2018) Inclusive Wealth Report 2018. London: Routledge.</w:t>
       </w:r>
     </w:p>
     <w:p>
       <w:pPr>
-        <w:spacing w:after="120" w:line="360" w:lineRule="auto"/>
-        <w:ind w:firstLine="240"/>
+        <w:spacing w:after="120" w:line="480" w:lineRule="auto"/>
+        <w:ind w:firstLine="480"/>
       </w:pPr>
       <w:r>
         <w:rPr>
           <w:rFonts w:ascii="Times New Roman" w:hAnsi="Times New Roman" w:eastAsia="MS Mincho"/>
           <w:b w:val="0"/>
           <w:i w:val="0"/>
-          <w:sz w:val="22"/>
+          <w:sz w:val="24"/>
         </w:rPr>
-        <w:t>Solow, R. M., "Technical change and the aggregate production function," Review of Economics and Statistics, 39, 312–320, 1957.</w:t>
+        <w:t>Mayer, Thomas (1960) Plant and equipment lead times. Journal of Business 33, 127–132.</w:t>
       </w:r>
     </w:p>
     <w:p>
       <w:pPr>
-        <w:spacing w:after="120" w:line="360" w:lineRule="auto"/>
-        <w:ind w:firstLine="240"/>
+        <w:spacing w:after="120" w:line="480" w:lineRule="auto"/>
+        <w:ind w:firstLine="480"/>
       </w:pPr>
       <w:r>
         <w:rPr>
           <w:rFonts w:ascii="Times New Roman" w:hAnsi="Times New Roman" w:eastAsia="MS Mincho"/>
           <w:b w:val="0"/>
           <w:i w:val="0"/>
-          <w:sz w:val="22"/>
+          <w:sz w:val="24"/>
         </w:rPr>
-        <w:t>Stiglitz, J. E., A. Sen, and J.-P. Fitoussi, Report by the Commission on the Measurement of Economic Performance and Social Progress, Paris, 2009.</w:t>
+        <w:t>OECD (2013) Supporting Investment in Knowledge Capital, Growth and Innovation. Paris: OECD Publishing.</w:t>
       </w:r>
     </w:p>
     <w:p>
       <w:pPr>
-        <w:spacing w:after="120" w:line="360" w:lineRule="auto"/>
-        <w:ind w:firstLine="240"/>
+        <w:spacing w:after="120" w:line="480" w:lineRule="auto"/>
+        <w:ind w:firstLine="480"/>
       </w:pPr>
       <w:r>
         <w:rPr>
           <w:rFonts w:ascii="Times New Roman" w:hAnsi="Times New Roman" w:eastAsia="MS Mincho"/>
           <w:b w:val="0"/>
           <w:i w:val="0"/>
-          <w:sz w:val="22"/>
+          <w:sz w:val="24"/>
         </w:rPr>
-        <w:t>UNECE, Framework and Suggested Indicators to Measure Sustainable Development, United Nations, Geneva, 2014.</w:t>
+        <w:t>Roth, Felix (2023) Intangible capital and productivity growth in the EU: a panel data perspective. Hamburg Discussion Papers in International Economics 13.</w:t>
+      </w:r>
+    </w:p>
+    <w:p>
+      <w:pPr>
+        <w:spacing w:after="120" w:line="480" w:lineRule="auto"/>
+        <w:ind w:firstLine="480"/>
+      </w:pPr>
+      <w:r>
+        <w:rPr>
+          <w:rFonts w:ascii="Times New Roman" w:hAnsi="Times New Roman" w:eastAsia="MS Mincho"/>
+          <w:b w:val="0"/>
+          <w:i w:val="0"/>
+          <w:sz w:val="24"/>
+        </w:rPr>
+        <w:t>Salomon, Joshua A., Haidong Wang, Michael K. Freeman, Theo Vos, Abraham D. Flaxman, Alan D. Lopez, and Christopher J. L. Murray (2012) Healthy life expectancy for 187 countries, 1990–2010: a systematic analysis for the Global Burden Disease Study 2010. The Lancet 380, 2144–2162.</w:t>
+      </w:r>
+    </w:p>
+    <w:p>
+      <w:pPr>
+        <w:spacing w:after="120" w:line="480" w:lineRule="auto"/>
+        <w:ind w:firstLine="480"/>
+      </w:pPr>
+      <w:r>
+        <w:rPr>
+          <w:rFonts w:ascii="Times New Roman" w:hAnsi="Times New Roman" w:eastAsia="MS Mincho"/>
+          <w:b w:val="0"/>
+          <w:i w:val="0"/>
+          <w:sz w:val="24"/>
+        </w:rPr>
+        <w:t>Smets, Frank and Rafael Wouters (2007) Shocks and frictions in US business cycles: a Bayesian DSGE approach. American Economic Review 97, 586–606.</w:t>
+      </w:r>
+    </w:p>
+    <w:p>
+      <w:pPr>
+        <w:spacing w:after="120" w:line="480" w:lineRule="auto"/>
+        <w:ind w:firstLine="480"/>
+      </w:pPr>
+      <w:r>
+        <w:rPr>
+          <w:rFonts w:ascii="Times New Roman" w:hAnsi="Times New Roman" w:eastAsia="MS Mincho"/>
+          <w:b w:val="0"/>
+          <w:i w:val="0"/>
+          <w:sz w:val="24"/>
+        </w:rPr>
+        <w:t>Solow, Robert M. (1957) Technical change and the aggregate production function. Review of Economics and Statistics 39, 312–320.</w:t>
+      </w:r>
+    </w:p>
+    <w:p>
+      <w:pPr>
+        <w:spacing w:after="120" w:line="480" w:lineRule="auto"/>
+        <w:ind w:firstLine="480"/>
+      </w:pPr>
+      <w:r>
+        <w:rPr>
+          <w:rFonts w:ascii="Times New Roman" w:hAnsi="Times New Roman" w:eastAsia="MS Mincho"/>
+          <w:b w:val="0"/>
+          <w:i w:val="0"/>
+          <w:sz w:val="24"/>
+        </w:rPr>
+        <w:t>Stiglitz, Joseph E., Amartya Sen, and Jean-Paul Fitoussi (2009) Report by the Commission on the Measurement of Economic Performance and Social Progress. Paris.</w:t>
+      </w:r>
+    </w:p>
+    <w:p>
+      <w:pPr>
+        <w:spacing w:after="120" w:line="480" w:lineRule="auto"/>
+        <w:ind w:firstLine="480"/>
+      </w:pPr>
+      <w:r>
+        <w:rPr>
+          <w:rFonts w:ascii="Times New Roman" w:hAnsi="Times New Roman" w:eastAsia="MS Mincho"/>
+          <w:b w:val="0"/>
+          <w:i w:val="0"/>
+          <w:sz w:val="24"/>
+        </w:rPr>
+        <w:t>UNECE (2014) Framework and Suggested Indicators to Measure Sustainable Development. Geneva: United Nations.</w:t>
       </w:r>
     </w:p>
     <w:sectPr>

--- a/gdp_tempo_paper/manuscript/manuscript_ja.docx
+++ b/gdp_tempo_paper/manuscript/manuscript_ja.docx
@@ -6984,6 +6984,21 @@
           <w:i w:val="0"/>
           <w:sz w:val="24"/>
         </w:rPr>
+        <w:t>Altug, Sumru (1989) Time-to-build and aggregate fluctuations: some new evidence. International Economic Review 30, 889–920.</w:t>
+      </w:r>
+    </w:p>
+    <w:p>
+      <w:pPr>
+        <w:spacing w:after="120" w:line="480" w:lineRule="auto"/>
+        <w:ind w:firstLine="480"/>
+      </w:pPr>
+      <w:r>
+        <w:rPr>
+          <w:rFonts w:ascii="Times New Roman" w:hAnsi="Times New Roman" w:eastAsia="MS Mincho"/>
+          <w:b w:val="0"/>
+          <w:i w:val="0"/>
+          <w:sz w:val="24"/>
+        </w:rPr>
         <w:t>Arrow, Kenneth J., Partha Dasgupta, Lawrence H. Goulder, Kevin J. Mumford, and Kirsten Oleson (2012) Sustainability and the measurement of wealth. Environment and Development Economics 17, 317–353.</w:t>
       </w:r>
     </w:p>
@@ -7044,6 +7059,21 @@
           <w:i w:val="0"/>
           <w:sz w:val="24"/>
         </w:rPr>
+        <w:t>Christiano, Lawrence J. and Richard M. Todd (1996) Time to plan and aggregate fluctuations. Federal Reserve Bank of Minneapolis Quarterly Review 20, 14–27.</w:t>
+      </w:r>
+    </w:p>
+    <w:p>
+      <w:pPr>
+        <w:spacing w:after="120" w:line="480" w:lineRule="auto"/>
+        <w:ind w:firstLine="480"/>
+      </w:pPr>
+      <w:r>
+        <w:rPr>
+          <w:rFonts w:ascii="Times New Roman" w:hAnsi="Times New Roman" w:eastAsia="MS Mincho"/>
+          <w:b w:val="0"/>
+          <w:i w:val="0"/>
+          <w:sz w:val="24"/>
+        </w:rPr>
         <w:t>Corrado, Carol, Charles Hulten, and Daniel Sichel (2005) Measuring capital and technology: an expanded framework. In Carol Corrado, John Haltiwanger, and Daniel Sichel (eds.), Measuring Capital in the New Economy, pp. 11–46. Chicago: University of Chicago Press.</w:t>
       </w:r>
     </w:p>
@@ -7134,6 +7164,21 @@
           <w:i w:val="0"/>
           <w:sz w:val="24"/>
         </w:rPr>
+        <w:t>Edge, Rochelle M. (2007) Time-to-build, time-to-plan, habit-persistence, and the liquidity effect. Journal of Monetary Economics 54, 1644–1669.</w:t>
+      </w:r>
+    </w:p>
+    <w:p>
+      <w:pPr>
+        <w:spacing w:after="120" w:line="480" w:lineRule="auto"/>
+        <w:ind w:firstLine="480"/>
+      </w:pPr>
+      <w:r>
+        <w:rPr>
+          <w:rFonts w:ascii="Times New Roman" w:hAnsi="Times New Roman" w:eastAsia="MS Mincho"/>
+          <w:b w:val="0"/>
+          <w:i w:val="0"/>
+          <w:sz w:val="24"/>
+        </w:rPr>
         <w:t>Feenstra, Robert C., Robert Inklaar, and Marcel P. Timmer (2015) The next generation of the Penn World Table. American Economic Review 105, 3150–3182.</w:t>
       </w:r>
     </w:p>
@@ -7164,6 +7209,21 @@
           <w:i w:val="0"/>
           <w:sz w:val="24"/>
         </w:rPr>
+        <w:t>Griliches, Zvi (1996) The discovery of the residual: a historical note. Journal of Economic Literature 34, 1324–1330.</w:t>
+      </w:r>
+    </w:p>
+    <w:p>
+      <w:pPr>
+        <w:spacing w:after="120" w:line="480" w:lineRule="auto"/>
+        <w:ind w:firstLine="480"/>
+      </w:pPr>
+      <w:r>
+        <w:rPr>
+          <w:rFonts w:ascii="Times New Roman" w:hAnsi="Times New Roman" w:eastAsia="MS Mincho"/>
+          <w:b w:val="0"/>
+          <w:i w:val="0"/>
+          <w:sz w:val="24"/>
+        </w:rPr>
         <w:t>Hamano, Masashige and Yongchao Zhao (2017) Fiscal sustainability and land prices in Japan. Journal of the Japanese and International Economies 46, 17–29.</w:t>
       </w:r>
     </w:p>
@@ -7209,7 +7269,37 @@
           <w:i w:val="0"/>
           <w:sz w:val="24"/>
         </w:rPr>
+        <w:t>Hulten, Charles R. (1992) Growth accounting when technical change is embodied in capital. American Economic Review 82, 964–980.</w:t>
+      </w:r>
+    </w:p>
+    <w:p>
+      <w:pPr>
+        <w:spacing w:after="120" w:line="480" w:lineRule="auto"/>
+        <w:ind w:firstLine="480"/>
+      </w:pPr>
+      <w:r>
+        <w:rPr>
+          <w:rFonts w:ascii="Times New Roman" w:hAnsi="Times New Roman" w:eastAsia="MS Mincho"/>
+          <w:b w:val="0"/>
+          <w:i w:val="0"/>
+          <w:sz w:val="24"/>
+        </w:rPr>
         <w:t>Inklaar, Robert and Marcel P. Timmer (2013) Capital, labor and TFP in PWT 8.0. Groningen Growth and Development Centre Research Memorandum GD-144.</w:t>
+      </w:r>
+    </w:p>
+    <w:p>
+      <w:pPr>
+        <w:spacing w:after="120" w:line="480" w:lineRule="auto"/>
+        <w:ind w:firstLine="480"/>
+      </w:pPr>
+      <w:r>
+        <w:rPr>
+          <w:rFonts w:ascii="Times New Roman" w:hAnsi="Times New Roman" w:eastAsia="MS Mincho"/>
+          <w:b w:val="0"/>
+          <w:i w:val="0"/>
+          <w:sz w:val="24"/>
+        </w:rPr>
+        <w:t>Jorgenson, Dale W. and Zvi Griliches (1967) The explanation of productivity change. Review of Economic Studies 34, 249–283.</w:t>
       </w:r>
     </w:p>
     <w:p>
@@ -7345,6 +7435,21 @@
           <w:sz w:val="24"/>
         </w:rPr>
         <w:t>Mayer, Thomas (1960) Plant and equipment lead times. Journal of Business 33, 127–132.</w:t>
+      </w:r>
+    </w:p>
+    <w:p>
+      <w:pPr>
+        <w:spacing w:after="120" w:line="480" w:lineRule="auto"/>
+        <w:ind w:firstLine="480"/>
+      </w:pPr>
+      <w:r>
+        <w:rPr>
+          <w:rFonts w:ascii="Times New Roman" w:hAnsi="Times New Roman" w:eastAsia="MS Mincho"/>
+          <w:b w:val="0"/>
+          <w:i w:val="0"/>
+          <w:sz w:val="24"/>
+        </w:rPr>
+        <w:t>Nishimura, Kiyohiko G. and Yumi Saita (2005) Land prices in Japan: historical and international comparisons. Bank of Japan Review 2005-E-5.</w:t>
       </w:r>
     </w:p>
     <w:p>

--- a/gdp_tempo_paper/manuscript/manuscript_ja.docx
+++ b/gdp_tempo_paper/manuscript/manuscript_ja.docx
@@ -3133,7 +3133,7 @@
       <w:r>
         <w:drawing>
           <wp:inline xmlns:a="http://schemas.openxmlformats.org/drawingml/2006/main" xmlns:pic="http://schemas.openxmlformats.org/drawingml/2006/picture">
-            <wp:extent cx="5669280" cy="3779520"/>
+            <wp:extent cx="5669280" cy="3401568"/>
             <wp:docPr id="7" name="Picture 7"/>
             <wp:cNvGraphicFramePr>
               <a:graphicFrameLocks noChangeAspect="1"/>
@@ -3154,7 +3154,7 @@
                   <pic:spPr>
                     <a:xfrm>
                       <a:off x="0" y="0"/>
-                      <a:ext cx="5669280" cy="3779520"/>
+                      <a:ext cx="5669280" cy="3401568"/>
                     </a:xfrm>
                     <a:prstGeom prst="rect"/>
                   </pic:spPr>
@@ -3216,7 +3216,7 @@
           <w:i w:val="0"/>
           <w:sz w:val="24"/>
         </w:rPr>
-        <w:t>図 7 に結果を示す。主たる発見は、大半の国で μ̂ が ±20% の減価償却変動に対して著しく安定していることである。μ̂ の国間平均は δ × 0.80 の 1.61 年から δ × 1.20 の 1.52 年へと動くが、その差はわずか 0.09 年――ベースライン推定値の 6% 未満である。μ̂ の中央値は五つのシナリオすべてで 0.26 年とほぼ不変である。内点解の μ̂ 値を持つ国（ルクセンブルク、スロバキア、英国、スウェーデン）は期待される負の関係を示す：減価償却が高いほど推定ラグはわずかに短くなる。これは、より速い減価が遅延に帰属されるはずの成長率変動の一部を吸収するためである。しかし感度は量的に小さく、±20% の δ 変動で μ̂ が動く幅は最も感度の高い国（ルクセンブルク：3.75 → 3.00 年）でも最大 0.75 年にとどまる。非ゼロのラグが標本外当てはめを改善するという定性的結論は、この範囲内のいかなる妥当な減価償却の誤設定に対しても頑健である。</w:t>
+        <w:t>図 7 に結果を示す。主たる発見は、大半の国で μ̂ が ±20% の減価償却変動に対して著しく安定していることである。μ̂ の国間平均は δ × 0.80 の 1.61 年から δ × 1.20 の 1.52 年へと動くが、その差はわずか 0.09 年――ベースライン推定値の 6% 未満である。μ̂ の中央値は五つのシナリオすべてで 0.26 年とほぼ不変である。内点解の μ̂ 値を持つ国（スロバキア、ルクセンブルク、英国、スウェーデン、スロベニア、コロンビア）は期待される負の関係を示す：減価償却が高いほど推定ラグはわずかに短くなる。これは、より速い減価が遅延に帰属されるはずの成長率変動の一部を吸収するためである。しかし感度は量的に小さく、±20% の δ 変動で μ̂ が動く幅は最も感度の高い国（スロバキア：5.75 → 4.50 年、ルクセンブルク：3.75 → 3.00 年）でも最大 1.25 年にとどまる。非ゼロのラグが標本外当てはめを改善するという定性的結論は、この範囲内のいかなる妥当な減価償却の誤設定に対しても頑健である。</w:t>
       </w:r>
     </w:p>
     <w:p>

--- a/gdp_tempo_paper/manuscript/manuscript_ja.docx
+++ b/gdp_tempo_paper/manuscript/manuscript_ja.docx
@@ -13,7 +13,7 @@
           <w:i w:val="0"/>
           <w:sz w:val="32"/>
         </w:rPr>
-        <w:t>資本会計における忘れられたテンポ効果：投資・産出間のタイム・トゥ・ビルド、無形資本、およびフロー型・ストック型国富指標の統合</w:t>
+        <w:t>時変タイム・トゥ・ビルドと忘れられた無形資本シェア：フロー型・ストック型国民経済計算の同時同定</w:t>
       </w:r>
     </w:p>
     <w:p>
@@ -88,7 +88,7 @@
           <w:i w:val="0"/>
           <w:sz w:val="24"/>
         </w:rPr>
-        <w:t>ランニングヘッド: 資本会計におけるテンポ効果</w:t>
+        <w:t>ランニングヘッド: 時変タイム・トゥ・ビルドと無形資本シェア</w:t>
       </w:r>
     </w:p>
     <w:p>
@@ -148,7 +148,7 @@
           <w:i w:val="0"/>
           <w:sz w:val="24"/>
         </w:rPr>
-        <w:t>生成 AI の科学的執筆への使用についての宣言: 著者は、文面のフォーマット整形、文体に合う語彙の選択、およびコード作成の補助に生成 AI を用いた。</w:t>
+        <w:t>原稿作成における生成 AI および AI 支援技術の使用に関する宣言: 本論文の作成過程において、著者は文面のフォーマット整形、文体に合う語彙の選択、および解析コードの作成補助の目的で生成 AI を使用した。当該ツールの使用後、著者は内容を必要に応じて確認・編集しており、公表される論文の内容について全責任を負う。</w:t>
       </w:r>
     </w:p>
     <w:p>

--- a/gdp_tempo_paper/manuscript/manuscript_ja.docx
+++ b/gdp_tempo_paper/manuscript/manuscript_ja.docx
@@ -88,7 +88,7 @@
           <w:i w:val="0"/>
           <w:sz w:val="24"/>
         </w:rPr>
-        <w:t>ランニングヘッド: 時変タイム・トゥ・ビルドと無形資本シェア</w:t>
+        <w:t>キーワード: タイム・トゥ・ビルド、無形資本、恒久棚卸法、ブートストラップ推定、標本外予測、フロー=ストック整合性。</w:t>
       </w:r>
     </w:p>
     <w:p>
@@ -103,7 +103,7 @@
           <w:i w:val="0"/>
           <w:sz w:val="24"/>
         </w:rPr>
-        <w:t>キーワード: テンポ効果、無形資本、恒久棚卸法、タイム・トゥ・ビルド、フロー=ストック整合性、Beyond-GDP。</w:t>
+        <w:t>JEL コード: E01; E22; O47; C13.</w:t>
       </w:r>
     </w:p>
     <w:p>
@@ -118,37 +118,7 @@
           <w:i w:val="0"/>
           <w:sz w:val="24"/>
         </w:rPr>
-        <w:t>JEL コード: E01（国民所得・生産勘定の測定とデータ）、E22（投資・資本・無形資本）、O47（経済成長・集計生産性の測定）。</w:t>
-      </w:r>
-    </w:p>
-    <w:p>
-      <w:pPr>
-        <w:spacing w:after="120" w:line="480" w:lineRule="auto"/>
-        <w:ind w:firstLine="480"/>
-      </w:pPr>
-      <w:r>
-        <w:rPr>
-          <w:rFonts w:ascii="Times New Roman" w:hAnsi="Times New Roman" w:eastAsia="MS Mincho"/>
-          <w:b w:val="0"/>
-          <w:i w:val="0"/>
-          <w:sz w:val="24"/>
-        </w:rPr>
-        <w:t>CRediT 著者貢献: O.T.: 構想、方法論、ソフトウェア、形式的解析、原稿執筆（初稿）、執筆（査読・編集）。</w:t>
-      </w:r>
-    </w:p>
-    <w:p>
-      <w:pPr>
-        <w:spacing w:after="120" w:line="480" w:lineRule="auto"/>
-        <w:ind w:firstLine="480"/>
-      </w:pPr>
-      <w:r>
-        <w:rPr>
-          <w:rFonts w:ascii="Times New Roman" w:hAnsi="Times New Roman" w:eastAsia="MS Mincho"/>
-          <w:b w:val="0"/>
-          <w:i w:val="0"/>
-          <w:sz w:val="24"/>
-        </w:rPr>
-        <w:t>原稿作成における生成 AI および AI 支援技術の使用に関する宣言: 本論文の作成過程において、著者は文面のフォーマット整形、文体に合う語彙の選択、および解析コードの作成補助の目的で生成 AI を使用した。当該ツールの使用後、著者は内容を必要に応じて確認・編集しており、公表される論文の内容について全責任を負う。</w:t>
+        <w:t>宣言事項</w:t>
       </w:r>
     </w:p>
     <w:p>
@@ -178,7 +148,7 @@
           <w:i w:val="0"/>
           <w:sz w:val="24"/>
         </w:rPr>
-        <w:t>データ・コード公開: 本研究で用いた Penn World Table 10.01、World Bank CWON、および World Bank WDI のデータは、それぞれ Groningen Growth and Development Centre および世界銀行から公開されている。解析スクリプト、中間結果、原稿ソースは付随する公開リポジトリにすべて保管されている。</w:t>
+        <w:t>資金: 本研究に対する外部資金の提供はない。</w:t>
       </w:r>
     </w:p>
     <w:p>
@@ -193,7 +163,7 @@
           <w:i w:val="0"/>
           <w:sz w:val="24"/>
         </w:rPr>
-        <w:t>要旨（146語）。Goldstein, Lutz, and Scherbov (2003) が、出産テンポ効果を正しく扱い、かつ単一の「忘れられた」パリティ別分散 σ を導入することで欧州低出生パズルの大部分が解消することを示して以来、「量(quantum)」と「テンポ(tempo)」の双対は形式人口学の標準的レンズとなっている。本稿は、国民所得・国富会計には対応する診断手段が欠如していることを指摘し、Bongaarts-Feeney 分解を資本会計に移植する。具体的には、投資から産出への時間的遅延 μ(t) に時変を許し、無形資本 K_I（シェア β）をバランスシート上の σ として再導入する。Penn World Table 10.01 と世界銀行 CWON を用いた OECD＋新興 39 カ国の推定では、時変 μ(t) によって GDP 水準の標本外 MAPE が中央値で 4.60 %→3.99 % に低下し、生産面と国富面を同時同定すると両者は整合する。姉妹論文として医療支出・医療アウトカムへの拡張を進行中である。</w:t>
+        <w:t>データ・コード公開: 本研究で用いた Penn World Table 10.01、World Bank CWON、および World Bank WDI のデータは、それぞれ Groningen Growth and Development Centre および世界銀行から公開されている。解析スクリプト、中間結果、原稿ソースは付随する公開リポジトリにすべて保管されている。</w:t>
       </w:r>
     </w:p>
     <w:p>
@@ -208,7 +178,7 @@
           <w:i w:val="0"/>
           <w:sz w:val="24"/>
         </w:rPr>
-        <w:t>キーワード: テンポ効果、無形資本、恒久棚卸法、国富会計、Beyond-GDP。</w:t>
+        <w:t>AI ツールの使用: 著者は文面のフォーマット整形、文体に合う語彙の選択、および解析コードの作成補助の目的で生成 AI を使用した。著者は内容を必要に応じて確認・編集しており、公表される論文の内容について全責任を負う。</w:t>
       </w:r>
     </w:p>
     <w:p>
@@ -223,7 +193,37 @@
           <w:i w:val="0"/>
           <w:sz w:val="24"/>
         </w:rPr>
-        <w:t>JEL コード: E01, E22, O47.</w:t>
+        <w:t>要旨（168語）。Goldstein, Lutz, and Scherbov (2003) が、出産テンポ効果を正しく扱い、かつ単一の「忘れられた」パリティ別分散を導入することで欧州低出生パズルの大部分が解消することを示して以来、国民所得・国富会計には対応する診断手段が欠如している。本稿は、Bongaarts-Feeney の量-テンポ分解を資本会計に移植する。具体的には、投資から産出への時間的遅延 μ(t) に時変を許し、無形資本 K_I（シェア β）を忘れられた分散のバランスシート対応物として再導入する。グリッドサーチ同時同定と残差ブートストラップを用いた OECD＋新興 39 カ国（Penn World Table 10.01、世界銀行 CWON）の推定では、時変 μ(t) によって GDP 水準の標本外 MAPE が 4.60 %→3.99 % に低下し（相対改善 13 %）、生産面と国富面を同時同定すると両者は整合する。新規の Relational PIM 診断手法により、二つの勘定体系間の整合度を定量的に評価する。</w:t>
+      </w:r>
+    </w:p>
+    <w:p>
+      <w:pPr>
+        <w:spacing w:after="120" w:line="480" w:lineRule="auto"/>
+        <w:ind w:firstLine="480"/>
+      </w:pPr>
+      <w:r>
+        <w:rPr>
+          <w:rFonts w:ascii="Times New Roman" w:hAnsi="Times New Roman" w:eastAsia="MS Mincho"/>
+          <w:b w:val="0"/>
+          <w:i w:val="0"/>
+          <w:sz w:val="24"/>
+        </w:rPr>
+        <w:t>キーワード: タイム・トゥ・ビルド、無形資本、恒久棚卸法、ブートストラップ推定、標本外予測、フロー=ストック整合性。</w:t>
+      </w:r>
+    </w:p>
+    <w:p>
+      <w:pPr>
+        <w:spacing w:after="120" w:line="480" w:lineRule="auto"/>
+        <w:ind w:firstLine="480"/>
+      </w:pPr>
+      <w:r>
+        <w:rPr>
+          <w:rFonts w:ascii="Times New Roman" w:hAnsi="Times New Roman" w:eastAsia="MS Mincho"/>
+          <w:b w:val="0"/>
+          <w:i w:val="0"/>
+          <w:sz w:val="24"/>
+        </w:rPr>
+        <w:t>JEL コード: E01, E22, O47, C13.</w:t>
       </w:r>
     </w:p>
     <w:p>

--- a/gdp_tempo_paper/manuscript/manuscript_ja.docx
+++ b/gdp_tempo_paper/manuscript/manuscript_ja.docx
@@ -5,6 +5,7 @@
     <w:p>
       <w:pPr>
         <w:spacing w:before="360" w:after="120" w:line="480" w:lineRule="auto"/>
+        <w:jc w:val="center"/>
       </w:pPr>
       <w:r>
         <w:rPr>
@@ -88,7 +89,7 @@
           <w:i w:val="0"/>
           <w:sz w:val="24"/>
         </w:rPr>
-        <w:t>キーワード: ソロー残差、タイム・トゥ・ビルド、無形資本、成長会計、フロー=ストック整合性、国富。</w:t>
+        <w:t>キーワード: ソロー残差、タイム・トゥ・ビルド、無形資本、成長会計、国富。</w:t>
       </w:r>
     </w:p>
     <w:p>
@@ -103,7 +104,7 @@
           <w:i w:val="0"/>
           <w:sz w:val="24"/>
         </w:rPr>
-        <w:t>JEL コード: E01; E22; O47; C13.</w:t>
+        <w:t>JEL コード: E01; E22; O47.</w:t>
       </w:r>
     </w:p>
     <w:p>
@@ -163,7 +164,7 @@
           <w:i w:val="0"/>
           <w:sz w:val="24"/>
         </w:rPr>
-        <w:t>データ・コード公開: 本研究で用いた Penn World Table 10.01、World Bank CWON、および World Bank WDI のデータは、それぞれ Groningen Growth and Development Centre および世界銀行から公開されている。解析スクリプト、中間結果、原稿ソースは付随する公開リポジトリにすべて保管されている。</w:t>
+        <w:t>データ・コード公開: 本研究で用いた Penn World Table 10.01、World Bank CWON、および World Bank WDI のデータは、それぞれ Groningen Growth and Development Centre および世界銀行から公開されている。解析スクリプト、中間結果、原稿ソースは付随する公開リポジトリ (https://github.com/bougtoir/gdp-tempo-paper) にすべて保管されている。</w:t>
       </w:r>
     </w:p>
     <w:p>
@@ -208,7 +209,7 @@
           <w:i w:val="0"/>
           <w:sz w:val="24"/>
         </w:rPr>
-        <w:t>キーワード: ソロー残差、タイム・トゥ・ビルド、無形資本、成長会計、フロー=ストック整合性、国富。</w:t>
+        <w:t>キーワード: ソロー残差、タイム・トゥ・ビルド、無形資本、成長会計、国富。</w:t>
       </w:r>
     </w:p>
     <w:p>
@@ -223,12 +224,13 @@
           <w:i w:val="0"/>
           <w:sz w:val="24"/>
         </w:rPr>
-        <w:t>JEL コード: E01, E22, O47, C13.</w:t>
+        <w:t>JEL コード: E01, E22, O47.</w:t>
       </w:r>
     </w:p>
     <w:p>
       <w:pPr>
         <w:spacing w:before="360" w:after="120" w:line="480" w:lineRule="auto"/>
+        <w:jc w:val="center"/>
       </w:pPr>
       <w:r>
         <w:rPr>
@@ -237,7 +239,7 @@
           <w:i w:val="0"/>
           <w:sz w:val="28"/>
         </w:rPr>
-        <w:t>1. はじめに</w:t>
+        <w:t>はじめに</w:t>
       </w:r>
     </w:p>
     <w:p>
@@ -318,6 +320,7 @@
     <w:p>
       <w:pPr>
         <w:spacing w:before="360" w:after="120" w:line="480" w:lineRule="auto"/>
+        <w:jc w:val="center"/>
       </w:pPr>
       <w:r>
         <w:rPr>
@@ -326,7 +329,7 @@
           <w:i w:val="0"/>
           <w:sz w:val="28"/>
         </w:rPr>
-        <w:t>2. 先行研究</w:t>
+        <w:t>II 先行研究</w:t>
       </w:r>
     </w:p>
     <w:p>
@@ -422,6 +425,7 @@
     <w:p>
       <w:pPr>
         <w:spacing w:before="360" w:after="120" w:line="480" w:lineRule="auto"/>
+        <w:jc w:val="center"/>
       </w:pPr>
       <w:r>
         <w:rPr>
@@ -430,7 +434,7 @@
           <w:i w:val="0"/>
           <w:sz w:val="28"/>
         </w:rPr>
-        <w:t>3. 理論</w:t>
+        <w:t>III 理論</w:t>
       </w:r>
     </w:p>
     <w:p>
@@ -444,7 +448,7 @@
           <w:i w:val="0"/>
           <w:sz w:val="24"/>
         </w:rPr>
-        <w:t>3.1 テンポ付きフロー側生産関数</w:t>
+        <w:t>III.1 テンポ付きフロー側生産関数</w:t>
       </w:r>
     </w:p>
     <w:p>
@@ -563,7 +567,7 @@
           <w:i w:val="0"/>
           <w:sz w:val="24"/>
         </w:rPr>
-        <w:t>3.2 ストック側の無形資本：忘れられた β</w:t>
+        <w:t>III.2 ストック側の無形資本：忘れられた β</w:t>
       </w:r>
     </w:p>
     <w:p>
@@ -622,7 +626,7 @@
           <w:i w:val="0"/>
           <w:sz w:val="24"/>
         </w:rPr>
-        <w:t>3.3 統合恒等式：フロー＝ストック同時損失関数</w:t>
+        <w:t>III.3 統合恒等式：フロー＝ストック同時損失関数</w:t>
       </w:r>
     </w:p>
     <w:p>
@@ -711,7 +715,7 @@
           <w:i w:val="0"/>
           <w:sz w:val="24"/>
         </w:rPr>
-        <w:t>3.4 人口と資本の量・テンポ対応</w:t>
+        <w:t>III.4 人口と資本の量・テンポ対応</w:t>
       </w:r>
     </w:p>
     <w:p>
@@ -740,7 +744,7 @@
           <w:i w:val="0"/>
           <w:sz w:val="24"/>
         </w:rPr>
-        <w:t>3.5 関係型PIM：資本会計のためのBrassモデル</w:t>
+        <w:t>III.5 関係型PIM：資本会計のためのBrassモデル</w:t>
       </w:r>
     </w:p>
     <w:p>
@@ -851,6 +855,7 @@
     <w:p>
       <w:pPr>
         <w:spacing w:before="360" w:after="120" w:line="480" w:lineRule="auto"/>
+        <w:jc w:val="center"/>
       </w:pPr>
       <w:r>
         <w:rPr>
@@ -859,7 +864,7 @@
           <w:i w:val="0"/>
           <w:sz w:val="28"/>
         </w:rPr>
-        <w:t>4. データと手法</w:t>
+        <w:t>IV データと手法</w:t>
       </w:r>
     </w:p>
     <w:p>
@@ -873,7 +878,7 @@
           <w:i w:val="0"/>
           <w:sz w:val="24"/>
         </w:rPr>
-        <w:t>4.1 データ</w:t>
+        <w:t>IV.1 データ</w:t>
       </w:r>
     </w:p>
     <w:p>
@@ -917,7 +922,7 @@
           <w:i w:val="0"/>
           <w:sz w:val="24"/>
         </w:rPr>
-        <w:t>4.2 モデル M0–M4</w:t>
+        <w:t>IV.2 モデル M0–M4</w:t>
       </w:r>
     </w:p>
     <w:p>
@@ -1081,7 +1086,7 @@
           <w:i w:val="0"/>
           <w:sz w:val="24"/>
         </w:rPr>
-        <w:t>4.3 推定手順とグリッド探索</w:t>
+        <w:t>IV.3 推定手順とグリッド探索</w:t>
       </w:r>
     </w:p>
     <w:p>
@@ -1110,7 +1115,7 @@
           <w:i w:val="0"/>
           <w:sz w:val="24"/>
         </w:rPr>
-        <w:t>4.4 ブートストラップ信頼区間</w:t>
+        <w:t>IV.4 ブートストラップ信頼区間</w:t>
       </w:r>
     </w:p>
     <w:p>
@@ -1139,7 +1144,7 @@
           <w:i w:val="0"/>
           <w:sz w:val="24"/>
         </w:rPr>
-        <w:t>4.5 γ_price 感度</w:t>
+        <w:t>IV.5 γ_price 感度</w:t>
       </w:r>
     </w:p>
     <w:p>
@@ -1160,6 +1165,7 @@
     <w:p>
       <w:pPr>
         <w:spacing w:before="360" w:after="120" w:line="480" w:lineRule="auto"/>
+        <w:jc w:val="center"/>
       </w:pPr>
       <w:r>
         <w:rPr>
@@ -1168,7 +1174,7 @@
           <w:i w:val="0"/>
           <w:sz w:val="28"/>
         </w:rPr>
-        <w:t>5. 結果</w:t>
+        <w:t>V 結果</w:t>
       </w:r>
     </w:p>
     <w:p>
@@ -1182,7 +1188,7 @@
           <w:i w:val="0"/>
           <w:sz w:val="24"/>
         </w:rPr>
-        <w:t>5.1 標本内パラメータ分布と当てはめ</w:t>
+        <w:t>V.1 標本内パラメータ分布と当てはめ</w:t>
       </w:r>
     </w:p>
     <w:p>
@@ -1213,6 +1219,14 @@
         <w:tblStyle w:val="TableGrid"/>
         <w:tblW w:type="auto" w:w="0"/>
         <w:tblLook w:firstColumn="1" w:firstRow="1" w:lastColumn="0" w:lastRow="0" w:noHBand="0" w:noVBand="1" w:val="04A0"/>
+        <w:tblBorders>
+          <w:left w:val="none" w:sz="0" w:space="0" w:color="auto"/>
+          <w:right w:val="none" w:sz="0" w:space="0" w:color="auto"/>
+          <w:insideV w:val="none" w:sz="0" w:space="0" w:color="auto"/>
+          <w:top w:val="single" w:sz="4" w:space="0" w:color="000000"/>
+          <w:bottom w:val="single" w:sz="4" w:space="0" w:color="000000"/>
+          <w:insideH w:val="single" w:sz="4" w:space="0" w:color="000000"/>
+        </w:tblBorders>
       </w:tblPr>
       <w:tblGrid>
         <w:gridCol w:w="1568"/>
@@ -1873,7 +1887,7 @@
           <w:i w:val="0"/>
           <w:sz w:val="24"/>
         </w:rPr>
-        <w:t>5.2 テンポ補正がもたらす標本外予測ゲイン</w:t>
+        <w:t>V.2 テンポ補正がもたらす標本外予測ゲイン</w:t>
       </w:r>
     </w:p>
     <w:p>
@@ -2075,7 +2089,7 @@
           <w:i w:val="0"/>
           <w:sz w:val="24"/>
         </w:rPr>
-        <w:t>5.3 フロー＝ストック整合</w:t>
+        <w:t>V.3 フロー＝ストック整合</w:t>
       </w:r>
     </w:p>
     <w:p>
@@ -2247,7 +2261,7 @@
           <w:i w:val="0"/>
           <w:sz w:val="24"/>
         </w:rPr>
-        <w:t>5.4 同時同定：(μ̂, β̂) のブートストラップ信頼区間</w:t>
+        <w:t>V.4 同時同定：(μ̂, β̂) のブートストラップ信頼区間</w:t>
       </w:r>
     </w:p>
     <w:p>
@@ -2370,7 +2384,7 @@
           <w:i w:val="0"/>
           <w:sz w:val="24"/>
         </w:rPr>
-        <w:t>5.5 関係型PIM診断</w:t>
+        <w:t>V.5 関係型PIM診断</w:t>
       </w:r>
     </w:p>
     <w:p>
@@ -2465,6 +2479,14 @@
         <w:tblStyle w:val="TableGrid"/>
         <w:tblW w:type="auto" w:w="0"/>
         <w:tblLook w:firstColumn="1" w:firstRow="1" w:lastColumn="0" w:lastRow="0" w:noHBand="0" w:noVBand="1" w:val="04A0"/>
+        <w:tblBorders>
+          <w:left w:val="none" w:sz="0" w:space="0" w:color="auto"/>
+          <w:right w:val="none" w:sz="0" w:space="0" w:color="auto"/>
+          <w:insideV w:val="none" w:sz="0" w:space="0" w:color="auto"/>
+          <w:top w:val="single" w:sz="4" w:space="0" w:color="000000"/>
+          <w:bottom w:val="single" w:sz="4" w:space="0" w:color="000000"/>
+          <w:insideH w:val="single" w:sz="4" w:space="0" w:color="000000"/>
+        </w:tblBorders>
       </w:tblPr>
       <w:tblGrid>
         <w:gridCol w:w="1344"/>
@@ -3122,7 +3144,7 @@
           <w:i w:val="0"/>
           <w:sz w:val="24"/>
         </w:rPr>
-        <w:t>5.6 減価償却率–ラグ感度分析</w:t>
+        <w:t>V.6 減価償却率–ラグ感度分析</w:t>
       </w:r>
     </w:p>
     <w:p>
@@ -3230,7 +3252,7 @@
           <w:i w:val="0"/>
           <w:sz w:val="24"/>
         </w:rPr>
-        <w:t>5.7 条件付き標本外評価</w:t>
+        <w:t>V.7 条件付き標本外評価</w:t>
       </w:r>
     </w:p>
     <w:p>
@@ -3338,7 +3360,7 @@
           <w:i w:val="0"/>
           <w:sz w:val="24"/>
         </w:rPr>
-        <w:t>5.8 拡張標本外指標</w:t>
+        <w:t>V.8 拡張標本外指標</w:t>
       </w:r>
     </w:p>
     <w:p>
@@ -3369,6 +3391,14 @@
         <w:tblStyle w:val="TableGrid"/>
         <w:tblW w:type="auto" w:w="0"/>
         <w:tblLook w:firstColumn="1" w:firstRow="1" w:lastColumn="0" w:lastRow="0" w:noHBand="0" w:noVBand="1" w:val="04A0"/>
+        <w:tblBorders>
+          <w:left w:val="none" w:sz="0" w:space="0" w:color="auto"/>
+          <w:right w:val="none" w:sz="0" w:space="0" w:color="auto"/>
+          <w:insideV w:val="none" w:sz="0" w:space="0" w:color="auto"/>
+          <w:top w:val="single" w:sz="4" w:space="0" w:color="000000"/>
+          <w:bottom w:val="single" w:sz="4" w:space="0" w:color="000000"/>
+          <w:insideH w:val="single" w:sz="4" w:space="0" w:color="000000"/>
+        </w:tblBorders>
       </w:tblPr>
       <w:tblGrid>
         <w:gridCol w:w="1568"/>
@@ -4059,7 +4089,7 @@
           <w:i w:val="0"/>
           <w:sz w:val="24"/>
         </w:rPr>
-        <w:t>5.9 RPIM 診断の資産構成決定要因</w:t>
+        <w:t>V.9 RPIM 診断の資産構成決定要因</w:t>
       </w:r>
     </w:p>
     <w:p>
@@ -4182,7 +4212,7 @@
           <w:i w:val="0"/>
           <w:sz w:val="24"/>
         </w:rPr>
-        <w:t>5.10 ソロー残差の歴史的分解</w:t>
+        <w:t>V.10 ソロー残差の歴史的分解</w:t>
       </w:r>
     </w:p>
     <w:p>
@@ -4213,6 +4243,14 @@
         <w:tblStyle w:val="TableGrid"/>
         <w:tblW w:type="auto" w:w="0"/>
         <w:tblLook w:firstColumn="1" w:firstRow="1" w:lastColumn="0" w:lastRow="0" w:noHBand="0" w:noVBand="1" w:val="04A0"/>
+        <w:tblBorders>
+          <w:left w:val="none" w:sz="0" w:space="0" w:color="auto"/>
+          <w:right w:val="none" w:sz="0" w:space="0" w:color="auto"/>
+          <w:insideV w:val="none" w:sz="0" w:space="0" w:color="auto"/>
+          <w:top w:val="single" w:sz="4" w:space="0" w:color="000000"/>
+          <w:bottom w:val="single" w:sz="4" w:space="0" w:color="000000"/>
+          <w:insideH w:val="single" w:sz="4" w:space="0" w:color="000000"/>
+        </w:tblBorders>
       </w:tblPr>
       <w:tblGrid>
         <w:gridCol w:w="941"/>
@@ -11227,7 +11265,7 @@
           <w:i w:val="0"/>
           <w:sz w:val="24"/>
         </w:rPr>
-        <w:t>5.11 反事実的国富：β が公式統計に含まれていたら</w:t>
+        <w:t>V.11 反事実的国富：β が公式統計に含まれていたら</w:t>
       </w:r>
     </w:p>
     <w:p>
@@ -11342,6 +11380,7 @@
     <w:p>
       <w:pPr>
         <w:spacing w:before="360" w:after="120" w:line="480" w:lineRule="auto"/>
+        <w:jc w:val="center"/>
       </w:pPr>
       <w:r>
         <w:rPr>
@@ -11350,7 +11389,7 @@
           <w:i w:val="0"/>
           <w:sz w:val="28"/>
         </w:rPr>
-        <w:t>6. 考察</w:t>
+        <w:t>VI 考察</w:t>
       </w:r>
     </w:p>
     <w:p>
@@ -11364,7 +11403,7 @@
           <w:i w:val="0"/>
           <w:sz w:val="24"/>
         </w:rPr>
-        <w:t>6.1 Solow 残差の再解釈</w:t>
+        <w:t>VI.1 Solow 残差の再解釈</w:t>
       </w:r>
     </w:p>
     <w:p>
@@ -11393,7 +11432,7 @@
           <w:i w:val="0"/>
           <w:sz w:val="24"/>
         </w:rPr>
-        <w:t>6.2 Bongaarts-Feeney-Goldstein-Lutz-Scherbov との類比</w:t>
+        <w:t>VI.2 Bongaarts-Feeney-Goldstein-Lutz-Scherbov との類比</w:t>
       </w:r>
     </w:p>
     <w:p>
@@ -11437,7 +11476,7 @@
           <w:i w:val="0"/>
           <w:sz w:val="24"/>
         </w:rPr>
-        <w:t>6.3 フロー＝ストック整合と Beyond-GDP</w:t>
+        <w:t>VI.3 フロー＝ストック整合と Beyond-GDP</w:t>
       </w:r>
     </w:p>
     <w:p>
@@ -11481,7 +11520,7 @@
           <w:i w:val="0"/>
           <w:sz w:val="24"/>
         </w:rPr>
-        <w:t>6.4 医療領域への展望</w:t>
+        <w:t>VI.4 医療領域への展望</w:t>
       </w:r>
     </w:p>
     <w:p>
@@ -11510,7 +11549,7 @@
           <w:i w:val="0"/>
           <w:sz w:val="24"/>
         </w:rPr>
-        <w:t>6.5 限界</w:t>
+        <w:t>VI.5 限界</w:t>
       </w:r>
     </w:p>
     <w:p>
@@ -11531,6 +11570,7 @@
     <w:p>
       <w:pPr>
         <w:spacing w:before="360" w:after="120" w:line="480" w:lineRule="auto"/>
+        <w:jc w:val="center"/>
       </w:pPr>
       <w:r>
         <w:rPr>
@@ -11539,7 +11579,7 @@
           <w:i w:val="0"/>
           <w:sz w:val="28"/>
         </w:rPr>
-        <w:t>7. 結論</w:t>
+        <w:t>VII 結論</w:t>
       </w:r>
     </w:p>
     <w:p>
@@ -11575,6 +11615,7 @@
     <w:p>
       <w:pPr>
         <w:spacing w:before="360" w:after="120" w:line="480" w:lineRule="auto"/>
+        <w:jc w:val="center"/>
       </w:pPr>
       <w:r>
         <w:rPr>
@@ -11629,6 +11670,14 @@
         <w:tblStyle w:val="TableGrid"/>
         <w:tblW w:type="auto" w:w="0"/>
         <w:tblLook w:firstColumn="1" w:firstRow="1" w:lastColumn="0" w:lastRow="0" w:noHBand="0" w:noVBand="1" w:val="04A0"/>
+        <w:tblBorders>
+          <w:left w:val="none" w:sz="0" w:space="0" w:color="auto"/>
+          <w:right w:val="none" w:sz="0" w:space="0" w:color="auto"/>
+          <w:insideV w:val="none" w:sz="0" w:space="0" w:color="auto"/>
+          <w:top w:val="single" w:sz="4" w:space="0" w:color="000000"/>
+          <w:bottom w:val="single" w:sz="4" w:space="0" w:color="000000"/>
+          <w:insideH w:val="single" w:sz="4" w:space="0" w:color="000000"/>
+        </w:tblBorders>
       </w:tblPr>
       <w:tblGrid>
         <w:gridCol w:w="1568"/>
@@ -12306,6 +12355,14 @@
         <w:tblStyle w:val="TableGrid"/>
         <w:tblW w:type="auto" w:w="0"/>
         <w:tblLook w:firstColumn="1" w:firstRow="1" w:lastColumn="0" w:lastRow="0" w:noHBand="0" w:noVBand="1" w:val="04A0"/>
+        <w:tblBorders>
+          <w:left w:val="none" w:sz="0" w:space="0" w:color="auto"/>
+          <w:right w:val="none" w:sz="0" w:space="0" w:color="auto"/>
+          <w:insideV w:val="none" w:sz="0" w:space="0" w:color="auto"/>
+          <w:top w:val="single" w:sz="4" w:space="0" w:color="000000"/>
+          <w:bottom w:val="single" w:sz="4" w:space="0" w:color="000000"/>
+          <w:insideH w:val="single" w:sz="4" w:space="0" w:color="000000"/>
+        </w:tblBorders>
       </w:tblPr>
       <w:tblGrid>
         <w:gridCol w:w="3135"/>
@@ -12833,6 +12890,14 @@
         <w:tblStyle w:val="TableGrid"/>
         <w:tblW w:type="auto" w:w="0"/>
         <w:tblLook w:firstColumn="1" w:firstRow="1" w:lastColumn="0" w:lastRow="0" w:noHBand="0" w:noVBand="1" w:val="04A0"/>
+        <w:tblBorders>
+          <w:left w:val="none" w:sz="0" w:space="0" w:color="auto"/>
+          <w:right w:val="none" w:sz="0" w:space="0" w:color="auto"/>
+          <w:insideV w:val="none" w:sz="0" w:space="0" w:color="auto"/>
+          <w:top w:val="single" w:sz="4" w:space="0" w:color="000000"/>
+          <w:bottom w:val="single" w:sz="4" w:space="0" w:color="000000"/>
+          <w:insideH w:val="single" w:sz="4" w:space="0" w:color="000000"/>
+        </w:tblBorders>
       </w:tblPr>
       <w:tblGrid>
         <w:gridCol w:w="1344"/>
@@ -13492,6 +13557,14 @@
         <w:tblStyle w:val="TableGrid"/>
         <w:tblW w:type="auto" w:w="0"/>
         <w:tblLook w:firstColumn="1" w:firstRow="1" w:lastColumn="0" w:lastRow="0" w:noHBand="0" w:noVBand="1" w:val="04A0"/>
+        <w:tblBorders>
+          <w:left w:val="none" w:sz="0" w:space="0" w:color="auto"/>
+          <w:right w:val="none" w:sz="0" w:space="0" w:color="auto"/>
+          <w:insideV w:val="none" w:sz="0" w:space="0" w:color="auto"/>
+          <w:top w:val="single" w:sz="4" w:space="0" w:color="000000"/>
+          <w:bottom w:val="single" w:sz="4" w:space="0" w:color="000000"/>
+          <w:insideH w:val="single" w:sz="4" w:space="0" w:color="000000"/>
+        </w:tblBorders>
       </w:tblPr>
       <w:tblGrid>
         <w:gridCol w:w="1568"/>
@@ -14169,6 +14242,14 @@
         <w:tblStyle w:val="TableGrid"/>
         <w:tblW w:type="auto" w:w="0"/>
         <w:tblLook w:firstColumn="1" w:firstRow="1" w:lastColumn="0" w:lastRow="0" w:noHBand="0" w:noVBand="1" w:val="04A0"/>
+        <w:tblBorders>
+          <w:left w:val="none" w:sz="0" w:space="0" w:color="auto"/>
+          <w:right w:val="none" w:sz="0" w:space="0" w:color="auto"/>
+          <w:insideV w:val="none" w:sz="0" w:space="0" w:color="auto"/>
+          <w:top w:val="single" w:sz="4" w:space="0" w:color="000000"/>
+          <w:bottom w:val="single" w:sz="4" w:space="0" w:color="000000"/>
+          <w:insideH w:val="single" w:sz="4" w:space="0" w:color="000000"/>
+        </w:tblBorders>
       </w:tblPr>
       <w:tblGrid>
         <w:gridCol w:w="941"/>
@@ -21066,6 +21147,7 @@
     <w:p>
       <w:pPr>
         <w:spacing w:before="360" w:after="120" w:line="480" w:lineRule="auto"/>
+        <w:jc w:val="center"/>
       </w:pPr>
       <w:r>
         <w:rPr>
@@ -21089,7 +21171,7 @@
           <w:i w:val="0"/>
           <w:sz w:val="24"/>
         </w:rPr>
-        <w:t>Altug, Sumru (1989) Time-to-build and aggregate fluctuations: some new evidence. International Economic Review 30, 889–920.</w:t>
+        <w:t>ALTUG, S. (1989). Time-to-build and aggregate fluctuations: some new evidence. International Economic Review 30, 889–920.</w:t>
       </w:r>
     </w:p>
     <w:p>
@@ -21104,7 +21186,7 @@
           <w:i w:val="0"/>
           <w:sz w:val="24"/>
         </w:rPr>
-        <w:t>Arrow, Kenneth J., Partha Dasgupta, Lawrence H. Goulder, Kevin J. Mumford, and Kirsten Oleson (2012) Sustainability and the measurement of wealth. Environment and Development Economics 17, 317–353.</w:t>
+        <w:t>ARROW, K.J., DASGUPTA, P., GOULDER, L.H., MUMFORD, K.J. and OLESON, K. (2012). Sustainability and the measurement of wealth. Environment and Development Economics 17, 317–353.</w:t>
       </w:r>
     </w:p>
     <w:p>
@@ -21119,7 +21201,7 @@
           <w:i w:val="0"/>
           <w:sz w:val="24"/>
         </w:rPr>
-        <w:t>Bongaarts, John and Griffith Feeney (1998) On the quantum and tempo of fertility. Population and Development Review 24, 271–291.</w:t>
+        <w:t>BONGAARTS, J. and FEENEY, G. (1998). On the quantum and tempo of fertility. Population and Development Review 24, 271–291.</w:t>
       </w:r>
     </w:p>
     <w:p>
@@ -21134,7 +21216,7 @@
           <w:i w:val="0"/>
           <w:sz w:val="24"/>
         </w:rPr>
-        <w:t>Bongaarts, John and Tomáš Sobotka (2012) A demographic explanation for the recent rise in European fertility. Population and Development Review 38, 83–120.</w:t>
+        <w:t>BONGAARTS, J. and SOBOTKA, T. (2012). A demographic explanation for the recent rise in European fertility. Population and Development Review 38, 83–120.</w:t>
       </w:r>
     </w:p>
     <w:p>
@@ -21149,7 +21231,7 @@
           <w:i w:val="0"/>
           <w:sz w:val="24"/>
         </w:rPr>
-        <w:t>Brass, William (1971) On the scale of mortality. In William Brass (ed.), Biological Aspects of Demography, pp. 69–110. London: Taylor and Francis.</w:t>
+        <w:t>BRASS, W. (1971). On the scale of mortality. In William Brass (ed.), Biological Aspects of Demography, pp. 69–110. London: Taylor and Francis.</w:t>
       </w:r>
     </w:p>
     <w:p>
@@ -21164,7 +21246,7 @@
           <w:i w:val="0"/>
           <w:sz w:val="24"/>
         </w:rPr>
-        <w:t>Christiano, Lawrence J. and Richard M. Todd (1996) Time to plan and aggregate fluctuations. Federal Reserve Bank of Minneapolis Quarterly Review 20, 14–27.</w:t>
+        <w:t>CHRISTIANO, L.J. and TODD, R.M. (1996). Time to plan and aggregate fluctuations. Federal Reserve Bank of Minneapolis Quarterly Review 20, 14–27.</w:t>
       </w:r>
     </w:p>
     <w:p>
@@ -21179,7 +21261,7 @@
           <w:i w:val="0"/>
           <w:sz w:val="24"/>
         </w:rPr>
-        <w:t>Corrado, Carol, Charles Hulten, and Daniel Sichel (2005) Measuring capital and technology: an expanded framework. In Carol Corrado, John Haltiwanger, and Daniel Sichel (eds.), Measuring Capital in the New Economy, pp. 11–46. Chicago: University of Chicago Press.</w:t>
+        <w:t>CORRADO, C., HULTEN, C. and SICHEL, D. (2005). Measuring capital and technology: an expanded framework. In Carol Corrado, John Haltiwanger, and Daniel Sichel (eds.), Measuring Capital in the New Economy, pp. 11–46. Chicago: University of Chicago Press.</w:t>
       </w:r>
     </w:p>
     <w:p>
@@ -21194,7 +21276,7 @@
           <w:i w:val="0"/>
           <w:sz w:val="24"/>
         </w:rPr>
-        <w:t>Corrado, Carol, Charles Hulten, and Daniel Sichel (2009) Intangible capital and US economic growth. Review of Income and Wealth 55, 661–685.</w:t>
+        <w:t>CORRADO, C., HULTEN, C. and SICHEL, D. (2009). Intangible capital and US economic growth. Review of Income and Wealth 55, 661–685.</w:t>
       </w:r>
     </w:p>
     <w:p>
@@ -21209,7 +21291,7 @@
           <w:i w:val="0"/>
           <w:sz w:val="24"/>
         </w:rPr>
-        <w:t>Corrado, Carol, Jonathan Haskel, Cecilia Jona-Lasinio, and Massimiliano Iommi (2016) Intangible investment in the EU and US before and since the Great Recession and its contribution to productivity growth. EIB Working Papers 2016/08.</w:t>
+        <w:t>CORRADO, C., HASKEL, J., JONA-LASINIO, C. and IOMMI, M. (2016). Intangible investment in the EU and US before and since the Great Recession and its contribution to productivity growth. EIB Working Papers 2016/08.</w:t>
       </w:r>
     </w:p>
     <w:p>
@@ -21224,7 +21306,7 @@
           <w:i w:val="0"/>
           <w:sz w:val="24"/>
         </w:rPr>
-        <w:t>Corrado, Carol, Jonathan Haskel, Massimiliano Iommi, and Cecilia Jona-Lasinio (2020) Intangible capital, innovation and productivity à la Jorgenson: evidence from Europe and the US. In Barbara M. Fraumeni (ed.), Measuring Economic Growth and Productivity, pp. 363–385. Academic Press.</w:t>
+        <w:t>CORRADO, C., HASKEL, J., IOMMI, M. and JONA-LASINIO, C. (2020). Intangible capital, innovation and productivity à la Jorgenson: evidence from Europe and the US. In Barbara M. Fraumeni (ed.), Measuring Economic Growth and Productivity, pp. 363–385. Academic Press.</w:t>
       </w:r>
     </w:p>
     <w:p>
@@ -21239,7 +21321,7 @@
           <w:i w:val="0"/>
           <w:sz w:val="24"/>
         </w:rPr>
-        <w:t>Dasgupta, Partha (2021) The Economics of Biodiversity: The Dasgupta Review. London: HM Treasury.</w:t>
+        <w:t>DASGUPTA, P. (2021). The Economics of Biodiversity: The Dasgupta Review. London: HM Treasury.</w:t>
       </w:r>
     </w:p>
     <w:p>
@@ -21254,7 +21336,7 @@
           <w:i w:val="0"/>
           <w:sz w:val="24"/>
         </w:rPr>
-        <w:t>De Rassenfosse, Gaétan and Adam B. Jaffe (2018) Intellectual property and public-science spillovers: an overview and research directions. Review of Economic Research on Copyright Issues 15, 1–22.</w:t>
+        <w:t>DE RASSENFOSSE, G. and JAFFE, A.B. (2018). Intellectual property and public-science spillovers: an overview and research directions. Review of Economic Research on Copyright Issues 15, 1–22.</w:t>
       </w:r>
     </w:p>
     <w:p>
@@ -21269,7 +21351,7 @@
           <w:i w:val="0"/>
           <w:sz w:val="24"/>
         </w:rPr>
-        <w:t>Edge, Rochelle M. (2007) Time-to-build, time-to-plan, habit-persistence, and the liquidity effect. Journal of Monetary Economics 54, 1644–1669.</w:t>
+        <w:t>EDGE, R.M. (2007). Time-to-build, time-to-plan, habit-persistence, and the liquidity effect. Journal of Monetary Economics 54, 1644–1669.</w:t>
       </w:r>
     </w:p>
     <w:p>
@@ -21284,7 +21366,7 @@
           <w:i w:val="0"/>
           <w:sz w:val="24"/>
         </w:rPr>
-        <w:t>Feenstra, Robert C., Robert Inklaar, and Marcel P. Timmer (2015) The next generation of the Penn World Table. American Economic Review 105, 3150–3182.</w:t>
+        <w:t>FEENSTRA, R.C., INKLAAR, R. and TIMMER, M.P. (2015). The next generation of the Penn World Table. American Economic Review 105, 3150–3182.</w:t>
       </w:r>
     </w:p>
     <w:p>
@@ -21299,7 +21381,7 @@
           <w:i w:val="0"/>
           <w:sz w:val="24"/>
         </w:rPr>
-        <w:t>Goldstein, Joshua R., Wolfgang Lutz, and Sergei Scherbov (2003) Long-term population decline in Europe: the relative importance of tempo effects and generational length. Population and Development Review 29, 699–707.</w:t>
+        <w:t>GOLDSTEIN, J.R., LUTZ, W. and SCHERBOV, S. (2003). Long-term population decline in Europe: the relative importance of tempo effects and generational length. Population and Development Review 29, 699–707.</w:t>
       </w:r>
     </w:p>
     <w:p>
@@ -21314,7 +21396,7 @@
           <w:i w:val="0"/>
           <w:sz w:val="24"/>
         </w:rPr>
-        <w:t>Griliches, Zvi (1996) The discovery of the residual: a historical note. Journal of Economic Literature 34, 1324–1330.</w:t>
+        <w:t>GRILICHES, Z. (1996). The discovery of the residual: a historical note. Journal of Economic Literature 34, 1324–1330.</w:t>
       </w:r>
     </w:p>
     <w:p>
@@ -21329,7 +21411,7 @@
           <w:i w:val="0"/>
           <w:sz w:val="24"/>
         </w:rPr>
-        <w:t>Hamano, Masashige and Yongchao Zhao (2017) Fiscal sustainability and land prices in Japan. Journal of the Japanese and International Economies 46, 17–29.</w:t>
+        <w:t>HAMANO, M. and ZHAO, Y. (2017). Fiscal sustainability and land prices in Japan. Journal of the Japanese and International Economies 46, 17–29.</w:t>
       </w:r>
     </w:p>
     <w:p>
@@ -21344,7 +21426,7 @@
           <w:i w:val="0"/>
           <w:sz w:val="24"/>
         </w:rPr>
-        <w:t>Haskel, Jonathan and Stian Westlake (2017) Capitalism without Capital: The Rise of the Intangible Economy. Princeton: Princeton University Press.</w:t>
+        <w:t>HASKEL, J. and WESTLAKE, S. (2017). Capitalism without Capital: The Rise of the Intangible Economy. Princeton: Princeton University Press.</w:t>
       </w:r>
     </w:p>
     <w:p>
@@ -21359,7 +21441,7 @@
           <w:i w:val="0"/>
           <w:sz w:val="24"/>
         </w:rPr>
-        <w:t>Haskel, Jonathan and Stian Westlake (2022) Restarting the Future: How to Fix the Intangible Economy. Princeton: Princeton University Press.</w:t>
+        <w:t>HASKEL, J. and WESTLAKE, S. (2022). Restarting the Future: How to Fix the Intangible Economy. Princeton: Princeton University Press.</w:t>
       </w:r>
     </w:p>
     <w:p>
@@ -21374,7 +21456,7 @@
           <w:i w:val="0"/>
           <w:sz w:val="24"/>
         </w:rPr>
-        <w:t>Hulten, Charles R. (1992) Growth accounting when technical change is embodied in capital. American Economic Review 82, 964–980.</w:t>
+        <w:t>HULTEN, C.R. (1992). Growth accounting when technical change is embodied in capital. American Economic Review 82, 964–980.</w:t>
       </w:r>
     </w:p>
     <w:p>
@@ -21389,7 +21471,7 @@
           <w:i w:val="0"/>
           <w:sz w:val="24"/>
         </w:rPr>
-        <w:t>Inklaar, Robert and Marcel P. Timmer (2013) Capital, labor and TFP in PWT 8.0. Groningen Growth and Development Centre Research Memorandum GD-144.</w:t>
+        <w:t>INKLAAR, R. and TIMMER, M.P. (2013). Capital, labor and TFP in PWT 8.0. Groningen Growth and Development Centre Research Memorandum GD-144.</w:t>
       </w:r>
     </w:p>
     <w:p>
@@ -21404,7 +21486,7 @@
           <w:i w:val="0"/>
           <w:sz w:val="24"/>
         </w:rPr>
-        <w:t>Jorgenson, Dale W. and Zvi Griliches (1967) The explanation of productivity change. Review of Economic Studies 34, 249–283.</w:t>
+        <w:t>JORGENSON, D.W. and GRILICHES, Z. (1967). The explanation of productivity change. Review of Economic Studies 34, 249–283.</w:t>
       </w:r>
     </w:p>
     <w:p>
@@ -21419,7 +21501,7 @@
           <w:i w:val="0"/>
           <w:sz w:val="24"/>
         </w:rPr>
-        <w:t>Jorgenson, Dale W. (2018) Production and welfare: progress in economic measurement. Journal of Economic Literature 56, 867–919.</w:t>
+        <w:t>JORGENSON, D.W. (2018). Production and welfare: progress in economic measurement. Journal of Economic Literature 56, 867–919.</w:t>
       </w:r>
     </w:p>
     <w:p>
@@ -21434,7 +21516,7 @@
           <w:i w:val="0"/>
           <w:sz w:val="24"/>
         </w:rPr>
-        <w:t>Jorgenson, Dale W., Mun S. Ho, and Kevin J. Stiroh (2018) Productivity, Vol. 3: Information Technology and the American Growth Resurgence. Cambridge, MA: MIT Press.</w:t>
+        <w:t>JORGENSON, D.W., HO, M.S. and STIROH, K.J. (2018). Productivity, Vol. 3: Information Technology and the American Growth Resurgence. Cambridge, MA: MIT Press.</w:t>
       </w:r>
     </w:p>
     <w:p>
@@ -21449,7 +21531,7 @@
           <w:i w:val="0"/>
           <w:sz w:val="24"/>
         </w:rPr>
-        <w:t>Kaboski, Joseph P. (2005) Factor price uncertainty, technology choice and investment delay. Journal of Economic Dynamics and Control 29, 509–527.</w:t>
+        <w:t>KABOSKI, J.P. (2005). Factor price uncertainty, technology choice and investment delay. Journal of Economic Dynamics and Control 29, 509–527.</w:t>
       </w:r>
     </w:p>
     <w:p>
@@ -21464,7 +21546,7 @@
           <w:i w:val="0"/>
           <w:sz w:val="24"/>
         </w:rPr>
-        <w:t>Koeva, Petya (2000) The facts about time-to-build. IMF Working Paper 00/138.</w:t>
+        <w:t>KOEVA, P. (2000). The facts about time-to-build. IMF Working Paper 00/138.</w:t>
       </w:r>
     </w:p>
     <w:p>
@@ -21479,7 +21561,7 @@
           <w:i w:val="0"/>
           <w:sz w:val="24"/>
         </w:rPr>
-        <w:t>Kohler, Hans-Peter, Francesco C. Billari, and José Antonio Ortega (2002) The emergence of lowest-low fertility in Europe during the 1990s. Population and Development Review 28, 641–680.</w:t>
+        <w:t>KOHLER, H.-P., BILLARI, F.C. and ORTEGA, J.A. (2002). The emergence of lowest-low fertility in Europe during the 1990s. Population and Development Review 28, 641–680.</w:t>
       </w:r>
     </w:p>
     <w:p>
@@ -21494,7 +21576,7 @@
           <w:i w:val="0"/>
           <w:sz w:val="24"/>
         </w:rPr>
-        <w:t>Kydland, Finn E. and Edward C. Prescott (1982) Time to build and aggregate fluctuations. Econometrica 50, 1345–1370.</w:t>
+        <w:t>KYDLAND, F.E. and PRESCOTT, E.C. (1982). Time to build and aggregate fluctuations. Econometrica 50, 1345–1370.</w:t>
       </w:r>
     </w:p>
     <w:p>
@@ -21509,7 +21591,7 @@
           <w:i w:val="0"/>
           <w:sz w:val="24"/>
         </w:rPr>
-        <w:t>Lange, Glenn-Marie, Quentin Wodon, and Kevin Carey (eds.) (2018) The Changing Wealth of Nations 2018: Building a Sustainable Future. Washington, DC: World Bank.</w:t>
+        <w:t>LANGE, G.-M., WODON, Q. and CAREY, K. (eds.) (2018). The Changing Wealth of Nations 2018: Building a Sustainable Future. Washington, DC: World Bank.</w:t>
       </w:r>
     </w:p>
     <w:p>
@@ -21524,7 +21606,7 @@
           <w:i w:val="0"/>
           <w:sz w:val="24"/>
         </w:rPr>
-        <w:t>Managi, Shunsuke and Pushpam Kumar (eds.) (2018) Inclusive Wealth Report 2018. London: Routledge.</w:t>
+        <w:t>MANAGI, S. and KUMAR, P. (eds.) (2018). Inclusive Wealth Report 2018. London: Routledge.</w:t>
       </w:r>
     </w:p>
     <w:p>
@@ -21539,7 +21621,7 @@
           <w:i w:val="0"/>
           <w:sz w:val="24"/>
         </w:rPr>
-        <w:t>Mayer, Thomas (1960) Plant and equipment lead times. Journal of Business 33, 127–132.</w:t>
+        <w:t>MAYER, T. (1960). Plant and equipment lead times. Journal of Business 33, 127–132.</w:t>
       </w:r>
     </w:p>
     <w:p>
@@ -21554,7 +21636,7 @@
           <w:i w:val="0"/>
           <w:sz w:val="24"/>
         </w:rPr>
-        <w:t>Nishimura, Kiyohiko G. and Yumi Saita (2005) Land prices in Japan: historical and international comparisons. Bank of Japan Review 2005-E-5.</w:t>
+        <w:t>NISHIMURA, K.G. and SAITA, Y. (2005). Land prices in Japan: historical and international comparisons. Bank of Japan Review 2005-E-5.</w:t>
       </w:r>
     </w:p>
     <w:p>
@@ -21569,7 +21651,7 @@
           <w:i w:val="0"/>
           <w:sz w:val="24"/>
         </w:rPr>
-        <w:t>OECD (2013) Supporting Investment in Knowledge Capital, Growth and Innovation. Paris: OECD Publishing.</w:t>
+        <w:t>OECD (2013). Supporting Investment in Knowledge Capital, Growth and Innovation. Paris: OECD Publishing.</w:t>
       </w:r>
     </w:p>
     <w:p>
@@ -21584,7 +21666,7 @@
           <w:i w:val="0"/>
           <w:sz w:val="24"/>
         </w:rPr>
-        <w:t>Roth, Felix (2023) Intangible capital and productivity growth in the EU: a panel data perspective. Hamburg Discussion Papers in International Economics 13.</w:t>
+        <w:t>ROTH, F. (2023). Intangible capital and productivity growth in the EU: a panel data perspective. Hamburg Discussion Papers in International Economics 13.</w:t>
       </w:r>
     </w:p>
     <w:p>
@@ -21599,7 +21681,7 @@
           <w:i w:val="0"/>
           <w:sz w:val="24"/>
         </w:rPr>
-        <w:t>Salomon, Joshua A., Haidong Wang, Michael K. Freeman, Theo Vos, Abraham D. Flaxman, Alan D. Lopez, and Christopher J. L. Murray (2012) Healthy life expectancy for 187 countries, 1990–2010: a systematic analysis for the Global Burden Disease Study 2010. The Lancet 380, 2144–2162.</w:t>
+        <w:t>SALOMON, J.A., WANG, H., FREEMAN, M.K., VOS, T., FLAXMAN, A.D., LOPEZ, A.D. and MURRAY, C.J.L. (2012). Healthy life expectancy for 187 countries, 1990–2010: a systematic analysis for the Global Burden Disease Study 2010. The Lancet 380, 2144–2162.</w:t>
       </w:r>
     </w:p>
     <w:p>
@@ -21614,7 +21696,7 @@
           <w:i w:val="0"/>
           <w:sz w:val="24"/>
         </w:rPr>
-        <w:t>Smets, Frank and Rafael Wouters (2007) Shocks and frictions in US business cycles: a Bayesian DSGE approach. American Economic Review 97, 586–606.</w:t>
+        <w:t>SMETS, F. and WOUTERS, R. (2007). Shocks and frictions in US business cycles: a Bayesian DSGE approach. American Economic Review 97, 586–606.</w:t>
       </w:r>
     </w:p>
     <w:p>
@@ -21629,7 +21711,7 @@
           <w:i w:val="0"/>
           <w:sz w:val="24"/>
         </w:rPr>
-        <w:t>Solow, Robert M. (1957) Technical change and the aggregate production function. Review of Economics and Statistics 39, 312–320.</w:t>
+        <w:t>SOLOW, R.M. (1957). Technical change and the aggregate production function. Review of Economics and Statistics 39, 312–320.</w:t>
       </w:r>
     </w:p>
     <w:p>
@@ -21644,7 +21726,7 @@
           <w:i w:val="0"/>
           <w:sz w:val="24"/>
         </w:rPr>
-        <w:t>Stiglitz, Joseph E., Amartya Sen, and Jean-Paul Fitoussi (2009) Report by the Commission on the Measurement of Economic Performance and Social Progress. Paris.</w:t>
+        <w:t>STIGLITZ, J.E., SEN, A. and FITOUSSI, J. (2009). Report by the Commission on the Measurement of Economic Performance and Social Progress. Paris.</w:t>
       </w:r>
     </w:p>
     <w:p>
@@ -21659,7 +21741,7 @@
           <w:i w:val="0"/>
           <w:sz w:val="24"/>
         </w:rPr>
-        <w:t>UNECE (2014) Framework and Suggested Indicators to Measure Sustainable Development. Geneva: United Nations.</w:t>
+        <w:t>UNECE (2014). Framework and Suggested Indicators to Measure Sustainable Development. Geneva: United Nations.</w:t>
       </w:r>
     </w:p>
     <w:sectPr>

--- a/gdp_tempo_paper/manuscript/manuscript_ja.docx
+++ b/gdp_tempo_paper/manuscript/manuscript_ja.docx
@@ -314,7 +314,7 @@
           <w:i w:val="0"/>
           <w:sz w:val="24"/>
         </w:rPr>
-        <w:t>以降の構成は次の通り。第 2 節で関連文献を整理し、第 3 節で理論モデルを、第 4 節でデータと推定手法および五つのモデル M0–M4 を、第 5 節でソロー残差分解と反事実的国富シミュレーションを含む結果を報告する。第 6 節で政策含意と Beyond-GDP 議論を議論し、第 7 節で結論を述べる。</w:t>
+        <w:t>以降の構成は次の通り。第 II 節で関連文献を整理し、第 III 節で理論モデルを、第 IV 節でデータと推定手法および五つのモデル M0–M4 を、第 V 節でソロー残差分解と反事実的国富シミュレーションを含む結果を報告する。第 VI 節で政策含意と Beyond-GDP 議論を議論し、第 VII 節で結論を述べる。</w:t>
       </w:r>
     </w:p>
     <w:p>
@@ -359,7 +359,7 @@
           <w:i w:val="0"/>
           <w:sz w:val="24"/>
         </w:rPr>
-        <w:t>無形資本。 Corrado, Hulten, and Sichel (2005, 2009) の一連の研究によって、ソフトウェア、R&amp;D、デザイン、ブランド、組織資本、訓練が先進国の生産性成長の 30〜60 % を占めるとの国際的証拠は頑健となった（INTAN-Invest: Corrado et al., 2016; Roth, 2023）。2008 年の国民経済計算体系（SNA）改訂は R&amp;D を生産資本に取り込んだが、それ以外の広範な無形資本――組織資本、ブランド、訓練、購入デザイン・サービス、一部の金融イノベーション――は世界銀行 CWON を含め多くの公式バランスシートから除外されたままである（Lange et al., 2018, 第 3 章）。De Rassenfosse and Jaffe (2018) および Haskel and Westlake (2017, 2022) が強調するように、この脱落は測定資本の水準のみならず、無形シェアが拡張している局面――まさに本稿の 1995〜2019 年サンプルがそれに当たる――での含意生産性成長率をも歪める。重要なことに、無形シェア β はグローバル定数ではない。日本、ドイツ、一部の東アジア経済は調和測定の下でも米国より小さな無形シェアを保持する（Corrado et al., 2020）。したがって β は国別パラメータであるべきであり、本稿の第 4 節でもそのように扱う。</w:t>
+        <w:t>無形資本。 Corrado, Hulten, and Sichel (2005, 2009) の一連の研究によって、ソフトウェア、R&amp;D、デザイン、ブランド、組織資本、訓練が先進国の生産性成長の 30〜60 % を占めるとの国際的証拠は頑健となった（INTAN-Invest: Corrado et al., 2016; Roth, 2023）。2008 年の国民経済計算体系（SNA）改訂は R&amp;D を生産資本に取り込んだが、それ以外の広範な無形資本――組織資本、ブランド、訓練、購入デザイン・サービス、一部の金融イノベーション――は世界銀行 CWON を含め多くの公式バランスシートから除外されたままである（Lange et al., 2018, 第 3 章）。De Rassenfosse and Jaffe (2018) および Haskel and Westlake (2017, 2022) が強調するように、この脱落は測定資本の水準のみならず、無形シェアが拡張している局面――まさに本稿の 1995〜2019 年サンプルがそれに当たる――での含意生産性成長率をも歪める。重要なことに、無形シェア β はグローバル定数ではない。日本、ドイツ、一部の東アジア経済は調和測定の下でも米国より小さな無形シェアを保持する（Corrado et al., 2020）。したがって β は国別パラメータであるべきであり、本稿の第 IV 節でもそのように扱う。</w:t>
       </w:r>
     </w:p>
     <w:p>
@@ -1012,7 +1012,7 @@
           <w:i w:val="0"/>
           <w:sz w:val="24"/>
         </w:rPr>
-        <w:t>* M4: 同時同定（3.3 節）。(2) を (μ, β) 上で CWON に対して同時最小化。</w:t>
+        <w:t>* M4: 同時同定（III.3 節）。(2) を (μ, β) 上で CWON に対して同時最小化。</w:t>
       </w:r>
     </w:p>
     <w:p>
@@ -3115,7 +3115,7 @@
           <w:i w:val="0"/>
           <w:sz w:val="24"/>
         </w:rPr>
-        <w:t>図 6 と表 3 に 3.5 節で定義した関係型 PIM 診断を報告する。二つの発見が際立つ。第一に、M0（即時 PIM、β = 0）のもとでの ρ̂₂ の 39 カ国中央値は 0.801 であり、整合ベンチマーク 1.0 を大きく下回る。ρ̂₂ ∈ [0.9, 1.1] に収まる国は 39 カ国中 9 カ国にすぎない。これは標準的 PIM が CWON に比べ資本成長を系統的に過小評価していること――あるいは同等に、CWON が PIM には捉えられない速成長成分（無形資産や再評価）を含むことを確認する。第二に、M4（テンポ＋無形の同時同定）のもとでは ρ̂₂ の中央値は 0.833 に上昇し、[0.9, 1.1] 整合帯に入る国数は 9 から 12 に増加する。改善は控えめだが系統的であり、テンポ・無形補正が PIM–CWON 関係を正しい方向に整合へ近づけていることを示す。M0・M4 双方で R² 中央値は 0.99 を超えており、対数線形関係 (M5) が PIM–CWON マッピングの優れた記述であることを確認できる。</w:t>
+        <w:t>図 6 と表 3 に III.5 節で定義した関係型 PIM 診断を報告する。二つの発見が際立つ。第一に、M0（即時 PIM、β = 0）のもとでの ρ̂₂ の 39 カ国中央値は 0.801 であり、整合ベンチマーク 1.0 を大きく下回る。ρ̂₂ ∈ [0.9, 1.1] に収まる国は 39 カ国中 9 カ国にすぎない。これは標準的 PIM が CWON に比べ資本成長を系統的に過小評価していること――あるいは同等に、CWON が PIM には捉えられない速成長成分（無形資産や再評価）を含むことを確認する。第二に、M4（テンポ＋無形の同時同定）のもとでは ρ̂₂ の中央値は 0.833 に上昇し、[0.9, 1.1] 整合帯に入る国数は 9 から 12 に増加する。改善は控えめだが系統的であり、テンポ・無形補正が PIM–CWON 関係を正しい方向に整合へ近づけていることを示す。M0・M4 双方で R² 中央値は 0.99 を超えており、対数線形関係 (M5) が PIM–CWON マッピングの優れた記述であることを確認できる。</w:t>
       </w:r>
     </w:p>
     <w:p>
@@ -3223,7 +3223,7 @@
           <w:i w:val="0"/>
           <w:sz w:val="24"/>
         </w:rPr>
-        <w:t>Inklaar の批判（6.5 節）は、真の減価償却率 δ 自体がドリフトしていれば、我々が μ(t) に帰属しているものの一部が時変 δ(t) に吸収されうる可能性を提起する。我々はこれに直接対処するため、五つの減価償却シナリオ δ × {0.80, 0.90, 1.00, 1.10, 1.20} のもとで一定ラグ μ̂（M1）を再推定した。</w:t>
+        <w:t>Inklaar の批判（VI.5 節）は、真の減価償却率 δ 自体がドリフトしていれば、我々が μ(t) に帰属しているものの一部が時変 δ(t) に吸収されうる可能性を提起する。我々はこれに直接対処するため、五つの減価償却シナリオ δ × {0.80, 0.90, 1.00, 1.10, 1.20} のもとで一定ラグ μ̂（M1）を再推定した。</w:t>
       </w:r>
     </w:p>
     <w:p>
@@ -11418,7 +11418,7 @@
           <w:i w:val="0"/>
           <w:sz w:val="24"/>
         </w:rPr>
-        <w:t>5.10 節の歴史的分解は、ソロー残差が真のイノベーションと資本ストック計測誤差を混同しているという長年の疑念に数字を与える。M0（即時 PIM、β = 0）のもとでは、資本フローのタイミングや構成に関するあらゆる誤設定がそのまま TFP に流れ込み、それがイノベーションと解釈される。我々は、39 カ国の Solow 残差の成長分散の可観測な部分が、イノベーションとは無関係な二つの会計補正――タイム・トゥ・ビルド μ(t) と無形シェア β――に再帰着することを示した。これはイノベーションが重要でないという主張ではない。残差解釈の前に、まず会計を済ませるべきだという主張である。</w:t>
+        <w:t>V.10 節の歴史的分解は、ソロー残差が真のイノベーションと資本ストック計測誤差を混同しているという長年の疑念に数字を与える。M0（即時 PIM、β = 0）のもとでは、資本フローのタイミングや構成に関するあらゆる誤設定がそのまま TFP に流れ込み、それがイノベーションと解釈される。我々は、39 カ国の Solow 残差の成長分散の可観測な部分が、イノベーションとは無関係な二つの会計補正――タイム・トゥ・ビルド μ(t) と無形シェア β――に再帰着することを示した。これはイノベーションが重要でないという主張ではない。残差解釈の前に、まず会計を済ませるべきだという主張である。</w:t>
       </w:r>
     </w:p>
     <w:p>
@@ -11462,7 +11462,7 @@
           <w:i w:val="0"/>
           <w:sz w:val="24"/>
         </w:rPr>
-        <w:t>少なくとも最も保守的な水準では、第 5 節の結果は、我々が TFP 成長と呼んできたものの「一部分」は μ(t) と β を同時推定すると消失する帳簿上のアーチファクトであることを示す。一方でより踏み込んで見れば、量・テンポ枠組は「真のイノベーション」と「時期ずれの会計」の概念的区分がそもそも明確であったかを問うことを迫る。典型的な投資が 2019 年には 1995 年よりも長い懐胎期間を持つ（ソフトウェア統合、規制承認、ネットワーク補完を要する資産のシェアが上昇したため）のであれば、会計補正そのものが資本の構成変化についての経済的言明であり、「純粋な会計」と「純粋なイノベーション」の境界は浸透性を持つ。本稿の立場は、この二カテゴリーを対称に、同じパラメトリック機械で扱うべきであり、半世紀の成長会計を支配してきた M0（即時 μ、ゼロ β）の非対称な扱いを続けるべきでないというものである。</w:t>
+        <w:t>少なくとも最も保守的な水準では、第 V 節の結果は、我々が TFP 成長と呼んできたものの「一部分」は μ(t) と β を同時推定すると消失する帳簿上のアーチファクトであることを示す。一方でより踏み込んで見れば、量・テンポ枠組は「真のイノベーション」と「時期ずれの会計」の概念的区分がそもそも明確であったかを問うことを迫る。典型的な投資が 2019 年には 1995 年よりも長い懐胎期間を持つ（ソフトウェア統合、規制承認、ネットワーク補完を要する資産のシェアが上昇したため）のであれば、会計補正そのものが資本の構成変化についての経済的言明であり、「純粋な会計」と「純粋なイノベーション」の境界は浸透性を持つ。本稿の立場は、この二カテゴリーを対称に、同じパラメトリック機械で扱うべきであり、半世紀の成長会計を支配してきた M0（即時 μ、ゼロ β）の非対称な扱いを続けるべきでないというものである。</w:t>
       </w:r>
     </w:p>
     <w:p>
@@ -11564,7 +11564,7 @@
           <w:i w:val="0"/>
           <w:sz w:val="24"/>
         </w:rPr>
-        <w:t>三つの留保を付す。第一に、CWON に対する β の同定は、CWON 自身の品質以上には清潔にはならない。CWON は品質不均一な国別一次資料を統合している。特に土地と地下資産の扱いはヨーロッパと米国の間で大きく異なり（Lange et al., 2018, 第 2 章）、日本の残差乖離も少なくとも部分的には CWON が取り込んで PIM 構築が取り込まない地価再評価に起因する。第二に、5.4 節のブートストラップ信頼区間は、短系列・投資変動の大きい国で広い。点同定を主張しているわけではなく、区間推定と方向性を提供しているだけであり、国別政策結論はいずれも国民経済計算のミクロデータと照合してから確定的と見なすべきである。第三に、5.3 節の γ_price 感度実験は CWON デフレータを国レベルの単一スカラーで処理した。より注意深い研究は部門別デフレータ、国別地価指数、無形資本用の Tornqvist 連鎖価格指数を用いるべきで（Jorgenson et al., 2018）、これは今後の課題である。第四に、そしておそらく最も重要なことに、人口テンポ類比は示唆的ではあっても厳密ではない。人口ストックはよく測定された死亡率で減耗するのに対し、資本ストックは δ_t で減耗するが、この δ_t 自体が PWT の派生推定であり、移行経済では精度が低いことが知られる（Inklaar and Timmer, 2013）。真の δ が自体ドリフトしていれば、我々が μ(t) に帰している部分の一部は時変 δ(t) に吸収されうる。この二つのドリフトを切り分けるには、本稿の 39 カ国すべてで一様に利用可能ではない稼働率・資産除却データが必要である。</w:t>
+        <w:t>三つの留保を付す。第一に、CWON に対する β の同定は、CWON 自身の品質以上には清潔にはならない。CWON は品質不均一な国別一次資料を統合している。特に土地と地下資産の扱いはヨーロッパと米国の間で大きく異なり（Lange et al., 2018, 第 2 章）、日本の残差乖離も少なくとも部分的には CWON が取り込んで PIM 構築が取り込まない地価再評価に起因する。第二に、V.4 節のブートストラップ信頼区間は、短系列・投資変動の大きい国で広い。点同定を主張しているわけではなく、区間推定と方向性を提供しているだけであり、国別政策結論はいずれも国民経済計算のミクロデータと照合してから確定的と見なすべきである。第三に、V.3 節の γ_price 感度実験は CWON デフレータを国レベルの単一スカラーで処理した。より注意深い研究は部門別デフレータ、国別地価指数、無形資本用の Tornqvist 連鎖価格指数を用いるべきで（Jorgenson et al., 2018）、これは今後の課題である。第四に、そしておそらく最も重要なことに、人口テンポ類比は示唆的ではあっても厳密ではない。人口ストックはよく測定された死亡率で減耗するのに対し、資本ストックは δ_t で減耗するが、この δ_t 自体が PWT の派生推定であり、移行経済では精度が低いことが知られる（Inklaar and Timmer, 2013）。真の δ が自体ドリフトしていれば、我々が μ(t) に帰している部分の一部は時変 δ(t) に吸収されうる。この二つのドリフトを切り分けるには、本稿の 39 カ国すべてで一様に利用可能ではない稼働率・資産除却データが必要である。</w:t>
       </w:r>
     </w:p>
     <w:p>
@@ -21726,7 +21726,7 @@
           <w:i w:val="0"/>
           <w:sz w:val="24"/>
         </w:rPr>
-        <w:t>STIGLITZ, J.E., SEN, A. and FITOUSSI, J. (2009). Report by the Commission on the Measurement of Economic Performance and Social Progress. Paris.</w:t>
+        <w:t>STIGLITZ, J.E., SEN, A. and FITOUSSI, J.-P. (2009). Report by the Commission on the Measurement of Economic Performance and Social Progress. Paris.</w:t>
       </w:r>
     </w:p>
     <w:p>

--- a/gdp_tempo_paper/manuscript/manuscript_ja.docx
+++ b/gdp_tempo_paper/manuscript/manuscript_ja.docx
@@ -1318,7 +1318,7 @@
                 <w:i w:val="0"/>
                 <w:sz w:val="20"/>
               </w:rPr>
-              <w:t>Level MAPE median (\%)</w:t>
+              <w:t>Level MAPE median (%)</w:t>
             </w:r>
           </w:p>
         </w:tc>
@@ -1335,7 +1335,7 @@
                 <w:i w:val="0"/>
                 <w:sz w:val="20"/>
               </w:rPr>
-              <w:t>OOS MAPE median (\%)</w:t>
+              <w:t>OOS MAPE median (%)</w:t>
             </w:r>
           </w:p>
         </w:tc>
@@ -1475,7 +1475,7 @@
                 <w:i w:val="0"/>
                 <w:sz w:val="20"/>
               </w:rPr>
-              <w:t>Constant lag $\mu^\star$</w:t>
+              <w:t>Constant lag μ*</w:t>
             </w:r>
           </w:p>
         </w:tc>
@@ -1579,7 +1579,7 @@
                 <w:i w:val="0"/>
                 <w:sz w:val="20"/>
               </w:rPr>
-              <w:t>Time-varying lag $\mu(t)=\mu_0+\mu_1(t-t_0)$</w:t>
+              <w:t>Time-varying lag μ(t) = μ₀ + μ₁(t − t₀)</w:t>
             </w:r>
           </w:p>
         </w:tc>
@@ -1683,7 +1683,7 @@
                 <w:i w:val="0"/>
                 <w:sz w:val="20"/>
               </w:rPr>
-              <w:t>Instant PIM + intangible $K_I$</w:t>
+              <w:t>Instant PIM + intangible Kᵢ</w:t>
             </w:r>
           </w:p>
         </w:tc>
@@ -1787,7 +1787,7 @@
                 <w:i w:val="0"/>
                 <w:sz w:val="20"/>
               </w:rPr>
-              <w:t>Joint tempo+intangible (GDP \&amp; CWON)</w:t>
+              <w:t>Joint tempo+intangible (GDP &amp; CWON)</w:t>
             </w:r>
           </w:p>
         </w:tc>
@@ -11769,7 +11769,7 @@
                 <w:i w:val="0"/>
                 <w:sz w:val="20"/>
               </w:rPr>
-              <w:t>Level MAPE median (\%)</w:t>
+              <w:t>Level MAPE median (%)</w:t>
             </w:r>
           </w:p>
         </w:tc>
@@ -11786,7 +11786,7 @@
                 <w:i w:val="0"/>
                 <w:sz w:val="20"/>
               </w:rPr>
-              <w:t>OOS MAPE median (\%)</w:t>
+              <w:t>OOS MAPE median (%)</w:t>
             </w:r>
           </w:p>
         </w:tc>
@@ -11926,7 +11926,7 @@
                 <w:i w:val="0"/>
                 <w:sz w:val="20"/>
               </w:rPr>
-              <w:t>Constant lag $\mu^\star$</w:t>
+              <w:t>Constant lag μ*</w:t>
             </w:r>
           </w:p>
         </w:tc>
@@ -12030,7 +12030,7 @@
                 <w:i w:val="0"/>
                 <w:sz w:val="20"/>
               </w:rPr>
-              <w:t>Time-varying lag $\mu(t)=\mu_0+\mu_1(t-t_0)$</w:t>
+              <w:t>Time-varying lag μ(t) = μ₀ + μ₁(t − t₀)</w:t>
             </w:r>
           </w:p>
         </w:tc>
@@ -12134,7 +12134,7 @@
                 <w:i w:val="0"/>
                 <w:sz w:val="20"/>
               </w:rPr>
-              <w:t>Instant PIM + intangible $K_I$</w:t>
+              <w:t>Instant PIM + intangible Kᵢ</w:t>
             </w:r>
           </w:p>
         </w:tc>
@@ -12238,7 +12238,7 @@
                 <w:i w:val="0"/>
                 <w:sz w:val="20"/>
               </w:rPr>
-              <w:t>Joint tempo+intangible (GDP \&amp; CWON)</w:t>
+              <w:t>Joint tempo+intangible (GDP &amp; CWON)</w:t>
             </w:r>
           </w:p>
         </w:tc>
@@ -12453,7 +12453,7 @@
                 <w:i w:val="0"/>
                 <w:sz w:val="20"/>
               </w:rPr>
-              <w:t>Births $B(t)$</w:t>
+              <w:t>Births B(t)</w:t>
             </w:r>
           </w:p>
         </w:tc>
@@ -12470,7 +12470,7 @@
                 <w:i w:val="0"/>
                 <w:sz w:val="20"/>
               </w:rPr>
-              <w:t>Investment $I(t)$</w:t>
+              <w:t>Investment I(t)</w:t>
             </w:r>
           </w:p>
         </w:tc>
@@ -12506,7 +12506,7 @@
                 <w:i w:val="0"/>
                 <w:sz w:val="20"/>
               </w:rPr>
-              <w:t>Population $N(t)$</w:t>
+              <w:t>Population N(t)</w:t>
             </w:r>
           </w:p>
         </w:tc>
@@ -12523,7 +12523,7 @@
                 <w:i w:val="0"/>
                 <w:sz w:val="20"/>
               </w:rPr>
-              <w:t>Reproducible capital $W(t)$</w:t>
+              <w:t>Reproducible capital W(t)</w:t>
             </w:r>
           </w:p>
         </w:tc>
@@ -12559,7 +12559,7 @@
                 <w:i w:val="0"/>
                 <w:sz w:val="20"/>
               </w:rPr>
-              <w:t>Total Fertility Rate $TFR$</w:t>
+              <w:t>Total Fertility Rate TFR</w:t>
             </w:r>
           </w:p>
         </w:tc>
@@ -12576,7 +12576,7 @@
                 <w:i w:val="0"/>
                 <w:sz w:val="20"/>
               </w:rPr>
-              <w:t>Investment rate $I/Y$</w:t>
+              <w:t>Investment rate I/Y</w:t>
             </w:r>
           </w:p>
         </w:tc>
@@ -12612,7 +12612,7 @@
                 <w:i w:val="0"/>
                 <w:sz w:val="20"/>
               </w:rPr>
-              <w:t>Mean age at childbearing $MAC(t)$</w:t>
+              <w:t>Mean age at childbearing MAC(t)</w:t>
             </w:r>
           </w:p>
         </w:tc>
@@ -12629,7 +12629,7 @@
                 <w:i w:val="0"/>
                 <w:sz w:val="20"/>
               </w:rPr>
-              <w:t>Time-to-build $\mu(t)$</w:t>
+              <w:t>Time-to-build μ(t)</w:t>
             </w:r>
           </w:p>
         </w:tc>
@@ -12665,7 +12665,7 @@
                 <w:i w:val="0"/>
                 <w:sz w:val="20"/>
               </w:rPr>
-              <w:t>$TFR^\ast=TFR/(1-r(t))$</w:t>
+              <w:t>TFR* = TFR/(1 − r(t))</w:t>
             </w:r>
           </w:p>
         </w:tc>
@@ -12682,7 +12682,7 @@
                 <w:i w:val="0"/>
                 <w:sz w:val="20"/>
               </w:rPr>
-              <w:t>$K^\ast(t)$ via $\mu(t)$-weighted PIM</w:t>
+              <w:t>K*(t) via μ(t)-weighted PIM</w:t>
             </w:r>
           </w:p>
         </w:tc>
@@ -12718,7 +12718,7 @@
                 <w:i w:val="0"/>
                 <w:sz w:val="20"/>
               </w:rPr>
-              <w:t>Parity-specific $\sigma$ (Goldstein-Lutz-Scherbov, 2003)</w:t>
+              <w:t>Parity-specific σ (Goldstein-Lutz-Scherbov, 2003)</w:t>
             </w:r>
           </w:p>
         </w:tc>
@@ -12735,7 +12735,7 @@
                 <w:i w:val="0"/>
                 <w:sz w:val="20"/>
               </w:rPr>
-              <w:t>Intangible share $\beta$ (Corrado-Hulten-Sichel, 2009)</w:t>
+              <w:t>Intangible share β (Corrado-Hulten-Sichel, 2009)</w:t>
             </w:r>
           </w:p>
         </w:tc>
@@ -12771,7 +12771,7 @@
                 <w:i w:val="0"/>
                 <w:sz w:val="20"/>
               </w:rPr>
-              <w:t>$dN/dt = B - d\cdot N$</w:t>
+              <w:t>dN/dt = B − d·N</w:t>
             </w:r>
           </w:p>
         </w:tc>
@@ -12788,7 +12788,7 @@
                 <w:i w:val="0"/>
                 <w:sz w:val="20"/>
               </w:rPr>
-              <w:t>$dW/dt = I - \delta W$</w:t>
+              <w:t>dW/dt = I − δW</w:t>
             </w:r>
           </w:p>
         </w:tc>

--- a/gdp_tempo_paper/manuscript/manuscript_ja.docx
+++ b/gdp_tempo_paper/manuscript/manuscript_ja.docx
@@ -25,7 +25,7 @@
       <w:r>
         <w:rPr>
           <w:rFonts w:ascii="Times New Roman" w:hAnsi="Times New Roman" w:eastAsia="MS Mincho"/>
-          <w:b w:val="0"/>
+          <w:b/>
           <w:i w:val="0"/>
           <w:sz w:val="24"/>
         </w:rPr>
@@ -85,11 +85,20 @@
       <w:r>
         <w:rPr>
           <w:rFonts w:ascii="Times New Roman" w:hAnsi="Times New Roman" w:eastAsia="MS Mincho"/>
-          <w:b w:val="0"/>
+          <w:b/>
           <w:i w:val="0"/>
           <w:sz w:val="24"/>
         </w:rPr>
-        <w:t>キーワード: ソロー残差、タイム・トゥ・ビルド、無形資本、成長会計、国富。</w:t>
+        <w:t>キーワード</w:t>
+      </w:r>
+      <w:r>
+        <w:rPr>
+          <w:rFonts w:ascii="Times New Roman" w:hAnsi="Times New Roman" w:eastAsia="MS Mincho"/>
+          <w:b w:val="0"/>
+          <w:i w:val="0"/>
+          <w:sz w:val="24"/>
+        </w:rPr>
+        <w:t>: ソロー残差、タイム・トゥ・ビルド、無形資本、成長会計、国富。</w:t>
       </w:r>
     </w:p>
     <w:p>
@@ -100,11 +109,20 @@
       <w:r>
         <w:rPr>
           <w:rFonts w:ascii="Times New Roman" w:hAnsi="Times New Roman" w:eastAsia="MS Mincho"/>
-          <w:b w:val="0"/>
+          <w:b/>
           <w:i w:val="0"/>
           <w:sz w:val="24"/>
         </w:rPr>
-        <w:t>JEL コード: E01; E22; O47.</w:t>
+        <w:t>JEL コード</w:t>
+      </w:r>
+      <w:r>
+        <w:rPr>
+          <w:rFonts w:ascii="Times New Roman" w:hAnsi="Times New Roman" w:eastAsia="MS Mincho"/>
+          <w:b w:val="0"/>
+          <w:i w:val="0"/>
+          <w:sz w:val="24"/>
+        </w:rPr>
+        <w:t>: E01; E22; O47.</w:t>
       </w:r>
     </w:p>
     <w:p>
@@ -115,7 +133,7 @@
       <w:r>
         <w:rPr>
           <w:rFonts w:ascii="Times New Roman" w:hAnsi="Times New Roman" w:eastAsia="MS Mincho"/>
-          <w:b w:val="0"/>
+          <w:b/>
           <w:i w:val="0"/>
           <w:sz w:val="24"/>
         </w:rPr>
@@ -131,10 +149,19 @@
         <w:rPr>
           <w:rFonts w:ascii="Times New Roman" w:hAnsi="Times New Roman" w:eastAsia="MS Mincho"/>
           <w:b w:val="0"/>
+          <w:i/>
+          <w:sz w:val="24"/>
+        </w:rPr>
+        <w:t>利益相反</w:t>
+      </w:r>
+      <w:r>
+        <w:rPr>
+          <w:rFonts w:ascii="Times New Roman" w:hAnsi="Times New Roman" w:eastAsia="MS Mincho"/>
+          <w:b w:val="0"/>
           <w:i w:val="0"/>
           <w:sz w:val="24"/>
         </w:rPr>
-        <w:t>利益相反: 著者は開示すべき利益相反を有しない。</w:t>
+        <w:t>: 著者は開示すべき利益相反を有しない。</w:t>
       </w:r>
     </w:p>
     <w:p>
@@ -146,10 +173,19 @@
         <w:rPr>
           <w:rFonts w:ascii="Times New Roman" w:hAnsi="Times New Roman" w:eastAsia="MS Mincho"/>
           <w:b w:val="0"/>
+          <w:i/>
+          <w:sz w:val="24"/>
+        </w:rPr>
+        <w:t>資金</w:t>
+      </w:r>
+      <w:r>
+        <w:rPr>
+          <w:rFonts w:ascii="Times New Roman" w:hAnsi="Times New Roman" w:eastAsia="MS Mincho"/>
+          <w:b w:val="0"/>
           <w:i w:val="0"/>
           <w:sz w:val="24"/>
         </w:rPr>
-        <w:t>資金: 本研究に対する外部資金の提供はない。</w:t>
+        <w:t>: 本研究に対する外部資金の提供はない。</w:t>
       </w:r>
     </w:p>
     <w:p>
@@ -161,10 +197,19 @@
         <w:rPr>
           <w:rFonts w:ascii="Times New Roman" w:hAnsi="Times New Roman" w:eastAsia="MS Mincho"/>
           <w:b w:val="0"/>
+          <w:i/>
+          <w:sz w:val="24"/>
+        </w:rPr>
+        <w:t>データ・コード公開</w:t>
+      </w:r>
+      <w:r>
+        <w:rPr>
+          <w:rFonts w:ascii="Times New Roman" w:hAnsi="Times New Roman" w:eastAsia="MS Mincho"/>
+          <w:b w:val="0"/>
           <w:i w:val="0"/>
           <w:sz w:val="24"/>
         </w:rPr>
-        <w:t>データ・コード公開: 本研究で用いた Penn World Table 10.01、World Bank CWON、および World Bank WDI のデータは、それぞれ Groningen Growth and Development Centre および世界銀行から公開されている。解析スクリプト、中間結果、原稿ソースは付随する公開リポジトリ (https://github.com/bougtoir/gdp-tempo-paper) にすべて保管されている。</w:t>
+        <w:t>: 本研究で用いた Penn World Table 10.01、World Bank CWON、および World Bank WDI のデータは、それぞれ Groningen Growth and Development Centre および世界銀行から公開されている。解析スクリプト、中間結果、原稿ソースは付随する公開リポジトリ (https://github.com/bougtoir/gdp-tempo-paper) にすべて保管されている。</w:t>
       </w:r>
     </w:p>
     <w:p>
@@ -176,10 +221,19 @@
         <w:rPr>
           <w:rFonts w:ascii="Times New Roman" w:hAnsi="Times New Roman" w:eastAsia="MS Mincho"/>
           <w:b w:val="0"/>
+          <w:i/>
+          <w:sz w:val="24"/>
+        </w:rPr>
+        <w:t>AI ツールの使用</w:t>
+      </w:r>
+      <w:r>
+        <w:rPr>
+          <w:rFonts w:ascii="Times New Roman" w:hAnsi="Times New Roman" w:eastAsia="MS Mincho"/>
+          <w:b w:val="0"/>
           <w:i w:val="0"/>
           <w:sz w:val="24"/>
         </w:rPr>
-        <w:t>AI ツールの使用: 著者は文面のフォーマット整形、文体に合う語彙の選択、および解析コードの作成補助の目的で生成 AI を使用した。著者は内容を必要に応じて確認・編集しており、公表される論文の内容について全責任を負う。</w:t>
+        <w:t>: 著者は文面のフォーマット整形、文体に合う語彙の選択、および解析コードの作成補助の目的で生成 AI を使用した。著者は内容を必要に応じて確認・編集しており、公表される論文の内容について全責任を負う。</w:t>
       </w:r>
     </w:p>
     <w:p>
@@ -190,11 +244,92 @@
       <w:r>
         <w:rPr>
           <w:rFonts w:ascii="Times New Roman" w:hAnsi="Times New Roman" w:eastAsia="MS Mincho"/>
-          <w:b w:val="0"/>
+          <w:b/>
           <w:i w:val="0"/>
           <w:sz w:val="24"/>
         </w:rPr>
-        <w:t>要旨。 従来の成長会計が全要素生産性（TFP）と呼ぶもののかなりの部分が、帳簿上の人為的歪みであることを示す。これは、公式統計がゼロと置く時変タイム・トゥ・ビルドパラメータ μ(t) と省略された無形資本シェア β に起因する。OECD・中所得国39カ国（Penn World Table 10.01、世界銀行CWON、1995–2019年）について、μのドリフトとβの参入を同時に許容すると、GDP水準の標本外予測誤差が4.60%から3.99%に低下する（相対13%改善）。ソロー残差分解により、TFP成長率分散の最大30%がテンポ・ドリフト単独で説明される。反事実的国富計算によれば、公式の生産資本は高R&amp;D経済で無形資本調整後の富を0.3–1.1%過小評価している。これらの補正により、生産面（フロー）と国富面（ストック）の国民経済計算がほとんどの国で1–2%以内で整合し、Beyond-GDP 議論の長年の緊張が解消される。</w:t>
+        <w:t>要旨。</w:t>
+      </w:r>
+      <w:r>
+        <w:rPr>
+          <w:rFonts w:ascii="Times New Roman" w:hAnsi="Times New Roman" w:eastAsia="MS Mincho"/>
+          <w:b w:val="0"/>
+          <w:i w:val="0"/>
+          <w:sz w:val="24"/>
+        </w:rPr>
+        <w:t xml:space="preserve"> 従来の成長会計が全要素生産性（TFP）と呼ぶもののかなりの部分が、帳簿上の人為的歪みであることを示す。これは、公式統計がゼロと置く時変タイム・トゥ・ビルドパラメータ </w:t>
+      </w:r>
+      <w:r>
+        <w:rPr>
+          <w:rFonts w:ascii="Times New Roman" w:hAnsi="Times New Roman" w:eastAsia="MS Mincho"/>
+          <w:b w:val="0"/>
+          <w:i/>
+          <w:sz w:val="24"/>
+        </w:rPr>
+        <w:t>μ</w:t>
+      </w:r>
+      <w:r>
+        <w:rPr>
+          <w:rFonts w:ascii="Times New Roman" w:hAnsi="Times New Roman" w:eastAsia="MS Mincho"/>
+          <w:b w:val="0"/>
+          <w:i w:val="0"/>
+          <w:sz w:val="24"/>
+        </w:rPr>
+        <w:t xml:space="preserve">(t) と省略された無形資本シェア </w:t>
+      </w:r>
+      <w:r>
+        <w:rPr>
+          <w:rFonts w:ascii="Times New Roman" w:hAnsi="Times New Roman" w:eastAsia="MS Mincho"/>
+          <w:b w:val="0"/>
+          <w:i/>
+          <w:sz w:val="24"/>
+        </w:rPr>
+        <w:t>β</w:t>
+      </w:r>
+      <w:r>
+        <w:rPr>
+          <w:rFonts w:ascii="Times New Roman" w:hAnsi="Times New Roman" w:eastAsia="MS Mincho"/>
+          <w:b w:val="0"/>
+          <w:i w:val="0"/>
+          <w:sz w:val="24"/>
+        </w:rPr>
+        <w:t xml:space="preserve"> に起因する。OECD・中所得国39カ国（Penn World Table 10.01、世界銀行CWON、1995–2019年）について、</w:t>
+      </w:r>
+      <w:r>
+        <w:rPr>
+          <w:rFonts w:ascii="Times New Roman" w:hAnsi="Times New Roman" w:eastAsia="MS Mincho"/>
+          <w:b w:val="0"/>
+          <w:i/>
+          <w:sz w:val="24"/>
+        </w:rPr>
+        <w:t>μ</w:t>
+      </w:r>
+      <w:r>
+        <w:rPr>
+          <w:rFonts w:ascii="Times New Roman" w:hAnsi="Times New Roman" w:eastAsia="MS Mincho"/>
+          <w:b w:val="0"/>
+          <w:i w:val="0"/>
+          <w:sz w:val="24"/>
+        </w:rPr>
+        <w:t>のドリフトと</w:t>
+      </w:r>
+      <w:r>
+        <w:rPr>
+          <w:rFonts w:ascii="Times New Roman" w:hAnsi="Times New Roman" w:eastAsia="MS Mincho"/>
+          <w:b w:val="0"/>
+          <w:i/>
+          <w:sz w:val="24"/>
+        </w:rPr>
+        <w:t>β</w:t>
+      </w:r>
+      <w:r>
+        <w:rPr>
+          <w:rFonts w:ascii="Times New Roman" w:hAnsi="Times New Roman" w:eastAsia="MS Mincho"/>
+          <w:b w:val="0"/>
+          <w:i w:val="0"/>
+          <w:sz w:val="24"/>
+        </w:rPr>
+        <w:t>の参入を同時に許容すると、GDP水準の標本外予測誤差が4.60%から3.99%に低下する（相対13%改善）。ソロー残差分解により、TFP成長率分散の最大30%がテンポ・ドリフト単独で説明される。反事実的国富計算によれば、公式の生産資本は高R&amp;D経済で無形資本調整後の富を0.3–1.1%過小評価している。これらの補正により、生産面（フロー）と国富面（ストック）の国民経済計算がほとんどの国で1–2%以内で整合し、Beyond-GDP 議論の長年の緊張が解消される。</w:t>
       </w:r>
     </w:p>
     <w:p>
@@ -205,11 +340,20 @@
       <w:r>
         <w:rPr>
           <w:rFonts w:ascii="Times New Roman" w:hAnsi="Times New Roman" w:eastAsia="MS Mincho"/>
-          <w:b w:val="0"/>
+          <w:b/>
           <w:i w:val="0"/>
           <w:sz w:val="24"/>
         </w:rPr>
-        <w:t>キーワード: ソロー残差、タイム・トゥ・ビルド、無形資本、成長会計、国富。</w:t>
+        <w:t>キーワード</w:t>
+      </w:r>
+      <w:r>
+        <w:rPr>
+          <w:rFonts w:ascii="Times New Roman" w:hAnsi="Times New Roman" w:eastAsia="MS Mincho"/>
+          <w:b w:val="0"/>
+          <w:i w:val="0"/>
+          <w:sz w:val="24"/>
+        </w:rPr>
+        <w:t>: ソロー残差、タイム・トゥ・ビルド、無形資本、成長会計、国富。</w:t>
       </w:r>
     </w:p>
     <w:p>
@@ -220,11 +364,20 @@
       <w:r>
         <w:rPr>
           <w:rFonts w:ascii="Times New Roman" w:hAnsi="Times New Roman" w:eastAsia="MS Mincho"/>
-          <w:b w:val="0"/>
+          <w:b/>
           <w:i w:val="0"/>
           <w:sz w:val="24"/>
         </w:rPr>
-        <w:t>JEL コード: E01, E22, O47.</w:t>
+        <w:t>JEL コード</w:t>
+      </w:r>
+      <w:r>
+        <w:rPr>
+          <w:rFonts w:ascii="Times New Roman" w:hAnsi="Times New Roman" w:eastAsia="MS Mincho"/>
+          <w:b w:val="0"/>
+          <w:i w:val="0"/>
+          <w:sz w:val="24"/>
+        </w:rPr>
+        <w:t>: E01, E22, O47.</w:t>
       </w:r>
     </w:p>
     <w:p>
@@ -269,7 +422,97 @@
           <w:i w:val="0"/>
           <w:sz w:val="24"/>
         </w:rPr>
-        <w:t>第一のパラメータは、時変の投資から産出へのラグ μ(t) である。標準的な恒久棚卸法（PIM）は、投資が即座に生産的になる（μ = 0）か、固定的・時不変のラグを持つと仮定する。しかし投資の構成は、カスタムソフトウェア、クラウド基盤、製薬R&amp;D、複雑なエンジニアリングシステムといったリードタイムの長い資産へと決定的にシフトしており、原初のラグ文献が想定した建屋・設備とは懐胎期間が桁違いに異なる（OECD, 2013; Corrado et al., 2020）。μ が上昇しているのにゼロと扱うと、PIM資本ストックのタイミングが狂い、ソロー残差がその誤差を吸収する。第二のパラメータは、無形資本シェア β である。Corrado, Hulten, and Sichel (2005, 2009) が無形投資の量的な大きさを示してきたにもかかわらず、世界銀行 CWON（Lange, Wodon, and Carey, 2018）を含む公的国富会計はほとんどの無形資本を生産資本から除外したままである。β をゼロとすれば、欠落資本が再びTFPを膨張させる。</w:t>
+        <w:t xml:space="preserve">第一のパラメータは、時変の投資から産出へのラグ </w:t>
+      </w:r>
+      <w:r>
+        <w:rPr>
+          <w:rFonts w:ascii="Times New Roman" w:hAnsi="Times New Roman" w:eastAsia="MS Mincho"/>
+          <w:b w:val="0"/>
+          <w:i/>
+          <w:sz w:val="24"/>
+        </w:rPr>
+        <w:t>μ</w:t>
+      </w:r>
+      <w:r>
+        <w:rPr>
+          <w:rFonts w:ascii="Times New Roman" w:hAnsi="Times New Roman" w:eastAsia="MS Mincho"/>
+          <w:b w:val="0"/>
+          <w:i w:val="0"/>
+          <w:sz w:val="24"/>
+        </w:rPr>
+        <w:t>(t) である。標準的な恒久棚卸法（PIM）は、投資が即座に生産的になる（</w:t>
+      </w:r>
+      <w:r>
+        <w:rPr>
+          <w:rFonts w:ascii="Times New Roman" w:hAnsi="Times New Roman" w:eastAsia="MS Mincho"/>
+          <w:b w:val="0"/>
+          <w:i/>
+          <w:sz w:val="24"/>
+        </w:rPr>
+        <w:t>μ</w:t>
+      </w:r>
+      <w:r>
+        <w:rPr>
+          <w:rFonts w:ascii="Times New Roman" w:hAnsi="Times New Roman" w:eastAsia="MS Mincho"/>
+          <w:b w:val="0"/>
+          <w:i w:val="0"/>
+          <w:sz w:val="24"/>
+        </w:rPr>
+        <w:t xml:space="preserve"> = 0）か、固定的・時不変のラグを持つと仮定する。しかし投資の構成は、カスタムソフトウェア、クラウド基盤、製薬R&amp;D、複雑なエンジニアリングシステムといったリードタイムの長い資産へと決定的にシフトしており、原初のラグ文献が想定した建屋・設備とは懐胎期間が桁違いに異なる（OECD, 2013; Corrado et al., 2020）。</w:t>
+      </w:r>
+      <w:r>
+        <w:rPr>
+          <w:rFonts w:ascii="Times New Roman" w:hAnsi="Times New Roman" w:eastAsia="MS Mincho"/>
+          <w:b w:val="0"/>
+          <w:i/>
+          <w:sz w:val="24"/>
+        </w:rPr>
+        <w:t>μ</w:t>
+      </w:r>
+      <w:r>
+        <w:rPr>
+          <w:rFonts w:ascii="Times New Roman" w:hAnsi="Times New Roman" w:eastAsia="MS Mincho"/>
+          <w:b w:val="0"/>
+          <w:i w:val="0"/>
+          <w:sz w:val="24"/>
+        </w:rPr>
+        <w:t xml:space="preserve"> が上昇しているのにゼロと扱うと、PIM資本ストックのタイミングが狂い、ソロー残差がその誤差を吸収する。第二のパラメータは、無形資本シェア </w:t>
+      </w:r>
+      <w:r>
+        <w:rPr>
+          <w:rFonts w:ascii="Times New Roman" w:hAnsi="Times New Roman" w:eastAsia="MS Mincho"/>
+          <w:b w:val="0"/>
+          <w:i/>
+          <w:sz w:val="24"/>
+        </w:rPr>
+        <w:t>β</w:t>
+      </w:r>
+      <w:r>
+        <w:rPr>
+          <w:rFonts w:ascii="Times New Roman" w:hAnsi="Times New Roman" w:eastAsia="MS Mincho"/>
+          <w:b w:val="0"/>
+          <w:i w:val="0"/>
+          <w:sz w:val="24"/>
+        </w:rPr>
+        <w:t xml:space="preserve"> である。Corrado, Hulten, and Sichel (2005, 2009) が無形投資の量的な大きさを示してきたにもかかわらず、世界銀行 CWON（Lange, Wodon, and Carey, 2018）を含む公的国富会計はほとんどの無形資本を生産資本から除外したままである。</w:t>
+      </w:r>
+      <w:r>
+        <w:rPr>
+          <w:rFonts w:ascii="Times New Roman" w:hAnsi="Times New Roman" w:eastAsia="MS Mincho"/>
+          <w:b w:val="0"/>
+          <w:i/>
+          <w:sz w:val="24"/>
+        </w:rPr>
+        <w:t>β</w:t>
+      </w:r>
+      <w:r>
+        <w:rPr>
+          <w:rFonts w:ascii="Times New Roman" w:hAnsi="Times New Roman" w:eastAsia="MS Mincho"/>
+          <w:b w:val="0"/>
+          <w:i w:val="0"/>
+          <w:sz w:val="24"/>
+        </w:rPr>
+        <w:t xml:space="preserve"> をゼロとすれば、欠落資本が再びTFPを膨張させる。</w:t>
       </w:r>
     </w:p>
     <w:p>
@@ -299,7 +542,61 @@
           <w:i w:val="0"/>
           <w:sz w:val="24"/>
         </w:rPr>
-        <w:t>貢献は三つある。第一に、OECD・中所得国39カ国（Penn World Table 10.01、世界銀行CWON、1995–2019年）について μ(t) と β を同時推定し、時変 μ(t) がGDP水準の標本外予測誤差を4.60%から3.99%に低下させる（相対13%改善）ことを示す。第二に、ソロー残差分解により、テンポ・ドリフト単独でTFP成長率分散の最大30%が説明され、反事実的国富計算は公式の生産資本が高R&amp;D経済で0.3–1.1%過小評価していることを示す。第三に、同時補正により生産面（フロー）と国富面（ストック）の国民経済計算がほとんどの国で1–2%以内で整合し、Stiglitz, Sen, and Fitoussi (2009) が提唱した「統合国富会計」プログラムの最初の実証的成功例となる。</w:t>
+        <w:t xml:space="preserve">貢献は三つある。第一に、OECD・中所得国39カ国（Penn World Table 10.01、世界銀行CWON、1995–2019年）について </w:t>
+      </w:r>
+      <w:r>
+        <w:rPr>
+          <w:rFonts w:ascii="Times New Roman" w:hAnsi="Times New Roman" w:eastAsia="MS Mincho"/>
+          <w:b w:val="0"/>
+          <w:i/>
+          <w:sz w:val="24"/>
+        </w:rPr>
+        <w:t>μ</w:t>
+      </w:r>
+      <w:r>
+        <w:rPr>
+          <w:rFonts w:ascii="Times New Roman" w:hAnsi="Times New Roman" w:eastAsia="MS Mincho"/>
+          <w:b w:val="0"/>
+          <w:i w:val="0"/>
+          <w:sz w:val="24"/>
+        </w:rPr>
+        <w:t xml:space="preserve">(t) と </w:t>
+      </w:r>
+      <w:r>
+        <w:rPr>
+          <w:rFonts w:ascii="Times New Roman" w:hAnsi="Times New Roman" w:eastAsia="MS Mincho"/>
+          <w:b w:val="0"/>
+          <w:i/>
+          <w:sz w:val="24"/>
+        </w:rPr>
+        <w:t>β</w:t>
+      </w:r>
+      <w:r>
+        <w:rPr>
+          <w:rFonts w:ascii="Times New Roman" w:hAnsi="Times New Roman" w:eastAsia="MS Mincho"/>
+          <w:b w:val="0"/>
+          <w:i w:val="0"/>
+          <w:sz w:val="24"/>
+        </w:rPr>
+        <w:t xml:space="preserve"> を同時推定し、時変 </w:t>
+      </w:r>
+      <w:r>
+        <w:rPr>
+          <w:rFonts w:ascii="Times New Roman" w:hAnsi="Times New Roman" w:eastAsia="MS Mincho"/>
+          <w:b w:val="0"/>
+          <w:i/>
+          <w:sz w:val="24"/>
+        </w:rPr>
+        <w:t>μ</w:t>
+      </w:r>
+      <w:r>
+        <w:rPr>
+          <w:rFonts w:ascii="Times New Roman" w:hAnsi="Times New Roman" w:eastAsia="MS Mincho"/>
+          <w:b w:val="0"/>
+          <w:i w:val="0"/>
+          <w:sz w:val="24"/>
+        </w:rPr>
+        <w:t>(t) がGDP水準の標本外予測誤差を4.60%から3.99%に低下させる（相対13%改善）ことを示す。第二に、ソロー残差分解により、テンポ・ドリフト単独でTFP成長率分散の最大30%が説明され、反事実的国富計算は公式の生産資本が高R&amp;D経済で0.3–1.1%過小評価していることを示す。第三に、同時補正により生産面（フロー）と国富面（ストック）の国民経済計算がほとんどの国で1–2%以内で整合し、Stiglitz, Sen, and Fitoussi (2009) が提唱した「統合国富会計」プログラムの最初の実証的成功例となる。</w:t>
       </w:r>
     </w:p>
     <w:p>
@@ -340,11 +637,74 @@
       <w:r>
         <w:rPr>
           <w:rFonts w:ascii="Times New Roman" w:hAnsi="Times New Roman" w:eastAsia="MS Mincho"/>
-          <w:b w:val="0"/>
+          <w:b/>
           <w:i w:val="0"/>
           <w:sz w:val="24"/>
         </w:rPr>
-        <w:t>資本会計とタイム・トゥ・ビルド。 Kydland and Prescott (1982) 以来、景気循環モデルに多期間投資ラグを入れることは標準となった。経験推定はほぼすべて固定ラグ構造に基づくものであり、全期間で単一の μ を推定するか、景気後退・拡大で少数の場面別 μ を推定するかである（Mayer, 1960; Koeva, 2000）。Kaboski (2005) は産業横断的不均一性を記録するが、やはり時不変扱いである。近年の拡張（Altug, 1989; Christiano and Todd, 1996; Edge, 2007）はラグ分布を部門構成に依存させる確率的拡張を探求しているものの、μ が数十年規模で系統的にドリフトすることを許容していない。人口学における平均出産年齢の時変を資本に移す試みは、我々の知る限り存在しない。この欠落は結果として重要である。1990 年以降の投資は、カスタム産業ソフトウェア、クラウド基盤、製薬 R&amp;D、複雑なエンジニアリング・システムなどリードタイムの長い資産への構成シフトを実際に経験しており、原初の投資ラグ文献が想定した 1960 年代型の建屋・設備資産とは桁 1 つ近く異なる懐胎期間を要する（OECD, 2013; Corrado et al., 2020）。</w:t>
+        <w:t>資本会計とタイム・トゥ・ビルド。</w:t>
+      </w:r>
+      <w:r>
+        <w:rPr>
+          <w:rFonts w:ascii="Times New Roman" w:hAnsi="Times New Roman" w:eastAsia="MS Mincho"/>
+          <w:b w:val="0"/>
+          <w:i w:val="0"/>
+          <w:sz w:val="24"/>
+        </w:rPr>
+        <w:t xml:space="preserve"> Kydland and Prescott (1982) 以来、景気循環モデルに多期間投資ラグを入れることは標準となった。経験推定はほぼすべて固定ラグ構造に基づくものであり、全期間で単一の </w:t>
+      </w:r>
+      <w:r>
+        <w:rPr>
+          <w:rFonts w:ascii="Times New Roman" w:hAnsi="Times New Roman" w:eastAsia="MS Mincho"/>
+          <w:b w:val="0"/>
+          <w:i/>
+          <w:sz w:val="24"/>
+        </w:rPr>
+        <w:t>μ</w:t>
+      </w:r>
+      <w:r>
+        <w:rPr>
+          <w:rFonts w:ascii="Times New Roman" w:hAnsi="Times New Roman" w:eastAsia="MS Mincho"/>
+          <w:b w:val="0"/>
+          <w:i w:val="0"/>
+          <w:sz w:val="24"/>
+        </w:rPr>
+        <w:t xml:space="preserve"> を推定するか、景気後退・拡大で少数の場面別 </w:t>
+      </w:r>
+      <w:r>
+        <w:rPr>
+          <w:rFonts w:ascii="Times New Roman" w:hAnsi="Times New Roman" w:eastAsia="MS Mincho"/>
+          <w:b w:val="0"/>
+          <w:i/>
+          <w:sz w:val="24"/>
+        </w:rPr>
+        <w:t>μ</w:t>
+      </w:r>
+      <w:r>
+        <w:rPr>
+          <w:rFonts w:ascii="Times New Roman" w:hAnsi="Times New Roman" w:eastAsia="MS Mincho"/>
+          <w:b w:val="0"/>
+          <w:i w:val="0"/>
+          <w:sz w:val="24"/>
+        </w:rPr>
+        <w:t xml:space="preserve"> を推定するかである（Mayer, 1960; Koeva, 2000）。Kaboski (2005) は産業横断的不均一性を記録するが、やはり時不変扱いである。近年の拡張（Altug, 1989; Christiano and Todd, 1996; Edge, 2007）はラグ分布を部門構成に依存させる確率的拡張を探求しているものの、</w:t>
+      </w:r>
+      <w:r>
+        <w:rPr>
+          <w:rFonts w:ascii="Times New Roman" w:hAnsi="Times New Roman" w:eastAsia="MS Mincho"/>
+          <w:b w:val="0"/>
+          <w:i/>
+          <w:sz w:val="24"/>
+        </w:rPr>
+        <w:t>μ</w:t>
+      </w:r>
+      <w:r>
+        <w:rPr>
+          <w:rFonts w:ascii="Times New Roman" w:hAnsi="Times New Roman" w:eastAsia="MS Mincho"/>
+          <w:b w:val="0"/>
+          <w:i w:val="0"/>
+          <w:sz w:val="24"/>
+        </w:rPr>
+        <w:t xml:space="preserve"> が数十年規模で系統的にドリフトすることを許容していない。人口学における平均出産年齢の時変を資本に移す試みは、我々の知る限り存在しない。この欠落は結果として重要である。1990 年以降の投資は、カスタム産業ソフトウェア、クラウド基盤、製薬 R&amp;D、複雑なエンジニアリング・システムなどリードタイムの長い資産への構成シフトを実際に経験しており、原初の投資ラグ文献が想定した 1960 年代型の建屋・設備資産とは桁 1 つ近く異なる懐胎期間を要する（OECD, 2013; Corrado et al., 2020）。</w:t>
       </w:r>
     </w:p>
     <w:p>
@@ -355,11 +715,56 @@
       <w:r>
         <w:rPr>
           <w:rFonts w:ascii="Times New Roman" w:hAnsi="Times New Roman" w:eastAsia="MS Mincho"/>
-          <w:b w:val="0"/>
+          <w:b/>
           <w:i w:val="0"/>
           <w:sz w:val="24"/>
         </w:rPr>
-        <w:t>無形資本。 Corrado, Hulten, and Sichel (2005, 2009) の一連の研究によって、ソフトウェア、R&amp;D、デザイン、ブランド、組織資本、訓練が先進国の生産性成長の 30〜60 % を占めるとの国際的証拠は頑健となった（INTAN-Invest: Corrado et al., 2016; Roth, 2023）。2008 年の国民経済計算体系（SNA）改訂は R&amp;D を生産資本に取り込んだが、それ以外の広範な無形資本――組織資本、ブランド、訓練、購入デザイン・サービス、一部の金融イノベーション――は世界銀行 CWON を含め多くの公式バランスシートから除外されたままである（Lange et al., 2018, 第 3 章）。De Rassenfosse and Jaffe (2018) および Haskel and Westlake (2017, 2022) が強調するように、この脱落は測定資本の水準のみならず、無形シェアが拡張している局面――まさに本稿の 1995〜2019 年サンプルがそれに当たる――での含意生産性成長率をも歪める。重要なことに、無形シェア β はグローバル定数ではない。日本、ドイツ、一部の東アジア経済は調和測定の下でも米国より小さな無形シェアを保持する（Corrado et al., 2020）。したがって β は国別パラメータであるべきであり、本稿の第 IV 節でもそのように扱う。</w:t>
+        <w:t>無形資本。</w:t>
+      </w:r>
+      <w:r>
+        <w:rPr>
+          <w:rFonts w:ascii="Times New Roman" w:hAnsi="Times New Roman" w:eastAsia="MS Mincho"/>
+          <w:b w:val="0"/>
+          <w:i w:val="0"/>
+          <w:sz w:val="24"/>
+        </w:rPr>
+        <w:t xml:space="preserve"> Corrado, Hulten, and Sichel (2005, 2009) の一連の研究によって、ソフトウェア、R&amp;D、デザイン、ブランド、組織資本、訓練が先進国の生産性成長の 30〜60 % を占めるとの国際的証拠は頑健となった（INTAN-Invest: Corrado et al., 2016; Roth, 2023）。2008 年の国民経済計算体系（SNA）改訂は R&amp;D を生産資本に取り込んだが、それ以外の広範な無形資本――組織資本、ブランド、訓練、購入デザイン・サービス、一部の金融イノベーション――は世界銀行 CWON を含め多くの公式バランスシートから除外されたままである（Lange et al., 2018, 第 3 章）。De Rassenfosse and Jaffe (2018) および Haskel and Westlake (2017, 2022) が強調するように、この脱落は測定資本の水準のみならず、無形シェアが拡張している局面――まさに本稿の 1995〜2019 年サンプルがそれに当たる――での含意生産性成長率をも歪める。重要なことに、無形シェア </w:t>
+      </w:r>
+      <w:r>
+        <w:rPr>
+          <w:rFonts w:ascii="Times New Roman" w:hAnsi="Times New Roman" w:eastAsia="MS Mincho"/>
+          <w:b w:val="0"/>
+          <w:i/>
+          <w:sz w:val="24"/>
+        </w:rPr>
+        <w:t>β</w:t>
+      </w:r>
+      <w:r>
+        <w:rPr>
+          <w:rFonts w:ascii="Times New Roman" w:hAnsi="Times New Roman" w:eastAsia="MS Mincho"/>
+          <w:b w:val="0"/>
+          <w:i w:val="0"/>
+          <w:sz w:val="24"/>
+        </w:rPr>
+        <w:t xml:space="preserve"> はグローバル定数ではない。日本、ドイツ、一部の東アジア経済は調和測定の下でも米国より小さな無形シェアを保持する（Corrado et al., 2020）。したがって </w:t>
+      </w:r>
+      <w:r>
+        <w:rPr>
+          <w:rFonts w:ascii="Times New Roman" w:hAnsi="Times New Roman" w:eastAsia="MS Mincho"/>
+          <w:b w:val="0"/>
+          <w:i/>
+          <w:sz w:val="24"/>
+        </w:rPr>
+        <w:t>β</w:t>
+      </w:r>
+      <w:r>
+        <w:rPr>
+          <w:rFonts w:ascii="Times New Roman" w:hAnsi="Times New Roman" w:eastAsia="MS Mincho"/>
+          <w:b w:val="0"/>
+          <w:i w:val="0"/>
+          <w:sz w:val="24"/>
+        </w:rPr>
+        <w:t xml:space="preserve"> は国別パラメータであるべきであり、本稿の第 IV 節でもそのように扱う。</w:t>
       </w:r>
     </w:p>
     <w:p>
@@ -370,11 +775,20 @@
       <w:r>
         <w:rPr>
           <w:rFonts w:ascii="Times New Roman" w:hAnsi="Times New Roman" w:eastAsia="MS Mincho"/>
-          <w:b w:val="0"/>
+          <w:b/>
           <w:i w:val="0"/>
           <w:sz w:val="24"/>
         </w:rPr>
-        <w:t>国富会計。 Stiglitz-Sen-Fitoussi (2009) から Jorgenson (2018), Managi-Kumar (2018) に至る Beyond-GDP 運動は、GDP を国富集計で置換・補完することを提案している。しかし実証的には、主要三集計（SEEA、IWI、CWON）は互いにも、独立に再構築した PIM ストックとも有意に食い違う（Arrow et al., 2012; Dasgupta, 2021）。主流の診断は測定誤差と自然資本の扱いに帰する。本稿は、より地味な犯人――誤設定されたタイム・トゥ・ビルドと省かれた無形シェア――が乖離のかなりの部分を説明することを示す。</w:t>
+        <w:t>国富会計。</w:t>
+      </w:r>
+      <w:r>
+        <w:rPr>
+          <w:rFonts w:ascii="Times New Roman" w:hAnsi="Times New Roman" w:eastAsia="MS Mincho"/>
+          <w:b w:val="0"/>
+          <w:i w:val="0"/>
+          <w:sz w:val="24"/>
+        </w:rPr>
+        <w:t xml:space="preserve"> Stiglitz-Sen-Fitoussi (2009) から Jorgenson (2018), Managi-Kumar (2018) に至る Beyond-GDP 運動は、GDP を国富集計で置換・補完することを提案している。しかし実証的には、主要三集計（SEEA、IWI、CWON）は互いにも、独立に再構築した PIM ストックとも有意に食い違う（Arrow et al., 2012; Dasgupta, 2021）。主流の診断は測定誤差と自然資本の扱いに帰する。本稿は、より地味な犯人――誤設定されたタイム・トゥ・ビルドと省かれた無形シェア――が乖離のかなりの部分を説明することを示す。</w:t>
       </w:r>
     </w:p>
     <w:p>
@@ -385,11 +799,101 @@
       <w:r>
         <w:rPr>
           <w:rFonts w:ascii="Times New Roman" w:hAnsi="Times New Roman" w:eastAsia="MS Mincho"/>
-          <w:b w:val="0"/>
+          <w:b/>
           <w:i w:val="0"/>
           <w:sz w:val="24"/>
         </w:rPr>
-        <w:t>人口学におけるテンポと忘却パラメータ。 Bongaarts and Feeney (1998) は TFR\ = TFR/(1 − r(t)) の調整を導入した。r(t)* は平均出産年齢の年変化である。Goldstein, Lutz, and Scherbov (2003) は、パリティ別の「忘れられた」分散 σ を再導入しない限り Bongaarts-Feeney が上限にとどまることを示した。Kohler, Billari, and Ortega (2002) と Bongaarts and Sobotka (2012) が欧州データで両知見を追認している。構造的教訓――ストック過程の期間統計はタイミング分布のドリフトで汚染される、そして一つの省かれた量パラメータで整合性が回復する――こそ我々が資本勘定へ移植するものである。</w:t>
+        <w:t>人口学におけるテンポと忘却パラメータ。</w:t>
+      </w:r>
+      <w:r>
+        <w:rPr>
+          <w:rFonts w:ascii="Times New Roman" w:hAnsi="Times New Roman" w:eastAsia="MS Mincho"/>
+          <w:b w:val="0"/>
+          <w:i w:val="0"/>
+          <w:sz w:val="24"/>
+        </w:rPr>
+        <w:t xml:space="preserve"> Bongaarts and Feeney (1998) は </w:t>
+      </w:r>
+      <w:r>
+        <w:rPr>
+          <w:rFonts w:ascii="Times New Roman" w:hAnsi="Times New Roman" w:eastAsia="MS Mincho"/>
+          <w:b w:val="0"/>
+          <w:i/>
+          <w:sz w:val="24"/>
+        </w:rPr>
+        <w:t>TFR</w:t>
+      </w:r>
+      <w:r>
+        <w:rPr>
+          <w:rFonts w:ascii="Times New Roman" w:hAnsi="Times New Roman" w:eastAsia="MS Mincho"/>
+          <w:b w:val="0"/>
+          <w:i/>
+          <w:sz w:val="24"/>
+        </w:rPr>
+        <w:t xml:space="preserve"> = </w:t>
+      </w:r>
+      <w:r>
+        <w:rPr>
+          <w:rFonts w:ascii="Times New Roman" w:hAnsi="Times New Roman" w:eastAsia="MS Mincho"/>
+          <w:b w:val="0"/>
+          <w:i w:val="0"/>
+          <w:sz w:val="24"/>
+        </w:rPr>
+        <w:t>TFR</w:t>
+      </w:r>
+      <w:r>
+        <w:rPr>
+          <w:rFonts w:ascii="Times New Roman" w:hAnsi="Times New Roman" w:eastAsia="MS Mincho"/>
+          <w:b w:val="0"/>
+          <w:i/>
+          <w:sz w:val="24"/>
+        </w:rPr>
+        <w:t xml:space="preserve">/(1 − </w:t>
+      </w:r>
+      <w:r>
+        <w:rPr>
+          <w:rFonts w:ascii="Times New Roman" w:hAnsi="Times New Roman" w:eastAsia="MS Mincho"/>
+          <w:b w:val="0"/>
+          <w:i w:val="0"/>
+          <w:sz w:val="24"/>
+        </w:rPr>
+        <w:t>r(t)</w:t>
+      </w:r>
+      <w:r>
+        <w:rPr>
+          <w:rFonts w:ascii="Times New Roman" w:hAnsi="Times New Roman" w:eastAsia="MS Mincho"/>
+          <w:b w:val="0"/>
+          <w:i/>
+          <w:sz w:val="24"/>
+        </w:rPr>
+        <w:t>) の調整を導入した。</w:t>
+      </w:r>
+      <w:r>
+        <w:rPr>
+          <w:rFonts w:ascii="Times New Roman" w:hAnsi="Times New Roman" w:eastAsia="MS Mincho"/>
+          <w:b w:val="0"/>
+          <w:i w:val="0"/>
+          <w:sz w:val="24"/>
+        </w:rPr>
+        <w:t xml:space="preserve">r(t)* は平均出産年齢の年変化である。Goldstein, Lutz, and Scherbov (2003) は、パリティ別の「忘れられた」分散 </w:t>
+      </w:r>
+      <w:r>
+        <w:rPr>
+          <w:rFonts w:ascii="Times New Roman" w:hAnsi="Times New Roman" w:eastAsia="MS Mincho"/>
+          <w:b w:val="0"/>
+          <w:i/>
+          <w:sz w:val="24"/>
+        </w:rPr>
+        <w:t>σ</w:t>
+      </w:r>
+      <w:r>
+        <w:rPr>
+          <w:rFonts w:ascii="Times New Roman" w:hAnsi="Times New Roman" w:eastAsia="MS Mincho"/>
+          <w:b w:val="0"/>
+          <w:i w:val="0"/>
+          <w:sz w:val="24"/>
+        </w:rPr>
+        <w:t xml:space="preserve"> を再導入しない限り Bongaarts-Feeney が上限にとどまることを示した。Kohler, Billari, and Ortega (2002) と Bongaarts and Sobotka (2012) が欧州データで両知見を追認している。構造的教訓――ストック過程の期間統計はタイミング分布のドリフトで汚染される、そして一つの省かれた量パラメータで整合性が回復する――こそ我々が資本勘定へ移植するものである。</w:t>
       </w:r>
     </w:p>
     <w:p>
@@ -400,11 +904,76 @@
       <w:r>
         <w:rPr>
           <w:rFonts w:ascii="Times New Roman" w:hAnsi="Times New Roman" w:eastAsia="MS Mincho"/>
-          <w:b w:val="0"/>
+          <w:b/>
           <w:i w:val="0"/>
           <w:sz w:val="24"/>
         </w:rPr>
-        <w:t>医療と人的資本の持続可能性。 進行中の姉妹論文は、医療支出から平均寿命へのラグ μ_H が 2000 年以降 OECD で年 0.15 年ずつ延伸していること、ならびに忘却パラメータ β_H（予防・R&amp;D 向け支出シェア）が米日寿命格差のさらなる部分を説明することを示す。同論文は本稿と同じ量・テンポ分解を用いる。</w:t>
+        <w:t>医療と人的資本の持続可能性。</w:t>
+      </w:r>
+      <w:r>
+        <w:rPr>
+          <w:rFonts w:ascii="Times New Roman" w:hAnsi="Times New Roman" w:eastAsia="MS Mincho"/>
+          <w:b w:val="0"/>
+          <w:i w:val="0"/>
+          <w:sz w:val="24"/>
+        </w:rPr>
+        <w:t xml:space="preserve"> 進行中の姉妹論文は、医療支出から平均寿命へのラグ </w:t>
+      </w:r>
+      <w:r>
+        <w:rPr>
+          <w:rFonts w:ascii="Times New Roman" w:hAnsi="Times New Roman" w:eastAsia="MS Mincho"/>
+          <w:b w:val="0"/>
+          <w:i/>
+          <w:sz w:val="24"/>
+        </w:rPr>
+        <w:t>μ</w:t>
+      </w:r>
+      <w:r>
+        <w:rPr>
+          <w:rFonts w:ascii="Times New Roman" w:hAnsi="Times New Roman" w:eastAsia="MS Mincho"/>
+          <w:b w:val="0"/>
+          <w:i/>
+          <w:sz w:val="24"/>
+          <w:vertAlign w:val="subscript"/>
+        </w:rPr>
+        <w:t>H</w:t>
+      </w:r>
+      <w:r>
+        <w:rPr>
+          <w:rFonts w:ascii="Times New Roman" w:hAnsi="Times New Roman" w:eastAsia="MS Mincho"/>
+          <w:b w:val="0"/>
+          <w:i w:val="0"/>
+          <w:sz w:val="24"/>
+        </w:rPr>
+        <w:t xml:space="preserve"> が 2000 年以降 OECD で年 0.15 年ずつ延伸していること、ならびに忘却パラメータ </w:t>
+      </w:r>
+      <w:r>
+        <w:rPr>
+          <w:rFonts w:ascii="Times New Roman" w:hAnsi="Times New Roman" w:eastAsia="MS Mincho"/>
+          <w:b w:val="0"/>
+          <w:i/>
+          <w:sz w:val="24"/>
+        </w:rPr>
+        <w:t>β</w:t>
+      </w:r>
+      <w:r>
+        <w:rPr>
+          <w:rFonts w:ascii="Times New Roman" w:hAnsi="Times New Roman" w:eastAsia="MS Mincho"/>
+          <w:b w:val="0"/>
+          <w:i/>
+          <w:sz w:val="24"/>
+          <w:vertAlign w:val="subscript"/>
+        </w:rPr>
+        <w:t>H</w:t>
+      </w:r>
+      <w:r>
+        <w:rPr>
+          <w:rFonts w:ascii="Times New Roman" w:hAnsi="Times New Roman" w:eastAsia="MS Mincho"/>
+          <w:b w:val="0"/>
+          <w:i w:val="0"/>
+          <w:sz w:val="24"/>
+        </w:rPr>
+        <w:t>（予防・R&amp;D 向け支出シェア）が米日寿命格差のさらなる部分を説明することを示す。同論文は本稿と同じ量・テンポ分解を用いる。</w:t>
       </w:r>
     </w:p>
     <w:p>
@@ -415,11 +984,20 @@
       <w:r>
         <w:rPr>
           <w:rFonts w:ascii="Times New Roman" w:hAnsi="Times New Roman" w:eastAsia="MS Mincho"/>
-          <w:b w:val="0"/>
+          <w:b/>
           <w:i w:val="0"/>
           <w:sz w:val="24"/>
         </w:rPr>
-        <w:t>本稿が埋める間隙。 上記文献は (i) 資本タイム・トゥ・ビルド、(ii) 無形、(iii) 国富集計、(iv) 人口テンポの各テーマを個別に扱ってきた。(a) 時変タイム・トゥ・ビルドを推定し、(b) CHS の無形シェアを回復し、(c) 国富恒等式で両者を同時制御する、という三位一体の先行研究は我々の知る限り存在しない。</w:t>
+        <w:t>本稿が埋める間隙。</w:t>
+      </w:r>
+      <w:r>
+        <w:rPr>
+          <w:rFonts w:ascii="Times New Roman" w:hAnsi="Times New Roman" w:eastAsia="MS Mincho"/>
+          <w:b w:val="0"/>
+          <w:i w:val="0"/>
+          <w:sz w:val="24"/>
+        </w:rPr>
+        <w:t xml:space="preserve"> 上記文献は (i) 資本タイム・トゥ・ビルド、(ii) 無形、(iii) 国富集計、(iv) 人口テンポの各テーマを個別に扱ってきた。(a) 時変タイム・トゥ・ビルドを推定し、(b) CHS の無形シェアを回復し、(c) 国富恒等式で両者を同時制御する、という三位一体の先行研究は我々の知る限り存在しない。</w:t>
       </w:r>
     </w:p>
     <w:p>
@@ -468,17 +1046,124 @@
     </w:p>
     <w:p>
       <w:pPr>
-        <w:spacing w:after="120" w:line="480" w:lineRule="auto"/>
-        <w:ind w:firstLine="480"/>
+        <w:spacing w:before="240" w:after="240" w:line="480" w:lineRule="auto"/>
+        <w:ind w:firstLine="0"/>
+        <w:jc w:val="center"/>
+        <w:tabs>
+          <w:tab w:val="right" w:pos="9072" w:leader="none"/>
+        </w:tabs>
       </w:pPr>
       <w:r>
         <w:rPr>
           <w:rFonts w:ascii="Times New Roman" w:hAnsi="Times New Roman" w:eastAsia="MS Mincho"/>
           <w:b w:val="0"/>
+          <w:i/>
+          <w:sz w:val="24"/>
+        </w:rPr>
+        <w:t>K</w:t>
+      </w:r>
+      <w:r>
+        <w:rPr>
+          <w:rFonts w:ascii="Times New Roman" w:hAnsi="Times New Roman" w:eastAsia="MS Mincho"/>
+          <w:b w:val="0"/>
+          <w:i/>
+          <w:sz w:val="24"/>
+          <w:vertAlign w:val="subscript"/>
+        </w:rPr>
+        <w:t>i</w:t>
+      </w:r>
+      <w:r>
+        <w:rPr>
+          <w:rFonts w:ascii="Times New Roman" w:hAnsi="Times New Roman" w:eastAsia="MS Mincho"/>
+          <w:b w:val="0"/>
+          <w:i/>
+          <w:sz w:val="24"/>
+        </w:rPr>
+        <w:t xml:space="preserve">nstant(t) = (1 − </w:t>
+      </w:r>
+      <w:r>
+        <w:rPr>
+          <w:rFonts w:ascii="Times New Roman" w:hAnsi="Times New Roman" w:eastAsia="MS Mincho"/>
+          <w:b w:val="0"/>
+          <w:i/>
+          <w:sz w:val="24"/>
+        </w:rPr>
+        <w:t>δ</w:t>
+      </w:r>
+      <w:r>
+        <w:rPr>
+          <w:rFonts w:ascii="Times New Roman" w:hAnsi="Times New Roman" w:eastAsia="MS Mincho"/>
+          <w:b w:val="0"/>
+          <w:i/>
+          <w:sz w:val="24"/>
+          <w:vertAlign w:val="subscript"/>
+        </w:rPr>
+        <w:t>t-1</w:t>
+      </w:r>
+      <w:r>
+        <w:rPr>
+          <w:rFonts w:ascii="Times New Roman" w:hAnsi="Times New Roman" w:eastAsia="MS Mincho"/>
+          <w:b w:val="0"/>
+          <w:i/>
+          <w:sz w:val="24"/>
+        </w:rPr>
+        <w:t>) K</w:t>
+      </w:r>
+      <w:r>
+        <w:rPr>
+          <w:rFonts w:ascii="Times New Roman" w:hAnsi="Times New Roman" w:eastAsia="MS Mincho"/>
+          <w:b w:val="0"/>
+          <w:i/>
+          <w:sz w:val="24"/>
+          <w:vertAlign w:val="subscript"/>
+        </w:rPr>
+        <w:t>i</w:t>
+      </w:r>
+      <w:r>
+        <w:rPr>
+          <w:rFonts w:ascii="Times New Roman" w:hAnsi="Times New Roman" w:eastAsia="MS Mincho"/>
+          <w:b w:val="0"/>
+          <w:i/>
+          <w:sz w:val="24"/>
+        </w:rPr>
+        <w:t>nstant(t−1) + I</w:t>
+      </w:r>
+      <w:r>
+        <w:rPr>
+          <w:rFonts w:ascii="Times New Roman" w:hAnsi="Times New Roman" w:eastAsia="MS Mincho"/>
+          <w:b w:val="0"/>
+          <w:i/>
+          <w:sz w:val="24"/>
+          <w:vertAlign w:val="subscript"/>
+        </w:rPr>
+        <w:t>t-1</w:t>
+      </w:r>
+      <w:r>
+        <w:rPr>
+          <w:rFonts w:ascii="Times New Roman" w:hAnsi="Times New Roman" w:eastAsia="MS Mincho"/>
+          <w:b w:val="0"/>
+          <w:i/>
+          <w:sz w:val="24"/>
+        </w:rPr>
+        <w:t>,</w:t>
+      </w:r>
+      <w:r>
+        <w:rPr>
+          <w:rFonts w:ascii="Times New Roman" w:hAnsi="Times New Roman" w:eastAsia="MS Mincho"/>
+          <w:b w:val="0"/>
           <w:i w:val="0"/>
           <w:sz w:val="24"/>
         </w:rPr>
-        <w:t>K_instant(t) = (1 − δ_{t-1}) K_instant(t−1) + I_{t-1},                         (M0)</w:t>
+        <w:tab/>
+      </w:r>
+      <w:r>
+        <w:rPr>
+          <w:rFonts w:ascii="Times New Roman" w:hAnsi="Times New Roman" w:eastAsia="MS Mincho"/>
+          <w:b w:val="0"/>
+          <w:i w:val="0"/>
+          <w:sz w:val="24"/>
+        </w:rPr>
+        <w:t>(M0)</w:t>
       </w:r>
     </w:p>
     <w:p>
@@ -498,17 +1183,177 @@
     </w:p>
     <w:p>
       <w:pPr>
-        <w:spacing w:after="120" w:line="480" w:lineRule="auto"/>
-        <w:ind w:firstLine="480"/>
+        <w:spacing w:before="240" w:after="240" w:line="480" w:lineRule="auto"/>
+        <w:ind w:firstLine="0"/>
+        <w:jc w:val="center"/>
+        <w:tabs>
+          <w:tab w:val="right" w:pos="9072" w:leader="none"/>
+        </w:tabs>
       </w:pPr>
       <w:r>
         <w:rPr>
           <w:rFonts w:ascii="Times New Roman" w:hAnsi="Times New Roman" w:eastAsia="MS Mincho"/>
           <w:b w:val="0"/>
+          <w:i/>
+          <w:sz w:val="24"/>
+        </w:rPr>
+        <w:t xml:space="preserve">K(t; </w:t>
+      </w:r>
+      <w:r>
+        <w:rPr>
+          <w:rFonts w:ascii="Times New Roman" w:hAnsi="Times New Roman" w:eastAsia="MS Mincho"/>
+          <w:b w:val="0"/>
+          <w:i/>
+          <w:sz w:val="24"/>
+        </w:rPr>
+        <w:t>μ</w:t>
+      </w:r>
+      <w:r>
+        <w:rPr>
+          <w:rFonts w:ascii="Times New Roman" w:hAnsi="Times New Roman" w:eastAsia="MS Mincho"/>
+          <w:b w:val="0"/>
+          <w:i/>
+          <w:sz w:val="24"/>
+        </w:rPr>
+        <w:t xml:space="preserve">) = (1 − </w:t>
+      </w:r>
+      <w:r>
+        <w:rPr>
+          <w:rFonts w:ascii="Times New Roman" w:hAnsi="Times New Roman" w:eastAsia="MS Mincho"/>
+          <w:b w:val="0"/>
+          <w:i/>
+          <w:sz w:val="24"/>
+        </w:rPr>
+        <w:t>δ</w:t>
+      </w:r>
+      <w:r>
+        <w:rPr>
+          <w:rFonts w:ascii="Times New Roman" w:hAnsi="Times New Roman" w:eastAsia="MS Mincho"/>
+          <w:b w:val="0"/>
+          <w:i/>
+          <w:sz w:val="24"/>
+          <w:vertAlign w:val="subscript"/>
+        </w:rPr>
+        <w:t>t-1</w:t>
+      </w:r>
+      <w:r>
+        <w:rPr>
+          <w:rFonts w:ascii="Times New Roman" w:hAnsi="Times New Roman" w:eastAsia="MS Mincho"/>
+          <w:b w:val="0"/>
+          <w:i/>
+          <w:sz w:val="24"/>
+        </w:rPr>
+        <w:t xml:space="preserve">) K(t−1; </w:t>
+      </w:r>
+      <w:r>
+        <w:rPr>
+          <w:rFonts w:ascii="Times New Roman" w:hAnsi="Times New Roman" w:eastAsia="MS Mincho"/>
+          <w:b w:val="0"/>
+          <w:i/>
+          <w:sz w:val="24"/>
+        </w:rPr>
+        <w:t>μ</w:t>
+      </w:r>
+      <w:r>
+        <w:rPr>
+          <w:rFonts w:ascii="Times New Roman" w:hAnsi="Times New Roman" w:eastAsia="MS Mincho"/>
+          <w:b w:val="0"/>
+          <w:i/>
+          <w:sz w:val="24"/>
+        </w:rPr>
+        <w:t xml:space="preserve">) + </w:t>
+      </w:r>
+      <w:r>
+        <w:rPr>
+          <w:rFonts w:ascii="Times New Roman" w:hAnsi="Times New Roman" w:eastAsia="MS Mincho"/>
+          <w:b w:val="0"/>
+          <w:i/>
+          <w:sz w:val="24"/>
+        </w:rPr>
+        <w:t>Σ</w:t>
+      </w:r>
+      <w:r>
+        <w:rPr>
+          <w:rFonts w:ascii="Times New Roman" w:hAnsi="Times New Roman" w:eastAsia="MS Mincho"/>
+          <w:b w:val="0"/>
+          <w:i/>
+          <w:sz w:val="24"/>
+        </w:rPr>
+        <w:t>ₛ w</w:t>
+      </w:r>
+      <w:r>
+        <w:rPr>
+          <w:rFonts w:ascii="Times New Roman" w:hAnsi="Times New Roman" w:eastAsia="MS Mincho"/>
+          <w:b w:val="0"/>
+          <w:i/>
+          <w:sz w:val="24"/>
+          <w:vertAlign w:val="subscript"/>
+        </w:rPr>
+        <w:t>s</w:t>
+      </w:r>
+      <w:r>
+        <w:rPr>
+          <w:rFonts w:ascii="Times New Roman" w:hAnsi="Times New Roman" w:eastAsia="MS Mincho"/>
+          <w:b w:val="0"/>
+          <w:i/>
+          <w:sz w:val="24"/>
+        </w:rPr>
+        <w:t>(</w:t>
+      </w:r>
+      <w:r>
+        <w:rPr>
+          <w:rFonts w:ascii="Times New Roman" w:hAnsi="Times New Roman" w:eastAsia="MS Mincho"/>
+          <w:b w:val="0"/>
+          <w:i/>
+          <w:sz w:val="24"/>
+        </w:rPr>
+        <w:t>μ</w:t>
+      </w:r>
+      <w:r>
+        <w:rPr>
+          <w:rFonts w:ascii="Times New Roman" w:hAnsi="Times New Roman" w:eastAsia="MS Mincho"/>
+          <w:b w:val="0"/>
+          <w:i/>
+          <w:sz w:val="24"/>
+        </w:rPr>
+        <w:t>) I</w:t>
+      </w:r>
+      <w:r>
+        <w:rPr>
+          <w:rFonts w:ascii="Times New Roman" w:hAnsi="Times New Roman" w:eastAsia="MS Mincho"/>
+          <w:b w:val="0"/>
+          <w:i/>
+          <w:sz w:val="24"/>
+          <w:vertAlign w:val="subscript"/>
+        </w:rPr>
+        <w:t>t-1-s</w:t>
+      </w:r>
+      <w:r>
+        <w:rPr>
+          <w:rFonts w:ascii="Times New Roman" w:hAnsi="Times New Roman" w:eastAsia="MS Mincho"/>
+          <w:b w:val="0"/>
+          <w:i/>
+          <w:sz w:val="24"/>
+        </w:rPr>
+        <w:t>,</w:t>
+      </w:r>
+      <w:r>
+        <w:rPr>
+          <w:rFonts w:ascii="Times New Roman" w:hAnsi="Times New Roman" w:eastAsia="MS Mincho"/>
+          <w:b w:val="0"/>
           <w:i w:val="0"/>
           <w:sz w:val="24"/>
         </w:rPr>
-        <w:t>K(t; μ) = (1 − δ_{t-1}) K(t−1; μ) + Σₛ w_s(μ) I_{t-1-s},                     (M1)</w:t>
+        <w:tab/>
+      </w:r>
+      <w:r>
+        <w:rPr>
+          <w:rFonts w:ascii="Times New Roman" w:hAnsi="Times New Roman" w:eastAsia="MS Mincho"/>
+          <w:b w:val="0"/>
+          <w:i w:val="0"/>
+          <w:sz w:val="24"/>
+        </w:rPr>
+        <w:t>(M1)</w:t>
       </w:r>
     </w:p>
     <w:p>
@@ -523,7 +1368,280 @@
           <w:i w:val="0"/>
           <w:sz w:val="24"/>
         </w:rPr>
-        <w:t>ただし幾何的重み w_s(μ) = (1 − θ)·θ^s、θ = μ/(1+μ)、すなわち平均ラグはちょうど μ 年である。ラグ文献との本質的差別化は、μ に線形時変を許すことにある：</w:t>
+        <w:t xml:space="preserve">ただし幾何的重み </w:t>
+      </w:r>
+      <w:r>
+        <w:rPr>
+          <w:rFonts w:ascii="Times New Roman" w:hAnsi="Times New Roman" w:eastAsia="MS Mincho"/>
+          <w:b w:val="0"/>
+          <w:i/>
+          <w:sz w:val="24"/>
+        </w:rPr>
+        <w:t>w</w:t>
+      </w:r>
+      <w:r>
+        <w:rPr>
+          <w:rFonts w:ascii="Times New Roman" w:hAnsi="Times New Roman" w:eastAsia="MS Mincho"/>
+          <w:b w:val="0"/>
+          <w:i/>
+          <w:sz w:val="24"/>
+          <w:vertAlign w:val="subscript"/>
+        </w:rPr>
+        <w:t>s</w:t>
+      </w:r>
+      <w:r>
+        <w:rPr>
+          <w:rFonts w:ascii="Times New Roman" w:hAnsi="Times New Roman" w:eastAsia="MS Mincho"/>
+          <w:b w:val="0"/>
+          <w:i/>
+          <w:sz w:val="24"/>
+        </w:rPr>
+        <w:t>(</w:t>
+      </w:r>
+      <w:r>
+        <w:rPr>
+          <w:rFonts w:ascii="Times New Roman" w:hAnsi="Times New Roman" w:eastAsia="MS Mincho"/>
+          <w:b w:val="0"/>
+          <w:i/>
+          <w:sz w:val="24"/>
+        </w:rPr>
+        <w:t>μ</w:t>
+      </w:r>
+      <w:r>
+        <w:rPr>
+          <w:rFonts w:ascii="Times New Roman" w:hAnsi="Times New Roman" w:eastAsia="MS Mincho"/>
+          <w:b w:val="0"/>
+          <w:i/>
+          <w:sz w:val="24"/>
+        </w:rPr>
+        <w:t xml:space="preserve">) = (1 − </w:t>
+      </w:r>
+      <w:r>
+        <w:rPr>
+          <w:rFonts w:ascii="Times New Roman" w:hAnsi="Times New Roman" w:eastAsia="MS Mincho"/>
+          <w:b w:val="0"/>
+          <w:i/>
+          <w:sz w:val="24"/>
+        </w:rPr>
+        <w:t>θ</w:t>
+      </w:r>
+      <w:r>
+        <w:rPr>
+          <w:rFonts w:ascii="Times New Roman" w:hAnsi="Times New Roman" w:eastAsia="MS Mincho"/>
+          <w:b w:val="0"/>
+          <w:i/>
+          <w:sz w:val="24"/>
+        </w:rPr>
+        <w:t>)·</w:t>
+      </w:r>
+      <w:r>
+        <w:rPr>
+          <w:rFonts w:ascii="Times New Roman" w:hAnsi="Times New Roman" w:eastAsia="MS Mincho"/>
+          <w:b w:val="0"/>
+          <w:i/>
+          <w:sz w:val="24"/>
+        </w:rPr>
+        <w:t>θ</w:t>
+      </w:r>
+      <w:r>
+        <w:rPr>
+          <w:rFonts w:ascii="Times New Roman" w:hAnsi="Times New Roman" w:eastAsia="MS Mincho"/>
+          <w:b w:val="0"/>
+          <w:i/>
+          <w:sz w:val="24"/>
+          <w:vertAlign w:val="superscript"/>
+        </w:rPr>
+        <w:t>s</w:t>
+      </w:r>
+      <w:r>
+        <w:rPr>
+          <w:rFonts w:ascii="Times New Roman" w:hAnsi="Times New Roman" w:eastAsia="MS Mincho"/>
+          <w:b w:val="0"/>
+          <w:i w:val="0"/>
+          <w:sz w:val="24"/>
+        </w:rPr>
+        <w:t>、</w:t>
+      </w:r>
+      <w:r>
+        <w:rPr>
+          <w:rFonts w:ascii="Times New Roman" w:hAnsi="Times New Roman" w:eastAsia="MS Mincho"/>
+          <w:b w:val="0"/>
+          <w:i/>
+          <w:sz w:val="24"/>
+        </w:rPr>
+        <w:t>θ</w:t>
+      </w:r>
+      <w:r>
+        <w:rPr>
+          <w:rFonts w:ascii="Times New Roman" w:hAnsi="Times New Roman" w:eastAsia="MS Mincho"/>
+          <w:b w:val="0"/>
+          <w:i/>
+          <w:sz w:val="24"/>
+        </w:rPr>
+        <w:t xml:space="preserve"> = </w:t>
+      </w:r>
+      <w:r>
+        <w:rPr>
+          <w:rFonts w:ascii="Times New Roman" w:hAnsi="Times New Roman" w:eastAsia="MS Mincho"/>
+          <w:b w:val="0"/>
+          <w:i/>
+          <w:sz w:val="24"/>
+        </w:rPr>
+        <w:t>μ</w:t>
+      </w:r>
+      <w:r>
+        <w:rPr>
+          <w:rFonts w:ascii="Times New Roman" w:hAnsi="Times New Roman" w:eastAsia="MS Mincho"/>
+          <w:b w:val="0"/>
+          <w:i/>
+          <w:sz w:val="24"/>
+        </w:rPr>
+        <w:t>/(1+</w:t>
+      </w:r>
+      <w:r>
+        <w:rPr>
+          <w:rFonts w:ascii="Times New Roman" w:hAnsi="Times New Roman" w:eastAsia="MS Mincho"/>
+          <w:b w:val="0"/>
+          <w:i/>
+          <w:sz w:val="24"/>
+        </w:rPr>
+        <w:t>μ</w:t>
+      </w:r>
+      <w:r>
+        <w:rPr>
+          <w:rFonts w:ascii="Times New Roman" w:hAnsi="Times New Roman" w:eastAsia="MS Mincho"/>
+          <w:b w:val="0"/>
+          <w:i/>
+          <w:sz w:val="24"/>
+        </w:rPr>
+        <w:t>)</w:t>
+      </w:r>
+      <w:r>
+        <w:rPr>
+          <w:rFonts w:ascii="Times New Roman" w:hAnsi="Times New Roman" w:eastAsia="MS Mincho"/>
+          <w:b w:val="0"/>
+          <w:i w:val="0"/>
+          <w:sz w:val="24"/>
+        </w:rPr>
+        <w:t xml:space="preserve">、すなわち平均ラグはちょうど </w:t>
+      </w:r>
+      <w:r>
+        <w:rPr>
+          <w:rFonts w:ascii="Times New Roman" w:hAnsi="Times New Roman" w:eastAsia="MS Mincho"/>
+          <w:b w:val="0"/>
+          <w:i/>
+          <w:sz w:val="24"/>
+        </w:rPr>
+        <w:t>μ</w:t>
+      </w:r>
+      <w:r>
+        <w:rPr>
+          <w:rFonts w:ascii="Times New Roman" w:hAnsi="Times New Roman" w:eastAsia="MS Mincho"/>
+          <w:b w:val="0"/>
+          <w:i w:val="0"/>
+          <w:sz w:val="24"/>
+        </w:rPr>
+        <w:t xml:space="preserve"> 年である。ラグ文献との本質的差別化は、</w:t>
+      </w:r>
+      <w:r>
+        <w:rPr>
+          <w:rFonts w:ascii="Times New Roman" w:hAnsi="Times New Roman" w:eastAsia="MS Mincho"/>
+          <w:b w:val="0"/>
+          <w:i/>
+          <w:sz w:val="24"/>
+        </w:rPr>
+        <w:t>μ</w:t>
+      </w:r>
+      <w:r>
+        <w:rPr>
+          <w:rFonts w:ascii="Times New Roman" w:hAnsi="Times New Roman" w:eastAsia="MS Mincho"/>
+          <w:b w:val="0"/>
+          <w:i w:val="0"/>
+          <w:sz w:val="24"/>
+        </w:rPr>
+        <w:t xml:space="preserve"> に線形時変を許すことにある：</w:t>
+      </w:r>
+    </w:p>
+    <w:p>
+      <w:pPr>
+        <w:spacing w:before="240" w:after="240" w:line="480" w:lineRule="auto"/>
+        <w:ind w:firstLine="0"/>
+        <w:jc w:val="center"/>
+        <w:tabs>
+          <w:tab w:val="right" w:pos="9072" w:leader="none"/>
+        </w:tabs>
+      </w:pPr>
+      <w:r>
+        <w:rPr>
+          <w:rFonts w:ascii="Times New Roman" w:hAnsi="Times New Roman" w:eastAsia="MS Mincho"/>
+          <w:b w:val="0"/>
+          <w:i/>
+          <w:sz w:val="24"/>
+        </w:rPr>
+        <w:t>μ</w:t>
+      </w:r>
+      <w:r>
+        <w:rPr>
+          <w:rFonts w:ascii="Times New Roman" w:hAnsi="Times New Roman" w:eastAsia="MS Mincho"/>
+          <w:b w:val="0"/>
+          <w:i/>
+          <w:sz w:val="24"/>
+        </w:rPr>
+        <w:t xml:space="preserve">(t) = </w:t>
+      </w:r>
+      <w:r>
+        <w:rPr>
+          <w:rFonts w:ascii="Times New Roman" w:hAnsi="Times New Roman" w:eastAsia="MS Mincho"/>
+          <w:b w:val="0"/>
+          <w:i/>
+          <w:sz w:val="24"/>
+        </w:rPr>
+        <w:t>μ</w:t>
+      </w:r>
+      <w:r>
+        <w:rPr>
+          <w:rFonts w:ascii="Times New Roman" w:hAnsi="Times New Roman" w:eastAsia="MS Mincho"/>
+          <w:b w:val="0"/>
+          <w:i/>
+          <w:sz w:val="24"/>
+        </w:rPr>
+        <w:t xml:space="preserve">₀ + </w:t>
+      </w:r>
+      <w:r>
+        <w:rPr>
+          <w:rFonts w:ascii="Times New Roman" w:hAnsi="Times New Roman" w:eastAsia="MS Mincho"/>
+          <w:b w:val="0"/>
+          <w:i/>
+          <w:sz w:val="24"/>
+        </w:rPr>
+        <w:t>μ</w:t>
+      </w:r>
+      <w:r>
+        <w:rPr>
+          <w:rFonts w:ascii="Times New Roman" w:hAnsi="Times New Roman" w:eastAsia="MS Mincho"/>
+          <w:b w:val="0"/>
+          <w:i/>
+          <w:sz w:val="24"/>
+        </w:rPr>
+        <w:t>₁·(t − t₀),</w:t>
+      </w:r>
+      <w:r>
+        <w:rPr>
+          <w:rFonts w:ascii="Times New Roman" w:hAnsi="Times New Roman" w:eastAsia="MS Mincho"/>
+          <w:b w:val="0"/>
+          <w:i w:val="0"/>
+          <w:sz w:val="24"/>
+        </w:rPr>
+        <w:tab/>
+      </w:r>
+      <w:r>
+        <w:rPr>
+          <w:rFonts w:ascii="Times New Roman" w:hAnsi="Times New Roman" w:eastAsia="MS Mincho"/>
+          <w:b w:val="0"/>
+          <w:i w:val="0"/>
+          <w:sz w:val="24"/>
+        </w:rPr>
+        <w:t>(M2)</w:t>
       </w:r>
     </w:p>
     <w:p>
@@ -538,7 +1656,75 @@
           <w:i w:val="0"/>
           <w:sz w:val="24"/>
         </w:rPr>
-        <w:t>μ(t) = μ₀ + μ₁·(t − t₀),                                                    (M2)</w:t>
+        <w:t xml:space="preserve">ここで </w:t>
+      </w:r>
+      <w:r>
+        <w:rPr>
+          <w:rFonts w:ascii="Times New Roman" w:hAnsi="Times New Roman" w:eastAsia="MS Mincho"/>
+          <w:b w:val="0"/>
+          <w:i/>
+          <w:sz w:val="24"/>
+        </w:rPr>
+        <w:t>μ</w:t>
+      </w:r>
+      <w:r>
+        <w:rPr>
+          <w:rFonts w:ascii="Times New Roman" w:hAnsi="Times New Roman" w:eastAsia="MS Mincho"/>
+          <w:b w:val="0"/>
+          <w:i w:val="0"/>
+          <w:sz w:val="24"/>
+        </w:rPr>
+        <w:t xml:space="preserve">₁ は Bongaarts-Feeney の意味での「テンポ」である。正の </w:t>
+      </w:r>
+      <w:r>
+        <w:rPr>
+          <w:rFonts w:ascii="Times New Roman" w:hAnsi="Times New Roman" w:eastAsia="MS Mincho"/>
+          <w:b w:val="0"/>
+          <w:i/>
+          <w:sz w:val="24"/>
+        </w:rPr>
+        <w:t>μ</w:t>
+      </w:r>
+      <w:r>
+        <w:rPr>
+          <w:rFonts w:ascii="Times New Roman" w:hAnsi="Times New Roman" w:eastAsia="MS Mincho"/>
+          <w:b w:val="0"/>
+          <w:i w:val="0"/>
+          <w:sz w:val="24"/>
+        </w:rPr>
+        <w:t xml:space="preserve">₁ は平均的投資がより長期化すること――たとえばデジタルインフラ、R&amp;D プラットフォーム、複雑な多年度組立を要する投資が増えること――を、負の </w:t>
+      </w:r>
+      <w:r>
+        <w:rPr>
+          <w:rFonts w:ascii="Times New Roman" w:hAnsi="Times New Roman" w:eastAsia="MS Mincho"/>
+          <w:b w:val="0"/>
+          <w:i/>
+          <w:sz w:val="24"/>
+        </w:rPr>
+        <w:t>μ</w:t>
+      </w:r>
+      <w:r>
+        <w:rPr>
+          <w:rFonts w:ascii="Times New Roman" w:hAnsi="Times New Roman" w:eastAsia="MS Mincho"/>
+          <w:b w:val="0"/>
+          <w:i w:val="0"/>
+          <w:sz w:val="24"/>
+        </w:rPr>
+        <w:t>₁ はその逆を意味する。</w:t>
+      </w:r>
+    </w:p>
+    <w:p>
+      <w:pPr>
+        <w:spacing w:before="360" w:after="120" w:line="480" w:lineRule="auto"/>
+      </w:pPr>
+      <w:r>
+        <w:rPr>
+          <w:rFonts w:ascii="Times New Roman" w:hAnsi="Times New Roman" w:eastAsia="MS Mincho"/>
+          <w:b/>
+          <w:i w:val="0"/>
+          <w:sz w:val="24"/>
+        </w:rPr>
+        <w:t>III.2 ストック側の無形資本：忘れられた β</w:t>
       </w:r>
     </w:p>
     <w:p>
@@ -550,24 +1736,307 @@
         <w:rPr>
           <w:rFonts w:ascii="Times New Roman" w:hAnsi="Times New Roman" w:eastAsia="MS Mincho"/>
           <w:b w:val="0"/>
+          <w:i/>
+          <w:sz w:val="24"/>
+        </w:rPr>
+        <w:t>K</w:t>
+      </w:r>
+      <w:r>
+        <w:rPr>
+          <w:rFonts w:ascii="Times New Roman" w:hAnsi="Times New Roman" w:eastAsia="MS Mincho"/>
+          <w:b w:val="0"/>
+          <w:i/>
+          <w:sz w:val="24"/>
+          <w:vertAlign w:val="subscript"/>
+        </w:rPr>
+        <w:t>t</w:t>
+      </w:r>
+      <w:r>
+        <w:rPr>
+          <w:rFonts w:ascii="Times New Roman" w:hAnsi="Times New Roman" w:eastAsia="MS Mincho"/>
+          <w:b w:val="0"/>
+          <w:i/>
+          <w:sz w:val="24"/>
+        </w:rPr>
+        <w:t>ang(t)</w:t>
+      </w:r>
+      <w:r>
+        <w:rPr>
+          <w:rFonts w:ascii="Times New Roman" w:hAnsi="Times New Roman" w:eastAsia="MS Mincho"/>
+          <w:b w:val="0"/>
           <w:i w:val="0"/>
           <w:sz w:val="24"/>
         </w:rPr>
-        <w:t>ここで μ₁ は Bongaarts-Feeney の意味での「テンポ」である。正の μ₁ は平均的投資がより長期化すること――たとえばデジタルインフラ、R&amp;D プラットフォーム、複雑な多年度組立を要する投資が増えること――を、負の μ₁ はその逆を意味する。</w:t>
+        <w:t xml:space="preserve"> を (M1)-(M2) から得られる有形 PIM ストックとし、</w:t>
+      </w:r>
+      <w:r>
+        <w:rPr>
+          <w:rFonts w:ascii="Times New Roman" w:hAnsi="Times New Roman" w:eastAsia="MS Mincho"/>
+          <w:b w:val="0"/>
+          <w:i/>
+          <w:sz w:val="24"/>
+        </w:rPr>
+        <w:t>K</w:t>
+      </w:r>
+      <w:r>
+        <w:rPr>
+          <w:rFonts w:ascii="Times New Roman" w:hAnsi="Times New Roman" w:eastAsia="MS Mincho"/>
+          <w:b w:val="0"/>
+          <w:i/>
+          <w:sz w:val="24"/>
+          <w:vertAlign w:val="subscript"/>
+        </w:rPr>
+        <w:t>I</w:t>
+      </w:r>
+      <w:r>
+        <w:rPr>
+          <w:rFonts w:ascii="Times New Roman" w:hAnsi="Times New Roman" w:eastAsia="MS Mincho"/>
+          <w:b w:val="0"/>
+          <w:i/>
+          <w:sz w:val="24"/>
+        </w:rPr>
+        <w:t>(t)</w:t>
+      </w:r>
+      <w:r>
+        <w:rPr>
+          <w:rFonts w:ascii="Times New Roman" w:hAnsi="Times New Roman" w:eastAsia="MS Mincho"/>
+          <w:b w:val="0"/>
+          <w:i w:val="0"/>
+          <w:sz w:val="24"/>
+        </w:rPr>
+        <w:t xml:space="preserve"> を R&amp;D 支出を減耗率 </w:t>
+      </w:r>
+      <w:r>
+        <w:rPr>
+          <w:rFonts w:ascii="Times New Roman" w:hAnsi="Times New Roman" w:eastAsia="MS Mincho"/>
+          <w:b w:val="0"/>
+          <w:i/>
+          <w:sz w:val="24"/>
+        </w:rPr>
+        <w:t>δ</w:t>
+      </w:r>
+      <w:r>
+        <w:rPr>
+          <w:rFonts w:ascii="Times New Roman" w:hAnsi="Times New Roman" w:eastAsia="MS Mincho"/>
+          <w:b w:val="0"/>
+          <w:i/>
+          <w:sz w:val="24"/>
+          <w:vertAlign w:val="subscript"/>
+        </w:rPr>
+        <w:t>I</w:t>
+      </w:r>
+      <w:r>
+        <w:rPr>
+          <w:rFonts w:ascii="Times New Roman" w:hAnsi="Times New Roman" w:eastAsia="MS Mincho"/>
+          <w:b w:val="0"/>
+          <w:i w:val="0"/>
+          <w:sz w:val="24"/>
+        </w:rPr>
+        <w:t xml:space="preserve"> = 0.15 で幾何的 PIM 化した無形ストックとする（Corrado-Hulten-Sichel, 2009）。無形を含む拡張生産関数は：</w:t>
       </w:r>
     </w:p>
     <w:p>
       <w:pPr>
-        <w:spacing w:before="360" w:after="120" w:line="480" w:lineRule="auto"/>
+        <w:spacing w:before="240" w:after="240" w:line="480" w:lineRule="auto"/>
+        <w:ind w:firstLine="0"/>
+        <w:jc w:val="center"/>
+        <w:tabs>
+          <w:tab w:val="right" w:pos="9072" w:leader="none"/>
+        </w:tabs>
       </w:pPr>
       <w:r>
         <w:rPr>
           <w:rFonts w:ascii="Times New Roman" w:hAnsi="Times New Roman" w:eastAsia="MS Mincho"/>
-          <w:b/>
+          <w:b w:val="0"/>
+          <w:i/>
+          <w:sz w:val="24"/>
+        </w:rPr>
+        <w:t>log Y</w:t>
+      </w:r>
+      <w:r>
+        <w:rPr>
+          <w:rFonts w:ascii="Times New Roman" w:hAnsi="Times New Roman" w:eastAsia="MS Mincho"/>
+          <w:b w:val="0"/>
+          <w:i/>
+          <w:sz w:val="24"/>
+          <w:vertAlign w:val="subscript"/>
+        </w:rPr>
+        <w:t>t</w:t>
+      </w:r>
+      <w:r>
+        <w:rPr>
+          <w:rFonts w:ascii="Times New Roman" w:hAnsi="Times New Roman" w:eastAsia="MS Mincho"/>
+          <w:b w:val="0"/>
+          <w:i/>
+          <w:sz w:val="24"/>
+        </w:rPr>
+        <w:t xml:space="preserve"> = </w:t>
+      </w:r>
+      <w:r>
+        <w:rPr>
+          <w:rFonts w:ascii="Times New Roman" w:hAnsi="Times New Roman" w:eastAsia="MS Mincho"/>
+          <w:b w:val="0"/>
+          <w:i/>
+          <w:sz w:val="24"/>
+        </w:rPr>
+        <w:t>α</w:t>
+      </w:r>
+      <w:r>
+        <w:rPr>
+          <w:rFonts w:ascii="Times New Roman" w:hAnsi="Times New Roman" w:eastAsia="MS Mincho"/>
+          <w:b w:val="0"/>
+          <w:i/>
+          <w:sz w:val="24"/>
+        </w:rPr>
+        <w:t xml:space="preserve"> log K</w:t>
+      </w:r>
+      <w:r>
+        <w:rPr>
+          <w:rFonts w:ascii="Times New Roman" w:hAnsi="Times New Roman" w:eastAsia="MS Mincho"/>
+          <w:b w:val="0"/>
+          <w:i/>
+          <w:sz w:val="24"/>
+          <w:vertAlign w:val="subscript"/>
+        </w:rPr>
+        <w:t>t</w:t>
+      </w:r>
+      <w:r>
+        <w:rPr>
+          <w:rFonts w:ascii="Times New Roman" w:hAnsi="Times New Roman" w:eastAsia="MS Mincho"/>
+          <w:b w:val="0"/>
+          <w:i/>
+          <w:sz w:val="24"/>
+        </w:rPr>
+        <w:t xml:space="preserve">ang(t) + </w:t>
+      </w:r>
+      <w:r>
+        <w:rPr>
+          <w:rFonts w:ascii="Times New Roman" w:hAnsi="Times New Roman" w:eastAsia="MS Mincho"/>
+          <w:b w:val="0"/>
+          <w:i/>
+          <w:sz w:val="24"/>
+        </w:rPr>
+        <w:t>β</w:t>
+      </w:r>
+      <w:r>
+        <w:rPr>
+          <w:rFonts w:ascii="Times New Roman" w:hAnsi="Times New Roman" w:eastAsia="MS Mincho"/>
+          <w:b w:val="0"/>
+          <w:i/>
+          <w:sz w:val="24"/>
+        </w:rPr>
+        <w:t xml:space="preserve"> log K</w:t>
+      </w:r>
+      <w:r>
+        <w:rPr>
+          <w:rFonts w:ascii="Times New Roman" w:hAnsi="Times New Roman" w:eastAsia="MS Mincho"/>
+          <w:b w:val="0"/>
+          <w:i/>
+          <w:sz w:val="24"/>
+          <w:vertAlign w:val="subscript"/>
+        </w:rPr>
+        <w:t>I</w:t>
+      </w:r>
+      <w:r>
+        <w:rPr>
+          <w:rFonts w:ascii="Times New Roman" w:hAnsi="Times New Roman" w:eastAsia="MS Mincho"/>
+          <w:b w:val="0"/>
+          <w:i/>
+          <w:sz w:val="24"/>
+        </w:rPr>
+        <w:t xml:space="preserve">(t) + (1 − </w:t>
+      </w:r>
+      <w:r>
+        <w:rPr>
+          <w:rFonts w:ascii="Times New Roman" w:hAnsi="Times New Roman" w:eastAsia="MS Mincho"/>
+          <w:b w:val="0"/>
+          <w:i/>
+          <w:sz w:val="24"/>
+        </w:rPr>
+        <w:t>α</w:t>
+      </w:r>
+      <w:r>
+        <w:rPr>
+          <w:rFonts w:ascii="Times New Roman" w:hAnsi="Times New Roman" w:eastAsia="MS Mincho"/>
+          <w:b w:val="0"/>
+          <w:i/>
+          <w:sz w:val="24"/>
+        </w:rPr>
+        <w:t xml:space="preserve"> − </w:t>
+      </w:r>
+      <w:r>
+        <w:rPr>
+          <w:rFonts w:ascii="Times New Roman" w:hAnsi="Times New Roman" w:eastAsia="MS Mincho"/>
+          <w:b w:val="0"/>
+          <w:i/>
+          <w:sz w:val="24"/>
+        </w:rPr>
+        <w:t>β</w:t>
+      </w:r>
+      <w:r>
+        <w:rPr>
+          <w:rFonts w:ascii="Times New Roman" w:hAnsi="Times New Roman" w:eastAsia="MS Mincho"/>
+          <w:b w:val="0"/>
+          <w:i/>
+          <w:sz w:val="24"/>
+        </w:rPr>
+        <w:t>) log L</w:t>
+      </w:r>
+      <w:r>
+        <w:rPr>
+          <w:rFonts w:ascii="Times New Roman" w:hAnsi="Times New Roman" w:eastAsia="MS Mincho"/>
+          <w:b w:val="0"/>
+          <w:i/>
+          <w:sz w:val="24"/>
+          <w:vertAlign w:val="subscript"/>
+        </w:rPr>
+        <w:t>t</w:t>
+      </w:r>
+      <w:r>
+        <w:rPr>
+          <w:rFonts w:ascii="Times New Roman" w:hAnsi="Times New Roman" w:eastAsia="MS Mincho"/>
+          <w:b w:val="0"/>
+          <w:i/>
+          <w:sz w:val="24"/>
+        </w:rPr>
+        <w:t xml:space="preserve"> + log A</w:t>
+      </w:r>
+      <w:r>
+        <w:rPr>
+          <w:rFonts w:ascii="Times New Roman" w:hAnsi="Times New Roman" w:eastAsia="MS Mincho"/>
+          <w:b w:val="0"/>
+          <w:i/>
+          <w:sz w:val="24"/>
+          <w:vertAlign w:val="subscript"/>
+        </w:rPr>
+        <w:t>t</w:t>
+      </w:r>
+      <w:r>
+        <w:rPr>
+          <w:rFonts w:ascii="Times New Roman" w:hAnsi="Times New Roman" w:eastAsia="MS Mincho"/>
+          <w:b w:val="0"/>
+          <w:i/>
+          <w:sz w:val="24"/>
+        </w:rPr>
+        <w:t>,</w:t>
+      </w:r>
+      <w:r>
+        <w:rPr>
+          <w:rFonts w:ascii="Times New Roman" w:hAnsi="Times New Roman" w:eastAsia="MS Mincho"/>
+          <w:b w:val="0"/>
           <w:i w:val="0"/>
           <w:sz w:val="24"/>
         </w:rPr>
-        <w:t>III.2 ストック側の無形資本：忘れられた β</w:t>
+        <w:tab/>
+      </w:r>
+      <w:r>
+        <w:rPr>
+          <w:rFonts w:ascii="Times New Roman" w:hAnsi="Times New Roman" w:eastAsia="MS Mincho"/>
+          <w:b w:val="0"/>
+          <w:i w:val="0"/>
+          <w:sz w:val="24"/>
+        </w:rPr>
+        <w:t>(M3)</w:t>
       </w:r>
     </w:p>
     <w:p>
@@ -582,7 +2051,93 @@
           <w:i w:val="0"/>
           <w:sz w:val="24"/>
         </w:rPr>
-        <w:t>K_tang(t) を (M1)-(M2) から得られる有形 PIM ストックとし、K_I(t) を R&amp;D 支出を減耗率 δ_I = 0.15 で幾何的 PIM 化した無形ストックとする（Corrado-Hulten-Sichel, 2009）。無形を含む拡張生産関数は：</w:t>
+        <w:t xml:space="preserve">ここで </w:t>
+      </w:r>
+      <w:r>
+        <w:rPr>
+          <w:rFonts w:ascii="Times New Roman" w:hAnsi="Times New Roman" w:eastAsia="MS Mincho"/>
+          <w:b w:val="0"/>
+          <w:i/>
+          <w:sz w:val="24"/>
+        </w:rPr>
+        <w:t>β</w:t>
+      </w:r>
+      <w:r>
+        <w:rPr>
+          <w:rFonts w:ascii="Times New Roman" w:hAnsi="Times New Roman" w:eastAsia="MS Mincho"/>
+          <w:b w:val="0"/>
+          <w:i w:val="0"/>
+          <w:sz w:val="24"/>
+        </w:rPr>
+        <w:t xml:space="preserve"> は無形シェアである。標準慣行は </w:t>
+      </w:r>
+      <w:r>
+        <w:rPr>
+          <w:rFonts w:ascii="Times New Roman" w:hAnsi="Times New Roman" w:eastAsia="MS Mincho"/>
+          <w:b w:val="0"/>
+          <w:i/>
+          <w:sz w:val="24"/>
+        </w:rPr>
+        <w:t>β</w:t>
+      </w:r>
+      <w:r>
+        <w:rPr>
+          <w:rFonts w:ascii="Times New Roman" w:hAnsi="Times New Roman" w:eastAsia="MS Mincho"/>
+          <w:b w:val="0"/>
+          <w:i w:val="0"/>
+          <w:sz w:val="24"/>
+        </w:rPr>
+        <w:t xml:space="preserve"> = 0 を課す（Solow; 本稿 M0・M1 も同様）。</w:t>
+      </w:r>
+      <w:r>
+        <w:rPr>
+          <w:rFonts w:ascii="Times New Roman" w:hAnsi="Times New Roman" w:eastAsia="MS Mincho"/>
+          <w:b w:val="0"/>
+          <w:i/>
+          <w:sz w:val="24"/>
+        </w:rPr>
+        <w:t>β</w:t>
+      </w:r>
+      <w:r>
+        <w:rPr>
+          <w:rFonts w:ascii="Times New Roman" w:hAnsi="Times New Roman" w:eastAsia="MS Mincho"/>
+          <w:b w:val="0"/>
+          <w:i w:val="0"/>
+          <w:sz w:val="24"/>
+        </w:rPr>
+        <w:t xml:space="preserve"> &gt; 0 を推定することは、Goldstein-Lutz-Scherbov における </w:t>
+      </w:r>
+      <w:r>
+        <w:rPr>
+          <w:rFonts w:ascii="Times New Roman" w:hAnsi="Times New Roman" w:eastAsia="MS Mincho"/>
+          <w:b w:val="0"/>
+          <w:i/>
+          <w:sz w:val="24"/>
+        </w:rPr>
+        <w:t>σ</w:t>
+      </w:r>
+      <w:r>
+        <w:rPr>
+          <w:rFonts w:ascii="Times New Roman" w:hAnsi="Times New Roman" w:eastAsia="MS Mincho"/>
+          <w:b w:val="0"/>
+          <w:i w:val="0"/>
+          <w:sz w:val="24"/>
+        </w:rPr>
+        <w:t xml:space="preserve"> 再導入の資本会計上の類似物である。</w:t>
+      </w:r>
+    </w:p>
+    <w:p>
+      <w:pPr>
+        <w:spacing w:before="360" w:after="120" w:line="480" w:lineRule="auto"/>
+      </w:pPr>
+      <w:r>
+        <w:rPr>
+          <w:rFonts w:ascii="Times New Roman" w:hAnsi="Times New Roman" w:eastAsia="MS Mincho"/>
+          <w:b/>
+          <w:i w:val="0"/>
+          <w:sz w:val="24"/>
+        </w:rPr>
+        <w:t>III.3 統合恒等式：フロー＝ストック同時損失関数</w:t>
       </w:r>
     </w:p>
     <w:p>
@@ -597,7 +2152,90 @@
           <w:i w:val="0"/>
           <w:sz w:val="24"/>
         </w:rPr>
-        <w:t>log Y_t = α log K_tang(t) + β log K_I(t) + (1 − α − β) log L_t + log A_t,    (M3)</w:t>
+        <w:t xml:space="preserve">整合的な国富集計 </w:t>
+      </w:r>
+      <w:r>
+        <w:rPr>
+          <w:rFonts w:ascii="Times New Roman" w:hAnsi="Times New Roman" w:eastAsia="MS Mincho"/>
+          <w:b w:val="0"/>
+          <w:i/>
+          <w:sz w:val="24"/>
+        </w:rPr>
+        <w:t>W(t)</w:t>
+      </w:r>
+      <w:r>
+        <w:rPr>
+          <w:rFonts w:ascii="Times New Roman" w:hAnsi="Times New Roman" w:eastAsia="MS Mincho"/>
+          <w:b w:val="0"/>
+          <w:i w:val="0"/>
+          <w:sz w:val="24"/>
+        </w:rPr>
+        <w:t xml:space="preserve"> は帳簿恒等式</w:t>
+      </w:r>
+    </w:p>
+    <w:p>
+      <w:pPr>
+        <w:spacing w:before="240" w:after="240" w:line="480" w:lineRule="auto"/>
+        <w:ind w:firstLine="0"/>
+        <w:jc w:val="center"/>
+        <w:tabs>
+          <w:tab w:val="right" w:pos="9072" w:leader="none"/>
+        </w:tabs>
+      </w:pPr>
+      <w:r>
+        <w:rPr>
+          <w:rFonts w:ascii="Times New Roman" w:hAnsi="Times New Roman" w:eastAsia="MS Mincho"/>
+          <w:b w:val="0"/>
+          <w:i/>
+          <w:sz w:val="24"/>
+        </w:rPr>
+        <w:t xml:space="preserve">dW/dt = S(Y) − </w:t>
+      </w:r>
+      <w:r>
+        <w:rPr>
+          <w:rFonts w:ascii="Times New Roman" w:hAnsi="Times New Roman" w:eastAsia="MS Mincho"/>
+          <w:b w:val="0"/>
+          <w:i/>
+          <w:sz w:val="24"/>
+        </w:rPr>
+        <w:t>δ</w:t>
+      </w:r>
+      <w:r>
+        <w:rPr>
+          <w:rFonts w:ascii="Times New Roman" w:hAnsi="Times New Roman" w:eastAsia="MS Mincho"/>
+          <w:b w:val="0"/>
+          <w:i/>
+          <w:sz w:val="24"/>
+          <w:vertAlign w:val="subscript"/>
+        </w:rPr>
+        <w:t>W</w:t>
+      </w:r>
+      <w:r>
+        <w:rPr>
+          <w:rFonts w:ascii="Times New Roman" w:hAnsi="Times New Roman" w:eastAsia="MS Mincho"/>
+          <w:b w:val="0"/>
+          <w:i/>
+          <w:sz w:val="24"/>
+        </w:rPr>
+        <w:t xml:space="preserve"> · W,</w:t>
+      </w:r>
+      <w:r>
+        <w:rPr>
+          <w:rFonts w:ascii="Times New Roman" w:hAnsi="Times New Roman" w:eastAsia="MS Mincho"/>
+          <w:b w:val="0"/>
+          <w:i w:val="0"/>
+          <w:sz w:val="24"/>
+        </w:rPr>
+        <w:tab/>
+      </w:r>
+      <w:r>
+        <w:rPr>
+          <w:rFonts w:ascii="Times New Roman" w:hAnsi="Times New Roman" w:eastAsia="MS Mincho"/>
+          <w:b w:val="0"/>
+          <w:i w:val="0"/>
+          <w:sz w:val="24"/>
+        </w:rPr>
+        <w:t>(1)</w:t>
       </w:r>
     </w:p>
     <w:p>
@@ -612,21 +2250,263 @@
           <w:i w:val="0"/>
           <w:sz w:val="24"/>
         </w:rPr>
-        <w:t>ここで β は無形シェアである。標準慣行は β = 0 を課す（Solow; 本稿 M0・M1 も同様）。β &gt; 0 を推定することは、Goldstein-Lutz-Scherbov における σ 再導入の資本会計上の類似物である。</w:t>
+        <w:t>を必ず満たす。(1) のもとで、生産側を支配する {</w:t>
+      </w:r>
+      <w:r>
+        <w:rPr>
+          <w:rFonts w:ascii="Times New Roman" w:hAnsi="Times New Roman" w:eastAsia="MS Mincho"/>
+          <w:b w:val="0"/>
+          <w:i/>
+          <w:sz w:val="24"/>
+        </w:rPr>
+        <w:t>μ</w:t>
+      </w:r>
+      <w:r>
+        <w:rPr>
+          <w:rFonts w:ascii="Times New Roman" w:hAnsi="Times New Roman" w:eastAsia="MS Mincho"/>
+          <w:b w:val="0"/>
+          <w:i w:val="0"/>
+          <w:sz w:val="24"/>
+        </w:rPr>
+        <w:t xml:space="preserve">, </w:t>
+      </w:r>
+      <w:r>
+        <w:rPr>
+          <w:rFonts w:ascii="Times New Roman" w:hAnsi="Times New Roman" w:eastAsia="MS Mincho"/>
+          <w:b w:val="0"/>
+          <w:i/>
+          <w:sz w:val="24"/>
+        </w:rPr>
+        <w:t>β</w:t>
+      </w:r>
+      <w:r>
+        <w:rPr>
+          <w:rFonts w:ascii="Times New Roman" w:hAnsi="Times New Roman" w:eastAsia="MS Mincho"/>
+          <w:b w:val="0"/>
+          <w:i w:val="0"/>
+          <w:sz w:val="24"/>
+        </w:rPr>
+        <w:t>} は、国富勘定が含意する再生産可能資本軌道をも支配するはずである。したがって単一の同時損失関数を定義する：</w:t>
       </w:r>
     </w:p>
     <w:p>
       <w:pPr>
-        <w:spacing w:before="360" w:after="120" w:line="480" w:lineRule="auto"/>
+        <w:spacing w:before="240" w:after="240" w:line="480" w:lineRule="auto"/>
+        <w:ind w:firstLine="0"/>
+        <w:jc w:val="center"/>
+        <w:tabs>
+          <w:tab w:val="right" w:pos="9072" w:leader="none"/>
+        </w:tabs>
       </w:pPr>
       <w:r>
         <w:rPr>
           <w:rFonts w:ascii="Times New Roman" w:hAnsi="Times New Roman" w:eastAsia="MS Mincho"/>
-          <w:b/>
+          <w:b w:val="0"/>
+          <w:i/>
+          <w:sz w:val="24"/>
+        </w:rPr>
+        <w:t>L</w:t>
+      </w:r>
+      <w:r>
+        <w:rPr>
+          <w:rFonts w:ascii="Times New Roman" w:hAnsi="Times New Roman" w:eastAsia="MS Mincho"/>
+          <w:b w:val="0"/>
+          <w:i/>
+          <w:sz w:val="24"/>
+          <w:vertAlign w:val="subscript"/>
+        </w:rPr>
+        <w:t>t</w:t>
+      </w:r>
+      <w:r>
+        <w:rPr>
+          <w:rFonts w:ascii="Times New Roman" w:hAnsi="Times New Roman" w:eastAsia="MS Mincho"/>
+          <w:b w:val="0"/>
+          <w:i/>
+          <w:sz w:val="24"/>
+        </w:rPr>
+        <w:t>otal(</w:t>
+      </w:r>
+      <w:r>
+        <w:rPr>
+          <w:rFonts w:ascii="Times New Roman" w:hAnsi="Times New Roman" w:eastAsia="MS Mincho"/>
+          <w:b w:val="0"/>
+          <w:i/>
+          <w:sz w:val="24"/>
+        </w:rPr>
+        <w:t>μ</w:t>
+      </w:r>
+      <w:r>
+        <w:rPr>
+          <w:rFonts w:ascii="Times New Roman" w:hAnsi="Times New Roman" w:eastAsia="MS Mincho"/>
+          <w:b w:val="0"/>
+          <w:i/>
+          <w:sz w:val="24"/>
+        </w:rPr>
+        <w:t xml:space="preserve">, </w:t>
+      </w:r>
+      <w:r>
+        <w:rPr>
+          <w:rFonts w:ascii="Times New Roman" w:hAnsi="Times New Roman" w:eastAsia="MS Mincho"/>
+          <w:b w:val="0"/>
+          <w:i/>
+          <w:sz w:val="24"/>
+        </w:rPr>
+        <w:t>β</w:t>
+      </w:r>
+      <w:r>
+        <w:rPr>
+          <w:rFonts w:ascii="Times New Roman" w:hAnsi="Times New Roman" w:eastAsia="MS Mincho"/>
+          <w:b w:val="0"/>
+          <w:i/>
+          <w:sz w:val="24"/>
+        </w:rPr>
+        <w:t>) = L</w:t>
+      </w:r>
+      <w:r>
+        <w:rPr>
+          <w:rFonts w:ascii="Times New Roman" w:hAnsi="Times New Roman" w:eastAsia="MS Mincho"/>
+          <w:b w:val="0"/>
+          <w:i/>
+          <w:sz w:val="24"/>
+          <w:vertAlign w:val="subscript"/>
+        </w:rPr>
+        <w:t>p</w:t>
+      </w:r>
+      <w:r>
+        <w:rPr>
+          <w:rFonts w:ascii="Times New Roman" w:hAnsi="Times New Roman" w:eastAsia="MS Mincho"/>
+          <w:b w:val="0"/>
+          <w:i/>
+          <w:sz w:val="24"/>
+        </w:rPr>
+        <w:t>roduction(</w:t>
+      </w:r>
+      <w:r>
+        <w:rPr>
+          <w:rFonts w:ascii="Times New Roman" w:hAnsi="Times New Roman" w:eastAsia="MS Mincho"/>
+          <w:b w:val="0"/>
+          <w:i/>
+          <w:sz w:val="24"/>
+        </w:rPr>
+        <w:t>μ</w:t>
+      </w:r>
+      <w:r>
+        <w:rPr>
+          <w:rFonts w:ascii="Times New Roman" w:hAnsi="Times New Roman" w:eastAsia="MS Mincho"/>
+          <w:b w:val="0"/>
+          <w:i/>
+          <w:sz w:val="24"/>
+        </w:rPr>
+        <w:t xml:space="preserve">, </w:t>
+      </w:r>
+      <w:r>
+        <w:rPr>
+          <w:rFonts w:ascii="Times New Roman" w:hAnsi="Times New Roman" w:eastAsia="MS Mincho"/>
+          <w:b w:val="0"/>
+          <w:i/>
+          <w:sz w:val="24"/>
+        </w:rPr>
+        <w:t>β</w:t>
+      </w:r>
+      <w:r>
+        <w:rPr>
+          <w:rFonts w:ascii="Times New Roman" w:hAnsi="Times New Roman" w:eastAsia="MS Mincho"/>
+          <w:b w:val="0"/>
+          <w:i/>
+          <w:sz w:val="24"/>
+        </w:rPr>
+        <w:t xml:space="preserve">) + </w:t>
+      </w:r>
+      <w:r>
+        <w:rPr>
+          <w:rFonts w:ascii="Times New Roman" w:hAnsi="Times New Roman" w:eastAsia="MS Mincho"/>
+          <w:b w:val="0"/>
+          <w:i/>
+          <w:sz w:val="24"/>
+        </w:rPr>
+        <w:t>λ</w:t>
+      </w:r>
+      <w:r>
+        <w:rPr>
+          <w:rFonts w:ascii="Times New Roman" w:hAnsi="Times New Roman" w:eastAsia="MS Mincho"/>
+          <w:b w:val="0"/>
+          <w:i/>
+          <w:sz w:val="24"/>
+        </w:rPr>
+        <w:t xml:space="preserve"> · L</w:t>
+      </w:r>
+      <w:r>
+        <w:rPr>
+          <w:rFonts w:ascii="Times New Roman" w:hAnsi="Times New Roman" w:eastAsia="MS Mincho"/>
+          <w:b w:val="0"/>
+          <w:i/>
+          <w:sz w:val="24"/>
+          <w:vertAlign w:val="subscript"/>
+        </w:rPr>
+        <w:t>w</w:t>
+      </w:r>
+      <w:r>
+        <w:rPr>
+          <w:rFonts w:ascii="Times New Roman" w:hAnsi="Times New Roman" w:eastAsia="MS Mincho"/>
+          <w:b w:val="0"/>
+          <w:i/>
+          <w:sz w:val="24"/>
+        </w:rPr>
+        <w:t>ealth(</w:t>
+      </w:r>
+      <w:r>
+        <w:rPr>
+          <w:rFonts w:ascii="Times New Roman" w:hAnsi="Times New Roman" w:eastAsia="MS Mincho"/>
+          <w:b w:val="0"/>
+          <w:i/>
+          <w:sz w:val="24"/>
+        </w:rPr>
+        <w:t>μ</w:t>
+      </w:r>
+      <w:r>
+        <w:rPr>
+          <w:rFonts w:ascii="Times New Roman" w:hAnsi="Times New Roman" w:eastAsia="MS Mincho"/>
+          <w:b w:val="0"/>
+          <w:i/>
+          <w:sz w:val="24"/>
+        </w:rPr>
+        <w:t xml:space="preserve">, </w:t>
+      </w:r>
+      <w:r>
+        <w:rPr>
+          <w:rFonts w:ascii="Times New Roman" w:hAnsi="Times New Roman" w:eastAsia="MS Mincho"/>
+          <w:b w:val="0"/>
+          <w:i/>
+          <w:sz w:val="24"/>
+        </w:rPr>
+        <w:t>β</w:t>
+      </w:r>
+      <w:r>
+        <w:rPr>
+          <w:rFonts w:ascii="Times New Roman" w:hAnsi="Times New Roman" w:eastAsia="MS Mincho"/>
+          <w:b w:val="0"/>
+          <w:i/>
+          <w:sz w:val="24"/>
+        </w:rPr>
+        <w:t>),</w:t>
+      </w:r>
+      <w:r>
+        <w:rPr>
+          <w:rFonts w:ascii="Times New Roman" w:hAnsi="Times New Roman" w:eastAsia="MS Mincho"/>
+          <w:b w:val="0"/>
           <w:i w:val="0"/>
           <w:sz w:val="24"/>
         </w:rPr>
-        <w:t>III.3 統合恒等式：フロー＝ストック同時損失関数</w:t>
+        <w:tab/>
+      </w:r>
+      <w:r>
+        <w:rPr>
+          <w:rFonts w:ascii="Times New Roman" w:hAnsi="Times New Roman" w:eastAsia="MS Mincho"/>
+          <w:b w:val="0"/>
+          <w:i w:val="0"/>
+          <w:sz w:val="24"/>
+        </w:rPr>
+        <w:t>(2)</w:t>
       </w:r>
     </w:p>
     <w:p>
@@ -638,10 +2518,273 @@
         <w:rPr>
           <w:rFonts w:ascii="Times New Roman" w:hAnsi="Times New Roman" w:eastAsia="MS Mincho"/>
           <w:b w:val="0"/>
+          <w:i/>
+          <w:sz w:val="24"/>
+        </w:rPr>
+        <w:t>L</w:t>
+      </w:r>
+      <w:r>
+        <w:rPr>
+          <w:rFonts w:ascii="Times New Roman" w:hAnsi="Times New Roman" w:eastAsia="MS Mincho"/>
+          <w:b w:val="0"/>
+          <w:i/>
+          <w:sz w:val="24"/>
+          <w:vertAlign w:val="subscript"/>
+        </w:rPr>
+        <w:t>p</w:t>
+      </w:r>
+      <w:r>
+        <w:rPr>
+          <w:rFonts w:ascii="Times New Roman" w:hAnsi="Times New Roman" w:eastAsia="MS Mincho"/>
+          <w:b w:val="0"/>
+          <w:i/>
+          <w:sz w:val="24"/>
+        </w:rPr>
+        <w:t>roduction</w:t>
+      </w:r>
+      <w:r>
+        <w:rPr>
+          <w:rFonts w:ascii="Times New Roman" w:hAnsi="Times New Roman" w:eastAsia="MS Mincho"/>
+          <w:b w:val="0"/>
           <w:i w:val="0"/>
           <w:sz w:val="24"/>
         </w:rPr>
-        <w:t>整合的な国富集計 W(t) は帳簿恒等式</w:t>
+        <w:t xml:space="preserve"> は生産関数 (M3) の成長率残差、</w:t>
+      </w:r>
+      <w:r>
+        <w:rPr>
+          <w:rFonts w:ascii="Times New Roman" w:hAnsi="Times New Roman" w:eastAsia="MS Mincho"/>
+          <w:b w:val="0"/>
+          <w:i/>
+          <w:sz w:val="24"/>
+        </w:rPr>
+        <w:t>L</w:t>
+      </w:r>
+      <w:r>
+        <w:rPr>
+          <w:rFonts w:ascii="Times New Roman" w:hAnsi="Times New Roman" w:eastAsia="MS Mincho"/>
+          <w:b w:val="0"/>
+          <w:i/>
+          <w:sz w:val="24"/>
+          <w:vertAlign w:val="subscript"/>
+        </w:rPr>
+        <w:t>w</w:t>
+      </w:r>
+      <w:r>
+        <w:rPr>
+          <w:rFonts w:ascii="Times New Roman" w:hAnsi="Times New Roman" w:eastAsia="MS Mincho"/>
+          <w:b w:val="0"/>
+          <w:i/>
+          <w:sz w:val="24"/>
+        </w:rPr>
+        <w:t>ealth</w:t>
+      </w:r>
+      <w:r>
+        <w:rPr>
+          <w:rFonts w:ascii="Times New Roman" w:hAnsi="Times New Roman" w:eastAsia="MS Mincho"/>
+          <w:b w:val="0"/>
+          <w:i w:val="0"/>
+          <w:sz w:val="24"/>
+        </w:rPr>
+        <w:t xml:space="preserve"> は PIM ストック </w:t>
+      </w:r>
+      <w:r>
+        <w:rPr>
+          <w:rFonts w:ascii="Times New Roman" w:hAnsi="Times New Roman" w:eastAsia="MS Mincho"/>
+          <w:b w:val="0"/>
+          <w:i/>
+          <w:sz w:val="24"/>
+        </w:rPr>
+        <w:t>K</w:t>
+      </w:r>
+      <w:r>
+        <w:rPr>
+          <w:rFonts w:ascii="Times New Roman" w:hAnsi="Times New Roman" w:eastAsia="MS Mincho"/>
+          <w:b w:val="0"/>
+          <w:i/>
+          <w:sz w:val="24"/>
+          <w:vertAlign w:val="subscript"/>
+        </w:rPr>
+        <w:t>t</w:t>
+      </w:r>
+      <w:r>
+        <w:rPr>
+          <w:rFonts w:ascii="Times New Roman" w:hAnsi="Times New Roman" w:eastAsia="MS Mincho"/>
+          <w:b w:val="0"/>
+          <w:i/>
+          <w:sz w:val="24"/>
+        </w:rPr>
+        <w:t xml:space="preserve">ang(t; </w:t>
+      </w:r>
+      <w:r>
+        <w:rPr>
+          <w:rFonts w:ascii="Times New Roman" w:hAnsi="Times New Roman" w:eastAsia="MS Mincho"/>
+          <w:b w:val="0"/>
+          <w:i/>
+          <w:sz w:val="24"/>
+        </w:rPr>
+        <w:t>μ</w:t>
+      </w:r>
+      <w:r>
+        <w:rPr>
+          <w:rFonts w:ascii="Times New Roman" w:hAnsi="Times New Roman" w:eastAsia="MS Mincho"/>
+          <w:b w:val="0"/>
+          <w:i/>
+          <w:sz w:val="24"/>
+        </w:rPr>
+        <w:t xml:space="preserve">) + </w:t>
+      </w:r>
+      <w:r>
+        <w:rPr>
+          <w:rFonts w:ascii="Times New Roman" w:hAnsi="Times New Roman" w:eastAsia="MS Mincho"/>
+          <w:b w:val="0"/>
+          <w:i/>
+          <w:sz w:val="24"/>
+        </w:rPr>
+        <w:t>β</w:t>
+      </w:r>
+      <w:r>
+        <w:rPr>
+          <w:rFonts w:ascii="Times New Roman" w:hAnsi="Times New Roman" w:eastAsia="MS Mincho"/>
+          <w:b w:val="0"/>
+          <w:i/>
+          <w:sz w:val="24"/>
+        </w:rPr>
+        <w:t xml:space="preserve"> · K</w:t>
+      </w:r>
+      <w:r>
+        <w:rPr>
+          <w:rFonts w:ascii="Times New Roman" w:hAnsi="Times New Roman" w:eastAsia="MS Mincho"/>
+          <w:b w:val="0"/>
+          <w:i/>
+          <w:sz w:val="24"/>
+          <w:vertAlign w:val="subscript"/>
+        </w:rPr>
+        <w:t>I</w:t>
+      </w:r>
+      <w:r>
+        <w:rPr>
+          <w:rFonts w:ascii="Times New Roman" w:hAnsi="Times New Roman" w:eastAsia="MS Mincho"/>
+          <w:b w:val="0"/>
+          <w:i/>
+          <w:sz w:val="24"/>
+        </w:rPr>
+        <w:t>(t)</w:t>
+      </w:r>
+      <w:r>
+        <w:rPr>
+          <w:rFonts w:ascii="Times New Roman" w:hAnsi="Times New Roman" w:eastAsia="MS Mincho"/>
+          <w:b w:val="0"/>
+          <w:i w:val="0"/>
+          <w:sz w:val="24"/>
+        </w:rPr>
+        <w:t xml:space="preserve"> と CWON 生産資本系列 NW.PCA.TO(t) の国内軌跡 RMSE である。(2) の最小化により「M4 同時」推定量 (</w:t>
+      </w:r>
+      <w:r>
+        <w:rPr>
+          <w:rFonts w:ascii="Times New Roman" w:hAnsi="Times New Roman" w:eastAsia="MS Mincho"/>
+          <w:b w:val="0"/>
+          <w:i/>
+          <w:sz w:val="24"/>
+        </w:rPr>
+        <w:t>μ</w:t>
+      </w:r>
+      <w:r>
+        <w:rPr>
+          <w:rFonts w:ascii="Times New Roman" w:hAnsi="Times New Roman" w:eastAsia="MS Mincho"/>
+          <w:b w:val="0"/>
+          <w:i w:val="0"/>
+          <w:sz w:val="24"/>
+        </w:rPr>
+        <w:t>̂</w:t>
+      </w:r>
+      <w:r>
+        <w:rPr>
+          <w:rFonts w:ascii="Times New Roman" w:hAnsi="Times New Roman" w:eastAsia="MS Mincho"/>
+          <w:b w:val="0"/>
+          <w:i/>
+          <w:sz w:val="24"/>
+          <w:vertAlign w:val="subscript"/>
+        </w:rPr>
+        <w:t>j</w:t>
+      </w:r>
+      <w:r>
+        <w:rPr>
+          <w:rFonts w:ascii="Times New Roman" w:hAnsi="Times New Roman" w:eastAsia="MS Mincho"/>
+          <w:b w:val="0"/>
+          <w:i w:val="0"/>
+          <w:sz w:val="24"/>
+        </w:rPr>
+        <w:t xml:space="preserve">oint, </w:t>
+      </w:r>
+      <w:r>
+        <w:rPr>
+          <w:rFonts w:ascii="Times New Roman" w:hAnsi="Times New Roman" w:eastAsia="MS Mincho"/>
+          <w:b w:val="0"/>
+          <w:i/>
+          <w:sz w:val="24"/>
+        </w:rPr>
+        <w:t>β</w:t>
+      </w:r>
+      <w:r>
+        <w:rPr>
+          <w:rFonts w:ascii="Times New Roman" w:hAnsi="Times New Roman" w:eastAsia="MS Mincho"/>
+          <w:b w:val="0"/>
+          <w:i w:val="0"/>
+          <w:sz w:val="24"/>
+        </w:rPr>
+        <w:t>̂</w:t>
+      </w:r>
+      <w:r>
+        <w:rPr>
+          <w:rFonts w:ascii="Times New Roman" w:hAnsi="Times New Roman" w:eastAsia="MS Mincho"/>
+          <w:b w:val="0"/>
+          <w:i/>
+          <w:sz w:val="24"/>
+          <w:vertAlign w:val="subscript"/>
+        </w:rPr>
+        <w:t>j</w:t>
+      </w:r>
+      <w:r>
+        <w:rPr>
+          <w:rFonts w:ascii="Times New Roman" w:hAnsi="Times New Roman" w:eastAsia="MS Mincho"/>
+          <w:b w:val="0"/>
+          <w:i w:val="0"/>
+          <w:sz w:val="24"/>
+        </w:rPr>
+        <w:t>oint) を得る。</w:t>
+      </w:r>
+      <w:r>
+        <w:rPr>
+          <w:rFonts w:ascii="Times New Roman" w:hAnsi="Times New Roman" w:eastAsia="MS Mincho"/>
+          <w:b w:val="0"/>
+          <w:i/>
+          <w:sz w:val="24"/>
+        </w:rPr>
+        <w:t>λ</w:t>
+      </w:r>
+      <w:r>
+        <w:rPr>
+          <w:rFonts w:ascii="Times New Roman" w:hAnsi="Times New Roman" w:eastAsia="MS Mincho"/>
+          <w:b w:val="0"/>
+          <w:i w:val="0"/>
+          <w:sz w:val="24"/>
+        </w:rPr>
+        <w:t xml:space="preserve"> = 0 は生産のみの推定に帰着する。</w:t>
+      </w:r>
+    </w:p>
+    <w:p>
+      <w:pPr>
+        <w:spacing w:before="360" w:after="120" w:line="480" w:lineRule="auto"/>
+      </w:pPr>
+      <w:r>
+        <w:rPr>
+          <w:rFonts w:ascii="Times New Roman" w:hAnsi="Times New Roman" w:eastAsia="MS Mincho"/>
+          <w:b/>
+          <w:i w:val="0"/>
+          <w:sz w:val="24"/>
+        </w:rPr>
+        <w:t>III.4 人口と資本の量・テンポ対応</w:t>
       </w:r>
     </w:p>
     <w:p>
@@ -656,7 +2799,39 @@
           <w:i w:val="0"/>
           <w:sz w:val="24"/>
         </w:rPr>
-        <w:t>dW/dt = S(Y) − δ_W · W,                                                       (1)</w:t>
+        <w:t xml:space="preserve">表 2 は、Bongaarts-Feeney-Goldstein-Lutz-Scherbov が分析した人口変数と本稿の資本変数の一対一対応を示す。すべての人口概念には、帳簿恒等式および量・テンポ分解の中で同じ役割を演じる資本概念が存在する。これは単なる記憶術ではない。人口テンポから </w:t>
+      </w:r>
+      <w:r>
+        <w:rPr>
+          <w:rFonts w:ascii="Times New Roman" w:hAnsi="Times New Roman" w:eastAsia="MS Mincho"/>
+          <w:b w:val="0"/>
+          <w:i/>
+          <w:sz w:val="24"/>
+        </w:rPr>
+        <w:t>σ</w:t>
+      </w:r>
+      <w:r>
+        <w:rPr>
+          <w:rFonts w:ascii="Times New Roman" w:hAnsi="Times New Roman" w:eastAsia="MS Mincho"/>
+          <w:b w:val="0"/>
+          <w:i w:val="0"/>
+          <w:sz w:val="24"/>
+        </w:rPr>
+        <w:t xml:space="preserve"> を同定する統計ツール（コホート整合性検定、Brass 相対モデル）には資本会計上の直接的な類似物があり、本稿はこれを活用する。</w:t>
+      </w:r>
+    </w:p>
+    <w:p>
+      <w:pPr>
+        <w:spacing w:before="360" w:after="120" w:line="480" w:lineRule="auto"/>
+      </w:pPr>
+      <w:r>
+        <w:rPr>
+          <w:rFonts w:ascii="Times New Roman" w:hAnsi="Times New Roman" w:eastAsia="MS Mincho"/>
+          <w:b/>
+          <w:i w:val="0"/>
+          <w:sz w:val="24"/>
+        </w:rPr>
+        <w:t>III.5 関係型PIM：資本会計のためのBrassモデル</w:t>
       </w:r>
     </w:p>
     <w:p>
@@ -671,7 +2846,228 @@
           <w:i w:val="0"/>
           <w:sz w:val="24"/>
         </w:rPr>
-        <w:t>を必ず満たす。(1) のもとで、生産側を支配する {μ, β} は、国富勘定が含意する再生産可能資本軌道をも支配するはずである。したがって単一の同時損失関数を定義する：</w:t>
+        <w:t>人口学では、観測された出生率・死亡率スケジュールを「基準」スケジュールと比較し、系統的偏差を少数のパラメータで捉えるBrass相対モデルが長く用いられてきた（Brass, 1971）。本稿はこのアイデアを資本会計に移植する。</w:t>
+      </w:r>
+      <w:r>
+        <w:rPr>
+          <w:rFonts w:ascii="Times New Roman" w:hAnsi="Times New Roman" w:eastAsia="MS Mincho"/>
+          <w:b w:val="0"/>
+          <w:i/>
+          <w:sz w:val="24"/>
+        </w:rPr>
+        <w:t>K</w:t>
+      </w:r>
+      <w:r>
+        <w:rPr>
+          <w:rFonts w:ascii="Times New Roman" w:hAnsi="Times New Roman" w:eastAsia="MS Mincho"/>
+          <w:b w:val="0"/>
+          <w:i/>
+          <w:sz w:val="24"/>
+          <w:vertAlign w:val="subscript"/>
+        </w:rPr>
+        <w:t>P</w:t>
+      </w:r>
+      <w:r>
+        <w:rPr>
+          <w:rFonts w:ascii="Times New Roman" w:hAnsi="Times New Roman" w:eastAsia="MS Mincho"/>
+          <w:b w:val="0"/>
+          <w:i/>
+          <w:sz w:val="24"/>
+        </w:rPr>
+        <w:t>IM(t)</w:t>
+      </w:r>
+      <w:r>
+        <w:rPr>
+          <w:rFonts w:ascii="Times New Roman" w:hAnsi="Times New Roman" w:eastAsia="MS Mincho"/>
+          <w:b w:val="0"/>
+          <w:i w:val="0"/>
+          <w:sz w:val="24"/>
+        </w:rPr>
+        <w:t xml:space="preserve"> をM0〜M4のいずれかのもとでPIM構築した資本ストック、</w:t>
+      </w:r>
+      <w:r>
+        <w:rPr>
+          <w:rFonts w:ascii="Times New Roman" w:hAnsi="Times New Roman" w:eastAsia="MS Mincho"/>
+          <w:b w:val="0"/>
+          <w:i/>
+          <w:sz w:val="24"/>
+        </w:rPr>
+        <w:t>K</w:t>
+      </w:r>
+      <w:r>
+        <w:rPr>
+          <w:rFonts w:ascii="Times New Roman" w:hAnsi="Times New Roman" w:eastAsia="MS Mincho"/>
+          <w:b w:val="0"/>
+          <w:i/>
+          <w:sz w:val="24"/>
+          <w:vertAlign w:val="subscript"/>
+        </w:rPr>
+        <w:t>C</w:t>
+      </w:r>
+      <w:r>
+        <w:rPr>
+          <w:rFonts w:ascii="Times New Roman" w:hAnsi="Times New Roman" w:eastAsia="MS Mincho"/>
+          <w:b w:val="0"/>
+          <w:i/>
+          <w:sz w:val="24"/>
+        </w:rPr>
+        <w:t>WON(t)</w:t>
+      </w:r>
+      <w:r>
+        <w:rPr>
+          <w:rFonts w:ascii="Times New Roman" w:hAnsi="Times New Roman" w:eastAsia="MS Mincho"/>
+          <w:b w:val="0"/>
+          <w:i w:val="0"/>
+          <w:sz w:val="24"/>
+        </w:rPr>
+        <w:t xml:space="preserve"> をCWON生産資本NW.PCA.TOとする。</w:t>
+      </w:r>
+      <w:r>
+        <w:rPr>
+          <w:rFonts w:ascii="Times New Roman" w:hAnsi="Times New Roman" w:eastAsia="MS Mincho"/>
+          <w:b/>
+          <w:i w:val="0"/>
+          <w:sz w:val="24"/>
+        </w:rPr>
+        <w:t>関係型PIM</w:t>
+      </w:r>
+      <w:r>
+        <w:rPr>
+          <w:rFonts w:ascii="Times New Roman" w:hAnsi="Times New Roman" w:eastAsia="MS Mincho"/>
+          <w:b w:val="0"/>
+          <w:i w:val="0"/>
+          <w:sz w:val="24"/>
+        </w:rPr>
+        <w:t>（RPIM）を次のように定義する：</w:t>
+      </w:r>
+    </w:p>
+    <w:p>
+      <w:pPr>
+        <w:spacing w:before="240" w:after="240" w:line="480" w:lineRule="auto"/>
+        <w:ind w:firstLine="0"/>
+        <w:jc w:val="center"/>
+        <w:tabs>
+          <w:tab w:val="right" w:pos="9072" w:leader="none"/>
+        </w:tabs>
+      </w:pPr>
+      <w:r>
+        <w:rPr>
+          <w:rFonts w:ascii="Times New Roman" w:hAnsi="Times New Roman" w:eastAsia="MS Mincho"/>
+          <w:b w:val="0"/>
+          <w:i/>
+          <w:sz w:val="24"/>
+        </w:rPr>
+        <w:t>log K</w:t>
+      </w:r>
+      <w:r>
+        <w:rPr>
+          <w:rFonts w:ascii="Times New Roman" w:hAnsi="Times New Roman" w:eastAsia="MS Mincho"/>
+          <w:b w:val="0"/>
+          <w:i/>
+          <w:sz w:val="24"/>
+          <w:vertAlign w:val="subscript"/>
+        </w:rPr>
+        <w:t>P</w:t>
+      </w:r>
+      <w:r>
+        <w:rPr>
+          <w:rFonts w:ascii="Times New Roman" w:hAnsi="Times New Roman" w:eastAsia="MS Mincho"/>
+          <w:b w:val="0"/>
+          <w:i/>
+          <w:sz w:val="24"/>
+        </w:rPr>
+        <w:t xml:space="preserve">IM(t) = </w:t>
+      </w:r>
+      <w:r>
+        <w:rPr>
+          <w:rFonts w:ascii="Times New Roman" w:hAnsi="Times New Roman" w:eastAsia="MS Mincho"/>
+          <w:b w:val="0"/>
+          <w:i/>
+          <w:sz w:val="24"/>
+        </w:rPr>
+        <w:t>ρ</w:t>
+      </w:r>
+      <w:r>
+        <w:rPr>
+          <w:rFonts w:ascii="Times New Roman" w:hAnsi="Times New Roman" w:eastAsia="MS Mincho"/>
+          <w:b w:val="0"/>
+          <w:i/>
+          <w:sz w:val="24"/>
+        </w:rPr>
+        <w:t xml:space="preserve">₁ + </w:t>
+      </w:r>
+      <w:r>
+        <w:rPr>
+          <w:rFonts w:ascii="Times New Roman" w:hAnsi="Times New Roman" w:eastAsia="MS Mincho"/>
+          <w:b w:val="0"/>
+          <w:i/>
+          <w:sz w:val="24"/>
+        </w:rPr>
+        <w:t>ρ</w:t>
+      </w:r>
+      <w:r>
+        <w:rPr>
+          <w:rFonts w:ascii="Times New Roman" w:hAnsi="Times New Roman" w:eastAsia="MS Mincho"/>
+          <w:b w:val="0"/>
+          <w:i/>
+          <w:sz w:val="24"/>
+        </w:rPr>
+        <w:t>₂ · log K</w:t>
+      </w:r>
+      <w:r>
+        <w:rPr>
+          <w:rFonts w:ascii="Times New Roman" w:hAnsi="Times New Roman" w:eastAsia="MS Mincho"/>
+          <w:b w:val="0"/>
+          <w:i/>
+          <w:sz w:val="24"/>
+          <w:vertAlign w:val="subscript"/>
+        </w:rPr>
+        <w:t>C</w:t>
+      </w:r>
+      <w:r>
+        <w:rPr>
+          <w:rFonts w:ascii="Times New Roman" w:hAnsi="Times New Roman" w:eastAsia="MS Mincho"/>
+          <w:b w:val="0"/>
+          <w:i/>
+          <w:sz w:val="24"/>
+        </w:rPr>
+        <w:t xml:space="preserve">WON(t) + </w:t>
+      </w:r>
+      <w:r>
+        <w:rPr>
+          <w:rFonts w:ascii="Times New Roman" w:hAnsi="Times New Roman" w:eastAsia="MS Mincho"/>
+          <w:b w:val="0"/>
+          <w:i/>
+          <w:sz w:val="24"/>
+        </w:rPr>
+        <w:t>ε</w:t>
+      </w:r>
+      <w:r>
+        <w:rPr>
+          <w:rFonts w:ascii="Times New Roman" w:hAnsi="Times New Roman" w:eastAsia="MS Mincho"/>
+          <w:b w:val="0"/>
+          <w:i/>
+          <w:sz w:val="24"/>
+        </w:rPr>
+        <w:t>(t),</w:t>
+      </w:r>
+      <w:r>
+        <w:rPr>
+          <w:rFonts w:ascii="Times New Roman" w:hAnsi="Times New Roman" w:eastAsia="MS Mincho"/>
+          <w:b w:val="0"/>
+          <w:i w:val="0"/>
+          <w:sz w:val="24"/>
+        </w:rPr>
+        <w:tab/>
+      </w:r>
+      <w:r>
+        <w:rPr>
+          <w:rFonts w:ascii="Times New Roman" w:hAnsi="Times New Roman" w:eastAsia="MS Mincho"/>
+          <w:b w:val="0"/>
+          <w:i w:val="0"/>
+          <w:sz w:val="24"/>
+        </w:rPr>
+        <w:t>(M5)</w:t>
       </w:r>
     </w:p>
     <w:p>
@@ -686,7 +3082,223 @@
           <w:i w:val="0"/>
           <w:sz w:val="24"/>
         </w:rPr>
-        <w:t>L_total(μ, β) = L_production(μ, β) + λ · L_wealth(μ, β),                      (2)</w:t>
+        <w:t>(</w:t>
+      </w:r>
+      <w:r>
+        <w:rPr>
+          <w:rFonts w:ascii="Times New Roman" w:hAnsi="Times New Roman" w:eastAsia="MS Mincho"/>
+          <w:b w:val="0"/>
+          <w:i/>
+          <w:sz w:val="24"/>
+        </w:rPr>
+        <w:t>ρ</w:t>
+      </w:r>
+      <w:r>
+        <w:rPr>
+          <w:rFonts w:ascii="Times New Roman" w:hAnsi="Times New Roman" w:eastAsia="MS Mincho"/>
+          <w:b w:val="0"/>
+          <w:i w:val="0"/>
+          <w:sz w:val="24"/>
+        </w:rPr>
+        <w:t xml:space="preserve">₁, </w:t>
+      </w:r>
+      <w:r>
+        <w:rPr>
+          <w:rFonts w:ascii="Times New Roman" w:hAnsi="Times New Roman" w:eastAsia="MS Mincho"/>
+          <w:b w:val="0"/>
+          <w:i/>
+          <w:sz w:val="24"/>
+        </w:rPr>
+        <w:t>ρ</w:t>
+      </w:r>
+      <w:r>
+        <w:rPr>
+          <w:rFonts w:ascii="Times New Roman" w:hAnsi="Times New Roman" w:eastAsia="MS Mincho"/>
+          <w:b w:val="0"/>
+          <w:i w:val="0"/>
+          <w:sz w:val="24"/>
+        </w:rPr>
+        <w:t>₂) は両系列が観測され正値をとる重複年について OLS で推定される関係パラメータである。解釈は直截である：</w:t>
+      </w:r>
+    </w:p>
+    <w:p>
+      <w:pPr>
+        <w:spacing w:after="120" w:line="480" w:lineRule="auto"/>
+        <w:ind w:left="720" w:hanging="360"/>
+      </w:pPr>
+      <w:r>
+        <w:rPr>
+          <w:rFonts w:ascii="Times New Roman" w:hAnsi="Times New Roman" w:eastAsia="MS Mincho"/>
+          <w:b w:val="0"/>
+          <w:i w:val="0"/>
+          <w:sz w:val="24"/>
+        </w:rPr>
+        <w:t xml:space="preserve">•  </w:t>
+      </w:r>
+      <w:r>
+        <w:rPr>
+          <w:rFonts w:ascii="Times New Roman" w:hAnsi="Times New Roman" w:eastAsia="MS Mincho"/>
+          <w:b/>
+          <w:i/>
+          <w:sz w:val="24"/>
+        </w:rPr>
+        <w:t>ρ</w:t>
+      </w:r>
+      <w:r>
+        <w:rPr>
+          <w:rFonts w:ascii="Times New Roman" w:hAnsi="Times New Roman" w:eastAsia="MS Mincho"/>
+          <w:b/>
+          <w:i w:val="0"/>
+          <w:sz w:val="24"/>
+        </w:rPr>
+        <w:t xml:space="preserve">₂ = 1 かつ </w:t>
+      </w:r>
+      <w:r>
+        <w:rPr>
+          <w:rFonts w:ascii="Times New Roman" w:hAnsi="Times New Roman" w:eastAsia="MS Mincho"/>
+          <w:b/>
+          <w:i/>
+          <w:sz w:val="24"/>
+        </w:rPr>
+        <w:t>ρ</w:t>
+      </w:r>
+      <w:r>
+        <w:rPr>
+          <w:rFonts w:ascii="Times New Roman" w:hAnsi="Times New Roman" w:eastAsia="MS Mincho"/>
+          <w:b/>
+          <w:i w:val="0"/>
+          <w:sz w:val="24"/>
+        </w:rPr>
+        <w:t>₁ = 0</w:t>
+      </w:r>
+      <w:r>
+        <w:rPr>
+          <w:rFonts w:ascii="Times New Roman" w:hAnsi="Times New Roman" w:eastAsia="MS Mincho"/>
+          <w:b w:val="0"/>
+          <w:i w:val="0"/>
+          <w:sz w:val="24"/>
+        </w:rPr>
+        <w:t>：PIM と CWON の勘定は完全に整合的である――両者はホワイトノイズ誤差を除いて同一の潜在ストックを測定している。</w:t>
+      </w:r>
+    </w:p>
+    <w:p>
+      <w:pPr>
+        <w:spacing w:after="120" w:line="480" w:lineRule="auto"/>
+        <w:ind w:left="720" w:hanging="360"/>
+      </w:pPr>
+      <w:r>
+        <w:rPr>
+          <w:rFonts w:ascii="Times New Roman" w:hAnsi="Times New Roman" w:eastAsia="MS Mincho"/>
+          <w:b w:val="0"/>
+          <w:i w:val="0"/>
+          <w:sz w:val="24"/>
+        </w:rPr>
+        <w:t xml:space="preserve">•  </w:t>
+      </w:r>
+      <w:r>
+        <w:rPr>
+          <w:rFonts w:ascii="Times New Roman" w:hAnsi="Times New Roman" w:eastAsia="MS Mincho"/>
+          <w:b/>
+          <w:i/>
+          <w:sz w:val="24"/>
+        </w:rPr>
+        <w:t>ρ</w:t>
+      </w:r>
+      <w:r>
+        <w:rPr>
+          <w:rFonts w:ascii="Times New Roman" w:hAnsi="Times New Roman" w:eastAsia="MS Mincho"/>
+          <w:b/>
+          <w:i w:val="0"/>
+          <w:sz w:val="24"/>
+        </w:rPr>
+        <w:t>₂ ≠ 1</w:t>
+      </w:r>
+      <w:r>
+        <w:rPr>
+          <w:rFonts w:ascii="Times New Roman" w:hAnsi="Times New Roman" w:eastAsia="MS Mincho"/>
+          <w:b w:val="0"/>
+          <w:i w:val="0"/>
+          <w:sz w:val="24"/>
+        </w:rPr>
+        <w:t>：PIM は CWON に対して累積的（規模依存的）バイアスを持つ。</w:t>
+      </w:r>
+      <w:r>
+        <w:rPr>
+          <w:rFonts w:ascii="Times New Roman" w:hAnsi="Times New Roman" w:eastAsia="MS Mincho"/>
+          <w:b w:val="0"/>
+          <w:i/>
+          <w:sz w:val="24"/>
+        </w:rPr>
+        <w:t>ρ</w:t>
+      </w:r>
+      <w:r>
+        <w:rPr>
+          <w:rFonts w:ascii="Times New Roman" w:hAnsi="Times New Roman" w:eastAsia="MS Mincho"/>
+          <w:b w:val="0"/>
+          <w:i w:val="0"/>
+          <w:sz w:val="24"/>
+        </w:rPr>
+        <w:t>₂ &lt; 1 なら PIM は CWON に比べ資本成長を過小評価し、</w:t>
+      </w:r>
+      <w:r>
+        <w:rPr>
+          <w:rFonts w:ascii="Times New Roman" w:hAnsi="Times New Roman" w:eastAsia="MS Mincho"/>
+          <w:b w:val="0"/>
+          <w:i/>
+          <w:sz w:val="24"/>
+        </w:rPr>
+        <w:t>ρ</w:t>
+      </w:r>
+      <w:r>
+        <w:rPr>
+          <w:rFonts w:ascii="Times New Roman" w:hAnsi="Times New Roman" w:eastAsia="MS Mincho"/>
+          <w:b w:val="0"/>
+          <w:i w:val="0"/>
+          <w:sz w:val="24"/>
+        </w:rPr>
+        <w:t>₂ &gt; 1 なら過大評価する。</w:t>
+      </w:r>
+    </w:p>
+    <w:p>
+      <w:pPr>
+        <w:spacing w:after="120" w:line="480" w:lineRule="auto"/>
+        <w:ind w:left="720" w:hanging="360"/>
+      </w:pPr>
+      <w:r>
+        <w:rPr>
+          <w:rFonts w:ascii="Times New Roman" w:hAnsi="Times New Roman" w:eastAsia="MS Mincho"/>
+          <w:b w:val="0"/>
+          <w:i w:val="0"/>
+          <w:sz w:val="24"/>
+        </w:rPr>
+        <w:t xml:space="preserve">•  </w:t>
+      </w:r>
+      <w:r>
+        <w:rPr>
+          <w:rFonts w:ascii="Times New Roman" w:hAnsi="Times New Roman" w:eastAsia="MS Mincho"/>
+          <w:b/>
+          <w:i/>
+          <w:sz w:val="24"/>
+        </w:rPr>
+        <w:t>ρ</w:t>
+      </w:r>
+      <w:r>
+        <w:rPr>
+          <w:rFonts w:ascii="Times New Roman" w:hAnsi="Times New Roman" w:eastAsia="MS Mincho"/>
+          <w:b/>
+          <w:i w:val="0"/>
+          <w:sz w:val="24"/>
+        </w:rPr>
+        <w:t>₁ ≠ 0</w:t>
+      </w:r>
+      <w:r>
+        <w:rPr>
+          <w:rFonts w:ascii="Times New Roman" w:hAnsi="Times New Roman" w:eastAsia="MS Mincho"/>
+          <w:b w:val="0"/>
+          <w:i w:val="0"/>
+          <w:sz w:val="24"/>
+        </w:rPr>
+        <w:t>：基準年のキャリブレーション、PPP 換算、資産カバレッジの差異を反映する水準シフトが存在する。</w:t>
       </w:r>
     </w:p>
     <w:p>
@@ -701,7 +3313,76 @@
           <w:i w:val="0"/>
           <w:sz w:val="24"/>
         </w:rPr>
-        <w:t>L_production は生産関数 (M3) の成長率残差、L_wealth は PIM ストック K_tang(t; μ) + β · K_I(t) と CWON 生産資本系列 NW.PCA.TO(t) の国内軌跡 RMSE である。(2) の最小化により「M4 同時」推定量 (μ̂_joint, β̂_joint) を得る。λ = 0 は生産のみの推定に帰着する。</w:t>
+        <w:t>新規性は三重である。第一に、Brass 相対モデル枠組を資本会計に適用した先行研究は、筆者の知る限り存在しない。第二に、RPIM は CWON を「真値」とは扱わない――同一の潜在ストックに対する二つの独立推定の「関係」をパラメータ化し、系統的バイアスを可視化・定量化する。第三に、診断量 (</w:t>
+      </w:r>
+      <w:r>
+        <w:rPr>
+          <w:rFonts w:ascii="Times New Roman" w:hAnsi="Times New Roman" w:eastAsia="MS Mincho"/>
+          <w:b w:val="0"/>
+          <w:i/>
+          <w:sz w:val="24"/>
+        </w:rPr>
+        <w:t>ρ</w:t>
+      </w:r>
+      <w:r>
+        <w:rPr>
+          <w:rFonts w:ascii="Times New Roman" w:hAnsi="Times New Roman" w:eastAsia="MS Mincho"/>
+          <w:b w:val="0"/>
+          <w:i w:val="0"/>
+          <w:sz w:val="24"/>
+        </w:rPr>
+        <w:t xml:space="preserve">₁, </w:t>
+      </w:r>
+      <w:r>
+        <w:rPr>
+          <w:rFonts w:ascii="Times New Roman" w:hAnsi="Times New Roman" w:eastAsia="MS Mincho"/>
+          <w:b w:val="0"/>
+          <w:i/>
+          <w:sz w:val="24"/>
+        </w:rPr>
+        <w:t>ρ</w:t>
+      </w:r>
+      <w:r>
+        <w:rPr>
+          <w:rFonts w:ascii="Times New Roman" w:hAnsi="Times New Roman" w:eastAsia="MS Mincho"/>
+          <w:b w:val="0"/>
+          <w:i w:val="0"/>
+          <w:sz w:val="24"/>
+        </w:rPr>
+        <w:t>₂) は各モデル仕様（M0〜M4）のもとで計算できるため、テンポ・無形補正が実際に両勘定を近づけるかどうかの独立したチェックとして、</w:t>
+      </w:r>
+      <w:r>
+        <w:rPr>
+          <w:rFonts w:ascii="Times New Roman" w:hAnsi="Times New Roman" w:eastAsia="MS Mincho"/>
+          <w:b w:val="0"/>
+          <w:i/>
+          <w:sz w:val="24"/>
+        </w:rPr>
+        <w:t>ρ</w:t>
+      </w:r>
+      <w:r>
+        <w:rPr>
+          <w:rFonts w:ascii="Times New Roman" w:hAnsi="Times New Roman" w:eastAsia="MS Mincho"/>
+          <w:b w:val="0"/>
+          <w:i w:val="0"/>
+          <w:sz w:val="24"/>
+        </w:rPr>
+        <w:t>₂ が 1 に向かう改善を検証できる。</w:t>
+      </w:r>
+    </w:p>
+    <w:p>
+      <w:pPr>
+        <w:spacing w:before="360" w:after="120" w:line="480" w:lineRule="auto"/>
+        <w:jc w:val="center"/>
+      </w:pPr>
+      <w:r>
+        <w:rPr>
+          <w:rFonts w:ascii="Times New Roman" w:hAnsi="Times New Roman" w:eastAsia="MS Mincho"/>
+          <w:b/>
+          <w:i w:val="0"/>
+          <w:sz w:val="28"/>
+        </w:rPr>
+        <w:t>IV データと手法</w:t>
       </w:r>
     </w:p>
     <w:p>
@@ -715,7 +3396,7 @@
           <w:i w:val="0"/>
           <w:sz w:val="24"/>
         </w:rPr>
-        <w:t>III.4 人口と資本の量・テンポ対応</w:t>
+        <w:t>IV.1 データ</w:t>
       </w:r>
     </w:p>
     <w:p>
@@ -726,25 +3407,282 @@
       <w:r>
         <w:rPr>
           <w:rFonts w:ascii="Times New Roman" w:hAnsi="Times New Roman" w:eastAsia="MS Mincho"/>
-          <w:b w:val="0"/>
-          <w:i w:val="0"/>
-          <w:sz w:val="24"/>
-        </w:rPr>
-        <w:t>表 2 は、Bongaarts-Feeney-Goldstein-Lutz-Scherbov が分析した人口変数と本稿の資本変数の一対一対応を示す。すべての人口概念には、帳簿恒等式および量・テンポ分解の中で同じ役割を演じる資本概念が存在する。これは単なる記憶術ではない。人口テンポから σ を同定する統計ツール（コホート整合性検定、Brass 相対モデル）には資本会計上の直接的な類似物があり、本稿はこれを活用する。</w:t>
-      </w:r>
-    </w:p>
-    <w:p>
-      <w:pPr>
-        <w:spacing w:before="360" w:after="120" w:line="480" w:lineRule="auto"/>
-      </w:pPr>
-      <w:r>
-        <w:rPr>
-          <w:rFonts w:ascii="Times New Roman" w:hAnsi="Times New Roman" w:eastAsia="MS Mincho"/>
           <w:b/>
           <w:i w:val="0"/>
           <w:sz w:val="24"/>
         </w:rPr>
-        <w:t>III.5 関係型PIM：資本会計のためのBrassモデル</w:t>
+        <w:t>Penn World Table 10.01</w:t>
+      </w:r>
+      <w:r>
+        <w:rPr>
+          <w:rFonts w:ascii="Times New Roman" w:hAnsi="Times New Roman" w:eastAsia="MS Mincho"/>
+          <w:b w:val="0"/>
+          <w:i w:val="0"/>
+          <w:sz w:val="24"/>
+        </w:rPr>
+        <w:t>（Feenstra, Inklaar, and Timmer, 2015）を用いる：実質 GDP 産出 (</w:t>
+      </w:r>
+      <w:r>
+        <w:rPr>
+          <w:rFonts w:ascii="Times New Roman" w:hAnsi="Times New Roman" w:eastAsia="MS Mincho"/>
+          <w:b w:val="0"/>
+          <w:i/>
+          <w:sz w:val="24"/>
+        </w:rPr>
+        <w:t>rgdpna</w:t>
+      </w:r>
+      <w:r>
+        <w:rPr>
+          <w:rFonts w:ascii="Times New Roman" w:hAnsi="Times New Roman" w:eastAsia="MS Mincho"/>
+          <w:b w:val="0"/>
+          <w:i w:val="0"/>
+          <w:sz w:val="24"/>
+        </w:rPr>
+        <w:t>)、有形資本ストック (</w:t>
+      </w:r>
+      <w:r>
+        <w:rPr>
+          <w:rFonts w:ascii="Times New Roman" w:hAnsi="Times New Roman" w:eastAsia="MS Mincho"/>
+          <w:b w:val="0"/>
+          <w:i/>
+          <w:sz w:val="24"/>
+        </w:rPr>
+        <w:t>rnna</w:t>
+      </w:r>
+      <w:r>
+        <w:rPr>
+          <w:rFonts w:ascii="Times New Roman" w:hAnsi="Times New Roman" w:eastAsia="MS Mincho"/>
+          <w:b w:val="0"/>
+          <w:i w:val="0"/>
+          <w:sz w:val="24"/>
+        </w:rPr>
+        <w:t>)、投資比率 (</w:t>
+      </w:r>
+      <w:r>
+        <w:rPr>
+          <w:rFonts w:ascii="Times New Roman" w:hAnsi="Times New Roman" w:eastAsia="MS Mincho"/>
+          <w:b w:val="0"/>
+          <w:i/>
+          <w:sz w:val="24"/>
+        </w:rPr>
+        <w:t>csh</w:t>
+      </w:r>
+      <w:r>
+        <w:rPr>
+          <w:rFonts w:ascii="Times New Roman" w:hAnsi="Times New Roman" w:eastAsia="MS Mincho"/>
+          <w:b w:val="0"/>
+          <w:i/>
+          <w:sz w:val="24"/>
+          <w:vertAlign w:val="subscript"/>
+        </w:rPr>
+        <w:t>i</w:t>
+      </w:r>
+      <w:r>
+        <w:rPr>
+          <w:rFonts w:ascii="Times New Roman" w:hAnsi="Times New Roman" w:eastAsia="MS Mincho"/>
+          <w:b w:val="0"/>
+          <w:i w:val="0"/>
+          <w:sz w:val="24"/>
+        </w:rPr>
+        <w:t>)、減耗率 (</w:t>
+      </w:r>
+      <w:r>
+        <w:rPr>
+          <w:rFonts w:ascii="Times New Roman" w:hAnsi="Times New Roman" w:eastAsia="MS Mincho"/>
+          <w:b w:val="0"/>
+          <w:i/>
+          <w:sz w:val="24"/>
+        </w:rPr>
+        <w:t>delta</w:t>
+      </w:r>
+      <w:r>
+        <w:rPr>
+          <w:rFonts w:ascii="Times New Roman" w:hAnsi="Times New Roman" w:eastAsia="MS Mincho"/>
+          <w:b w:val="0"/>
+          <w:i w:val="0"/>
+          <w:sz w:val="24"/>
+        </w:rPr>
+        <w:t>)、雇用 (</w:t>
+      </w:r>
+      <w:r>
+        <w:rPr>
+          <w:rFonts w:ascii="Times New Roman" w:hAnsi="Times New Roman" w:eastAsia="MS Mincho"/>
+          <w:b w:val="0"/>
+          <w:i/>
+          <w:sz w:val="24"/>
+        </w:rPr>
+        <w:t>emp</w:t>
+      </w:r>
+      <w:r>
+        <w:rPr>
+          <w:rFonts w:ascii="Times New Roman" w:hAnsi="Times New Roman" w:eastAsia="MS Mincho"/>
+          <w:b w:val="0"/>
+          <w:i w:val="0"/>
+          <w:sz w:val="24"/>
+        </w:rPr>
+        <w:t>)、平均労働時間 (</w:t>
+      </w:r>
+      <w:r>
+        <w:rPr>
+          <w:rFonts w:ascii="Times New Roman" w:hAnsi="Times New Roman" w:eastAsia="MS Mincho"/>
+          <w:b w:val="0"/>
+          <w:i/>
+          <w:sz w:val="24"/>
+        </w:rPr>
+        <w:t>avh</w:t>
+      </w:r>
+      <w:r>
+        <w:rPr>
+          <w:rFonts w:ascii="Times New Roman" w:hAnsi="Times New Roman" w:eastAsia="MS Mincho"/>
+          <w:b w:val="0"/>
+          <w:i w:val="0"/>
+          <w:sz w:val="24"/>
+        </w:rPr>
+        <w:t>)、人的資本指数 (</w:t>
+      </w:r>
+      <w:r>
+        <w:rPr>
+          <w:rFonts w:ascii="Times New Roman" w:hAnsi="Times New Roman" w:eastAsia="MS Mincho"/>
+          <w:b w:val="0"/>
+          <w:i/>
+          <w:sz w:val="24"/>
+        </w:rPr>
+        <w:t>hc</w:t>
+      </w:r>
+      <w:r>
+        <w:rPr>
+          <w:rFonts w:ascii="Times New Roman" w:hAnsi="Times New Roman" w:eastAsia="MS Mincho"/>
+          <w:b w:val="0"/>
+          <w:i w:val="0"/>
+          <w:sz w:val="24"/>
+        </w:rPr>
+        <w:t>)、労働分配率 (</w:t>
+      </w:r>
+      <w:r>
+        <w:rPr>
+          <w:rFonts w:ascii="Times New Roman" w:hAnsi="Times New Roman" w:eastAsia="MS Mincho"/>
+          <w:b w:val="0"/>
+          <w:i/>
+          <w:sz w:val="24"/>
+        </w:rPr>
+        <w:t>labsh</w:t>
+      </w:r>
+      <w:r>
+        <w:rPr>
+          <w:rFonts w:ascii="Times New Roman" w:hAnsi="Times New Roman" w:eastAsia="MS Mincho"/>
+          <w:b w:val="0"/>
+          <w:i w:val="0"/>
+          <w:sz w:val="24"/>
+        </w:rPr>
+        <w:t xml:space="preserve">)。R&amp;D 集約度は </w:t>
+      </w:r>
+      <w:r>
+        <w:rPr>
+          <w:rFonts w:ascii="Times New Roman" w:hAnsi="Times New Roman" w:eastAsia="MS Mincho"/>
+          <w:b/>
+          <w:i w:val="0"/>
+          <w:sz w:val="24"/>
+        </w:rPr>
+        <w:t>World Bank WDI</w:t>
+      </w:r>
+      <w:r>
+        <w:rPr>
+          <w:rFonts w:ascii="Times New Roman" w:hAnsi="Times New Roman" w:eastAsia="MS Mincho"/>
+          <w:b w:val="0"/>
+          <w:i w:val="0"/>
+          <w:sz w:val="24"/>
+        </w:rPr>
+        <w:t xml:space="preserve"> の </w:t>
+      </w:r>
+      <w:r>
+        <w:rPr>
+          <w:rFonts w:ascii="Times New Roman" w:hAnsi="Times New Roman" w:eastAsia="MS Mincho"/>
+          <w:b w:val="0"/>
+          <w:i/>
+          <w:sz w:val="24"/>
+        </w:rPr>
+        <w:t>GB.XPD.RSDV.GD.ZS</w:t>
+      </w:r>
+      <w:r>
+        <w:rPr>
+          <w:rFonts w:ascii="Times New Roman" w:hAnsi="Times New Roman" w:eastAsia="MS Mincho"/>
+          <w:b w:val="0"/>
+          <w:i w:val="0"/>
+          <w:sz w:val="24"/>
+        </w:rPr>
+        <w:t xml:space="preserve"> を用いる。国富には </w:t>
+      </w:r>
+      <w:r>
+        <w:rPr>
+          <w:rFonts w:ascii="Times New Roman" w:hAnsi="Times New Roman" w:eastAsia="MS Mincho"/>
+          <w:b/>
+          <w:i w:val="0"/>
+          <w:sz w:val="24"/>
+        </w:rPr>
+        <w:t>World Bank Changing Wealth of Nations</w:t>
+      </w:r>
+      <w:r>
+        <w:rPr>
+          <w:rFonts w:ascii="Times New Roman" w:hAnsi="Times New Roman" w:eastAsia="MS Mincho"/>
+          <w:b w:val="0"/>
+          <w:i w:val="0"/>
+          <w:sz w:val="24"/>
+        </w:rPr>
+        <w:t xml:space="preserve"> 2021 年版（Lange, Wodon, and Carey, 2018）から </w:t>
+      </w:r>
+      <w:r>
+        <w:rPr>
+          <w:rFonts w:ascii="Times New Roman" w:hAnsi="Times New Roman" w:eastAsia="MS Mincho"/>
+          <w:b w:val="0"/>
+          <w:i/>
+          <w:sz w:val="24"/>
+        </w:rPr>
+        <w:t>NW.PCA.TO</w:t>
+      </w:r>
+      <w:r>
+        <w:rPr>
+          <w:rFonts w:ascii="Times New Roman" w:hAnsi="Times New Roman" w:eastAsia="MS Mincho"/>
+          <w:b w:val="0"/>
+          <w:i w:val="0"/>
+          <w:sz w:val="24"/>
+        </w:rPr>
+        <w:t>（生産資本総額）、</w:t>
+      </w:r>
+      <w:r>
+        <w:rPr>
+          <w:rFonts w:ascii="Times New Roman" w:hAnsi="Times New Roman" w:eastAsia="MS Mincho"/>
+          <w:b w:val="0"/>
+          <w:i/>
+          <w:sz w:val="24"/>
+        </w:rPr>
+        <w:t>NW.HCA.TO</w:t>
+      </w:r>
+      <w:r>
+        <w:rPr>
+          <w:rFonts w:ascii="Times New Roman" w:hAnsi="Times New Roman" w:eastAsia="MS Mincho"/>
+          <w:b w:val="0"/>
+          <w:i w:val="0"/>
+          <w:sz w:val="24"/>
+        </w:rPr>
+        <w:t>（人的資本総額）、</w:t>
+      </w:r>
+      <w:r>
+        <w:rPr>
+          <w:rFonts w:ascii="Times New Roman" w:hAnsi="Times New Roman" w:eastAsia="MS Mincho"/>
+          <w:b w:val="0"/>
+          <w:i/>
+          <w:sz w:val="24"/>
+        </w:rPr>
+        <w:t>NW.TOW.TO</w:t>
+      </w:r>
+      <w:r>
+        <w:rPr>
+          <w:rFonts w:ascii="Times New Roman" w:hAnsi="Times New Roman" w:eastAsia="MS Mincho"/>
+          <w:b w:val="0"/>
+          <w:i w:val="0"/>
+          <w:sz w:val="24"/>
+        </w:rPr>
+        <w:t>（総資産）を用いる。</w:t>
       </w:r>
     </w:p>
     <w:p>
@@ -759,7 +3697,21 @@
           <w:i w:val="0"/>
           <w:sz w:val="24"/>
         </w:rPr>
-        <w:t>人口学では、観測された出生率・死亡率スケジュールを「基準」スケジュールと比較し、系統的偏差を少数のパラメータで捉えるBrass相対モデルが長く用いられてきた（Brass, 1971）。本稿はこのアイデアを資本会計に移植する。K_PIM(t) をM0〜M4のいずれかのもとでPIM構築した資本ストック、K_CWON(t) をCWON生産資本NW.PCA.TOとする。関係型PIM（RPIM）を次のように定義する：</w:t>
+        <w:t>サンプルは全系列が利用可能な OECD・中所得 39 カ国である。GDP サンプルは 1970〜2019 年、CWON は 1995〜2020 年、両者が必要な場合は共通部分 1995〜2019 年を用いる。</w:t>
+      </w:r>
+    </w:p>
+    <w:p>
+      <w:pPr>
+        <w:spacing w:before="360" w:after="120" w:line="480" w:lineRule="auto"/>
+      </w:pPr>
+      <w:r>
+        <w:rPr>
+          <w:rFonts w:ascii="Times New Roman" w:hAnsi="Times New Roman" w:eastAsia="MS Mincho"/>
+          <w:b/>
+          <w:i w:val="0"/>
+          <w:sz w:val="24"/>
+        </w:rPr>
+        <w:t>IV.2 モデル M0–M4</w:t>
       </w:r>
     </w:p>
     <w:p>
@@ -774,7 +3726,390 @@
           <w:i w:val="0"/>
           <w:sz w:val="24"/>
         </w:rPr>
-        <w:t>log K_PIM(t) = ρ₁ + ρ₂ · log K_CWON(t) + ε(t),                              (M5)</w:t>
+        <w:t>五つの入れ子型生産関数を推定する：</w:t>
+      </w:r>
+    </w:p>
+    <w:p>
+      <w:pPr>
+        <w:spacing w:after="120" w:line="480" w:lineRule="auto"/>
+        <w:ind w:left="720" w:hanging="360"/>
+      </w:pPr>
+      <w:r>
+        <w:rPr>
+          <w:rFonts w:ascii="Times New Roman" w:hAnsi="Times New Roman" w:eastAsia="MS Mincho"/>
+          <w:b w:val="0"/>
+          <w:i w:val="0"/>
+          <w:sz w:val="24"/>
+        </w:rPr>
+        <w:t xml:space="preserve">•  </w:t>
+      </w:r>
+      <w:r>
+        <w:rPr>
+          <w:rFonts w:ascii="Times New Roman" w:hAnsi="Times New Roman" w:eastAsia="MS Mincho"/>
+          <w:b/>
+          <w:i w:val="0"/>
+          <w:sz w:val="24"/>
+        </w:rPr>
+        <w:t>M0</w:t>
+      </w:r>
+      <w:r>
+        <w:rPr>
+          <w:rFonts w:ascii="Times New Roman" w:hAnsi="Times New Roman" w:eastAsia="MS Mincho"/>
+          <w:b w:val="0"/>
+          <w:i w:val="0"/>
+          <w:sz w:val="24"/>
+        </w:rPr>
+        <w:t>: Solow 基準、</w:t>
+      </w:r>
+      <w:r>
+        <w:rPr>
+          <w:rFonts w:ascii="Times New Roman" w:hAnsi="Times New Roman" w:eastAsia="MS Mincho"/>
+          <w:b w:val="0"/>
+          <w:i/>
+          <w:sz w:val="24"/>
+        </w:rPr>
+        <w:t>K</w:t>
+      </w:r>
+      <w:r>
+        <w:rPr>
+          <w:rFonts w:ascii="Times New Roman" w:hAnsi="Times New Roman" w:eastAsia="MS Mincho"/>
+          <w:b w:val="0"/>
+          <w:i/>
+          <w:sz w:val="24"/>
+          <w:vertAlign w:val="subscript"/>
+        </w:rPr>
+        <w:t>t</w:t>
+      </w:r>
+      <w:r>
+        <w:rPr>
+          <w:rFonts w:ascii="Times New Roman" w:hAnsi="Times New Roman" w:eastAsia="MS Mincho"/>
+          <w:b w:val="0"/>
+          <w:i/>
+          <w:sz w:val="24"/>
+        </w:rPr>
+        <w:t>ang</w:t>
+      </w:r>
+      <w:r>
+        <w:rPr>
+          <w:rFonts w:ascii="Times New Roman" w:hAnsi="Times New Roman" w:eastAsia="MS Mincho"/>
+          <w:b w:val="0"/>
+          <w:i w:val="0"/>
+          <w:sz w:val="24"/>
+        </w:rPr>
+        <w:t xml:space="preserve"> は上記 M0、</w:t>
+      </w:r>
+      <w:r>
+        <w:rPr>
+          <w:rFonts w:ascii="Times New Roman" w:hAnsi="Times New Roman" w:eastAsia="MS Mincho"/>
+          <w:b w:val="0"/>
+          <w:i/>
+          <w:sz w:val="24"/>
+        </w:rPr>
+        <w:t>β</w:t>
+      </w:r>
+      <w:r>
+        <w:rPr>
+          <w:rFonts w:ascii="Times New Roman" w:hAnsi="Times New Roman" w:eastAsia="MS Mincho"/>
+          <w:b w:val="0"/>
+          <w:i w:val="0"/>
+          <w:sz w:val="24"/>
+        </w:rPr>
+        <w:t xml:space="preserve"> = 0。</w:t>
+      </w:r>
+    </w:p>
+    <w:p>
+      <w:pPr>
+        <w:spacing w:after="120" w:line="480" w:lineRule="auto"/>
+        <w:ind w:left="720" w:hanging="360"/>
+      </w:pPr>
+      <w:r>
+        <w:rPr>
+          <w:rFonts w:ascii="Times New Roman" w:hAnsi="Times New Roman" w:eastAsia="MS Mincho"/>
+          <w:b w:val="0"/>
+          <w:i w:val="0"/>
+          <w:sz w:val="24"/>
+        </w:rPr>
+        <w:t xml:space="preserve">•  </w:t>
+      </w:r>
+      <w:r>
+        <w:rPr>
+          <w:rFonts w:ascii="Times New Roman" w:hAnsi="Times New Roman" w:eastAsia="MS Mincho"/>
+          <w:b/>
+          <w:i w:val="0"/>
+          <w:sz w:val="24"/>
+        </w:rPr>
+        <w:t>M1</w:t>
+      </w:r>
+      <w:r>
+        <w:rPr>
+          <w:rFonts w:ascii="Times New Roman" w:hAnsi="Times New Roman" w:eastAsia="MS Mincho"/>
+          <w:b w:val="0"/>
+          <w:i w:val="0"/>
+          <w:sz w:val="24"/>
+        </w:rPr>
+        <w:t xml:space="preserve">: 一定ラグ PIM (M1)、検定 B（成長率 RMSE）最小化で国別 </w:t>
+      </w:r>
+      <w:r>
+        <w:rPr>
+          <w:rFonts w:ascii="Times New Roman" w:hAnsi="Times New Roman" w:eastAsia="MS Mincho"/>
+          <w:b w:val="0"/>
+          <w:i/>
+          <w:sz w:val="24"/>
+        </w:rPr>
+        <w:t>μ</w:t>
+      </w:r>
+      <w:r>
+        <w:rPr>
+          <w:rFonts w:ascii="Times New Roman" w:hAnsi="Times New Roman" w:eastAsia="MS Mincho"/>
+          <w:b w:val="0"/>
+          <w:i/>
+          <w:sz w:val="24"/>
+        </w:rPr>
+        <w:t xml:space="preserve"> = </w:t>
+      </w:r>
+      <w:r>
+        <w:rPr>
+          <w:rFonts w:ascii="Times New Roman" w:hAnsi="Times New Roman" w:eastAsia="MS Mincho"/>
+          <w:b w:val="0"/>
+          <w:i/>
+          <w:sz w:val="24"/>
+        </w:rPr>
+        <w:t>μ</w:t>
+      </w:r>
+      <w:r>
+        <w:rPr>
+          <w:rFonts w:ascii="Times New Roman" w:hAnsi="Times New Roman" w:eastAsia="MS Mincho"/>
+          <w:b w:val="0"/>
+          <w:i w:val="0"/>
+          <w:sz w:val="24"/>
+        </w:rPr>
+        <w:t>* を推定。</w:t>
+      </w:r>
+    </w:p>
+    <w:p>
+      <w:pPr>
+        <w:spacing w:after="120" w:line="480" w:lineRule="auto"/>
+        <w:ind w:left="720" w:hanging="360"/>
+      </w:pPr>
+      <w:r>
+        <w:rPr>
+          <w:rFonts w:ascii="Times New Roman" w:hAnsi="Times New Roman" w:eastAsia="MS Mincho"/>
+          <w:b w:val="0"/>
+          <w:i w:val="0"/>
+          <w:sz w:val="24"/>
+        </w:rPr>
+        <w:t xml:space="preserve">•  </w:t>
+      </w:r>
+      <w:r>
+        <w:rPr>
+          <w:rFonts w:ascii="Times New Roman" w:hAnsi="Times New Roman" w:eastAsia="MS Mincho"/>
+          <w:b/>
+          <w:i w:val="0"/>
+          <w:sz w:val="24"/>
+        </w:rPr>
+        <w:t>M2</w:t>
+      </w:r>
+      <w:r>
+        <w:rPr>
+          <w:rFonts w:ascii="Times New Roman" w:hAnsi="Times New Roman" w:eastAsia="MS Mincho"/>
+          <w:b w:val="0"/>
+          <w:i w:val="0"/>
+          <w:sz w:val="24"/>
+        </w:rPr>
+        <w:t xml:space="preserve">: 時変ラグ </w:t>
+      </w:r>
+      <w:r>
+        <w:rPr>
+          <w:rFonts w:ascii="Times New Roman" w:hAnsi="Times New Roman" w:eastAsia="MS Mincho"/>
+          <w:b w:val="0"/>
+          <w:i/>
+          <w:sz w:val="24"/>
+        </w:rPr>
+        <w:t>μ</w:t>
+      </w:r>
+      <w:r>
+        <w:rPr>
+          <w:rFonts w:ascii="Times New Roman" w:hAnsi="Times New Roman" w:eastAsia="MS Mincho"/>
+          <w:b w:val="0"/>
+          <w:i w:val="0"/>
+          <w:sz w:val="24"/>
+        </w:rPr>
+        <w:t xml:space="preserve">(t) = </w:t>
+      </w:r>
+      <w:r>
+        <w:rPr>
+          <w:rFonts w:ascii="Times New Roman" w:hAnsi="Times New Roman" w:eastAsia="MS Mincho"/>
+          <w:b w:val="0"/>
+          <w:i/>
+          <w:sz w:val="24"/>
+        </w:rPr>
+        <w:t>μ</w:t>
+      </w:r>
+      <w:r>
+        <w:rPr>
+          <w:rFonts w:ascii="Times New Roman" w:hAnsi="Times New Roman" w:eastAsia="MS Mincho"/>
+          <w:b w:val="0"/>
+          <w:i w:val="0"/>
+          <w:sz w:val="24"/>
+        </w:rPr>
+        <w:t xml:space="preserve">₀ + </w:t>
+      </w:r>
+      <w:r>
+        <w:rPr>
+          <w:rFonts w:ascii="Times New Roman" w:hAnsi="Times New Roman" w:eastAsia="MS Mincho"/>
+          <w:b w:val="0"/>
+          <w:i/>
+          <w:sz w:val="24"/>
+        </w:rPr>
+        <w:t>μ</w:t>
+      </w:r>
+      <w:r>
+        <w:rPr>
+          <w:rFonts w:ascii="Times New Roman" w:hAnsi="Times New Roman" w:eastAsia="MS Mincho"/>
+          <w:b w:val="0"/>
+          <w:i w:val="0"/>
+          <w:sz w:val="24"/>
+        </w:rPr>
+        <w:t>₁·(t − t₀)（上記 (M2)）。</w:t>
+      </w:r>
+    </w:p>
+    <w:p>
+      <w:pPr>
+        <w:spacing w:after="120" w:line="480" w:lineRule="auto"/>
+        <w:ind w:left="720" w:hanging="360"/>
+      </w:pPr>
+      <w:r>
+        <w:rPr>
+          <w:rFonts w:ascii="Times New Roman" w:hAnsi="Times New Roman" w:eastAsia="MS Mincho"/>
+          <w:b w:val="0"/>
+          <w:i w:val="0"/>
+          <w:sz w:val="24"/>
+        </w:rPr>
+        <w:t xml:space="preserve">•  </w:t>
+      </w:r>
+      <w:r>
+        <w:rPr>
+          <w:rFonts w:ascii="Times New Roman" w:hAnsi="Times New Roman" w:eastAsia="MS Mincho"/>
+          <w:b/>
+          <w:i w:val="0"/>
+          <w:sz w:val="24"/>
+        </w:rPr>
+        <w:t>M3</w:t>
+      </w:r>
+      <w:r>
+        <w:rPr>
+          <w:rFonts w:ascii="Times New Roman" w:hAnsi="Times New Roman" w:eastAsia="MS Mincho"/>
+          <w:b w:val="0"/>
+          <w:i w:val="0"/>
+          <w:sz w:val="24"/>
+        </w:rPr>
+        <w:t>: M0 有形ストックに無形ストック K</w:t>
+      </w:r>
+      <w:r>
+        <w:rPr>
+          <w:rFonts w:ascii="Times New Roman" w:hAnsi="Times New Roman" w:eastAsia="MS Mincho"/>
+          <w:b w:val="0"/>
+          <w:i/>
+          <w:sz w:val="24"/>
+          <w:vertAlign w:val="subscript"/>
+        </w:rPr>
+        <w:t>I</w:t>
+      </w:r>
+      <w:r>
+        <w:rPr>
+          <w:rFonts w:ascii="Times New Roman" w:hAnsi="Times New Roman" w:eastAsia="MS Mincho"/>
+          <w:b w:val="0"/>
+          <w:i w:val="0"/>
+          <w:sz w:val="24"/>
+        </w:rPr>
+        <w:t xml:space="preserve"> を追加し、成長率当てはめで </w:t>
+      </w:r>
+      <w:r>
+        <w:rPr>
+          <w:rFonts w:ascii="Times New Roman" w:hAnsi="Times New Roman" w:eastAsia="MS Mincho"/>
+          <w:b w:val="0"/>
+          <w:i/>
+          <w:sz w:val="24"/>
+        </w:rPr>
+        <w:t>β</w:t>
+      </w:r>
+      <w:r>
+        <w:rPr>
+          <w:rFonts w:ascii="Times New Roman" w:hAnsi="Times New Roman" w:eastAsia="MS Mincho"/>
+          <w:b w:val="0"/>
+          <w:i w:val="0"/>
+          <w:sz w:val="24"/>
+        </w:rPr>
+        <w:t xml:space="preserve"> を推定。</w:t>
+      </w:r>
+    </w:p>
+    <w:p>
+      <w:pPr>
+        <w:spacing w:after="120" w:line="480" w:lineRule="auto"/>
+        <w:ind w:left="720" w:hanging="360"/>
+      </w:pPr>
+      <w:r>
+        <w:rPr>
+          <w:rFonts w:ascii="Times New Roman" w:hAnsi="Times New Roman" w:eastAsia="MS Mincho"/>
+          <w:b w:val="0"/>
+          <w:i w:val="0"/>
+          <w:sz w:val="24"/>
+        </w:rPr>
+        <w:t xml:space="preserve">•  </w:t>
+      </w:r>
+      <w:r>
+        <w:rPr>
+          <w:rFonts w:ascii="Times New Roman" w:hAnsi="Times New Roman" w:eastAsia="MS Mincho"/>
+          <w:b/>
+          <w:i w:val="0"/>
+          <w:sz w:val="24"/>
+        </w:rPr>
+        <w:t>M4</w:t>
+      </w:r>
+      <w:r>
+        <w:rPr>
+          <w:rFonts w:ascii="Times New Roman" w:hAnsi="Times New Roman" w:eastAsia="MS Mincho"/>
+          <w:b w:val="0"/>
+          <w:i w:val="0"/>
+          <w:sz w:val="24"/>
+        </w:rPr>
+        <w:t>: 同時同定（III.3 節）。(2) を (</w:t>
+      </w:r>
+      <w:r>
+        <w:rPr>
+          <w:rFonts w:ascii="Times New Roman" w:hAnsi="Times New Roman" w:eastAsia="MS Mincho"/>
+          <w:b w:val="0"/>
+          <w:i/>
+          <w:sz w:val="24"/>
+        </w:rPr>
+        <w:t>μ</w:t>
+      </w:r>
+      <w:r>
+        <w:rPr>
+          <w:rFonts w:ascii="Times New Roman" w:hAnsi="Times New Roman" w:eastAsia="MS Mincho"/>
+          <w:b w:val="0"/>
+          <w:i w:val="0"/>
+          <w:sz w:val="24"/>
+        </w:rPr>
+        <w:t xml:space="preserve">, </w:t>
+      </w:r>
+      <w:r>
+        <w:rPr>
+          <w:rFonts w:ascii="Times New Roman" w:hAnsi="Times New Roman" w:eastAsia="MS Mincho"/>
+          <w:b w:val="0"/>
+          <w:i/>
+          <w:sz w:val="24"/>
+        </w:rPr>
+        <w:t>β</w:t>
+      </w:r>
+      <w:r>
+        <w:rPr>
+          <w:rFonts w:ascii="Times New Roman" w:hAnsi="Times New Roman" w:eastAsia="MS Mincho"/>
+          <w:b w:val="0"/>
+          <w:i w:val="0"/>
+          <w:sz w:val="24"/>
+        </w:rPr>
+        <w:t>) 上で CWON に対して同時最小化。</w:t>
       </w:r>
     </w:p>
     <w:p>
@@ -789,7 +4124,120 @@
           <w:i w:val="0"/>
           <w:sz w:val="24"/>
         </w:rPr>
-        <w:t>(ρ₁, ρ₂) は両系列が観測され正値をとる重複年について OLS で推定される関係パラメータである。解釈は直截である：</w:t>
+        <w:t>各モデルで標本内の二指標と標本外の一指標を報告する：</w:t>
+      </w:r>
+    </w:p>
+    <w:p>
+      <w:pPr>
+        <w:spacing w:after="120" w:line="480" w:lineRule="auto"/>
+        <w:ind w:left="720" w:hanging="360"/>
+      </w:pPr>
+      <w:r>
+        <w:rPr>
+          <w:rFonts w:ascii="Times New Roman" w:hAnsi="Times New Roman" w:eastAsia="MS Mincho"/>
+          <w:b w:val="0"/>
+          <w:i w:val="0"/>
+          <w:sz w:val="24"/>
+        </w:rPr>
+        <w:t xml:space="preserve">•  </w:t>
+      </w:r>
+      <w:r>
+        <w:rPr>
+          <w:rFonts w:ascii="Times New Roman" w:hAnsi="Times New Roman" w:eastAsia="MS Mincho"/>
+          <w:b/>
+          <w:i w:val="0"/>
+          <w:sz w:val="24"/>
+        </w:rPr>
+        <w:t>検定 A（水準 MAPE）</w:t>
+      </w:r>
+      <w:r>
+        <w:rPr>
+          <w:rFonts w:ascii="Times New Roman" w:hAnsi="Times New Roman" w:eastAsia="MS Mincho"/>
+          <w:b w:val="0"/>
+          <w:i w:val="0"/>
+          <w:sz w:val="24"/>
+        </w:rPr>
+        <w:t>: 観測 log-GDP に対する当てはめ log-GDP の MAPE。10 年窓 TFP を除去した水準について評価。低いほど良い。</w:t>
+      </w:r>
+    </w:p>
+    <w:p>
+      <w:pPr>
+        <w:spacing w:after="120" w:line="480" w:lineRule="auto"/>
+        <w:ind w:left="720" w:hanging="360"/>
+      </w:pPr>
+      <w:r>
+        <w:rPr>
+          <w:rFonts w:ascii="Times New Roman" w:hAnsi="Times New Roman" w:eastAsia="MS Mincho"/>
+          <w:b w:val="0"/>
+          <w:i w:val="0"/>
+          <w:sz w:val="24"/>
+        </w:rPr>
+        <w:t xml:space="preserve">•  </w:t>
+      </w:r>
+      <w:r>
+        <w:rPr>
+          <w:rFonts w:ascii="Times New Roman" w:hAnsi="Times New Roman" w:eastAsia="MS Mincho"/>
+          <w:b/>
+          <w:i w:val="0"/>
+          <w:sz w:val="24"/>
+        </w:rPr>
+        <w:t>検定 B（成長 RMSE）</w:t>
+      </w:r>
+      <w:r>
+        <w:rPr>
+          <w:rFonts w:ascii="Times New Roman" w:hAnsi="Times New Roman" w:eastAsia="MS Mincho"/>
+          <w:b w:val="0"/>
+          <w:i w:val="0"/>
+          <w:sz w:val="24"/>
+        </w:rPr>
+        <w:t>: 1 年 log-GDP 差分の RMSE、パーセンテージ・ポイント。低いほど良い。</w:t>
+      </w:r>
+    </w:p>
+    <w:p>
+      <w:pPr>
+        <w:spacing w:after="120" w:line="480" w:lineRule="auto"/>
+        <w:ind w:left="720" w:hanging="360"/>
+      </w:pPr>
+      <w:r>
+        <w:rPr>
+          <w:rFonts w:ascii="Times New Roman" w:hAnsi="Times New Roman" w:eastAsia="MS Mincho"/>
+          <w:b w:val="0"/>
+          <w:i w:val="0"/>
+          <w:sz w:val="24"/>
+        </w:rPr>
+        <w:t xml:space="preserve">•  </w:t>
+      </w:r>
+      <w:r>
+        <w:rPr>
+          <w:rFonts w:ascii="Times New Roman" w:hAnsi="Times New Roman" w:eastAsia="MS Mincho"/>
+          <w:b/>
+          <w:i w:val="0"/>
+          <w:sz w:val="24"/>
+        </w:rPr>
+        <w:t>標本外 MAPE</w:t>
+      </w:r>
+      <w:r>
+        <w:rPr>
+          <w:rFonts w:ascii="Times New Roman" w:hAnsi="Times New Roman" w:eastAsia="MS Mincho"/>
+          <w:b w:val="0"/>
+          <w:i w:val="0"/>
+          <w:sz w:val="24"/>
+        </w:rPr>
+        <w:t>: 1970〜2014 年でパラメータ推定、訓練窓 TFP を延長して 2015〜2019 年の水準予測を生成。低いほど良い。</w:t>
+      </w:r>
+    </w:p>
+    <w:p>
+      <w:pPr>
+        <w:spacing w:before="360" w:after="120" w:line="480" w:lineRule="auto"/>
+      </w:pPr>
+      <w:r>
+        <w:rPr>
+          <w:rFonts w:ascii="Times New Roman" w:hAnsi="Times New Roman" w:eastAsia="MS Mincho"/>
+          <w:b/>
+          <w:i w:val="0"/>
+          <w:sz w:val="24"/>
+        </w:rPr>
+        <w:t>IV.3 推定手順とグリッド探索</w:t>
       </w:r>
     </w:p>
     <w:p>
@@ -804,7 +4252,111 @@
           <w:i w:val="0"/>
           <w:sz w:val="24"/>
         </w:rPr>
-        <w:t>* ρ₂ = 1 かつ ρ₁ = 0：PIM と CWON の勘定は完全に整合的である――両者はホワイトノイズ誤差を除いて同一の潜在ストックを測定している。</w:t>
+        <w:t xml:space="preserve">五つのモデルすべてをグリッド探索で推定する。勾配最適化を用いない理由は三つある。第一に、目的関数 (2) は幾何ラグ核に由来する既知の非凸性を持ち、特に </w:t>
+      </w:r>
+      <w:r>
+        <w:rPr>
+          <w:rFonts w:ascii="Times New Roman" w:hAnsi="Times New Roman" w:eastAsia="MS Mincho"/>
+          <w:b w:val="0"/>
+          <w:i/>
+          <w:sz w:val="24"/>
+        </w:rPr>
+        <w:t>μ</w:t>
+      </w:r>
+      <w:r>
+        <w:rPr>
+          <w:rFonts w:ascii="Times New Roman" w:hAnsi="Times New Roman" w:eastAsia="MS Mincho"/>
+          <w:b w:val="0"/>
+          <w:i w:val="0"/>
+          <w:sz w:val="24"/>
+        </w:rPr>
+        <w:t xml:space="preserve"> が小さく核が集中的になる場合に顕著である。第二に、グリッド探索は各（国，モデル）対について明示的な事後分布様面を生成し、下記の感度解析に利用できる。第三に、39 カ国 × 5 モデル × 1000 回ブートストラップを Nelder-Mead や BFGS の内側ループで回すと多くの国で実行不能となる。</w:t>
+      </w:r>
+      <w:r>
+        <w:rPr>
+          <w:rFonts w:ascii="Times New Roman" w:hAnsi="Times New Roman" w:eastAsia="MS Mincho"/>
+          <w:b w:val="0"/>
+          <w:i/>
+          <w:sz w:val="24"/>
+        </w:rPr>
+        <w:t>μ</w:t>
+      </w:r>
+      <w:r>
+        <w:rPr>
+          <w:rFonts w:ascii="Times New Roman" w:hAnsi="Times New Roman" w:eastAsia="MS Mincho"/>
+          <w:b w:val="0"/>
+          <w:i w:val="0"/>
+          <w:sz w:val="24"/>
+        </w:rPr>
+        <w:t xml:space="preserve"> のグリッドは {0.01, 0.05, 0.10, 0.25, 0.50, 1.0, 1.5, 2.0, 3.0, 4.5, 6.0} 年、</w:t>
+      </w:r>
+      <w:r>
+        <w:rPr>
+          <w:rFonts w:ascii="Times New Roman" w:hAnsi="Times New Roman" w:eastAsia="MS Mincho"/>
+          <w:b w:val="0"/>
+          <w:i/>
+          <w:sz w:val="24"/>
+        </w:rPr>
+        <w:t>β</w:t>
+      </w:r>
+      <w:r>
+        <w:rPr>
+          <w:rFonts w:ascii="Times New Roman" w:hAnsi="Times New Roman" w:eastAsia="MS Mincho"/>
+          <w:b w:val="0"/>
+          <w:i w:val="0"/>
+          <w:sz w:val="24"/>
+        </w:rPr>
+        <w:t xml:space="preserve"> のグリッドは {0.00, 0.02, ..., 0.34}、</w:t>
+      </w:r>
+      <w:r>
+        <w:rPr>
+          <w:rFonts w:ascii="Times New Roman" w:hAnsi="Times New Roman" w:eastAsia="MS Mincho"/>
+          <w:b w:val="0"/>
+          <w:i/>
+          <w:sz w:val="24"/>
+        </w:rPr>
+        <w:t>μ</w:t>
+      </w:r>
+      <w:r>
+        <w:rPr>
+          <w:rFonts w:ascii="Times New Roman" w:hAnsi="Times New Roman" w:eastAsia="MS Mincho"/>
+          <w:b w:val="0"/>
+          <w:i w:val="0"/>
+          <w:sz w:val="24"/>
+        </w:rPr>
+        <w:t>₁ は {−0.08, −0.04, −0.02, 0, +0.02, +0.04, +0.08} per year である。これらの区間は先行研究（Kaboski, 2005; Corrado et al., 2016）が報告するパラメータ値を包含するよう設定し、いずれの国でも最適値がグリッド境界に張り付かないことを確認した。基準年 t₀ は全カ国で 1970 年とし、</w:t>
+      </w:r>
+      <w:r>
+        <w:rPr>
+          <w:rFonts w:ascii="Times New Roman" w:hAnsi="Times New Roman" w:eastAsia="MS Mincho"/>
+          <w:b w:val="0"/>
+          <w:i/>
+          <w:sz w:val="24"/>
+        </w:rPr>
+        <w:t>μ</w:t>
+      </w:r>
+      <w:r>
+        <w:rPr>
+          <w:rFonts w:ascii="Times New Roman" w:hAnsi="Times New Roman" w:eastAsia="MS Mincho"/>
+          <w:b w:val="0"/>
+          <w:i w:val="0"/>
+          <w:sz w:val="24"/>
+        </w:rPr>
+        <w:t>₀ を基準年の平均ラグとして解釈可能にしている。</w:t>
+      </w:r>
+    </w:p>
+    <w:p>
+      <w:pPr>
+        <w:spacing w:before="360" w:after="120" w:line="480" w:lineRule="auto"/>
+      </w:pPr>
+      <w:r>
+        <w:rPr>
+          <w:rFonts w:ascii="Times New Roman" w:hAnsi="Times New Roman" w:eastAsia="MS Mincho"/>
+          <w:b/>
+          <w:i w:val="0"/>
+          <w:sz w:val="24"/>
+        </w:rPr>
+        <w:t>IV.4 ブートストラップ信頼区間</w:t>
       </w:r>
     </w:p>
     <w:p>
@@ -819,7 +4371,206 @@
           <w:i w:val="0"/>
           <w:sz w:val="24"/>
         </w:rPr>
-        <w:t>* ρ₂ ≠ 1：PIM は CWON に対して累積的（規模依存的）バイアスを持つ。ρ₂ &lt; 1 なら PIM は CWON に比べ資本成長を過小評価し、ρ₂ &gt; 1 なら過大評価する。</w:t>
+        <w:t xml:space="preserve">各国について M4 の成長率残差を 100 回ブロック・ブートストラップ（ブロック長 1。PWT 年次成長率残差のトレンド除去後の自己相関はほぼ消滅しており、5 カ国のパイロットでブロック長 3 は 95 % 区間をほぼ変えなかった）。各反復の手順は以下の通り。(i) M4 の当てはめ成長率と対応残差を計算、(ii) 残差をリサンプリングして合成 log-GDP 系列を再構築、(iii) PWT 投資比率 </w:t>
+      </w:r>
+      <w:r>
+        <w:rPr>
+          <w:rFonts w:ascii="Times New Roman" w:hAnsi="Times New Roman" w:eastAsia="MS Mincho"/>
+          <w:b w:val="0"/>
+          <w:i/>
+          <w:sz w:val="24"/>
+        </w:rPr>
+        <w:t>csh</w:t>
+      </w:r>
+      <w:r>
+        <w:rPr>
+          <w:rFonts w:ascii="Times New Roman" w:hAnsi="Times New Roman" w:eastAsia="MS Mincho"/>
+          <w:b w:val="0"/>
+          <w:i/>
+          <w:sz w:val="24"/>
+          <w:vertAlign w:val="subscript"/>
+        </w:rPr>
+        <w:t>i</w:t>
+      </w:r>
+      <w:r>
+        <w:rPr>
+          <w:rFonts w:ascii="Times New Roman" w:hAnsi="Times New Roman" w:eastAsia="MS Mincho"/>
+          <w:b w:val="0"/>
+          <w:i w:val="0"/>
+          <w:sz w:val="24"/>
+        </w:rPr>
+        <w:t xml:space="preserve"> と WDI 比率を使って合成投資系列と合成 R&amp;D 集約度を逆算、(iv) </w:t>
+      </w:r>
+      <w:r>
+        <w:rPr>
+          <w:rFonts w:ascii="Times New Roman" w:hAnsi="Times New Roman" w:eastAsia="MS Mincho"/>
+          <w:b w:val="0"/>
+          <w:i/>
+          <w:sz w:val="24"/>
+        </w:rPr>
+        <w:t>K</w:t>
+      </w:r>
+      <w:r>
+        <w:rPr>
+          <w:rFonts w:ascii="Times New Roman" w:hAnsi="Times New Roman" w:eastAsia="MS Mincho"/>
+          <w:b w:val="0"/>
+          <w:i/>
+          <w:sz w:val="24"/>
+          <w:vertAlign w:val="subscript"/>
+        </w:rPr>
+        <w:t>t</w:t>
+      </w:r>
+      <w:r>
+        <w:rPr>
+          <w:rFonts w:ascii="Times New Roman" w:hAnsi="Times New Roman" w:eastAsia="MS Mincho"/>
+          <w:b w:val="0"/>
+          <w:i/>
+          <w:sz w:val="24"/>
+        </w:rPr>
+        <w:t>ang</w:t>
+      </w:r>
+      <w:r>
+        <w:rPr>
+          <w:rFonts w:ascii="Times New Roman" w:hAnsi="Times New Roman" w:eastAsia="MS Mincho"/>
+          <w:b w:val="0"/>
+          <w:i w:val="0"/>
+          <w:sz w:val="24"/>
+        </w:rPr>
+        <w:t xml:space="preserve"> と </w:t>
+      </w:r>
+      <w:r>
+        <w:rPr>
+          <w:rFonts w:ascii="Times New Roman" w:hAnsi="Times New Roman" w:eastAsia="MS Mincho"/>
+          <w:b w:val="0"/>
+          <w:i/>
+          <w:sz w:val="24"/>
+        </w:rPr>
+        <w:t>K</w:t>
+      </w:r>
+      <w:r>
+        <w:rPr>
+          <w:rFonts w:ascii="Times New Roman" w:hAnsi="Times New Roman" w:eastAsia="MS Mincho"/>
+          <w:b w:val="0"/>
+          <w:i/>
+          <w:sz w:val="24"/>
+          <w:vertAlign w:val="subscript"/>
+        </w:rPr>
+        <w:t>I</w:t>
+      </w:r>
+      <w:r>
+        <w:rPr>
+          <w:rFonts w:ascii="Times New Roman" w:hAnsi="Times New Roman" w:eastAsia="MS Mincho"/>
+          <w:b w:val="0"/>
+          <w:i w:val="0"/>
+          <w:sz w:val="24"/>
+        </w:rPr>
+        <w:t xml:space="preserve"> を再構築、(v) 同時同定グリッドを再走して (</w:t>
+      </w:r>
+      <w:r>
+        <w:rPr>
+          <w:rFonts w:ascii="Times New Roman" w:hAnsi="Times New Roman" w:eastAsia="MS Mincho"/>
+          <w:b w:val="0"/>
+          <w:i/>
+          <w:sz w:val="24"/>
+        </w:rPr>
+        <w:t>μ</w:t>
+      </w:r>
+      <w:r>
+        <w:rPr>
+          <w:rFonts w:ascii="Times New Roman" w:hAnsi="Times New Roman" w:eastAsia="MS Mincho"/>
+          <w:b w:val="0"/>
+          <w:i/>
+          <w:sz w:val="24"/>
+          <w:vertAlign w:val="subscript"/>
+        </w:rPr>
+        <w:t>b</w:t>
+      </w:r>
+      <w:r>
+        <w:rPr>
+          <w:rFonts w:ascii="Times New Roman" w:hAnsi="Times New Roman" w:eastAsia="MS Mincho"/>
+          <w:b w:val="0"/>
+          <w:i w:val="0"/>
+          <w:sz w:val="24"/>
+        </w:rPr>
+        <w:t xml:space="preserve">, </w:t>
+      </w:r>
+      <w:r>
+        <w:rPr>
+          <w:rFonts w:ascii="Times New Roman" w:hAnsi="Times New Roman" w:eastAsia="MS Mincho"/>
+          <w:b w:val="0"/>
+          <w:i/>
+          <w:sz w:val="24"/>
+        </w:rPr>
+        <w:t>β</w:t>
+      </w:r>
+      <w:r>
+        <w:rPr>
+          <w:rFonts w:ascii="Times New Roman" w:hAnsi="Times New Roman" w:eastAsia="MS Mincho"/>
+          <w:b w:val="0"/>
+          <w:i/>
+          <w:sz w:val="24"/>
+          <w:vertAlign w:val="subscript"/>
+        </w:rPr>
+        <w:t>b</w:t>
+      </w:r>
+      <w:r>
+        <w:rPr>
+          <w:rFonts w:ascii="Times New Roman" w:hAnsi="Times New Roman" w:eastAsia="MS Mincho"/>
+          <w:b w:val="0"/>
+          <w:i w:val="0"/>
+          <w:sz w:val="24"/>
+        </w:rPr>
+        <w:t xml:space="preserve">) を格納する。95 % パーセンタイル区間は図 3 に、国別中央値は補助的 JSON に報告する。国別信頼区間は、長く変動の少ない系列（米国、カナダ、ドイツ、フランス、英国、日本、オーストラリア）で最も狭く、短期または移行期系列（エストニア、ラトビア、チリ）で最も広い。国間の多重検定の調整は行っていない。保守的な読者は Bonferroni 型の 5 %/39 ≈ 0.13 % 閾値を用いればよく、その閾値でも </w:t>
+      </w:r>
+      <w:r>
+        <w:rPr>
+          <w:rFonts w:ascii="Times New Roman" w:hAnsi="Times New Roman" w:eastAsia="MS Mincho"/>
+          <w:b w:val="0"/>
+          <w:i/>
+          <w:sz w:val="24"/>
+        </w:rPr>
+        <w:t>μ</w:t>
+      </w:r>
+      <w:r>
+        <w:rPr>
+          <w:rFonts w:ascii="Times New Roman" w:hAnsi="Times New Roman" w:eastAsia="MS Mincho"/>
+          <w:b w:val="0"/>
+          <w:i w:val="0"/>
+          <w:sz w:val="24"/>
+        </w:rPr>
+        <w:t xml:space="preserve"> = 0 は 14 カ国で、</w:t>
+      </w:r>
+      <w:r>
+        <w:rPr>
+          <w:rFonts w:ascii="Times New Roman" w:hAnsi="Times New Roman" w:eastAsia="MS Mincho"/>
+          <w:b w:val="0"/>
+          <w:i/>
+          <w:sz w:val="24"/>
+        </w:rPr>
+        <w:t>β</w:t>
+      </w:r>
+      <w:r>
+        <w:rPr>
+          <w:rFonts w:ascii="Times New Roman" w:hAnsi="Times New Roman" w:eastAsia="MS Mincho"/>
+          <w:b w:val="0"/>
+          <w:i w:val="0"/>
+          <w:sz w:val="24"/>
+        </w:rPr>
+        <w:t xml:space="preserve"> = 0 は 9 カ国で棄却される。</w:t>
+      </w:r>
+    </w:p>
+    <w:p>
+      <w:pPr>
+        <w:spacing w:before="360" w:after="120" w:line="480" w:lineRule="auto"/>
+      </w:pPr>
+      <w:r>
+        <w:rPr>
+          <w:rFonts w:ascii="Times New Roman" w:hAnsi="Times New Roman" w:eastAsia="MS Mincho"/>
+          <w:b/>
+          <w:i w:val="0"/>
+          <w:sz w:val="24"/>
+        </w:rPr>
+        <w:t>IV.5 γ_price 感度</w:t>
       </w:r>
     </w:p>
     <w:p>
@@ -834,14 +4585,27 @@
           <w:i w:val="0"/>
           <w:sz w:val="24"/>
         </w:rPr>
-        <w:t>* ρ₁ ≠ 0：基準年のキャリブレーション、PPP 換算、資産カバレッジの差異を反映する水準シフトが存在する。</w:t>
-      </w:r>
-    </w:p>
-    <w:p>
-      <w:pPr>
-        <w:spacing w:after="120" w:line="480" w:lineRule="auto"/>
-        <w:ind w:firstLine="480"/>
-      </w:pPr>
+        <w:t xml:space="preserve">日本などで残る PIM–CWON 乖離が資産価格再評価効果によるのか実ストックの差異なのかを検証するため、CWON PCA を年率 </w:t>
+      </w:r>
+      <w:r>
+        <w:rPr>
+          <w:rFonts w:ascii="Times New Roman" w:hAnsi="Times New Roman" w:eastAsia="MS Mincho"/>
+          <w:b w:val="0"/>
+          <w:i/>
+          <w:sz w:val="24"/>
+        </w:rPr>
+        <w:t>γ</w:t>
+      </w:r>
+      <w:r>
+        <w:rPr>
+          <w:rFonts w:ascii="Times New Roman" w:hAnsi="Times New Roman" w:eastAsia="MS Mincho"/>
+          <w:b w:val="0"/>
+          <w:i/>
+          <w:sz w:val="24"/>
+          <w:vertAlign w:val="subscript"/>
+        </w:rPr>
+        <w:t>p</w:t>
+      </w:r>
       <w:r>
         <w:rPr>
           <w:rFonts w:ascii="Times New Roman" w:hAnsi="Times New Roman" w:eastAsia="MS Mincho"/>
@@ -849,43 +4613,73 @@
           <w:i w:val="0"/>
           <w:sz w:val="24"/>
         </w:rPr>
-        <w:t>新規性は三重である。第一に、Brass 相対モデル枠組を資本会計に適用した先行研究は、筆者の知る限り存在しない。第二に、RPIM は CWON を「真値」とは扱わない――同一の潜在ストックに対する二つの独立推定の「関係」をパラメータ化し、系統的バイアスを可視化・定量化する。第三に、診断量 (ρ₁, ρ₂) は各モデル仕様（M0〜M4）のもとで計算できるため、テンポ・無形補正が実際に両勘定を近づけるかどうかの独立したチェックとして、ρ₂ が 1 に向かう改善を検証できる。</w:t>
-      </w:r>
-    </w:p>
-    <w:p>
-      <w:pPr>
-        <w:spacing w:before="360" w:after="120" w:line="480" w:lineRule="auto"/>
-        <w:jc w:val="center"/>
-      </w:pPr>
-      <w:r>
-        <w:rPr>
-          <w:rFonts w:ascii="Times New Roman" w:hAnsi="Times New Roman" w:eastAsia="MS Mincho"/>
-          <w:b/>
+        <w:t xml:space="preserve">rice ∈ {−0.04, −0.02, 0, +0.02, +0.04} で膨張／収縮させた対照シナリオで比較を繰り返す。特定国で </w:t>
+      </w:r>
+      <w:r>
+        <w:rPr>
+          <w:rFonts w:ascii="Times New Roman" w:hAnsi="Times New Roman" w:eastAsia="MS Mincho"/>
+          <w:b w:val="0"/>
+          <w:i/>
+          <w:sz w:val="24"/>
+        </w:rPr>
+        <w:t>γ</w:t>
+      </w:r>
+      <w:r>
+        <w:rPr>
+          <w:rFonts w:ascii="Times New Roman" w:hAnsi="Times New Roman" w:eastAsia="MS Mincho"/>
+          <w:b w:val="0"/>
+          <w:i/>
+          <w:sz w:val="24"/>
+          <w:vertAlign w:val="subscript"/>
+        </w:rPr>
+        <w:t>p</w:t>
+      </w:r>
+      <w:r>
+        <w:rPr>
+          <w:rFonts w:ascii="Times New Roman" w:hAnsi="Times New Roman" w:eastAsia="MS Mincho"/>
+          <w:b w:val="0"/>
           <w:i w:val="0"/>
-          <w:sz w:val="28"/>
-        </w:rPr>
-        <w:t>IV データと手法</w:t>
-      </w:r>
-    </w:p>
-    <w:p>
-      <w:pPr>
-        <w:spacing w:before="360" w:after="120" w:line="480" w:lineRule="auto"/>
-      </w:pPr>
-      <w:r>
-        <w:rPr>
-          <w:rFonts w:ascii="Times New Roman" w:hAnsi="Times New Roman" w:eastAsia="MS Mincho"/>
-          <w:b/>
+          <w:sz w:val="24"/>
+        </w:rPr>
+        <w:t>rice 感度が大きければ、乖離は価格再評価で主に説明される。小さければ実の差異である。±0.04 per year の区間は 1990 年代の日本都市地価下落率（Nishimura and Saita, 2005）と 2009〜2019 年の米国商業不動産の反転リフレ率を両端に含むので、経済的に意味のある幅である。強調しておきたいのは、</w:t>
+      </w:r>
+      <w:r>
+        <w:rPr>
+          <w:rFonts w:ascii="Times New Roman" w:hAnsi="Times New Roman" w:eastAsia="MS Mincho"/>
+          <w:b w:val="0"/>
+          <w:i/>
+          <w:sz w:val="24"/>
+        </w:rPr>
+        <w:t>γ</w:t>
+      </w:r>
+      <w:r>
+        <w:rPr>
+          <w:rFonts w:ascii="Times New Roman" w:hAnsi="Times New Roman" w:eastAsia="MS Mincho"/>
+          <w:b w:val="0"/>
+          <w:i/>
+          <w:sz w:val="24"/>
+          <w:vertAlign w:val="subscript"/>
+        </w:rPr>
+        <w:t>p</w:t>
+      </w:r>
+      <w:r>
+        <w:rPr>
+          <w:rFonts w:ascii="Times New Roman" w:hAnsi="Times New Roman" w:eastAsia="MS Mincho"/>
+          <w:b w:val="0"/>
           <w:i w:val="0"/>
           <w:sz w:val="24"/>
         </w:rPr>
-        <w:t>IV.1 データ</w:t>
-      </w:r>
-    </w:p>
-    <w:p>
-      <w:pPr>
-        <w:spacing w:after="120" w:line="480" w:lineRule="auto"/>
-        <w:ind w:firstLine="480"/>
-      </w:pPr>
+        <w:t xml:space="preserve">rice は同時枠組の追加推定量ではないという点である。追加推定量であれば </w:t>
+      </w:r>
+      <w:r>
+        <w:rPr>
+          <w:rFonts w:ascii="Times New Roman" w:hAnsi="Times New Roman" w:eastAsia="MS Mincho"/>
+          <w:b w:val="0"/>
+          <w:i/>
+          <w:sz w:val="24"/>
+        </w:rPr>
+        <w:t>μ</w:t>
+      </w:r>
       <w:r>
         <w:rPr>
           <w:rFonts w:ascii="Times New Roman" w:hAnsi="Times New Roman" w:eastAsia="MS Mincho"/>
@@ -893,14 +4687,17 @@
           <w:i w:val="0"/>
           <w:sz w:val="24"/>
         </w:rPr>
-        <w:t>Penn World Table 10.01（Feenstra, Inklaar, and Timmer, 2015）を用いる：実質 GDP 産出 (rgdpna)、有形資本ストック (rnna)、投資比率 (csh_i)、減耗率 (delta)、雇用 (emp)、平均労働時間 (avh)、人的資本指数 (hc)、労働分配率 (labsh)。R&amp;D 集約度は World Bank WDI の GB.XPD.RSDV.GD.ZS を用いる。国富には World Bank Changing Wealth of Nations 2021 年版（Lange, Wodon, and Carey, 2018）から NW.PCA.TO（生産資本総額）、NW.HCA.TO（人的資本総額）、NW.TOW.TO（総資産）を用いる。</w:t>
-      </w:r>
-    </w:p>
-    <w:p>
-      <w:pPr>
-        <w:spacing w:after="120" w:line="480" w:lineRule="auto"/>
-        <w:ind w:firstLine="480"/>
-      </w:pPr>
+        <w:t>・</w:t>
+      </w:r>
+      <w:r>
+        <w:rPr>
+          <w:rFonts w:ascii="Times New Roman" w:hAnsi="Times New Roman" w:eastAsia="MS Mincho"/>
+          <w:b w:val="0"/>
+          <w:i/>
+          <w:sz w:val="24"/>
+        </w:rPr>
+        <w:t>β</w:t>
+      </w:r>
       <w:r>
         <w:rPr>
           <w:rFonts w:ascii="Times New Roman" w:hAnsi="Times New Roman" w:eastAsia="MS Mincho"/>
@@ -908,28 +4705,55 @@
           <w:i w:val="0"/>
           <w:sz w:val="24"/>
         </w:rPr>
-        <w:t>サンプルは全系列が利用可能な OECD・中所得 39 カ国である。GDP サンプルは 1970〜2019 年、CWON は 1995〜2020 年、両者が必要な場合は共通部分 1995〜2019 年を用いる。</w:t>
-      </w:r>
-    </w:p>
-    <w:p>
-      <w:pPr>
-        <w:spacing w:before="360" w:after="120" w:line="480" w:lineRule="auto"/>
-      </w:pPr>
-      <w:r>
-        <w:rPr>
-          <w:rFonts w:ascii="Times New Roman" w:hAnsi="Times New Roman" w:eastAsia="MS Mincho"/>
-          <w:b/>
+        <w:t xml:space="preserve"> と並んで (2) に入るはずである。</w:t>
+      </w:r>
+      <w:r>
+        <w:rPr>
+          <w:rFonts w:ascii="Times New Roman" w:hAnsi="Times New Roman" w:eastAsia="MS Mincho"/>
+          <w:b w:val="0"/>
+          <w:i/>
+          <w:sz w:val="24"/>
+        </w:rPr>
+        <w:t>γ</w:t>
+      </w:r>
+      <w:r>
+        <w:rPr>
+          <w:rFonts w:ascii="Times New Roman" w:hAnsi="Times New Roman" w:eastAsia="MS Mincho"/>
+          <w:b w:val="0"/>
+          <w:i/>
+          <w:sz w:val="24"/>
+          <w:vertAlign w:val="subscript"/>
+        </w:rPr>
+        <w:t>p</w:t>
+      </w:r>
+      <w:r>
+        <w:rPr>
+          <w:rFonts w:ascii="Times New Roman" w:hAnsi="Times New Roman" w:eastAsia="MS Mincho"/>
+          <w:b w:val="0"/>
           <w:i w:val="0"/>
           <w:sz w:val="24"/>
         </w:rPr>
-        <w:t>IV.2 モデル M0–M4</w:t>
-      </w:r>
-    </w:p>
-    <w:p>
-      <w:pPr>
-        <w:spacing w:after="120" w:line="480" w:lineRule="auto"/>
-        <w:ind w:firstLine="480"/>
-      </w:pPr>
+        <w:t xml:space="preserve">rice はむしろ診断道具であり、特定 </w:t>
+      </w:r>
+      <w:r>
+        <w:rPr>
+          <w:rFonts w:ascii="Times New Roman" w:hAnsi="Times New Roman" w:eastAsia="MS Mincho"/>
+          <w:b w:val="0"/>
+          <w:i/>
+          <w:sz w:val="24"/>
+        </w:rPr>
+        <w:t>γ</w:t>
+      </w:r>
+      <w:r>
+        <w:rPr>
+          <w:rFonts w:ascii="Times New Roman" w:hAnsi="Times New Roman" w:eastAsia="MS Mincho"/>
+          <w:b w:val="0"/>
+          <w:i/>
+          <w:sz w:val="24"/>
+          <w:vertAlign w:val="subscript"/>
+        </w:rPr>
+        <w:t>p</w:t>
+      </w:r>
       <w:r>
         <w:rPr>
           <w:rFonts w:ascii="Times New Roman" w:hAnsi="Times New Roman" w:eastAsia="MS Mincho"/>
@@ -937,14 +4761,27 @@
           <w:i w:val="0"/>
           <w:sz w:val="24"/>
         </w:rPr>
-        <w:t>五つの入れ子型生産関数を推定する：</w:t>
-      </w:r>
-    </w:p>
-    <w:p>
-      <w:pPr>
-        <w:spacing w:after="120" w:line="480" w:lineRule="auto"/>
-        <w:ind w:firstLine="480"/>
-      </w:pPr>
+        <w:t>rice 値での PIM と CWON の残差乖離は、(a) PIM 側の量的誤測定、(b) CWON 側の量的誤測定、(c) 真の構成変化（有形から無形への実シフトで両勘定がまだ完全に吸収していない）のいずれかを意味する。</w:t>
+      </w:r>
+      <w:r>
+        <w:rPr>
+          <w:rFonts w:ascii="Times New Roman" w:hAnsi="Times New Roman" w:eastAsia="MS Mincho"/>
+          <w:b w:val="0"/>
+          <w:i/>
+          <w:sz w:val="24"/>
+        </w:rPr>
+        <w:t>γ</w:t>
+      </w:r>
+      <w:r>
+        <w:rPr>
+          <w:rFonts w:ascii="Times New Roman" w:hAnsi="Times New Roman" w:eastAsia="MS Mincho"/>
+          <w:b w:val="0"/>
+          <w:i/>
+          <w:sz w:val="24"/>
+          <w:vertAlign w:val="subscript"/>
+        </w:rPr>
+        <w:t>p</w:t>
+      </w:r>
       <w:r>
         <w:rPr>
           <w:rFonts w:ascii="Times New Roman" w:hAnsi="Times New Roman" w:eastAsia="MS Mincho"/>
@@ -952,214 +4789,7 @@
           <w:i w:val="0"/>
           <w:sz w:val="24"/>
         </w:rPr>
-        <w:t xml:space="preserve"> M0: Solow 基準、K_tang* は上記 M0、β = 0。</w:t>
-      </w:r>
-    </w:p>
-    <w:p>
-      <w:pPr>
-        <w:spacing w:after="120" w:line="480" w:lineRule="auto"/>
-        <w:ind w:firstLine="480"/>
-      </w:pPr>
-      <w:r>
-        <w:rPr>
-          <w:rFonts w:ascii="Times New Roman" w:hAnsi="Times New Roman" w:eastAsia="MS Mincho"/>
-          <w:b w:val="0"/>
-          <w:i w:val="0"/>
-          <w:sz w:val="24"/>
-        </w:rPr>
-        <w:t xml:space="preserve"> M1: 一定ラグ PIM (M1)、検定 B（成長率 RMSE）最小化で国別 μ = μ\** を推定。</w:t>
-      </w:r>
-    </w:p>
-    <w:p>
-      <w:pPr>
-        <w:spacing w:after="120" w:line="480" w:lineRule="auto"/>
-        <w:ind w:firstLine="480"/>
-      </w:pPr>
-      <w:r>
-        <w:rPr>
-          <w:rFonts w:ascii="Times New Roman" w:hAnsi="Times New Roman" w:eastAsia="MS Mincho"/>
-          <w:b w:val="0"/>
-          <w:i w:val="0"/>
-          <w:sz w:val="24"/>
-        </w:rPr>
-        <w:t>* M2: 時変ラグ μ(t) = μ₀ + μ₁·(t − t₀)（上記 (M2)）。</w:t>
-      </w:r>
-    </w:p>
-    <w:p>
-      <w:pPr>
-        <w:spacing w:after="120" w:line="480" w:lineRule="auto"/>
-        <w:ind w:firstLine="480"/>
-      </w:pPr>
-      <w:r>
-        <w:rPr>
-          <w:rFonts w:ascii="Times New Roman" w:hAnsi="Times New Roman" w:eastAsia="MS Mincho"/>
-          <w:b w:val="0"/>
-          <w:i w:val="0"/>
-          <w:sz w:val="24"/>
-        </w:rPr>
-        <w:t>* M3: M0 有形ストックに無形ストック K_I を追加し、成長率当てはめで β を推定。</w:t>
-      </w:r>
-    </w:p>
-    <w:p>
-      <w:pPr>
-        <w:spacing w:after="120" w:line="480" w:lineRule="auto"/>
-        <w:ind w:firstLine="480"/>
-      </w:pPr>
-      <w:r>
-        <w:rPr>
-          <w:rFonts w:ascii="Times New Roman" w:hAnsi="Times New Roman" w:eastAsia="MS Mincho"/>
-          <w:b w:val="0"/>
-          <w:i w:val="0"/>
-          <w:sz w:val="24"/>
-        </w:rPr>
-        <w:t>* M4: 同時同定（III.3 節）。(2) を (μ, β) 上で CWON に対して同時最小化。</w:t>
-      </w:r>
-    </w:p>
-    <w:p>
-      <w:pPr>
-        <w:spacing w:after="120" w:line="480" w:lineRule="auto"/>
-        <w:ind w:firstLine="480"/>
-      </w:pPr>
-      <w:r>
-        <w:rPr>
-          <w:rFonts w:ascii="Times New Roman" w:hAnsi="Times New Roman" w:eastAsia="MS Mincho"/>
-          <w:b w:val="0"/>
-          <w:i w:val="0"/>
-          <w:sz w:val="24"/>
-        </w:rPr>
-        <w:t>各モデルで標本内の二指標と標本外の一指標を報告する：</w:t>
-      </w:r>
-    </w:p>
-    <w:p>
-      <w:pPr>
-        <w:spacing w:after="120" w:line="480" w:lineRule="auto"/>
-        <w:ind w:firstLine="480"/>
-      </w:pPr>
-      <w:r>
-        <w:rPr>
-          <w:rFonts w:ascii="Times New Roman" w:hAnsi="Times New Roman" w:eastAsia="MS Mincho"/>
-          <w:b w:val="0"/>
-          <w:i w:val="0"/>
-          <w:sz w:val="24"/>
-        </w:rPr>
-        <w:t>* 検定 A（水準 MAPE）: 観測 log-GDP に対する当てはめ log-GDP の MAPE。10 年窓 TFP を除去した水準について評価。低いほど良い。</w:t>
-      </w:r>
-    </w:p>
-    <w:p>
-      <w:pPr>
-        <w:spacing w:after="120" w:line="480" w:lineRule="auto"/>
-        <w:ind w:firstLine="480"/>
-      </w:pPr>
-      <w:r>
-        <w:rPr>
-          <w:rFonts w:ascii="Times New Roman" w:hAnsi="Times New Roman" w:eastAsia="MS Mincho"/>
-          <w:b w:val="0"/>
-          <w:i w:val="0"/>
-          <w:sz w:val="24"/>
-        </w:rPr>
-        <w:t>* 検定 B（成長 RMSE）: 1 年 log-GDP 差分の RMSE、パーセンテージ・ポイント。低いほど良い。</w:t>
-      </w:r>
-    </w:p>
-    <w:p>
-      <w:pPr>
-        <w:spacing w:after="120" w:line="480" w:lineRule="auto"/>
-        <w:ind w:firstLine="480"/>
-      </w:pPr>
-      <w:r>
-        <w:rPr>
-          <w:rFonts w:ascii="Times New Roman" w:hAnsi="Times New Roman" w:eastAsia="MS Mincho"/>
-          <w:b w:val="0"/>
-          <w:i w:val="0"/>
-          <w:sz w:val="24"/>
-        </w:rPr>
-        <w:t>* 標本外 MAPE: 1970〜2014 年でパラメータ推定、訓練窓 TFP を延長して 2015〜2019 年の水準予測を生成。低いほど良い。</w:t>
-      </w:r>
-    </w:p>
-    <w:p>
-      <w:pPr>
-        <w:spacing w:before="360" w:after="120" w:line="480" w:lineRule="auto"/>
-      </w:pPr>
-      <w:r>
-        <w:rPr>
-          <w:rFonts w:ascii="Times New Roman" w:hAnsi="Times New Roman" w:eastAsia="MS Mincho"/>
-          <w:b/>
-          <w:i w:val="0"/>
-          <w:sz w:val="24"/>
-        </w:rPr>
-        <w:t>IV.3 推定手順とグリッド探索</w:t>
-      </w:r>
-    </w:p>
-    <w:p>
-      <w:pPr>
-        <w:spacing w:after="120" w:line="480" w:lineRule="auto"/>
-        <w:ind w:firstLine="480"/>
-      </w:pPr>
-      <w:r>
-        <w:rPr>
-          <w:rFonts w:ascii="Times New Roman" w:hAnsi="Times New Roman" w:eastAsia="MS Mincho"/>
-          <w:b w:val="0"/>
-          <w:i w:val="0"/>
-          <w:sz w:val="24"/>
-        </w:rPr>
-        <w:t>五つのモデルすべてをグリッド探索で推定する。勾配最適化を用いない理由は三つある。第一に、目的関数 (2) は幾何ラグ核に由来する既知の非凸性を持ち、特に μ が小さく核が集中的になる場合に顕著である。第二に、グリッド探索は各（国，モデル）対について明示的な事後分布様面を生成し、下記の感度解析に利用できる。第三に、39 カ国 × 5 モデル × 1000 回ブートストラップを Nelder-Mead や BFGS の内側ループで回すと多くの国で実行不能となる。μ のグリッドは {0.01, 0.05, 0.10, 0.25, 0.50, 1.0, 1.5, 2.0, 3.0, 4.5, 6.0} 年、β のグリッドは {0.00, 0.02, ..., 0.34}、μ₁ は {−0.08, −0.04, −0.02, 0, +0.02, +0.04, +0.08} per year である。これらの区間は先行研究（Kaboski, 2005; Corrado et al., 2016）が報告するパラメータ値を包含するよう設定し、いずれの国でも最適値がグリッド境界に張り付かないことを確認した。基準年 t₀ は全カ国で 1970 年とし、μ₀ を基準年の平均ラグとして解釈可能にしている。</w:t>
-      </w:r>
-    </w:p>
-    <w:p>
-      <w:pPr>
-        <w:spacing w:before="360" w:after="120" w:line="480" w:lineRule="auto"/>
-      </w:pPr>
-      <w:r>
-        <w:rPr>
-          <w:rFonts w:ascii="Times New Roman" w:hAnsi="Times New Roman" w:eastAsia="MS Mincho"/>
-          <w:b/>
-          <w:i w:val="0"/>
-          <w:sz w:val="24"/>
-        </w:rPr>
-        <w:t>IV.4 ブートストラップ信頼区間</w:t>
-      </w:r>
-    </w:p>
-    <w:p>
-      <w:pPr>
-        <w:spacing w:after="120" w:line="480" w:lineRule="auto"/>
-        <w:ind w:firstLine="480"/>
-      </w:pPr>
-      <w:r>
-        <w:rPr>
-          <w:rFonts w:ascii="Times New Roman" w:hAnsi="Times New Roman" w:eastAsia="MS Mincho"/>
-          <w:b w:val="0"/>
-          <w:i w:val="0"/>
-          <w:sz w:val="24"/>
-        </w:rPr>
-        <w:t>各国について M4 の成長率残差を 100 回ブロック・ブートストラップ（ブロック長 1。PWT 年次成長率残差のトレンド除去後の自己相関はほぼ消滅しており、5 カ国のパイロットでブロック長 3 は 95 % 区間をほぼ変えなかった）。各反復の手順は以下の通り。(i) M4 の当てはめ成長率と対応残差を計算、(ii) 残差をリサンプリングして合成 log-GDP 系列を再構築、(iii) PWT 投資比率 csh_i と WDI 比率を使って合成投資系列と合成 R&amp;D 集約度を逆算、(iv) K_tang と K_I を再構築、(v) 同時同定グリッドを再走して (μ_b, β_b) を格納する。95 % パーセンタイル区間は図 3 に、国別中央値は補助的 JSON に報告する。国別信頼区間は、長く変動の少ない系列（米国、カナダ、ドイツ、フランス、英国、日本、オーストラリア）で最も狭く、短期または移行期系列（エストニア、ラトビア、チリ）で最も広い。国間の多重検定の調整は行っていない。保守的な読者は Bonferroni 型の 5 %/39 ≈ 0.13 % 閾値を用いればよく、その閾値でも μ = 0 は 14 カ国で、β = 0 は 9 カ国で棄却される。</w:t>
-      </w:r>
-    </w:p>
-    <w:p>
-      <w:pPr>
-        <w:spacing w:before="360" w:after="120" w:line="480" w:lineRule="auto"/>
-      </w:pPr>
-      <w:r>
-        <w:rPr>
-          <w:rFonts w:ascii="Times New Roman" w:hAnsi="Times New Roman" w:eastAsia="MS Mincho"/>
-          <w:b/>
-          <w:i w:val="0"/>
-          <w:sz w:val="24"/>
-        </w:rPr>
-        <w:t>IV.5 γ_price 感度</w:t>
-      </w:r>
-    </w:p>
-    <w:p>
-      <w:pPr>
-        <w:spacing w:after="120" w:line="480" w:lineRule="auto"/>
-        <w:ind w:firstLine="480"/>
-      </w:pPr>
-      <w:r>
-        <w:rPr>
-          <w:rFonts w:ascii="Times New Roman" w:hAnsi="Times New Roman" w:eastAsia="MS Mincho"/>
-          <w:b w:val="0"/>
-          <w:i w:val="0"/>
-          <w:sz w:val="24"/>
-        </w:rPr>
-        <w:t>日本などで残る PIM–CWON 乖離が資産価格再評価効果によるのか実ストックの差異なのかを検証するため、CWON PCA を年率 γ_price ∈ {−0.04, −0.02, 0, +0.02, +0.04} で膨張／収縮させた対照シナリオで比較を繰り返す。特定国で γ_price 感度が大きければ、乖離は価格再評価で主に説明される。小さければ実の差異である。±0.04 per year の区間は 1990 年代の日本都市地価下落率（Nishimura and Saita, 2005）と 2009〜2019 年の米国商業不動産の反転リフレ率を両端に含むので、経済的に意味のある幅である。強調しておきたいのは、γ_price は同時枠組の追加推定量ではないという点である。追加推定量であれば μ・β と並んで (2) に入るはずである。γ_price はむしろ診断道具であり、特定 γ_price 値での PIM と CWON の残差乖離は、(a) PIM 側の量的誤測定、(b) CWON 側の量的誤測定、(c) 真の構成変化（有形から無形への実シフトで両勘定がまだ完全に吸収していない）のいずれかを意味する。γ_price スイープはこれら三つを区別する助けとなる。</w:t>
+        <w:t>rice スイープはこれら三つを区別する助けとなる。</w:t>
       </w:r>
     </w:p>
     <w:p>
@@ -1475,7 +5105,25 @@
                 <w:i w:val="0"/>
                 <w:sz w:val="20"/>
               </w:rPr>
-              <w:t>Constant lag μ*</w:t>
+              <w:t xml:space="preserve">Constant lag </w:t>
+            </w:r>
+            <w:r>
+              <w:rPr>
+                <w:rFonts w:ascii="Times New Roman" w:hAnsi="Times New Roman" w:eastAsia="MS Mincho"/>
+                <w:b w:val="0"/>
+                <w:i/>
+                <w:sz w:val="20"/>
+              </w:rPr>
+              <w:t>μ</w:t>
+            </w:r>
+            <w:r>
+              <w:rPr>
+                <w:rFonts w:ascii="Times New Roman" w:hAnsi="Times New Roman" w:eastAsia="MS Mincho"/>
+                <w:b w:val="0"/>
+                <w:i w:val="0"/>
+                <w:sz w:val="20"/>
+              </w:rPr>
+              <w:t>*</w:t>
             </w:r>
           </w:p>
         </w:tc>
@@ -1579,7 +5227,61 @@
                 <w:i w:val="0"/>
                 <w:sz w:val="20"/>
               </w:rPr>
-              <w:t>Time-varying lag μ(t) = μ₀ + μ₁(t − t₀)</w:t>
+              <w:t xml:space="preserve">Time-varying lag </w:t>
+            </w:r>
+            <w:r>
+              <w:rPr>
+                <w:rFonts w:ascii="Times New Roman" w:hAnsi="Times New Roman" w:eastAsia="MS Mincho"/>
+                <w:b w:val="0"/>
+                <w:i/>
+                <w:sz w:val="20"/>
+              </w:rPr>
+              <w:t>μ</w:t>
+            </w:r>
+            <w:r>
+              <w:rPr>
+                <w:rFonts w:ascii="Times New Roman" w:hAnsi="Times New Roman" w:eastAsia="MS Mincho"/>
+                <w:b w:val="0"/>
+                <w:i w:val="0"/>
+                <w:sz w:val="20"/>
+              </w:rPr>
+              <w:t xml:space="preserve">(t) = </w:t>
+            </w:r>
+            <w:r>
+              <w:rPr>
+                <w:rFonts w:ascii="Times New Roman" w:hAnsi="Times New Roman" w:eastAsia="MS Mincho"/>
+                <w:b w:val="0"/>
+                <w:i/>
+                <w:sz w:val="20"/>
+              </w:rPr>
+              <w:t>μ</w:t>
+            </w:r>
+            <w:r>
+              <w:rPr>
+                <w:rFonts w:ascii="Times New Roman" w:hAnsi="Times New Roman" w:eastAsia="MS Mincho"/>
+                <w:b w:val="0"/>
+                <w:i w:val="0"/>
+                <w:sz w:val="20"/>
+              </w:rPr>
+              <w:t xml:space="preserve">₀ + </w:t>
+            </w:r>
+            <w:r>
+              <w:rPr>
+                <w:rFonts w:ascii="Times New Roman" w:hAnsi="Times New Roman" w:eastAsia="MS Mincho"/>
+                <w:b w:val="0"/>
+                <w:i/>
+                <w:sz w:val="20"/>
+              </w:rPr>
+              <w:t>μ</w:t>
+            </w:r>
+            <w:r>
+              <w:rPr>
+                <w:rFonts w:ascii="Times New Roman" w:hAnsi="Times New Roman" w:eastAsia="MS Mincho"/>
+                <w:b w:val="0"/>
+                <w:i w:val="0"/>
+                <w:sz w:val="20"/>
+              </w:rPr>
+              <w:t>₁(t − t₀)</w:t>
             </w:r>
           </w:p>
         </w:tc>
@@ -1873,7 +5575,133 @@
           <w:i w:val="0"/>
           <w:sz w:val="24"/>
         </w:rPr>
-        <w:t>表 1 に五モデルを要約する。三つの事実を強調したい。第一に、M0〜M4 の標本内成長率 RMSE 中央値はほとんど動かない（3.07〜3.10 pp）。これは Solow 会計の実務家が代替資本構築を試した際に繰り返し報告してきた事実と一致し（Jorgenson and Griliches, 1967; Hulten, 1992）、専門家コミュニティが M0 を規範的な基準として定着させてきた理由の一つでもある。標本内成長率の当てはめは μ をまったく規律しないのである。第二に、M0 の標本内水準 MAPE 中央値は 4.10 % であり、これは注意深く再推定された TFP 軌道が各時点で資本ストックの約 4 % 分の誤設定をほぼ完全に吸収しつつ、一階差分の当てはめを保持しうることを意味する。これは「TFP は我々の無知の尺度である」との Griliches (1996) の警句の完璧な実例である。十年規模で変動する資本誤設定は静かに十年規模 TFP に吸収され、そのうえでイノベーションと再解釈されてしまうのである。第三に、本稿の方法で最も重要なのは、39 カ国にわたる推定 μ\ の分布が著しく非退化であることである。M1 での四分位範囲は 0.1 年以下から 1.2 年以上にわたり、M2 のテンポ・ドリフト μ₁ の IQR は実質的に負側と正側の双方を含む。M0 に暗黙に含まれる「ユニバーサル μ」仮定は単に統計的に破られているだけでなく、サンプルの両方向で破られているのであり、これは景気循環文献で人気の 5 年固定ラグや 10 年固定ラグを含むあらゆる単一パラメータのグローバル補正が、サンプルのほぼ半数で偏る――正か負かのどちらか――ことを含意する。中央値国の M1 一定ラグ μ\ はおよそ 0.3 年、M2 テンポ・ドリフト μ₁ は平均でゼロ近傍だが国間分散は大きい（IQR はおおむね [−0.02, +0.05]）。M3 の無形シェア β は生産のみ当てはめでおよそ 0.06、CWON との同時同定 (M4) でもおよそ 0.06 である。</w:t>
+        <w:t xml:space="preserve">表 1 に五モデルを要約する。三つの事実を強調したい。第一に、M0〜M4 の標本内成長率 RMSE 中央値はほとんど動かない（3.07〜3.10 pp）。これは Solow 会計の実務家が代替資本構築を試した際に繰り返し報告してきた事実と一致し（Jorgenson and Griliches, 1967; Hulten, 1992）、専門家コミュニティが M0 を規範的な基準として定着させてきた理由の一つでもある。標本内成長率の当てはめは </w:t>
+      </w:r>
+      <w:r>
+        <w:rPr>
+          <w:rFonts w:ascii="Times New Roman" w:hAnsi="Times New Roman" w:eastAsia="MS Mincho"/>
+          <w:b w:val="0"/>
+          <w:i/>
+          <w:sz w:val="24"/>
+        </w:rPr>
+        <w:t>μ</w:t>
+      </w:r>
+      <w:r>
+        <w:rPr>
+          <w:rFonts w:ascii="Times New Roman" w:hAnsi="Times New Roman" w:eastAsia="MS Mincho"/>
+          <w:b w:val="0"/>
+          <w:i w:val="0"/>
+          <w:sz w:val="24"/>
+        </w:rPr>
+        <w:t xml:space="preserve"> をまったく規律しないのである。第二に、M0 の標本内水準 MAPE 中央値は 4.10 % であり、これは注意深く再推定された TFP 軌道が各時点で資本ストックの約 4 % 分の誤設定をほぼ完全に吸収しつつ、一階差分の当てはめを保持しうることを意味する。これは「TFP は我々の無知の尺度である」との Griliches (1996) の警句の完璧な実例である。十年規模で変動する資本誤設定は静かに十年規模 TFP に吸収され、そのうえでイノベーションと再解釈されてしまうのである。第三に、本稿の方法で最も重要なのは、39 カ国にわたる推定 </w:t>
+      </w:r>
+      <w:r>
+        <w:rPr>
+          <w:rFonts w:ascii="Times New Roman" w:hAnsi="Times New Roman" w:eastAsia="MS Mincho"/>
+          <w:b w:val="0"/>
+          <w:i/>
+          <w:sz w:val="24"/>
+        </w:rPr>
+        <w:t>μ</w:t>
+      </w:r>
+      <w:r>
+        <w:rPr>
+          <w:rFonts w:ascii="Times New Roman" w:hAnsi="Times New Roman" w:eastAsia="MS Mincho"/>
+          <w:b w:val="0"/>
+          <w:i/>
+          <w:sz w:val="24"/>
+        </w:rPr>
+        <w:t xml:space="preserve"> の分布が著しく非退化であることである。M1 での四分位範囲は 0.1 年以下から 1.2 年以上にわたり、M2 のテンポ・ドリフト </w:t>
+      </w:r>
+      <w:r>
+        <w:rPr>
+          <w:rFonts w:ascii="Times New Roman" w:hAnsi="Times New Roman" w:eastAsia="MS Mincho"/>
+          <w:b w:val="0"/>
+          <w:i/>
+          <w:sz w:val="24"/>
+        </w:rPr>
+        <w:t>μ</w:t>
+      </w:r>
+      <w:r>
+        <w:rPr>
+          <w:rFonts w:ascii="Times New Roman" w:hAnsi="Times New Roman" w:eastAsia="MS Mincho"/>
+          <w:b w:val="0"/>
+          <w:i/>
+          <w:sz w:val="24"/>
+        </w:rPr>
+        <w:t xml:space="preserve">₁ の IQR は実質的に負側と正側の双方を含む。M0 に暗黙に含まれる「ユニバーサル </w:t>
+      </w:r>
+      <w:r>
+        <w:rPr>
+          <w:rFonts w:ascii="Times New Roman" w:hAnsi="Times New Roman" w:eastAsia="MS Mincho"/>
+          <w:b w:val="0"/>
+          <w:i/>
+          <w:sz w:val="24"/>
+        </w:rPr>
+        <w:t>μ</w:t>
+      </w:r>
+      <w:r>
+        <w:rPr>
+          <w:rFonts w:ascii="Times New Roman" w:hAnsi="Times New Roman" w:eastAsia="MS Mincho"/>
+          <w:b w:val="0"/>
+          <w:i/>
+          <w:sz w:val="24"/>
+        </w:rPr>
+        <w:t xml:space="preserve">」仮定は単に統計的に破られているだけでなく、サンプルの両方向で破られているのであり、これは景気循環文献で人気の 5 年固定ラグや 10 年固定ラグを含むあらゆる単一パラメータのグローバル補正が、サンプルのほぼ半数で偏る――正か負かのどちらか――ことを含意する。中央値国の M1 一定ラグ </w:t>
+      </w:r>
+      <w:r>
+        <w:rPr>
+          <w:rFonts w:ascii="Times New Roman" w:hAnsi="Times New Roman" w:eastAsia="MS Mincho"/>
+          <w:b w:val="0"/>
+          <w:i/>
+          <w:sz w:val="24"/>
+        </w:rPr>
+        <w:t>μ</w:t>
+      </w:r>
+      <w:r>
+        <w:rPr>
+          <w:rFonts w:ascii="Times New Roman" w:hAnsi="Times New Roman" w:eastAsia="MS Mincho"/>
+          <w:b w:val="0"/>
+          <w:i w:val="0"/>
+          <w:sz w:val="24"/>
+        </w:rPr>
+        <w:t xml:space="preserve"> はおよそ 0.3 年、M2 テンポ・ドリフト </w:t>
+      </w:r>
+      <w:r>
+        <w:rPr>
+          <w:rFonts w:ascii="Times New Roman" w:hAnsi="Times New Roman" w:eastAsia="MS Mincho"/>
+          <w:b w:val="0"/>
+          <w:i/>
+          <w:sz w:val="24"/>
+        </w:rPr>
+        <w:t>μ</w:t>
+      </w:r>
+      <w:r>
+        <w:rPr>
+          <w:rFonts w:ascii="Times New Roman" w:hAnsi="Times New Roman" w:eastAsia="MS Mincho"/>
+          <w:b w:val="0"/>
+          <w:i w:val="0"/>
+          <w:sz w:val="24"/>
+        </w:rPr>
+        <w:t xml:space="preserve">₁ は平均でゼロ近傍だが国間分散は大きい（IQR はおおむね [−0.02, +0.05]）。M3 の無形シェア </w:t>
+      </w:r>
+      <w:r>
+        <w:rPr>
+          <w:rFonts w:ascii="Times New Roman" w:hAnsi="Times New Roman" w:eastAsia="MS Mincho"/>
+          <w:b w:val="0"/>
+          <w:i/>
+          <w:sz w:val="24"/>
+        </w:rPr>
+        <w:t>β</w:t>
+      </w:r>
+      <w:r>
+        <w:rPr>
+          <w:rFonts w:ascii="Times New Roman" w:hAnsi="Times New Roman" w:eastAsia="MS Mincho"/>
+          <w:b w:val="0"/>
+          <w:i w:val="0"/>
+          <w:sz w:val="24"/>
+        </w:rPr>
+        <w:t xml:space="preserve"> は生産のみ当てはめでおよそ 0.06、CWON との同時同定 (M4) でもおよそ 0.06 である。</w:t>
       </w:r>
     </w:p>
     <w:p>
@@ -2045,7 +5873,25 @@
           <w:i w:val="0"/>
           <w:sz w:val="24"/>
         </w:rPr>
-        <w:t>図 2 がテンポ補正の本当の見返りを示す。1970〜2014 年でパラメータを推定し、2015〜2019 年の水準予測を生成した結果、標本外 MAPE 中央値は Solow 基準 M0 の 4.60 % から時変ラグ M2 の 3.99 % に低下した（13 % の相対改善）。M1（一定ラグ）で既に 4.06 % に達しており、改善の大半は「投資にラグが存在する」ことを認識するだけで得られ、「そのラグが時変する」ことを加えるのは残り部分である。M3（無形）は標本外 MAPE をわずかに 4.72 % に悪化させる。これは時変生産性予測に共動因子を加えると予測不確実性が広がること、特に R&amp;D 集約国に不均等に影響した 2015〜2019 年の世界減速の影響と解釈できる。M4（同時）は 4.61 % と M0 に近い。</w:t>
+        <w:t>図 2 がテンポ補正の本当の見返りを示す。1970〜2014 年でパラメータを推定し、2015〜2019 年の水準予測を生成した結果、</w:t>
+      </w:r>
+      <w:r>
+        <w:rPr>
+          <w:rFonts w:ascii="Times New Roman" w:hAnsi="Times New Roman" w:eastAsia="MS Mincho"/>
+          <w:b/>
+          <w:i w:val="0"/>
+          <w:sz w:val="24"/>
+        </w:rPr>
+        <w:t>標本外 MAPE 中央値は Solow 基準 M0 の 4.60 % から時変ラグ M2 の 3.99 % に低下した</w:t>
+      </w:r>
+      <w:r>
+        <w:rPr>
+          <w:rFonts w:ascii="Times New Roman" w:hAnsi="Times New Roman" w:eastAsia="MS Mincho"/>
+          <w:b w:val="0"/>
+          <w:i w:val="0"/>
+          <w:sz w:val="24"/>
+        </w:rPr>
+        <w:t>（13 % の相対改善）。M1（一定ラグ）で既に 4.06 % に達しており、改善の大半は「投資にラグが存在する」ことを認識するだけで得られ、「そのラグが時変する」ことを加えるのは残り部分である。M3（無形）は標本外 MAPE をわずかに 4.72 % に悪化させる。これは時変生産性予測に共動因子を加えると予測不確実性が広がること、特に R&amp;D 集約国に不均等に影響した 2015〜2019 年の世界減速の影響と解釈できる。M4（同時）は 4.61 % と M0 に近い。</w:t>
       </w:r>
     </w:p>
     <w:p>
@@ -2075,7 +5921,61 @@
           <w:i w:val="0"/>
           <w:sz w:val="24"/>
         </w:rPr>
-        <w:t>改善の国別内訳はこの描像を鋭くする。サンプル内で R&amp;D 対 GDP 比の最も高い 10 カ国（イスラエル、韓国、スウェーデン、オーストリア、日本、ドイツ、デンマーク、フィンランド、ベルギー、米国）では M0→M2 の改善は平均 17.4 % であり、最も低い 10 カ国（メキシコ、コロンビア、トルコ、チリ、ギリシャ、ポルトガル、スペイン、イタリア、スロバキア、ラトビア）では 6.2 % である。このパターンはテンポ効果仮説の予測と正確に一致する。テンポ・ドリフトは資産構成が最も急速に変化する場所で最も重要であり、それはすなわち無形投資が最も速く伸びる場所である。1995〜2019 年に資産構成が安定していた国では μ(t) が効く余地が少なく、事実それらの国では M0 に近いものが最良である。M4（同時）のもとで同じ分解を行うと、同時同定の恩恵は異なる部分集合――CWON の生産資本勘定が最も充実している国（米国、英国、ドイツ、フランス、カナダ）――に集中することがわかる。これらの国では生産面残差のみでは β が特定できない局面でも、国富側の制約が β に有意な下限を与える。</w:t>
+        <w:t xml:space="preserve">改善の国別内訳はこの描像を鋭くする。サンプル内で R&amp;D 対 GDP 比の最も高い 10 カ国（イスラエル、韓国、スウェーデン、オーストリア、日本、ドイツ、デンマーク、フィンランド、ベルギー、米国）では M0→M2 の改善は平均 17.4 % であり、最も低い 10 カ国（メキシコ、コロンビア、トルコ、チリ、ギリシャ、ポルトガル、スペイン、イタリア、スロバキア、ラトビア）では 6.2 % である。このパターンはテンポ効果仮説の予測と正確に一致する。テンポ・ドリフトは資産構成が最も急速に変化する場所で最も重要であり、それはすなわち無形投資が最も速く伸びる場所である。1995〜2019 年に資産構成が安定していた国では </w:t>
+      </w:r>
+      <w:r>
+        <w:rPr>
+          <w:rFonts w:ascii="Times New Roman" w:hAnsi="Times New Roman" w:eastAsia="MS Mincho"/>
+          <w:b w:val="0"/>
+          <w:i/>
+          <w:sz w:val="24"/>
+        </w:rPr>
+        <w:t>μ</w:t>
+      </w:r>
+      <w:r>
+        <w:rPr>
+          <w:rFonts w:ascii="Times New Roman" w:hAnsi="Times New Roman" w:eastAsia="MS Mincho"/>
+          <w:b w:val="0"/>
+          <w:i w:val="0"/>
+          <w:sz w:val="24"/>
+        </w:rPr>
+        <w:t xml:space="preserve">(t) が効く余地が少なく、事実それらの国では M0 に近いものが最良である。M4（同時）のもとで同じ分解を行うと、同時同定の恩恵は異なる部分集合――CWON の生産資本勘定が最も充実している国（米国、英国、ドイツ、フランス、カナダ）――に集中することがわかる。これらの国では生産面残差のみでは </w:t>
+      </w:r>
+      <w:r>
+        <w:rPr>
+          <w:rFonts w:ascii="Times New Roman" w:hAnsi="Times New Roman" w:eastAsia="MS Mincho"/>
+          <w:b w:val="0"/>
+          <w:i/>
+          <w:sz w:val="24"/>
+        </w:rPr>
+        <w:t>β</w:t>
+      </w:r>
+      <w:r>
+        <w:rPr>
+          <w:rFonts w:ascii="Times New Roman" w:hAnsi="Times New Roman" w:eastAsia="MS Mincho"/>
+          <w:b w:val="0"/>
+          <w:i w:val="0"/>
+          <w:sz w:val="24"/>
+        </w:rPr>
+        <w:t xml:space="preserve"> が特定できない局面でも、国富側の制約が </w:t>
+      </w:r>
+      <w:r>
+        <w:rPr>
+          <w:rFonts w:ascii="Times New Roman" w:hAnsi="Times New Roman" w:eastAsia="MS Mincho"/>
+          <w:b w:val="0"/>
+          <w:i/>
+          <w:sz w:val="24"/>
+        </w:rPr>
+        <w:t>β</w:t>
+      </w:r>
+      <w:r>
+        <w:rPr>
+          <w:rFonts w:ascii="Times New Roman" w:hAnsi="Times New Roman" w:eastAsia="MS Mincho"/>
+          <w:b w:val="0"/>
+          <w:i w:val="0"/>
+          <w:sz w:val="24"/>
+        </w:rPr>
+        <w:t xml:space="preserve"> に有意な下限を与える。</w:t>
       </w:r>
     </w:p>
     <w:p>
@@ -2168,7 +6068,99 @@
           <w:i w:val="0"/>
           <w:sz w:val="24"/>
         </w:rPr>
-        <w:t>図 3 は PIM 再構築資本 K_tang(t; μ̂) + β̂ · K_I(t) と CWON 生産資本 NW.PCA.TO を、代表 6 カ国について log 空間で国内平均除去した形で並置する。米国、韓国、イスラエル――三つの R&amp;D 集約経済――はほぼ恒等に一致し、PIM 系列は 1995〜2019 年の窓全域で CWON と log 換算で 1〜2 % 以内に収まる。ドイツ、オランダは 2010 年以降に小さいが可視的な乖離を示し、これは CWON 側で SNA 2008 の R&amp;D 取り込みが遅れたことと整合する。日本は外れ値である。2010 年以降、PIM 系列は上昇を続けるのに対し、CWON PCA は平坦化または下落に転じ、2019 年にはおよそ 0.05〜0.08 log 単位（約 5〜8 %）の乖離に達する。</w:t>
+        <w:t xml:space="preserve">図 3 は PIM 再構築資本 </w:t>
+      </w:r>
+      <w:r>
+        <w:rPr>
+          <w:rFonts w:ascii="Times New Roman" w:hAnsi="Times New Roman" w:eastAsia="MS Mincho"/>
+          <w:b w:val="0"/>
+          <w:i/>
+          <w:sz w:val="24"/>
+        </w:rPr>
+        <w:t>K</w:t>
+      </w:r>
+      <w:r>
+        <w:rPr>
+          <w:rFonts w:ascii="Times New Roman" w:hAnsi="Times New Roman" w:eastAsia="MS Mincho"/>
+          <w:b w:val="0"/>
+          <w:i/>
+          <w:sz w:val="24"/>
+          <w:vertAlign w:val="subscript"/>
+        </w:rPr>
+        <w:t>t</w:t>
+      </w:r>
+      <w:r>
+        <w:rPr>
+          <w:rFonts w:ascii="Times New Roman" w:hAnsi="Times New Roman" w:eastAsia="MS Mincho"/>
+          <w:b w:val="0"/>
+          <w:i/>
+          <w:sz w:val="24"/>
+        </w:rPr>
+        <w:t xml:space="preserve">ang(t; </w:t>
+      </w:r>
+      <w:r>
+        <w:rPr>
+          <w:rFonts w:ascii="Times New Roman" w:hAnsi="Times New Roman" w:eastAsia="MS Mincho"/>
+          <w:b w:val="0"/>
+          <w:i/>
+          <w:sz w:val="24"/>
+        </w:rPr>
+        <w:t>μ</w:t>
+      </w:r>
+      <w:r>
+        <w:rPr>
+          <w:rFonts w:ascii="Times New Roman" w:hAnsi="Times New Roman" w:eastAsia="MS Mincho"/>
+          <w:b w:val="0"/>
+          <w:i/>
+          <w:sz w:val="24"/>
+        </w:rPr>
+        <w:t xml:space="preserve">̂) + </w:t>
+      </w:r>
+      <w:r>
+        <w:rPr>
+          <w:rFonts w:ascii="Times New Roman" w:hAnsi="Times New Roman" w:eastAsia="MS Mincho"/>
+          <w:b w:val="0"/>
+          <w:i/>
+          <w:sz w:val="24"/>
+        </w:rPr>
+        <w:t>β</w:t>
+      </w:r>
+      <w:r>
+        <w:rPr>
+          <w:rFonts w:ascii="Times New Roman" w:hAnsi="Times New Roman" w:eastAsia="MS Mincho"/>
+          <w:b w:val="0"/>
+          <w:i/>
+          <w:sz w:val="24"/>
+        </w:rPr>
+        <w:t>̂ · K</w:t>
+      </w:r>
+      <w:r>
+        <w:rPr>
+          <w:rFonts w:ascii="Times New Roman" w:hAnsi="Times New Roman" w:eastAsia="MS Mincho"/>
+          <w:b w:val="0"/>
+          <w:i/>
+          <w:sz w:val="24"/>
+          <w:vertAlign w:val="subscript"/>
+        </w:rPr>
+        <w:t>I</w:t>
+      </w:r>
+      <w:r>
+        <w:rPr>
+          <w:rFonts w:ascii="Times New Roman" w:hAnsi="Times New Roman" w:eastAsia="MS Mincho"/>
+          <w:b w:val="0"/>
+          <w:i/>
+          <w:sz w:val="24"/>
+        </w:rPr>
+        <w:t>(t)</w:t>
+      </w:r>
+      <w:r>
+        <w:rPr>
+          <w:rFonts w:ascii="Times New Roman" w:hAnsi="Times New Roman" w:eastAsia="MS Mincho"/>
+          <w:b w:val="0"/>
+          <w:i w:val="0"/>
+          <w:sz w:val="24"/>
+        </w:rPr>
+        <w:t xml:space="preserve"> と CWON 生産資本 NW.PCA.TO を、代表 6 カ国について log 空間で国内平均除去した形で並置する。米国、韓国、イスラエル――三つの R&amp;D 集約経済――はほぼ恒等に一致し、PIM 系列は 1995〜2019 年の窓全域で CWON と log 換算で 1〜2 % 以内に収まる。ドイツ、オランダは 2010 年以降に小さいが可視的な乖離を示し、これは CWON 側で SNA 2008 の R&amp;D 取り込みが遅れたことと整合する。日本は外れ値である。2010 年以降、PIM 系列は上昇を続けるのに対し、CWON PCA は平坦化または下落に転じ、2019 年にはおよそ 0.05〜0.08 log 単位（約 5〜8 %）の乖離に達する。</w:t>
       </w:r>
     </w:p>
     <w:p>
@@ -2247,7 +6239,91 @@
           <w:i w:val="0"/>
           <w:sz w:val="24"/>
         </w:rPr>
-        <w:t>図 4 は日本のずれが実ストック差ではなく資産価格再評価効果 γ_price によるかを検証する。γ_price ∈ [−0.04, +0.04] は日本の log 比率を合計で約 0.25 log 単位動かすので、観測された約 0.06 log 単位の乖離は γ_price ≈ 年 0.02 に相当する。これはまさに 1995〜2005 年の日本地価下落のオーダーである。したがって乖離は再評価アーチファクトであり、実資本量の乖離ではない。これは Hamano and Zhao (2017) ならびに日本の「失われた 10 年」国富会計は価格効果が量効果を圧倒するとの通説的見解を支持する。</w:t>
+        <w:t xml:space="preserve">図 4 は日本のずれが実ストック差ではなく資産価格再評価効果 </w:t>
+      </w:r>
+      <w:r>
+        <w:rPr>
+          <w:rFonts w:ascii="Times New Roman" w:hAnsi="Times New Roman" w:eastAsia="MS Mincho"/>
+          <w:b w:val="0"/>
+          <w:i/>
+          <w:sz w:val="24"/>
+        </w:rPr>
+        <w:t>γ</w:t>
+      </w:r>
+      <w:r>
+        <w:rPr>
+          <w:rFonts w:ascii="Times New Roman" w:hAnsi="Times New Roman" w:eastAsia="MS Mincho"/>
+          <w:b w:val="0"/>
+          <w:i/>
+          <w:sz w:val="24"/>
+          <w:vertAlign w:val="subscript"/>
+        </w:rPr>
+        <w:t>p</w:t>
+      </w:r>
+      <w:r>
+        <w:rPr>
+          <w:rFonts w:ascii="Times New Roman" w:hAnsi="Times New Roman" w:eastAsia="MS Mincho"/>
+          <w:b w:val="0"/>
+          <w:i w:val="0"/>
+          <w:sz w:val="24"/>
+        </w:rPr>
+        <w:t>rice によるかを検証する。</w:t>
+      </w:r>
+      <w:r>
+        <w:rPr>
+          <w:rFonts w:ascii="Times New Roman" w:hAnsi="Times New Roman" w:eastAsia="MS Mincho"/>
+          <w:b w:val="0"/>
+          <w:i/>
+          <w:sz w:val="24"/>
+        </w:rPr>
+        <w:t>γ</w:t>
+      </w:r>
+      <w:r>
+        <w:rPr>
+          <w:rFonts w:ascii="Times New Roman" w:hAnsi="Times New Roman" w:eastAsia="MS Mincho"/>
+          <w:b w:val="0"/>
+          <w:i/>
+          <w:sz w:val="24"/>
+          <w:vertAlign w:val="subscript"/>
+        </w:rPr>
+        <w:t>p</w:t>
+      </w:r>
+      <w:r>
+        <w:rPr>
+          <w:rFonts w:ascii="Times New Roman" w:hAnsi="Times New Roman" w:eastAsia="MS Mincho"/>
+          <w:b w:val="0"/>
+          <w:i w:val="0"/>
+          <w:sz w:val="24"/>
+        </w:rPr>
+        <w:t xml:space="preserve">rice ∈ [−0.04, +0.04] は日本の log 比率を合計で約 0.25 log 単位動かすので、観測された約 0.06 log 単位の乖離は </w:t>
+      </w:r>
+      <w:r>
+        <w:rPr>
+          <w:rFonts w:ascii="Times New Roman" w:hAnsi="Times New Roman" w:eastAsia="MS Mincho"/>
+          <w:b w:val="0"/>
+          <w:i/>
+          <w:sz w:val="24"/>
+        </w:rPr>
+        <w:t>γ</w:t>
+      </w:r>
+      <w:r>
+        <w:rPr>
+          <w:rFonts w:ascii="Times New Roman" w:hAnsi="Times New Roman" w:eastAsia="MS Mincho"/>
+          <w:b w:val="0"/>
+          <w:i/>
+          <w:sz w:val="24"/>
+          <w:vertAlign w:val="subscript"/>
+        </w:rPr>
+        <w:t>p</w:t>
+      </w:r>
+      <w:r>
+        <w:rPr>
+          <w:rFonts w:ascii="Times New Roman" w:hAnsi="Times New Roman" w:eastAsia="MS Mincho"/>
+          <w:b w:val="0"/>
+          <w:i w:val="0"/>
+          <w:sz w:val="24"/>
+        </w:rPr>
+        <w:t>rice ≈ 年 0.02 に相当する。これはまさに 1995〜2005 年の日本地価下落のオーダーである。したがって乖離は再評価アーチファクトであり、実資本量の乖離ではない。これは Hamano and Zhao (2017) ならびに日本の「失われた 10 年」国富会計は価格効果が量効果を圧倒するとの通説的見解を支持する。</w:t>
       </w:r>
     </w:p>
     <w:p>
@@ -2355,7 +6431,115 @@
           <w:i w:val="0"/>
           <w:sz w:val="24"/>
         </w:rPr>
-        <w:t>同時推定量に対するブートストラップ信頼区間（図 3）は、国ごとに見れば μ と β は生産面残差のみからは弱い同定しか得られないことを示す。μ の 95 % 区間の中央値はグリッド [0.01, 6.0] のほぼ全域にまたがり、β の中央値もグリッド [0.0, 0.34] の約 70 % にまたがる。国富制約を加えると両者とも大幅に縮小する。同時同定は 39 カ国中 35 カ国で μ = 0 を 5 % 水準で棄却し、39 カ国中 28 カ国で β = 0 を棄却する。これが統合枠組の主たる方法論的収穫である。生産・国富のいずれか一方では構造パラメータを特定できないが、両方を使えば可能となる。</w:t>
+        <w:t xml:space="preserve">同時推定量に対するブートストラップ信頼区間（図 3）は、国ごとに見れば </w:t>
+      </w:r>
+      <w:r>
+        <w:rPr>
+          <w:rFonts w:ascii="Times New Roman" w:hAnsi="Times New Roman" w:eastAsia="MS Mincho"/>
+          <w:b w:val="0"/>
+          <w:i/>
+          <w:sz w:val="24"/>
+        </w:rPr>
+        <w:t>μ</w:t>
+      </w:r>
+      <w:r>
+        <w:rPr>
+          <w:rFonts w:ascii="Times New Roman" w:hAnsi="Times New Roman" w:eastAsia="MS Mincho"/>
+          <w:b w:val="0"/>
+          <w:i w:val="0"/>
+          <w:sz w:val="24"/>
+        </w:rPr>
+        <w:t xml:space="preserve"> と </w:t>
+      </w:r>
+      <w:r>
+        <w:rPr>
+          <w:rFonts w:ascii="Times New Roman" w:hAnsi="Times New Roman" w:eastAsia="MS Mincho"/>
+          <w:b w:val="0"/>
+          <w:i/>
+          <w:sz w:val="24"/>
+        </w:rPr>
+        <w:t>β</w:t>
+      </w:r>
+      <w:r>
+        <w:rPr>
+          <w:rFonts w:ascii="Times New Roman" w:hAnsi="Times New Roman" w:eastAsia="MS Mincho"/>
+          <w:b w:val="0"/>
+          <w:i w:val="0"/>
+          <w:sz w:val="24"/>
+        </w:rPr>
+        <w:t xml:space="preserve"> は生産面残差のみからは弱い同定しか得られないことを示す。</w:t>
+      </w:r>
+      <w:r>
+        <w:rPr>
+          <w:rFonts w:ascii="Times New Roman" w:hAnsi="Times New Roman" w:eastAsia="MS Mincho"/>
+          <w:b w:val="0"/>
+          <w:i/>
+          <w:sz w:val="24"/>
+        </w:rPr>
+        <w:t>μ</w:t>
+      </w:r>
+      <w:r>
+        <w:rPr>
+          <w:rFonts w:ascii="Times New Roman" w:hAnsi="Times New Roman" w:eastAsia="MS Mincho"/>
+          <w:b w:val="0"/>
+          <w:i w:val="0"/>
+          <w:sz w:val="24"/>
+        </w:rPr>
+        <w:t xml:space="preserve"> の 95 % 区間の中央値はグリッド [0.01, 6.0] のほぼ全域にまたがり、</w:t>
+      </w:r>
+      <w:r>
+        <w:rPr>
+          <w:rFonts w:ascii="Times New Roman" w:hAnsi="Times New Roman" w:eastAsia="MS Mincho"/>
+          <w:b w:val="0"/>
+          <w:i/>
+          <w:sz w:val="24"/>
+        </w:rPr>
+        <w:t>β</w:t>
+      </w:r>
+      <w:r>
+        <w:rPr>
+          <w:rFonts w:ascii="Times New Roman" w:hAnsi="Times New Roman" w:eastAsia="MS Mincho"/>
+          <w:b w:val="0"/>
+          <w:i w:val="0"/>
+          <w:sz w:val="24"/>
+        </w:rPr>
+        <w:t xml:space="preserve"> の中央値もグリッド [0.0, 0.34] の約 70 % にまたがる。国富制約を加えると両者とも大幅に縮小する。同時同定は 39 カ国中 35 カ国で </w:t>
+      </w:r>
+      <w:r>
+        <w:rPr>
+          <w:rFonts w:ascii="Times New Roman" w:hAnsi="Times New Roman" w:eastAsia="MS Mincho"/>
+          <w:b w:val="0"/>
+          <w:i/>
+          <w:sz w:val="24"/>
+        </w:rPr>
+        <w:t>μ</w:t>
+      </w:r>
+      <w:r>
+        <w:rPr>
+          <w:rFonts w:ascii="Times New Roman" w:hAnsi="Times New Roman" w:eastAsia="MS Mincho"/>
+          <w:b w:val="0"/>
+          <w:i w:val="0"/>
+          <w:sz w:val="24"/>
+        </w:rPr>
+        <w:t xml:space="preserve"> = 0 を 5 % 水準で棄却し、39 カ国中 28 カ国で </w:t>
+      </w:r>
+      <w:r>
+        <w:rPr>
+          <w:rFonts w:ascii="Times New Roman" w:hAnsi="Times New Roman" w:eastAsia="MS Mincho"/>
+          <w:b w:val="0"/>
+          <w:i/>
+          <w:sz w:val="24"/>
+        </w:rPr>
+        <w:t>β</w:t>
+      </w:r>
+      <w:r>
+        <w:rPr>
+          <w:rFonts w:ascii="Times New Roman" w:hAnsi="Times New Roman" w:eastAsia="MS Mincho"/>
+          <w:b w:val="0"/>
+          <w:i w:val="0"/>
+          <w:sz w:val="24"/>
+        </w:rPr>
+        <w:t xml:space="preserve"> = 0 を棄却する。これが統合枠組の主たる方法論的収穫である。生産・国富のいずれか一方では構造パラメータを特定できないが、両方を使えば可能となる。</w:t>
       </w:r>
     </w:p>
     <w:p>
@@ -2370,7 +6554,115 @@
           <w:i w:val="0"/>
           <w:sz w:val="24"/>
         </w:rPr>
-        <w:t>ブートストラップ証拠を読む第二の視角は、(μ, β) 空間における 95 % 領域の「形状」が国毎に強く異なるということである。R&amp;D 集約的経済（イスラエル、韓国、スウェーデン、米国）では事後分布領域は北東象限（μ ≥ 0.3 年、β ≥ 0.08）に多く存在し、テンポ補正と無形補正の両方が動き、かつ分離可能である。資産構成が安定した経済（メキシコ、コロンビア、トルコ、チリ）では領域は幅広な対角線状の尾根であり、尤度面は (μ, β) 空間の直線に沿ってほぼ平坦であるため、データは「短いテンポ＋大きい無形シェア」と「長いテンポ＋小さい無形シェア」をほぼ同等の確率で支持する。これは加法的分解の古典的同定問題であり、同時同定枠組の貢献は、事後信頼領域の尾根が国富制約を加えてはじめて点に崩落することにある。崩落の鋭さそのものが診断情報である。同時同定のもとでも 95 % 領域が広い尾根のままに留まる国はまさに CWON カバレッジが薄い国であり、それらの国に対する国別結論は政策提言に使用される前に国民会計ミクロデータと照らし合わせるべきである。点推定値だけではなく 95 % 領域の形状を併記することは、将来の CWON 型公表物に対する具体的提言となる。</w:t>
+        <w:t>ブートストラップ証拠を読む第二の視角は、(</w:t>
+      </w:r>
+      <w:r>
+        <w:rPr>
+          <w:rFonts w:ascii="Times New Roman" w:hAnsi="Times New Roman" w:eastAsia="MS Mincho"/>
+          <w:b w:val="0"/>
+          <w:i/>
+          <w:sz w:val="24"/>
+        </w:rPr>
+        <w:t>μ</w:t>
+      </w:r>
+      <w:r>
+        <w:rPr>
+          <w:rFonts w:ascii="Times New Roman" w:hAnsi="Times New Roman" w:eastAsia="MS Mincho"/>
+          <w:b w:val="0"/>
+          <w:i w:val="0"/>
+          <w:sz w:val="24"/>
+        </w:rPr>
+        <w:t xml:space="preserve">, </w:t>
+      </w:r>
+      <w:r>
+        <w:rPr>
+          <w:rFonts w:ascii="Times New Roman" w:hAnsi="Times New Roman" w:eastAsia="MS Mincho"/>
+          <w:b w:val="0"/>
+          <w:i/>
+          <w:sz w:val="24"/>
+        </w:rPr>
+        <w:t>β</w:t>
+      </w:r>
+      <w:r>
+        <w:rPr>
+          <w:rFonts w:ascii="Times New Roman" w:hAnsi="Times New Roman" w:eastAsia="MS Mincho"/>
+          <w:b w:val="0"/>
+          <w:i w:val="0"/>
+          <w:sz w:val="24"/>
+        </w:rPr>
+        <w:t>) 空間における 95 % 領域の「形状」が国毎に強く異なるということである。R&amp;D 集約的経済（イスラエル、韓国、スウェーデン、米国）では事後分布領域は北東象限（</w:t>
+      </w:r>
+      <w:r>
+        <w:rPr>
+          <w:rFonts w:ascii="Times New Roman" w:hAnsi="Times New Roman" w:eastAsia="MS Mincho"/>
+          <w:b w:val="0"/>
+          <w:i/>
+          <w:sz w:val="24"/>
+        </w:rPr>
+        <w:t>μ</w:t>
+      </w:r>
+      <w:r>
+        <w:rPr>
+          <w:rFonts w:ascii="Times New Roman" w:hAnsi="Times New Roman" w:eastAsia="MS Mincho"/>
+          <w:b w:val="0"/>
+          <w:i w:val="0"/>
+          <w:sz w:val="24"/>
+        </w:rPr>
+        <w:t xml:space="preserve"> ≥ 0.3 年、</w:t>
+      </w:r>
+      <w:r>
+        <w:rPr>
+          <w:rFonts w:ascii="Times New Roman" w:hAnsi="Times New Roman" w:eastAsia="MS Mincho"/>
+          <w:b w:val="0"/>
+          <w:i/>
+          <w:sz w:val="24"/>
+        </w:rPr>
+        <w:t>β</w:t>
+      </w:r>
+      <w:r>
+        <w:rPr>
+          <w:rFonts w:ascii="Times New Roman" w:hAnsi="Times New Roman" w:eastAsia="MS Mincho"/>
+          <w:b w:val="0"/>
+          <w:i w:val="0"/>
+          <w:sz w:val="24"/>
+        </w:rPr>
+        <w:t xml:space="preserve"> ≥ 0.08）に多く存在し、テンポ補正と無形補正の両方が動き、かつ分離可能である。資産構成が安定した経済（メキシコ、コロンビア、トルコ、チリ）では領域は幅広な対角線状の尾根であり、尤度面は (</w:t>
+      </w:r>
+      <w:r>
+        <w:rPr>
+          <w:rFonts w:ascii="Times New Roman" w:hAnsi="Times New Roman" w:eastAsia="MS Mincho"/>
+          <w:b w:val="0"/>
+          <w:i/>
+          <w:sz w:val="24"/>
+        </w:rPr>
+        <w:t>μ</w:t>
+      </w:r>
+      <w:r>
+        <w:rPr>
+          <w:rFonts w:ascii="Times New Roman" w:hAnsi="Times New Roman" w:eastAsia="MS Mincho"/>
+          <w:b w:val="0"/>
+          <w:i w:val="0"/>
+          <w:sz w:val="24"/>
+        </w:rPr>
+        <w:t xml:space="preserve">, </w:t>
+      </w:r>
+      <w:r>
+        <w:rPr>
+          <w:rFonts w:ascii="Times New Roman" w:hAnsi="Times New Roman" w:eastAsia="MS Mincho"/>
+          <w:b w:val="0"/>
+          <w:i/>
+          <w:sz w:val="24"/>
+        </w:rPr>
+        <w:t>β</w:t>
+      </w:r>
+      <w:r>
+        <w:rPr>
+          <w:rFonts w:ascii="Times New Roman" w:hAnsi="Times New Roman" w:eastAsia="MS Mincho"/>
+          <w:b w:val="0"/>
+          <w:i w:val="0"/>
+          <w:sz w:val="24"/>
+        </w:rPr>
+        <w:t>) 空間の直線に沿ってほぼ平坦であるため、データは「短いテンポ＋大きい無形シェア」と「長いテンポ＋小さい無形シェア」をほぼ同等の確率で支持する。これは加法的分解の古典的同定問題であり、同時同定枠組の貢献は、事後信頼領域の尾根が国富制約を加えてはじめて点に崩落することにある。崩落の鋭さそのものが診断情報である。同時同定のもとでも 95 % 領域が広い尾根のままに留まる国はまさに CWON カバレッジが薄い国であり、それらの国に対する国別結論は政策提言に使用される前に国民会計ミクロデータと照らし合わせるべきである。点推定値だけではなく 95 % 領域の形状を併記することは、将来の CWON 型公表物に対する具体的提言となる。</w:t>
       </w:r>
     </w:p>
     <w:p>
@@ -3115,7 +7407,79 @@
           <w:i w:val="0"/>
           <w:sz w:val="24"/>
         </w:rPr>
-        <w:t>図 6 と表 3 に III.5 節で定義した関係型 PIM 診断を報告する。二つの発見が際立つ。第一に、M0（即時 PIM、β = 0）のもとでの ρ̂₂ の 39 カ国中央値は 0.801 であり、整合ベンチマーク 1.0 を大きく下回る。ρ̂₂ ∈ [0.9, 1.1] に収まる国は 39 カ国中 9 カ国にすぎない。これは標準的 PIM が CWON に比べ資本成長を系統的に過小評価していること――あるいは同等に、CWON が PIM には捉えられない速成長成分（無形資産や再評価）を含むことを確認する。第二に、M4（テンポ＋無形の同時同定）のもとでは ρ̂₂ の中央値は 0.833 に上昇し、[0.9, 1.1] 整合帯に入る国数は 9 から 12 に増加する。改善は控えめだが系統的であり、テンポ・無形補正が PIM–CWON 関係を正しい方向に整合へ近づけていることを示す。M0・M4 双方で R² 中央値は 0.99 を超えており、対数線形関係 (M5) が PIM–CWON マッピングの優れた記述であることを確認できる。</w:t>
+        <w:t>図 6 と表 3 に III.5 節で定義した関係型 PIM 診断を報告する。二つの発見が際立つ。第一に、M0（即時 PIM、</w:t>
+      </w:r>
+      <w:r>
+        <w:rPr>
+          <w:rFonts w:ascii="Times New Roman" w:hAnsi="Times New Roman" w:eastAsia="MS Mincho"/>
+          <w:b w:val="0"/>
+          <w:i/>
+          <w:sz w:val="24"/>
+        </w:rPr>
+        <w:t>β</w:t>
+      </w:r>
+      <w:r>
+        <w:rPr>
+          <w:rFonts w:ascii="Times New Roman" w:hAnsi="Times New Roman" w:eastAsia="MS Mincho"/>
+          <w:b w:val="0"/>
+          <w:i w:val="0"/>
+          <w:sz w:val="24"/>
+        </w:rPr>
+        <w:t xml:space="preserve"> = 0）のもとでの </w:t>
+      </w:r>
+      <w:r>
+        <w:rPr>
+          <w:rFonts w:ascii="Times New Roman" w:hAnsi="Times New Roman" w:eastAsia="MS Mincho"/>
+          <w:b w:val="0"/>
+          <w:i/>
+          <w:sz w:val="24"/>
+        </w:rPr>
+        <w:t>ρ</w:t>
+      </w:r>
+      <w:r>
+        <w:rPr>
+          <w:rFonts w:ascii="Times New Roman" w:hAnsi="Times New Roman" w:eastAsia="MS Mincho"/>
+          <w:b w:val="0"/>
+          <w:i w:val="0"/>
+          <w:sz w:val="24"/>
+        </w:rPr>
+        <w:t>̂₂ の 39 カ国中央値は 0.801 であり、整合ベンチマーク 1.0 を大きく下回る。</w:t>
+      </w:r>
+      <w:r>
+        <w:rPr>
+          <w:rFonts w:ascii="Times New Roman" w:hAnsi="Times New Roman" w:eastAsia="MS Mincho"/>
+          <w:b w:val="0"/>
+          <w:i/>
+          <w:sz w:val="24"/>
+        </w:rPr>
+        <w:t>ρ</w:t>
+      </w:r>
+      <w:r>
+        <w:rPr>
+          <w:rFonts w:ascii="Times New Roman" w:hAnsi="Times New Roman" w:eastAsia="MS Mincho"/>
+          <w:b w:val="0"/>
+          <w:i w:val="0"/>
+          <w:sz w:val="24"/>
+        </w:rPr>
+        <w:t xml:space="preserve">̂₂ ∈ [0.9, 1.1] に収まる国は 39 カ国中 9 カ国にすぎない。これは標準的 PIM が CWON に比べ資本成長を系統的に過小評価していること――あるいは同等に、CWON が PIM には捉えられない速成長成分（無形資産や再評価）を含むことを確認する。第二に、M4（テンポ＋無形の同時同定）のもとでは </w:t>
+      </w:r>
+      <w:r>
+        <w:rPr>
+          <w:rFonts w:ascii="Times New Roman" w:hAnsi="Times New Roman" w:eastAsia="MS Mincho"/>
+          <w:b w:val="0"/>
+          <w:i/>
+          <w:sz w:val="24"/>
+        </w:rPr>
+        <w:t>ρ</w:t>
+      </w:r>
+      <w:r>
+        <w:rPr>
+          <w:rFonts w:ascii="Times New Roman" w:hAnsi="Times New Roman" w:eastAsia="MS Mincho"/>
+          <w:b w:val="0"/>
+          <w:i w:val="0"/>
+          <w:sz w:val="24"/>
+        </w:rPr>
+        <w:t>̂₂ の中央値は 0.833 に上昇し、[0.9, 1.1] 整合帯に入る国数は 9 から 12 に増加する。改善は控えめだが系統的であり、テンポ・無形補正が PIM–CWON 関係を正しい方向に整合へ近づけていることを示す。M0・M4 双方で R² 中央値は 0.99 を超えており、対数線形関係 (M5) が PIM–CWON マッピングの優れた記述であることを確認できる。</w:t>
       </w:r>
     </w:p>
     <w:p>
@@ -3130,7 +7494,151 @@
           <w:i w:val="0"/>
           <w:sz w:val="24"/>
         </w:rPr>
-        <w:t>図 6(b) は M4 のもとで ρ̂₁ を ρ̂₂ に対してプロットしている。(ρ₁ = 0, ρ₂ = 1) の参照点から遠い国――特にスイス（ρ̂₂ ≈ 0.40）、ポーランド（ρ̂₂ ≈ 0.60）、ノルウェー（ρ̂₂ ≈ 0.66）――は、PIM と CWON の資産カバレッジまたは天然資源レントの扱いが最も異なることが知られている国と一致する。したがって RPIM 診断は国別資本勘定のための単純で解釈可能な品質管理ツールとして機能する。ρ̂₂ が 1 から顕著に逸脱する国は、両勘定の資産構成仮定をより詳細に検討する必要がある。</w:t>
+        <w:t xml:space="preserve">図 6(b) は M4 のもとで </w:t>
+      </w:r>
+      <w:r>
+        <w:rPr>
+          <w:rFonts w:ascii="Times New Roman" w:hAnsi="Times New Roman" w:eastAsia="MS Mincho"/>
+          <w:b w:val="0"/>
+          <w:i/>
+          <w:sz w:val="24"/>
+        </w:rPr>
+        <w:t>ρ</w:t>
+      </w:r>
+      <w:r>
+        <w:rPr>
+          <w:rFonts w:ascii="Times New Roman" w:hAnsi="Times New Roman" w:eastAsia="MS Mincho"/>
+          <w:b w:val="0"/>
+          <w:i w:val="0"/>
+          <w:sz w:val="24"/>
+        </w:rPr>
+        <w:t xml:space="preserve">̂₁ を </w:t>
+      </w:r>
+      <w:r>
+        <w:rPr>
+          <w:rFonts w:ascii="Times New Roman" w:hAnsi="Times New Roman" w:eastAsia="MS Mincho"/>
+          <w:b w:val="0"/>
+          <w:i/>
+          <w:sz w:val="24"/>
+        </w:rPr>
+        <w:t>ρ</w:t>
+      </w:r>
+      <w:r>
+        <w:rPr>
+          <w:rFonts w:ascii="Times New Roman" w:hAnsi="Times New Roman" w:eastAsia="MS Mincho"/>
+          <w:b w:val="0"/>
+          <w:i w:val="0"/>
+          <w:sz w:val="24"/>
+        </w:rPr>
+        <w:t>̂₂ に対してプロットしている。(</w:t>
+      </w:r>
+      <w:r>
+        <w:rPr>
+          <w:rFonts w:ascii="Times New Roman" w:hAnsi="Times New Roman" w:eastAsia="MS Mincho"/>
+          <w:b w:val="0"/>
+          <w:i/>
+          <w:sz w:val="24"/>
+        </w:rPr>
+        <w:t>ρ</w:t>
+      </w:r>
+      <w:r>
+        <w:rPr>
+          <w:rFonts w:ascii="Times New Roman" w:hAnsi="Times New Roman" w:eastAsia="MS Mincho"/>
+          <w:b w:val="0"/>
+          <w:i w:val="0"/>
+          <w:sz w:val="24"/>
+        </w:rPr>
+        <w:t xml:space="preserve">₁ = 0, </w:t>
+      </w:r>
+      <w:r>
+        <w:rPr>
+          <w:rFonts w:ascii="Times New Roman" w:hAnsi="Times New Roman" w:eastAsia="MS Mincho"/>
+          <w:b w:val="0"/>
+          <w:i/>
+          <w:sz w:val="24"/>
+        </w:rPr>
+        <w:t>ρ</w:t>
+      </w:r>
+      <w:r>
+        <w:rPr>
+          <w:rFonts w:ascii="Times New Roman" w:hAnsi="Times New Roman" w:eastAsia="MS Mincho"/>
+          <w:b w:val="0"/>
+          <w:i w:val="0"/>
+          <w:sz w:val="24"/>
+        </w:rPr>
+        <w:t>₂ = 1) の参照点から遠い国――特にスイス（</w:t>
+      </w:r>
+      <w:r>
+        <w:rPr>
+          <w:rFonts w:ascii="Times New Roman" w:hAnsi="Times New Roman" w:eastAsia="MS Mincho"/>
+          <w:b w:val="0"/>
+          <w:i/>
+          <w:sz w:val="24"/>
+        </w:rPr>
+        <w:t>ρ</w:t>
+      </w:r>
+      <w:r>
+        <w:rPr>
+          <w:rFonts w:ascii="Times New Roman" w:hAnsi="Times New Roman" w:eastAsia="MS Mincho"/>
+          <w:b w:val="0"/>
+          <w:i w:val="0"/>
+          <w:sz w:val="24"/>
+        </w:rPr>
+        <w:t>̂₂ ≈ 0.40）、ポーランド（</w:t>
+      </w:r>
+      <w:r>
+        <w:rPr>
+          <w:rFonts w:ascii="Times New Roman" w:hAnsi="Times New Roman" w:eastAsia="MS Mincho"/>
+          <w:b w:val="0"/>
+          <w:i/>
+          <w:sz w:val="24"/>
+        </w:rPr>
+        <w:t>ρ</w:t>
+      </w:r>
+      <w:r>
+        <w:rPr>
+          <w:rFonts w:ascii="Times New Roman" w:hAnsi="Times New Roman" w:eastAsia="MS Mincho"/>
+          <w:b w:val="0"/>
+          <w:i w:val="0"/>
+          <w:sz w:val="24"/>
+        </w:rPr>
+        <w:t>̂₂ ≈ 0.60）、ノルウェー（</w:t>
+      </w:r>
+      <w:r>
+        <w:rPr>
+          <w:rFonts w:ascii="Times New Roman" w:hAnsi="Times New Roman" w:eastAsia="MS Mincho"/>
+          <w:b w:val="0"/>
+          <w:i/>
+          <w:sz w:val="24"/>
+        </w:rPr>
+        <w:t>ρ</w:t>
+      </w:r>
+      <w:r>
+        <w:rPr>
+          <w:rFonts w:ascii="Times New Roman" w:hAnsi="Times New Roman" w:eastAsia="MS Mincho"/>
+          <w:b w:val="0"/>
+          <w:i w:val="0"/>
+          <w:sz w:val="24"/>
+        </w:rPr>
+        <w:t>̂₂ ≈ 0.66）――は、PIM と CWON の資産カバレッジまたは天然資源レントの扱いが最も異なることが知られている国と一致する。したがって RPIM 診断は国別資本勘定のための単純で解釈可能な品質管理ツールとして機能する。</w:t>
+      </w:r>
+      <w:r>
+        <w:rPr>
+          <w:rFonts w:ascii="Times New Roman" w:hAnsi="Times New Roman" w:eastAsia="MS Mincho"/>
+          <w:b w:val="0"/>
+          <w:i/>
+          <w:sz w:val="24"/>
+        </w:rPr>
+        <w:t>ρ</w:t>
+      </w:r>
+      <w:r>
+        <w:rPr>
+          <w:rFonts w:ascii="Times New Roman" w:hAnsi="Times New Roman" w:eastAsia="MS Mincho"/>
+          <w:b w:val="0"/>
+          <w:i w:val="0"/>
+          <w:sz w:val="24"/>
+        </w:rPr>
+        <w:t>̂₂ が 1 から顕著に逸脱する国は、両勘定の資産構成仮定をより詳細に検討する必要がある。</w:t>
       </w:r>
     </w:p>
     <w:p>
@@ -3223,7 +7731,97 @@
           <w:i w:val="0"/>
           <w:sz w:val="24"/>
         </w:rPr>
-        <w:t>Inklaar の批判（VI.5 節）は、真の減価償却率 δ 自体がドリフトしていれば、我々が μ(t) に帰属しているものの一部が時変 δ(t) に吸収されうる可能性を提起する。我々はこれに直接対処するため、五つの減価償却シナリオ δ × {0.80, 0.90, 1.00, 1.10, 1.20} のもとで一定ラグ μ̂（M1）を再推定した。</w:t>
+        <w:t xml:space="preserve">Inklaar の批判（VI.5 節）は、真の減価償却率 </w:t>
+      </w:r>
+      <w:r>
+        <w:rPr>
+          <w:rFonts w:ascii="Times New Roman" w:hAnsi="Times New Roman" w:eastAsia="MS Mincho"/>
+          <w:b w:val="0"/>
+          <w:i/>
+          <w:sz w:val="24"/>
+        </w:rPr>
+        <w:t>δ</w:t>
+      </w:r>
+      <w:r>
+        <w:rPr>
+          <w:rFonts w:ascii="Times New Roman" w:hAnsi="Times New Roman" w:eastAsia="MS Mincho"/>
+          <w:b w:val="0"/>
+          <w:i w:val="0"/>
+          <w:sz w:val="24"/>
+        </w:rPr>
+        <w:t xml:space="preserve"> 自体がドリフトしていれば、我々が </w:t>
+      </w:r>
+      <w:r>
+        <w:rPr>
+          <w:rFonts w:ascii="Times New Roman" w:hAnsi="Times New Roman" w:eastAsia="MS Mincho"/>
+          <w:b w:val="0"/>
+          <w:i/>
+          <w:sz w:val="24"/>
+        </w:rPr>
+        <w:t>μ</w:t>
+      </w:r>
+      <w:r>
+        <w:rPr>
+          <w:rFonts w:ascii="Times New Roman" w:hAnsi="Times New Roman" w:eastAsia="MS Mincho"/>
+          <w:b w:val="0"/>
+          <w:i w:val="0"/>
+          <w:sz w:val="24"/>
+        </w:rPr>
+        <w:t xml:space="preserve">(t) に帰属しているものの一部が時変 </w:t>
+      </w:r>
+      <w:r>
+        <w:rPr>
+          <w:rFonts w:ascii="Times New Roman" w:hAnsi="Times New Roman" w:eastAsia="MS Mincho"/>
+          <w:b w:val="0"/>
+          <w:i/>
+          <w:sz w:val="24"/>
+        </w:rPr>
+        <w:t>δ</w:t>
+      </w:r>
+      <w:r>
+        <w:rPr>
+          <w:rFonts w:ascii="Times New Roman" w:hAnsi="Times New Roman" w:eastAsia="MS Mincho"/>
+          <w:b w:val="0"/>
+          <w:i w:val="0"/>
+          <w:sz w:val="24"/>
+        </w:rPr>
+        <w:t xml:space="preserve">(t) に吸収されうる可能性を提起する。我々はこれに直接対処するため、五つの減価償却シナリオ </w:t>
+      </w:r>
+      <w:r>
+        <w:rPr>
+          <w:rFonts w:ascii="Times New Roman" w:hAnsi="Times New Roman" w:eastAsia="MS Mincho"/>
+          <w:b w:val="0"/>
+          <w:i/>
+          <w:sz w:val="24"/>
+        </w:rPr>
+        <w:t>δ</w:t>
+      </w:r>
+      <w:r>
+        <w:rPr>
+          <w:rFonts w:ascii="Times New Roman" w:hAnsi="Times New Roman" w:eastAsia="MS Mincho"/>
+          <w:b w:val="0"/>
+          <w:i w:val="0"/>
+          <w:sz w:val="24"/>
+        </w:rPr>
+        <w:t xml:space="preserve"> × {0.80, 0.90, 1.00, 1.10, 1.20} のもとで一定ラグ </w:t>
+      </w:r>
+      <w:r>
+        <w:rPr>
+          <w:rFonts w:ascii="Times New Roman" w:hAnsi="Times New Roman" w:eastAsia="MS Mincho"/>
+          <w:b w:val="0"/>
+          <w:i/>
+          <w:sz w:val="24"/>
+        </w:rPr>
+        <w:t>μ</w:t>
+      </w:r>
+      <w:r>
+        <w:rPr>
+          <w:rFonts w:ascii="Times New Roman" w:hAnsi="Times New Roman" w:eastAsia="MS Mincho"/>
+          <w:b w:val="0"/>
+          <w:i w:val="0"/>
+          <w:sz w:val="24"/>
+        </w:rPr>
+        <w:t>̂（M1）を再推定した。</w:t>
       </w:r>
     </w:p>
     <w:p>
@@ -3238,7 +7836,151 @@
           <w:i w:val="0"/>
           <w:sz w:val="24"/>
         </w:rPr>
-        <w:t>図 7 に結果を示す。主たる発見は、大半の国で μ̂ が ±20% の減価償却変動に対して著しく安定していることである。μ̂ の国間平均は δ × 0.80 の 1.61 年から δ × 1.20 の 1.52 年へと動くが、その差はわずか 0.09 年――ベースライン推定値の 6% 未満である。μ̂ の中央値は五つのシナリオすべてで 0.26 年とほぼ不変である。内点解の μ̂ 値を持つ国（スロバキア、ルクセンブルク、英国、スウェーデン、スロベニア、コロンビア）は期待される負の関係を示す：減価償却が高いほど推定ラグはわずかに短くなる。これは、より速い減価が遅延に帰属されるはずの成長率変動の一部を吸収するためである。しかし感度は量的に小さく、±20% の δ 変動で μ̂ が動く幅は最も感度の高い国（スロバキア：5.75 → 4.50 年、ルクセンブルク：3.75 → 3.00 年）でも最大 1.25 年にとどまる。非ゼロのラグが標本外当てはめを改善するという定性的結論は、この範囲内のいかなる妥当な減価償却の誤設定に対しても頑健である。</w:t>
+        <w:t xml:space="preserve">図 7 に結果を示す。主たる発見は、大半の国で </w:t>
+      </w:r>
+      <w:r>
+        <w:rPr>
+          <w:rFonts w:ascii="Times New Roman" w:hAnsi="Times New Roman" w:eastAsia="MS Mincho"/>
+          <w:b w:val="0"/>
+          <w:i/>
+          <w:sz w:val="24"/>
+        </w:rPr>
+        <w:t>μ</w:t>
+      </w:r>
+      <w:r>
+        <w:rPr>
+          <w:rFonts w:ascii="Times New Roman" w:hAnsi="Times New Roman" w:eastAsia="MS Mincho"/>
+          <w:b w:val="0"/>
+          <w:i w:val="0"/>
+          <w:sz w:val="24"/>
+        </w:rPr>
+        <w:t>̂ が ±20% の減価償却変動に対して著しく安定していることである。</w:t>
+      </w:r>
+      <w:r>
+        <w:rPr>
+          <w:rFonts w:ascii="Times New Roman" w:hAnsi="Times New Roman" w:eastAsia="MS Mincho"/>
+          <w:b w:val="0"/>
+          <w:i/>
+          <w:sz w:val="24"/>
+        </w:rPr>
+        <w:t>μ</w:t>
+      </w:r>
+      <w:r>
+        <w:rPr>
+          <w:rFonts w:ascii="Times New Roman" w:hAnsi="Times New Roman" w:eastAsia="MS Mincho"/>
+          <w:b w:val="0"/>
+          <w:i w:val="0"/>
+          <w:sz w:val="24"/>
+        </w:rPr>
+        <w:t xml:space="preserve">̂ の国間平均は </w:t>
+      </w:r>
+      <w:r>
+        <w:rPr>
+          <w:rFonts w:ascii="Times New Roman" w:hAnsi="Times New Roman" w:eastAsia="MS Mincho"/>
+          <w:b w:val="0"/>
+          <w:i/>
+          <w:sz w:val="24"/>
+        </w:rPr>
+        <w:t>δ</w:t>
+      </w:r>
+      <w:r>
+        <w:rPr>
+          <w:rFonts w:ascii="Times New Roman" w:hAnsi="Times New Roman" w:eastAsia="MS Mincho"/>
+          <w:b w:val="0"/>
+          <w:i w:val="0"/>
+          <w:sz w:val="24"/>
+        </w:rPr>
+        <w:t xml:space="preserve"> × 0.80 の 1.61 年から </w:t>
+      </w:r>
+      <w:r>
+        <w:rPr>
+          <w:rFonts w:ascii="Times New Roman" w:hAnsi="Times New Roman" w:eastAsia="MS Mincho"/>
+          <w:b w:val="0"/>
+          <w:i/>
+          <w:sz w:val="24"/>
+        </w:rPr>
+        <w:t>δ</w:t>
+      </w:r>
+      <w:r>
+        <w:rPr>
+          <w:rFonts w:ascii="Times New Roman" w:hAnsi="Times New Roman" w:eastAsia="MS Mincho"/>
+          <w:b w:val="0"/>
+          <w:i w:val="0"/>
+          <w:sz w:val="24"/>
+        </w:rPr>
+        <w:t xml:space="preserve"> × 1.20 の 1.52 年へと動くが、その差はわずか 0.09 年――ベースライン推定値の 6% 未満である。</w:t>
+      </w:r>
+      <w:r>
+        <w:rPr>
+          <w:rFonts w:ascii="Times New Roman" w:hAnsi="Times New Roman" w:eastAsia="MS Mincho"/>
+          <w:b w:val="0"/>
+          <w:i/>
+          <w:sz w:val="24"/>
+        </w:rPr>
+        <w:t>μ</w:t>
+      </w:r>
+      <w:r>
+        <w:rPr>
+          <w:rFonts w:ascii="Times New Roman" w:hAnsi="Times New Roman" w:eastAsia="MS Mincho"/>
+          <w:b w:val="0"/>
+          <w:i w:val="0"/>
+          <w:sz w:val="24"/>
+        </w:rPr>
+        <w:t xml:space="preserve">̂ の中央値は五つのシナリオすべてで 0.26 年とほぼ不変である。内点解の </w:t>
+      </w:r>
+      <w:r>
+        <w:rPr>
+          <w:rFonts w:ascii="Times New Roman" w:hAnsi="Times New Roman" w:eastAsia="MS Mincho"/>
+          <w:b w:val="0"/>
+          <w:i/>
+          <w:sz w:val="24"/>
+        </w:rPr>
+        <w:t>μ</w:t>
+      </w:r>
+      <w:r>
+        <w:rPr>
+          <w:rFonts w:ascii="Times New Roman" w:hAnsi="Times New Roman" w:eastAsia="MS Mincho"/>
+          <w:b w:val="0"/>
+          <w:i w:val="0"/>
+          <w:sz w:val="24"/>
+        </w:rPr>
+        <w:t xml:space="preserve">̂ 値を持つ国（スロバキア、ルクセンブルク、英国、スウェーデン、スロベニア、コロンビア）は期待される負の関係を示す：減価償却が高いほど推定ラグはわずかに短くなる。これは、より速い減価が遅延に帰属されるはずの成長率変動の一部を吸収するためである。しかし感度は量的に小さく、±20% の </w:t>
+      </w:r>
+      <w:r>
+        <w:rPr>
+          <w:rFonts w:ascii="Times New Roman" w:hAnsi="Times New Roman" w:eastAsia="MS Mincho"/>
+          <w:b w:val="0"/>
+          <w:i/>
+          <w:sz w:val="24"/>
+        </w:rPr>
+        <w:t>δ</w:t>
+      </w:r>
+      <w:r>
+        <w:rPr>
+          <w:rFonts w:ascii="Times New Roman" w:hAnsi="Times New Roman" w:eastAsia="MS Mincho"/>
+          <w:b w:val="0"/>
+          <w:i w:val="0"/>
+          <w:sz w:val="24"/>
+        </w:rPr>
+        <w:t xml:space="preserve"> 変動で </w:t>
+      </w:r>
+      <w:r>
+        <w:rPr>
+          <w:rFonts w:ascii="Times New Roman" w:hAnsi="Times New Roman" w:eastAsia="MS Mincho"/>
+          <w:b w:val="0"/>
+          <w:i/>
+          <w:sz w:val="24"/>
+        </w:rPr>
+        <w:t>μ</w:t>
+      </w:r>
+      <w:r>
+        <w:rPr>
+          <w:rFonts w:ascii="Times New Roman" w:hAnsi="Times New Roman" w:eastAsia="MS Mincho"/>
+          <w:b w:val="0"/>
+          <w:i w:val="0"/>
+          <w:sz w:val="24"/>
+        </w:rPr>
+        <w:t>̂ が動く幅は最も感度の高い国（スロバキア：5.75 → 4.50 年、ルクセンブルク：3.75 → 3.00 年）でも最大 1.25 年にとどまる。非ゼロのラグが標本外当てはめを改善するという定性的結論は、この範囲内のいかなる妥当な減価償却の誤設定に対しても頑健である。</w:t>
       </w:r>
     </w:p>
     <w:p>
@@ -3331,7 +8073,43 @@
           <w:i w:val="0"/>
           <w:sz w:val="24"/>
         </w:rPr>
-        <w:t>表 1 は M4（テンポ＋無形の同時推定）の標本外 MAPE が 4.61 % であり、M0（4.60 %）とほぼ同一であることを報告している。この見かけ上の非改善は精査に値する。サンプルの 39 カ国のうち 25 カ国は境界解の μ̂ 値を持つ――下限 0.01（実質ゼロラグ、18 カ国）または上限 6.0（7 カ国）のいずれかである。これらの国ではテンポ補正は不作動（μ̂ ≈ 0 ≡ M0）または飽和しているため、M0–M4 比較は構造的に無情報である。</w:t>
+        <w:t xml:space="preserve">表 1 は M4（テンポ＋無形の同時推定）の標本外 MAPE が 4.61 % であり、M0（4.60 %）とほぼ同一であることを報告している。この見かけ上の非改善は精査に値する。サンプルの 39 カ国のうち 25 カ国は境界解の </w:t>
+      </w:r>
+      <w:r>
+        <w:rPr>
+          <w:rFonts w:ascii="Times New Roman" w:hAnsi="Times New Roman" w:eastAsia="MS Mincho"/>
+          <w:b w:val="0"/>
+          <w:i/>
+          <w:sz w:val="24"/>
+        </w:rPr>
+        <w:t>μ</w:t>
+      </w:r>
+      <w:r>
+        <w:rPr>
+          <w:rFonts w:ascii="Times New Roman" w:hAnsi="Times New Roman" w:eastAsia="MS Mincho"/>
+          <w:b w:val="0"/>
+          <w:i w:val="0"/>
+          <w:sz w:val="24"/>
+        </w:rPr>
+        <w:t>̂ 値を持つ――下限 0.01（実質ゼロラグ、18 カ国）または上限 6.0（7 カ国）のいずれかである。これらの国ではテンポ補正は不作動（</w:t>
+      </w:r>
+      <w:r>
+        <w:rPr>
+          <w:rFonts w:ascii="Times New Roman" w:hAnsi="Times New Roman" w:eastAsia="MS Mincho"/>
+          <w:b w:val="0"/>
+          <w:i/>
+          <w:sz w:val="24"/>
+        </w:rPr>
+        <w:t>μ</w:t>
+      </w:r>
+      <w:r>
+        <w:rPr>
+          <w:rFonts w:ascii="Times New Roman" w:hAnsi="Times New Roman" w:eastAsia="MS Mincho"/>
+          <w:b w:val="0"/>
+          <w:i w:val="0"/>
+          <w:sz w:val="24"/>
+        </w:rPr>
+        <w:t>̂ ≈ 0 ≡ M0）または飽和しているため、M0–M4 比較は構造的に無情報である。</w:t>
       </w:r>
     </w:p>
     <w:p>
@@ -3346,7 +8124,43 @@
           <w:i w:val="0"/>
           <w:sz w:val="24"/>
         </w:rPr>
-        <w:t>図 8 は OOS 評価を内点解の μ̂（μ̂ ∈ (0.02, 5.9)）を持つ 14 カ国――オーストラリア、ベルギー、カナダ、チリ、コロンビア、デンマーク、アイスランド、韓国、ルクセンブルク、ノルウェー、スロバキア、スロベニア、スウェーデン、英国――に限定する。このサブサンプルでは M1（一定ラグ）の MAPE 中央値は 4.23 % であり、M0 の 4.27 % から改善している。境界解国では M1 と M2 がより大きな改善を示す（境界 M1 = 3.98 %、境界 M2 = 3.83 % vs 境界 M0 = 4.72 %）。これはラグ補正がオプティマイザーが非ゼロ解を見出す国で正確に有効であることを示す。核心的洞察は、全サンプル中央値がテンポ補正が真に情報的な国とそれが機械的にゼロである国を混同しているということである。</w:t>
+        <w:t xml:space="preserve">図 8 は OOS 評価を内点解の </w:t>
+      </w:r>
+      <w:r>
+        <w:rPr>
+          <w:rFonts w:ascii="Times New Roman" w:hAnsi="Times New Roman" w:eastAsia="MS Mincho"/>
+          <w:b w:val="0"/>
+          <w:i/>
+          <w:sz w:val="24"/>
+        </w:rPr>
+        <w:t>μ</w:t>
+      </w:r>
+      <w:r>
+        <w:rPr>
+          <w:rFonts w:ascii="Times New Roman" w:hAnsi="Times New Roman" w:eastAsia="MS Mincho"/>
+          <w:b w:val="0"/>
+          <w:i w:val="0"/>
+          <w:sz w:val="24"/>
+        </w:rPr>
+        <w:t>̂（</w:t>
+      </w:r>
+      <w:r>
+        <w:rPr>
+          <w:rFonts w:ascii="Times New Roman" w:hAnsi="Times New Roman" w:eastAsia="MS Mincho"/>
+          <w:b w:val="0"/>
+          <w:i/>
+          <w:sz w:val="24"/>
+        </w:rPr>
+        <w:t>μ</w:t>
+      </w:r>
+      <w:r>
+        <w:rPr>
+          <w:rFonts w:ascii="Times New Roman" w:hAnsi="Times New Roman" w:eastAsia="MS Mincho"/>
+          <w:b w:val="0"/>
+          <w:i w:val="0"/>
+          <w:sz w:val="24"/>
+        </w:rPr>
+        <w:t>̂ ∈ (0.02, 5.9)）を持つ 14 カ国――オーストラリア、ベルギー、カナダ、チリ、コロンビア、デンマーク、アイスランド、韓国、ルクセンブルク、ノルウェー、スロバキア、スロベニア、スウェーデン、英国――に限定する。このサブサンプルでは M1（一定ラグ）の MAPE 中央値は 4.23 % であり、M0 の 4.27 % から改善している。境界解国では M1 と M2 がより大きな改善を示す（境界 M1 = 3.98 %、境界 M2 = 3.83 % vs 境界 M0 = 4.72 %）。これはラグ補正がオプティマイザーが非ゼロ解を見出す国で正確に有効であることを示す。核心的洞察は、全サンプル中央値がテンポ補正が真に情報的な国とそれが機械的にゼロである国を混同しているということである。</w:t>
       </w:r>
     </w:p>
     <w:p>
@@ -4168,7 +8982,61 @@
           <w:i w:val="0"/>
           <w:sz w:val="24"/>
         </w:rPr>
-        <w:t>自然な問いは、ρ̂₂ の国間変動が資産構成の観測可能な差異を反映しているかである。無形・R&amp;D 集約的投資のシェアが高い国は、PIM 構築が無形資産を省略していれば PIM–CWON 乖離が大きく（ρ̂₂ が低く）、M4 のテンポ・無形補正がこの乖離を首尾よく説明していれば ρ̂₂ が高くなることが期待される。</w:t>
+        <w:t>自然な問いは、</w:t>
+      </w:r>
+      <w:r>
+        <w:rPr>
+          <w:rFonts w:ascii="Times New Roman" w:hAnsi="Times New Roman" w:eastAsia="MS Mincho"/>
+          <w:b w:val="0"/>
+          <w:i/>
+          <w:sz w:val="24"/>
+        </w:rPr>
+        <w:t>ρ</w:t>
+      </w:r>
+      <w:r>
+        <w:rPr>
+          <w:rFonts w:ascii="Times New Roman" w:hAnsi="Times New Roman" w:eastAsia="MS Mincho"/>
+          <w:b w:val="0"/>
+          <w:i w:val="0"/>
+          <w:sz w:val="24"/>
+        </w:rPr>
+        <w:t>̂₂ の国間変動が資産構成の観測可能な差異を反映しているかである。無形・R&amp;D 集約的投資のシェアが高い国は、PIM 構築が無形資産を省略していれば PIM–CWON 乖離が大きく（</w:t>
+      </w:r>
+      <w:r>
+        <w:rPr>
+          <w:rFonts w:ascii="Times New Roman" w:hAnsi="Times New Roman" w:eastAsia="MS Mincho"/>
+          <w:b w:val="0"/>
+          <w:i/>
+          <w:sz w:val="24"/>
+        </w:rPr>
+        <w:t>ρ</w:t>
+      </w:r>
+      <w:r>
+        <w:rPr>
+          <w:rFonts w:ascii="Times New Roman" w:hAnsi="Times New Roman" w:eastAsia="MS Mincho"/>
+          <w:b w:val="0"/>
+          <w:i w:val="0"/>
+          <w:sz w:val="24"/>
+        </w:rPr>
+        <w:t xml:space="preserve">̂₂ が低く）、M4 のテンポ・無形補正がこの乖離を首尾よく説明していれば </w:t>
+      </w:r>
+      <w:r>
+        <w:rPr>
+          <w:rFonts w:ascii="Times New Roman" w:hAnsi="Times New Roman" w:eastAsia="MS Mincho"/>
+          <w:b w:val="0"/>
+          <w:i/>
+          <w:sz w:val="24"/>
+        </w:rPr>
+        <w:t>ρ</w:t>
+      </w:r>
+      <w:r>
+        <w:rPr>
+          <w:rFonts w:ascii="Times New Roman" w:hAnsi="Times New Roman" w:eastAsia="MS Mincho"/>
+          <w:b w:val="0"/>
+          <w:i w:val="0"/>
+          <w:sz w:val="24"/>
+        </w:rPr>
+        <w:t>̂₂ が高くなることが期待される。</w:t>
       </w:r>
     </w:p>
     <w:p>
@@ -4183,7 +9051,43 @@
           <w:i w:val="0"/>
           <w:sz w:val="24"/>
         </w:rPr>
-        <w:t>図 9 は ρ̂₂ を GDP に占める平均 R&amp;D 支出比率（世界銀行 WDI）に対するクロスセクション OLS 回帰を報告する。M0 のもとでは傾きは正（0.054）だが 5 % 水準で有意ではない（t = 1.82、R² = 0.082、n = 39）：R&amp;D 強度の高さは PIM–CWON 整合性の高さと弱く関連する。M4 のもとでは傾きが 0.068 に増加し有意となる（t = 2.34、R² = 0.129）：テンポ・無形補正後、R&amp;D 強度と PIM–CWON 整合性の関連が強まる。これは M4 の無形補正（β）が R&amp;D 強度と相関する資本ストックの成分を捉え、イノベーション志向経済の残差 PIM–CWON ギャップを縮小するという解釈と整合する。</w:t>
+        <w:t xml:space="preserve">図 9 は </w:t>
+      </w:r>
+      <w:r>
+        <w:rPr>
+          <w:rFonts w:ascii="Times New Roman" w:hAnsi="Times New Roman" w:eastAsia="MS Mincho"/>
+          <w:b w:val="0"/>
+          <w:i/>
+          <w:sz w:val="24"/>
+        </w:rPr>
+        <w:t>ρ</w:t>
+      </w:r>
+      <w:r>
+        <w:rPr>
+          <w:rFonts w:ascii="Times New Roman" w:hAnsi="Times New Roman" w:eastAsia="MS Mincho"/>
+          <w:b w:val="0"/>
+          <w:i w:val="0"/>
+          <w:sz w:val="24"/>
+        </w:rPr>
+        <w:t>̂₂ を GDP に占める平均 R&amp;D 支出比率（世界銀行 WDI）に対するクロスセクション OLS 回帰を報告する。M0 のもとでは傾きは正（0.054）だが 5 % 水準で有意ではない（t = 1.82、R² = 0.082、n = 39）：R&amp;D 強度の高さは PIM–CWON 整合性の高さと弱く関連する。M4 のもとでは傾きが 0.068 に増加し有意となる（t = 2.34、R² = 0.129）：テンポ・無形補正後、R&amp;D 強度と PIM–CWON 整合性の関連が強まる。これは M4 の無形補正（</w:t>
+      </w:r>
+      <w:r>
+        <w:rPr>
+          <w:rFonts w:ascii="Times New Roman" w:hAnsi="Times New Roman" w:eastAsia="MS Mincho"/>
+          <w:b w:val="0"/>
+          <w:i/>
+          <w:sz w:val="24"/>
+        </w:rPr>
+        <w:t>β</w:t>
+      </w:r>
+      <w:r>
+        <w:rPr>
+          <w:rFonts w:ascii="Times New Roman" w:hAnsi="Times New Roman" w:eastAsia="MS Mincho"/>
+          <w:b w:val="0"/>
+          <w:i w:val="0"/>
+          <w:sz w:val="24"/>
+        </w:rPr>
+        <w:t>）が R&amp;D 強度と相関する資本ストックの成分を捉え、イノベーション志向経済の残差 PIM–CWON ギャップを縮小するという解釈と整合する。</w:t>
       </w:r>
     </w:p>
     <w:p>
@@ -4198,7 +9102,43 @@
           <w:i w:val="0"/>
           <w:sz w:val="24"/>
         </w:rPr>
-        <w:t>クロスセクション R² は控えめ（13 %）にとどまり、PIM–CWON 乖離の他の多くの源泉（地価再評価、天然資源レント、資産寿命仮定の差異）を反映する。この結果は決定的というよりは示唆的に読むべきである：ρ̂₂ はランダムノイズではなく、部分的に各国の観測可能な資産構成差異を反映する。これは単一資産 PIM では直接モデル化できない資産別プロファイルへの間接的関与を提供し、複数資産 PIM データが利用可能になった際に ρ̂₂ を資産クラス別に分解するという自然な拡張を示す。</w:t>
+        <w:t>クロスセクション R² は控えめ（13 %）にとどまり、PIM–CWON 乖離の他の多くの源泉（地価再評価、天然資源レント、資産寿命仮定の差異）を反映する。この結果は決定的というよりは示唆的に読むべきである：</w:t>
+      </w:r>
+      <w:r>
+        <w:rPr>
+          <w:rFonts w:ascii="Times New Roman" w:hAnsi="Times New Roman" w:eastAsia="MS Mincho"/>
+          <w:b w:val="0"/>
+          <w:i/>
+          <w:sz w:val="24"/>
+        </w:rPr>
+        <w:t>ρ</w:t>
+      </w:r>
+      <w:r>
+        <w:rPr>
+          <w:rFonts w:ascii="Times New Roman" w:hAnsi="Times New Roman" w:eastAsia="MS Mincho"/>
+          <w:b w:val="0"/>
+          <w:i w:val="0"/>
+          <w:sz w:val="24"/>
+        </w:rPr>
+        <w:t xml:space="preserve">̂₂ はランダムノイズではなく、部分的に各国の観測可能な資産構成差異を反映する。これは単一資産 PIM では直接モデル化できない資産別プロファイルへの間接的関与を提供し、複数資産 PIM データが利用可能になった際に </w:t>
+      </w:r>
+      <w:r>
+        <w:rPr>
+          <w:rFonts w:ascii="Times New Roman" w:hAnsi="Times New Roman" w:eastAsia="MS Mincho"/>
+          <w:b w:val="0"/>
+          <w:i/>
+          <w:sz w:val="24"/>
+        </w:rPr>
+        <w:t>ρ</w:t>
+      </w:r>
+      <w:r>
+        <w:rPr>
+          <w:rFonts w:ascii="Times New Roman" w:hAnsi="Times New Roman" w:eastAsia="MS Mincho"/>
+          <w:b w:val="0"/>
+          <w:i w:val="0"/>
+          <w:sz w:val="24"/>
+        </w:rPr>
+        <w:t>̂₂ を資産クラス別に分解するという自然な拡張を示す。</w:t>
       </w:r>
     </w:p>
     <w:p>
@@ -4329,7 +9269,17 @@
                 <w:i w:val="0"/>
                 <w:sz w:val="20"/>
               </w:rPr>
-              <w:t>beta_j</w:t>
+              <w:t>beta</w:t>
+            </w:r>
+            <w:r>
+              <w:rPr>
+                <w:rFonts w:ascii="Times New Roman" w:hAnsi="Times New Roman" w:eastAsia="MS Mincho"/>
+                <w:b/>
+                <w:i/>
+                <w:sz w:val="20"/>
+                <w:vertAlign w:val="subscript"/>
+              </w:rPr>
+              <w:t>j</w:t>
             </w:r>
           </w:p>
         </w:tc>
@@ -11236,7 +16186,115 @@
           <w:i w:val="0"/>
           <w:sz w:val="24"/>
         </w:rPr>
-        <w:t>M0 のもとでソロー残差は log A₀(t) = log Y − α log K₀ − (1 − α) log LH であり、K₀ は即時 PIM ストックである。M2 のもとでは log A₂(t) = log Y − α log K₂ − (1 − α) log LH となり、K₂ はテンポドリフト PIM ストックである。成長率分散の差――Var(Δ log A₀) 対 Var(Δ log A₂)――が、タイム・トゥ・ビルド補正によって TFP 成長率変動のどの程度が吸収されるかを測る。39 カ国全体で、テンポドリフト単独（M0 → M2）による分散縮小の中央値は 2.1 % だが、スウェーデン、スロバキア、ニュージーランド、ノルウェーでは 8 % を超え、ニュージーランドでは 13.8 % に達する。統合補正（M0 → M4）の中央値は 2.7 % で、フランス（29.7 %）、ルクセンブルク（14.6 %）、オランダ（10.7 %）、イタリア（11.0 %）で最大のシフトを示す。</w:t>
+        <w:t xml:space="preserve">M0 のもとでソロー残差は log A₀(t) = log Y − </w:t>
+      </w:r>
+      <w:r>
+        <w:rPr>
+          <w:rFonts w:ascii="Times New Roman" w:hAnsi="Times New Roman" w:eastAsia="MS Mincho"/>
+          <w:b w:val="0"/>
+          <w:i/>
+          <w:sz w:val="24"/>
+        </w:rPr>
+        <w:t>α</w:t>
+      </w:r>
+      <w:r>
+        <w:rPr>
+          <w:rFonts w:ascii="Times New Roman" w:hAnsi="Times New Roman" w:eastAsia="MS Mincho"/>
+          <w:b w:val="0"/>
+          <w:i w:val="0"/>
+          <w:sz w:val="24"/>
+        </w:rPr>
+        <w:t xml:space="preserve"> log K₀ − (1 − </w:t>
+      </w:r>
+      <w:r>
+        <w:rPr>
+          <w:rFonts w:ascii="Times New Roman" w:hAnsi="Times New Roman" w:eastAsia="MS Mincho"/>
+          <w:b w:val="0"/>
+          <w:i/>
+          <w:sz w:val="24"/>
+        </w:rPr>
+        <w:t>α</w:t>
+      </w:r>
+      <w:r>
+        <w:rPr>
+          <w:rFonts w:ascii="Times New Roman" w:hAnsi="Times New Roman" w:eastAsia="MS Mincho"/>
+          <w:b w:val="0"/>
+          <w:i w:val="0"/>
+          <w:sz w:val="24"/>
+        </w:rPr>
+        <w:t xml:space="preserve">) log LH であり、K₀ は即時 PIM ストックである。M2 のもとでは log A₂(t) = log Y − </w:t>
+      </w:r>
+      <w:r>
+        <w:rPr>
+          <w:rFonts w:ascii="Times New Roman" w:hAnsi="Times New Roman" w:eastAsia="MS Mincho"/>
+          <w:b w:val="0"/>
+          <w:i/>
+          <w:sz w:val="24"/>
+        </w:rPr>
+        <w:t>α</w:t>
+      </w:r>
+      <w:r>
+        <w:rPr>
+          <w:rFonts w:ascii="Times New Roman" w:hAnsi="Times New Roman" w:eastAsia="MS Mincho"/>
+          <w:b w:val="0"/>
+          <w:i w:val="0"/>
+          <w:sz w:val="24"/>
+        </w:rPr>
+        <w:t xml:space="preserve"> log K₂ − (1 − </w:t>
+      </w:r>
+      <w:r>
+        <w:rPr>
+          <w:rFonts w:ascii="Times New Roman" w:hAnsi="Times New Roman" w:eastAsia="MS Mincho"/>
+          <w:b w:val="0"/>
+          <w:i/>
+          <w:sz w:val="24"/>
+        </w:rPr>
+        <w:t>α</w:t>
+      </w:r>
+      <w:r>
+        <w:rPr>
+          <w:rFonts w:ascii="Times New Roman" w:hAnsi="Times New Roman" w:eastAsia="MS Mincho"/>
+          <w:b w:val="0"/>
+          <w:i w:val="0"/>
+          <w:sz w:val="24"/>
+        </w:rPr>
+        <w:t>) log LH となり、K₂ はテンポドリフト PIM ストックである。成長率分散の差――Var(</w:t>
+      </w:r>
+      <w:r>
+        <w:rPr>
+          <w:rFonts w:ascii="Times New Roman" w:hAnsi="Times New Roman" w:eastAsia="MS Mincho"/>
+          <w:b w:val="0"/>
+          <w:i/>
+          <w:sz w:val="24"/>
+        </w:rPr>
+        <w:t>Δ</w:t>
+      </w:r>
+      <w:r>
+        <w:rPr>
+          <w:rFonts w:ascii="Times New Roman" w:hAnsi="Times New Roman" w:eastAsia="MS Mincho"/>
+          <w:b w:val="0"/>
+          <w:i w:val="0"/>
+          <w:sz w:val="24"/>
+        </w:rPr>
+        <w:t xml:space="preserve"> log A₀) 対 Var(</w:t>
+      </w:r>
+      <w:r>
+        <w:rPr>
+          <w:rFonts w:ascii="Times New Roman" w:hAnsi="Times New Roman" w:eastAsia="MS Mincho"/>
+          <w:b w:val="0"/>
+          <w:i/>
+          <w:sz w:val="24"/>
+        </w:rPr>
+        <w:t>Δ</w:t>
+      </w:r>
+      <w:r>
+        <w:rPr>
+          <w:rFonts w:ascii="Times New Roman" w:hAnsi="Times New Roman" w:eastAsia="MS Mincho"/>
+          <w:b w:val="0"/>
+          <w:i w:val="0"/>
+          <w:sz w:val="24"/>
+        </w:rPr>
+        <w:t xml:space="preserve"> log A₂)――が、タイム・トゥ・ビルド補正によって TFP 成長率変動のどの程度が吸収されるかを測る。39 カ国全体で、テンポドリフト単独（M0 → M2）による分散縮小の中央値は 2.1 % だが、スウェーデン、スロバキア、ニュージーランド、ノルウェーでは 8 % を超え、ニュージーランドでは 13.8 % に達する。統合補正（M0 → M4）の中央値は 2.7 % で、フランス（29.7 %）、ルクセンブルク（14.6 %）、オランダ（10.7 %）、イタリア（11.0 %）で最大のシフトを示す。</w:t>
       </w:r>
     </w:p>
     <w:p>
@@ -11251,7 +16309,25 @@
           <w:i w:val="0"/>
           <w:sz w:val="24"/>
         </w:rPr>
-        <w:t>図 10 は代表6カ国（日本、米国、ドイツ、韓国、英国、フランス）の TFP 時系列パスを表示する。各パネルで M0 曲線と M2 曲線の間の網掛け領域がテンポ・アーティファクトを測る。フランスでは M0 と M4 の残差が 2005 年以降急激に乖離しており、推定された β̂ = 0.34（表 1）と整合する。これらの結果は「So what?」への核心的回答を提供する：TFP 成長と呼ばれてきたものの少なからぬ部分は、資本ストックのタイミングを正しく計測し無形資本を許容すれば消失する会計歪みである。</w:t>
+        <w:t xml:space="preserve">図 10 は代表6カ国（日本、米国、ドイツ、韓国、英国、フランス）の TFP 時系列パスを表示する。各パネルで M0 曲線と M2 曲線の間の網掛け領域がテンポ・アーティファクトを測る。フランスでは M0 と M4 の残差が 2005 年以降急激に乖離しており、推定された </w:t>
+      </w:r>
+      <w:r>
+        <w:rPr>
+          <w:rFonts w:ascii="Times New Roman" w:hAnsi="Times New Roman" w:eastAsia="MS Mincho"/>
+          <w:b w:val="0"/>
+          <w:i/>
+          <w:sz w:val="24"/>
+        </w:rPr>
+        <w:t>β</w:t>
+      </w:r>
+      <w:r>
+        <w:rPr>
+          <w:rFonts w:ascii="Times New Roman" w:hAnsi="Times New Roman" w:eastAsia="MS Mincho"/>
+          <w:b w:val="0"/>
+          <w:i w:val="0"/>
+          <w:sz w:val="24"/>
+        </w:rPr>
+        <w:t>̂ = 0.34（表 1）と整合する。これらの結果は「So what?」への核心的回答を提供する：TFP 成長と呼ばれてきたものの少なからぬ部分は、資本ストックのタイミングを正しく計測し無形資本を許容すれば消失する会計歪みである。</w:t>
       </w:r>
     </w:p>
     <w:p>
@@ -11344,7 +16420,156 @@
           <w:i w:val="0"/>
           <w:sz w:val="24"/>
         </w:rPr>
-        <w:t>無形資本シェア β には直接的な政策含意がある：β が公式国富会計に含まれていれば、国民の生産資本は上方修正される。これを定量化するため、各国の 2019 年時点の反事実的生産資本を CWON_PCA × (1 + β̂ × K_I/K_tang) として計算する。K_I/K_tang は 2019 年時点の無形/有形 PIM ストック比である。</w:t>
+        <w:t xml:space="preserve">無形資本シェア </w:t>
+      </w:r>
+      <w:r>
+        <w:rPr>
+          <w:rFonts w:ascii="Times New Roman" w:hAnsi="Times New Roman" w:eastAsia="MS Mincho"/>
+          <w:b w:val="0"/>
+          <w:i/>
+          <w:sz w:val="24"/>
+        </w:rPr>
+        <w:t>β</w:t>
+      </w:r>
+      <w:r>
+        <w:rPr>
+          <w:rFonts w:ascii="Times New Roman" w:hAnsi="Times New Roman" w:eastAsia="MS Mincho"/>
+          <w:b w:val="0"/>
+          <w:i w:val="0"/>
+          <w:sz w:val="24"/>
+        </w:rPr>
+        <w:t xml:space="preserve"> には直接的な政策含意がある：</w:t>
+      </w:r>
+      <w:r>
+        <w:rPr>
+          <w:rFonts w:ascii="Times New Roman" w:hAnsi="Times New Roman" w:eastAsia="MS Mincho"/>
+          <w:b w:val="0"/>
+          <w:i/>
+          <w:sz w:val="24"/>
+        </w:rPr>
+        <w:t>β</w:t>
+      </w:r>
+      <w:r>
+        <w:rPr>
+          <w:rFonts w:ascii="Times New Roman" w:hAnsi="Times New Roman" w:eastAsia="MS Mincho"/>
+          <w:b w:val="0"/>
+          <w:i w:val="0"/>
+          <w:sz w:val="24"/>
+        </w:rPr>
+        <w:t xml:space="preserve"> が公式国富会計に含まれていれば、国民の生産資本は上方修正される。これを定量化するため、各国の 2019 年時点の反事実的生産資本を CWON</w:t>
+      </w:r>
+      <w:r>
+        <w:rPr>
+          <w:rFonts w:ascii="Times New Roman" w:hAnsi="Times New Roman" w:eastAsia="MS Mincho"/>
+          <w:b w:val="0"/>
+          <w:i/>
+          <w:sz w:val="24"/>
+          <w:vertAlign w:val="subscript"/>
+        </w:rPr>
+        <w:t>P</w:t>
+      </w:r>
+      <w:r>
+        <w:rPr>
+          <w:rFonts w:ascii="Times New Roman" w:hAnsi="Times New Roman" w:eastAsia="MS Mincho"/>
+          <w:b w:val="0"/>
+          <w:i w:val="0"/>
+          <w:sz w:val="24"/>
+        </w:rPr>
+        <w:t xml:space="preserve">CA × (1 + </w:t>
+      </w:r>
+      <w:r>
+        <w:rPr>
+          <w:rFonts w:ascii="Times New Roman" w:hAnsi="Times New Roman" w:eastAsia="MS Mincho"/>
+          <w:b w:val="0"/>
+          <w:i/>
+          <w:sz w:val="24"/>
+        </w:rPr>
+        <w:t>β</w:t>
+      </w:r>
+      <w:r>
+        <w:rPr>
+          <w:rFonts w:ascii="Times New Roman" w:hAnsi="Times New Roman" w:eastAsia="MS Mincho"/>
+          <w:b w:val="0"/>
+          <w:i w:val="0"/>
+          <w:sz w:val="24"/>
+        </w:rPr>
+        <w:t>̂ × K</w:t>
+      </w:r>
+      <w:r>
+        <w:rPr>
+          <w:rFonts w:ascii="Times New Roman" w:hAnsi="Times New Roman" w:eastAsia="MS Mincho"/>
+          <w:b w:val="0"/>
+          <w:i/>
+          <w:sz w:val="24"/>
+          <w:vertAlign w:val="subscript"/>
+        </w:rPr>
+        <w:t>I</w:t>
+      </w:r>
+      <w:r>
+        <w:rPr>
+          <w:rFonts w:ascii="Times New Roman" w:hAnsi="Times New Roman" w:eastAsia="MS Mincho"/>
+          <w:b w:val="0"/>
+          <w:i w:val="0"/>
+          <w:sz w:val="24"/>
+        </w:rPr>
+        <w:t>/K</w:t>
+      </w:r>
+      <w:r>
+        <w:rPr>
+          <w:rFonts w:ascii="Times New Roman" w:hAnsi="Times New Roman" w:eastAsia="MS Mincho"/>
+          <w:b w:val="0"/>
+          <w:i/>
+          <w:sz w:val="24"/>
+          <w:vertAlign w:val="subscript"/>
+        </w:rPr>
+        <w:t>t</w:t>
+      </w:r>
+      <w:r>
+        <w:rPr>
+          <w:rFonts w:ascii="Times New Roman" w:hAnsi="Times New Roman" w:eastAsia="MS Mincho"/>
+          <w:b w:val="0"/>
+          <w:i w:val="0"/>
+          <w:sz w:val="24"/>
+        </w:rPr>
+        <w:t>ang) として計算する。K</w:t>
+      </w:r>
+      <w:r>
+        <w:rPr>
+          <w:rFonts w:ascii="Times New Roman" w:hAnsi="Times New Roman" w:eastAsia="MS Mincho"/>
+          <w:b w:val="0"/>
+          <w:i/>
+          <w:sz w:val="24"/>
+          <w:vertAlign w:val="subscript"/>
+        </w:rPr>
+        <w:t>I</w:t>
+      </w:r>
+      <w:r>
+        <w:rPr>
+          <w:rFonts w:ascii="Times New Roman" w:hAnsi="Times New Roman" w:eastAsia="MS Mincho"/>
+          <w:b w:val="0"/>
+          <w:i w:val="0"/>
+          <w:sz w:val="24"/>
+        </w:rPr>
+        <w:t>/K</w:t>
+      </w:r>
+      <w:r>
+        <w:rPr>
+          <w:rFonts w:ascii="Times New Roman" w:hAnsi="Times New Roman" w:eastAsia="MS Mincho"/>
+          <w:b w:val="0"/>
+          <w:i/>
+          <w:sz w:val="24"/>
+          <w:vertAlign w:val="subscript"/>
+        </w:rPr>
+        <w:t>t</w:t>
+      </w:r>
+      <w:r>
+        <w:rPr>
+          <w:rFonts w:ascii="Times New Roman" w:hAnsi="Times New Roman" w:eastAsia="MS Mincho"/>
+          <w:b w:val="0"/>
+          <w:i w:val="0"/>
+          <w:sz w:val="24"/>
+        </w:rPr>
+        <w:t>ang は 2019 年時点の無形/有形 PIM ストック比である。</w:t>
       </w:r>
     </w:p>
     <w:p>
@@ -11359,7 +16584,43 @@
           <w:i w:val="0"/>
           <w:sz w:val="24"/>
         </w:rPr>
-        <w:t>図 11 は β̂ &gt; 0 の 21 カ国の結果を示す。オランダ、フランス、ノルウェーが最大の調整（0.9–1.1 %）を示し、高い β̂（0.34）と高い R&amp;D/GDP 比の組み合わせによる。総国富（CWON 合計）については、生産資本が総国富の一成分に過ぎないため、調整は 0.1–0.3 % にとどまる。これらは R&amp;D 支出のみで無形ストックを代理しているため保守的な下限であり、組織資本、ブランド、訓練を含む広義の無形資本測度（Corrado et al., 2005）ではより大きな調整となる。</w:t>
+        <w:t xml:space="preserve">図 11 は </w:t>
+      </w:r>
+      <w:r>
+        <w:rPr>
+          <w:rFonts w:ascii="Times New Roman" w:hAnsi="Times New Roman" w:eastAsia="MS Mincho"/>
+          <w:b w:val="0"/>
+          <w:i/>
+          <w:sz w:val="24"/>
+        </w:rPr>
+        <w:t>β</w:t>
+      </w:r>
+      <w:r>
+        <w:rPr>
+          <w:rFonts w:ascii="Times New Roman" w:hAnsi="Times New Roman" w:eastAsia="MS Mincho"/>
+          <w:b w:val="0"/>
+          <w:i w:val="0"/>
+          <w:sz w:val="24"/>
+        </w:rPr>
+        <w:t xml:space="preserve">̂ &gt; 0 の 21 カ国の結果を示す。オランダ、フランス、ノルウェーが最大の調整（0.9–1.1 %）を示し、高い </w:t>
+      </w:r>
+      <w:r>
+        <w:rPr>
+          <w:rFonts w:ascii="Times New Roman" w:hAnsi="Times New Roman" w:eastAsia="MS Mincho"/>
+          <w:b w:val="0"/>
+          <w:i/>
+          <w:sz w:val="24"/>
+        </w:rPr>
+        <w:t>β</w:t>
+      </w:r>
+      <w:r>
+        <w:rPr>
+          <w:rFonts w:ascii="Times New Roman" w:hAnsi="Times New Roman" w:eastAsia="MS Mincho"/>
+          <w:b w:val="0"/>
+          <w:i w:val="0"/>
+          <w:sz w:val="24"/>
+        </w:rPr>
+        <w:t>̂（0.34）と高い R&amp;D/GDP 比の組み合わせによる。総国富（CWON 合計）については、生産資本が総国富の一成分に過ぎないため、調整は 0.1–0.3 % にとどまる。これらは R&amp;D 支出のみで無形ストックを代理しているため保守的な下限であり、組織資本、ブランド、訓練を含む広義の無形資本測度（Corrado et al., 2005）ではより大きな調整となる。</w:t>
       </w:r>
     </w:p>
     <w:p>
@@ -11418,7 +16679,61 @@
           <w:i w:val="0"/>
           <w:sz w:val="24"/>
         </w:rPr>
-        <w:t>V.10 節の歴史的分解は、ソロー残差が真のイノベーションと資本ストック計測誤差を混同しているという長年の疑念に数字を与える。M0（即時 PIM、β = 0）のもとでは、資本フローのタイミングや構成に関するあらゆる誤設定がそのまま TFP に流れ込み、それがイノベーションと解釈される。我々は、39 カ国の Solow 残差の成長分散の可観測な部分が、イノベーションとは無関係な二つの会計補正――タイム・トゥ・ビルド μ(t) と無形シェア β――に再帰着することを示した。これはイノベーションが重要でないという主張ではない。残差解釈の前に、まず会計を済ませるべきだという主張である。</w:t>
+        <w:t>V.10 節の歴史的分解は、ソロー残差が真のイノベーションと資本ストック計測誤差を混同しているという長年の疑念に数字を与える。M0（即時 PIM、</w:t>
+      </w:r>
+      <w:r>
+        <w:rPr>
+          <w:rFonts w:ascii="Times New Roman" w:hAnsi="Times New Roman" w:eastAsia="MS Mincho"/>
+          <w:b w:val="0"/>
+          <w:i/>
+          <w:sz w:val="24"/>
+        </w:rPr>
+        <w:t>β</w:t>
+      </w:r>
+      <w:r>
+        <w:rPr>
+          <w:rFonts w:ascii="Times New Roman" w:hAnsi="Times New Roman" w:eastAsia="MS Mincho"/>
+          <w:b w:val="0"/>
+          <w:i w:val="0"/>
+          <w:sz w:val="24"/>
+        </w:rPr>
+        <w:t xml:space="preserve"> = 0）のもとでは、資本フローのタイミングや構成に関するあらゆる誤設定がそのまま TFP に流れ込み、それがイノベーションと解釈される。我々は、39 カ国の Solow 残差の成長分散の可観測な部分が、イノベーションとは無関係な二つの会計補正――タイム・トゥ・ビルド </w:t>
+      </w:r>
+      <w:r>
+        <w:rPr>
+          <w:rFonts w:ascii="Times New Roman" w:hAnsi="Times New Roman" w:eastAsia="MS Mincho"/>
+          <w:b w:val="0"/>
+          <w:i/>
+          <w:sz w:val="24"/>
+        </w:rPr>
+        <w:t>μ</w:t>
+      </w:r>
+      <w:r>
+        <w:rPr>
+          <w:rFonts w:ascii="Times New Roman" w:hAnsi="Times New Roman" w:eastAsia="MS Mincho"/>
+          <w:b w:val="0"/>
+          <w:i w:val="0"/>
+          <w:sz w:val="24"/>
+        </w:rPr>
+        <w:t xml:space="preserve">(t) と無形シェア </w:t>
+      </w:r>
+      <w:r>
+        <w:rPr>
+          <w:rFonts w:ascii="Times New Roman" w:hAnsi="Times New Roman" w:eastAsia="MS Mincho"/>
+          <w:b w:val="0"/>
+          <w:i/>
+          <w:sz w:val="24"/>
+        </w:rPr>
+        <w:t>β</w:t>
+      </w:r>
+      <w:r>
+        <w:rPr>
+          <w:rFonts w:ascii="Times New Roman" w:hAnsi="Times New Roman" w:eastAsia="MS Mincho"/>
+          <w:b w:val="0"/>
+          <w:i w:val="0"/>
+          <w:sz w:val="24"/>
+        </w:rPr>
+        <w:t>――に再帰着することを示した。これはイノベーションが重要でないという主張ではない。残差解釈の前に、まず会計を済ませるべきだという主張である。</w:t>
       </w:r>
     </w:p>
     <w:p>
@@ -11462,7 +16777,79 @@
           <w:i w:val="0"/>
           <w:sz w:val="24"/>
         </w:rPr>
-        <w:t>少なくとも最も保守的な水準では、第 V 節の結果は、我々が TFP 成長と呼んできたものの「一部分」は μ(t) と β を同時推定すると消失する帳簿上のアーチファクトであることを示す。一方でより踏み込んで見れば、量・テンポ枠組は「真のイノベーション」と「時期ずれの会計」の概念的区分がそもそも明確であったかを問うことを迫る。典型的な投資が 2019 年には 1995 年よりも長い懐胎期間を持つ（ソフトウェア統合、規制承認、ネットワーク補完を要する資産のシェアが上昇したため）のであれば、会計補正そのものが資本の構成変化についての経済的言明であり、「純粋な会計」と「純粋なイノベーション」の境界は浸透性を持つ。本稿の立場は、この二カテゴリーを対称に、同じパラメトリック機械で扱うべきであり、半世紀の成長会計を支配してきた M0（即時 μ、ゼロ β）の非対称な扱いを続けるべきでないというものである。</w:t>
+        <w:t xml:space="preserve">少なくとも最も保守的な水準では、第 V 節の結果は、我々が TFP 成長と呼んできたものの「一部分」は </w:t>
+      </w:r>
+      <w:r>
+        <w:rPr>
+          <w:rFonts w:ascii="Times New Roman" w:hAnsi="Times New Roman" w:eastAsia="MS Mincho"/>
+          <w:b w:val="0"/>
+          <w:i/>
+          <w:sz w:val="24"/>
+        </w:rPr>
+        <w:t>μ</w:t>
+      </w:r>
+      <w:r>
+        <w:rPr>
+          <w:rFonts w:ascii="Times New Roman" w:hAnsi="Times New Roman" w:eastAsia="MS Mincho"/>
+          <w:b w:val="0"/>
+          <w:i w:val="0"/>
+          <w:sz w:val="24"/>
+        </w:rPr>
+        <w:t xml:space="preserve">(t) と </w:t>
+      </w:r>
+      <w:r>
+        <w:rPr>
+          <w:rFonts w:ascii="Times New Roman" w:hAnsi="Times New Roman" w:eastAsia="MS Mincho"/>
+          <w:b w:val="0"/>
+          <w:i/>
+          <w:sz w:val="24"/>
+        </w:rPr>
+        <w:t>β</w:t>
+      </w:r>
+      <w:r>
+        <w:rPr>
+          <w:rFonts w:ascii="Times New Roman" w:hAnsi="Times New Roman" w:eastAsia="MS Mincho"/>
+          <w:b w:val="0"/>
+          <w:i w:val="0"/>
+          <w:sz w:val="24"/>
+        </w:rPr>
+        <w:t xml:space="preserve"> を同時推定すると消失する帳簿上のアーチファクトであることを示す。一方でより踏み込んで見れば、量・テンポ枠組は「真のイノベーション」と「時期ずれの会計」の概念的区分がそもそも明確であったかを問うことを迫る。典型的な投資が 2019 年には 1995 年よりも長い懐胎期間を持つ（ソフトウェア統合、規制承認、ネットワーク補完を要する資産のシェアが上昇したため）のであれば、会計補正そのものが資本の構成変化についての経済的言明であり、「純粋な会計」と「純粋なイノベーション」の境界は浸透性を持つ。本稿の立場は、この二カテゴリーを対称に、同じパラメトリック機械で扱うべきであり、半世紀の成長会計を支配してきた M0（即時 </w:t>
+      </w:r>
+      <w:r>
+        <w:rPr>
+          <w:rFonts w:ascii="Times New Roman" w:hAnsi="Times New Roman" w:eastAsia="MS Mincho"/>
+          <w:b w:val="0"/>
+          <w:i/>
+          <w:sz w:val="24"/>
+        </w:rPr>
+        <w:t>μ</w:t>
+      </w:r>
+      <w:r>
+        <w:rPr>
+          <w:rFonts w:ascii="Times New Roman" w:hAnsi="Times New Roman" w:eastAsia="MS Mincho"/>
+          <w:b w:val="0"/>
+          <w:i w:val="0"/>
+          <w:sz w:val="24"/>
+        </w:rPr>
+        <w:t xml:space="preserve">、ゼロ </w:t>
+      </w:r>
+      <w:r>
+        <w:rPr>
+          <w:rFonts w:ascii="Times New Roman" w:hAnsi="Times New Roman" w:eastAsia="MS Mincho"/>
+          <w:b w:val="0"/>
+          <w:i/>
+          <w:sz w:val="24"/>
+        </w:rPr>
+        <w:t>β</w:t>
+      </w:r>
+      <w:r>
+        <w:rPr>
+          <w:rFonts w:ascii="Times New Roman" w:hAnsi="Times New Roman" w:eastAsia="MS Mincho"/>
+          <w:b w:val="0"/>
+          <w:i w:val="0"/>
+          <w:sz w:val="24"/>
+        </w:rPr>
+        <w:t>）の非対称な扱いを続けるべきでないというものである。</w:t>
       </w:r>
     </w:p>
     <w:p>
@@ -11491,7 +16878,61 @@
           <w:i w:val="0"/>
           <w:sz w:val="24"/>
         </w:rPr>
-        <w:t>Beyond-GDP プログラムは、フロー指標（GDP）をストック指標（IWI、CWON、SEEA）で置換・補完すべきだと 20 年主張してきた。本稿の結果は、より建設的な統合を示唆する。フローもストックも同じ隠れパラメータを無視することで「同じ方向に」歪むのであり、パラメータを明示化すれば整合するのである。CWON 生産資本を国富会計のゴールド・スタンダードとして信頼する読者は、時変 μ(t) と非ゼロ β で構築した PIM ストックもまた信頼すべきである。両者は今や大半の国で 1〜2 % 以内で一致する（図 3）。Beyond-GDP への実用的な道筋は、フロー勘定を放棄することではなく、1990 年代末に期間合計特殊出生率を監査したのと同じ要領で、フロー勘定をテンポ・ドリフトと隠れ β について監査することである。</w:t>
+        <w:t xml:space="preserve">Beyond-GDP プログラムは、フロー指標（GDP）をストック指標（IWI、CWON、SEEA）で置換・補完すべきだと 20 年主張してきた。本稿の結果は、より建設的な統合を示唆する。フローもストックも同じ隠れパラメータを無視することで「同じ方向に」歪むのであり、パラメータを明示化すれば整合するのである。CWON 生産資本を国富会計のゴールド・スタンダードとして信頼する読者は、時変 </w:t>
+      </w:r>
+      <w:r>
+        <w:rPr>
+          <w:rFonts w:ascii="Times New Roman" w:hAnsi="Times New Roman" w:eastAsia="MS Mincho"/>
+          <w:b w:val="0"/>
+          <w:i/>
+          <w:sz w:val="24"/>
+        </w:rPr>
+        <w:t>μ</w:t>
+      </w:r>
+      <w:r>
+        <w:rPr>
+          <w:rFonts w:ascii="Times New Roman" w:hAnsi="Times New Roman" w:eastAsia="MS Mincho"/>
+          <w:b w:val="0"/>
+          <w:i w:val="0"/>
+          <w:sz w:val="24"/>
+        </w:rPr>
+        <w:t xml:space="preserve">(t) と非ゼロ </w:t>
+      </w:r>
+      <w:r>
+        <w:rPr>
+          <w:rFonts w:ascii="Times New Roman" w:hAnsi="Times New Roman" w:eastAsia="MS Mincho"/>
+          <w:b w:val="0"/>
+          <w:i/>
+          <w:sz w:val="24"/>
+        </w:rPr>
+        <w:t>β</w:t>
+      </w:r>
+      <w:r>
+        <w:rPr>
+          <w:rFonts w:ascii="Times New Roman" w:hAnsi="Times New Roman" w:eastAsia="MS Mincho"/>
+          <w:b w:val="0"/>
+          <w:i w:val="0"/>
+          <w:sz w:val="24"/>
+        </w:rPr>
+        <w:t xml:space="preserve"> で構築した PIM ストックもまた信頼すべきである。両者は今や大半の国で 1〜2 % 以内で一致する（図 3）。Beyond-GDP への実用的な道筋は、フロー勘定を放棄することではなく、1990 年代末に期間合計特殊出生率を監査したのと同じ要領で、フロー勘定をテンポ・ドリフトと隠れ </w:t>
+      </w:r>
+      <w:r>
+        <w:rPr>
+          <w:rFonts w:ascii="Times New Roman" w:hAnsi="Times New Roman" w:eastAsia="MS Mincho"/>
+          <w:b w:val="0"/>
+          <w:i/>
+          <w:sz w:val="24"/>
+        </w:rPr>
+        <w:t>β</w:t>
+      </w:r>
+      <w:r>
+        <w:rPr>
+          <w:rFonts w:ascii="Times New Roman" w:hAnsi="Times New Roman" w:eastAsia="MS Mincho"/>
+          <w:b w:val="0"/>
+          <w:i w:val="0"/>
+          <w:sz w:val="24"/>
+        </w:rPr>
+        <w:t xml:space="preserve"> について監査することである。</w:t>
       </w:r>
     </w:p>
     <w:p>
@@ -11506,7 +16947,115 @@
           <w:i w:val="0"/>
           <w:sz w:val="24"/>
         </w:rPr>
-        <w:t>特に Beyond-GDP 議論にとって三つの含意がある。第一に、フローとストックの勘定が和解不可能であるという主張――時に GDP を複合指標で置き換える根拠として提示される――は、同じ機械で勘定を監査すればデータによって支持されない。μ(t) と β を許容すれば、両勘定は合理的な各国統計元が分かれる二つの物の差の範囲内で一致する。第二に、複合指標の方向性（生産資本、人的資本、自然資本を一つの集計に合成する単一の見出し数字）は、構成要素ごとの整合が完了しないうちは時期尚早である。既存カテゴリーが内的に整合していないうちにカテゴリーを追加するのは、帳簿問題を複合化させるだけである。第三に、人口テンポ文献は Bongaarts and Feeney (1998) の当初の調整から豊かな多パラメータ枠組 (Goldstein et al., 2003; Bongaarts and Sobotka, 2012) へと進化したが、それは単一パラメータ版が真剣に受け止められ、実証的に有益であると証明された後のことであった。資本会計のテンポ補正は、出生文献が 1998 年にあったのと同じ段階にある。ここでの一パラメータ版は最後の言葉ではないが、まずは必然的な第一停止点であり、資産クラス別の μ ヘテロジニアティ、国別 β のドリフト、そして μ と減耗 δ の交互項などの追加パラメータは自然な次の精綻化の層となる。</w:t>
+        <w:t>特に Beyond-GDP 議論にとって三つの含意がある。第一に、フローとストックの勘定が和解不可能であるという主張――時に GDP を複合指標で置き換える根拠として提示される――は、同じ機械で勘定を監査すればデータによって支持されない。</w:t>
+      </w:r>
+      <w:r>
+        <w:rPr>
+          <w:rFonts w:ascii="Times New Roman" w:hAnsi="Times New Roman" w:eastAsia="MS Mincho"/>
+          <w:b w:val="0"/>
+          <w:i/>
+          <w:sz w:val="24"/>
+        </w:rPr>
+        <w:t>μ</w:t>
+      </w:r>
+      <w:r>
+        <w:rPr>
+          <w:rFonts w:ascii="Times New Roman" w:hAnsi="Times New Roman" w:eastAsia="MS Mincho"/>
+          <w:b w:val="0"/>
+          <w:i w:val="0"/>
+          <w:sz w:val="24"/>
+        </w:rPr>
+        <w:t xml:space="preserve">(t) と </w:t>
+      </w:r>
+      <w:r>
+        <w:rPr>
+          <w:rFonts w:ascii="Times New Roman" w:hAnsi="Times New Roman" w:eastAsia="MS Mincho"/>
+          <w:b w:val="0"/>
+          <w:i/>
+          <w:sz w:val="24"/>
+        </w:rPr>
+        <w:t>β</w:t>
+      </w:r>
+      <w:r>
+        <w:rPr>
+          <w:rFonts w:ascii="Times New Roman" w:hAnsi="Times New Roman" w:eastAsia="MS Mincho"/>
+          <w:b w:val="0"/>
+          <w:i w:val="0"/>
+          <w:sz w:val="24"/>
+        </w:rPr>
+        <w:t xml:space="preserve"> を許容すれば、両勘定は合理的な各国統計元が分かれる二つの物の差の範囲内で一致する。第二に、複合指標の方向性（生産資本、人的資本、自然資本を一つの集計に合成する単一の見出し数字）は、構成要素ごとの整合が完了しないうちは時期尚早である。既存カテゴリーが内的に整合していないうちにカテゴリーを追加するのは、帳簿問題を複合化させるだけである。第三に、人口テンポ文献は Bongaarts and Feeney (1998) の当初の調整から豊かな多パラメータ枠組 (Goldstein et al., 2003; Bongaarts and Sobotka, 2012) へと進化したが、それは単一パラメータ版が真剣に受け止められ、実証的に有益であると証明された後のことであった。資本会計のテンポ補正は、出生文献が 1998 年にあったのと同じ段階にある。ここでの一パラメータ版は最後の言葉ではないが、まずは必然的な第一停止点であり、資産クラス別の </w:t>
+      </w:r>
+      <w:r>
+        <w:rPr>
+          <w:rFonts w:ascii="Times New Roman" w:hAnsi="Times New Roman" w:eastAsia="MS Mincho"/>
+          <w:b w:val="0"/>
+          <w:i/>
+          <w:sz w:val="24"/>
+        </w:rPr>
+        <w:t>μ</w:t>
+      </w:r>
+      <w:r>
+        <w:rPr>
+          <w:rFonts w:ascii="Times New Roman" w:hAnsi="Times New Roman" w:eastAsia="MS Mincho"/>
+          <w:b w:val="0"/>
+          <w:i w:val="0"/>
+          <w:sz w:val="24"/>
+        </w:rPr>
+        <w:t xml:space="preserve"> ヘテロジニアティ、国別 </w:t>
+      </w:r>
+      <w:r>
+        <w:rPr>
+          <w:rFonts w:ascii="Times New Roman" w:hAnsi="Times New Roman" w:eastAsia="MS Mincho"/>
+          <w:b w:val="0"/>
+          <w:i/>
+          <w:sz w:val="24"/>
+        </w:rPr>
+        <w:t>β</w:t>
+      </w:r>
+      <w:r>
+        <w:rPr>
+          <w:rFonts w:ascii="Times New Roman" w:hAnsi="Times New Roman" w:eastAsia="MS Mincho"/>
+          <w:b w:val="0"/>
+          <w:i w:val="0"/>
+          <w:sz w:val="24"/>
+        </w:rPr>
+        <w:t xml:space="preserve"> のドリフト、そして </w:t>
+      </w:r>
+      <w:r>
+        <w:rPr>
+          <w:rFonts w:ascii="Times New Roman" w:hAnsi="Times New Roman" w:eastAsia="MS Mincho"/>
+          <w:b w:val="0"/>
+          <w:i/>
+          <w:sz w:val="24"/>
+        </w:rPr>
+        <w:t>μ</w:t>
+      </w:r>
+      <w:r>
+        <w:rPr>
+          <w:rFonts w:ascii="Times New Roman" w:hAnsi="Times New Roman" w:eastAsia="MS Mincho"/>
+          <w:b w:val="0"/>
+          <w:i w:val="0"/>
+          <w:sz w:val="24"/>
+        </w:rPr>
+        <w:t xml:space="preserve"> と減耗 </w:t>
+      </w:r>
+      <w:r>
+        <w:rPr>
+          <w:rFonts w:ascii="Times New Roman" w:hAnsi="Times New Roman" w:eastAsia="MS Mincho"/>
+          <w:b w:val="0"/>
+          <w:i/>
+          <w:sz w:val="24"/>
+        </w:rPr>
+        <w:t>δ</w:t>
+      </w:r>
+      <w:r>
+        <w:rPr>
+          <w:rFonts w:ascii="Times New Roman" w:hAnsi="Times New Roman" w:eastAsia="MS Mincho"/>
+          <w:b w:val="0"/>
+          <w:i w:val="0"/>
+          <w:sz w:val="24"/>
+        </w:rPr>
+        <w:t xml:space="preserve"> の交互項などの追加パラメータは自然な次の精綻化の層となる。</w:t>
       </w:r>
     </w:p>
     <w:p>
@@ -11564,7 +17113,163 @@
           <w:i w:val="0"/>
           <w:sz w:val="24"/>
         </w:rPr>
-        <w:t>三つの留保を付す。第一に、CWON に対する β の同定は、CWON 自身の品質以上には清潔にはならない。CWON は品質不均一な国別一次資料を統合している。特に土地と地下資産の扱いはヨーロッパと米国の間で大きく異なり（Lange et al., 2018, 第 2 章）、日本の残差乖離も少なくとも部分的には CWON が取り込んで PIM 構築が取り込まない地価再評価に起因する。第二に、V.4 節のブートストラップ信頼区間は、短系列・投資変動の大きい国で広い。点同定を主張しているわけではなく、区間推定と方向性を提供しているだけであり、国別政策結論はいずれも国民経済計算のミクロデータと照合してから確定的と見なすべきである。第三に、V.3 節の γ_price 感度実験は CWON デフレータを国レベルの単一スカラーで処理した。より注意深い研究は部門別デフレータ、国別地価指数、無形資本用の Tornqvist 連鎖価格指数を用いるべきで（Jorgenson et al., 2018）、これは今後の課題である。第四に、そしておそらく最も重要なことに、人口テンポ類比は示唆的ではあっても厳密ではない。人口ストックはよく測定された死亡率で減耗するのに対し、資本ストックは δ_t で減耗するが、この δ_t 自体が PWT の派生推定であり、移行経済では精度が低いことが知られる（Inklaar and Timmer, 2013）。真の δ が自体ドリフトしていれば、我々が μ(t) に帰している部分の一部は時変 δ(t) に吸収されうる。この二つのドリフトを切り分けるには、本稿の 39 カ国すべてで一様に利用可能ではない稼働率・資産除却データが必要である。</w:t>
+        <w:t xml:space="preserve">三つの留保を付す。第一に、CWON に対する </w:t>
+      </w:r>
+      <w:r>
+        <w:rPr>
+          <w:rFonts w:ascii="Times New Roman" w:hAnsi="Times New Roman" w:eastAsia="MS Mincho"/>
+          <w:b w:val="0"/>
+          <w:i/>
+          <w:sz w:val="24"/>
+        </w:rPr>
+        <w:t>β</w:t>
+      </w:r>
+      <w:r>
+        <w:rPr>
+          <w:rFonts w:ascii="Times New Roman" w:hAnsi="Times New Roman" w:eastAsia="MS Mincho"/>
+          <w:b w:val="0"/>
+          <w:i w:val="0"/>
+          <w:sz w:val="24"/>
+        </w:rPr>
+        <w:t xml:space="preserve"> の同定は、CWON 自身の品質以上には清潔にはならない。CWON は品質不均一な国別一次資料を統合している。特に土地と地下資産の扱いはヨーロッパと米国の間で大きく異なり（Lange et al., 2018, 第 2 章）、日本の残差乖離も少なくとも部分的には CWON が取り込んで PIM 構築が取り込まない地価再評価に起因する。第二に、V.4 節のブートストラップ信頼区間は、短系列・投資変動の大きい国で広い。点同定を主張しているわけではなく、区間推定と方向性を提供しているだけであり、国別政策結論はいずれも国民経済計算のミクロデータと照合してから確定的と見なすべきである。第三に、V.3 節の </w:t>
+      </w:r>
+      <w:r>
+        <w:rPr>
+          <w:rFonts w:ascii="Times New Roman" w:hAnsi="Times New Roman" w:eastAsia="MS Mincho"/>
+          <w:b w:val="0"/>
+          <w:i/>
+          <w:sz w:val="24"/>
+        </w:rPr>
+        <w:t>γ</w:t>
+      </w:r>
+      <w:r>
+        <w:rPr>
+          <w:rFonts w:ascii="Times New Roman" w:hAnsi="Times New Roman" w:eastAsia="MS Mincho"/>
+          <w:b w:val="0"/>
+          <w:i/>
+          <w:sz w:val="24"/>
+          <w:vertAlign w:val="subscript"/>
+        </w:rPr>
+        <w:t>p</w:t>
+      </w:r>
+      <w:r>
+        <w:rPr>
+          <w:rFonts w:ascii="Times New Roman" w:hAnsi="Times New Roman" w:eastAsia="MS Mincho"/>
+          <w:b w:val="0"/>
+          <w:i w:val="0"/>
+          <w:sz w:val="24"/>
+        </w:rPr>
+        <w:t xml:space="preserve">rice 感度実験は CWON デフレータを国レベルの単一スカラーで処理した。より注意深い研究は部門別デフレータ、国別地価指数、無形資本用の Tornqvist 連鎖価格指数を用いるべきで（Jorgenson et al., 2018）、これは今後の課題である。第四に、そしておそらく最も重要なことに、人口テンポ類比は示唆的ではあっても厳密ではない。人口ストックはよく測定された死亡率で減耗するのに対し、資本ストックは </w:t>
+      </w:r>
+      <w:r>
+        <w:rPr>
+          <w:rFonts w:ascii="Times New Roman" w:hAnsi="Times New Roman" w:eastAsia="MS Mincho"/>
+          <w:b w:val="0"/>
+          <w:i/>
+          <w:sz w:val="24"/>
+        </w:rPr>
+        <w:t>δ</w:t>
+      </w:r>
+      <w:r>
+        <w:rPr>
+          <w:rFonts w:ascii="Times New Roman" w:hAnsi="Times New Roman" w:eastAsia="MS Mincho"/>
+          <w:b w:val="0"/>
+          <w:i/>
+          <w:sz w:val="24"/>
+          <w:vertAlign w:val="subscript"/>
+        </w:rPr>
+        <w:t>t</w:t>
+      </w:r>
+      <w:r>
+        <w:rPr>
+          <w:rFonts w:ascii="Times New Roman" w:hAnsi="Times New Roman" w:eastAsia="MS Mincho"/>
+          <w:b w:val="0"/>
+          <w:i w:val="0"/>
+          <w:sz w:val="24"/>
+        </w:rPr>
+        <w:t xml:space="preserve"> で減耗するが、この </w:t>
+      </w:r>
+      <w:r>
+        <w:rPr>
+          <w:rFonts w:ascii="Times New Roman" w:hAnsi="Times New Roman" w:eastAsia="MS Mincho"/>
+          <w:b w:val="0"/>
+          <w:i/>
+          <w:sz w:val="24"/>
+        </w:rPr>
+        <w:t>δ</w:t>
+      </w:r>
+      <w:r>
+        <w:rPr>
+          <w:rFonts w:ascii="Times New Roman" w:hAnsi="Times New Roman" w:eastAsia="MS Mincho"/>
+          <w:b w:val="0"/>
+          <w:i/>
+          <w:sz w:val="24"/>
+          <w:vertAlign w:val="subscript"/>
+        </w:rPr>
+        <w:t>t</w:t>
+      </w:r>
+      <w:r>
+        <w:rPr>
+          <w:rFonts w:ascii="Times New Roman" w:hAnsi="Times New Roman" w:eastAsia="MS Mincho"/>
+          <w:b w:val="0"/>
+          <w:i w:val="0"/>
+          <w:sz w:val="24"/>
+        </w:rPr>
+        <w:t xml:space="preserve"> 自体が PWT の派生推定であり、移行経済では精度が低いことが知られる（Inklaar and Timmer, 2013）。真の </w:t>
+      </w:r>
+      <w:r>
+        <w:rPr>
+          <w:rFonts w:ascii="Times New Roman" w:hAnsi="Times New Roman" w:eastAsia="MS Mincho"/>
+          <w:b w:val="0"/>
+          <w:i/>
+          <w:sz w:val="24"/>
+        </w:rPr>
+        <w:t>δ</w:t>
+      </w:r>
+      <w:r>
+        <w:rPr>
+          <w:rFonts w:ascii="Times New Roman" w:hAnsi="Times New Roman" w:eastAsia="MS Mincho"/>
+          <w:b w:val="0"/>
+          <w:i w:val="0"/>
+          <w:sz w:val="24"/>
+        </w:rPr>
+        <w:t xml:space="preserve"> が自体ドリフトしていれば、我々が </w:t>
+      </w:r>
+      <w:r>
+        <w:rPr>
+          <w:rFonts w:ascii="Times New Roman" w:hAnsi="Times New Roman" w:eastAsia="MS Mincho"/>
+          <w:b w:val="0"/>
+          <w:i/>
+          <w:sz w:val="24"/>
+        </w:rPr>
+        <w:t>μ</w:t>
+      </w:r>
+      <w:r>
+        <w:rPr>
+          <w:rFonts w:ascii="Times New Roman" w:hAnsi="Times New Roman" w:eastAsia="MS Mincho"/>
+          <w:b w:val="0"/>
+          <w:i w:val="0"/>
+          <w:sz w:val="24"/>
+        </w:rPr>
+        <w:t xml:space="preserve">(t) に帰している部分の一部は時変 </w:t>
+      </w:r>
+      <w:r>
+        <w:rPr>
+          <w:rFonts w:ascii="Times New Roman" w:hAnsi="Times New Roman" w:eastAsia="MS Mincho"/>
+          <w:b w:val="0"/>
+          <w:i/>
+          <w:sz w:val="24"/>
+        </w:rPr>
+        <w:t>δ</w:t>
+      </w:r>
+      <w:r>
+        <w:rPr>
+          <w:rFonts w:ascii="Times New Roman" w:hAnsi="Times New Roman" w:eastAsia="MS Mincho"/>
+          <w:b w:val="0"/>
+          <w:i w:val="0"/>
+          <w:sz w:val="24"/>
+        </w:rPr>
+        <w:t>(t) に吸収されうる。この二つのドリフトを切り分けるには、本稿の 39 カ国すべてで一様に利用可能ではない稼働率・資産除却データが必要である。</w:t>
       </w:r>
     </w:p>
     <w:p>
@@ -11594,7 +17299,43 @@
           <w:i w:val="0"/>
           <w:sz w:val="24"/>
         </w:rPr>
-        <w:t>国民所得・国富会計は誤った問いを立ててきた。正しい問いは「フローかストックか」ではなく、「両者を結ぶパラメータ――投資のタイム・トゥ・ビルドと無形資本のシェア――を推定しているのか、押し付けているのか」である。μ = 0、β = 0 を押し付けると、会計は静かに偏り、Solow 残差が誤差を吸収し、フロー勘定とストック勘定が乖離する。生産データ（PWT）と国富データ（CWON）の両方で同時に推定すれば、両勘定は先進国の大半で 1〜2 % 以内に再整合し、GDP 水準予測の標本外精度は 13 % 改善し、Beyond-GDP 議論は「次に問題となる忘れられたパラメータは何か」という議論になる。人口学は同じ問題を四半世紀前に人口について解決した。資本会計も今、同じことができる。</w:t>
+        <w:t>国民所得・国富会計は誤った問いを立ててきた。正しい問いは「フローかストックか」ではなく、「両者を結ぶパラメータ――投資のタイム・トゥ・ビルドと無形資本のシェア――を推定しているのか、押し付けているのか」である。</w:t>
+      </w:r>
+      <w:r>
+        <w:rPr>
+          <w:rFonts w:ascii="Times New Roman" w:hAnsi="Times New Roman" w:eastAsia="MS Mincho"/>
+          <w:b w:val="0"/>
+          <w:i/>
+          <w:sz w:val="24"/>
+        </w:rPr>
+        <w:t>μ</w:t>
+      </w:r>
+      <w:r>
+        <w:rPr>
+          <w:rFonts w:ascii="Times New Roman" w:hAnsi="Times New Roman" w:eastAsia="MS Mincho"/>
+          <w:b w:val="0"/>
+          <w:i w:val="0"/>
+          <w:sz w:val="24"/>
+        </w:rPr>
+        <w:t xml:space="preserve"> = 0、</w:t>
+      </w:r>
+      <w:r>
+        <w:rPr>
+          <w:rFonts w:ascii="Times New Roman" w:hAnsi="Times New Roman" w:eastAsia="MS Mincho"/>
+          <w:b w:val="0"/>
+          <w:i/>
+          <w:sz w:val="24"/>
+        </w:rPr>
+        <w:t>β</w:t>
+      </w:r>
+      <w:r>
+        <w:rPr>
+          <w:rFonts w:ascii="Times New Roman" w:hAnsi="Times New Roman" w:eastAsia="MS Mincho"/>
+          <w:b w:val="0"/>
+          <w:i w:val="0"/>
+          <w:sz w:val="24"/>
+        </w:rPr>
+        <w:t xml:space="preserve"> = 0 を押し付けると、会計は静かに偏り、Solow 残差が誤差を吸収し、フロー勘定とストック勘定が乖離する。生産データ（PWT）と国富データ（CWON）の両方で同時に推定すれば、両勘定は先進国の大半で 1〜2 % 以内に再整合し、GDP 水準予測の標本外精度は 13 % 改善し、Beyond-GDP 議論は「次に問題となる忘れられたパラメータは何か」という議論になる。人口学は同じ問題を四半世紀前に人口について解決した。資本会計も今、同じことができる。</w:t>
       </w:r>
     </w:p>
     <w:p>
@@ -11609,7 +17350,115 @@
           <w:i w:val="0"/>
           <w:sz w:val="24"/>
         </w:rPr>
-        <w:t>結果から三つの実務的提言が導かれる。第一に、μ を時不変として扱うような国別資本ストック推定の改訂はいずれも暫定的なものとみなすべきである。μ(t) の再推定コストはわずかであり、標本外当てはめ上の便益は生産関数に確率ショック一式を加えた場合に匹敵する。第二に、CWON と IWI の両プログラムは、点推定値に加えて、フロー勘定とストック勘定の双方から共同同定された (μ, β) 値を併せて公表し、利用者が両勘定の内的整合性の有無を一目で確認できるようにすべきである。第三に、方法論的には、TFP 成長率を残差の第一候補に置き続けなければならない原理的理由は存在しない。μ(t) と β がそれぞれの寄与を吸収した後のポスト・テンポ、ポスト無形残差こそが、生産性成長のより正直なベンチマークである。その残差は Solow の数字より小さいが、情報量ではより豊かである。人口学は、期間・コホート偏りが認知された後、より小さな「未説明部分」と共存することを学んだ。経済測定も、同じ調整を遂行する時期に来ている。</w:t>
+        <w:t>結果から三つの実務的提言が導かれる。第一に、</w:t>
+      </w:r>
+      <w:r>
+        <w:rPr>
+          <w:rFonts w:ascii="Times New Roman" w:hAnsi="Times New Roman" w:eastAsia="MS Mincho"/>
+          <w:b w:val="0"/>
+          <w:i/>
+          <w:sz w:val="24"/>
+        </w:rPr>
+        <w:t>μ</w:t>
+      </w:r>
+      <w:r>
+        <w:rPr>
+          <w:rFonts w:ascii="Times New Roman" w:hAnsi="Times New Roman" w:eastAsia="MS Mincho"/>
+          <w:b w:val="0"/>
+          <w:i w:val="0"/>
+          <w:sz w:val="24"/>
+        </w:rPr>
+        <w:t xml:space="preserve"> を時不変として扱うような国別資本ストック推定の改訂はいずれも暫定的なものとみなすべきである。</w:t>
+      </w:r>
+      <w:r>
+        <w:rPr>
+          <w:rFonts w:ascii="Times New Roman" w:hAnsi="Times New Roman" w:eastAsia="MS Mincho"/>
+          <w:b w:val="0"/>
+          <w:i/>
+          <w:sz w:val="24"/>
+        </w:rPr>
+        <w:t>μ</w:t>
+      </w:r>
+      <w:r>
+        <w:rPr>
+          <w:rFonts w:ascii="Times New Roman" w:hAnsi="Times New Roman" w:eastAsia="MS Mincho"/>
+          <w:b w:val="0"/>
+          <w:i w:val="0"/>
+          <w:sz w:val="24"/>
+        </w:rPr>
+        <w:t>(t) の再推定コストはわずかであり、標本外当てはめ上の便益は生産関数に確率ショック一式を加えた場合に匹敵する。第二に、CWON と IWI の両プログラムは、点推定値に加えて、フロー勘定とストック勘定の双方から共同同定された (</w:t>
+      </w:r>
+      <w:r>
+        <w:rPr>
+          <w:rFonts w:ascii="Times New Roman" w:hAnsi="Times New Roman" w:eastAsia="MS Mincho"/>
+          <w:b w:val="0"/>
+          <w:i/>
+          <w:sz w:val="24"/>
+        </w:rPr>
+        <w:t>μ</w:t>
+      </w:r>
+      <w:r>
+        <w:rPr>
+          <w:rFonts w:ascii="Times New Roman" w:hAnsi="Times New Roman" w:eastAsia="MS Mincho"/>
+          <w:b w:val="0"/>
+          <w:i w:val="0"/>
+          <w:sz w:val="24"/>
+        </w:rPr>
+        <w:t xml:space="preserve">, </w:t>
+      </w:r>
+      <w:r>
+        <w:rPr>
+          <w:rFonts w:ascii="Times New Roman" w:hAnsi="Times New Roman" w:eastAsia="MS Mincho"/>
+          <w:b w:val="0"/>
+          <w:i/>
+          <w:sz w:val="24"/>
+        </w:rPr>
+        <w:t>β</w:t>
+      </w:r>
+      <w:r>
+        <w:rPr>
+          <w:rFonts w:ascii="Times New Roman" w:hAnsi="Times New Roman" w:eastAsia="MS Mincho"/>
+          <w:b w:val="0"/>
+          <w:i w:val="0"/>
+          <w:sz w:val="24"/>
+        </w:rPr>
+        <w:t>) 値を併せて公表し、利用者が両勘定の内的整合性の有無を一目で確認できるようにすべきである。第三に、方法論的には、TFP 成長率を残差の第一候補に置き続けなければならない原理的理由は存在しない。</w:t>
+      </w:r>
+      <w:r>
+        <w:rPr>
+          <w:rFonts w:ascii="Times New Roman" w:hAnsi="Times New Roman" w:eastAsia="MS Mincho"/>
+          <w:b w:val="0"/>
+          <w:i/>
+          <w:sz w:val="24"/>
+        </w:rPr>
+        <w:t>μ</w:t>
+      </w:r>
+      <w:r>
+        <w:rPr>
+          <w:rFonts w:ascii="Times New Roman" w:hAnsi="Times New Roman" w:eastAsia="MS Mincho"/>
+          <w:b w:val="0"/>
+          <w:i w:val="0"/>
+          <w:sz w:val="24"/>
+        </w:rPr>
+        <w:t xml:space="preserve">(t) と </w:t>
+      </w:r>
+      <w:r>
+        <w:rPr>
+          <w:rFonts w:ascii="Times New Roman" w:hAnsi="Times New Roman" w:eastAsia="MS Mincho"/>
+          <w:b w:val="0"/>
+          <w:i/>
+          <w:sz w:val="24"/>
+        </w:rPr>
+        <w:t>β</w:t>
+      </w:r>
+      <w:r>
+        <w:rPr>
+          <w:rFonts w:ascii="Times New Roman" w:hAnsi="Times New Roman" w:eastAsia="MS Mincho"/>
+          <w:b w:val="0"/>
+          <w:i w:val="0"/>
+          <w:sz w:val="24"/>
+        </w:rPr>
+        <w:t xml:space="preserve"> がそれぞれの寄与を吸収した後のポスト・テンポ、ポスト無形残差こそが、生産性成長のより正直なベンチマークである。その残差は Solow の数字より小さいが、情報量ではより豊かである。人口学は、期間・コホート偏りが認知された後、より小さな「未説明部分」と共存することを学んだ。経済測定も、同じ調整を遂行する時期に来ている。</w:t>
       </w:r>
     </w:p>
     <w:p>
@@ -11635,11 +17484,20 @@
       <w:r>
         <w:rPr>
           <w:rFonts w:ascii="Times New Roman" w:hAnsi="Times New Roman" w:eastAsia="MS Mincho"/>
-          <w:b w:val="0"/>
+          <w:b/>
           <w:i w:val="0"/>
           <w:sz w:val="24"/>
         </w:rPr>
-        <w:t>表 1. M0–M4: 39 カ国における標本内・標本外パフォーマンス</w:t>
+        <w:t>表 1.</w:t>
+      </w:r>
+      <w:r>
+        <w:rPr>
+          <w:rFonts w:ascii="Times New Roman" w:hAnsi="Times New Roman" w:eastAsia="MS Mincho"/>
+          <w:b w:val="0"/>
+          <w:i w:val="0"/>
+          <w:sz w:val="24"/>
+        </w:rPr>
+        <w:t xml:space="preserve"> M0–M4: 39 カ国における標本内・標本外パフォーマンス</w:t>
       </w:r>
     </w:p>
     <w:p>
@@ -11926,7 +17784,25 @@
                 <w:i w:val="0"/>
                 <w:sz w:val="20"/>
               </w:rPr>
-              <w:t>Constant lag μ*</w:t>
+              <w:t xml:space="preserve">Constant lag </w:t>
+            </w:r>
+            <w:r>
+              <w:rPr>
+                <w:rFonts w:ascii="Times New Roman" w:hAnsi="Times New Roman" w:eastAsia="MS Mincho"/>
+                <w:b w:val="0"/>
+                <w:i/>
+                <w:sz w:val="20"/>
+              </w:rPr>
+              <w:t>μ</w:t>
+            </w:r>
+            <w:r>
+              <w:rPr>
+                <w:rFonts w:ascii="Times New Roman" w:hAnsi="Times New Roman" w:eastAsia="MS Mincho"/>
+                <w:b w:val="0"/>
+                <w:i w:val="0"/>
+                <w:sz w:val="20"/>
+              </w:rPr>
+              <w:t>*</w:t>
             </w:r>
           </w:p>
         </w:tc>
@@ -12030,7 +17906,61 @@
                 <w:i w:val="0"/>
                 <w:sz w:val="20"/>
               </w:rPr>
-              <w:t>Time-varying lag μ(t) = μ₀ + μ₁(t − t₀)</w:t>
+              <w:t xml:space="preserve">Time-varying lag </w:t>
+            </w:r>
+            <w:r>
+              <w:rPr>
+                <w:rFonts w:ascii="Times New Roman" w:hAnsi="Times New Roman" w:eastAsia="MS Mincho"/>
+                <w:b w:val="0"/>
+                <w:i/>
+                <w:sz w:val="20"/>
+              </w:rPr>
+              <w:t>μ</w:t>
+            </w:r>
+            <w:r>
+              <w:rPr>
+                <w:rFonts w:ascii="Times New Roman" w:hAnsi="Times New Roman" w:eastAsia="MS Mincho"/>
+                <w:b w:val="0"/>
+                <w:i w:val="0"/>
+                <w:sz w:val="20"/>
+              </w:rPr>
+              <w:t xml:space="preserve">(t) = </w:t>
+            </w:r>
+            <w:r>
+              <w:rPr>
+                <w:rFonts w:ascii="Times New Roman" w:hAnsi="Times New Roman" w:eastAsia="MS Mincho"/>
+                <w:b w:val="0"/>
+                <w:i/>
+                <w:sz w:val="20"/>
+              </w:rPr>
+              <w:t>μ</w:t>
+            </w:r>
+            <w:r>
+              <w:rPr>
+                <w:rFonts w:ascii="Times New Roman" w:hAnsi="Times New Roman" w:eastAsia="MS Mincho"/>
+                <w:b w:val="0"/>
+                <w:i w:val="0"/>
+                <w:sz w:val="20"/>
+              </w:rPr>
+              <w:t xml:space="preserve">₀ + </w:t>
+            </w:r>
+            <w:r>
+              <w:rPr>
+                <w:rFonts w:ascii="Times New Roman" w:hAnsi="Times New Roman" w:eastAsia="MS Mincho"/>
+                <w:b w:val="0"/>
+                <w:i/>
+                <w:sz w:val="20"/>
+              </w:rPr>
+              <w:t>μ</w:t>
+            </w:r>
+            <w:r>
+              <w:rPr>
+                <w:rFonts w:ascii="Times New Roman" w:hAnsi="Times New Roman" w:eastAsia="MS Mincho"/>
+                <w:b w:val="0"/>
+                <w:i w:val="0"/>
+                <w:sz w:val="20"/>
+              </w:rPr>
+              <w:t>₁(t − t₀)</w:t>
             </w:r>
           </w:p>
         </w:tc>
@@ -12320,11 +18250,20 @@
       <w:r>
         <w:rPr>
           <w:rFonts w:ascii="Times New Roman" w:hAnsi="Times New Roman" w:eastAsia="MS Mincho"/>
-          <w:b w:val="0"/>
+          <w:b/>
           <w:i w:val="0"/>
           <w:sz w:val="24"/>
         </w:rPr>
-        <w:t>表 2. 人口・資本対応</w:t>
+        <w:t>表 2.</w:t>
+      </w:r>
+      <w:r>
+        <w:rPr>
+          <w:rFonts w:ascii="Times New Roman" w:hAnsi="Times New Roman" w:eastAsia="MS Mincho"/>
+          <w:b w:val="0"/>
+          <w:i w:val="0"/>
+          <w:sz w:val="24"/>
+        </w:rPr>
+        <w:t xml:space="preserve"> 人口・資本対応</w:t>
       </w:r>
     </w:p>
     <w:p>
@@ -12629,7 +18568,25 @@
                 <w:i w:val="0"/>
                 <w:sz w:val="20"/>
               </w:rPr>
-              <w:t>Time-to-build μ(t)</w:t>
+              <w:t xml:space="preserve">Time-to-build </w:t>
+            </w:r>
+            <w:r>
+              <w:rPr>
+                <w:rFonts w:ascii="Times New Roman" w:hAnsi="Times New Roman" w:eastAsia="MS Mincho"/>
+                <w:b w:val="0"/>
+                <w:i/>
+                <w:sz w:val="20"/>
+              </w:rPr>
+              <w:t>μ</w:t>
+            </w:r>
+            <w:r>
+              <w:rPr>
+                <w:rFonts w:ascii="Times New Roman" w:hAnsi="Times New Roman" w:eastAsia="MS Mincho"/>
+                <w:b w:val="0"/>
+                <w:i w:val="0"/>
+                <w:sz w:val="20"/>
+              </w:rPr>
+              <w:t>(t)</w:t>
             </w:r>
           </w:p>
         </w:tc>
@@ -12682,7 +18639,25 @@
                 <w:i w:val="0"/>
                 <w:sz w:val="20"/>
               </w:rPr>
-              <w:t>K*(t) via μ(t)-weighted PIM</w:t>
+              <w:t xml:space="preserve">K*(t) via </w:t>
+            </w:r>
+            <w:r>
+              <w:rPr>
+                <w:rFonts w:ascii="Times New Roman" w:hAnsi="Times New Roman" w:eastAsia="MS Mincho"/>
+                <w:b w:val="0"/>
+                <w:i/>
+                <w:sz w:val="20"/>
+              </w:rPr>
+              <w:t>μ</w:t>
+            </w:r>
+            <w:r>
+              <w:rPr>
+                <w:rFonts w:ascii="Times New Roman" w:hAnsi="Times New Roman" w:eastAsia="MS Mincho"/>
+                <w:b w:val="0"/>
+                <w:i w:val="0"/>
+                <w:sz w:val="20"/>
+              </w:rPr>
+              <w:t>(t)-weighted PIM</w:t>
             </w:r>
           </w:p>
         </w:tc>
@@ -12718,7 +18693,25 @@
                 <w:i w:val="0"/>
                 <w:sz w:val="20"/>
               </w:rPr>
-              <w:t>Parity-specific σ (Goldstein-Lutz-Scherbov, 2003)</w:t>
+              <w:t xml:space="preserve">Parity-specific </w:t>
+            </w:r>
+            <w:r>
+              <w:rPr>
+                <w:rFonts w:ascii="Times New Roman" w:hAnsi="Times New Roman" w:eastAsia="MS Mincho"/>
+                <w:b w:val="0"/>
+                <w:i/>
+                <w:sz w:val="20"/>
+              </w:rPr>
+              <w:t>σ</w:t>
+            </w:r>
+            <w:r>
+              <w:rPr>
+                <w:rFonts w:ascii="Times New Roman" w:hAnsi="Times New Roman" w:eastAsia="MS Mincho"/>
+                <w:b w:val="0"/>
+                <w:i w:val="0"/>
+                <w:sz w:val="20"/>
+              </w:rPr>
+              <w:t xml:space="preserve"> (Goldstein-Lutz-Scherbov, 2003)</w:t>
             </w:r>
           </w:p>
         </w:tc>
@@ -12735,7 +18728,25 @@
                 <w:i w:val="0"/>
                 <w:sz w:val="20"/>
               </w:rPr>
-              <w:t>Intangible share β (Corrado-Hulten-Sichel, 2009)</w:t>
+              <w:t xml:space="preserve">Intangible share </w:t>
+            </w:r>
+            <w:r>
+              <w:rPr>
+                <w:rFonts w:ascii="Times New Roman" w:hAnsi="Times New Roman" w:eastAsia="MS Mincho"/>
+                <w:b w:val="0"/>
+                <w:i/>
+                <w:sz w:val="20"/>
+              </w:rPr>
+              <w:t>β</w:t>
+            </w:r>
+            <w:r>
+              <w:rPr>
+                <w:rFonts w:ascii="Times New Roman" w:hAnsi="Times New Roman" w:eastAsia="MS Mincho"/>
+                <w:b w:val="0"/>
+                <w:i w:val="0"/>
+                <w:sz w:val="20"/>
+              </w:rPr>
+              <w:t xml:space="preserve"> (Corrado-Hulten-Sichel, 2009)</w:t>
             </w:r>
           </w:p>
         </w:tc>
@@ -12788,7 +18799,25 @@
                 <w:i w:val="0"/>
                 <w:sz w:val="20"/>
               </w:rPr>
-              <w:t>dW/dt = I − δW</w:t>
+              <w:t xml:space="preserve">dW/dt = I − </w:t>
+            </w:r>
+            <w:r>
+              <w:rPr>
+                <w:rFonts w:ascii="Times New Roman" w:hAnsi="Times New Roman" w:eastAsia="MS Mincho"/>
+                <w:b w:val="0"/>
+                <w:i/>
+                <w:sz w:val="20"/>
+              </w:rPr>
+              <w:t>δ</w:t>
+            </w:r>
+            <w:r>
+              <w:rPr>
+                <w:rFonts w:ascii="Times New Roman" w:hAnsi="Times New Roman" w:eastAsia="MS Mincho"/>
+                <w:b w:val="0"/>
+                <w:i w:val="0"/>
+                <w:sz w:val="20"/>
+              </w:rPr>
+              <w:t>W</w:t>
             </w:r>
           </w:p>
         </w:tc>
@@ -12855,11 +18884,38 @@
       <w:r>
         <w:rPr>
           <w:rFonts w:ascii="Times New Roman" w:hAnsi="Times New Roman" w:eastAsia="MS Mincho"/>
-          <w:b w:val="0"/>
+          <w:b/>
           <w:i w:val="0"/>
           <w:sz w:val="24"/>
         </w:rPr>
-        <w:t>表 3. 関係型PIM診断：M0, M1, M2, M4 における ρ̂₂</w:t>
+        <w:t>表 3.</w:t>
+      </w:r>
+      <w:r>
+        <w:rPr>
+          <w:rFonts w:ascii="Times New Roman" w:hAnsi="Times New Roman" w:eastAsia="MS Mincho"/>
+          <w:b w:val="0"/>
+          <w:i w:val="0"/>
+          <w:sz w:val="24"/>
+        </w:rPr>
+        <w:t xml:space="preserve"> 関係型PIM診断：M0, M1, M2, M4 における </w:t>
+      </w:r>
+      <w:r>
+        <w:rPr>
+          <w:rFonts w:ascii="Times New Roman" w:hAnsi="Times New Roman" w:eastAsia="MS Mincho"/>
+          <w:b w:val="0"/>
+          <w:i/>
+          <w:sz w:val="24"/>
+        </w:rPr>
+        <w:t>ρ</w:t>
+      </w:r>
+      <w:r>
+        <w:rPr>
+          <w:rFonts w:ascii="Times New Roman" w:hAnsi="Times New Roman" w:eastAsia="MS Mincho"/>
+          <w:b w:val="0"/>
+          <w:i w:val="0"/>
+          <w:sz w:val="24"/>
+        </w:rPr>
+        <w:t>̂₂</w:t>
       </w:r>
     </w:p>
     <w:p>
@@ -13522,11 +19578,20 @@
       <w:r>
         <w:rPr>
           <w:rFonts w:ascii="Times New Roman" w:hAnsi="Times New Roman" w:eastAsia="MS Mincho"/>
-          <w:b w:val="0"/>
+          <w:b/>
           <w:i w:val="0"/>
           <w:sz w:val="24"/>
         </w:rPr>
-        <w:t>表 4. 拡張標本外指標：方向精度および CWON 軌跡 RMSE</w:t>
+        <w:t>表 4.</w:t>
+      </w:r>
+      <w:r>
+        <w:rPr>
+          <w:rFonts w:ascii="Times New Roman" w:hAnsi="Times New Roman" w:eastAsia="MS Mincho"/>
+          <w:b w:val="0"/>
+          <w:i w:val="0"/>
+          <w:sz w:val="24"/>
+        </w:rPr>
+        <w:t xml:space="preserve"> 拡張標本外指標：方向精度および CWON 軌跡 RMSE</w:t>
       </w:r>
     </w:p>
     <w:p>
@@ -14207,11 +20272,38 @@
       <w:r>
         <w:rPr>
           <w:rFonts w:ascii="Times New Roman" w:hAnsi="Times New Roman" w:eastAsia="MS Mincho"/>
-          <w:b w:val="0"/>
+          <w:b/>
           <w:i w:val="0"/>
           <w:sz w:val="24"/>
         </w:rPr>
-        <w:t>表 5. テンポ・アーティファクトの TFP 成長率分散シェア：M0 → M2（テンポ）および M0 → M4（統合）における Var(Δ log TFP) の縮小率（%）</w:t>
+        <w:t>表 5.</w:t>
+      </w:r>
+      <w:r>
+        <w:rPr>
+          <w:rFonts w:ascii="Times New Roman" w:hAnsi="Times New Roman" w:eastAsia="MS Mincho"/>
+          <w:b w:val="0"/>
+          <w:i w:val="0"/>
+          <w:sz w:val="24"/>
+        </w:rPr>
+        <w:t xml:space="preserve"> テンポ・アーティファクトの TFP 成長率分散シェア：M0 → M2（テンポ）および M0 → M4（統合）における Var(</w:t>
+      </w:r>
+      <w:r>
+        <w:rPr>
+          <w:rFonts w:ascii="Times New Roman" w:hAnsi="Times New Roman" w:eastAsia="MS Mincho"/>
+          <w:b w:val="0"/>
+          <w:i/>
+          <w:sz w:val="24"/>
+        </w:rPr>
+        <w:t>Δ</w:t>
+      </w:r>
+      <w:r>
+        <w:rPr>
+          <w:rFonts w:ascii="Times New Roman" w:hAnsi="Times New Roman" w:eastAsia="MS Mincho"/>
+          <w:b w:val="0"/>
+          <w:i w:val="0"/>
+          <w:sz w:val="24"/>
+        </w:rPr>
+        <w:t xml:space="preserve"> log TFP) の縮小率（%）</w:t>
       </w:r>
     </w:p>
     <w:p>
@@ -14328,7 +20420,17 @@
                 <w:i w:val="0"/>
                 <w:sz w:val="20"/>
               </w:rPr>
-              <w:t>beta_j</w:t>
+              <w:t>beta</w:t>
+            </w:r>
+            <w:r>
+              <w:rPr>
+                <w:rFonts w:ascii="Times New Roman" w:hAnsi="Times New Roman" w:eastAsia="MS Mincho"/>
+                <w:b/>
+                <w:i/>
+                <w:sz w:val="20"/>
+                <w:vertAlign w:val="subscript"/>
+              </w:rPr>
+              <w:t>j</w:t>
             </w:r>
           </w:p>
         </w:tc>
@@ -21171,7 +27273,25 @@
           <w:i w:val="0"/>
           <w:sz w:val="24"/>
         </w:rPr>
-        <w:t>ALTUG, S. (1989). Time-to-build and aggregate fluctuations: some new evidence. International Economic Review 30, 889–920.</w:t>
+        <w:t xml:space="preserve">ALTUG, S. (1989). Time-to-build and aggregate fluctuations: some new evidence. </w:t>
+      </w:r>
+      <w:r>
+        <w:rPr>
+          <w:rFonts w:ascii="Times New Roman" w:hAnsi="Times New Roman" w:eastAsia="MS Mincho"/>
+          <w:b w:val="0"/>
+          <w:i/>
+          <w:sz w:val="24"/>
+        </w:rPr>
+        <w:t>International Economic Review</w:t>
+      </w:r>
+      <w:r>
+        <w:rPr>
+          <w:rFonts w:ascii="Times New Roman" w:hAnsi="Times New Roman" w:eastAsia="MS Mincho"/>
+          <w:b w:val="0"/>
+          <w:i w:val="0"/>
+          <w:sz w:val="24"/>
+        </w:rPr>
+        <w:t xml:space="preserve"> 30, 889–920.</w:t>
       </w:r>
     </w:p>
     <w:p>
@@ -21186,7 +27306,25 @@
           <w:i w:val="0"/>
           <w:sz w:val="24"/>
         </w:rPr>
-        <w:t>ARROW, K.J., DASGUPTA, P., GOULDER, L.H., MUMFORD, K.J. and OLESON, K. (2012). Sustainability and the measurement of wealth. Environment and Development Economics 17, 317–353.</w:t>
+        <w:t xml:space="preserve">ARROW, K.J., DASGUPTA, P., GOULDER, L.H., MUMFORD, K.J. and OLESON, K. (2012). Sustainability and the measurement of wealth. </w:t>
+      </w:r>
+      <w:r>
+        <w:rPr>
+          <w:rFonts w:ascii="Times New Roman" w:hAnsi="Times New Roman" w:eastAsia="MS Mincho"/>
+          <w:b w:val="0"/>
+          <w:i/>
+          <w:sz w:val="24"/>
+        </w:rPr>
+        <w:t>Environment and Development Economics</w:t>
+      </w:r>
+      <w:r>
+        <w:rPr>
+          <w:rFonts w:ascii="Times New Roman" w:hAnsi="Times New Roman" w:eastAsia="MS Mincho"/>
+          <w:b w:val="0"/>
+          <w:i w:val="0"/>
+          <w:sz w:val="24"/>
+        </w:rPr>
+        <w:t xml:space="preserve"> 17, 317–353.</w:t>
       </w:r>
     </w:p>
     <w:p>
@@ -21201,7 +27339,25 @@
           <w:i w:val="0"/>
           <w:sz w:val="24"/>
         </w:rPr>
-        <w:t>BONGAARTS, J. and FEENEY, G. (1998). On the quantum and tempo of fertility. Population and Development Review 24, 271–291.</w:t>
+        <w:t xml:space="preserve">BONGAARTS, J. and FEENEY, G. (1998). On the quantum and tempo of fertility. </w:t>
+      </w:r>
+      <w:r>
+        <w:rPr>
+          <w:rFonts w:ascii="Times New Roman" w:hAnsi="Times New Roman" w:eastAsia="MS Mincho"/>
+          <w:b w:val="0"/>
+          <w:i/>
+          <w:sz w:val="24"/>
+        </w:rPr>
+        <w:t>Population and Development Review</w:t>
+      </w:r>
+      <w:r>
+        <w:rPr>
+          <w:rFonts w:ascii="Times New Roman" w:hAnsi="Times New Roman" w:eastAsia="MS Mincho"/>
+          <w:b w:val="0"/>
+          <w:i w:val="0"/>
+          <w:sz w:val="24"/>
+        </w:rPr>
+        <w:t xml:space="preserve"> 24, 271–291.</w:t>
       </w:r>
     </w:p>
     <w:p>
@@ -21216,7 +27372,25 @@
           <w:i w:val="0"/>
           <w:sz w:val="24"/>
         </w:rPr>
-        <w:t>BONGAARTS, J. and SOBOTKA, T. (2012). A demographic explanation for the recent rise in European fertility. Population and Development Review 38, 83–120.</w:t>
+        <w:t xml:space="preserve">BONGAARTS, J. and SOBOTKA, T. (2012). A demographic explanation for the recent rise in European fertility. </w:t>
+      </w:r>
+      <w:r>
+        <w:rPr>
+          <w:rFonts w:ascii="Times New Roman" w:hAnsi="Times New Roman" w:eastAsia="MS Mincho"/>
+          <w:b w:val="0"/>
+          <w:i/>
+          <w:sz w:val="24"/>
+        </w:rPr>
+        <w:t>Population and Development Review</w:t>
+      </w:r>
+      <w:r>
+        <w:rPr>
+          <w:rFonts w:ascii="Times New Roman" w:hAnsi="Times New Roman" w:eastAsia="MS Mincho"/>
+          <w:b w:val="0"/>
+          <w:i w:val="0"/>
+          <w:sz w:val="24"/>
+        </w:rPr>
+        <w:t xml:space="preserve"> 38, 83–120.</w:t>
       </w:r>
     </w:p>
     <w:p>
@@ -21231,7 +27405,25 @@
           <w:i w:val="0"/>
           <w:sz w:val="24"/>
         </w:rPr>
-        <w:t>BRASS, W. (1971). On the scale of mortality. In William Brass (ed.), Biological Aspects of Demography, pp. 69–110. London: Taylor and Francis.</w:t>
+        <w:t xml:space="preserve">BRASS, W. (1971). On the scale of mortality. In William Brass (ed.), </w:t>
+      </w:r>
+      <w:r>
+        <w:rPr>
+          <w:rFonts w:ascii="Times New Roman" w:hAnsi="Times New Roman" w:eastAsia="MS Mincho"/>
+          <w:b w:val="0"/>
+          <w:i/>
+          <w:sz w:val="24"/>
+        </w:rPr>
+        <w:t>Biological Aspects of Demography</w:t>
+      </w:r>
+      <w:r>
+        <w:rPr>
+          <w:rFonts w:ascii="Times New Roman" w:hAnsi="Times New Roman" w:eastAsia="MS Mincho"/>
+          <w:b w:val="0"/>
+          <w:i w:val="0"/>
+          <w:sz w:val="24"/>
+        </w:rPr>
+        <w:t>, pp. 69–110. London: Taylor and Francis.</w:t>
       </w:r>
     </w:p>
     <w:p>
@@ -21246,7 +27438,25 @@
           <w:i w:val="0"/>
           <w:sz w:val="24"/>
         </w:rPr>
-        <w:t>CHRISTIANO, L.J. and TODD, R.M. (1996). Time to plan and aggregate fluctuations. Federal Reserve Bank of Minneapolis Quarterly Review 20, 14–27.</w:t>
+        <w:t xml:space="preserve">CHRISTIANO, L.J. and TODD, R.M. (1996). Time to plan and aggregate fluctuations. </w:t>
+      </w:r>
+      <w:r>
+        <w:rPr>
+          <w:rFonts w:ascii="Times New Roman" w:hAnsi="Times New Roman" w:eastAsia="MS Mincho"/>
+          <w:b w:val="0"/>
+          <w:i/>
+          <w:sz w:val="24"/>
+        </w:rPr>
+        <w:t>Federal Reserve Bank of Minneapolis Quarterly Review</w:t>
+      </w:r>
+      <w:r>
+        <w:rPr>
+          <w:rFonts w:ascii="Times New Roman" w:hAnsi="Times New Roman" w:eastAsia="MS Mincho"/>
+          <w:b w:val="0"/>
+          <w:i w:val="0"/>
+          <w:sz w:val="24"/>
+        </w:rPr>
+        <w:t xml:space="preserve"> 20, 14–27.</w:t>
       </w:r>
     </w:p>
     <w:p>
@@ -21261,7 +27471,25 @@
           <w:i w:val="0"/>
           <w:sz w:val="24"/>
         </w:rPr>
-        <w:t>CORRADO, C., HULTEN, C. and SICHEL, D. (2005). Measuring capital and technology: an expanded framework. In Carol Corrado, John Haltiwanger, and Daniel Sichel (eds.), Measuring Capital in the New Economy, pp. 11–46. Chicago: University of Chicago Press.</w:t>
+        <w:t xml:space="preserve">CORRADO, C., HULTEN, C. and SICHEL, D. (2005). Measuring capital and technology: an expanded framework. In Carol Corrado, John Haltiwanger, and Daniel Sichel (eds.), </w:t>
+      </w:r>
+      <w:r>
+        <w:rPr>
+          <w:rFonts w:ascii="Times New Roman" w:hAnsi="Times New Roman" w:eastAsia="MS Mincho"/>
+          <w:b w:val="0"/>
+          <w:i/>
+          <w:sz w:val="24"/>
+        </w:rPr>
+        <w:t>Measuring Capital in the New Economy</w:t>
+      </w:r>
+      <w:r>
+        <w:rPr>
+          <w:rFonts w:ascii="Times New Roman" w:hAnsi="Times New Roman" w:eastAsia="MS Mincho"/>
+          <w:b w:val="0"/>
+          <w:i w:val="0"/>
+          <w:sz w:val="24"/>
+        </w:rPr>
+        <w:t>, pp. 11–46. Chicago: University of Chicago Press.</w:t>
       </w:r>
     </w:p>
     <w:p>
@@ -21276,7 +27504,25 @@
           <w:i w:val="0"/>
           <w:sz w:val="24"/>
         </w:rPr>
-        <w:t>CORRADO, C., HULTEN, C. and SICHEL, D. (2009). Intangible capital and US economic growth. Review of Income and Wealth 55, 661–685.</w:t>
+        <w:t xml:space="preserve">CORRADO, C., HULTEN, C. and SICHEL, D. (2009). Intangible capital and US economic growth. </w:t>
+      </w:r>
+      <w:r>
+        <w:rPr>
+          <w:rFonts w:ascii="Times New Roman" w:hAnsi="Times New Roman" w:eastAsia="MS Mincho"/>
+          <w:b w:val="0"/>
+          <w:i/>
+          <w:sz w:val="24"/>
+        </w:rPr>
+        <w:t>Review of Income and Wealth</w:t>
+      </w:r>
+      <w:r>
+        <w:rPr>
+          <w:rFonts w:ascii="Times New Roman" w:hAnsi="Times New Roman" w:eastAsia="MS Mincho"/>
+          <w:b w:val="0"/>
+          <w:i w:val="0"/>
+          <w:sz w:val="24"/>
+        </w:rPr>
+        <w:t xml:space="preserve"> 55, 661–685.</w:t>
       </w:r>
     </w:p>
     <w:p>
@@ -21306,7 +27552,25 @@
           <w:i w:val="0"/>
           <w:sz w:val="24"/>
         </w:rPr>
-        <w:t>CORRADO, C., HASKEL, J., IOMMI, M. and JONA-LASINIO, C. (2020). Intangible capital, innovation and productivity à la Jorgenson: evidence from Europe and the US. In Barbara M. Fraumeni (ed.), Measuring Economic Growth and Productivity, pp. 363–385. Academic Press.</w:t>
+        <w:t xml:space="preserve">CORRADO, C., HASKEL, J., IOMMI, M. and JONA-LASINIO, C. (2020). Intangible capital, innovation and productivity à la Jorgenson: evidence from Europe and the US. In Barbara M. Fraumeni (ed.), </w:t>
+      </w:r>
+      <w:r>
+        <w:rPr>
+          <w:rFonts w:ascii="Times New Roman" w:hAnsi="Times New Roman" w:eastAsia="MS Mincho"/>
+          <w:b w:val="0"/>
+          <w:i/>
+          <w:sz w:val="24"/>
+        </w:rPr>
+        <w:t>Measuring Economic Growth and Productivity</w:t>
+      </w:r>
+      <w:r>
+        <w:rPr>
+          <w:rFonts w:ascii="Times New Roman" w:hAnsi="Times New Roman" w:eastAsia="MS Mincho"/>
+          <w:b w:val="0"/>
+          <w:i w:val="0"/>
+          <w:sz w:val="24"/>
+        </w:rPr>
+        <w:t>, pp. 363–385. Academic Press.</w:t>
       </w:r>
     </w:p>
     <w:p>
@@ -21321,7 +27585,25 @@
           <w:i w:val="0"/>
           <w:sz w:val="24"/>
         </w:rPr>
-        <w:t>DASGUPTA, P. (2021). The Economics of Biodiversity: The Dasgupta Review. London: HM Treasury.</w:t>
+        <w:t xml:space="preserve">DASGUPTA, P. (2021). </w:t>
+      </w:r>
+      <w:r>
+        <w:rPr>
+          <w:rFonts w:ascii="Times New Roman" w:hAnsi="Times New Roman" w:eastAsia="MS Mincho"/>
+          <w:b w:val="0"/>
+          <w:i/>
+          <w:sz w:val="24"/>
+        </w:rPr>
+        <w:t>The Economics of Biodiversity: The Dasgupta Review</w:t>
+      </w:r>
+      <w:r>
+        <w:rPr>
+          <w:rFonts w:ascii="Times New Roman" w:hAnsi="Times New Roman" w:eastAsia="MS Mincho"/>
+          <w:b w:val="0"/>
+          <w:i w:val="0"/>
+          <w:sz w:val="24"/>
+        </w:rPr>
+        <w:t>. London: HM Treasury.</w:t>
       </w:r>
     </w:p>
     <w:p>
@@ -21336,7 +27618,25 @@
           <w:i w:val="0"/>
           <w:sz w:val="24"/>
         </w:rPr>
-        <w:t>DE RASSENFOSSE, G. and JAFFE, A.B. (2018). Intellectual property and public-science spillovers: an overview and research directions. Review of Economic Research on Copyright Issues 15, 1–22.</w:t>
+        <w:t xml:space="preserve">DE RASSENFOSSE, G. and JAFFE, A.B. (2018). Intellectual property and public-science spillovers: an overview and research directions. </w:t>
+      </w:r>
+      <w:r>
+        <w:rPr>
+          <w:rFonts w:ascii="Times New Roman" w:hAnsi="Times New Roman" w:eastAsia="MS Mincho"/>
+          <w:b w:val="0"/>
+          <w:i/>
+          <w:sz w:val="24"/>
+        </w:rPr>
+        <w:t>Review of Economic Research on Copyright Issues</w:t>
+      </w:r>
+      <w:r>
+        <w:rPr>
+          <w:rFonts w:ascii="Times New Roman" w:hAnsi="Times New Roman" w:eastAsia="MS Mincho"/>
+          <w:b w:val="0"/>
+          <w:i w:val="0"/>
+          <w:sz w:val="24"/>
+        </w:rPr>
+        <w:t xml:space="preserve"> 15, 1–22.</w:t>
       </w:r>
     </w:p>
     <w:p>
@@ -21351,7 +27651,25 @@
           <w:i w:val="0"/>
           <w:sz w:val="24"/>
         </w:rPr>
-        <w:t>EDGE, R.M. (2007). Time-to-build, time-to-plan, habit-persistence, and the liquidity effect. Journal of Monetary Economics 54, 1644–1669.</w:t>
+        <w:t xml:space="preserve">EDGE, R.M. (2007). Time-to-build, time-to-plan, habit-persistence, and the liquidity effect. </w:t>
+      </w:r>
+      <w:r>
+        <w:rPr>
+          <w:rFonts w:ascii="Times New Roman" w:hAnsi="Times New Roman" w:eastAsia="MS Mincho"/>
+          <w:b w:val="0"/>
+          <w:i/>
+          <w:sz w:val="24"/>
+        </w:rPr>
+        <w:t>Journal of Monetary Economics</w:t>
+      </w:r>
+      <w:r>
+        <w:rPr>
+          <w:rFonts w:ascii="Times New Roman" w:hAnsi="Times New Roman" w:eastAsia="MS Mincho"/>
+          <w:b w:val="0"/>
+          <w:i w:val="0"/>
+          <w:sz w:val="24"/>
+        </w:rPr>
+        <w:t xml:space="preserve"> 54, 1644–1669.</w:t>
       </w:r>
     </w:p>
     <w:p>
@@ -21366,7 +27684,25 @@
           <w:i w:val="0"/>
           <w:sz w:val="24"/>
         </w:rPr>
-        <w:t>FEENSTRA, R.C., INKLAAR, R. and TIMMER, M.P. (2015). The next generation of the Penn World Table. American Economic Review 105, 3150–3182.</w:t>
+        <w:t xml:space="preserve">FEENSTRA, R.C., INKLAAR, R. and TIMMER, M.P. (2015). The next generation of the Penn World Table. </w:t>
+      </w:r>
+      <w:r>
+        <w:rPr>
+          <w:rFonts w:ascii="Times New Roman" w:hAnsi="Times New Roman" w:eastAsia="MS Mincho"/>
+          <w:b w:val="0"/>
+          <w:i/>
+          <w:sz w:val="24"/>
+        </w:rPr>
+        <w:t>American Economic Review</w:t>
+      </w:r>
+      <w:r>
+        <w:rPr>
+          <w:rFonts w:ascii="Times New Roman" w:hAnsi="Times New Roman" w:eastAsia="MS Mincho"/>
+          <w:b w:val="0"/>
+          <w:i w:val="0"/>
+          <w:sz w:val="24"/>
+        </w:rPr>
+        <w:t xml:space="preserve"> 105, 3150–3182.</w:t>
       </w:r>
     </w:p>
     <w:p>
@@ -21381,7 +27717,25 @@
           <w:i w:val="0"/>
           <w:sz w:val="24"/>
         </w:rPr>
-        <w:t>GOLDSTEIN, J.R., LUTZ, W. and SCHERBOV, S. (2003). Long-term population decline in Europe: the relative importance of tempo effects and generational length. Population and Development Review 29, 699–707.</w:t>
+        <w:t xml:space="preserve">GOLDSTEIN, J.R., LUTZ, W. and SCHERBOV, S. (2003). Long-term population decline in Europe: the relative importance of tempo effects and generational length. </w:t>
+      </w:r>
+      <w:r>
+        <w:rPr>
+          <w:rFonts w:ascii="Times New Roman" w:hAnsi="Times New Roman" w:eastAsia="MS Mincho"/>
+          <w:b w:val="0"/>
+          <w:i/>
+          <w:sz w:val="24"/>
+        </w:rPr>
+        <w:t>Population and Development Review</w:t>
+      </w:r>
+      <w:r>
+        <w:rPr>
+          <w:rFonts w:ascii="Times New Roman" w:hAnsi="Times New Roman" w:eastAsia="MS Mincho"/>
+          <w:b w:val="0"/>
+          <w:i w:val="0"/>
+          <w:sz w:val="24"/>
+        </w:rPr>
+        <w:t xml:space="preserve"> 29, 699–707.</w:t>
       </w:r>
     </w:p>
     <w:p>
@@ -21396,7 +27750,25 @@
           <w:i w:val="0"/>
           <w:sz w:val="24"/>
         </w:rPr>
-        <w:t>GRILICHES, Z. (1996). The discovery of the residual: a historical note. Journal of Economic Literature 34, 1324–1330.</w:t>
+        <w:t xml:space="preserve">GRILICHES, Z. (1996). The discovery of the residual: a historical note. </w:t>
+      </w:r>
+      <w:r>
+        <w:rPr>
+          <w:rFonts w:ascii="Times New Roman" w:hAnsi="Times New Roman" w:eastAsia="MS Mincho"/>
+          <w:b w:val="0"/>
+          <w:i/>
+          <w:sz w:val="24"/>
+        </w:rPr>
+        <w:t>Journal of Economic Literature</w:t>
+      </w:r>
+      <w:r>
+        <w:rPr>
+          <w:rFonts w:ascii="Times New Roman" w:hAnsi="Times New Roman" w:eastAsia="MS Mincho"/>
+          <w:b w:val="0"/>
+          <w:i w:val="0"/>
+          <w:sz w:val="24"/>
+        </w:rPr>
+        <w:t xml:space="preserve"> 34, 1324–1330.</w:t>
       </w:r>
     </w:p>
     <w:p>
@@ -21411,7 +27783,25 @@
           <w:i w:val="0"/>
           <w:sz w:val="24"/>
         </w:rPr>
-        <w:t>HAMANO, M. and ZHAO, Y. (2017). Fiscal sustainability and land prices in Japan. Journal of the Japanese and International Economies 46, 17–29.</w:t>
+        <w:t xml:space="preserve">HAMANO, M. and ZHAO, Y. (2017). Fiscal sustainability and land prices in Japan. </w:t>
+      </w:r>
+      <w:r>
+        <w:rPr>
+          <w:rFonts w:ascii="Times New Roman" w:hAnsi="Times New Roman" w:eastAsia="MS Mincho"/>
+          <w:b w:val="0"/>
+          <w:i/>
+          <w:sz w:val="24"/>
+        </w:rPr>
+        <w:t>Journal of the Japanese and International Economies</w:t>
+      </w:r>
+      <w:r>
+        <w:rPr>
+          <w:rFonts w:ascii="Times New Roman" w:hAnsi="Times New Roman" w:eastAsia="MS Mincho"/>
+          <w:b w:val="0"/>
+          <w:i w:val="0"/>
+          <w:sz w:val="24"/>
+        </w:rPr>
+        <w:t xml:space="preserve"> 46, 17–29.</w:t>
       </w:r>
     </w:p>
     <w:p>
@@ -21426,7 +27816,25 @@
           <w:i w:val="0"/>
           <w:sz w:val="24"/>
         </w:rPr>
-        <w:t>HASKEL, J. and WESTLAKE, S. (2017). Capitalism without Capital: The Rise of the Intangible Economy. Princeton: Princeton University Press.</w:t>
+        <w:t xml:space="preserve">HASKEL, J. and WESTLAKE, S. (2017). </w:t>
+      </w:r>
+      <w:r>
+        <w:rPr>
+          <w:rFonts w:ascii="Times New Roman" w:hAnsi="Times New Roman" w:eastAsia="MS Mincho"/>
+          <w:b w:val="0"/>
+          <w:i/>
+          <w:sz w:val="24"/>
+        </w:rPr>
+        <w:t>Capitalism without Capital: The Rise of the Intangible Economy</w:t>
+      </w:r>
+      <w:r>
+        <w:rPr>
+          <w:rFonts w:ascii="Times New Roman" w:hAnsi="Times New Roman" w:eastAsia="MS Mincho"/>
+          <w:b w:val="0"/>
+          <w:i w:val="0"/>
+          <w:sz w:val="24"/>
+        </w:rPr>
+        <w:t>. Princeton: Princeton University Press.</w:t>
       </w:r>
     </w:p>
     <w:p>
@@ -21441,7 +27849,25 @@
           <w:i w:val="0"/>
           <w:sz w:val="24"/>
         </w:rPr>
-        <w:t>HASKEL, J. and WESTLAKE, S. (2022). Restarting the Future: How to Fix the Intangible Economy. Princeton: Princeton University Press.</w:t>
+        <w:t xml:space="preserve">HASKEL, J. and WESTLAKE, S. (2022). </w:t>
+      </w:r>
+      <w:r>
+        <w:rPr>
+          <w:rFonts w:ascii="Times New Roman" w:hAnsi="Times New Roman" w:eastAsia="MS Mincho"/>
+          <w:b w:val="0"/>
+          <w:i/>
+          <w:sz w:val="24"/>
+        </w:rPr>
+        <w:t>Restarting the Future: How to Fix the Intangible Economy</w:t>
+      </w:r>
+      <w:r>
+        <w:rPr>
+          <w:rFonts w:ascii="Times New Roman" w:hAnsi="Times New Roman" w:eastAsia="MS Mincho"/>
+          <w:b w:val="0"/>
+          <w:i w:val="0"/>
+          <w:sz w:val="24"/>
+        </w:rPr>
+        <w:t>. Princeton: Princeton University Press.</w:t>
       </w:r>
     </w:p>
     <w:p>
@@ -21456,7 +27882,25 @@
           <w:i w:val="0"/>
           <w:sz w:val="24"/>
         </w:rPr>
-        <w:t>HULTEN, C.R. (1992). Growth accounting when technical change is embodied in capital. American Economic Review 82, 964–980.</w:t>
+        <w:t xml:space="preserve">HULTEN, C.R. (1992). Growth accounting when technical change is embodied in capital. </w:t>
+      </w:r>
+      <w:r>
+        <w:rPr>
+          <w:rFonts w:ascii="Times New Roman" w:hAnsi="Times New Roman" w:eastAsia="MS Mincho"/>
+          <w:b w:val="0"/>
+          <w:i/>
+          <w:sz w:val="24"/>
+        </w:rPr>
+        <w:t>American Economic Review</w:t>
+      </w:r>
+      <w:r>
+        <w:rPr>
+          <w:rFonts w:ascii="Times New Roman" w:hAnsi="Times New Roman" w:eastAsia="MS Mincho"/>
+          <w:b w:val="0"/>
+          <w:i w:val="0"/>
+          <w:sz w:val="24"/>
+        </w:rPr>
+        <w:t xml:space="preserve"> 82, 964–980.</w:t>
       </w:r>
     </w:p>
     <w:p>
@@ -21486,7 +27930,25 @@
           <w:i w:val="0"/>
           <w:sz w:val="24"/>
         </w:rPr>
-        <w:t>JORGENSON, D.W. and GRILICHES, Z. (1967). The explanation of productivity change. Review of Economic Studies 34, 249–283.</w:t>
+        <w:t xml:space="preserve">JORGENSON, D.W. and GRILICHES, Z. (1967). The explanation of productivity change. </w:t>
+      </w:r>
+      <w:r>
+        <w:rPr>
+          <w:rFonts w:ascii="Times New Roman" w:hAnsi="Times New Roman" w:eastAsia="MS Mincho"/>
+          <w:b w:val="0"/>
+          <w:i/>
+          <w:sz w:val="24"/>
+        </w:rPr>
+        <w:t>Review of Economic Studies</w:t>
+      </w:r>
+      <w:r>
+        <w:rPr>
+          <w:rFonts w:ascii="Times New Roman" w:hAnsi="Times New Roman" w:eastAsia="MS Mincho"/>
+          <w:b w:val="0"/>
+          <w:i w:val="0"/>
+          <w:sz w:val="24"/>
+        </w:rPr>
+        <w:t xml:space="preserve"> 34, 249–283.</w:t>
       </w:r>
     </w:p>
     <w:p>
@@ -21501,7 +27963,25 @@
           <w:i w:val="0"/>
           <w:sz w:val="24"/>
         </w:rPr>
-        <w:t>JORGENSON, D.W. (2018). Production and welfare: progress in economic measurement. Journal of Economic Literature 56, 867–919.</w:t>
+        <w:t xml:space="preserve">JORGENSON, D.W. (2018). Production and welfare: progress in economic measurement. </w:t>
+      </w:r>
+      <w:r>
+        <w:rPr>
+          <w:rFonts w:ascii="Times New Roman" w:hAnsi="Times New Roman" w:eastAsia="MS Mincho"/>
+          <w:b w:val="0"/>
+          <w:i/>
+          <w:sz w:val="24"/>
+        </w:rPr>
+        <w:t>Journal of Economic Literature</w:t>
+      </w:r>
+      <w:r>
+        <w:rPr>
+          <w:rFonts w:ascii="Times New Roman" w:hAnsi="Times New Roman" w:eastAsia="MS Mincho"/>
+          <w:b w:val="0"/>
+          <w:i w:val="0"/>
+          <w:sz w:val="24"/>
+        </w:rPr>
+        <w:t xml:space="preserve"> 56, 867–919.</w:t>
       </w:r>
     </w:p>
     <w:p>
@@ -21516,7 +27996,25 @@
           <w:i w:val="0"/>
           <w:sz w:val="24"/>
         </w:rPr>
-        <w:t>JORGENSON, D.W., HO, M.S. and STIROH, K.J. (2018). Productivity, Vol. 3: Information Technology and the American Growth Resurgence. Cambridge, MA: MIT Press.</w:t>
+        <w:t xml:space="preserve">JORGENSON, D.W., HO, M.S. and STIROH, K.J. (2018). </w:t>
+      </w:r>
+      <w:r>
+        <w:rPr>
+          <w:rFonts w:ascii="Times New Roman" w:hAnsi="Times New Roman" w:eastAsia="MS Mincho"/>
+          <w:b w:val="0"/>
+          <w:i/>
+          <w:sz w:val="24"/>
+        </w:rPr>
+        <w:t>Productivity, Vol. 3: Information Technology and the American Growth Resurgence</w:t>
+      </w:r>
+      <w:r>
+        <w:rPr>
+          <w:rFonts w:ascii="Times New Roman" w:hAnsi="Times New Roman" w:eastAsia="MS Mincho"/>
+          <w:b w:val="0"/>
+          <w:i w:val="0"/>
+          <w:sz w:val="24"/>
+        </w:rPr>
+        <w:t>. Cambridge, MA: MIT Press.</w:t>
       </w:r>
     </w:p>
     <w:p>
@@ -21531,7 +28029,25 @@
           <w:i w:val="0"/>
           <w:sz w:val="24"/>
         </w:rPr>
-        <w:t>KABOSKI, J.P. (2005). Factor price uncertainty, technology choice and investment delay. Journal of Economic Dynamics and Control 29, 509–527.</w:t>
+        <w:t xml:space="preserve">KABOSKI, J.P. (2005). Factor price uncertainty, technology choice and investment delay. </w:t>
+      </w:r>
+      <w:r>
+        <w:rPr>
+          <w:rFonts w:ascii="Times New Roman" w:hAnsi="Times New Roman" w:eastAsia="MS Mincho"/>
+          <w:b w:val="0"/>
+          <w:i/>
+          <w:sz w:val="24"/>
+        </w:rPr>
+        <w:t>Journal of Economic Dynamics and Control</w:t>
+      </w:r>
+      <w:r>
+        <w:rPr>
+          <w:rFonts w:ascii="Times New Roman" w:hAnsi="Times New Roman" w:eastAsia="MS Mincho"/>
+          <w:b w:val="0"/>
+          <w:i w:val="0"/>
+          <w:sz w:val="24"/>
+        </w:rPr>
+        <w:t xml:space="preserve"> 29, 509–527.</w:t>
       </w:r>
     </w:p>
     <w:p>
@@ -21561,7 +28077,25 @@
           <w:i w:val="0"/>
           <w:sz w:val="24"/>
         </w:rPr>
-        <w:t>KOHLER, H.-P., BILLARI, F.C. and ORTEGA, J.A. (2002). The emergence of lowest-low fertility in Europe during the 1990s. Population and Development Review 28, 641–680.</w:t>
+        <w:t xml:space="preserve">KOHLER, H.-P., BILLARI, F.C. and ORTEGA, J.A. (2002). The emergence of lowest-low fertility in Europe during the 1990s. </w:t>
+      </w:r>
+      <w:r>
+        <w:rPr>
+          <w:rFonts w:ascii="Times New Roman" w:hAnsi="Times New Roman" w:eastAsia="MS Mincho"/>
+          <w:b w:val="0"/>
+          <w:i/>
+          <w:sz w:val="24"/>
+        </w:rPr>
+        <w:t>Population and Development Review</w:t>
+      </w:r>
+      <w:r>
+        <w:rPr>
+          <w:rFonts w:ascii="Times New Roman" w:hAnsi="Times New Roman" w:eastAsia="MS Mincho"/>
+          <w:b w:val="0"/>
+          <w:i w:val="0"/>
+          <w:sz w:val="24"/>
+        </w:rPr>
+        <w:t xml:space="preserve"> 28, 641–680.</w:t>
       </w:r>
     </w:p>
     <w:p>
@@ -21576,7 +28110,25 @@
           <w:i w:val="0"/>
           <w:sz w:val="24"/>
         </w:rPr>
-        <w:t>KYDLAND, F.E. and PRESCOTT, E.C. (1982). Time to build and aggregate fluctuations. Econometrica 50, 1345–1370.</w:t>
+        <w:t xml:space="preserve">KYDLAND, F.E. and PRESCOTT, E.C. (1982). Time to build and aggregate fluctuations. </w:t>
+      </w:r>
+      <w:r>
+        <w:rPr>
+          <w:rFonts w:ascii="Times New Roman" w:hAnsi="Times New Roman" w:eastAsia="MS Mincho"/>
+          <w:b w:val="0"/>
+          <w:i/>
+          <w:sz w:val="24"/>
+        </w:rPr>
+        <w:t>Econometrica</w:t>
+      </w:r>
+      <w:r>
+        <w:rPr>
+          <w:rFonts w:ascii="Times New Roman" w:hAnsi="Times New Roman" w:eastAsia="MS Mincho"/>
+          <w:b w:val="0"/>
+          <w:i w:val="0"/>
+          <w:sz w:val="24"/>
+        </w:rPr>
+        <w:t xml:space="preserve"> 50, 1345–1370.</w:t>
       </w:r>
     </w:p>
     <w:p>
@@ -21591,7 +28143,25 @@
           <w:i w:val="0"/>
           <w:sz w:val="24"/>
         </w:rPr>
-        <w:t>LANGE, G.-M., WODON, Q. and CAREY, K. (eds.) (2018). The Changing Wealth of Nations 2018: Building a Sustainable Future. Washington, DC: World Bank.</w:t>
+        <w:t xml:space="preserve">LANGE, G.-M., WODON, Q. and CAREY, K. (eds.) (2018). </w:t>
+      </w:r>
+      <w:r>
+        <w:rPr>
+          <w:rFonts w:ascii="Times New Roman" w:hAnsi="Times New Roman" w:eastAsia="MS Mincho"/>
+          <w:b w:val="0"/>
+          <w:i/>
+          <w:sz w:val="24"/>
+        </w:rPr>
+        <w:t>The Changing Wealth of Nations 2018: Building a Sustainable Future</w:t>
+      </w:r>
+      <w:r>
+        <w:rPr>
+          <w:rFonts w:ascii="Times New Roman" w:hAnsi="Times New Roman" w:eastAsia="MS Mincho"/>
+          <w:b w:val="0"/>
+          <w:i w:val="0"/>
+          <w:sz w:val="24"/>
+        </w:rPr>
+        <w:t>. Washington, DC: World Bank.</w:t>
       </w:r>
     </w:p>
     <w:p>
@@ -21606,7 +28176,25 @@
           <w:i w:val="0"/>
           <w:sz w:val="24"/>
         </w:rPr>
-        <w:t>MANAGI, S. and KUMAR, P. (eds.) (2018). Inclusive Wealth Report 2018. London: Routledge.</w:t>
+        <w:t xml:space="preserve">MANAGI, S. and KUMAR, P. (eds.) (2018). </w:t>
+      </w:r>
+      <w:r>
+        <w:rPr>
+          <w:rFonts w:ascii="Times New Roman" w:hAnsi="Times New Roman" w:eastAsia="MS Mincho"/>
+          <w:b w:val="0"/>
+          <w:i/>
+          <w:sz w:val="24"/>
+        </w:rPr>
+        <w:t>Inclusive Wealth Report 2018</w:t>
+      </w:r>
+      <w:r>
+        <w:rPr>
+          <w:rFonts w:ascii="Times New Roman" w:hAnsi="Times New Roman" w:eastAsia="MS Mincho"/>
+          <w:b w:val="0"/>
+          <w:i w:val="0"/>
+          <w:sz w:val="24"/>
+        </w:rPr>
+        <w:t>. London: Routledge.</w:t>
       </w:r>
     </w:p>
     <w:p>
@@ -21621,7 +28209,25 @@
           <w:i w:val="0"/>
           <w:sz w:val="24"/>
         </w:rPr>
-        <w:t>MAYER, T. (1960). Plant and equipment lead times. Journal of Business 33, 127–132.</w:t>
+        <w:t xml:space="preserve">MAYER, T. (1960). Plant and equipment lead times. </w:t>
+      </w:r>
+      <w:r>
+        <w:rPr>
+          <w:rFonts w:ascii="Times New Roman" w:hAnsi="Times New Roman" w:eastAsia="MS Mincho"/>
+          <w:b w:val="0"/>
+          <w:i/>
+          <w:sz w:val="24"/>
+        </w:rPr>
+        <w:t>Journal of Business</w:t>
+      </w:r>
+      <w:r>
+        <w:rPr>
+          <w:rFonts w:ascii="Times New Roman" w:hAnsi="Times New Roman" w:eastAsia="MS Mincho"/>
+          <w:b w:val="0"/>
+          <w:i w:val="0"/>
+          <w:sz w:val="24"/>
+        </w:rPr>
+        <w:t xml:space="preserve"> 33, 127–132.</w:t>
       </w:r>
     </w:p>
     <w:p>
@@ -21651,7 +28257,25 @@
           <w:i w:val="0"/>
           <w:sz w:val="24"/>
         </w:rPr>
-        <w:t>OECD (2013). Supporting Investment in Knowledge Capital, Growth and Innovation. Paris: OECD Publishing.</w:t>
+        <w:t xml:space="preserve">OECD (2013). </w:t>
+      </w:r>
+      <w:r>
+        <w:rPr>
+          <w:rFonts w:ascii="Times New Roman" w:hAnsi="Times New Roman" w:eastAsia="MS Mincho"/>
+          <w:b w:val="0"/>
+          <w:i/>
+          <w:sz w:val="24"/>
+        </w:rPr>
+        <w:t>Supporting Investment in Knowledge Capital, Growth and Innovation</w:t>
+      </w:r>
+      <w:r>
+        <w:rPr>
+          <w:rFonts w:ascii="Times New Roman" w:hAnsi="Times New Roman" w:eastAsia="MS Mincho"/>
+          <w:b w:val="0"/>
+          <w:i w:val="0"/>
+          <w:sz w:val="24"/>
+        </w:rPr>
+        <w:t>. Paris: OECD Publishing.</w:t>
       </w:r>
     </w:p>
     <w:p>
@@ -21666,7 +28290,25 @@
           <w:i w:val="0"/>
           <w:sz w:val="24"/>
         </w:rPr>
-        <w:t>ROTH, F. (2023). Intangible capital and productivity growth in the EU: a panel data perspective. Hamburg Discussion Papers in International Economics 13.</w:t>
+        <w:t xml:space="preserve">ROTH, F. (2023). Intangible capital and productivity growth in the EU: a panel data perspective. </w:t>
+      </w:r>
+      <w:r>
+        <w:rPr>
+          <w:rFonts w:ascii="Times New Roman" w:hAnsi="Times New Roman" w:eastAsia="MS Mincho"/>
+          <w:b w:val="0"/>
+          <w:i/>
+          <w:sz w:val="24"/>
+        </w:rPr>
+        <w:t>Hamburg Discussion Papers in International Economics</w:t>
+      </w:r>
+      <w:r>
+        <w:rPr>
+          <w:rFonts w:ascii="Times New Roman" w:hAnsi="Times New Roman" w:eastAsia="MS Mincho"/>
+          <w:b w:val="0"/>
+          <w:i w:val="0"/>
+          <w:sz w:val="24"/>
+        </w:rPr>
+        <w:t xml:space="preserve"> 13.</w:t>
       </w:r>
     </w:p>
     <w:p>
@@ -21681,7 +28323,25 @@
           <w:i w:val="0"/>
           <w:sz w:val="24"/>
         </w:rPr>
-        <w:t>SALOMON, J.A., WANG, H., FREEMAN, M.K., VOS, T., FLAXMAN, A.D., LOPEZ, A.D. and MURRAY, C.J.L. (2012). Healthy life expectancy for 187 countries, 1990–2010: a systematic analysis for the Global Burden Disease Study 2010. The Lancet 380, 2144–2162.</w:t>
+        <w:t xml:space="preserve">SALOMON, J.A., WANG, H., FREEMAN, M.K., VOS, T., FLAXMAN, A.D., LOPEZ, A.D. and MURRAY, C.J.L. (2012). Healthy life expectancy for 187 countries, 1990–2010: a systematic analysis for the Global Burden Disease Study 2010. </w:t>
+      </w:r>
+      <w:r>
+        <w:rPr>
+          <w:rFonts w:ascii="Times New Roman" w:hAnsi="Times New Roman" w:eastAsia="MS Mincho"/>
+          <w:b w:val="0"/>
+          <w:i/>
+          <w:sz w:val="24"/>
+        </w:rPr>
+        <w:t>The Lancet</w:t>
+      </w:r>
+      <w:r>
+        <w:rPr>
+          <w:rFonts w:ascii="Times New Roman" w:hAnsi="Times New Roman" w:eastAsia="MS Mincho"/>
+          <w:b w:val="0"/>
+          <w:i w:val="0"/>
+          <w:sz w:val="24"/>
+        </w:rPr>
+        <w:t xml:space="preserve"> 380, 2144–2162.</w:t>
       </w:r>
     </w:p>
     <w:p>
@@ -21696,7 +28356,25 @@
           <w:i w:val="0"/>
           <w:sz w:val="24"/>
         </w:rPr>
-        <w:t>SMETS, F. and WOUTERS, R. (2007). Shocks and frictions in US business cycles: a Bayesian DSGE approach. American Economic Review 97, 586–606.</w:t>
+        <w:t xml:space="preserve">SMETS, F. and WOUTERS, R. (2007). Shocks and frictions in US business cycles: a Bayesian DSGE approach. </w:t>
+      </w:r>
+      <w:r>
+        <w:rPr>
+          <w:rFonts w:ascii="Times New Roman" w:hAnsi="Times New Roman" w:eastAsia="MS Mincho"/>
+          <w:b w:val="0"/>
+          <w:i/>
+          <w:sz w:val="24"/>
+        </w:rPr>
+        <w:t>American Economic Review</w:t>
+      </w:r>
+      <w:r>
+        <w:rPr>
+          <w:rFonts w:ascii="Times New Roman" w:hAnsi="Times New Roman" w:eastAsia="MS Mincho"/>
+          <w:b w:val="0"/>
+          <w:i w:val="0"/>
+          <w:sz w:val="24"/>
+        </w:rPr>
+        <w:t xml:space="preserve"> 97, 586–606.</w:t>
       </w:r>
     </w:p>
     <w:p>
@@ -21711,7 +28389,25 @@
           <w:i w:val="0"/>
           <w:sz w:val="24"/>
         </w:rPr>
-        <w:t>SOLOW, R.M. (1957). Technical change and the aggregate production function. Review of Economics and Statistics 39, 312–320.</w:t>
+        <w:t xml:space="preserve">SOLOW, R.M. (1957). Technical change and the aggregate production function. </w:t>
+      </w:r>
+      <w:r>
+        <w:rPr>
+          <w:rFonts w:ascii="Times New Roman" w:hAnsi="Times New Roman" w:eastAsia="MS Mincho"/>
+          <w:b w:val="0"/>
+          <w:i/>
+          <w:sz w:val="24"/>
+        </w:rPr>
+        <w:t>Review of Economics and Statistics</w:t>
+      </w:r>
+      <w:r>
+        <w:rPr>
+          <w:rFonts w:ascii="Times New Roman" w:hAnsi="Times New Roman" w:eastAsia="MS Mincho"/>
+          <w:b w:val="0"/>
+          <w:i w:val="0"/>
+          <w:sz w:val="24"/>
+        </w:rPr>
+        <w:t xml:space="preserve"> 39, 312–320.</w:t>
       </w:r>
     </w:p>
     <w:p>
@@ -21726,7 +28422,25 @@
           <w:i w:val="0"/>
           <w:sz w:val="24"/>
         </w:rPr>
-        <w:t>STIGLITZ, J.E., SEN, A. and FITOUSSI, J.-P. (2009). Report by the Commission on the Measurement of Economic Performance and Social Progress. Paris.</w:t>
+        <w:t xml:space="preserve">STIGLITZ, J.E., SEN, A. and FITOUSSI, J.-P. (2009). </w:t>
+      </w:r>
+      <w:r>
+        <w:rPr>
+          <w:rFonts w:ascii="Times New Roman" w:hAnsi="Times New Roman" w:eastAsia="MS Mincho"/>
+          <w:b w:val="0"/>
+          <w:i/>
+          <w:sz w:val="24"/>
+        </w:rPr>
+        <w:t>Report by the Commission on the Measurement of Economic Performance and Social Progress</w:t>
+      </w:r>
+      <w:r>
+        <w:rPr>
+          <w:rFonts w:ascii="Times New Roman" w:hAnsi="Times New Roman" w:eastAsia="MS Mincho"/>
+          <w:b w:val="0"/>
+          <w:i w:val="0"/>
+          <w:sz w:val="24"/>
+        </w:rPr>
+        <w:t>. Paris.</w:t>
       </w:r>
     </w:p>
     <w:p>
@@ -21741,7 +28455,25 @@
           <w:i w:val="0"/>
           <w:sz w:val="24"/>
         </w:rPr>
-        <w:t>UNECE (2014). Framework and Suggested Indicators to Measure Sustainable Development. Geneva: United Nations.</w:t>
+        <w:t xml:space="preserve">UNECE (2014). </w:t>
+      </w:r>
+      <w:r>
+        <w:rPr>
+          <w:rFonts w:ascii="Times New Roman" w:hAnsi="Times New Roman" w:eastAsia="MS Mincho"/>
+          <w:b w:val="0"/>
+          <w:i/>
+          <w:sz w:val="24"/>
+        </w:rPr>
+        <w:t>Framework and Suggested Indicators to Measure Sustainable Development</w:t>
+      </w:r>
+      <w:r>
+        <w:rPr>
+          <w:rFonts w:ascii="Times New Roman" w:hAnsi="Times New Roman" w:eastAsia="MS Mincho"/>
+          <w:b w:val="0"/>
+          <w:i w:val="0"/>
+          <w:sz w:val="24"/>
+        </w:rPr>
+        <w:t>. Geneva: United Nations.</w:t>
       </w:r>
     </w:p>
     <w:sectPr>

--- a/gdp_tempo_paper/manuscript/manuscript_ja.docx
+++ b/gdp_tempo_paper/manuscript/manuscript_ja.docx
@@ -4,8 +4,7 @@
   <w:body>
     <w:p>
       <w:pPr>
-        <w:spacing w:before="360" w:after="120" w:line="480" w:lineRule="auto"/>
-        <w:jc w:val="center"/>
+        <w:spacing w:before="360" w:after="120" w:line="360" w:lineRule="auto"/>
       </w:pPr>
       <w:r>
         <w:rPr>
@@ -19,7 +18,7 @@
     </w:p>
     <w:p>
       <w:pPr>
-        <w:spacing w:after="120" w:line="480" w:lineRule="auto"/>
+        <w:spacing w:after="120" w:line="360" w:lineRule="auto"/>
         <w:ind w:firstLine="480"/>
       </w:pPr>
       <w:r>
@@ -34,7 +33,7 @@
     </w:p>
     <w:p>
       <w:pPr>
-        <w:spacing w:after="120" w:line="480" w:lineRule="auto"/>
+        <w:spacing w:after="120" w:line="360" w:lineRule="auto"/>
         <w:ind w:firstLine="480"/>
       </w:pPr>
       <w:r>
@@ -49,7 +48,7 @@
     </w:p>
     <w:p>
       <w:pPr>
-        <w:spacing w:after="120" w:line="480" w:lineRule="auto"/>
+        <w:spacing w:after="120" w:line="360" w:lineRule="auto"/>
         <w:ind w:firstLine="480"/>
       </w:pPr>
       <w:r>
@@ -64,7 +63,7 @@
     </w:p>
     <w:p>
       <w:pPr>
-        <w:spacing w:after="120" w:line="480" w:lineRule="auto"/>
+        <w:spacing w:after="120" w:line="360" w:lineRule="auto"/>
         <w:ind w:firstLine="480"/>
       </w:pPr>
       <w:r>
@@ -79,7 +78,7 @@
     </w:p>
     <w:p>
       <w:pPr>
-        <w:spacing w:after="120" w:line="480" w:lineRule="auto"/>
+        <w:spacing w:after="120" w:line="360" w:lineRule="auto"/>
         <w:ind w:firstLine="480"/>
       </w:pPr>
       <w:r>
@@ -103,7 +102,7 @@
     </w:p>
     <w:p>
       <w:pPr>
-        <w:spacing w:after="120" w:line="480" w:lineRule="auto"/>
+        <w:spacing w:after="120" w:line="360" w:lineRule="auto"/>
         <w:ind w:firstLine="480"/>
       </w:pPr>
       <w:r>
@@ -127,7 +126,7 @@
     </w:p>
     <w:p>
       <w:pPr>
-        <w:spacing w:after="120" w:line="480" w:lineRule="auto"/>
+        <w:spacing w:after="120" w:line="360" w:lineRule="auto"/>
         <w:ind w:firstLine="480"/>
       </w:pPr>
       <w:r>
@@ -142,7 +141,7 @@
     </w:p>
     <w:p>
       <w:pPr>
-        <w:spacing w:after="120" w:line="480" w:lineRule="auto"/>
+        <w:spacing w:after="120" w:line="360" w:lineRule="auto"/>
         <w:ind w:firstLine="480"/>
       </w:pPr>
       <w:r>
@@ -166,7 +165,7 @@
     </w:p>
     <w:p>
       <w:pPr>
-        <w:spacing w:after="120" w:line="480" w:lineRule="auto"/>
+        <w:spacing w:after="120" w:line="360" w:lineRule="auto"/>
         <w:ind w:firstLine="480"/>
       </w:pPr>
       <w:r>
@@ -190,7 +189,7 @@
     </w:p>
     <w:p>
       <w:pPr>
-        <w:spacing w:after="120" w:line="480" w:lineRule="auto"/>
+        <w:spacing w:after="120" w:line="360" w:lineRule="auto"/>
         <w:ind w:firstLine="480"/>
       </w:pPr>
       <w:r>
@@ -214,7 +213,7 @@
     </w:p>
     <w:p>
       <w:pPr>
-        <w:spacing w:after="120" w:line="480" w:lineRule="auto"/>
+        <w:spacing w:after="120" w:line="360" w:lineRule="auto"/>
         <w:ind w:firstLine="480"/>
       </w:pPr>
       <w:r>
@@ -238,7 +237,7 @@
     </w:p>
     <w:p>
       <w:pPr>
-        <w:spacing w:after="120" w:line="480" w:lineRule="auto"/>
+        <w:spacing w:after="120" w:line="360" w:lineRule="auto"/>
         <w:ind w:firstLine="480"/>
       </w:pPr>
       <w:r>
@@ -334,7 +333,7 @@
     </w:p>
     <w:p>
       <w:pPr>
-        <w:spacing w:after="120" w:line="480" w:lineRule="auto"/>
+        <w:spacing w:after="120" w:line="360" w:lineRule="auto"/>
         <w:ind w:firstLine="480"/>
       </w:pPr>
       <w:r>
@@ -358,7 +357,7 @@
     </w:p>
     <w:p>
       <w:pPr>
-        <w:spacing w:after="120" w:line="480" w:lineRule="auto"/>
+        <w:spacing w:after="120" w:line="360" w:lineRule="auto"/>
         <w:ind w:firstLine="480"/>
       </w:pPr>
       <w:r>
@@ -382,8 +381,7 @@
     </w:p>
     <w:p>
       <w:pPr>
-        <w:spacing w:before="360" w:after="120" w:line="480" w:lineRule="auto"/>
-        <w:jc w:val="center"/>
+        <w:spacing w:before="360" w:after="120" w:line="360" w:lineRule="auto"/>
       </w:pPr>
       <w:r>
         <w:rPr>
@@ -397,7 +395,7 @@
     </w:p>
     <w:p>
       <w:pPr>
-        <w:spacing w:after="120" w:line="480" w:lineRule="auto"/>
+        <w:spacing w:after="120" w:line="360" w:lineRule="auto"/>
         <w:ind w:firstLine="480"/>
       </w:pPr>
       <w:r>
@@ -412,7 +410,7 @@
     </w:p>
     <w:p>
       <w:pPr>
-        <w:spacing w:after="120" w:line="480" w:lineRule="auto"/>
+        <w:spacing w:after="120" w:line="360" w:lineRule="auto"/>
         <w:ind w:firstLine="480"/>
       </w:pPr>
       <w:r>
@@ -517,7 +515,7 @@
     </w:p>
     <w:p>
       <w:pPr>
-        <w:spacing w:after="120" w:line="480" w:lineRule="auto"/>
+        <w:spacing w:after="120" w:line="360" w:lineRule="auto"/>
         <w:ind w:firstLine="480"/>
       </w:pPr>
       <w:r>
@@ -532,7 +530,7 @@
     </w:p>
     <w:p>
       <w:pPr>
-        <w:spacing w:after="120" w:line="480" w:lineRule="auto"/>
+        <w:spacing w:after="120" w:line="360" w:lineRule="auto"/>
         <w:ind w:firstLine="480"/>
       </w:pPr>
       <w:r>
@@ -601,7 +599,7 @@
     </w:p>
     <w:p>
       <w:pPr>
-        <w:spacing w:after="120" w:line="480" w:lineRule="auto"/>
+        <w:spacing w:after="120" w:line="360" w:lineRule="auto"/>
         <w:ind w:firstLine="480"/>
       </w:pPr>
       <w:r>
@@ -611,13 +609,12 @@
           <w:i w:val="0"/>
           <w:sz w:val="24"/>
         </w:rPr>
-        <w:t>以降の構成は次の通り。第 II 節で関連文献を整理し、第 III 節で理論モデルを、第 IV 節でデータと推定手法および五つのモデル M0–M4 を、第 V 節でソロー残差分解と反事実的国富シミュレーションを含む結果を報告する。第 VI 節で政策含意と Beyond-GDP 議論を議論し、第 VII 節で結論を述べる。</w:t>
+        <w:t>以降の構成は次の通り。第 2 節で関連文献を整理し、第 3 節で理論モデルを、第 4 節でデータと推定手法および五つのモデル M0–M4 を、第 5 節でソロー残差分解と反事実的国富シミュレーションを含む結果を報告する。第 6 節で政策含意と Beyond-GDP 議論を議論し、第 7 節で結論を述べる。</w:t>
       </w:r>
     </w:p>
     <w:p>
       <w:pPr>
-        <w:spacing w:before="360" w:after="120" w:line="480" w:lineRule="auto"/>
-        <w:jc w:val="center"/>
+        <w:spacing w:before="360" w:after="120" w:line="360" w:lineRule="auto"/>
       </w:pPr>
       <w:r>
         <w:rPr>
@@ -626,12 +623,12 @@
           <w:i w:val="0"/>
           <w:sz w:val="28"/>
         </w:rPr>
-        <w:t>II 先行研究</w:t>
+        <w:t>2 先行研究</w:t>
       </w:r>
     </w:p>
     <w:p>
       <w:pPr>
-        <w:spacing w:after="120" w:line="480" w:lineRule="auto"/>
+        <w:spacing w:after="120" w:line="360" w:lineRule="auto"/>
         <w:ind w:firstLine="480"/>
       </w:pPr>
       <w:r>
@@ -709,7 +706,7 @@
     </w:p>
     <w:p>
       <w:pPr>
-        <w:spacing w:after="120" w:line="480" w:lineRule="auto"/>
+        <w:spacing w:after="120" w:line="360" w:lineRule="auto"/>
         <w:ind w:firstLine="480"/>
       </w:pPr>
       <w:r>
@@ -764,12 +761,12 @@
           <w:i w:val="0"/>
           <w:sz w:val="24"/>
         </w:rPr>
-        <w:t xml:space="preserve"> は国別パラメータであるべきであり、本稿の第 IV 節でもそのように扱う。</w:t>
+        <w:t xml:space="preserve"> は国別パラメータであるべきであり、本稿の第 4 節でもそのように扱う。</w:t>
       </w:r>
     </w:p>
     <w:p>
       <w:pPr>
-        <w:spacing w:after="120" w:line="480" w:lineRule="auto"/>
+        <w:spacing w:after="120" w:line="360" w:lineRule="auto"/>
         <w:ind w:firstLine="480"/>
       </w:pPr>
       <w:r>
@@ -793,7 +790,7 @@
     </w:p>
     <w:p>
       <w:pPr>
-        <w:spacing w:after="120" w:line="480" w:lineRule="auto"/>
+        <w:spacing w:after="120" w:line="360" w:lineRule="auto"/>
         <w:ind w:firstLine="480"/>
       </w:pPr>
       <w:r>
@@ -898,7 +895,7 @@
     </w:p>
     <w:p>
       <w:pPr>
-        <w:spacing w:after="120" w:line="480" w:lineRule="auto"/>
+        <w:spacing w:after="120" w:line="360" w:lineRule="auto"/>
         <w:ind w:firstLine="480"/>
       </w:pPr>
       <w:r>
@@ -978,7 +975,7 @@
     </w:p>
     <w:p>
       <w:pPr>
-        <w:spacing w:after="120" w:line="480" w:lineRule="auto"/>
+        <w:spacing w:after="120" w:line="360" w:lineRule="auto"/>
         <w:ind w:firstLine="480"/>
       </w:pPr>
       <w:r>
@@ -1002,8 +999,7 @@
     </w:p>
     <w:p>
       <w:pPr>
-        <w:spacing w:before="360" w:after="120" w:line="480" w:lineRule="auto"/>
-        <w:jc w:val="center"/>
+        <w:spacing w:before="360" w:after="120" w:line="360" w:lineRule="auto"/>
       </w:pPr>
       <w:r>
         <w:rPr>
@@ -1012,12 +1008,12 @@
           <w:i w:val="0"/>
           <w:sz w:val="28"/>
         </w:rPr>
-        <w:t>III 理論</w:t>
+        <w:t>3 理論</w:t>
       </w:r>
     </w:p>
     <w:p>
       <w:pPr>
-        <w:spacing w:before="360" w:after="120" w:line="480" w:lineRule="auto"/>
+        <w:spacing w:before="360" w:after="120" w:line="360" w:lineRule="auto"/>
       </w:pPr>
       <w:r>
         <w:rPr>
@@ -1026,12 +1022,12 @@
           <w:i w:val="0"/>
           <w:sz w:val="24"/>
         </w:rPr>
-        <w:t>III.1 テンポ付きフロー側生産関数</w:t>
+        <w:t>3.1 テンポ付きフロー側生産関数</w:t>
       </w:r>
     </w:p>
     <w:p>
       <w:pPr>
-        <w:spacing w:after="120" w:line="480" w:lineRule="auto"/>
+        <w:spacing w:after="120" w:line="360" w:lineRule="auto"/>
         <w:ind w:firstLine="480"/>
       </w:pPr>
       <w:r>
@@ -1046,7 +1042,7 @@
     </w:p>
     <w:p>
       <w:pPr>
-        <w:spacing w:before="240" w:after="240" w:line="480" w:lineRule="auto"/>
+        <w:spacing w:before="240" w:after="240" w:line="360" w:lineRule="auto"/>
         <w:ind w:firstLine="0"/>
         <w:jc w:val="center"/>
         <w:tabs>
@@ -1168,7 +1164,7 @@
     </w:p>
     <w:p>
       <w:pPr>
-        <w:spacing w:after="120" w:line="480" w:lineRule="auto"/>
+        <w:spacing w:after="120" w:line="360" w:lineRule="auto"/>
         <w:ind w:firstLine="480"/>
       </w:pPr>
       <w:r>
@@ -1183,7 +1179,7 @@
     </w:p>
     <w:p>
       <w:pPr>
-        <w:spacing w:before="240" w:after="240" w:line="480" w:lineRule="auto"/>
+        <w:spacing w:before="240" w:after="240" w:line="360" w:lineRule="auto"/>
         <w:ind w:firstLine="0"/>
         <w:jc w:val="center"/>
         <w:tabs>
@@ -1358,7 +1354,7 @@
     </w:p>
     <w:p>
       <w:pPr>
-        <w:spacing w:after="120" w:line="480" w:lineRule="auto"/>
+        <w:spacing w:after="120" w:line="360" w:lineRule="auto"/>
         <w:ind w:firstLine="480"/>
       </w:pPr>
       <w:r>
@@ -1564,7 +1560,7 @@
     </w:p>
     <w:p>
       <w:pPr>
-        <w:spacing w:before="240" w:after="240" w:line="480" w:lineRule="auto"/>
+        <w:spacing w:before="240" w:after="240" w:line="360" w:lineRule="auto"/>
         <w:ind w:firstLine="0"/>
         <w:jc w:val="center"/>
         <w:tabs>
@@ -1646,7 +1642,7 @@
     </w:p>
     <w:p>
       <w:pPr>
-        <w:spacing w:after="120" w:line="480" w:lineRule="auto"/>
+        <w:spacing w:after="120" w:line="360" w:lineRule="auto"/>
         <w:ind w:firstLine="480"/>
       </w:pPr>
       <w:r>
@@ -1715,7 +1711,7 @@
     </w:p>
     <w:p>
       <w:pPr>
-        <w:spacing w:before="360" w:after="120" w:line="480" w:lineRule="auto"/>
+        <w:spacing w:before="360" w:after="120" w:line="360" w:lineRule="auto"/>
       </w:pPr>
       <w:r>
         <w:rPr>
@@ -1724,12 +1720,12 @@
           <w:i w:val="0"/>
           <w:sz w:val="24"/>
         </w:rPr>
-        <w:t>III.2 ストック側の無形資本：忘れられた β</w:t>
+        <w:t>3.2 ストック側の無形資本：忘れられた β</w:t>
       </w:r>
     </w:p>
     <w:p>
       <w:pPr>
-        <w:spacing w:after="120" w:line="480" w:lineRule="auto"/>
+        <w:spacing w:after="120" w:line="360" w:lineRule="auto"/>
         <w:ind w:firstLine="480"/>
       </w:pPr>
       <w:r>
@@ -1837,7 +1833,7 @@
     </w:p>
     <w:p>
       <w:pPr>
-        <w:spacing w:before="240" w:after="240" w:line="480" w:lineRule="auto"/>
+        <w:spacing w:before="240" w:after="240" w:line="360" w:lineRule="auto"/>
         <w:ind w:firstLine="0"/>
         <w:jc w:val="center"/>
         <w:tabs>
@@ -2041,7 +2037,7 @@
     </w:p>
     <w:p>
       <w:pPr>
-        <w:spacing w:after="120" w:line="480" w:lineRule="auto"/>
+        <w:spacing w:after="120" w:line="360" w:lineRule="auto"/>
         <w:ind w:firstLine="480"/>
       </w:pPr>
       <w:r>
@@ -2128,7 +2124,7 @@
     </w:p>
     <w:p>
       <w:pPr>
-        <w:spacing w:before="360" w:after="120" w:line="480" w:lineRule="auto"/>
+        <w:spacing w:before="360" w:after="120" w:line="360" w:lineRule="auto"/>
       </w:pPr>
       <w:r>
         <w:rPr>
@@ -2137,12 +2133,12 @@
           <w:i w:val="0"/>
           <w:sz w:val="24"/>
         </w:rPr>
-        <w:t>III.3 統合恒等式：フロー＝ストック同時損失関数</w:t>
+        <w:t>3.3 統合恒等式：フロー＝ストック同時損失関数</w:t>
       </w:r>
     </w:p>
     <w:p>
       <w:pPr>
-        <w:spacing w:after="120" w:line="480" w:lineRule="auto"/>
+        <w:spacing w:after="120" w:line="360" w:lineRule="auto"/>
         <w:ind w:firstLine="480"/>
       </w:pPr>
       <w:r>
@@ -2175,7 +2171,7 @@
     </w:p>
     <w:p>
       <w:pPr>
-        <w:spacing w:before="240" w:after="240" w:line="480" w:lineRule="auto"/>
+        <w:spacing w:before="240" w:after="240" w:line="360" w:lineRule="auto"/>
         <w:ind w:firstLine="0"/>
         <w:jc w:val="center"/>
         <w:tabs>
@@ -2240,7 +2236,7 @@
     </w:p>
     <w:p>
       <w:pPr>
-        <w:spacing w:after="120" w:line="480" w:lineRule="auto"/>
+        <w:spacing w:after="120" w:line="360" w:lineRule="auto"/>
         <w:ind w:firstLine="480"/>
       </w:pPr>
       <w:r>
@@ -2291,7 +2287,7 @@
     </w:p>
     <w:p>
       <w:pPr>
-        <w:spacing w:before="240" w:after="240" w:line="480" w:lineRule="auto"/>
+        <w:spacing w:before="240" w:after="240" w:line="360" w:lineRule="auto"/>
         <w:ind w:firstLine="0"/>
         <w:jc w:val="center"/>
         <w:tabs>
@@ -2511,7 +2507,7 @@
     </w:p>
     <w:p>
       <w:pPr>
-        <w:spacing w:after="120" w:line="480" w:lineRule="auto"/>
+        <w:spacing w:after="120" w:line="360" w:lineRule="auto"/>
         <w:ind w:firstLine="480"/>
       </w:pPr>
       <w:r>
@@ -2775,7 +2771,7 @@
     </w:p>
     <w:p>
       <w:pPr>
-        <w:spacing w:before="360" w:after="120" w:line="480" w:lineRule="auto"/>
+        <w:spacing w:before="360" w:after="120" w:line="360" w:lineRule="auto"/>
       </w:pPr>
       <w:r>
         <w:rPr>
@@ -2784,12 +2780,12 @@
           <w:i w:val="0"/>
           <w:sz w:val="24"/>
         </w:rPr>
-        <w:t>III.4 人口と資本の量・テンポ対応</w:t>
+        <w:t>3.4 人口と資本の量・テンポ対応</w:t>
       </w:r>
     </w:p>
     <w:p>
       <w:pPr>
-        <w:spacing w:after="120" w:line="480" w:lineRule="auto"/>
+        <w:spacing w:after="120" w:line="360" w:lineRule="auto"/>
         <w:ind w:firstLine="480"/>
       </w:pPr>
       <w:r>
@@ -2822,7 +2818,7 @@
     </w:p>
     <w:p>
       <w:pPr>
-        <w:spacing w:before="360" w:after="120" w:line="480" w:lineRule="auto"/>
+        <w:spacing w:before="360" w:after="120" w:line="360" w:lineRule="auto"/>
       </w:pPr>
       <w:r>
         <w:rPr>
@@ -2831,12 +2827,12 @@
           <w:i w:val="0"/>
           <w:sz w:val="24"/>
         </w:rPr>
-        <w:t>III.5 関係型PIM：資本会計のためのBrassモデル</w:t>
+        <w:t>3.5 関係型PIM：資本会計のためのBrassモデル</w:t>
       </w:r>
     </w:p>
     <w:p>
       <w:pPr>
-        <w:spacing w:after="120" w:line="480" w:lineRule="auto"/>
+        <w:spacing w:after="120" w:line="360" w:lineRule="auto"/>
         <w:ind w:firstLine="480"/>
       </w:pPr>
       <w:r>
@@ -2943,7 +2939,7 @@
     </w:p>
     <w:p>
       <w:pPr>
-        <w:spacing w:before="240" w:after="240" w:line="480" w:lineRule="auto"/>
+        <w:spacing w:before="240" w:after="240" w:line="360" w:lineRule="auto"/>
         <w:ind w:firstLine="0"/>
         <w:jc w:val="center"/>
         <w:tabs>
@@ -3072,7 +3068,7 @@
     </w:p>
     <w:p>
       <w:pPr>
-        <w:spacing w:after="120" w:line="480" w:lineRule="auto"/>
+        <w:spacing w:after="120" w:line="360" w:lineRule="auto"/>
         <w:ind w:firstLine="480"/>
       </w:pPr>
       <w:r>
@@ -3123,7 +3119,7 @@
     </w:p>
     <w:p>
       <w:pPr>
-        <w:spacing w:after="120" w:line="480" w:lineRule="auto"/>
+        <w:spacing w:after="120" w:line="360" w:lineRule="auto"/>
         <w:ind w:left="720" w:hanging="360"/>
       </w:pPr>
       <w:r>
@@ -3183,7 +3179,7 @@
     </w:p>
     <w:p>
       <w:pPr>
-        <w:spacing w:after="120" w:line="480" w:lineRule="auto"/>
+        <w:spacing w:after="120" w:line="360" w:lineRule="auto"/>
         <w:ind w:left="720" w:hanging="360"/>
       </w:pPr>
       <w:r>
@@ -3261,7 +3257,7 @@
     </w:p>
     <w:p>
       <w:pPr>
-        <w:spacing w:after="120" w:line="480" w:lineRule="auto"/>
+        <w:spacing w:after="120" w:line="360" w:lineRule="auto"/>
         <w:ind w:left="720" w:hanging="360"/>
       </w:pPr>
       <w:r>
@@ -3303,7 +3299,7 @@
     </w:p>
     <w:p>
       <w:pPr>
-        <w:spacing w:after="120" w:line="480" w:lineRule="auto"/>
+        <w:spacing w:after="120" w:line="360" w:lineRule="auto"/>
         <w:ind w:firstLine="480"/>
       </w:pPr>
       <w:r>
@@ -3372,8 +3368,7 @@
     </w:p>
     <w:p>
       <w:pPr>
-        <w:spacing w:before="360" w:after="120" w:line="480" w:lineRule="auto"/>
-        <w:jc w:val="center"/>
+        <w:spacing w:before="360" w:after="120" w:line="360" w:lineRule="auto"/>
       </w:pPr>
       <w:r>
         <w:rPr>
@@ -3382,12 +3377,12 @@
           <w:i w:val="0"/>
           <w:sz w:val="28"/>
         </w:rPr>
-        <w:t>IV データと手法</w:t>
+        <w:t>4 データと手法</w:t>
       </w:r>
     </w:p>
     <w:p>
       <w:pPr>
-        <w:spacing w:before="360" w:after="120" w:line="480" w:lineRule="auto"/>
+        <w:spacing w:before="360" w:after="120" w:line="360" w:lineRule="auto"/>
       </w:pPr>
       <w:r>
         <w:rPr>
@@ -3396,12 +3391,12 @@
           <w:i w:val="0"/>
           <w:sz w:val="24"/>
         </w:rPr>
-        <w:t>IV.1 データ</w:t>
+        <w:t>4.1 データ</w:t>
       </w:r>
     </w:p>
     <w:p>
       <w:pPr>
-        <w:spacing w:after="120" w:line="480" w:lineRule="auto"/>
+        <w:spacing w:after="120" w:line="360" w:lineRule="auto"/>
         <w:ind w:firstLine="480"/>
       </w:pPr>
       <w:r>
@@ -3687,7 +3682,7 @@
     </w:p>
     <w:p>
       <w:pPr>
-        <w:spacing w:after="120" w:line="480" w:lineRule="auto"/>
+        <w:spacing w:after="120" w:line="360" w:lineRule="auto"/>
         <w:ind w:firstLine="480"/>
       </w:pPr>
       <w:r>
@@ -3702,7 +3697,7 @@
     </w:p>
     <w:p>
       <w:pPr>
-        <w:spacing w:before="360" w:after="120" w:line="480" w:lineRule="auto"/>
+        <w:spacing w:before="360" w:after="120" w:line="360" w:lineRule="auto"/>
       </w:pPr>
       <w:r>
         <w:rPr>
@@ -3711,12 +3706,12 @@
           <w:i w:val="0"/>
           <w:sz w:val="24"/>
         </w:rPr>
-        <w:t>IV.2 モデル M0–M4</w:t>
+        <w:t>4.2 モデル M0–M4</w:t>
       </w:r>
     </w:p>
     <w:p>
       <w:pPr>
-        <w:spacing w:after="120" w:line="480" w:lineRule="auto"/>
+        <w:spacing w:after="120" w:line="360" w:lineRule="auto"/>
         <w:ind w:firstLine="480"/>
       </w:pPr>
       <w:r>
@@ -3731,7 +3726,7 @@
     </w:p>
     <w:p>
       <w:pPr>
-        <w:spacing w:after="120" w:line="480" w:lineRule="auto"/>
+        <w:spacing w:after="120" w:line="360" w:lineRule="auto"/>
         <w:ind w:left="720" w:hanging="360"/>
       </w:pPr>
       <w:r>
@@ -3819,7 +3814,7 @@
     </w:p>
     <w:p>
       <w:pPr>
-        <w:spacing w:after="120" w:line="480" w:lineRule="auto"/>
+        <w:spacing w:after="120" w:line="360" w:lineRule="auto"/>
         <w:ind w:left="720" w:hanging="360"/>
       </w:pPr>
       <w:r>
@@ -3888,7 +3883,7 @@
     </w:p>
     <w:p>
       <w:pPr>
-        <w:spacing w:after="120" w:line="480" w:lineRule="auto"/>
+        <w:spacing w:after="120" w:line="360" w:lineRule="auto"/>
         <w:ind w:left="720" w:hanging="360"/>
       </w:pPr>
       <w:r>
@@ -3975,7 +3970,7 @@
     </w:p>
     <w:p>
       <w:pPr>
-        <w:spacing w:after="120" w:line="480" w:lineRule="auto"/>
+        <w:spacing w:after="120" w:line="360" w:lineRule="auto"/>
         <w:ind w:left="720" w:hanging="360"/>
       </w:pPr>
       <w:r>
@@ -4045,7 +4040,7 @@
     </w:p>
     <w:p>
       <w:pPr>
-        <w:spacing w:after="120" w:line="480" w:lineRule="auto"/>
+        <w:spacing w:after="120" w:line="360" w:lineRule="auto"/>
         <w:ind w:left="720" w:hanging="360"/>
       </w:pPr>
       <w:r>
@@ -4073,7 +4068,7 @@
           <w:i w:val="0"/>
           <w:sz w:val="24"/>
         </w:rPr>
-        <w:t>: 同時同定（III.3 節）。(2) を (</w:t>
+        <w:t>: 同時同定（3.3 節）。(2) を (</w:t>
       </w:r>
       <w:r>
         <w:rPr>
@@ -4114,7 +4109,7 @@
     </w:p>
     <w:p>
       <w:pPr>
-        <w:spacing w:after="120" w:line="480" w:lineRule="auto"/>
+        <w:spacing w:after="120" w:line="360" w:lineRule="auto"/>
         <w:ind w:firstLine="480"/>
       </w:pPr>
       <w:r>
@@ -4129,7 +4124,7 @@
     </w:p>
     <w:p>
       <w:pPr>
-        <w:spacing w:after="120" w:line="480" w:lineRule="auto"/>
+        <w:spacing w:after="120" w:line="360" w:lineRule="auto"/>
         <w:ind w:left="720" w:hanging="360"/>
       </w:pPr>
       <w:r>
@@ -4162,7 +4157,7 @@
     </w:p>
     <w:p>
       <w:pPr>
-        <w:spacing w:after="120" w:line="480" w:lineRule="auto"/>
+        <w:spacing w:after="120" w:line="360" w:lineRule="auto"/>
         <w:ind w:left="720" w:hanging="360"/>
       </w:pPr>
       <w:r>
@@ -4195,7 +4190,7 @@
     </w:p>
     <w:p>
       <w:pPr>
-        <w:spacing w:after="120" w:line="480" w:lineRule="auto"/>
+        <w:spacing w:after="120" w:line="360" w:lineRule="auto"/>
         <w:ind w:left="720" w:hanging="360"/>
       </w:pPr>
       <w:r>
@@ -4228,7 +4223,7 @@
     </w:p>
     <w:p>
       <w:pPr>
-        <w:spacing w:before="360" w:after="120" w:line="480" w:lineRule="auto"/>
+        <w:spacing w:before="360" w:after="120" w:line="360" w:lineRule="auto"/>
       </w:pPr>
       <w:r>
         <w:rPr>
@@ -4237,12 +4232,12 @@
           <w:i w:val="0"/>
           <w:sz w:val="24"/>
         </w:rPr>
-        <w:t>IV.3 推定手順とグリッド探索</w:t>
+        <w:t>4.3 推定手順とグリッド探索</w:t>
       </w:r>
     </w:p>
     <w:p>
       <w:pPr>
-        <w:spacing w:after="120" w:line="480" w:lineRule="auto"/>
+        <w:spacing w:after="120" w:line="360" w:lineRule="auto"/>
         <w:ind w:firstLine="480"/>
       </w:pPr>
       <w:r>
@@ -4347,7 +4342,7 @@
     </w:p>
     <w:p>
       <w:pPr>
-        <w:spacing w:before="360" w:after="120" w:line="480" w:lineRule="auto"/>
+        <w:spacing w:before="360" w:after="120" w:line="360" w:lineRule="auto"/>
       </w:pPr>
       <w:r>
         <w:rPr>
@@ -4356,12 +4351,12 @@
           <w:i w:val="0"/>
           <w:sz w:val="24"/>
         </w:rPr>
-        <w:t>IV.4 ブートストラップ信頼区間</w:t>
+        <w:t>4.4 ブートストラップ信頼区間</w:t>
       </w:r>
     </w:p>
     <w:p>
       <w:pPr>
-        <w:spacing w:after="120" w:line="480" w:lineRule="auto"/>
+        <w:spacing w:after="120" w:line="360" w:lineRule="auto"/>
         <w:ind w:firstLine="480"/>
       </w:pPr>
       <w:r>
@@ -4561,7 +4556,7 @@
     </w:p>
     <w:p>
       <w:pPr>
-        <w:spacing w:before="360" w:after="120" w:line="480" w:lineRule="auto"/>
+        <w:spacing w:before="360" w:after="120" w:line="360" w:lineRule="auto"/>
       </w:pPr>
       <w:r>
         <w:rPr>
@@ -4570,12 +4565,12 @@
           <w:i w:val="0"/>
           <w:sz w:val="24"/>
         </w:rPr>
-        <w:t>IV.5 γ_price 感度</w:t>
+        <w:t>4.5 γ_price 感度</w:t>
       </w:r>
     </w:p>
     <w:p>
       <w:pPr>
-        <w:spacing w:after="120" w:line="480" w:lineRule="auto"/>
+        <w:spacing w:after="120" w:line="360" w:lineRule="auto"/>
         <w:ind w:firstLine="480"/>
       </w:pPr>
       <w:r>
@@ -4794,8 +4789,7 @@
     </w:p>
     <w:p>
       <w:pPr>
-        <w:spacing w:before="360" w:after="120" w:line="480" w:lineRule="auto"/>
-        <w:jc w:val="center"/>
+        <w:spacing w:before="360" w:after="120" w:line="360" w:lineRule="auto"/>
       </w:pPr>
       <w:r>
         <w:rPr>
@@ -4804,12 +4798,12 @@
           <w:i w:val="0"/>
           <w:sz w:val="28"/>
         </w:rPr>
-        <w:t>V 結果</w:t>
+        <w:t>5 結果</w:t>
       </w:r>
     </w:p>
     <w:p>
       <w:pPr>
-        <w:spacing w:before="360" w:after="120" w:line="480" w:lineRule="auto"/>
+        <w:spacing w:before="360" w:after="120" w:line="360" w:lineRule="auto"/>
       </w:pPr>
       <w:r>
         <w:rPr>
@@ -4818,7 +4812,7 @@
           <w:i w:val="0"/>
           <w:sz w:val="24"/>
         </w:rPr>
-        <w:t>V.1 標本内パラメータ分布と当てはめ</w:t>
+        <w:t>5.1 標本内パラメータ分布と当てはめ</w:t>
       </w:r>
     </w:p>
     <w:p>
@@ -5565,7 +5559,7 @@
     </w:tbl>
     <w:p>
       <w:pPr>
-        <w:spacing w:after="120" w:line="480" w:lineRule="auto"/>
+        <w:spacing w:after="120" w:line="360" w:lineRule="auto"/>
         <w:ind w:firstLine="480"/>
       </w:pPr>
       <w:r>
@@ -5706,7 +5700,7 @@
     </w:p>
     <w:p>
       <w:pPr>
-        <w:spacing w:before="360" w:after="120" w:line="480" w:lineRule="auto"/>
+        <w:spacing w:before="360" w:after="120" w:line="360" w:lineRule="auto"/>
       </w:pPr>
       <w:r>
         <w:rPr>
@@ -5715,7 +5709,7 @@
           <w:i w:val="0"/>
           <w:sz w:val="24"/>
         </w:rPr>
-        <w:t>V.2 テンポ補正がもたらす標本外予測ゲイン</w:t>
+        <w:t>5.2 テンポ補正がもたらす標本外予測ゲイン</w:t>
       </w:r>
     </w:p>
     <w:p>
@@ -5784,7 +5778,7 @@
     </w:p>
     <w:p>
       <w:pPr>
-        <w:spacing w:after="120" w:line="480" w:lineRule="auto"/>
+        <w:spacing w:after="120" w:line="360" w:lineRule="auto"/>
         <w:ind w:firstLine="480"/>
       </w:pPr>
       <w:r>
@@ -5863,7 +5857,7 @@
     </w:p>
     <w:p>
       <w:pPr>
-        <w:spacing w:after="120" w:line="480" w:lineRule="auto"/>
+        <w:spacing w:after="120" w:line="360" w:lineRule="auto"/>
         <w:ind w:firstLine="480"/>
       </w:pPr>
       <w:r>
@@ -5896,7 +5890,7 @@
     </w:p>
     <w:p>
       <w:pPr>
-        <w:spacing w:after="120" w:line="480" w:lineRule="auto"/>
+        <w:spacing w:after="120" w:line="360" w:lineRule="auto"/>
         <w:ind w:firstLine="480"/>
       </w:pPr>
       <w:r>
@@ -5911,7 +5905,7 @@
     </w:p>
     <w:p>
       <w:pPr>
-        <w:spacing w:after="120" w:line="480" w:lineRule="auto"/>
+        <w:spacing w:after="120" w:line="360" w:lineRule="auto"/>
         <w:ind w:firstLine="480"/>
       </w:pPr>
       <w:r>
@@ -5980,7 +5974,7 @@
     </w:p>
     <w:p>
       <w:pPr>
-        <w:spacing w:before="360" w:after="120" w:line="480" w:lineRule="auto"/>
+        <w:spacing w:before="360" w:after="120" w:line="360" w:lineRule="auto"/>
       </w:pPr>
       <w:r>
         <w:rPr>
@@ -5989,7 +5983,7 @@
           <w:i w:val="0"/>
           <w:sz w:val="24"/>
         </w:rPr>
-        <w:t>V.3 フロー＝ストック整合</w:t>
+        <w:t>5.3 フロー＝ストック整合</w:t>
       </w:r>
     </w:p>
     <w:p>
@@ -6058,7 +6052,7 @@
     </w:p>
     <w:p>
       <w:pPr>
-        <w:spacing w:after="120" w:line="480" w:lineRule="auto"/>
+        <w:spacing w:after="120" w:line="360" w:lineRule="auto"/>
         <w:ind w:firstLine="480"/>
       </w:pPr>
       <w:r>
@@ -6229,7 +6223,7 @@
     </w:p>
     <w:p>
       <w:pPr>
-        <w:spacing w:after="120" w:line="480" w:lineRule="auto"/>
+        <w:spacing w:after="120" w:line="360" w:lineRule="auto"/>
         <w:ind w:firstLine="480"/>
       </w:pPr>
       <w:r>
@@ -6328,7 +6322,7 @@
     </w:p>
     <w:p>
       <w:pPr>
-        <w:spacing w:before="360" w:after="120" w:line="480" w:lineRule="auto"/>
+        <w:spacing w:before="360" w:after="120" w:line="360" w:lineRule="auto"/>
       </w:pPr>
       <w:r>
         <w:rPr>
@@ -6337,7 +6331,7 @@
           <w:i w:val="0"/>
           <w:sz w:val="24"/>
         </w:rPr>
-        <w:t>V.4 同時同定：(μ̂, β̂) のブートストラップ信頼区間</w:t>
+        <w:t>5.4 同時同定：(μ̂, β̂) のブートストラップ信頼区間</w:t>
       </w:r>
     </w:p>
     <w:p>
@@ -6406,7 +6400,7 @@
     </w:p>
     <w:p>
       <w:pPr>
-        <w:spacing w:after="120" w:line="480" w:lineRule="auto"/>
+        <w:spacing w:after="120" w:line="360" w:lineRule="auto"/>
         <w:ind w:firstLine="480"/>
       </w:pPr>
       <w:r>
@@ -6421,7 +6415,7 @@
     </w:p>
     <w:p>
       <w:pPr>
-        <w:spacing w:after="120" w:line="480" w:lineRule="auto"/>
+        <w:spacing w:after="120" w:line="360" w:lineRule="auto"/>
         <w:ind w:firstLine="480"/>
       </w:pPr>
       <w:r>
@@ -6544,7 +6538,7 @@
     </w:p>
     <w:p>
       <w:pPr>
-        <w:spacing w:after="120" w:line="480" w:lineRule="auto"/>
+        <w:spacing w:after="120" w:line="360" w:lineRule="auto"/>
         <w:ind w:firstLine="480"/>
       </w:pPr>
       <w:r>
@@ -6667,7 +6661,7 @@
     </w:p>
     <w:p>
       <w:pPr>
-        <w:spacing w:before="360" w:after="120" w:line="480" w:lineRule="auto"/>
+        <w:spacing w:before="360" w:after="120" w:line="360" w:lineRule="auto"/>
       </w:pPr>
       <w:r>
         <w:rPr>
@@ -6676,7 +6670,7 @@
           <w:i w:val="0"/>
           <w:sz w:val="24"/>
         </w:rPr>
-        <w:t>V.5 関係型PIM診断</w:t>
+        <w:t>5.5 関係型PIM診断</w:t>
       </w:r>
     </w:p>
     <w:p>
@@ -7397,7 +7391,7 @@
     </w:tbl>
     <w:p>
       <w:pPr>
-        <w:spacing w:after="120" w:line="480" w:lineRule="auto"/>
+        <w:spacing w:after="120" w:line="360" w:lineRule="auto"/>
         <w:ind w:firstLine="480"/>
       </w:pPr>
       <w:r>
@@ -7484,7 +7478,7 @@
     </w:p>
     <w:p>
       <w:pPr>
-        <w:spacing w:after="120" w:line="480" w:lineRule="auto"/>
+        <w:spacing w:after="120" w:line="360" w:lineRule="auto"/>
         <w:ind w:firstLine="480"/>
       </w:pPr>
       <w:r>
@@ -7643,7 +7637,7 @@
     </w:p>
     <w:p>
       <w:pPr>
-        <w:spacing w:before="360" w:after="120" w:line="480" w:lineRule="auto"/>
+        <w:spacing w:before="360" w:after="120" w:line="360" w:lineRule="auto"/>
       </w:pPr>
       <w:r>
         <w:rPr>
@@ -7652,7 +7646,7 @@
           <w:i w:val="0"/>
           <w:sz w:val="24"/>
         </w:rPr>
-        <w:t>V.6 減価償却率–ラグ感度分析</w:t>
+        <w:t>5.6 減価償却率–ラグ感度分析</w:t>
       </w:r>
     </w:p>
     <w:p>
@@ -7721,7 +7715,7 @@
     </w:p>
     <w:p>
       <w:pPr>
-        <w:spacing w:after="120" w:line="480" w:lineRule="auto"/>
+        <w:spacing w:after="120" w:line="360" w:lineRule="auto"/>
         <w:ind w:firstLine="480"/>
       </w:pPr>
       <w:r>
@@ -7731,7 +7725,7 @@
           <w:i w:val="0"/>
           <w:sz w:val="24"/>
         </w:rPr>
-        <w:t xml:space="preserve">Inklaar の批判（VI.5 節）は、真の減価償却率 </w:t>
+        <w:t xml:space="preserve">Inklaar の批判（6.6 節）は、真の減価償却率 </w:t>
       </w:r>
       <w:r>
         <w:rPr>
@@ -7826,7 +7820,7 @@
     </w:p>
     <w:p>
       <w:pPr>
-        <w:spacing w:after="120" w:line="480" w:lineRule="auto"/>
+        <w:spacing w:after="120" w:line="360" w:lineRule="auto"/>
         <w:ind w:firstLine="480"/>
       </w:pPr>
       <w:r>
@@ -7985,7 +7979,7 @@
     </w:p>
     <w:p>
       <w:pPr>
-        <w:spacing w:before="360" w:after="120" w:line="480" w:lineRule="auto"/>
+        <w:spacing w:before="360" w:after="120" w:line="360" w:lineRule="auto"/>
       </w:pPr>
       <w:r>
         <w:rPr>
@@ -7994,7 +7988,7 @@
           <w:i w:val="0"/>
           <w:sz w:val="24"/>
         </w:rPr>
-        <w:t>V.7 条件付き標本外評価</w:t>
+        <w:t>5.7 条件付き標本外評価</w:t>
       </w:r>
     </w:p>
     <w:p>
@@ -8063,7 +8057,7 @@
     </w:p>
     <w:p>
       <w:pPr>
-        <w:spacing w:after="120" w:line="480" w:lineRule="auto"/>
+        <w:spacing w:after="120" w:line="360" w:lineRule="auto"/>
         <w:ind w:firstLine="480"/>
       </w:pPr>
       <w:r>
@@ -8114,7 +8108,7 @@
     </w:p>
     <w:p>
       <w:pPr>
-        <w:spacing w:after="120" w:line="480" w:lineRule="auto"/>
+        <w:spacing w:after="120" w:line="360" w:lineRule="auto"/>
         <w:ind w:firstLine="480"/>
       </w:pPr>
       <w:r>
@@ -8165,7 +8159,7 @@
     </w:p>
     <w:p>
       <w:pPr>
-        <w:spacing w:before="360" w:after="120" w:line="480" w:lineRule="auto"/>
+        <w:spacing w:before="360" w:after="120" w:line="360" w:lineRule="auto"/>
       </w:pPr>
       <w:r>
         <w:rPr>
@@ -8174,7 +8168,7 @@
           <w:i w:val="0"/>
           <w:sz w:val="24"/>
         </w:rPr>
-        <w:t>V.8 拡張標本外指標</w:t>
+        <w:t>5.8 拡張標本外指標</w:t>
       </w:r>
     </w:p>
     <w:p>
@@ -8849,7 +8843,7 @@
     </w:tbl>
     <w:p>
       <w:pPr>
-        <w:spacing w:after="120" w:line="480" w:lineRule="auto"/>
+        <w:spacing w:after="120" w:line="360" w:lineRule="auto"/>
         <w:ind w:firstLine="480"/>
       </w:pPr>
       <w:r>
@@ -8864,7 +8858,7 @@
     </w:p>
     <w:p>
       <w:pPr>
-        <w:spacing w:after="120" w:line="480" w:lineRule="auto"/>
+        <w:spacing w:after="120" w:line="360" w:lineRule="auto"/>
         <w:ind w:firstLine="480"/>
       </w:pPr>
       <w:r>
@@ -8879,7 +8873,7 @@
     </w:p>
     <w:p>
       <w:pPr>
-        <w:spacing w:after="120" w:line="480" w:lineRule="auto"/>
+        <w:spacing w:after="120" w:line="360" w:lineRule="auto"/>
         <w:ind w:firstLine="480"/>
       </w:pPr>
       <w:r>
@@ -8894,7 +8888,7 @@
     </w:p>
     <w:p>
       <w:pPr>
-        <w:spacing w:before="360" w:after="120" w:line="480" w:lineRule="auto"/>
+        <w:spacing w:before="360" w:after="120" w:line="360" w:lineRule="auto"/>
       </w:pPr>
       <w:r>
         <w:rPr>
@@ -8903,7 +8897,7 @@
           <w:i w:val="0"/>
           <w:sz w:val="24"/>
         </w:rPr>
-        <w:t>V.9 RPIM 診断の資産構成決定要因</w:t>
+        <w:t>5.9 RPIM 診断の資産構成決定要因</w:t>
       </w:r>
     </w:p>
     <w:p>
@@ -8972,7 +8966,7 @@
     </w:p>
     <w:p>
       <w:pPr>
-        <w:spacing w:after="120" w:line="480" w:lineRule="auto"/>
+        <w:spacing w:after="120" w:line="360" w:lineRule="auto"/>
         <w:ind w:firstLine="480"/>
       </w:pPr>
       <w:r>
@@ -9041,7 +9035,7 @@
     </w:p>
     <w:p>
       <w:pPr>
-        <w:spacing w:after="120" w:line="480" w:lineRule="auto"/>
+        <w:spacing w:after="120" w:line="360" w:lineRule="auto"/>
         <w:ind w:firstLine="480"/>
       </w:pPr>
       <w:r>
@@ -9092,7 +9086,7 @@
     </w:p>
     <w:p>
       <w:pPr>
-        <w:spacing w:after="120" w:line="480" w:lineRule="auto"/>
+        <w:spacing w:after="120" w:line="360" w:lineRule="auto"/>
         <w:ind w:firstLine="480"/>
       </w:pPr>
       <w:r>
@@ -9143,7 +9137,7 @@
     </w:p>
     <w:p>
       <w:pPr>
-        <w:spacing w:before="360" w:after="120" w:line="480" w:lineRule="auto"/>
+        <w:spacing w:before="360" w:after="120" w:line="360" w:lineRule="auto"/>
       </w:pPr>
       <w:r>
         <w:rPr>
@@ -9152,7 +9146,7 @@
           <w:i w:val="0"/>
           <w:sz w:val="24"/>
         </w:rPr>
-        <w:t>V.10 ソロー残差の歴史的分解</w:t>
+        <w:t>5.10 ソロー残差の歴史的分解</w:t>
       </w:r>
     </w:p>
     <w:p>
@@ -16161,7 +16155,7 @@
     </w:p>
     <w:p>
       <w:pPr>
-        <w:spacing w:after="120" w:line="480" w:lineRule="auto"/>
+        <w:spacing w:after="120" w:line="360" w:lineRule="auto"/>
         <w:ind w:firstLine="480"/>
       </w:pPr>
       <w:r>
@@ -16176,7 +16170,7 @@
     </w:p>
     <w:p>
       <w:pPr>
-        <w:spacing w:after="120" w:line="480" w:lineRule="auto"/>
+        <w:spacing w:after="120" w:line="360" w:lineRule="auto"/>
         <w:ind w:firstLine="480"/>
       </w:pPr>
       <w:r>
@@ -16299,7 +16293,7 @@
     </w:p>
     <w:p>
       <w:pPr>
-        <w:spacing w:after="120" w:line="480" w:lineRule="auto"/>
+        <w:spacing w:after="120" w:line="360" w:lineRule="auto"/>
         <w:ind w:firstLine="480"/>
       </w:pPr>
       <w:r>
@@ -16332,7 +16326,7 @@
     </w:p>
     <w:p>
       <w:pPr>
-        <w:spacing w:before="360" w:after="120" w:line="480" w:lineRule="auto"/>
+        <w:spacing w:before="360" w:after="120" w:line="360" w:lineRule="auto"/>
       </w:pPr>
       <w:r>
         <w:rPr>
@@ -16341,7 +16335,7 @@
           <w:i w:val="0"/>
           <w:sz w:val="24"/>
         </w:rPr>
-        <w:t>V.11 反事実的国富：β が公式統計に含まれていたら</w:t>
+        <w:t>5.11 反事実的国富：β が公式統計に含まれていたら</w:t>
       </w:r>
     </w:p>
     <w:p>
@@ -16410,7 +16404,7 @@
     </w:p>
     <w:p>
       <w:pPr>
-        <w:spacing w:after="120" w:line="480" w:lineRule="auto"/>
+        <w:spacing w:after="120" w:line="360" w:lineRule="auto"/>
         <w:ind w:firstLine="480"/>
       </w:pPr>
       <w:r>
@@ -16574,7 +16568,7 @@
     </w:p>
     <w:p>
       <w:pPr>
-        <w:spacing w:after="120" w:line="480" w:lineRule="auto"/>
+        <w:spacing w:after="120" w:line="360" w:lineRule="auto"/>
         <w:ind w:firstLine="480"/>
       </w:pPr>
       <w:r>
@@ -16625,7 +16619,7 @@
     </w:p>
     <w:p>
       <w:pPr>
-        <w:spacing w:after="120" w:line="480" w:lineRule="auto"/>
+        <w:spacing w:after="120" w:line="360" w:lineRule="auto"/>
         <w:ind w:firstLine="480"/>
       </w:pPr>
       <w:r>
@@ -16640,8 +16634,7 @@
     </w:p>
     <w:p>
       <w:pPr>
-        <w:spacing w:before="360" w:after="120" w:line="480" w:lineRule="auto"/>
-        <w:jc w:val="center"/>
+        <w:spacing w:before="360" w:after="120" w:line="360" w:lineRule="auto"/>
       </w:pPr>
       <w:r>
         <w:rPr>
@@ -16650,12 +16643,12 @@
           <w:i w:val="0"/>
           <w:sz w:val="28"/>
         </w:rPr>
-        <w:t>VI 考察</w:t>
+        <w:t>6 考察</w:t>
       </w:r>
     </w:p>
     <w:p>
       <w:pPr>
-        <w:spacing w:before="360" w:after="120" w:line="480" w:lineRule="auto"/>
+        <w:spacing w:before="360" w:after="120" w:line="360" w:lineRule="auto"/>
       </w:pPr>
       <w:r>
         <w:rPr>
@@ -16664,12 +16657,12 @@
           <w:i w:val="0"/>
           <w:sz w:val="24"/>
         </w:rPr>
-        <w:t>VI.1 Solow 残差の再解釈</w:t>
+        <w:t>6.1 Solow 残差の再解釈</w:t>
       </w:r>
     </w:p>
     <w:p>
       <w:pPr>
-        <w:spacing w:after="120" w:line="480" w:lineRule="auto"/>
+        <w:spacing w:after="120" w:line="360" w:lineRule="auto"/>
         <w:ind w:firstLine="480"/>
       </w:pPr>
       <w:r>
@@ -16679,7 +16672,7 @@
           <w:i w:val="0"/>
           <w:sz w:val="24"/>
         </w:rPr>
-        <w:t>V.10 節の歴史的分解は、ソロー残差が真のイノベーションと資本ストック計測誤差を混同しているという長年の疑念に数字を与える。M0（即時 PIM、</w:t>
+        <w:t>5.10 節の歴史的分解は、ソロー残差が真のイノベーションと資本ストック計測誤差を混同しているという長年の疑念に数字を与える。M0（即時 PIM、</w:t>
       </w:r>
       <w:r>
         <w:rPr>
@@ -16738,7 +16731,7 @@
     </w:p>
     <w:p>
       <w:pPr>
-        <w:spacing w:before="360" w:after="120" w:line="480" w:lineRule="auto"/>
+        <w:spacing w:before="360" w:after="120" w:line="360" w:lineRule="auto"/>
       </w:pPr>
       <w:r>
         <w:rPr>
@@ -16747,12 +16740,12 @@
           <w:i w:val="0"/>
           <w:sz w:val="24"/>
         </w:rPr>
-        <w:t>VI.2 Bongaarts-Feeney-Goldstein-Lutz-Scherbov との類比</w:t>
+        <w:t>6.2 Bongaarts-Feeney-Goldstein-Lutz-Scherbov との類比</w:t>
       </w:r>
     </w:p>
     <w:p>
       <w:pPr>
-        <w:spacing w:after="120" w:line="480" w:lineRule="auto"/>
+        <w:spacing w:after="120" w:line="360" w:lineRule="auto"/>
         <w:ind w:firstLine="480"/>
       </w:pPr>
       <w:r>
@@ -16767,7 +16760,7 @@
     </w:p>
     <w:p>
       <w:pPr>
-        <w:spacing w:after="120" w:line="480" w:lineRule="auto"/>
+        <w:spacing w:after="120" w:line="360" w:lineRule="auto"/>
         <w:ind w:firstLine="480"/>
       </w:pPr>
       <w:r>
@@ -16777,7 +16770,7 @@
           <w:i w:val="0"/>
           <w:sz w:val="24"/>
         </w:rPr>
-        <w:t xml:space="preserve">少なくとも最も保守的な水準では、第 V 節の結果は、我々が TFP 成長と呼んできたものの「一部分」は </w:t>
+        <w:t xml:space="preserve">少なくとも最も保守的な水準では、第 5 節の結果は、我々が TFP 成長と呼んできたものの「一部分」は </w:t>
       </w:r>
       <w:r>
         <w:rPr>
@@ -16854,7 +16847,7 @@
     </w:p>
     <w:p>
       <w:pPr>
-        <w:spacing w:before="360" w:after="120" w:line="480" w:lineRule="auto"/>
+        <w:spacing w:before="360" w:after="120" w:line="360" w:lineRule="auto"/>
       </w:pPr>
       <w:r>
         <w:rPr>
@@ -16863,27 +16856,18 @@
           <w:i w:val="0"/>
           <w:sz w:val="24"/>
         </w:rPr>
-        <w:t>VI.3 フロー＝ストック整合と Beyond-GDP</w:t>
+        <w:t>6.3 同定戦略と信頼性</w:t>
       </w:r>
     </w:p>
     <w:p>
       <w:pPr>
-        <w:spacing w:after="120" w:line="480" w:lineRule="auto"/>
+        <w:spacing w:after="120" w:line="360" w:lineRule="auto"/>
         <w:ind w:firstLine="480"/>
       </w:pPr>
       <w:r>
         <w:rPr>
           <w:rFonts w:ascii="Times New Roman" w:hAnsi="Times New Roman" w:eastAsia="MS Mincho"/>
           <w:b w:val="0"/>
-          <w:i w:val="0"/>
-          <w:sz w:val="24"/>
-        </w:rPr>
-        <w:t xml:space="preserve">Beyond-GDP プログラムは、フロー指標（GDP）をストック指標（IWI、CWON、SEEA）で置換・補完すべきだと 20 年主張してきた。本稿の結果は、より建設的な統合を示唆する。フローもストックも同じ隠れパラメータを無視することで「同じ方向に」歪むのであり、パラメータを明示化すれば整合するのである。CWON 生産資本を国富会計のゴールド・スタンダードとして信頼する読者は、時変 </w:t>
-      </w:r>
-      <w:r>
-        <w:rPr>
-          <w:rFonts w:ascii="Times New Roman" w:hAnsi="Times New Roman" w:eastAsia="MS Mincho"/>
-          <w:b w:val="0"/>
           <w:i/>
           <w:sz w:val="24"/>
         </w:rPr>
@@ -16896,7 +16880,7 @@
           <w:i w:val="0"/>
           <w:sz w:val="24"/>
         </w:rPr>
-        <w:t xml:space="preserve">(t) と非ゼロ </w:t>
+        <w:t xml:space="preserve">(t) と </w:t>
       </w:r>
       <w:r>
         <w:rPr>
@@ -16914,7 +16898,7 @@
           <w:i w:val="0"/>
           <w:sz w:val="24"/>
         </w:rPr>
-        <w:t xml:space="preserve"> で構築した PIM ストックもまた信頼すべきである。両者は今や大半の国で 1〜2 % 以内で一致する（図 3）。Beyond-GDP への実用的な道筋は、フロー勘定を放棄することではなく、1990 年代末に期間合計特殊出生率を監査したのと同じ要領で、フロー勘定をテンポ・ドリフトと隠れ </w:t>
+        <w:t xml:space="preserve"> が生産面データのみからは分離同定できないのではないかという自然な反論がある。高い </w:t>
       </w:r>
       <w:r>
         <w:rPr>
@@ -16923,6 +16907,24 @@
           <w:i/>
           <w:sz w:val="24"/>
         </w:rPr>
+        <w:t>μ</w:t>
+      </w:r>
+      <w:r>
+        <w:rPr>
+          <w:rFonts w:ascii="Times New Roman" w:hAnsi="Times New Roman" w:eastAsia="MS Mincho"/>
+          <w:b w:val="0"/>
+          <w:i w:val="0"/>
+          <w:sz w:val="24"/>
+        </w:rPr>
+        <w:t xml:space="preserve"> は測定資本蓄積を遅らせるが、低い </w:t>
+      </w:r>
+      <w:r>
+        <w:rPr>
+          <w:rFonts w:ascii="Times New Roman" w:hAnsi="Times New Roman" w:eastAsia="MS Mincho"/>
+          <w:b w:val="0"/>
+          <w:i/>
+          <w:sz w:val="24"/>
+        </w:rPr>
         <w:t>β</w:t>
       </w:r>
       <w:r>
@@ -16932,30 +16934,39 @@
           <w:i w:val="0"/>
           <w:sz w:val="24"/>
         </w:rPr>
-        <w:t xml:space="preserve"> について監査することである。</w:t>
+        <w:t xml:space="preserve"> も類似の効果を持つ。本稿の同定戦略は、パラメータ空間の異なる次元をそれぞれ解消する三つの変動源に依拠する。</w:t>
       </w:r>
     </w:p>
     <w:p>
       <w:pPr>
-        <w:spacing w:after="120" w:line="480" w:lineRule="auto"/>
+        <w:spacing w:after="120" w:line="360" w:lineRule="auto"/>
         <w:ind w:firstLine="480"/>
       </w:pPr>
       <w:r>
         <w:rPr>
           <w:rFonts w:ascii="Times New Roman" w:hAnsi="Times New Roman" w:eastAsia="MS Mincho"/>
           <w:b w:val="0"/>
-          <w:i w:val="0"/>
-          <w:sz w:val="24"/>
-        </w:rPr>
-        <w:t>特に Beyond-GDP 議論にとって三つの含意がある。第一に、フローとストックの勘定が和解不可能であるという主張――時に GDP を複合指標で置き換える根拠として提示される――は、同じ機械で勘定を監査すればデータによって支持されない。</w:t>
-      </w:r>
-      <w:r>
-        <w:rPr>
-          <w:rFonts w:ascii="Times New Roman" w:hAnsi="Times New Roman" w:eastAsia="MS Mincho"/>
-          <w:b w:val="0"/>
           <w:i/>
           <w:sz w:val="24"/>
         </w:rPr>
+        <w:t>第一に、国富面制約。</w:t>
+      </w:r>
+      <w:r>
+        <w:rPr>
+          <w:rFonts w:ascii="Times New Roman" w:hAnsi="Times New Roman" w:eastAsia="MS Mincho"/>
+          <w:b w:val="0"/>
+          <w:i w:val="0"/>
+          <w:sz w:val="24"/>
+        </w:rPr>
+        <w:t xml:space="preserve"> 同時損失関数 (2) は生産面の成長率残差と国富面の軌跡乖離を同時にペナライズする。CWON 生産資本 NW.PCA.TO は独立した測定値であり――各国のバランスシートから独自の資産年命仮定、再評価慣行、減価償却スケジュールに基づいて作成される――、生産面残差のみでは得られない外部的規律を提供する。5.4 節のブートストラップ証拠はこれを定量化する。生産面残差のみでは (</w:t>
+      </w:r>
+      <w:r>
+        <w:rPr>
+          <w:rFonts w:ascii="Times New Roman" w:hAnsi="Times New Roman" w:eastAsia="MS Mincho"/>
+          <w:b w:val="0"/>
+          <w:i/>
+          <w:sz w:val="24"/>
+        </w:rPr>
         <w:t>μ</w:t>
       </w:r>
       <w:r>
@@ -16965,7 +16976,7 @@
           <w:i w:val="0"/>
           <w:sz w:val="24"/>
         </w:rPr>
-        <w:t xml:space="preserve">(t) と </w:t>
+        <w:t xml:space="preserve">, </w:t>
       </w:r>
       <w:r>
         <w:rPr>
@@ -16983,313 +16994,320 @@
           <w:i w:val="0"/>
           <w:sz w:val="24"/>
         </w:rPr>
-        <w:t xml:space="preserve"> を許容すれば、両勘定は合理的な各国統計元が分かれる二つの物の差の範囲内で一致する。第二に、複合指標の方向性（生産資本、人的資本、自然資本を一つの集計に合成する単一の見出し数字）は、構成要素ごとの整合が完了しないうちは時期尚早である。既存カテゴリーが内的に整合していないうちにカテゴリーを追加するのは、帳簿問題を複合化させるだけである。第三に、人口テンポ文献は Bongaarts and Feeney (1998) の当初の調整から豊かな多パラメータ枠組 (Goldstein et al., 2003; Bongaarts and Sobotka, 2012) へと進化したが、それは単一パラメータ版が真剣に受け止められ、実証的に有益であると証明された後のことであった。資本会計のテンポ補正は、出生文献が 1998 年にあったのと同じ段階にある。ここでの一パラメータ版は最後の言葉ではないが、まずは必然的な第一停止点であり、資産クラス別の </w:t>
-      </w:r>
-      <w:r>
-        <w:rPr>
-          <w:rFonts w:ascii="Times New Roman" w:hAnsi="Times New Roman" w:eastAsia="MS Mincho"/>
-          <w:b w:val="0"/>
-          <w:i/>
-          <w:sz w:val="24"/>
-        </w:rPr>
-        <w:t>μ</w:t>
-      </w:r>
-      <w:r>
-        <w:rPr>
-          <w:rFonts w:ascii="Times New Roman" w:hAnsi="Times New Roman" w:eastAsia="MS Mincho"/>
-          <w:b w:val="0"/>
-          <w:i w:val="0"/>
-          <w:sz w:val="24"/>
-        </w:rPr>
-        <w:t xml:space="preserve"> ヘテロジニアティ、国別 </w:t>
-      </w:r>
-      <w:r>
-        <w:rPr>
-          <w:rFonts w:ascii="Times New Roman" w:hAnsi="Times New Roman" w:eastAsia="MS Mincho"/>
-          <w:b w:val="0"/>
-          <w:i/>
-          <w:sz w:val="24"/>
-        </w:rPr>
-        <w:t>β</w:t>
-      </w:r>
-      <w:r>
-        <w:rPr>
-          <w:rFonts w:ascii="Times New Roman" w:hAnsi="Times New Roman" w:eastAsia="MS Mincho"/>
-          <w:b w:val="0"/>
-          <w:i w:val="0"/>
-          <w:sz w:val="24"/>
-        </w:rPr>
-        <w:t xml:space="preserve"> のドリフト、そして </w:t>
-      </w:r>
-      <w:r>
-        <w:rPr>
-          <w:rFonts w:ascii="Times New Roman" w:hAnsi="Times New Roman" w:eastAsia="MS Mincho"/>
-          <w:b w:val="0"/>
-          <w:i/>
-          <w:sz w:val="24"/>
-        </w:rPr>
-        <w:t>μ</w:t>
-      </w:r>
-      <w:r>
-        <w:rPr>
-          <w:rFonts w:ascii="Times New Roman" w:hAnsi="Times New Roman" w:eastAsia="MS Mincho"/>
-          <w:b w:val="0"/>
-          <w:i w:val="0"/>
-          <w:sz w:val="24"/>
-        </w:rPr>
-        <w:t xml:space="preserve"> と減耗 </w:t>
-      </w:r>
-      <w:r>
-        <w:rPr>
-          <w:rFonts w:ascii="Times New Roman" w:hAnsi="Times New Roman" w:eastAsia="MS Mincho"/>
-          <w:b w:val="0"/>
-          <w:i/>
-          <w:sz w:val="24"/>
-        </w:rPr>
-        <w:t>δ</w:t>
-      </w:r>
-      <w:r>
-        <w:rPr>
-          <w:rFonts w:ascii="Times New Roman" w:hAnsi="Times New Roman" w:eastAsia="MS Mincho"/>
-          <w:b w:val="0"/>
-          <w:i w:val="0"/>
-          <w:sz w:val="24"/>
-        </w:rPr>
-        <w:t xml:space="preserve"> の交互項などの追加パラメータは自然な次の精綻化の層となる。</w:t>
+        <w:t>) 空間の 95 % 領域はほとんどの国で広い稜線となるが、国富制約を加えると 39 カ国中 28 カ国で 5 % 水準で稜線が 1 点に収縮する。この収縮は検証可能な含意をもつ。国富データが無情報であれば、同時推定と生産のみの事後分布は一致するはずである。</w:t>
       </w:r>
     </w:p>
     <w:p>
       <w:pPr>
-        <w:spacing w:before="360" w:after="120" w:line="480" w:lineRule="auto"/>
+        <w:spacing w:after="120" w:line="360" w:lineRule="auto"/>
+        <w:ind w:firstLine="480"/>
       </w:pPr>
       <w:r>
         <w:rPr>
           <w:rFonts w:ascii="Times New Roman" w:hAnsi="Times New Roman" w:eastAsia="MS Mincho"/>
-          <w:b/>
-          <w:i w:val="0"/>
-          <w:sz w:val="24"/>
-        </w:rPr>
-        <w:t>VI.4 医療領域への展望</w:t>
+          <w:b w:val="0"/>
+          <w:i/>
+          <w:sz w:val="24"/>
+        </w:rPr>
+        <w:t>第二に、資産構成の国際間異質性。</w:t>
+      </w:r>
+      <w:r>
+        <w:rPr>
+          <w:rFonts w:ascii="Times New Roman" w:hAnsi="Times New Roman" w:eastAsia="MS Mincho"/>
+          <w:b w:val="0"/>
+          <w:i w:val="0"/>
+          <w:sz w:val="24"/>
+        </w:rPr>
+        <w:t xml:space="preserve"> R&amp;D 集約度が系統的に異なる国は (</w:t>
+      </w:r>
+      <w:r>
+        <w:rPr>
+          <w:rFonts w:ascii="Times New Roman" w:hAnsi="Times New Roman" w:eastAsia="MS Mincho"/>
+          <w:b w:val="0"/>
+          <w:i/>
+          <w:sz w:val="24"/>
+        </w:rPr>
+        <w:t>μ</w:t>
+      </w:r>
+      <w:r>
+        <w:rPr>
+          <w:rFonts w:ascii="Times New Roman" w:hAnsi="Times New Roman" w:eastAsia="MS Mincho"/>
+          <w:b w:val="0"/>
+          <w:i w:val="0"/>
+          <w:sz w:val="24"/>
+        </w:rPr>
+        <w:t xml:space="preserve">, </w:t>
+      </w:r>
+      <w:r>
+        <w:rPr>
+          <w:rFonts w:ascii="Times New Roman" w:hAnsi="Times New Roman" w:eastAsia="MS Mincho"/>
+          <w:b w:val="0"/>
+          <w:i/>
+          <w:sz w:val="24"/>
+        </w:rPr>
+        <w:t>β</w:t>
+      </w:r>
+      <w:r>
+        <w:rPr>
+          <w:rFonts w:ascii="Times New Roman" w:hAnsi="Times New Roman" w:eastAsia="MS Mincho"/>
+          <w:b w:val="0"/>
+          <w:i w:val="0"/>
+          <w:sz w:val="24"/>
+        </w:rPr>
+        <w:t xml:space="preserve">) 空間の異なる領域を辿る。5.9 節で報告した R&amp;D 集約度に対する </w:t>
+      </w:r>
+      <w:r>
+        <w:rPr>
+          <w:rFonts w:ascii="Times New Roman" w:hAnsi="Times New Roman" w:eastAsia="MS Mincho"/>
+          <w:b w:val="0"/>
+          <w:i/>
+          <w:sz w:val="24"/>
+        </w:rPr>
+        <w:t>ρ</w:t>
+      </w:r>
+      <w:r>
+        <w:rPr>
+          <w:rFonts w:ascii="Times New Roman" w:hAnsi="Times New Roman" w:eastAsia="MS Mincho"/>
+          <w:b w:val="0"/>
+          <w:i w:val="0"/>
+          <w:sz w:val="24"/>
+        </w:rPr>
+        <w:t>̂₂ の正の勾配（M4 下で傾き = 0.068, t = 2.34）は、</w:t>
+      </w:r>
+      <w:r>
+        <w:rPr>
+          <w:rFonts w:ascii="Times New Roman" w:hAnsi="Times New Roman" w:eastAsia="MS Mincho"/>
+          <w:b w:val="0"/>
+          <w:i/>
+          <w:sz w:val="24"/>
+        </w:rPr>
+        <w:t>β</w:t>
+      </w:r>
+      <w:r>
+        <w:rPr>
+          <w:rFonts w:ascii="Times New Roman" w:hAnsi="Times New Roman" w:eastAsia="MS Mincho"/>
+          <w:b w:val="0"/>
+          <w:i w:val="0"/>
+          <w:sz w:val="24"/>
+        </w:rPr>
+        <w:t xml:space="preserve"> が観測可能な R&amp;D 支出と相関するが機械的に決定はされない成分を捉えているという解釈と整合する。</w:t>
+      </w:r>
+      <w:r>
+        <w:rPr>
+          <w:rFonts w:ascii="Times New Roman" w:hAnsi="Times New Roman" w:eastAsia="MS Mincho"/>
+          <w:b w:val="0"/>
+          <w:i/>
+          <w:sz w:val="24"/>
+        </w:rPr>
+        <w:t>β</w:t>
+      </w:r>
+      <w:r>
+        <w:rPr>
+          <w:rFonts w:ascii="Times New Roman" w:hAnsi="Times New Roman" w:eastAsia="MS Mincho"/>
+          <w:b w:val="0"/>
+          <w:i w:val="0"/>
+          <w:sz w:val="24"/>
+        </w:rPr>
+        <w:t xml:space="preserve"> が無形資本と無関係な生産面ノイズを吸収しているだけであれば、クロスセクション勾配が M0 から M4 で急になる理由はない。</w:t>
       </w:r>
     </w:p>
     <w:p>
       <w:pPr>
-        <w:spacing w:after="120" w:line="480" w:lineRule="auto"/>
+        <w:spacing w:after="120" w:line="360" w:lineRule="auto"/>
         <w:ind w:firstLine="480"/>
       </w:pPr>
       <w:r>
         <w:rPr>
           <w:rFonts w:ascii="Times New Roman" w:hAnsi="Times New Roman" w:eastAsia="MS Mincho"/>
           <w:b w:val="0"/>
-          <w:i w:val="0"/>
-          <w:sz w:val="24"/>
-        </w:rPr>
-        <w:t>同じ機構は医療支出へ自然に拡張される。本稿が「GDP テンポ効果」ではなく「資本会計におけるテンポ効果」と呼称する理由はここにあり、量・テンポ分解は所得統計に固有のものではなく、タイミング分布のドリフトでフローが汚染されるあらゆるストック型アウトカム過程に共通する。姉妹論文（準備中）は、医療支出から平均寿命への中央値ラグが 2000 年以降 OECD で年 0.15 年ずつ延伸していること、そして類似の忘却パラメータ――予防・R&amp;D に向かう医療支出のシェア（治療的ケアと対比して）――が米日寿命格差のさらなる部分を説明することを示す。世界保健機関の Healthy Life Expectancy プログラム（Salomon et al., 2012）と整合するが、既存の公的国富勘定のいずれにも組み込まれていない実質的含意は、無形医療シェア（予防・R&amp;D 少）の低い国が、単純な一人当たり支出比較では効率よく見えるがストック的意味では脆弱に見える、ということである。広範な教訓は、タイミング構造がドリフトするあらゆるストック型アウトカム過程――健康年数ストック、人的資本ストック、蓄積医療 R&amp;D ストック、さらには気候適応資本ストック――が、本稿で展開したテンポ＋忘却パラメータ補正の同じ対象になるということである。これら各領域への資本会計機械の横串し適用は一つの論文ではなく一つのプログラムであり、本稿はそのプログラムの第一歩である。</w:t>
+          <w:i/>
+          <w:sz w:val="24"/>
+        </w:rPr>
+        <w:t>第三に、減価償却率感度チェック。</w:t>
+      </w:r>
+      <w:r>
+        <w:rPr>
+          <w:rFonts w:ascii="Times New Roman" w:hAnsi="Times New Roman" w:eastAsia="MS Mincho"/>
+          <w:b w:val="0"/>
+          <w:i w:val="0"/>
+          <w:sz w:val="24"/>
+        </w:rPr>
+        <w:t xml:space="preserve"> 5.6 節の </w:t>
+      </w:r>
+      <w:r>
+        <w:rPr>
+          <w:rFonts w:ascii="Times New Roman" w:hAnsi="Times New Roman" w:eastAsia="MS Mincho"/>
+          <w:b w:val="0"/>
+          <w:i/>
+          <w:sz w:val="24"/>
+        </w:rPr>
+        <w:t>δ</w:t>
+      </w:r>
+      <w:r>
+        <w:rPr>
+          <w:rFonts w:ascii="Times New Roman" w:hAnsi="Times New Roman" w:eastAsia="MS Mincho"/>
+          <w:b w:val="0"/>
+          <w:i w:val="0"/>
+          <w:sz w:val="24"/>
+        </w:rPr>
+        <w:t xml:space="preserve"> 変動実験は、ドリフトする減価償却率がテンポ効果を模倣しうるという懸念に対処する。</w:t>
+      </w:r>
+      <w:r>
+        <w:rPr>
+          <w:rFonts w:ascii="Times New Roman" w:hAnsi="Times New Roman" w:eastAsia="MS Mincho"/>
+          <w:b w:val="0"/>
+          <w:i/>
+          <w:sz w:val="24"/>
+        </w:rPr>
+        <w:t>μ</w:t>
+      </w:r>
+      <w:r>
+        <w:rPr>
+          <w:rFonts w:ascii="Times New Roman" w:hAnsi="Times New Roman" w:eastAsia="MS Mincho"/>
+          <w:b w:val="0"/>
+          <w:i w:val="0"/>
+          <w:sz w:val="24"/>
+        </w:rPr>
+        <w:t>̂ が ±20 % の減価償却率変動で基準推定量の 6 % 以内で安定するという知見は、テンポ・パラメータが減価償却の計測誤差のアーチファクトではないことを意味する。グリッド探索プロトコルのもとでは、二つのチャネルは単一方程式環境では理論的に混同されうるにもかかわらず実証的に分離可能である。</w:t>
       </w:r>
     </w:p>
     <w:p>
       <w:pPr>
-        <w:spacing w:before="360" w:after="120" w:line="480" w:lineRule="auto"/>
+        <w:spacing w:after="120" w:line="360" w:lineRule="auto"/>
+        <w:ind w:firstLine="480"/>
       </w:pPr>
       <w:r>
         <w:rPr>
           <w:rFonts w:ascii="Times New Roman" w:hAnsi="Times New Roman" w:eastAsia="MS Mincho"/>
-          <w:b/>
-          <w:i w:val="0"/>
-          <w:sz w:val="24"/>
-        </w:rPr>
-        <w:t>VI.5 限界</w:t>
+          <w:b w:val="0"/>
+          <w:i w:val="0"/>
+          <w:sz w:val="24"/>
+        </w:rPr>
+        <w:t xml:space="preserve">これら三つの議論はいずれも、自然実験や操作変数設計で利用可能な種類の構造的同定の証明ではないことを認める。本稿の枠組はキャリブレートされた分解であり、因果モデルではない。三つの変動源が集合的に確立するのは、分解が「規律付けられている」こと――制約のない統計的演習ではなく、フローとストック勘定が一致すべきという要請によってパラメータが固定される会計恒等式のシステムであること――であり、結果として得られるパラメータ推定値が経済理論の予測する方向に動くこと（長い懐胎期間の投資がある経済で高い </w:t>
+      </w:r>
+      <w:r>
+        <w:rPr>
+          <w:rFonts w:ascii="Times New Roman" w:hAnsi="Times New Roman" w:eastAsia="MS Mincho"/>
+          <w:b w:val="0"/>
+          <w:i/>
+          <w:sz w:val="24"/>
+        </w:rPr>
+        <w:t>μ</w:t>
+      </w:r>
+      <w:r>
+        <w:rPr>
+          <w:rFonts w:ascii="Times New Roman" w:hAnsi="Times New Roman" w:eastAsia="MS Mincho"/>
+          <w:b w:val="0"/>
+          <w:i w:val="0"/>
+          <w:sz w:val="24"/>
+        </w:rPr>
+        <w:t xml:space="preserve">、R&amp;D の多い経済で高い </w:t>
+      </w:r>
+      <w:r>
+        <w:rPr>
+          <w:rFonts w:ascii="Times New Roman" w:hAnsi="Times New Roman" w:eastAsia="MS Mincho"/>
+          <w:b w:val="0"/>
+          <w:i/>
+          <w:sz w:val="24"/>
+        </w:rPr>
+        <w:t>β</w:t>
+      </w:r>
+      <w:r>
+        <w:rPr>
+          <w:rFonts w:ascii="Times New Roman" w:hAnsi="Times New Roman" w:eastAsia="MS Mincho"/>
+          <w:b w:val="0"/>
+          <w:i w:val="0"/>
+          <w:sz w:val="24"/>
+        </w:rPr>
+        <w:t>）である。分解がより深い構造的意味で一意であるかどうか――代替的パラメータ配置が同一の観測値を生み出しうるかどうか――は、より豊かな資産クラスデータを用いた今後の研究に委ねる。</w:t>
       </w:r>
     </w:p>
     <w:p>
       <w:pPr>
-        <w:spacing w:after="120" w:line="480" w:lineRule="auto"/>
-        <w:ind w:firstLine="480"/>
+        <w:spacing w:before="360" w:after="120" w:line="360" w:lineRule="auto"/>
       </w:pPr>
       <w:r>
         <w:rPr>
           <w:rFonts w:ascii="Times New Roman" w:hAnsi="Times New Roman" w:eastAsia="MS Mincho"/>
-          <w:b w:val="0"/>
-          <w:i w:val="0"/>
-          <w:sz w:val="24"/>
-        </w:rPr>
-        <w:t xml:space="preserve">三つの留保を付す。第一に、CWON に対する </w:t>
-      </w:r>
-      <w:r>
-        <w:rPr>
-          <w:rFonts w:ascii="Times New Roman" w:hAnsi="Times New Roman" w:eastAsia="MS Mincho"/>
-          <w:b w:val="0"/>
-          <w:i/>
-          <w:sz w:val="24"/>
-        </w:rPr>
-        <w:t>β</w:t>
-      </w:r>
-      <w:r>
-        <w:rPr>
-          <w:rFonts w:ascii="Times New Roman" w:hAnsi="Times New Roman" w:eastAsia="MS Mincho"/>
-          <w:b w:val="0"/>
-          <w:i w:val="0"/>
-          <w:sz w:val="24"/>
-        </w:rPr>
-        <w:t xml:space="preserve"> の同定は、CWON 自身の品質以上には清潔にはならない。CWON は品質不均一な国別一次資料を統合している。特に土地と地下資産の扱いはヨーロッパと米国の間で大きく異なり（Lange et al., 2018, 第 2 章）、日本の残差乖離も少なくとも部分的には CWON が取り込んで PIM 構築が取り込まない地価再評価に起因する。第二に、V.4 節のブートストラップ信頼区間は、短系列・投資変動の大きい国で広い。点同定を主張しているわけではなく、区間推定と方向性を提供しているだけであり、国別政策結論はいずれも国民経済計算のミクロデータと照合してから確定的と見なすべきである。第三に、V.3 節の </w:t>
-      </w:r>
-      <w:r>
-        <w:rPr>
-          <w:rFonts w:ascii="Times New Roman" w:hAnsi="Times New Roman" w:eastAsia="MS Mincho"/>
-          <w:b w:val="0"/>
-          <w:i/>
-          <w:sz w:val="24"/>
-        </w:rPr>
-        <w:t>γ</w:t>
-      </w:r>
-      <w:r>
-        <w:rPr>
-          <w:rFonts w:ascii="Times New Roman" w:hAnsi="Times New Roman" w:eastAsia="MS Mincho"/>
-          <w:b w:val="0"/>
-          <w:i/>
-          <w:sz w:val="24"/>
-          <w:vertAlign w:val="subscript"/>
-        </w:rPr>
-        <w:t>p</w:t>
-      </w:r>
-      <w:r>
-        <w:rPr>
-          <w:rFonts w:ascii="Times New Roman" w:hAnsi="Times New Roman" w:eastAsia="MS Mincho"/>
-          <w:b w:val="0"/>
-          <w:i w:val="0"/>
-          <w:sz w:val="24"/>
-        </w:rPr>
-        <w:t xml:space="preserve">rice 感度実験は CWON デフレータを国レベルの単一スカラーで処理した。より注意深い研究は部門別デフレータ、国別地価指数、無形資本用の Tornqvist 連鎖価格指数を用いるべきで（Jorgenson et al., 2018）、これは今後の課題である。第四に、そしておそらく最も重要なことに、人口テンポ類比は示唆的ではあっても厳密ではない。人口ストックはよく測定された死亡率で減耗するのに対し、資本ストックは </w:t>
-      </w:r>
-      <w:r>
-        <w:rPr>
-          <w:rFonts w:ascii="Times New Roman" w:hAnsi="Times New Roman" w:eastAsia="MS Mincho"/>
-          <w:b w:val="0"/>
-          <w:i/>
-          <w:sz w:val="24"/>
-        </w:rPr>
-        <w:t>δ</w:t>
-      </w:r>
-      <w:r>
-        <w:rPr>
-          <w:rFonts w:ascii="Times New Roman" w:hAnsi="Times New Roman" w:eastAsia="MS Mincho"/>
-          <w:b w:val="0"/>
-          <w:i/>
-          <w:sz w:val="24"/>
-          <w:vertAlign w:val="subscript"/>
-        </w:rPr>
-        <w:t>t</w:t>
-      </w:r>
-      <w:r>
-        <w:rPr>
-          <w:rFonts w:ascii="Times New Roman" w:hAnsi="Times New Roman" w:eastAsia="MS Mincho"/>
-          <w:b w:val="0"/>
-          <w:i w:val="0"/>
-          <w:sz w:val="24"/>
-        </w:rPr>
-        <w:t xml:space="preserve"> で減耗するが、この </w:t>
-      </w:r>
-      <w:r>
-        <w:rPr>
-          <w:rFonts w:ascii="Times New Roman" w:hAnsi="Times New Roman" w:eastAsia="MS Mincho"/>
-          <w:b w:val="0"/>
-          <w:i/>
-          <w:sz w:val="24"/>
-        </w:rPr>
-        <w:t>δ</w:t>
-      </w:r>
-      <w:r>
-        <w:rPr>
-          <w:rFonts w:ascii="Times New Roman" w:hAnsi="Times New Roman" w:eastAsia="MS Mincho"/>
-          <w:b w:val="0"/>
-          <w:i/>
-          <w:sz w:val="24"/>
-          <w:vertAlign w:val="subscript"/>
-        </w:rPr>
-        <w:t>t</w:t>
-      </w:r>
-      <w:r>
-        <w:rPr>
-          <w:rFonts w:ascii="Times New Roman" w:hAnsi="Times New Roman" w:eastAsia="MS Mincho"/>
-          <w:b w:val="0"/>
-          <w:i w:val="0"/>
-          <w:sz w:val="24"/>
-        </w:rPr>
-        <w:t xml:space="preserve"> 自体が PWT の派生推定であり、移行経済では精度が低いことが知られる（Inklaar and Timmer, 2013）。真の </w:t>
-      </w:r>
-      <w:r>
-        <w:rPr>
-          <w:rFonts w:ascii="Times New Roman" w:hAnsi="Times New Roman" w:eastAsia="MS Mincho"/>
-          <w:b w:val="0"/>
-          <w:i/>
-          <w:sz w:val="24"/>
-        </w:rPr>
-        <w:t>δ</w:t>
-      </w:r>
-      <w:r>
-        <w:rPr>
-          <w:rFonts w:ascii="Times New Roman" w:hAnsi="Times New Roman" w:eastAsia="MS Mincho"/>
-          <w:b w:val="0"/>
-          <w:i w:val="0"/>
-          <w:sz w:val="24"/>
-        </w:rPr>
-        <w:t xml:space="preserve"> が自体ドリフトしていれば、我々が </w:t>
-      </w:r>
-      <w:r>
-        <w:rPr>
-          <w:rFonts w:ascii="Times New Roman" w:hAnsi="Times New Roman" w:eastAsia="MS Mincho"/>
-          <w:b w:val="0"/>
-          <w:i/>
-          <w:sz w:val="24"/>
-        </w:rPr>
-        <w:t>μ</w:t>
-      </w:r>
-      <w:r>
-        <w:rPr>
-          <w:rFonts w:ascii="Times New Roman" w:hAnsi="Times New Roman" w:eastAsia="MS Mincho"/>
-          <w:b w:val="0"/>
-          <w:i w:val="0"/>
-          <w:sz w:val="24"/>
-        </w:rPr>
-        <w:t xml:space="preserve">(t) に帰している部分の一部は時変 </w:t>
-      </w:r>
-      <w:r>
-        <w:rPr>
-          <w:rFonts w:ascii="Times New Roman" w:hAnsi="Times New Roman" w:eastAsia="MS Mincho"/>
-          <w:b w:val="0"/>
-          <w:i/>
-          <w:sz w:val="24"/>
-        </w:rPr>
-        <w:t>δ</w:t>
-      </w:r>
-      <w:r>
-        <w:rPr>
-          <w:rFonts w:ascii="Times New Roman" w:hAnsi="Times New Roman" w:eastAsia="MS Mincho"/>
-          <w:b w:val="0"/>
-          <w:i w:val="0"/>
-          <w:sz w:val="24"/>
-        </w:rPr>
-        <w:t>(t) に吸収されうる。この二つのドリフトを切り分けるには、本稿の 39 カ国すべてで一様に利用可能ではない稼働率・資産除却データが必要である。</w:t>
+          <w:b/>
+          <w:i w:val="0"/>
+          <w:sz w:val="24"/>
+        </w:rPr>
+        <w:t>6.4 フロー＝ストック整合と Beyond-GDP</w:t>
       </w:r>
     </w:p>
     <w:p>
       <w:pPr>
-        <w:spacing w:before="360" w:after="120" w:line="480" w:lineRule="auto"/>
-        <w:jc w:val="center"/>
+        <w:spacing w:after="120" w:line="360" w:lineRule="auto"/>
+        <w:ind w:firstLine="480"/>
       </w:pPr>
       <w:r>
         <w:rPr>
           <w:rFonts w:ascii="Times New Roman" w:hAnsi="Times New Roman" w:eastAsia="MS Mincho"/>
-          <w:b/>
-          <w:i w:val="0"/>
-          <w:sz w:val="28"/>
-        </w:rPr>
-        <w:t>VII 結論</w:t>
+          <w:b w:val="0"/>
+          <w:i w:val="0"/>
+          <w:sz w:val="24"/>
+        </w:rPr>
+        <w:t xml:space="preserve">Beyond-GDP プログラムは、フロー指標（GDP）をストック指標（IWI、CWON、SEEA）で置換・補完すべきだと 20 年主張してきた。本稿の結果は、より建設的な統合を示唆する。フローもストックも同じ隠れパラメータを無視することで「同じ方向に」歪むのであり、パラメータを明示化すれば整合するのである。CWON 生産資本を国富会計のゴールド・スタンダードとして信頼する読者は、時変 </w:t>
+      </w:r>
+      <w:r>
+        <w:rPr>
+          <w:rFonts w:ascii="Times New Roman" w:hAnsi="Times New Roman" w:eastAsia="MS Mincho"/>
+          <w:b w:val="0"/>
+          <w:i/>
+          <w:sz w:val="24"/>
+        </w:rPr>
+        <w:t>μ</w:t>
+      </w:r>
+      <w:r>
+        <w:rPr>
+          <w:rFonts w:ascii="Times New Roman" w:hAnsi="Times New Roman" w:eastAsia="MS Mincho"/>
+          <w:b w:val="0"/>
+          <w:i w:val="0"/>
+          <w:sz w:val="24"/>
+        </w:rPr>
+        <w:t xml:space="preserve">(t) と非ゼロ </w:t>
+      </w:r>
+      <w:r>
+        <w:rPr>
+          <w:rFonts w:ascii="Times New Roman" w:hAnsi="Times New Roman" w:eastAsia="MS Mincho"/>
+          <w:b w:val="0"/>
+          <w:i/>
+          <w:sz w:val="24"/>
+        </w:rPr>
+        <w:t>β</w:t>
+      </w:r>
+      <w:r>
+        <w:rPr>
+          <w:rFonts w:ascii="Times New Roman" w:hAnsi="Times New Roman" w:eastAsia="MS Mincho"/>
+          <w:b w:val="0"/>
+          <w:i w:val="0"/>
+          <w:sz w:val="24"/>
+        </w:rPr>
+        <w:t xml:space="preserve"> で構築した PIM ストックもまた信頼すべきである。両者は今や大半の国で 1〜2 % 以内で一致する（図 3）。Beyond-GDP への実用的な道筋は、フロー勘定を放棄することではなく、1990 年代末に期間合計特殊出生率を監査したのと同じ要領で、フロー勘定をテンポ・ドリフトと隠れ </w:t>
+      </w:r>
+      <w:r>
+        <w:rPr>
+          <w:rFonts w:ascii="Times New Roman" w:hAnsi="Times New Roman" w:eastAsia="MS Mincho"/>
+          <w:b w:val="0"/>
+          <w:i/>
+          <w:sz w:val="24"/>
+        </w:rPr>
+        <w:t>β</w:t>
+      </w:r>
+      <w:r>
+        <w:rPr>
+          <w:rFonts w:ascii="Times New Roman" w:hAnsi="Times New Roman" w:eastAsia="MS Mincho"/>
+          <w:b w:val="0"/>
+          <w:i w:val="0"/>
+          <w:sz w:val="24"/>
+        </w:rPr>
+        <w:t xml:space="preserve"> について監査することである。</w:t>
       </w:r>
     </w:p>
     <w:p>
       <w:pPr>
-        <w:spacing w:after="120" w:line="480" w:lineRule="auto"/>
+        <w:spacing w:after="120" w:line="360" w:lineRule="auto"/>
         <w:ind w:firstLine="480"/>
       </w:pPr>
       <w:r>
@@ -17299,7 +17317,7 @@
           <w:i w:val="0"/>
           <w:sz w:val="24"/>
         </w:rPr>
-        <w:t>国民所得・国富会計は誤った問いを立ててきた。正しい問いは「フローかストックか」ではなく、「両者を結ぶパラメータ――投資のタイム・トゥ・ビルドと無形資本のシェア――を推定しているのか、押し付けているのか」である。</w:t>
+        <w:t>特に Beyond-GDP 議論にとって三つの含意がある。第一に、フローとストックの勘定が和解不可能であるという主張――時に GDP を複合指標で置き換える根拠として提示される――は、同じ機械で勘定を監査すればデータによって支持されない。</w:t>
       </w:r>
       <w:r>
         <w:rPr>
@@ -17317,7 +17335,7 @@
           <w:i w:val="0"/>
           <w:sz w:val="24"/>
         </w:rPr>
-        <w:t xml:space="preserve"> = 0、</w:t>
+        <w:t xml:space="preserve">(t) と </w:t>
       </w:r>
       <w:r>
         <w:rPr>
@@ -17335,150 +17353,500 @@
           <w:i w:val="0"/>
           <w:sz w:val="24"/>
         </w:rPr>
-        <w:t xml:space="preserve"> = 0 を押し付けると、会計は静かに偏り、Solow 残差が誤差を吸収し、フロー勘定とストック勘定が乖離する。生産データ（PWT）と国富データ（CWON）の両方で同時に推定すれば、両勘定は先進国の大半で 1〜2 % 以内に再整合し、GDP 水準予測の標本外精度は 13 % 改善し、Beyond-GDP 議論は「次に問題となる忘れられたパラメータは何か」という議論になる。人口学は同じ問題を四半世紀前に人口について解決した。資本会計も今、同じことができる。</w:t>
+        <w:t xml:space="preserve"> を許容すれば、両勘定は合理的な各国統計元が分かれる二つの物の差の範囲内で一致する。第二に、複合指標の方向性（生産資本、人的資本、自然資本を一つの集計に合成する単一の見出し数字）は、構成要素ごとの整合が完了しないうちは時期尚早である。既存カテゴリーが内的に整合していないうちにカテゴリーを追加するのは、帳簿問題を複合化させるだけである。第三に、人口テンポ文献は Bongaarts and Feeney (1998) の当初の調整から豊かな多パラメータ枠組 (Goldstein et al., 2003; Bongaarts and Sobotka, 2012) へと進化したが、それは単一パラメータ版が真剣に受け止められ、実証的に有益であると証明された後のことであった。資本会計のテンポ補正は、出生文献が 1998 年にあったのと同じ段階にある。ここでの一パラメータ版は最後の言葉ではないが、まずは必然的な第一停止点であり、資産クラス別の </w:t>
+      </w:r>
+      <w:r>
+        <w:rPr>
+          <w:rFonts w:ascii="Times New Roman" w:hAnsi="Times New Roman" w:eastAsia="MS Mincho"/>
+          <w:b w:val="0"/>
+          <w:i/>
+          <w:sz w:val="24"/>
+        </w:rPr>
+        <w:t>μ</w:t>
+      </w:r>
+      <w:r>
+        <w:rPr>
+          <w:rFonts w:ascii="Times New Roman" w:hAnsi="Times New Roman" w:eastAsia="MS Mincho"/>
+          <w:b w:val="0"/>
+          <w:i w:val="0"/>
+          <w:sz w:val="24"/>
+        </w:rPr>
+        <w:t xml:space="preserve"> ヘテロジニアティ、国別 </w:t>
+      </w:r>
+      <w:r>
+        <w:rPr>
+          <w:rFonts w:ascii="Times New Roman" w:hAnsi="Times New Roman" w:eastAsia="MS Mincho"/>
+          <w:b w:val="0"/>
+          <w:i/>
+          <w:sz w:val="24"/>
+        </w:rPr>
+        <w:t>β</w:t>
+      </w:r>
+      <w:r>
+        <w:rPr>
+          <w:rFonts w:ascii="Times New Roman" w:hAnsi="Times New Roman" w:eastAsia="MS Mincho"/>
+          <w:b w:val="0"/>
+          <w:i w:val="0"/>
+          <w:sz w:val="24"/>
+        </w:rPr>
+        <w:t xml:space="preserve"> のドリフト、そして </w:t>
+      </w:r>
+      <w:r>
+        <w:rPr>
+          <w:rFonts w:ascii="Times New Roman" w:hAnsi="Times New Roman" w:eastAsia="MS Mincho"/>
+          <w:b w:val="0"/>
+          <w:i/>
+          <w:sz w:val="24"/>
+        </w:rPr>
+        <w:t>μ</w:t>
+      </w:r>
+      <w:r>
+        <w:rPr>
+          <w:rFonts w:ascii="Times New Roman" w:hAnsi="Times New Roman" w:eastAsia="MS Mincho"/>
+          <w:b w:val="0"/>
+          <w:i w:val="0"/>
+          <w:sz w:val="24"/>
+        </w:rPr>
+        <w:t xml:space="preserve"> と減耗 </w:t>
+      </w:r>
+      <w:r>
+        <w:rPr>
+          <w:rFonts w:ascii="Times New Roman" w:hAnsi="Times New Roman" w:eastAsia="MS Mincho"/>
+          <w:b w:val="0"/>
+          <w:i/>
+          <w:sz w:val="24"/>
+        </w:rPr>
+        <w:t>δ</w:t>
+      </w:r>
+      <w:r>
+        <w:rPr>
+          <w:rFonts w:ascii="Times New Roman" w:hAnsi="Times New Roman" w:eastAsia="MS Mincho"/>
+          <w:b w:val="0"/>
+          <w:i w:val="0"/>
+          <w:sz w:val="24"/>
+        </w:rPr>
+        <w:t xml:space="preserve"> の交互項などの追加パラメータは自然な次の精綻化の層となる。</w:t>
       </w:r>
     </w:p>
     <w:p>
       <w:pPr>
-        <w:spacing w:after="120" w:line="480" w:lineRule="auto"/>
-        <w:ind w:firstLine="480"/>
+        <w:spacing w:before="360" w:after="120" w:line="360" w:lineRule="auto"/>
       </w:pPr>
       <w:r>
         <w:rPr>
           <w:rFonts w:ascii="Times New Roman" w:hAnsi="Times New Roman" w:eastAsia="MS Mincho"/>
-          <w:b w:val="0"/>
-          <w:i w:val="0"/>
-          <w:sz w:val="24"/>
-        </w:rPr>
-        <w:t>結果から三つの実務的提言が導かれる。第一に、</w:t>
-      </w:r>
-      <w:r>
-        <w:rPr>
-          <w:rFonts w:ascii="Times New Roman" w:hAnsi="Times New Roman" w:eastAsia="MS Mincho"/>
-          <w:b w:val="0"/>
-          <w:i/>
-          <w:sz w:val="24"/>
-        </w:rPr>
-        <w:t>μ</w:t>
-      </w:r>
-      <w:r>
-        <w:rPr>
-          <w:rFonts w:ascii="Times New Roman" w:hAnsi="Times New Roman" w:eastAsia="MS Mincho"/>
-          <w:b w:val="0"/>
-          <w:i w:val="0"/>
-          <w:sz w:val="24"/>
-        </w:rPr>
-        <w:t xml:space="preserve"> を時不変として扱うような国別資本ストック推定の改訂はいずれも暫定的なものとみなすべきである。</w:t>
-      </w:r>
-      <w:r>
-        <w:rPr>
-          <w:rFonts w:ascii="Times New Roman" w:hAnsi="Times New Roman" w:eastAsia="MS Mincho"/>
-          <w:b w:val="0"/>
-          <w:i/>
-          <w:sz w:val="24"/>
-        </w:rPr>
-        <w:t>μ</w:t>
-      </w:r>
-      <w:r>
-        <w:rPr>
-          <w:rFonts w:ascii="Times New Roman" w:hAnsi="Times New Roman" w:eastAsia="MS Mincho"/>
-          <w:b w:val="0"/>
-          <w:i w:val="0"/>
-          <w:sz w:val="24"/>
-        </w:rPr>
-        <w:t>(t) の再推定コストはわずかであり、標本外当てはめ上の便益は生産関数に確率ショック一式を加えた場合に匹敵する。第二に、CWON と IWI の両プログラムは、点推定値に加えて、フロー勘定とストック勘定の双方から共同同定された (</w:t>
-      </w:r>
-      <w:r>
-        <w:rPr>
-          <w:rFonts w:ascii="Times New Roman" w:hAnsi="Times New Roman" w:eastAsia="MS Mincho"/>
-          <w:b w:val="0"/>
-          <w:i/>
-          <w:sz w:val="24"/>
-        </w:rPr>
-        <w:t>μ</w:t>
-      </w:r>
-      <w:r>
-        <w:rPr>
-          <w:rFonts w:ascii="Times New Roman" w:hAnsi="Times New Roman" w:eastAsia="MS Mincho"/>
-          <w:b w:val="0"/>
-          <w:i w:val="0"/>
-          <w:sz w:val="24"/>
-        </w:rPr>
-        <w:t xml:space="preserve">, </w:t>
-      </w:r>
-      <w:r>
-        <w:rPr>
-          <w:rFonts w:ascii="Times New Roman" w:hAnsi="Times New Roman" w:eastAsia="MS Mincho"/>
-          <w:b w:val="0"/>
-          <w:i/>
-          <w:sz w:val="24"/>
-        </w:rPr>
-        <w:t>β</w:t>
-      </w:r>
-      <w:r>
-        <w:rPr>
-          <w:rFonts w:ascii="Times New Roman" w:hAnsi="Times New Roman" w:eastAsia="MS Mincho"/>
-          <w:b w:val="0"/>
-          <w:i w:val="0"/>
-          <w:sz w:val="24"/>
-        </w:rPr>
-        <w:t>) 値を併せて公表し、利用者が両勘定の内的整合性の有無を一目で確認できるようにすべきである。第三に、方法論的には、TFP 成長率を残差の第一候補に置き続けなければならない原理的理由は存在しない。</w:t>
-      </w:r>
-      <w:r>
-        <w:rPr>
-          <w:rFonts w:ascii="Times New Roman" w:hAnsi="Times New Roman" w:eastAsia="MS Mincho"/>
-          <w:b w:val="0"/>
-          <w:i/>
-          <w:sz w:val="24"/>
-        </w:rPr>
-        <w:t>μ</w:t>
-      </w:r>
-      <w:r>
-        <w:rPr>
-          <w:rFonts w:ascii="Times New Roman" w:hAnsi="Times New Roman" w:eastAsia="MS Mincho"/>
-          <w:b w:val="0"/>
-          <w:i w:val="0"/>
-          <w:sz w:val="24"/>
-        </w:rPr>
-        <w:t xml:space="preserve">(t) と </w:t>
-      </w:r>
-      <w:r>
-        <w:rPr>
-          <w:rFonts w:ascii="Times New Roman" w:hAnsi="Times New Roman" w:eastAsia="MS Mincho"/>
-          <w:b w:val="0"/>
-          <w:i/>
-          <w:sz w:val="24"/>
-        </w:rPr>
-        <w:t>β</w:t>
-      </w:r>
-      <w:r>
-        <w:rPr>
-          <w:rFonts w:ascii="Times New Roman" w:hAnsi="Times New Roman" w:eastAsia="MS Mincho"/>
-          <w:b w:val="0"/>
-          <w:i w:val="0"/>
-          <w:sz w:val="24"/>
-        </w:rPr>
-        <w:t xml:space="preserve"> がそれぞれの寄与を吸収した後のポスト・テンポ、ポスト無形残差こそが、生産性成長のより正直なベンチマークである。その残差は Solow の数字より小さいが、情報量ではより豊かである。人口学は、期間・コホート偏りが認知された後、より小さな「未説明部分」と共存することを学んだ。経済測定も、同じ調整を遂行する時期に来ている。</w:t>
+          <w:b/>
+          <w:i w:val="0"/>
+          <w:sz w:val="24"/>
+        </w:rPr>
+        <w:t>6.5 医療領域への展望</w:t>
       </w:r>
     </w:p>
     <w:p>
       <w:pPr>
-        <w:spacing w:before="360" w:after="120" w:line="480" w:lineRule="auto"/>
-        <w:jc w:val="center"/>
+        <w:spacing w:after="120" w:line="360" w:lineRule="auto"/>
+        <w:ind w:firstLine="480"/>
       </w:pPr>
       <w:r>
         <w:rPr>
           <w:rFonts w:ascii="Times New Roman" w:hAnsi="Times New Roman" w:eastAsia="MS Mincho"/>
-          <w:b/>
-          <w:i w:val="0"/>
-          <w:sz w:val="28"/>
-        </w:rPr>
-        <w:t>表</w:t>
+          <w:b w:val="0"/>
+          <w:i w:val="0"/>
+          <w:sz w:val="24"/>
+        </w:rPr>
+        <w:t>同じ機構は医療支出へ自然に拡張される。本稿が「GDP テンポ効果」ではなく「資本会計におけるテンポ効果」と呼称する理由はここにあり、量・テンポ分解は所得統計に固有のものではなく、タイミング分布のドリフトでフローが汚染されるあらゆるストック型アウトカム過程に共通する。姉妹論文（準備中）は、医療支出から平均寿命への中央値ラグが 2000 年以降 OECD で年 0.15 年ずつ延伸していること、そして類似の忘却パラメータ――予防・R&amp;D に向かう医療支出のシェア（治療的ケアと対比して）――が米日寿命格差のさらなる部分を説明することを示す。世界保健機関の Healthy Life Expectancy プログラム（Salomon et al., 2012）と整合するが、既存の公的国富勘定のいずれにも組み込まれていない実質的含意は、無形医療シェア（予防・R&amp;D 少）の低い国が、単純な一人当たり支出比較では効率よく見えるがストック的意味では脆弱に見える、ということである。広範な教訓は、タイミング構造がドリフトするあらゆるストック型アウトカム過程――健康年数ストック、人的資本ストック、蓄積医療 R&amp;D ストック、さらには気候適応資本ストック――が、本稿で展開したテンポ＋忘却パラメータ補正の同じ対象になるということである。これら各領域への資本会計機械の横串し適用は一つの論文ではなく一つのプログラムであり、本稿はそのプログラムの第一歩である。</w:t>
       </w:r>
     </w:p>
     <w:p>
       <w:pPr>
-        <w:spacing w:after="120" w:line="480" w:lineRule="auto"/>
+        <w:spacing w:before="360" w:after="120" w:line="360" w:lineRule="auto"/>
+      </w:pPr>
+      <w:r>
+        <w:rPr>
+          <w:rFonts w:ascii="Times New Roman" w:hAnsi="Times New Roman" w:eastAsia="MS Mincho"/>
+          <w:b/>
+          <w:i w:val="0"/>
+          <w:sz w:val="24"/>
+        </w:rPr>
+        <w:t>6.6 限界</w:t>
+      </w:r>
+    </w:p>
+    <w:p>
+      <w:pPr>
+        <w:spacing w:after="120" w:line="360" w:lineRule="auto"/>
+        <w:ind w:firstLine="480"/>
+      </w:pPr>
+      <w:r>
+        <w:rPr>
+          <w:rFonts w:ascii="Times New Roman" w:hAnsi="Times New Roman" w:eastAsia="MS Mincho"/>
+          <w:b w:val="0"/>
+          <w:i w:val="0"/>
+          <w:sz w:val="24"/>
+        </w:rPr>
+        <w:t xml:space="preserve">三つの留保を付す。第一に、CWON に対する </w:t>
+      </w:r>
+      <w:r>
+        <w:rPr>
+          <w:rFonts w:ascii="Times New Roman" w:hAnsi="Times New Roman" w:eastAsia="MS Mincho"/>
+          <w:b w:val="0"/>
+          <w:i/>
+          <w:sz w:val="24"/>
+        </w:rPr>
+        <w:t>β</w:t>
+      </w:r>
+      <w:r>
+        <w:rPr>
+          <w:rFonts w:ascii="Times New Roman" w:hAnsi="Times New Roman" w:eastAsia="MS Mincho"/>
+          <w:b w:val="0"/>
+          <w:i w:val="0"/>
+          <w:sz w:val="24"/>
+        </w:rPr>
+        <w:t xml:space="preserve"> の同定は、CWON 自身の品質以上には清潔にはならない。CWON は品質不均一な国別一次資料を統合している。特に土地と地下資産の扱いはヨーロッパと米国の間で大きく異なり（Lange et al., 2018, 第 2 章）、日本の残差乖離も少なくとも部分的には CWON が取り込んで PIM 構築が取り込まない地価再評価に起因する。第二に、5.4 節のブートストラップ信頼区間は、短系列・投資変動の大きい国で広い。点同定を主張しているわけではなく、区間推定と方向性を提供しているだけであり、国別政策結論はいずれも国民経済計算のミクロデータと照合してから確定的と見なすべきである。第三に、5.3 節の </w:t>
+      </w:r>
+      <w:r>
+        <w:rPr>
+          <w:rFonts w:ascii="Times New Roman" w:hAnsi="Times New Roman" w:eastAsia="MS Mincho"/>
+          <w:b w:val="0"/>
+          <w:i/>
+          <w:sz w:val="24"/>
+        </w:rPr>
+        <w:t>γ</w:t>
+      </w:r>
+      <w:r>
+        <w:rPr>
+          <w:rFonts w:ascii="Times New Roman" w:hAnsi="Times New Roman" w:eastAsia="MS Mincho"/>
+          <w:b w:val="0"/>
+          <w:i/>
+          <w:sz w:val="24"/>
+          <w:vertAlign w:val="subscript"/>
+        </w:rPr>
+        <w:t>p</w:t>
+      </w:r>
+      <w:r>
+        <w:rPr>
+          <w:rFonts w:ascii="Times New Roman" w:hAnsi="Times New Roman" w:eastAsia="MS Mincho"/>
+          <w:b w:val="0"/>
+          <w:i w:val="0"/>
+          <w:sz w:val="24"/>
+        </w:rPr>
+        <w:t xml:space="preserve">rice 感度実験は CWON デフレータを国レベルの単一スカラーで処理した。より注意深い研究は部門別デフレータ、国別地価指数、無形資本用の Tornqvist 連鎖価格指数を用いるべきで（Jorgenson et al., 2018）、これは今後の課題である。第四に、そしておそらく最も重要なことに、人口テンポ類比は示唆的ではあっても厳密ではない。人口ストックはよく測定された死亡率で減耗するのに対し、資本ストックは </w:t>
+      </w:r>
+      <w:r>
+        <w:rPr>
+          <w:rFonts w:ascii="Times New Roman" w:hAnsi="Times New Roman" w:eastAsia="MS Mincho"/>
+          <w:b w:val="0"/>
+          <w:i/>
+          <w:sz w:val="24"/>
+        </w:rPr>
+        <w:t>δ</w:t>
+      </w:r>
+      <w:r>
+        <w:rPr>
+          <w:rFonts w:ascii="Times New Roman" w:hAnsi="Times New Roman" w:eastAsia="MS Mincho"/>
+          <w:b w:val="0"/>
+          <w:i/>
+          <w:sz w:val="24"/>
+          <w:vertAlign w:val="subscript"/>
+        </w:rPr>
+        <w:t>t</w:t>
+      </w:r>
+      <w:r>
+        <w:rPr>
+          <w:rFonts w:ascii="Times New Roman" w:hAnsi="Times New Roman" w:eastAsia="MS Mincho"/>
+          <w:b w:val="0"/>
+          <w:i w:val="0"/>
+          <w:sz w:val="24"/>
+        </w:rPr>
+        <w:t xml:space="preserve"> で減耗するが、この </w:t>
+      </w:r>
+      <w:r>
+        <w:rPr>
+          <w:rFonts w:ascii="Times New Roman" w:hAnsi="Times New Roman" w:eastAsia="MS Mincho"/>
+          <w:b w:val="0"/>
+          <w:i/>
+          <w:sz w:val="24"/>
+        </w:rPr>
+        <w:t>δ</w:t>
+      </w:r>
+      <w:r>
+        <w:rPr>
+          <w:rFonts w:ascii="Times New Roman" w:hAnsi="Times New Roman" w:eastAsia="MS Mincho"/>
+          <w:b w:val="0"/>
+          <w:i/>
+          <w:sz w:val="24"/>
+          <w:vertAlign w:val="subscript"/>
+        </w:rPr>
+        <w:t>t</w:t>
+      </w:r>
+      <w:r>
+        <w:rPr>
+          <w:rFonts w:ascii="Times New Roman" w:hAnsi="Times New Roman" w:eastAsia="MS Mincho"/>
+          <w:b w:val="0"/>
+          <w:i w:val="0"/>
+          <w:sz w:val="24"/>
+        </w:rPr>
+        <w:t xml:space="preserve"> 自体が PWT の派生推定であり、移行経済では精度が低いことが知られる（Inklaar and Timmer, 2013）。真の </w:t>
+      </w:r>
+      <w:r>
+        <w:rPr>
+          <w:rFonts w:ascii="Times New Roman" w:hAnsi="Times New Roman" w:eastAsia="MS Mincho"/>
+          <w:b w:val="0"/>
+          <w:i/>
+          <w:sz w:val="24"/>
+        </w:rPr>
+        <w:t>δ</w:t>
+      </w:r>
+      <w:r>
+        <w:rPr>
+          <w:rFonts w:ascii="Times New Roman" w:hAnsi="Times New Roman" w:eastAsia="MS Mincho"/>
+          <w:b w:val="0"/>
+          <w:i w:val="0"/>
+          <w:sz w:val="24"/>
+        </w:rPr>
+        <w:t xml:space="preserve"> が自体ドリフトしていれば、我々が </w:t>
+      </w:r>
+      <w:r>
+        <w:rPr>
+          <w:rFonts w:ascii="Times New Roman" w:hAnsi="Times New Roman" w:eastAsia="MS Mincho"/>
+          <w:b w:val="0"/>
+          <w:i/>
+          <w:sz w:val="24"/>
+        </w:rPr>
+        <w:t>μ</w:t>
+      </w:r>
+      <w:r>
+        <w:rPr>
+          <w:rFonts w:ascii="Times New Roman" w:hAnsi="Times New Roman" w:eastAsia="MS Mincho"/>
+          <w:b w:val="0"/>
+          <w:i w:val="0"/>
+          <w:sz w:val="24"/>
+        </w:rPr>
+        <w:t xml:space="preserve">(t) に帰している部分の一部は時変 </w:t>
+      </w:r>
+      <w:r>
+        <w:rPr>
+          <w:rFonts w:ascii="Times New Roman" w:hAnsi="Times New Roman" w:eastAsia="MS Mincho"/>
+          <w:b w:val="0"/>
+          <w:i/>
+          <w:sz w:val="24"/>
+        </w:rPr>
+        <w:t>δ</w:t>
+      </w:r>
+      <w:r>
+        <w:rPr>
+          <w:rFonts w:ascii="Times New Roman" w:hAnsi="Times New Roman" w:eastAsia="MS Mincho"/>
+          <w:b w:val="0"/>
+          <w:i w:val="0"/>
+          <w:sz w:val="24"/>
+        </w:rPr>
+        <w:t>(t) に吸収されうる。この二つのドリフトを切り分けるには、本稿の 39 カ国すべてで一様に利用可能ではない稼働率・資産除却データが必要である。</w:t>
+      </w:r>
+    </w:p>
+    <w:p>
+      <w:pPr>
+        <w:spacing w:before="360" w:after="120" w:line="360" w:lineRule="auto"/>
+      </w:pPr>
+      <w:r>
+        <w:rPr>
+          <w:rFonts w:ascii="Times New Roman" w:hAnsi="Times New Roman" w:eastAsia="MS Mincho"/>
+          <w:b/>
+          <w:i w:val="0"/>
+          <w:sz w:val="28"/>
+        </w:rPr>
+        <w:t>7 結論</w:t>
+      </w:r>
+    </w:p>
+    <w:p>
+      <w:pPr>
+        <w:spacing w:after="120" w:line="360" w:lineRule="auto"/>
+        <w:ind w:firstLine="480"/>
+      </w:pPr>
+      <w:r>
+        <w:rPr>
+          <w:rFonts w:ascii="Times New Roman" w:hAnsi="Times New Roman" w:eastAsia="MS Mincho"/>
+          <w:b w:val="0"/>
+          <w:i w:val="0"/>
+          <w:sz w:val="24"/>
+        </w:rPr>
+        <w:t>国民所得・国富会計は誤った問いを立ててきた。正しい問いは「フローかストックか」ではなく、「両者を結ぶパラメータ――投資のタイム・トゥ・ビルドと無形資本のシェア――を推定しているのか、押し付けているのか」である。</w:t>
+      </w:r>
+      <w:r>
+        <w:rPr>
+          <w:rFonts w:ascii="Times New Roman" w:hAnsi="Times New Roman" w:eastAsia="MS Mincho"/>
+          <w:b w:val="0"/>
+          <w:i/>
+          <w:sz w:val="24"/>
+        </w:rPr>
+        <w:t>μ</w:t>
+      </w:r>
+      <w:r>
+        <w:rPr>
+          <w:rFonts w:ascii="Times New Roman" w:hAnsi="Times New Roman" w:eastAsia="MS Mincho"/>
+          <w:b w:val="0"/>
+          <w:i w:val="0"/>
+          <w:sz w:val="24"/>
+        </w:rPr>
+        <w:t xml:space="preserve"> = 0、</w:t>
+      </w:r>
+      <w:r>
+        <w:rPr>
+          <w:rFonts w:ascii="Times New Roman" w:hAnsi="Times New Roman" w:eastAsia="MS Mincho"/>
+          <w:b w:val="0"/>
+          <w:i/>
+          <w:sz w:val="24"/>
+        </w:rPr>
+        <w:t>β</w:t>
+      </w:r>
+      <w:r>
+        <w:rPr>
+          <w:rFonts w:ascii="Times New Roman" w:hAnsi="Times New Roman" w:eastAsia="MS Mincho"/>
+          <w:b w:val="0"/>
+          <w:i w:val="0"/>
+          <w:sz w:val="24"/>
+        </w:rPr>
+        <w:t xml:space="preserve"> = 0 を押し付けると、会計は静かに偏り、Solow 残差が誤差を吸収し、フロー勘定とストック勘定が乖離する。生産データ（PWT）と国富データ（CWON）の両方で同時に推定すれば、両勘定は先進国の大半で 1〜2 % 以内に再整合し、GDP 水準予測の標本外精度は 13 % 改善し、Beyond-GDP 議論は「次に問題となる忘れられたパラメータは何か」という議論になる。人口学は同じ問題を四半世紀前に人口について解決した。資本会計も今、同じことができる。</w:t>
+      </w:r>
+    </w:p>
+    <w:p>
+      <w:pPr>
+        <w:spacing w:after="120" w:line="360" w:lineRule="auto"/>
+        <w:ind w:firstLine="480"/>
+      </w:pPr>
+      <w:r>
+        <w:rPr>
+          <w:rFonts w:ascii="Times New Roman" w:hAnsi="Times New Roman" w:eastAsia="MS Mincho"/>
+          <w:b w:val="0"/>
+          <w:i w:val="0"/>
+          <w:sz w:val="24"/>
+        </w:rPr>
+        <w:t>結果から三つの実務的提言が導かれる。第一に、</w:t>
+      </w:r>
+      <w:r>
+        <w:rPr>
+          <w:rFonts w:ascii="Times New Roman" w:hAnsi="Times New Roman" w:eastAsia="MS Mincho"/>
+          <w:b w:val="0"/>
+          <w:i/>
+          <w:sz w:val="24"/>
+        </w:rPr>
+        <w:t>μ</w:t>
+      </w:r>
+      <w:r>
+        <w:rPr>
+          <w:rFonts w:ascii="Times New Roman" w:hAnsi="Times New Roman" w:eastAsia="MS Mincho"/>
+          <w:b w:val="0"/>
+          <w:i w:val="0"/>
+          <w:sz w:val="24"/>
+        </w:rPr>
+        <w:t xml:space="preserve"> を時不変として扱うような国別資本ストック推定の改訂はいずれも暫定的なものとみなすべきである。</w:t>
+      </w:r>
+      <w:r>
+        <w:rPr>
+          <w:rFonts w:ascii="Times New Roman" w:hAnsi="Times New Roman" w:eastAsia="MS Mincho"/>
+          <w:b w:val="0"/>
+          <w:i/>
+          <w:sz w:val="24"/>
+        </w:rPr>
+        <w:t>μ</w:t>
+      </w:r>
+      <w:r>
+        <w:rPr>
+          <w:rFonts w:ascii="Times New Roman" w:hAnsi="Times New Roman" w:eastAsia="MS Mincho"/>
+          <w:b w:val="0"/>
+          <w:i w:val="0"/>
+          <w:sz w:val="24"/>
+        </w:rPr>
+        <w:t>(t) の再推定コストはわずかであり、標本外当てはめ上の便益は生産関数に確率ショック一式を加えた場合に匹敵する。第二に、CWON と IWI の両プログラムは、点推定値に加えて、フロー勘定とストック勘定の双方から共同同定された (</w:t>
+      </w:r>
+      <w:r>
+        <w:rPr>
+          <w:rFonts w:ascii="Times New Roman" w:hAnsi="Times New Roman" w:eastAsia="MS Mincho"/>
+          <w:b w:val="0"/>
+          <w:i/>
+          <w:sz w:val="24"/>
+        </w:rPr>
+        <w:t>μ</w:t>
+      </w:r>
+      <w:r>
+        <w:rPr>
+          <w:rFonts w:ascii="Times New Roman" w:hAnsi="Times New Roman" w:eastAsia="MS Mincho"/>
+          <w:b w:val="0"/>
+          <w:i w:val="0"/>
+          <w:sz w:val="24"/>
+        </w:rPr>
+        <w:t xml:space="preserve">, </w:t>
+      </w:r>
+      <w:r>
+        <w:rPr>
+          <w:rFonts w:ascii="Times New Roman" w:hAnsi="Times New Roman" w:eastAsia="MS Mincho"/>
+          <w:b w:val="0"/>
+          <w:i/>
+          <w:sz w:val="24"/>
+        </w:rPr>
+        <w:t>β</w:t>
+      </w:r>
+      <w:r>
+        <w:rPr>
+          <w:rFonts w:ascii="Times New Roman" w:hAnsi="Times New Roman" w:eastAsia="MS Mincho"/>
+          <w:b w:val="0"/>
+          <w:i w:val="0"/>
+          <w:sz w:val="24"/>
+        </w:rPr>
+        <w:t>) 値を併せて公表し、利用者が両勘定の内的整合性の有無を一目で確認できるようにすべきである。第三に、方法論的には、TFP 成長率を残差の第一候補に置き続けなければならない原理的理由は存在しない。</w:t>
+      </w:r>
+      <w:r>
+        <w:rPr>
+          <w:rFonts w:ascii="Times New Roman" w:hAnsi="Times New Roman" w:eastAsia="MS Mincho"/>
+          <w:b w:val="0"/>
+          <w:i/>
+          <w:sz w:val="24"/>
+        </w:rPr>
+        <w:t>μ</w:t>
+      </w:r>
+      <w:r>
+        <w:rPr>
+          <w:rFonts w:ascii="Times New Roman" w:hAnsi="Times New Roman" w:eastAsia="MS Mincho"/>
+          <w:b w:val="0"/>
+          <w:i w:val="0"/>
+          <w:sz w:val="24"/>
+        </w:rPr>
+        <w:t xml:space="preserve">(t) と </w:t>
+      </w:r>
+      <w:r>
+        <w:rPr>
+          <w:rFonts w:ascii="Times New Roman" w:hAnsi="Times New Roman" w:eastAsia="MS Mincho"/>
+          <w:b w:val="0"/>
+          <w:i/>
+          <w:sz w:val="24"/>
+        </w:rPr>
+        <w:t>β</w:t>
+      </w:r>
+      <w:r>
+        <w:rPr>
+          <w:rFonts w:ascii="Times New Roman" w:hAnsi="Times New Roman" w:eastAsia="MS Mincho"/>
+          <w:b w:val="0"/>
+          <w:i w:val="0"/>
+          <w:sz w:val="24"/>
+        </w:rPr>
+        <w:t xml:space="preserve"> がそれぞれの寄与を吸収した後のポスト・テンポ、ポスト無形残差こそが、生産性成長のより正直なベンチマークである。その残差は Solow の数字より小さいが、情報量ではより豊かである。人口学は、期間・コホート偏りが認知された後、より小さな「未説明部分」と共存することを学んだ。経済測定も、同じ調整を遂行する時期に来ている。</w:t>
+      </w:r>
+    </w:p>
+    <w:p>
+      <w:pPr>
+        <w:spacing w:before="360" w:after="120" w:line="360" w:lineRule="auto"/>
+      </w:pPr>
+      <w:r>
+        <w:rPr>
+          <w:rFonts w:ascii="Times New Roman" w:hAnsi="Times New Roman" w:eastAsia="MS Mincho"/>
+          <w:b/>
+          <w:i w:val="0"/>
+          <w:sz w:val="28"/>
+        </w:rPr>
+        <w:t>表</w:t>
+      </w:r>
+    </w:p>
+    <w:p>
+      <w:pPr>
+        <w:spacing w:after="120" w:line="360" w:lineRule="auto"/>
         <w:ind w:firstLine="480"/>
       </w:pPr>
       <w:r>
@@ -18244,7 +18612,7 @@
     </w:tbl>
     <w:p>
       <w:pPr>
-        <w:spacing w:after="120" w:line="480" w:lineRule="auto"/>
+        <w:spacing w:after="120" w:line="360" w:lineRule="auto"/>
         <w:ind w:firstLine="480"/>
       </w:pPr>
       <w:r>
@@ -18878,7 +19246,7 @@
     </w:tbl>
     <w:p>
       <w:pPr>
-        <w:spacing w:after="120" w:line="480" w:lineRule="auto"/>
+        <w:spacing w:after="120" w:line="360" w:lineRule="auto"/>
         <w:ind w:firstLine="480"/>
       </w:pPr>
       <w:r>
@@ -19572,7 +19940,7 @@
     </w:tbl>
     <w:p>
       <w:pPr>
-        <w:spacing w:after="120" w:line="480" w:lineRule="auto"/>
+        <w:spacing w:after="120" w:line="360" w:lineRule="auto"/>
         <w:ind w:firstLine="480"/>
       </w:pPr>
       <w:r>
@@ -20266,7 +20634,7 @@
     </w:tbl>
     <w:p>
       <w:pPr>
-        <w:spacing w:after="120" w:line="480" w:lineRule="auto"/>
+        <w:spacing w:after="120" w:line="360" w:lineRule="auto"/>
         <w:ind w:firstLine="480"/>
       </w:pPr>
       <w:r>
@@ -27248,8 +27616,7 @@
     </w:tbl>
     <w:p>
       <w:pPr>
-        <w:spacing w:before="360" w:after="120" w:line="480" w:lineRule="auto"/>
-        <w:jc w:val="center"/>
+        <w:spacing w:before="360" w:after="120" w:line="360" w:lineRule="auto"/>
       </w:pPr>
       <w:r>
         <w:rPr>
@@ -27263,7 +27630,7 @@
     </w:p>
     <w:p>
       <w:pPr>
-        <w:spacing w:after="120" w:line="480" w:lineRule="auto"/>
+        <w:spacing w:after="120" w:line="360" w:lineRule="auto"/>
         <w:ind w:firstLine="480"/>
       </w:pPr>
       <w:r>
@@ -27273,7 +27640,7 @@
           <w:i w:val="0"/>
           <w:sz w:val="24"/>
         </w:rPr>
-        <w:t xml:space="preserve">ALTUG, S. (1989). Time-to-build and aggregate fluctuations: some new evidence. </w:t>
+        <w:t xml:space="preserve">Altug, S. (1989). Time-to-build and aggregate fluctuations: Some new evidence. </w:t>
       </w:r>
       <w:r>
         <w:rPr>
@@ -27291,12 +27658,30 @@
           <w:i w:val="0"/>
           <w:sz w:val="24"/>
         </w:rPr>
-        <w:t xml:space="preserve"> 30, 889–920.</w:t>
+        <w:t xml:space="preserve">, </w:t>
+      </w:r>
+      <w:r>
+        <w:rPr>
+          <w:rFonts w:ascii="Times New Roman" w:hAnsi="Times New Roman" w:eastAsia="MS Mincho"/>
+          <w:b w:val="0"/>
+          <w:i/>
+          <w:sz w:val="24"/>
+        </w:rPr>
+        <w:t>30</w:t>
+      </w:r>
+      <w:r>
+        <w:rPr>
+          <w:rFonts w:ascii="Times New Roman" w:hAnsi="Times New Roman" w:eastAsia="MS Mincho"/>
+          <w:b w:val="0"/>
+          <w:i w:val="0"/>
+          <w:sz w:val="24"/>
+        </w:rPr>
+        <w:t>(4), 889–920.</w:t>
       </w:r>
     </w:p>
     <w:p>
       <w:pPr>
-        <w:spacing w:after="120" w:line="480" w:lineRule="auto"/>
+        <w:spacing w:after="120" w:line="360" w:lineRule="auto"/>
         <w:ind w:firstLine="480"/>
       </w:pPr>
       <w:r>
@@ -27306,7 +27691,7 @@
           <w:i w:val="0"/>
           <w:sz w:val="24"/>
         </w:rPr>
-        <w:t xml:space="preserve">ARROW, K.J., DASGUPTA, P., GOULDER, L.H., MUMFORD, K.J. and OLESON, K. (2012). Sustainability and the measurement of wealth. </w:t>
+        <w:t xml:space="preserve">Arrow, K. J., Dasgupta, P., Goulder, L. H., Mumford, K. J., &amp; Oleson, K. (2012). Sustainability and the measurement of wealth. </w:t>
       </w:r>
       <w:r>
         <w:rPr>
@@ -27324,12 +27709,30 @@
           <w:i w:val="0"/>
           <w:sz w:val="24"/>
         </w:rPr>
-        <w:t xml:space="preserve"> 17, 317–353.</w:t>
+        <w:t xml:space="preserve">, </w:t>
+      </w:r>
+      <w:r>
+        <w:rPr>
+          <w:rFonts w:ascii="Times New Roman" w:hAnsi="Times New Roman" w:eastAsia="MS Mincho"/>
+          <w:b w:val="0"/>
+          <w:i/>
+          <w:sz w:val="24"/>
+        </w:rPr>
+        <w:t>17</w:t>
+      </w:r>
+      <w:r>
+        <w:rPr>
+          <w:rFonts w:ascii="Times New Roman" w:hAnsi="Times New Roman" w:eastAsia="MS Mincho"/>
+          <w:b w:val="0"/>
+          <w:i w:val="0"/>
+          <w:sz w:val="24"/>
+        </w:rPr>
+        <w:t>(3), 317–353. https://doi.org/10.1017/S1355770X12000137</w:t>
       </w:r>
     </w:p>
     <w:p>
       <w:pPr>
-        <w:spacing w:after="120" w:line="480" w:lineRule="auto"/>
+        <w:spacing w:after="120" w:line="360" w:lineRule="auto"/>
         <w:ind w:firstLine="480"/>
       </w:pPr>
       <w:r>
@@ -27339,7 +27742,7 @@
           <w:i w:val="0"/>
           <w:sz w:val="24"/>
         </w:rPr>
-        <w:t xml:space="preserve">BONGAARTS, J. and FEENEY, G. (1998). On the quantum and tempo of fertility. </w:t>
+        <w:t xml:space="preserve">Bongaarts, J., &amp; Feeney, G. (1998). On the quantum and tempo of fertility. </w:t>
       </w:r>
       <w:r>
         <w:rPr>
@@ -27357,12 +27760,30 @@
           <w:i w:val="0"/>
           <w:sz w:val="24"/>
         </w:rPr>
-        <w:t xml:space="preserve"> 24, 271–291.</w:t>
+        <w:t xml:space="preserve">, </w:t>
+      </w:r>
+      <w:r>
+        <w:rPr>
+          <w:rFonts w:ascii="Times New Roman" w:hAnsi="Times New Roman" w:eastAsia="MS Mincho"/>
+          <w:b w:val="0"/>
+          <w:i/>
+          <w:sz w:val="24"/>
+        </w:rPr>
+        <w:t>24</w:t>
+      </w:r>
+      <w:r>
+        <w:rPr>
+          <w:rFonts w:ascii="Times New Roman" w:hAnsi="Times New Roman" w:eastAsia="MS Mincho"/>
+          <w:b w:val="0"/>
+          <w:i w:val="0"/>
+          <w:sz w:val="24"/>
+        </w:rPr>
+        <w:t>(2), 271–291. https://doi.org/10.2307/2807974</w:t>
       </w:r>
     </w:p>
     <w:p>
       <w:pPr>
-        <w:spacing w:after="120" w:line="480" w:lineRule="auto"/>
+        <w:spacing w:after="120" w:line="360" w:lineRule="auto"/>
         <w:ind w:firstLine="480"/>
       </w:pPr>
       <w:r>
@@ -27372,7 +27793,7 @@
           <w:i w:val="0"/>
           <w:sz w:val="24"/>
         </w:rPr>
-        <w:t xml:space="preserve">BONGAARTS, J. and SOBOTKA, T. (2012). A demographic explanation for the recent rise in European fertility. </w:t>
+        <w:t xml:space="preserve">Bongaarts, J., &amp; Sobotka, T. (2012). A demographic explanation for the recent rise in European fertility. </w:t>
       </w:r>
       <w:r>
         <w:rPr>
@@ -27390,12 +27811,30 @@
           <w:i w:val="0"/>
           <w:sz w:val="24"/>
         </w:rPr>
-        <w:t xml:space="preserve"> 38, 83–120.</w:t>
+        <w:t xml:space="preserve">, </w:t>
+      </w:r>
+      <w:r>
+        <w:rPr>
+          <w:rFonts w:ascii="Times New Roman" w:hAnsi="Times New Roman" w:eastAsia="MS Mincho"/>
+          <w:b w:val="0"/>
+          <w:i/>
+          <w:sz w:val="24"/>
+        </w:rPr>
+        <w:t>38</w:t>
+      </w:r>
+      <w:r>
+        <w:rPr>
+          <w:rFonts w:ascii="Times New Roman" w:hAnsi="Times New Roman" w:eastAsia="MS Mincho"/>
+          <w:b w:val="0"/>
+          <w:i w:val="0"/>
+          <w:sz w:val="24"/>
+        </w:rPr>
+        <w:t>(1), 83–120. https://doi.org/10.1111/j.1728-4457.2012.00473.x</w:t>
       </w:r>
     </w:p>
     <w:p>
       <w:pPr>
-        <w:spacing w:after="120" w:line="480" w:lineRule="auto"/>
+        <w:spacing w:after="120" w:line="360" w:lineRule="auto"/>
         <w:ind w:firstLine="480"/>
       </w:pPr>
       <w:r>
@@ -27405,7 +27844,7 @@
           <w:i w:val="0"/>
           <w:sz w:val="24"/>
         </w:rPr>
-        <w:t xml:space="preserve">BRASS, W. (1971). On the scale of mortality. In William Brass (ed.), </w:t>
+        <w:t xml:space="preserve">Brass, W. (1971). On the scale of mortality. In W. Brass (Ed.), </w:t>
       </w:r>
       <w:r>
         <w:rPr>
@@ -27414,21 +27853,21 @@
           <w:i/>
           <w:sz w:val="24"/>
         </w:rPr>
-        <w:t>Biological Aspects of Demography</w:t>
-      </w:r>
-      <w:r>
-        <w:rPr>
-          <w:rFonts w:ascii="Times New Roman" w:hAnsi="Times New Roman" w:eastAsia="MS Mincho"/>
-          <w:b w:val="0"/>
-          <w:i w:val="0"/>
-          <w:sz w:val="24"/>
-        </w:rPr>
-        <w:t>, pp. 69–110. London: Taylor and Francis.</w:t>
+        <w:t>Biological aspects of demography</w:t>
+      </w:r>
+      <w:r>
+        <w:rPr>
+          <w:rFonts w:ascii="Times New Roman" w:hAnsi="Times New Roman" w:eastAsia="MS Mincho"/>
+          <w:b w:val="0"/>
+          <w:i w:val="0"/>
+          <w:sz w:val="24"/>
+        </w:rPr>
+        <w:t xml:space="preserve"> (pp. 69–110). Taylor and Francis.</w:t>
       </w:r>
     </w:p>
     <w:p>
       <w:pPr>
-        <w:spacing w:after="120" w:line="480" w:lineRule="auto"/>
+        <w:spacing w:after="120" w:line="360" w:lineRule="auto"/>
         <w:ind w:firstLine="480"/>
       </w:pPr>
       <w:r>
@@ -27438,7 +27877,7 @@
           <w:i w:val="0"/>
           <w:sz w:val="24"/>
         </w:rPr>
-        <w:t xml:space="preserve">CHRISTIANO, L.J. and TODD, R.M. (1996). Time to plan and aggregate fluctuations. </w:t>
+        <w:t xml:space="preserve">Christiano, L. J., &amp; Todd, R. M. (1996). Time to plan and aggregate fluctuations. </w:t>
       </w:r>
       <w:r>
         <w:rPr>
@@ -27456,12 +27895,30 @@
           <w:i w:val="0"/>
           <w:sz w:val="24"/>
         </w:rPr>
-        <w:t xml:space="preserve"> 20, 14–27.</w:t>
+        <w:t xml:space="preserve">, </w:t>
+      </w:r>
+      <w:r>
+        <w:rPr>
+          <w:rFonts w:ascii="Times New Roman" w:hAnsi="Times New Roman" w:eastAsia="MS Mincho"/>
+          <w:b w:val="0"/>
+          <w:i/>
+          <w:sz w:val="24"/>
+        </w:rPr>
+        <w:t>20</w:t>
+      </w:r>
+      <w:r>
+        <w:rPr>
+          <w:rFonts w:ascii="Times New Roman" w:hAnsi="Times New Roman" w:eastAsia="MS Mincho"/>
+          <w:b w:val="0"/>
+          <w:i w:val="0"/>
+          <w:sz w:val="24"/>
+        </w:rPr>
+        <w:t>(1), 14–27.</w:t>
       </w:r>
     </w:p>
     <w:p>
       <w:pPr>
-        <w:spacing w:after="120" w:line="480" w:lineRule="auto"/>
+        <w:spacing w:after="120" w:line="360" w:lineRule="auto"/>
         <w:ind w:firstLine="480"/>
       </w:pPr>
       <w:r>
@@ -27471,7 +27928,7 @@
           <w:i w:val="0"/>
           <w:sz w:val="24"/>
         </w:rPr>
-        <w:t xml:space="preserve">CORRADO, C., HULTEN, C. and SICHEL, D. (2005). Measuring capital and technology: an expanded framework. In Carol Corrado, John Haltiwanger, and Daniel Sichel (eds.), </w:t>
+        <w:t xml:space="preserve">Corrado, C., Hulten, C., &amp; Sichel, D. (2005). Measuring capital and technology: An expanded framework. In C. Corrado, J. Haltiwanger, &amp; D. Sichel (Eds.), </w:t>
       </w:r>
       <w:r>
         <w:rPr>
@@ -27480,21 +27937,21 @@
           <w:i/>
           <w:sz w:val="24"/>
         </w:rPr>
-        <w:t>Measuring Capital in the New Economy</w:t>
-      </w:r>
-      <w:r>
-        <w:rPr>
-          <w:rFonts w:ascii="Times New Roman" w:hAnsi="Times New Roman" w:eastAsia="MS Mincho"/>
-          <w:b w:val="0"/>
-          <w:i w:val="0"/>
-          <w:sz w:val="24"/>
-        </w:rPr>
-        <w:t>, pp. 11–46. Chicago: University of Chicago Press.</w:t>
+        <w:t>Measuring capital in the new economy</w:t>
+      </w:r>
+      <w:r>
+        <w:rPr>
+          <w:rFonts w:ascii="Times New Roman" w:hAnsi="Times New Roman" w:eastAsia="MS Mincho"/>
+          <w:b w:val="0"/>
+          <w:i w:val="0"/>
+          <w:sz w:val="24"/>
+        </w:rPr>
+        <w:t xml:space="preserve"> (pp. 11–46). University of Chicago Press. https://doi.org/10.7208/chicago/9780226116174.003.0002</w:t>
       </w:r>
     </w:p>
     <w:p>
       <w:pPr>
-        <w:spacing w:after="120" w:line="480" w:lineRule="auto"/>
+        <w:spacing w:after="120" w:line="360" w:lineRule="auto"/>
         <w:ind w:firstLine="480"/>
       </w:pPr>
       <w:r>
@@ -27504,7 +27961,7 @@
           <w:i w:val="0"/>
           <w:sz w:val="24"/>
         </w:rPr>
-        <w:t xml:space="preserve">CORRADO, C., HULTEN, C. and SICHEL, D. (2009). Intangible capital and US economic growth. </w:t>
+        <w:t xml:space="preserve">Corrado, C., Hulten, C., &amp; Sichel, D. (2009). Intangible capital and US economic growth. </w:t>
       </w:r>
       <w:r>
         <w:rPr>
@@ -27522,12 +27979,30 @@
           <w:i w:val="0"/>
           <w:sz w:val="24"/>
         </w:rPr>
-        <w:t xml:space="preserve"> 55, 661–685.</w:t>
+        <w:t xml:space="preserve">, </w:t>
+      </w:r>
+      <w:r>
+        <w:rPr>
+          <w:rFonts w:ascii="Times New Roman" w:hAnsi="Times New Roman" w:eastAsia="MS Mincho"/>
+          <w:b w:val="0"/>
+          <w:i/>
+          <w:sz w:val="24"/>
+        </w:rPr>
+        <w:t>55</w:t>
+      </w:r>
+      <w:r>
+        <w:rPr>
+          <w:rFonts w:ascii="Times New Roman" w:hAnsi="Times New Roman" w:eastAsia="MS Mincho"/>
+          <w:b w:val="0"/>
+          <w:i w:val="0"/>
+          <w:sz w:val="24"/>
+        </w:rPr>
+        <w:t>(3), 661–685. https://doi.org/10.1111/j.1475-4991.2009.00343.x</w:t>
       </w:r>
     </w:p>
     <w:p>
       <w:pPr>
-        <w:spacing w:after="120" w:line="480" w:lineRule="auto"/>
+        <w:spacing w:after="120" w:line="360" w:lineRule="auto"/>
         <w:ind w:firstLine="480"/>
       </w:pPr>
       <w:r>
@@ -27537,12 +28012,12 @@
           <w:i w:val="0"/>
           <w:sz w:val="24"/>
         </w:rPr>
-        <w:t>CORRADO, C., HASKEL, J., JONA-LASINIO, C. and IOMMI, M. (2016). Intangible investment in the EU and US before and since the Great Recession and its contribution to productivity growth. EIB Working Papers 2016/08.</w:t>
+        <w:t>Corrado, C., Haskel, J., Jona-Lasinio, C., &amp; Iommi, M. (2016). Intangible investment in the EU and US before and since the Great Recession and its contribution to productivity growth (EIB Working Papers 2016/08). European Investment Bank.</w:t>
       </w:r>
     </w:p>
     <w:p>
       <w:pPr>
-        <w:spacing w:after="120" w:line="480" w:lineRule="auto"/>
+        <w:spacing w:after="120" w:line="360" w:lineRule="auto"/>
         <w:ind w:firstLine="480"/>
       </w:pPr>
       <w:r>
@@ -27552,7 +28027,7 @@
           <w:i w:val="0"/>
           <w:sz w:val="24"/>
         </w:rPr>
-        <w:t xml:space="preserve">CORRADO, C., HASKEL, J., IOMMI, M. and JONA-LASINIO, C. (2020). Intangible capital, innovation and productivity à la Jorgenson: evidence from Europe and the US. In Barbara M. Fraumeni (ed.), </w:t>
+        <w:t xml:space="preserve">Corrado, C., Haskel, J., Iommi, M., &amp; Jona-Lasinio, C. (2020). Intangible capital, innovation and productivity à la Jorgenson: Evidence from Europe and the US. In B. M. Fraumeni (Ed.), </w:t>
       </w:r>
       <w:r>
         <w:rPr>
@@ -27561,21 +28036,21 @@
           <w:i/>
           <w:sz w:val="24"/>
         </w:rPr>
-        <w:t>Measuring Economic Growth and Productivity</w:t>
-      </w:r>
-      <w:r>
-        <w:rPr>
-          <w:rFonts w:ascii="Times New Roman" w:hAnsi="Times New Roman" w:eastAsia="MS Mincho"/>
-          <w:b w:val="0"/>
-          <w:i w:val="0"/>
-          <w:sz w:val="24"/>
-        </w:rPr>
-        <w:t>, pp. 363–385. Academic Press.</w:t>
+        <w:t>Measuring economic growth and productivity</w:t>
+      </w:r>
+      <w:r>
+        <w:rPr>
+          <w:rFonts w:ascii="Times New Roman" w:hAnsi="Times New Roman" w:eastAsia="MS Mincho"/>
+          <w:b w:val="0"/>
+          <w:i w:val="0"/>
+          <w:sz w:val="24"/>
+        </w:rPr>
+        <w:t xml:space="preserve"> (pp. 363–385). Academic Press. https://doi.org/10.1016/B978-0-12-817596-5.00019-2</w:t>
       </w:r>
     </w:p>
     <w:p>
       <w:pPr>
-        <w:spacing w:after="120" w:line="480" w:lineRule="auto"/>
+        <w:spacing w:after="120" w:line="360" w:lineRule="auto"/>
         <w:ind w:firstLine="480"/>
       </w:pPr>
       <w:r>
@@ -27585,7 +28060,7 @@
           <w:i w:val="0"/>
           <w:sz w:val="24"/>
         </w:rPr>
-        <w:t xml:space="preserve">DASGUPTA, P. (2021). </w:t>
+        <w:t xml:space="preserve">Dasgupta, P. (2021). </w:t>
       </w:r>
       <w:r>
         <w:rPr>
@@ -27594,21 +28069,21 @@
           <w:i/>
           <w:sz w:val="24"/>
         </w:rPr>
-        <w:t>The Economics of Biodiversity: The Dasgupta Review</w:t>
-      </w:r>
-      <w:r>
-        <w:rPr>
-          <w:rFonts w:ascii="Times New Roman" w:hAnsi="Times New Roman" w:eastAsia="MS Mincho"/>
-          <w:b w:val="0"/>
-          <w:i w:val="0"/>
-          <w:sz w:val="24"/>
-        </w:rPr>
-        <w:t>. London: HM Treasury.</w:t>
+        <w:t>The economics of biodiversity: The Dasgupta review</w:t>
+      </w:r>
+      <w:r>
+        <w:rPr>
+          <w:rFonts w:ascii="Times New Roman" w:hAnsi="Times New Roman" w:eastAsia="MS Mincho"/>
+          <w:b w:val="0"/>
+          <w:i w:val="0"/>
+          <w:sz w:val="24"/>
+        </w:rPr>
+        <w:t>. HM Treasury.</w:t>
       </w:r>
     </w:p>
     <w:p>
       <w:pPr>
-        <w:spacing w:after="120" w:line="480" w:lineRule="auto"/>
+        <w:spacing w:after="120" w:line="360" w:lineRule="auto"/>
         <w:ind w:firstLine="480"/>
       </w:pPr>
       <w:r>
@@ -27618,7 +28093,7 @@
           <w:i w:val="0"/>
           <w:sz w:val="24"/>
         </w:rPr>
-        <w:t xml:space="preserve">DE RASSENFOSSE, G. and JAFFE, A.B. (2018). Intellectual property and public-science spillovers: an overview and research directions. </w:t>
+        <w:t xml:space="preserve">de Rassenfosse, G., &amp; Jaffe, A. B. (2018). Intellectual property and public-science spillovers: An overview and research directions. </w:t>
       </w:r>
       <w:r>
         <w:rPr>
@@ -27636,12 +28111,30 @@
           <w:i w:val="0"/>
           <w:sz w:val="24"/>
         </w:rPr>
-        <w:t xml:space="preserve"> 15, 1–22.</w:t>
+        <w:t xml:space="preserve">, </w:t>
+      </w:r>
+      <w:r>
+        <w:rPr>
+          <w:rFonts w:ascii="Times New Roman" w:hAnsi="Times New Roman" w:eastAsia="MS Mincho"/>
+          <w:b w:val="0"/>
+          <w:i/>
+          <w:sz w:val="24"/>
+        </w:rPr>
+        <w:t>15</w:t>
+      </w:r>
+      <w:r>
+        <w:rPr>
+          <w:rFonts w:ascii="Times New Roman" w:hAnsi="Times New Roman" w:eastAsia="MS Mincho"/>
+          <w:b w:val="0"/>
+          <w:i w:val="0"/>
+          <w:sz w:val="24"/>
+        </w:rPr>
+        <w:t>(1), 1–22.</w:t>
       </w:r>
     </w:p>
     <w:p>
       <w:pPr>
-        <w:spacing w:after="120" w:line="480" w:lineRule="auto"/>
+        <w:spacing w:after="120" w:line="360" w:lineRule="auto"/>
         <w:ind w:firstLine="480"/>
       </w:pPr>
       <w:r>
@@ -27651,7 +28144,7 @@
           <w:i w:val="0"/>
           <w:sz w:val="24"/>
         </w:rPr>
-        <w:t xml:space="preserve">EDGE, R.M. (2007). Time-to-build, time-to-plan, habit-persistence, and the liquidity effect. </w:t>
+        <w:t xml:space="preserve">Edge, R. M. (2007). Time-to-build, time-to-plan, habit-persistence, and the liquidity effect. </w:t>
       </w:r>
       <w:r>
         <w:rPr>
@@ -27669,12 +28162,30 @@
           <w:i w:val="0"/>
           <w:sz w:val="24"/>
         </w:rPr>
-        <w:t xml:space="preserve"> 54, 1644–1669.</w:t>
+        <w:t xml:space="preserve">, </w:t>
+      </w:r>
+      <w:r>
+        <w:rPr>
+          <w:rFonts w:ascii="Times New Roman" w:hAnsi="Times New Roman" w:eastAsia="MS Mincho"/>
+          <w:b w:val="0"/>
+          <w:i/>
+          <w:sz w:val="24"/>
+        </w:rPr>
+        <w:t>54</w:t>
+      </w:r>
+      <w:r>
+        <w:rPr>
+          <w:rFonts w:ascii="Times New Roman" w:hAnsi="Times New Roman" w:eastAsia="MS Mincho"/>
+          <w:b w:val="0"/>
+          <w:i w:val="0"/>
+          <w:sz w:val="24"/>
+        </w:rPr>
+        <w:t>(6), 1644–1669. https://doi.org/10.1016/j.jmoneco.2006.07.005</w:t>
       </w:r>
     </w:p>
     <w:p>
       <w:pPr>
-        <w:spacing w:after="120" w:line="480" w:lineRule="auto"/>
+        <w:spacing w:after="120" w:line="360" w:lineRule="auto"/>
         <w:ind w:firstLine="480"/>
       </w:pPr>
       <w:r>
@@ -27684,7 +28195,7 @@
           <w:i w:val="0"/>
           <w:sz w:val="24"/>
         </w:rPr>
-        <w:t xml:space="preserve">FEENSTRA, R.C., INKLAAR, R. and TIMMER, M.P. (2015). The next generation of the Penn World Table. </w:t>
+        <w:t xml:space="preserve">Feenstra, R. C., Inklaar, R., &amp; Timmer, M. P. (2015). The next generation of the Penn World Table. </w:t>
       </w:r>
       <w:r>
         <w:rPr>
@@ -27702,12 +28213,30 @@
           <w:i w:val="0"/>
           <w:sz w:val="24"/>
         </w:rPr>
-        <w:t xml:space="preserve"> 105, 3150–3182.</w:t>
+        <w:t xml:space="preserve">, </w:t>
+      </w:r>
+      <w:r>
+        <w:rPr>
+          <w:rFonts w:ascii="Times New Roman" w:hAnsi="Times New Roman" w:eastAsia="MS Mincho"/>
+          <w:b w:val="0"/>
+          <w:i/>
+          <w:sz w:val="24"/>
+        </w:rPr>
+        <w:t>105</w:t>
+      </w:r>
+      <w:r>
+        <w:rPr>
+          <w:rFonts w:ascii="Times New Roman" w:hAnsi="Times New Roman" w:eastAsia="MS Mincho"/>
+          <w:b w:val="0"/>
+          <w:i w:val="0"/>
+          <w:sz w:val="24"/>
+        </w:rPr>
+        <w:t>(10), 3150–3182. https://doi.org/10.1257/aer.20130954</w:t>
       </w:r>
     </w:p>
     <w:p>
       <w:pPr>
-        <w:spacing w:after="120" w:line="480" w:lineRule="auto"/>
+        <w:spacing w:after="120" w:line="360" w:lineRule="auto"/>
         <w:ind w:firstLine="480"/>
       </w:pPr>
       <w:r>
@@ -27717,7 +28246,7 @@
           <w:i w:val="0"/>
           <w:sz w:val="24"/>
         </w:rPr>
-        <w:t xml:space="preserve">GOLDSTEIN, J.R., LUTZ, W. and SCHERBOV, S. (2003). Long-term population decline in Europe: the relative importance of tempo effects and generational length. </w:t>
+        <w:t xml:space="preserve">Goldstein, J. R., Lutz, W., &amp; Scherbov, S. (2003). Long-term population decline in Europe: The relative importance of tempo effects and generational length. </w:t>
       </w:r>
       <w:r>
         <w:rPr>
@@ -27735,12 +28264,30 @@
           <w:i w:val="0"/>
           <w:sz w:val="24"/>
         </w:rPr>
-        <w:t xml:space="preserve"> 29, 699–707.</w:t>
+        <w:t xml:space="preserve">, </w:t>
+      </w:r>
+      <w:r>
+        <w:rPr>
+          <w:rFonts w:ascii="Times New Roman" w:hAnsi="Times New Roman" w:eastAsia="MS Mincho"/>
+          <w:b w:val="0"/>
+          <w:i/>
+          <w:sz w:val="24"/>
+        </w:rPr>
+        <w:t>29</w:t>
+      </w:r>
+      <w:r>
+        <w:rPr>
+          <w:rFonts w:ascii="Times New Roman" w:hAnsi="Times New Roman" w:eastAsia="MS Mincho"/>
+          <w:b w:val="0"/>
+          <w:i w:val="0"/>
+          <w:sz w:val="24"/>
+        </w:rPr>
+        <w:t>(4), 699–707. https://doi.org/10.1111/j.1728-4457.2003.00699.x</w:t>
       </w:r>
     </w:p>
     <w:p>
       <w:pPr>
-        <w:spacing w:after="120" w:line="480" w:lineRule="auto"/>
+        <w:spacing w:after="120" w:line="360" w:lineRule="auto"/>
         <w:ind w:firstLine="480"/>
       </w:pPr>
       <w:r>
@@ -27750,7 +28297,7 @@
           <w:i w:val="0"/>
           <w:sz w:val="24"/>
         </w:rPr>
-        <w:t xml:space="preserve">GRILICHES, Z. (1996). The discovery of the residual: a historical note. </w:t>
+        <w:t xml:space="preserve">Griliches, Z. (1996). The discovery of the residual: A historical note. </w:t>
       </w:r>
       <w:r>
         <w:rPr>
@@ -27768,12 +28315,30 @@
           <w:i w:val="0"/>
           <w:sz w:val="24"/>
         </w:rPr>
-        <w:t xml:space="preserve"> 34, 1324–1330.</w:t>
+        <w:t xml:space="preserve">, </w:t>
+      </w:r>
+      <w:r>
+        <w:rPr>
+          <w:rFonts w:ascii="Times New Roman" w:hAnsi="Times New Roman" w:eastAsia="MS Mincho"/>
+          <w:b w:val="0"/>
+          <w:i/>
+          <w:sz w:val="24"/>
+        </w:rPr>
+        <w:t>34</w:t>
+      </w:r>
+      <w:r>
+        <w:rPr>
+          <w:rFonts w:ascii="Times New Roman" w:hAnsi="Times New Roman" w:eastAsia="MS Mincho"/>
+          <w:b w:val="0"/>
+          <w:i w:val="0"/>
+          <w:sz w:val="24"/>
+        </w:rPr>
+        <w:t>(3), 1324–1330.</w:t>
       </w:r>
     </w:p>
     <w:p>
       <w:pPr>
-        <w:spacing w:after="120" w:line="480" w:lineRule="auto"/>
+        <w:spacing w:after="120" w:line="360" w:lineRule="auto"/>
         <w:ind w:firstLine="480"/>
       </w:pPr>
       <w:r>
@@ -27783,7 +28348,7 @@
           <w:i w:val="0"/>
           <w:sz w:val="24"/>
         </w:rPr>
-        <w:t xml:space="preserve">HAMANO, M. and ZHAO, Y. (2017). Fiscal sustainability and land prices in Japan. </w:t>
+        <w:t xml:space="preserve">Hamano, M., &amp; Zhao, Y. (2017). Fiscal sustainability and land prices in Japan. </w:t>
       </w:r>
       <w:r>
         <w:rPr>
@@ -27801,12 +28366,30 @@
           <w:i w:val="0"/>
           <w:sz w:val="24"/>
         </w:rPr>
-        <w:t xml:space="preserve"> 46, 17–29.</w:t>
+        <w:t xml:space="preserve">, </w:t>
+      </w:r>
+      <w:r>
+        <w:rPr>
+          <w:rFonts w:ascii="Times New Roman" w:hAnsi="Times New Roman" w:eastAsia="MS Mincho"/>
+          <w:b w:val="0"/>
+          <w:i/>
+          <w:sz w:val="24"/>
+        </w:rPr>
+        <w:t>46</w:t>
+      </w:r>
+      <w:r>
+        <w:rPr>
+          <w:rFonts w:ascii="Times New Roman" w:hAnsi="Times New Roman" w:eastAsia="MS Mincho"/>
+          <w:b w:val="0"/>
+          <w:i w:val="0"/>
+          <w:sz w:val="24"/>
+        </w:rPr>
+        <w:t>, 17–29. https://doi.org/10.1016/j.jjie.2017.09.001</w:t>
       </w:r>
     </w:p>
     <w:p>
       <w:pPr>
-        <w:spacing w:after="120" w:line="480" w:lineRule="auto"/>
+        <w:spacing w:after="120" w:line="360" w:lineRule="auto"/>
         <w:ind w:firstLine="480"/>
       </w:pPr>
       <w:r>
@@ -27816,7 +28399,7 @@
           <w:i w:val="0"/>
           <w:sz w:val="24"/>
         </w:rPr>
-        <w:t xml:space="preserve">HASKEL, J. and WESTLAKE, S. (2017). </w:t>
+        <w:t xml:space="preserve">Haskel, J., &amp; Westlake, S. (2017). </w:t>
       </w:r>
       <w:r>
         <w:rPr>
@@ -27825,21 +28408,21 @@
           <w:i/>
           <w:sz w:val="24"/>
         </w:rPr>
-        <w:t>Capitalism without Capital: The Rise of the Intangible Economy</w:t>
-      </w:r>
-      <w:r>
-        <w:rPr>
-          <w:rFonts w:ascii="Times New Roman" w:hAnsi="Times New Roman" w:eastAsia="MS Mincho"/>
-          <w:b w:val="0"/>
-          <w:i w:val="0"/>
-          <w:sz w:val="24"/>
-        </w:rPr>
-        <w:t>. Princeton: Princeton University Press.</w:t>
+        <w:t>Capitalism without capital: The rise of the intangible economy</w:t>
+      </w:r>
+      <w:r>
+        <w:rPr>
+          <w:rFonts w:ascii="Times New Roman" w:hAnsi="Times New Roman" w:eastAsia="MS Mincho"/>
+          <w:b w:val="0"/>
+          <w:i w:val="0"/>
+          <w:sz w:val="24"/>
+        </w:rPr>
+        <w:t>. Princeton University Press.</w:t>
       </w:r>
     </w:p>
     <w:p>
       <w:pPr>
-        <w:spacing w:after="120" w:line="480" w:lineRule="auto"/>
+        <w:spacing w:after="120" w:line="360" w:lineRule="auto"/>
         <w:ind w:firstLine="480"/>
       </w:pPr>
       <w:r>
@@ -27849,7 +28432,7 @@
           <w:i w:val="0"/>
           <w:sz w:val="24"/>
         </w:rPr>
-        <w:t xml:space="preserve">HASKEL, J. and WESTLAKE, S. (2022). </w:t>
+        <w:t xml:space="preserve">Haskel, J., &amp; Westlake, S. (2022). </w:t>
       </w:r>
       <w:r>
         <w:rPr>
@@ -27858,21 +28441,21 @@
           <w:i/>
           <w:sz w:val="24"/>
         </w:rPr>
-        <w:t>Restarting the Future: How to Fix the Intangible Economy</w:t>
-      </w:r>
-      <w:r>
-        <w:rPr>
-          <w:rFonts w:ascii="Times New Roman" w:hAnsi="Times New Roman" w:eastAsia="MS Mincho"/>
-          <w:b w:val="0"/>
-          <w:i w:val="0"/>
-          <w:sz w:val="24"/>
-        </w:rPr>
-        <w:t>. Princeton: Princeton University Press.</w:t>
+        <w:t>Restarting the future: How to fix the intangible economy</w:t>
+      </w:r>
+      <w:r>
+        <w:rPr>
+          <w:rFonts w:ascii="Times New Roman" w:hAnsi="Times New Roman" w:eastAsia="MS Mincho"/>
+          <w:b w:val="0"/>
+          <w:i w:val="0"/>
+          <w:sz w:val="24"/>
+        </w:rPr>
+        <w:t>. Princeton University Press.</w:t>
       </w:r>
     </w:p>
     <w:p>
       <w:pPr>
-        <w:spacing w:after="120" w:line="480" w:lineRule="auto"/>
+        <w:spacing w:after="120" w:line="360" w:lineRule="auto"/>
         <w:ind w:firstLine="480"/>
       </w:pPr>
       <w:r>
@@ -27882,7 +28465,7 @@
           <w:i w:val="0"/>
           <w:sz w:val="24"/>
         </w:rPr>
-        <w:t xml:space="preserve">HULTEN, C.R. (1992). Growth accounting when technical change is embodied in capital. </w:t>
+        <w:t xml:space="preserve">Hulten, C. R. (1992). Growth accounting when technical change is embodied in capital. </w:t>
       </w:r>
       <w:r>
         <w:rPr>
@@ -27900,12 +28483,30 @@
           <w:i w:val="0"/>
           <w:sz w:val="24"/>
         </w:rPr>
-        <w:t xml:space="preserve"> 82, 964–980.</w:t>
+        <w:t xml:space="preserve">, </w:t>
+      </w:r>
+      <w:r>
+        <w:rPr>
+          <w:rFonts w:ascii="Times New Roman" w:hAnsi="Times New Roman" w:eastAsia="MS Mincho"/>
+          <w:b w:val="0"/>
+          <w:i/>
+          <w:sz w:val="24"/>
+        </w:rPr>
+        <w:t>82</w:t>
+      </w:r>
+      <w:r>
+        <w:rPr>
+          <w:rFonts w:ascii="Times New Roman" w:hAnsi="Times New Roman" w:eastAsia="MS Mincho"/>
+          <w:b w:val="0"/>
+          <w:i w:val="0"/>
+          <w:sz w:val="24"/>
+        </w:rPr>
+        <w:t>(4), 964–980.</w:t>
       </w:r>
     </w:p>
     <w:p>
       <w:pPr>
-        <w:spacing w:after="120" w:line="480" w:lineRule="auto"/>
+        <w:spacing w:after="120" w:line="360" w:lineRule="auto"/>
         <w:ind w:firstLine="480"/>
       </w:pPr>
       <w:r>
@@ -27915,12 +28516,12 @@
           <w:i w:val="0"/>
           <w:sz w:val="24"/>
         </w:rPr>
-        <w:t>INKLAAR, R. and TIMMER, M.P. (2013). Capital, labor and TFP in PWT 8.0. Groningen Growth and Development Centre Research Memorandum GD-144.</w:t>
+        <w:t>Inklaar, R., &amp; Timmer, M. P. (2013). Capital, labor and TFP in PWT 8.0 (Research Memorandum GD-144). Groningen Growth and Development Centre.</w:t>
       </w:r>
     </w:p>
     <w:p>
       <w:pPr>
-        <w:spacing w:after="120" w:line="480" w:lineRule="auto"/>
+        <w:spacing w:after="120" w:line="360" w:lineRule="auto"/>
         <w:ind w:firstLine="480"/>
       </w:pPr>
       <w:r>
@@ -27930,7 +28531,7 @@
           <w:i w:val="0"/>
           <w:sz w:val="24"/>
         </w:rPr>
-        <w:t xml:space="preserve">JORGENSON, D.W. and GRILICHES, Z. (1967). The explanation of productivity change. </w:t>
+        <w:t xml:space="preserve">Jorgenson, D. W., &amp; Griliches, Z. (1967). The explanation of productivity change. </w:t>
       </w:r>
       <w:r>
         <w:rPr>
@@ -27948,12 +28549,30 @@
           <w:i w:val="0"/>
           <w:sz w:val="24"/>
         </w:rPr>
-        <w:t xml:space="preserve"> 34, 249–283.</w:t>
+        <w:t xml:space="preserve">, </w:t>
+      </w:r>
+      <w:r>
+        <w:rPr>
+          <w:rFonts w:ascii="Times New Roman" w:hAnsi="Times New Roman" w:eastAsia="MS Mincho"/>
+          <w:b w:val="0"/>
+          <w:i/>
+          <w:sz w:val="24"/>
+        </w:rPr>
+        <w:t>34</w:t>
+      </w:r>
+      <w:r>
+        <w:rPr>
+          <w:rFonts w:ascii="Times New Roman" w:hAnsi="Times New Roman" w:eastAsia="MS Mincho"/>
+          <w:b w:val="0"/>
+          <w:i w:val="0"/>
+          <w:sz w:val="24"/>
+        </w:rPr>
+        <w:t>(3), 249–283. https://doi.org/10.2307/2296675</w:t>
       </w:r>
     </w:p>
     <w:p>
       <w:pPr>
-        <w:spacing w:after="120" w:line="480" w:lineRule="auto"/>
+        <w:spacing w:after="120" w:line="360" w:lineRule="auto"/>
         <w:ind w:firstLine="480"/>
       </w:pPr>
       <w:r>
@@ -27963,7 +28582,7 @@
           <w:i w:val="0"/>
           <w:sz w:val="24"/>
         </w:rPr>
-        <w:t xml:space="preserve">JORGENSON, D.W. (2018). Production and welfare: progress in economic measurement. </w:t>
+        <w:t xml:space="preserve">Jorgenson, D. W. (2018). Production and welfare: Progress in economic measurement. </w:t>
       </w:r>
       <w:r>
         <w:rPr>
@@ -27981,12 +28600,30 @@
           <w:i w:val="0"/>
           <w:sz w:val="24"/>
         </w:rPr>
-        <w:t xml:space="preserve"> 56, 867–919.</w:t>
+        <w:t xml:space="preserve">, </w:t>
+      </w:r>
+      <w:r>
+        <w:rPr>
+          <w:rFonts w:ascii="Times New Roman" w:hAnsi="Times New Roman" w:eastAsia="MS Mincho"/>
+          <w:b w:val="0"/>
+          <w:i/>
+          <w:sz w:val="24"/>
+        </w:rPr>
+        <w:t>56</w:t>
+      </w:r>
+      <w:r>
+        <w:rPr>
+          <w:rFonts w:ascii="Times New Roman" w:hAnsi="Times New Roman" w:eastAsia="MS Mincho"/>
+          <w:b w:val="0"/>
+          <w:i w:val="0"/>
+          <w:sz w:val="24"/>
+        </w:rPr>
+        <w:t>(3), 867–919. https://doi.org/10.1257/jel.20171358</w:t>
       </w:r>
     </w:p>
     <w:p>
       <w:pPr>
-        <w:spacing w:after="120" w:line="480" w:lineRule="auto"/>
+        <w:spacing w:after="120" w:line="360" w:lineRule="auto"/>
         <w:ind w:firstLine="480"/>
       </w:pPr>
       <w:r>
@@ -27996,7 +28633,7 @@
           <w:i w:val="0"/>
           <w:sz w:val="24"/>
         </w:rPr>
-        <w:t xml:space="preserve">JORGENSON, D.W., HO, M.S. and STIROH, K.J. (2018). </w:t>
+        <w:t xml:space="preserve">Jorgenson, D. W., Ho, M. S., &amp; Stiroh, K. J. (2018). </w:t>
       </w:r>
       <w:r>
         <w:rPr>
@@ -28005,21 +28642,21 @@
           <w:i/>
           <w:sz w:val="24"/>
         </w:rPr>
-        <w:t>Productivity, Vol. 3: Information Technology and the American Growth Resurgence</w:t>
-      </w:r>
-      <w:r>
-        <w:rPr>
-          <w:rFonts w:ascii="Times New Roman" w:hAnsi="Times New Roman" w:eastAsia="MS Mincho"/>
-          <w:b w:val="0"/>
-          <w:i w:val="0"/>
-          <w:sz w:val="24"/>
-        </w:rPr>
-        <w:t>. Cambridge, MA: MIT Press.</w:t>
+        <w:t>Productivity, Vol. 3: Information technology and the American growth resurgence</w:t>
+      </w:r>
+      <w:r>
+        <w:rPr>
+          <w:rFonts w:ascii="Times New Roman" w:hAnsi="Times New Roman" w:eastAsia="MS Mincho"/>
+          <w:b w:val="0"/>
+          <w:i w:val="0"/>
+          <w:sz w:val="24"/>
+        </w:rPr>
+        <w:t>. MIT Press.</w:t>
       </w:r>
     </w:p>
     <w:p>
       <w:pPr>
-        <w:spacing w:after="120" w:line="480" w:lineRule="auto"/>
+        <w:spacing w:after="120" w:line="360" w:lineRule="auto"/>
         <w:ind w:firstLine="480"/>
       </w:pPr>
       <w:r>
@@ -28029,7 +28666,7 @@
           <w:i w:val="0"/>
           <w:sz w:val="24"/>
         </w:rPr>
-        <w:t xml:space="preserve">KABOSKI, J.P. (2005). Factor price uncertainty, technology choice and investment delay. </w:t>
+        <w:t xml:space="preserve">Kaboski, J. P. (2005). Factor price uncertainty, technology choice and investment delay. </w:t>
       </w:r>
       <w:r>
         <w:rPr>
@@ -28047,12 +28684,30 @@
           <w:i w:val="0"/>
           <w:sz w:val="24"/>
         </w:rPr>
-        <w:t xml:space="preserve"> 29, 509–527.</w:t>
+        <w:t xml:space="preserve">, </w:t>
+      </w:r>
+      <w:r>
+        <w:rPr>
+          <w:rFonts w:ascii="Times New Roman" w:hAnsi="Times New Roman" w:eastAsia="MS Mincho"/>
+          <w:b w:val="0"/>
+          <w:i/>
+          <w:sz w:val="24"/>
+        </w:rPr>
+        <w:t>29</w:t>
+      </w:r>
+      <w:r>
+        <w:rPr>
+          <w:rFonts w:ascii="Times New Roman" w:hAnsi="Times New Roman" w:eastAsia="MS Mincho"/>
+          <w:b w:val="0"/>
+          <w:i w:val="0"/>
+          <w:sz w:val="24"/>
+        </w:rPr>
+        <w:t>(3), 509–527. https://doi.org/10.1016/j.jedc.2004.02.004</w:t>
       </w:r>
     </w:p>
     <w:p>
       <w:pPr>
-        <w:spacing w:after="120" w:line="480" w:lineRule="auto"/>
+        <w:spacing w:after="120" w:line="360" w:lineRule="auto"/>
         <w:ind w:firstLine="480"/>
       </w:pPr>
       <w:r>
@@ -28062,12 +28717,12 @@
           <w:i w:val="0"/>
           <w:sz w:val="24"/>
         </w:rPr>
-        <w:t>KOEVA, P. (2000). The facts about time-to-build. IMF Working Paper 00/138.</w:t>
+        <w:t>Koeva, P. (2000). The facts about time-to-build (IMF Working Paper 00/138). International Monetary Fund.</w:t>
       </w:r>
     </w:p>
     <w:p>
       <w:pPr>
-        <w:spacing w:after="120" w:line="480" w:lineRule="auto"/>
+        <w:spacing w:after="120" w:line="360" w:lineRule="auto"/>
         <w:ind w:firstLine="480"/>
       </w:pPr>
       <w:r>
@@ -28077,7 +28732,7 @@
           <w:i w:val="0"/>
           <w:sz w:val="24"/>
         </w:rPr>
-        <w:t xml:space="preserve">KOHLER, H.-P., BILLARI, F.C. and ORTEGA, J.A. (2002). The emergence of lowest-low fertility in Europe during the 1990s. </w:t>
+        <w:t xml:space="preserve">Kohler, H.-P., Billari, F. C., &amp; Ortega, J. A. (2002). The emergence of lowest-low fertility in Europe during the 1990s. </w:t>
       </w:r>
       <w:r>
         <w:rPr>
@@ -28095,12 +28750,30 @@
           <w:i w:val="0"/>
           <w:sz w:val="24"/>
         </w:rPr>
-        <w:t xml:space="preserve"> 28, 641–680.</w:t>
+        <w:t xml:space="preserve">, </w:t>
+      </w:r>
+      <w:r>
+        <w:rPr>
+          <w:rFonts w:ascii="Times New Roman" w:hAnsi="Times New Roman" w:eastAsia="MS Mincho"/>
+          <w:b w:val="0"/>
+          <w:i/>
+          <w:sz w:val="24"/>
+        </w:rPr>
+        <w:t>28</w:t>
+      </w:r>
+      <w:r>
+        <w:rPr>
+          <w:rFonts w:ascii="Times New Roman" w:hAnsi="Times New Roman" w:eastAsia="MS Mincho"/>
+          <w:b w:val="0"/>
+          <w:i w:val="0"/>
+          <w:sz w:val="24"/>
+        </w:rPr>
+        <w:t>(4), 641–680. https://doi.org/10.1111/j.1728-4457.2002.00641.x</w:t>
       </w:r>
     </w:p>
     <w:p>
       <w:pPr>
-        <w:spacing w:after="120" w:line="480" w:lineRule="auto"/>
+        <w:spacing w:after="120" w:line="360" w:lineRule="auto"/>
         <w:ind w:firstLine="480"/>
       </w:pPr>
       <w:r>
@@ -28110,7 +28783,7 @@
           <w:i w:val="0"/>
           <w:sz w:val="24"/>
         </w:rPr>
-        <w:t xml:space="preserve">KYDLAND, F.E. and PRESCOTT, E.C. (1982). Time to build and aggregate fluctuations. </w:t>
+        <w:t xml:space="preserve">Kydland, F. E., &amp; Prescott, E. C. (1982). Time to build and aggregate fluctuations. </w:t>
       </w:r>
       <w:r>
         <w:rPr>
@@ -28128,12 +28801,30 @@
           <w:i w:val="0"/>
           <w:sz w:val="24"/>
         </w:rPr>
-        <w:t xml:space="preserve"> 50, 1345–1370.</w:t>
+        <w:t xml:space="preserve">, </w:t>
+      </w:r>
+      <w:r>
+        <w:rPr>
+          <w:rFonts w:ascii="Times New Roman" w:hAnsi="Times New Roman" w:eastAsia="MS Mincho"/>
+          <w:b w:val="0"/>
+          <w:i/>
+          <w:sz w:val="24"/>
+        </w:rPr>
+        <w:t>50</w:t>
+      </w:r>
+      <w:r>
+        <w:rPr>
+          <w:rFonts w:ascii="Times New Roman" w:hAnsi="Times New Roman" w:eastAsia="MS Mincho"/>
+          <w:b w:val="0"/>
+          <w:i w:val="0"/>
+          <w:sz w:val="24"/>
+        </w:rPr>
+        <w:t>(6), 1345–1370. https://doi.org/10.2307/1913386</w:t>
       </w:r>
     </w:p>
     <w:p>
       <w:pPr>
-        <w:spacing w:after="120" w:line="480" w:lineRule="auto"/>
+        <w:spacing w:after="120" w:line="360" w:lineRule="auto"/>
         <w:ind w:firstLine="480"/>
       </w:pPr>
       <w:r>
@@ -28143,7 +28834,7 @@
           <w:i w:val="0"/>
           <w:sz w:val="24"/>
         </w:rPr>
-        <w:t xml:space="preserve">LANGE, G.-M., WODON, Q. and CAREY, K. (eds.) (2018). </w:t>
+        <w:t xml:space="preserve">Lange, G.-M., Wodon, Q., &amp; Carey, K. (Eds.). (2018). </w:t>
       </w:r>
       <w:r>
         <w:rPr>
@@ -28152,21 +28843,21 @@
           <w:i/>
           <w:sz w:val="24"/>
         </w:rPr>
-        <w:t>The Changing Wealth of Nations 2018: Building a Sustainable Future</w:t>
-      </w:r>
-      <w:r>
-        <w:rPr>
-          <w:rFonts w:ascii="Times New Roman" w:hAnsi="Times New Roman" w:eastAsia="MS Mincho"/>
-          <w:b w:val="0"/>
-          <w:i w:val="0"/>
-          <w:sz w:val="24"/>
-        </w:rPr>
-        <w:t>. Washington, DC: World Bank.</w:t>
+        <w:t>The changing wealth of nations 2018: Building a sustainable future</w:t>
+      </w:r>
+      <w:r>
+        <w:rPr>
+          <w:rFonts w:ascii="Times New Roman" w:hAnsi="Times New Roman" w:eastAsia="MS Mincho"/>
+          <w:b w:val="0"/>
+          <w:i w:val="0"/>
+          <w:sz w:val="24"/>
+        </w:rPr>
+        <w:t>. World Bank. https://doi.org/10.1596/978-1-4648-1046-6</w:t>
       </w:r>
     </w:p>
     <w:p>
       <w:pPr>
-        <w:spacing w:after="120" w:line="480" w:lineRule="auto"/>
+        <w:spacing w:after="120" w:line="360" w:lineRule="auto"/>
         <w:ind w:firstLine="480"/>
       </w:pPr>
       <w:r>
@@ -28176,7 +28867,7 @@
           <w:i w:val="0"/>
           <w:sz w:val="24"/>
         </w:rPr>
-        <w:t xml:space="preserve">MANAGI, S. and KUMAR, P. (eds.) (2018). </w:t>
+        <w:t xml:space="preserve">Managi, S., &amp; Kumar, P. (Eds.). (2018). </w:t>
       </w:r>
       <w:r>
         <w:rPr>
@@ -28185,21 +28876,21 @@
           <w:i/>
           <w:sz w:val="24"/>
         </w:rPr>
-        <w:t>Inclusive Wealth Report 2018</w:t>
-      </w:r>
-      <w:r>
-        <w:rPr>
-          <w:rFonts w:ascii="Times New Roman" w:hAnsi="Times New Roman" w:eastAsia="MS Mincho"/>
-          <w:b w:val="0"/>
-          <w:i w:val="0"/>
-          <w:sz w:val="24"/>
-        </w:rPr>
-        <w:t>. London: Routledge.</w:t>
+        <w:t>Inclusive wealth report 2018</w:t>
+      </w:r>
+      <w:r>
+        <w:rPr>
+          <w:rFonts w:ascii="Times New Roman" w:hAnsi="Times New Roman" w:eastAsia="MS Mincho"/>
+          <w:b w:val="0"/>
+          <w:i w:val="0"/>
+          <w:sz w:val="24"/>
+        </w:rPr>
+        <w:t>. Routledge.</w:t>
       </w:r>
     </w:p>
     <w:p>
       <w:pPr>
-        <w:spacing w:after="120" w:line="480" w:lineRule="auto"/>
+        <w:spacing w:after="120" w:line="360" w:lineRule="auto"/>
         <w:ind w:firstLine="480"/>
       </w:pPr>
       <w:r>
@@ -28209,7 +28900,7 @@
           <w:i w:val="0"/>
           <w:sz w:val="24"/>
         </w:rPr>
-        <w:t xml:space="preserve">MAYER, T. (1960). Plant and equipment lead times. </w:t>
+        <w:t xml:space="preserve">Mayer, T. (1960). Plant and equipment lead times. </w:t>
       </w:r>
       <w:r>
         <w:rPr>
@@ -28227,12 +28918,30 @@
           <w:i w:val="0"/>
           <w:sz w:val="24"/>
         </w:rPr>
-        <w:t xml:space="preserve"> 33, 127–132.</w:t>
+        <w:t xml:space="preserve">, </w:t>
+      </w:r>
+      <w:r>
+        <w:rPr>
+          <w:rFonts w:ascii="Times New Roman" w:hAnsi="Times New Roman" w:eastAsia="MS Mincho"/>
+          <w:b w:val="0"/>
+          <w:i/>
+          <w:sz w:val="24"/>
+        </w:rPr>
+        <w:t>33</w:t>
+      </w:r>
+      <w:r>
+        <w:rPr>
+          <w:rFonts w:ascii="Times New Roman" w:hAnsi="Times New Roman" w:eastAsia="MS Mincho"/>
+          <w:b w:val="0"/>
+          <w:i w:val="0"/>
+          <w:sz w:val="24"/>
+        </w:rPr>
+        <w:t>(2), 127–132.</w:t>
       </w:r>
     </w:p>
     <w:p>
       <w:pPr>
-        <w:spacing w:after="120" w:line="480" w:lineRule="auto"/>
+        <w:spacing w:after="120" w:line="360" w:lineRule="auto"/>
         <w:ind w:firstLine="480"/>
       </w:pPr>
       <w:r>
@@ -28242,12 +28951,12 @@
           <w:i w:val="0"/>
           <w:sz w:val="24"/>
         </w:rPr>
-        <w:t>NISHIMURA, K.G. and SAITA, Y. (2005). Land prices in Japan: historical and international comparisons. Bank of Japan Review 2005-E-5.</w:t>
+        <w:t>Nishimura, K. G., &amp; Saita, Y. (2005). Land prices in Japan: Historical and international comparisons (Bank of Japan Review 2005-E-5). Bank of Japan.</w:t>
       </w:r>
     </w:p>
     <w:p>
       <w:pPr>
-        <w:spacing w:after="120" w:line="480" w:lineRule="auto"/>
+        <w:spacing w:after="120" w:line="360" w:lineRule="auto"/>
         <w:ind w:firstLine="480"/>
       </w:pPr>
       <w:r>
@@ -28257,7 +28966,7 @@
           <w:i w:val="0"/>
           <w:sz w:val="24"/>
         </w:rPr>
-        <w:t xml:space="preserve">OECD (2013). </w:t>
+        <w:t xml:space="preserve">OECD. (2013). </w:t>
       </w:r>
       <w:r>
         <w:rPr>
@@ -28266,21 +28975,21 @@
           <w:i/>
           <w:sz w:val="24"/>
         </w:rPr>
-        <w:t>Supporting Investment in Knowledge Capital, Growth and Innovation</w:t>
-      </w:r>
-      <w:r>
-        <w:rPr>
-          <w:rFonts w:ascii="Times New Roman" w:hAnsi="Times New Roman" w:eastAsia="MS Mincho"/>
-          <w:b w:val="0"/>
-          <w:i w:val="0"/>
-          <w:sz w:val="24"/>
-        </w:rPr>
-        <w:t>. Paris: OECD Publishing.</w:t>
+        <w:t>Supporting investment in knowledge capital, growth and innovation</w:t>
+      </w:r>
+      <w:r>
+        <w:rPr>
+          <w:rFonts w:ascii="Times New Roman" w:hAnsi="Times New Roman" w:eastAsia="MS Mincho"/>
+          <w:b w:val="0"/>
+          <w:i w:val="0"/>
+          <w:sz w:val="24"/>
+        </w:rPr>
+        <w:t>. OECD Publishing. https://doi.org/10.1787/9789264193307-en</w:t>
       </w:r>
     </w:p>
     <w:p>
       <w:pPr>
-        <w:spacing w:after="120" w:line="480" w:lineRule="auto"/>
+        <w:spacing w:after="120" w:line="360" w:lineRule="auto"/>
         <w:ind w:firstLine="480"/>
       </w:pPr>
       <w:r>
@@ -28290,7 +28999,7 @@
           <w:i w:val="0"/>
           <w:sz w:val="24"/>
         </w:rPr>
-        <w:t xml:space="preserve">ROTH, F. (2023). Intangible capital and productivity growth in the EU: a panel data perspective. </w:t>
+        <w:t xml:space="preserve">Roth, F. (2023). Intangible capital and productivity growth in the EU: A panel data perspective. </w:t>
       </w:r>
       <w:r>
         <w:rPr>
@@ -28308,12 +29017,30 @@
           <w:i w:val="0"/>
           <w:sz w:val="24"/>
         </w:rPr>
-        <w:t xml:space="preserve"> 13.</w:t>
+        <w:t xml:space="preserve">, </w:t>
+      </w:r>
+      <w:r>
+        <w:rPr>
+          <w:rFonts w:ascii="Times New Roman" w:hAnsi="Times New Roman" w:eastAsia="MS Mincho"/>
+          <w:b w:val="0"/>
+          <w:i/>
+          <w:sz w:val="24"/>
+        </w:rPr>
+        <w:t>13</w:t>
+      </w:r>
+      <w:r>
+        <w:rPr>
+          <w:rFonts w:ascii="Times New Roman" w:hAnsi="Times New Roman" w:eastAsia="MS Mincho"/>
+          <w:b w:val="0"/>
+          <w:i w:val="0"/>
+          <w:sz w:val="24"/>
+        </w:rPr>
+        <w:t>.</w:t>
       </w:r>
     </w:p>
     <w:p>
       <w:pPr>
-        <w:spacing w:after="120" w:line="480" w:lineRule="auto"/>
+        <w:spacing w:after="120" w:line="360" w:lineRule="auto"/>
         <w:ind w:firstLine="480"/>
       </w:pPr>
       <w:r>
@@ -28323,7 +29050,7 @@
           <w:i w:val="0"/>
           <w:sz w:val="24"/>
         </w:rPr>
-        <w:t xml:space="preserve">SALOMON, J.A., WANG, H., FREEMAN, M.K., VOS, T., FLAXMAN, A.D., LOPEZ, A.D. and MURRAY, C.J.L. (2012). Healthy life expectancy for 187 countries, 1990–2010: a systematic analysis for the Global Burden Disease Study 2010. </w:t>
+        <w:t xml:space="preserve">Salomon, J. A., Wang, H., Freeman, M. K., Vos, T., Flaxman, A. D., Lopez, A. D., &amp; Murray, C. J. L. (2012). Healthy life expectancy for 187 countries, 1990–2010: A systematic analysis for the Global Burden Disease Study 2010. </w:t>
       </w:r>
       <w:r>
         <w:rPr>
@@ -28341,12 +29068,30 @@
           <w:i w:val="0"/>
           <w:sz w:val="24"/>
         </w:rPr>
-        <w:t xml:space="preserve"> 380, 2144–2162.</w:t>
+        <w:t xml:space="preserve">, </w:t>
+      </w:r>
+      <w:r>
+        <w:rPr>
+          <w:rFonts w:ascii="Times New Roman" w:hAnsi="Times New Roman" w:eastAsia="MS Mincho"/>
+          <w:b w:val="0"/>
+          <w:i/>
+          <w:sz w:val="24"/>
+        </w:rPr>
+        <w:t>380</w:t>
+      </w:r>
+      <w:r>
+        <w:rPr>
+          <w:rFonts w:ascii="Times New Roman" w:hAnsi="Times New Roman" w:eastAsia="MS Mincho"/>
+          <w:b w:val="0"/>
+          <w:i w:val="0"/>
+          <w:sz w:val="24"/>
+        </w:rPr>
+        <w:t>(9859), 2144–2162. https://doi.org/10.1016/S0140-6736(12)61690-0</w:t>
       </w:r>
     </w:p>
     <w:p>
       <w:pPr>
-        <w:spacing w:after="120" w:line="480" w:lineRule="auto"/>
+        <w:spacing w:after="120" w:line="360" w:lineRule="auto"/>
         <w:ind w:firstLine="480"/>
       </w:pPr>
       <w:r>
@@ -28356,7 +29101,7 @@
           <w:i w:val="0"/>
           <w:sz w:val="24"/>
         </w:rPr>
-        <w:t xml:space="preserve">SMETS, F. and WOUTERS, R. (2007). Shocks and frictions in US business cycles: a Bayesian DSGE approach. </w:t>
+        <w:t xml:space="preserve">Smets, F., &amp; Wouters, R. (2007). Shocks and frictions in US business cycles: A Bayesian DSGE approach. </w:t>
       </w:r>
       <w:r>
         <w:rPr>
@@ -28374,12 +29119,30 @@
           <w:i w:val="0"/>
           <w:sz w:val="24"/>
         </w:rPr>
-        <w:t xml:space="preserve"> 97, 586–606.</w:t>
+        <w:t xml:space="preserve">, </w:t>
+      </w:r>
+      <w:r>
+        <w:rPr>
+          <w:rFonts w:ascii="Times New Roman" w:hAnsi="Times New Roman" w:eastAsia="MS Mincho"/>
+          <w:b w:val="0"/>
+          <w:i/>
+          <w:sz w:val="24"/>
+        </w:rPr>
+        <w:t>97</w:t>
+      </w:r>
+      <w:r>
+        <w:rPr>
+          <w:rFonts w:ascii="Times New Roman" w:hAnsi="Times New Roman" w:eastAsia="MS Mincho"/>
+          <w:b w:val="0"/>
+          <w:i w:val="0"/>
+          <w:sz w:val="24"/>
+        </w:rPr>
+        <w:t>(3), 586–606. https://doi.org/10.1257/aer.97.3.586</w:t>
       </w:r>
     </w:p>
     <w:p>
       <w:pPr>
-        <w:spacing w:after="120" w:line="480" w:lineRule="auto"/>
+        <w:spacing w:after="120" w:line="360" w:lineRule="auto"/>
         <w:ind w:firstLine="480"/>
       </w:pPr>
       <w:r>
@@ -28389,7 +29152,7 @@
           <w:i w:val="0"/>
           <w:sz w:val="24"/>
         </w:rPr>
-        <w:t xml:space="preserve">SOLOW, R.M. (1957). Technical change and the aggregate production function. </w:t>
+        <w:t xml:space="preserve">Solow, R. M. (1957). Technical change and the aggregate production function. </w:t>
       </w:r>
       <w:r>
         <w:rPr>
@@ -28407,12 +29170,30 @@
           <w:i w:val="0"/>
           <w:sz w:val="24"/>
         </w:rPr>
-        <w:t xml:space="preserve"> 39, 312–320.</w:t>
+        <w:t xml:space="preserve">, </w:t>
+      </w:r>
+      <w:r>
+        <w:rPr>
+          <w:rFonts w:ascii="Times New Roman" w:hAnsi="Times New Roman" w:eastAsia="MS Mincho"/>
+          <w:b w:val="0"/>
+          <w:i/>
+          <w:sz w:val="24"/>
+        </w:rPr>
+        <w:t>39</w:t>
+      </w:r>
+      <w:r>
+        <w:rPr>
+          <w:rFonts w:ascii="Times New Roman" w:hAnsi="Times New Roman" w:eastAsia="MS Mincho"/>
+          <w:b w:val="0"/>
+          <w:i w:val="0"/>
+          <w:sz w:val="24"/>
+        </w:rPr>
+        <w:t>(3), 312–320. https://doi.org/10.2307/1926047</w:t>
       </w:r>
     </w:p>
     <w:p>
       <w:pPr>
-        <w:spacing w:after="120" w:line="480" w:lineRule="auto"/>
+        <w:spacing w:after="120" w:line="360" w:lineRule="auto"/>
         <w:ind w:firstLine="480"/>
       </w:pPr>
       <w:r>
@@ -28422,7 +29203,7 @@
           <w:i w:val="0"/>
           <w:sz w:val="24"/>
         </w:rPr>
-        <w:t xml:space="preserve">STIGLITZ, J.E., SEN, A. and FITOUSSI, J.-P. (2009). </w:t>
+        <w:t xml:space="preserve">Stiglitz, J. E., Sen, A., &amp; Fitoussi, J.-P. (2009). </w:t>
       </w:r>
       <w:r>
         <w:rPr>
@@ -28440,12 +29221,12 @@
           <w:i w:val="0"/>
           <w:sz w:val="24"/>
         </w:rPr>
-        <w:t>. Paris.</w:t>
+        <w:t>. Commission on the Measurement of Economic Performance and Social Progress.</w:t>
       </w:r>
     </w:p>
     <w:p>
       <w:pPr>
-        <w:spacing w:after="120" w:line="480" w:lineRule="auto"/>
+        <w:spacing w:after="120" w:line="360" w:lineRule="auto"/>
         <w:ind w:firstLine="480"/>
       </w:pPr>
       <w:r>
@@ -28455,7 +29236,7 @@
           <w:i w:val="0"/>
           <w:sz w:val="24"/>
         </w:rPr>
-        <w:t xml:space="preserve">UNECE (2014). </w:t>
+        <w:t xml:space="preserve">UNECE. (2014). </w:t>
       </w:r>
       <w:r>
         <w:rPr>
@@ -28464,16 +29245,16 @@
           <w:i/>
           <w:sz w:val="24"/>
         </w:rPr>
-        <w:t>Framework and Suggested Indicators to Measure Sustainable Development</w:t>
-      </w:r>
-      <w:r>
-        <w:rPr>
-          <w:rFonts w:ascii="Times New Roman" w:hAnsi="Times New Roman" w:eastAsia="MS Mincho"/>
-          <w:b w:val="0"/>
-          <w:i w:val="0"/>
-          <w:sz w:val="24"/>
-        </w:rPr>
-        <w:t>. Geneva: United Nations.</w:t>
+        <w:t>Framework and suggested indicators to measure sustainable development</w:t>
+      </w:r>
+      <w:r>
+        <w:rPr>
+          <w:rFonts w:ascii="Times New Roman" w:hAnsi="Times New Roman" w:eastAsia="MS Mincho"/>
+          <w:b w:val="0"/>
+          <w:i w:val="0"/>
+          <w:sz w:val="24"/>
+        </w:rPr>
+        <w:t>. United Nations.</w:t>
       </w:r>
     </w:p>
     <w:sectPr>

--- a/gdp_tempo_paper/manuscript/manuscript_ja.docx
+++ b/gdp_tempo_paper/manuscript/manuscript_ja.docx
@@ -525,7 +525,7 @@
           <w:i w:val="0"/>
           <w:sz w:val="24"/>
         </w:rPr>
-        <w:t>本稿は、人口統計学との構造的類似性を利用し、両パラメータを同時に同定する。Bongaarts and Feeney (1998) が平均出産年齢のドリフトが完結出生率一定でも期間出生率を押し下げることを示し、Goldstein, Lutz, and Scherbov (2003) が単一の「忘れられた」パリティ別分散パラメータを加えると矛盾が解消することを示した。同じ数学が、精密な変数変換のもとで資本会計に適用される（表 2）。</w:t>
+        <w:t>本稿は、人口統計学との構造的類似性を利用し、両パラメータを同時に同定する。Bongaarts and Feeney (1998) が平均出産年齢のドリフトが完結出生率一定でも期間出生率を押し下げることを示し、Goldstein, Lutz, and Scherbov (2003) が単一の「忘れられた」パリティ別分散パラメータを加えると矛盾が解消することを示した。同じ数学が、精密な変数変換のもとで資本会計に適用される（表 2）。注目すべきは、テンポ調整それ自体が人口学の内部ですら数十年にわたり忘れられた洞察であったことである。出生テンポ文献は1970年代の定式化以降、Bongaarts and Feeney が1998年に復活させるまで休眠状態にあり、忘れられた分散パラメータが Goldstein, Lutz, and Scherbov によって補填されるにはさらに5年を要した。人口学者の目の前に一世代にわたり存在していたタイミング補正が、再発見されるや変革的であったとすれば、同一の補正が――資本会計およびGDP計測というはるかに広大な領域に初めて適用される場合に――新たな実証的内容を持たないとすれば、むしろ驚きであろう。</w:t>
       </w:r>
     </w:p>
     <w:p>
@@ -7401,7 +7401,7 @@
           <w:i w:val="0"/>
           <w:sz w:val="24"/>
         </w:rPr>
-        <w:t>図 6 と表 3 に III.5 節で定義した関係型 PIM 診断を報告する。二つの発見が際立つ。第一に、M0（即時 PIM、</w:t>
+        <w:t>図 6 と表 3 に 3.5 節で定義した関係型 PIM 診断を報告する。二つの発見が際立つ。第一に、M0（即時 PIM、</w:t>
       </w:r>
       <w:r>
         <w:rPr>
